--- a/DESARROLLO DE TITULACIÓN II/TESIS/ARCHIVO/Kushiro_Proyecto_de_Investigación.docx
+++ b/DESARROLLO DE TITULACIÓN II/TESIS/ARCHIVO/Kushiro_Proyecto_de_Investigación.docx
@@ -2631,7 +2631,7 @@
             </w:rPr>
             <w:fldChar w:fldCharType="separate"/>
           </w:r>
-          <w:hyperlink w:anchor="_Toc208785237" w:history="1">
+          <w:hyperlink w:anchor="_Toc208863928" w:history="1">
             <w:r>
               <w:rPr>
                 <w:rStyle w:val="Hipervnculo"/>
@@ -2659,7 +2659,7 @@
                 <w:noProof/>
                 <w:webHidden/>
               </w:rPr>
-              <w:instrText xml:space="preserve"> PAGEREF _Toc208785237 \h </w:instrText>
+              <w:instrText xml:space="preserve"> PAGEREF _Toc208863928 \h </w:instrText>
             </w:r>
             <w:r>
               <w:rPr>
@@ -2700,7 +2700,7 @@
               <w:lang w:eastAsia="es-EC"/>
             </w:rPr>
           </w:pPr>
-          <w:hyperlink w:anchor="_Toc208785238" w:history="1">
+          <w:hyperlink w:anchor="_Toc208863929" w:history="1">
             <w:r>
               <w:rPr>
                 <w:rStyle w:val="Hipervnculo"/>
@@ -2728,7 +2728,7 @@
                 <w:noProof/>
                 <w:webHidden/>
               </w:rPr>
-              <w:instrText xml:space="preserve"> PAGEREF _Toc208785238 \h </w:instrText>
+              <w:instrText xml:space="preserve"> PAGEREF _Toc208863929 \h </w:instrText>
             </w:r>
             <w:r>
               <w:rPr>
@@ -2769,7 +2769,7 @@
               <w:lang w:eastAsia="es-EC"/>
             </w:rPr>
           </w:pPr>
-          <w:hyperlink w:anchor="_Toc208785239" w:history="1">
+          <w:hyperlink w:anchor="_Toc208863930" w:history="1">
             <w:r>
               <w:rPr>
                 <w:rStyle w:val="Hipervnculo"/>
@@ -2796,7 +2796,7 @@
                 <w:noProof/>
                 <w:webHidden/>
               </w:rPr>
-              <w:instrText xml:space="preserve"> PAGEREF _Toc208785239 \h </w:instrText>
+              <w:instrText xml:space="preserve"> PAGEREF _Toc208863930 \h </w:instrText>
             </w:r>
             <w:r>
               <w:rPr>
@@ -2837,7 +2837,7 @@
               <w:lang w:eastAsia="es-EC"/>
             </w:rPr>
           </w:pPr>
-          <w:hyperlink w:anchor="_Toc208785240" w:history="1">
+          <w:hyperlink w:anchor="_Toc208863931" w:history="1">
             <w:r>
               <w:rPr>
                 <w:rStyle w:val="Hipervnculo"/>
@@ -2864,7 +2864,7 @@
                 <w:noProof/>
                 <w:webHidden/>
               </w:rPr>
-              <w:instrText xml:space="preserve"> PAGEREF _Toc208785240 \h </w:instrText>
+              <w:instrText xml:space="preserve"> PAGEREF _Toc208863931 \h </w:instrText>
             </w:r>
             <w:r>
               <w:rPr>
@@ -2905,7 +2905,7 @@
               <w:lang w:eastAsia="es-EC"/>
             </w:rPr>
           </w:pPr>
-          <w:hyperlink w:anchor="_Toc208785241" w:history="1">
+          <w:hyperlink w:anchor="_Toc208863932" w:history="1">
             <w:r>
               <w:rPr>
                 <w:rStyle w:val="Hipervnculo"/>
@@ -2932,7 +2932,7 @@
                 <w:noProof/>
                 <w:webHidden/>
               </w:rPr>
-              <w:instrText xml:space="preserve"> PAGEREF _Toc208785241 \h </w:instrText>
+              <w:instrText xml:space="preserve"> PAGEREF _Toc208863932 \h </w:instrText>
             </w:r>
             <w:r>
               <w:rPr>
@@ -2977,7 +2977,7 @@
               <w:lang w:eastAsia="es-EC"/>
             </w:rPr>
           </w:pPr>
-          <w:hyperlink w:anchor="_Toc208785242" w:history="1">
+          <w:hyperlink w:anchor="_Toc208863933" w:history="1">
             <w:r>
               <w:rPr>
                 <w:rStyle w:val="Hipervnculo"/>
@@ -3020,7 +3020,7 @@
                 <w:noProof/>
                 <w:webHidden/>
               </w:rPr>
-              <w:instrText xml:space="preserve"> PAGEREF _Toc208785242 \h </w:instrText>
+              <w:instrText xml:space="preserve"> PAGEREF _Toc208863933 \h </w:instrText>
             </w:r>
             <w:r>
               <w:rPr>
@@ -3065,7 +3065,7 @@
               <w:lang w:eastAsia="es-EC"/>
             </w:rPr>
           </w:pPr>
-          <w:hyperlink w:anchor="_Toc208785243" w:history="1">
+          <w:hyperlink w:anchor="_Toc208863934" w:history="1">
             <w:r>
               <w:rPr>
                 <w:rStyle w:val="Hipervnculo"/>
@@ -3108,7 +3108,7 @@
                 <w:noProof/>
                 <w:webHidden/>
               </w:rPr>
-              <w:instrText xml:space="preserve"> PAGEREF _Toc208785243 \h </w:instrText>
+              <w:instrText xml:space="preserve"> PAGEREF _Toc208863934 \h </w:instrText>
             </w:r>
             <w:r>
               <w:rPr>
@@ -3153,7 +3153,7 @@
               <w:lang w:eastAsia="es-EC"/>
             </w:rPr>
           </w:pPr>
-          <w:hyperlink w:anchor="_Toc208785244" w:history="1">
+          <w:hyperlink w:anchor="_Toc208863935" w:history="1">
             <w:r>
               <w:rPr>
                 <w:rStyle w:val="Hipervnculo"/>
@@ -3196,7 +3196,7 @@
                 <w:noProof/>
                 <w:webHidden/>
               </w:rPr>
-              <w:instrText xml:space="preserve"> PAGEREF _Toc208785244 \h </w:instrText>
+              <w:instrText xml:space="preserve"> PAGEREF _Toc208863935 \h </w:instrText>
             </w:r>
             <w:r>
               <w:rPr>
@@ -3241,7 +3241,7 @@
               <w:lang w:eastAsia="es-EC"/>
             </w:rPr>
           </w:pPr>
-          <w:hyperlink w:anchor="_Toc208785245" w:history="1">
+          <w:hyperlink w:anchor="_Toc208863936" w:history="1">
             <w:r>
               <w:rPr>
                 <w:rStyle w:val="Hipervnculo"/>
@@ -3284,7 +3284,7 @@
                 <w:noProof/>
                 <w:webHidden/>
               </w:rPr>
-              <w:instrText xml:space="preserve"> PAGEREF _Toc208785245 \h </w:instrText>
+              <w:instrText xml:space="preserve"> PAGEREF _Toc208863936 \h </w:instrText>
             </w:r>
             <w:r>
               <w:rPr>
@@ -3329,7 +3329,7 @@
               <w:lang w:eastAsia="es-EC"/>
             </w:rPr>
           </w:pPr>
-          <w:hyperlink w:anchor="_Toc208785246" w:history="1">
+          <w:hyperlink w:anchor="_Toc208863937" w:history="1">
             <w:r>
               <w:rPr>
                 <w:rStyle w:val="Hipervnculo"/>
@@ -3372,7 +3372,7 @@
                 <w:noProof/>
                 <w:webHidden/>
               </w:rPr>
-              <w:instrText xml:space="preserve"> PAGEREF _Toc208785246 \h </w:instrText>
+              <w:instrText xml:space="preserve"> PAGEREF _Toc208863937 \h </w:instrText>
             </w:r>
             <w:r>
               <w:rPr>
@@ -3417,7 +3417,7 @@
               <w:lang w:eastAsia="es-EC"/>
             </w:rPr>
           </w:pPr>
-          <w:hyperlink w:anchor="_Toc208785247" w:history="1">
+          <w:hyperlink w:anchor="_Toc208863938" w:history="1">
             <w:r>
               <w:rPr>
                 <w:rStyle w:val="Hipervnculo"/>
@@ -3460,7 +3460,7 @@
                 <w:noProof/>
                 <w:webHidden/>
               </w:rPr>
-              <w:instrText xml:space="preserve"> PAGEREF _Toc208785247 \h </w:instrText>
+              <w:instrText xml:space="preserve"> PAGEREF _Toc208863938 \h </w:instrText>
             </w:r>
             <w:r>
               <w:rPr>
@@ -3505,7 +3505,7 @@
               <w:lang w:eastAsia="es-EC"/>
             </w:rPr>
           </w:pPr>
-          <w:hyperlink w:anchor="_Toc208785248" w:history="1">
+          <w:hyperlink w:anchor="_Toc208863939" w:history="1">
             <w:r>
               <w:rPr>
                 <w:rStyle w:val="Hipervnculo"/>
@@ -3548,7 +3548,7 @@
                 <w:noProof/>
                 <w:webHidden/>
               </w:rPr>
-              <w:instrText xml:space="preserve"> PAGEREF _Toc208785248 \h </w:instrText>
+              <w:instrText xml:space="preserve"> PAGEREF _Toc208863939 \h </w:instrText>
             </w:r>
             <w:r>
               <w:rPr>
@@ -3593,7 +3593,7 @@
               <w:lang w:eastAsia="es-EC"/>
             </w:rPr>
           </w:pPr>
-          <w:hyperlink w:anchor="_Toc208785249" w:history="1">
+          <w:hyperlink w:anchor="_Toc208863940" w:history="1">
             <w:r>
               <w:rPr>
                 <w:rStyle w:val="Hipervnculo"/>
@@ -3636,7 +3636,7 @@
                 <w:noProof/>
                 <w:webHidden/>
               </w:rPr>
-              <w:instrText xml:space="preserve"> PAGEREF _Toc208785249 \h </w:instrText>
+              <w:instrText xml:space="preserve"> PAGEREF _Toc208863940 \h </w:instrText>
             </w:r>
             <w:r>
               <w:rPr>
@@ -3681,7 +3681,7 @@
               <w:lang w:eastAsia="es-EC"/>
             </w:rPr>
           </w:pPr>
-          <w:hyperlink w:anchor="_Toc208785250" w:history="1">
+          <w:hyperlink w:anchor="_Toc208863941" w:history="1">
             <w:r>
               <w:rPr>
                 <w:rStyle w:val="Hipervnculo"/>
@@ -3724,7 +3724,7 @@
                 <w:noProof/>
                 <w:webHidden/>
               </w:rPr>
-              <w:instrText xml:space="preserve"> PAGEREF _Toc208785250 \h </w:instrText>
+              <w:instrText xml:space="preserve"> PAGEREF _Toc208863941 \h </w:instrText>
             </w:r>
             <w:r>
               <w:rPr>
@@ -3769,7 +3769,7 @@
               <w:lang w:eastAsia="es-EC"/>
             </w:rPr>
           </w:pPr>
-          <w:hyperlink w:anchor="_Toc208785251" w:history="1">
+          <w:hyperlink w:anchor="_Toc208863942" w:history="1">
             <w:r>
               <w:rPr>
                 <w:rStyle w:val="Hipervnculo"/>
@@ -3812,7 +3812,7 @@
                 <w:noProof/>
                 <w:webHidden/>
               </w:rPr>
-              <w:instrText xml:space="preserve"> PAGEREF _Toc208785251 \h </w:instrText>
+              <w:instrText xml:space="preserve"> PAGEREF _Toc208863942 \h </w:instrText>
             </w:r>
             <w:r>
               <w:rPr>
@@ -3853,7 +3853,7 @@
               <w:lang w:eastAsia="es-EC"/>
             </w:rPr>
           </w:pPr>
-          <w:hyperlink w:anchor="_Toc208785252" w:history="1">
+          <w:hyperlink w:anchor="_Toc208863943" w:history="1">
             <w:r>
               <w:rPr>
                 <w:rStyle w:val="Hipervnculo"/>
@@ -3880,7 +3880,7 @@
                 <w:noProof/>
                 <w:webHidden/>
               </w:rPr>
-              <w:instrText xml:space="preserve"> PAGEREF _Toc208785252 \h </w:instrText>
+              <w:instrText xml:space="preserve"> PAGEREF _Toc208863943 \h </w:instrText>
             </w:r>
             <w:r>
               <w:rPr>
@@ -3921,7 +3921,7 @@
               <w:lang w:eastAsia="es-EC"/>
             </w:rPr>
           </w:pPr>
-          <w:hyperlink w:anchor="_Toc208785253" w:history="1">
+          <w:hyperlink w:anchor="_Toc208863944" w:history="1">
             <w:r>
               <w:rPr>
                 <w:rStyle w:val="Hipervnculo"/>
@@ -3948,7 +3948,7 @@
                 <w:noProof/>
                 <w:webHidden/>
               </w:rPr>
-              <w:instrText xml:space="preserve"> PAGEREF _Toc208785253 \h </w:instrText>
+              <w:instrText xml:space="preserve"> PAGEREF _Toc208863944 \h </w:instrText>
             </w:r>
             <w:r>
               <w:rPr>
@@ -3992,7 +3992,7 @@
               <w:lang w:eastAsia="es-EC"/>
             </w:rPr>
           </w:pPr>
-          <w:hyperlink w:anchor="_Toc208785254" w:history="1">
+          <w:hyperlink w:anchor="_Toc208863945" w:history="1">
             <w:r>
               <w:rPr>
                 <w:rStyle w:val="Hipervnculo"/>
@@ -4019,7 +4019,7 @@
                 <w:noProof/>
                 <w:webHidden/>
               </w:rPr>
-              <w:instrText xml:space="preserve"> PAGEREF _Toc208785254 \h </w:instrText>
+              <w:instrText xml:space="preserve"> PAGEREF _Toc208863945 \h </w:instrText>
             </w:r>
             <w:r>
               <w:rPr>
@@ -4063,7 +4063,7 @@
               <w:lang w:eastAsia="es-EC"/>
             </w:rPr>
           </w:pPr>
-          <w:hyperlink w:anchor="_Toc208785255" w:history="1">
+          <w:hyperlink w:anchor="_Toc208863946" w:history="1">
             <w:r>
               <w:rPr>
                 <w:rStyle w:val="Hipervnculo"/>
@@ -4090,7 +4090,7 @@
                 <w:noProof/>
                 <w:webHidden/>
               </w:rPr>
-              <w:instrText xml:space="preserve"> PAGEREF _Toc208785255 \h </w:instrText>
+              <w:instrText xml:space="preserve"> PAGEREF _Toc208863946 \h </w:instrText>
             </w:r>
             <w:r>
               <w:rPr>
@@ -4134,7 +4134,7 @@
               <w:lang w:eastAsia="es-EC"/>
             </w:rPr>
           </w:pPr>
-          <w:hyperlink w:anchor="_Toc208785256" w:history="1">
+          <w:hyperlink w:anchor="_Toc208863947" w:history="1">
             <w:r>
               <w:rPr>
                 <w:rStyle w:val="Hipervnculo"/>
@@ -4161,7 +4161,7 @@
                 <w:noProof/>
                 <w:webHidden/>
               </w:rPr>
-              <w:instrText xml:space="preserve"> PAGEREF _Toc208785256 \h </w:instrText>
+              <w:instrText xml:space="preserve"> PAGEREF _Toc208863947 \h </w:instrText>
             </w:r>
             <w:r>
               <w:rPr>
@@ -4205,7 +4205,7 @@
               <w:lang w:eastAsia="es-EC"/>
             </w:rPr>
           </w:pPr>
-          <w:hyperlink w:anchor="_Toc208785257" w:history="1">
+          <w:hyperlink w:anchor="_Toc208863948" w:history="1">
             <w:r>
               <w:rPr>
                 <w:rStyle w:val="Hipervnculo"/>
@@ -4232,7 +4232,7 @@
                 <w:noProof/>
                 <w:webHidden/>
               </w:rPr>
-              <w:instrText xml:space="preserve"> PAGEREF _Toc208785257 \h </w:instrText>
+              <w:instrText xml:space="preserve"> PAGEREF _Toc208863948 \h </w:instrText>
             </w:r>
             <w:r>
               <w:rPr>
@@ -4276,7 +4276,7 @@
               <w:lang w:eastAsia="es-EC"/>
             </w:rPr>
           </w:pPr>
-          <w:hyperlink w:anchor="_Toc208785258" w:history="1">
+          <w:hyperlink w:anchor="_Toc208863949" w:history="1">
             <w:r>
               <w:rPr>
                 <w:rStyle w:val="Hipervnculo"/>
@@ -4303,7 +4303,7 @@
                 <w:noProof/>
                 <w:webHidden/>
               </w:rPr>
-              <w:instrText xml:space="preserve"> PAGEREF _Toc208785258 \h </w:instrText>
+              <w:instrText xml:space="preserve"> PAGEREF _Toc208863949 \h </w:instrText>
             </w:r>
             <w:r>
               <w:rPr>
@@ -4347,7 +4347,7 @@
               <w:lang w:eastAsia="es-EC"/>
             </w:rPr>
           </w:pPr>
-          <w:hyperlink w:anchor="_Toc208785259" w:history="1">
+          <w:hyperlink w:anchor="_Toc208863950" w:history="1">
             <w:r>
               <w:rPr>
                 <w:rStyle w:val="Hipervnculo"/>
@@ -4374,7 +4374,7 @@
                 <w:noProof/>
                 <w:webHidden/>
               </w:rPr>
-              <w:instrText xml:space="preserve"> PAGEREF _Toc208785259 \h </w:instrText>
+              <w:instrText xml:space="preserve"> PAGEREF _Toc208863950 \h </w:instrText>
             </w:r>
             <w:r>
               <w:rPr>
@@ -4418,7 +4418,7 @@
               <w:lang w:eastAsia="es-EC"/>
             </w:rPr>
           </w:pPr>
-          <w:hyperlink w:anchor="_Toc208785260" w:history="1">
+          <w:hyperlink w:anchor="_Toc208863951" w:history="1">
             <w:r>
               <w:rPr>
                 <w:rStyle w:val="Hipervnculo"/>
@@ -4445,7 +4445,7 @@
                 <w:noProof/>
                 <w:webHidden/>
               </w:rPr>
-              <w:instrText xml:space="preserve"> PAGEREF _Toc208785260 \h </w:instrText>
+              <w:instrText xml:space="preserve"> PAGEREF _Toc208863951 \h </w:instrText>
             </w:r>
             <w:r>
               <w:rPr>
@@ -4489,7 +4489,7 @@
               <w:lang w:eastAsia="es-EC"/>
             </w:rPr>
           </w:pPr>
-          <w:hyperlink w:anchor="_Toc208785261" w:history="1">
+          <w:hyperlink w:anchor="_Toc208863952" w:history="1">
             <w:r>
               <w:rPr>
                 <w:rStyle w:val="Hipervnculo"/>
@@ -4516,7 +4516,7 @@
                 <w:noProof/>
                 <w:webHidden/>
               </w:rPr>
-              <w:instrText xml:space="preserve"> PAGEREF _Toc208785261 \h </w:instrText>
+              <w:instrText xml:space="preserve"> PAGEREF _Toc208863952 \h </w:instrText>
             </w:r>
             <w:r>
               <w:rPr>
@@ -4560,7 +4560,7 @@
               <w:lang w:eastAsia="es-EC"/>
             </w:rPr>
           </w:pPr>
-          <w:hyperlink w:anchor="_Toc208785262" w:history="1">
+          <w:hyperlink w:anchor="_Toc208863953" w:history="1">
             <w:r>
               <w:rPr>
                 <w:rStyle w:val="Hipervnculo"/>
@@ -4587,7 +4587,7 @@
                 <w:noProof/>
                 <w:webHidden/>
               </w:rPr>
-              <w:instrText xml:space="preserve"> PAGEREF _Toc208785262 \h </w:instrText>
+              <w:instrText xml:space="preserve"> PAGEREF _Toc208863953 \h </w:instrText>
             </w:r>
             <w:r>
               <w:rPr>
@@ -4631,7 +4631,7 @@
               <w:lang w:eastAsia="es-EC"/>
             </w:rPr>
           </w:pPr>
-          <w:hyperlink w:anchor="_Toc208785263" w:history="1">
+          <w:hyperlink w:anchor="_Toc208863954" w:history="1">
             <w:r>
               <w:rPr>
                 <w:rStyle w:val="Hipervnculo"/>
@@ -4658,7 +4658,7 @@
                 <w:noProof/>
                 <w:webHidden/>
               </w:rPr>
-              <w:instrText xml:space="preserve"> PAGEREF _Toc208785263 \h </w:instrText>
+              <w:instrText xml:space="preserve"> PAGEREF _Toc208863954 \h </w:instrText>
             </w:r>
             <w:r>
               <w:rPr>
@@ -4702,7 +4702,7 @@
               <w:lang w:eastAsia="es-EC"/>
             </w:rPr>
           </w:pPr>
-          <w:hyperlink w:anchor="_Toc208785264" w:history="1">
+          <w:hyperlink w:anchor="_Toc208863955" w:history="1">
             <w:r>
               <w:rPr>
                 <w:rStyle w:val="Hipervnculo"/>
@@ -4729,7 +4729,7 @@
                 <w:noProof/>
                 <w:webHidden/>
               </w:rPr>
-              <w:instrText xml:space="preserve"> PAGEREF _Toc208785264 \h </w:instrText>
+              <w:instrText xml:space="preserve"> PAGEREF _Toc208863955 \h </w:instrText>
             </w:r>
             <w:r>
               <w:rPr>
@@ -4773,7 +4773,7 @@
               <w:lang w:eastAsia="es-EC"/>
             </w:rPr>
           </w:pPr>
-          <w:hyperlink w:anchor="_Toc208785265" w:history="1">
+          <w:hyperlink w:anchor="_Toc208863956" w:history="1">
             <w:r>
               <w:rPr>
                 <w:rStyle w:val="Hipervnculo"/>
@@ -4800,7 +4800,7 @@
                 <w:noProof/>
                 <w:webHidden/>
               </w:rPr>
-              <w:instrText xml:space="preserve"> PAGEREF _Toc208785265 \h </w:instrText>
+              <w:instrText xml:space="preserve"> PAGEREF _Toc208863956 \h </w:instrText>
             </w:r>
             <w:r>
               <w:rPr>
@@ -4844,7 +4844,7 @@
               <w:lang w:eastAsia="es-EC"/>
             </w:rPr>
           </w:pPr>
-          <w:hyperlink w:anchor="_Toc208785266" w:history="1">
+          <w:hyperlink w:anchor="_Toc208863957" w:history="1">
             <w:r>
               <w:rPr>
                 <w:rStyle w:val="Hipervnculo"/>
@@ -4872,7 +4872,7 @@
                 <w:noProof/>
                 <w:webHidden/>
               </w:rPr>
-              <w:instrText xml:space="preserve"> PAGEREF _Toc208785266 \h </w:instrText>
+              <w:instrText xml:space="preserve"> PAGEREF _Toc208863957 \h </w:instrText>
             </w:r>
             <w:r>
               <w:rPr>
@@ -4916,7 +4916,7 @@
               <w:lang w:eastAsia="es-EC"/>
             </w:rPr>
           </w:pPr>
-          <w:hyperlink w:anchor="_Toc208785267" w:history="1">
+          <w:hyperlink w:anchor="_Toc208863958" w:history="1">
             <w:r>
               <w:rPr>
                 <w:rStyle w:val="Hipervnculo"/>
@@ -4943,7 +4943,7 @@
                 <w:noProof/>
                 <w:webHidden/>
               </w:rPr>
-              <w:instrText xml:space="preserve"> PAGEREF _Toc208785267 \h </w:instrText>
+              <w:instrText xml:space="preserve"> PAGEREF _Toc208863958 \h </w:instrText>
             </w:r>
             <w:r>
               <w:rPr>
@@ -4987,7 +4987,7 @@
               <w:lang w:eastAsia="es-EC"/>
             </w:rPr>
           </w:pPr>
-          <w:hyperlink w:anchor="_Toc208785268" w:history="1">
+          <w:hyperlink w:anchor="_Toc208863959" w:history="1">
             <w:r>
               <w:rPr>
                 <w:rStyle w:val="Hipervnculo"/>
@@ -5014,7 +5014,7 @@
                 <w:noProof/>
                 <w:webHidden/>
               </w:rPr>
-              <w:instrText xml:space="preserve"> PAGEREF _Toc208785268 \h </w:instrText>
+              <w:instrText xml:space="preserve"> PAGEREF _Toc208863959 \h </w:instrText>
             </w:r>
             <w:r>
               <w:rPr>
@@ -5058,7 +5058,7 @@
               <w:lang w:eastAsia="es-EC"/>
             </w:rPr>
           </w:pPr>
-          <w:hyperlink w:anchor="_Toc208785269" w:history="1">
+          <w:hyperlink w:anchor="_Toc208863960" w:history="1">
             <w:r>
               <w:rPr>
                 <w:rStyle w:val="Hipervnculo"/>
@@ -5085,7 +5085,7 @@
                 <w:noProof/>
                 <w:webHidden/>
               </w:rPr>
-              <w:instrText xml:space="preserve"> PAGEREF _Toc208785269 \h </w:instrText>
+              <w:instrText xml:space="preserve"> PAGEREF _Toc208863960 \h </w:instrText>
             </w:r>
             <w:r>
               <w:rPr>
@@ -5129,7 +5129,7 @@
               <w:lang w:eastAsia="es-EC"/>
             </w:rPr>
           </w:pPr>
-          <w:hyperlink w:anchor="_Toc208785270" w:history="1">
+          <w:hyperlink w:anchor="_Toc208863961" w:history="1">
             <w:r>
               <w:rPr>
                 <w:rStyle w:val="Hipervnculo"/>
@@ -5156,7 +5156,7 @@
                 <w:noProof/>
                 <w:webHidden/>
               </w:rPr>
-              <w:instrText xml:space="preserve"> PAGEREF _Toc208785270 \h </w:instrText>
+              <w:instrText xml:space="preserve"> PAGEREF _Toc208863961 \h </w:instrText>
             </w:r>
             <w:r>
               <w:rPr>
@@ -5200,7 +5200,7 @@
               <w:lang w:eastAsia="es-EC"/>
             </w:rPr>
           </w:pPr>
-          <w:hyperlink w:anchor="_Toc208785271" w:history="1">
+          <w:hyperlink w:anchor="_Toc208863962" w:history="1">
             <w:r>
               <w:rPr>
                 <w:rStyle w:val="Hipervnculo"/>
@@ -5227,7 +5227,7 @@
                 <w:noProof/>
                 <w:webHidden/>
               </w:rPr>
-              <w:instrText xml:space="preserve"> PAGEREF _Toc208785271 \h </w:instrText>
+              <w:instrText xml:space="preserve"> PAGEREF _Toc208863962 \h </w:instrText>
             </w:r>
             <w:r>
               <w:rPr>
@@ -5271,7 +5271,7 @@
               <w:lang w:eastAsia="es-EC"/>
             </w:rPr>
           </w:pPr>
-          <w:hyperlink w:anchor="_Toc208785272" w:history="1">
+          <w:hyperlink w:anchor="_Toc208863963" w:history="1">
             <w:r>
               <w:rPr>
                 <w:rStyle w:val="Hipervnculo"/>
@@ -5298,7 +5298,7 @@
                 <w:noProof/>
                 <w:webHidden/>
               </w:rPr>
-              <w:instrText xml:space="preserve"> PAGEREF _Toc208785272 \h </w:instrText>
+              <w:instrText xml:space="preserve"> PAGEREF _Toc208863963 \h </w:instrText>
             </w:r>
             <w:r>
               <w:rPr>
@@ -5342,7 +5342,7 @@
               <w:lang w:eastAsia="es-EC"/>
             </w:rPr>
           </w:pPr>
-          <w:hyperlink w:anchor="_Toc208785273" w:history="1">
+          <w:hyperlink w:anchor="_Toc208863964" w:history="1">
             <w:r>
               <w:rPr>
                 <w:rStyle w:val="Hipervnculo"/>
@@ -5369,7 +5369,7 @@
                 <w:noProof/>
                 <w:webHidden/>
               </w:rPr>
-              <w:instrText xml:space="preserve"> PAGEREF _Toc208785273 \h </w:instrText>
+              <w:instrText xml:space="preserve"> PAGEREF _Toc208863964 \h </w:instrText>
             </w:r>
             <w:r>
               <w:rPr>
@@ -5410,7 +5410,7 @@
               <w:lang w:eastAsia="es-EC"/>
             </w:rPr>
           </w:pPr>
-          <w:hyperlink w:anchor="_Toc208785274" w:history="1">
+          <w:hyperlink w:anchor="_Toc208863965" w:history="1">
             <w:r>
               <w:rPr>
                 <w:rStyle w:val="Hipervnculo"/>
@@ -5437,7 +5437,7 @@
                 <w:noProof/>
                 <w:webHidden/>
               </w:rPr>
-              <w:instrText xml:space="preserve"> PAGEREF _Toc208785274 \h </w:instrText>
+              <w:instrText xml:space="preserve"> PAGEREF _Toc208863965 \h </w:instrText>
             </w:r>
             <w:r>
               <w:rPr>
@@ -5478,7 +5478,7 @@
               <w:lang w:eastAsia="es-EC"/>
             </w:rPr>
           </w:pPr>
-          <w:hyperlink w:anchor="_Toc208785275" w:history="1">
+          <w:hyperlink w:anchor="_Toc208863966" w:history="1">
             <w:r>
               <w:rPr>
                 <w:rStyle w:val="Hipervnculo"/>
@@ -5505,7 +5505,7 @@
                 <w:noProof/>
                 <w:webHidden/>
               </w:rPr>
-              <w:instrText xml:space="preserve"> PAGEREF _Toc208785275 \h </w:instrText>
+              <w:instrText xml:space="preserve"> PAGEREF _Toc208863966 \h </w:instrText>
             </w:r>
             <w:r>
               <w:rPr>
@@ -5549,7 +5549,7 @@
               <w:lang w:eastAsia="es-EC"/>
             </w:rPr>
           </w:pPr>
-          <w:hyperlink w:anchor="_Toc208785276" w:history="1">
+          <w:hyperlink w:anchor="_Toc208863967" w:history="1">
             <w:r>
               <w:rPr>
                 <w:rStyle w:val="Hipervnculo"/>
@@ -5576,7 +5576,7 @@
                 <w:noProof/>
                 <w:webHidden/>
               </w:rPr>
-              <w:instrText xml:space="preserve"> PAGEREF _Toc208785276 \h </w:instrText>
+              <w:instrText xml:space="preserve"> PAGEREF _Toc208863967 \h </w:instrText>
             </w:r>
             <w:r>
               <w:rPr>
@@ -5620,7 +5620,7 @@
               <w:lang w:eastAsia="es-EC"/>
             </w:rPr>
           </w:pPr>
-          <w:hyperlink w:anchor="_Toc208785277" w:history="1">
+          <w:hyperlink w:anchor="_Toc208863968" w:history="1">
             <w:r>
               <w:rPr>
                 <w:rStyle w:val="Hipervnculo"/>
@@ -5647,7 +5647,7 @@
                 <w:noProof/>
                 <w:webHidden/>
               </w:rPr>
-              <w:instrText xml:space="preserve"> PAGEREF _Toc208785277 \h </w:instrText>
+              <w:instrText xml:space="preserve"> PAGEREF _Toc208863968 \h </w:instrText>
             </w:r>
             <w:r>
               <w:rPr>
@@ -5691,7 +5691,7 @@
               <w:lang w:eastAsia="es-EC"/>
             </w:rPr>
           </w:pPr>
-          <w:hyperlink w:anchor="_Toc208785278" w:history="1">
+          <w:hyperlink w:anchor="_Toc208863969" w:history="1">
             <w:r>
               <w:rPr>
                 <w:rStyle w:val="Hipervnculo"/>
@@ -5718,7 +5718,7 @@
                 <w:noProof/>
                 <w:webHidden/>
               </w:rPr>
-              <w:instrText xml:space="preserve"> PAGEREF _Toc208785278 \h </w:instrText>
+              <w:instrText xml:space="preserve"> PAGEREF _Toc208863969 \h </w:instrText>
             </w:r>
             <w:r>
               <w:rPr>
@@ -5762,7 +5762,7 @@
               <w:lang w:eastAsia="es-EC"/>
             </w:rPr>
           </w:pPr>
-          <w:hyperlink w:anchor="_Toc208785279" w:history="1">
+          <w:hyperlink w:anchor="_Toc208863970" w:history="1">
             <w:r>
               <w:rPr>
                 <w:rStyle w:val="Hipervnculo"/>
@@ -5789,7 +5789,7 @@
                 <w:noProof/>
                 <w:webHidden/>
               </w:rPr>
-              <w:instrText xml:space="preserve"> PAGEREF _Toc208785279 \h </w:instrText>
+              <w:instrText xml:space="preserve"> PAGEREF _Toc208863970 \h </w:instrText>
             </w:r>
             <w:r>
               <w:rPr>
@@ -5833,7 +5833,7 @@
               <w:lang w:eastAsia="es-EC"/>
             </w:rPr>
           </w:pPr>
-          <w:hyperlink w:anchor="_Toc208785280" w:history="1">
+          <w:hyperlink w:anchor="_Toc208863971" w:history="1">
             <w:r>
               <w:rPr>
                 <w:rStyle w:val="Hipervnculo"/>
@@ -5860,7 +5860,7 @@
                 <w:noProof/>
                 <w:webHidden/>
               </w:rPr>
-              <w:instrText xml:space="preserve"> PAGEREF _Toc208785280 \h </w:instrText>
+              <w:instrText xml:space="preserve"> PAGEREF _Toc208863971 \h </w:instrText>
             </w:r>
             <w:r>
               <w:rPr>
@@ -5904,7 +5904,7 @@
               <w:lang w:eastAsia="es-EC"/>
             </w:rPr>
           </w:pPr>
-          <w:hyperlink w:anchor="_Toc208785281" w:history="1">
+          <w:hyperlink w:anchor="_Toc208863972" w:history="1">
             <w:r>
               <w:rPr>
                 <w:rStyle w:val="Hipervnculo"/>
@@ -5931,7 +5931,7 @@
                 <w:noProof/>
                 <w:webHidden/>
               </w:rPr>
-              <w:instrText xml:space="preserve"> PAGEREF _Toc208785281 \h </w:instrText>
+              <w:instrText xml:space="preserve"> PAGEREF _Toc208863972 \h </w:instrText>
             </w:r>
             <w:r>
               <w:rPr>
@@ -5975,7 +5975,7 @@
               <w:lang w:eastAsia="es-EC"/>
             </w:rPr>
           </w:pPr>
-          <w:hyperlink w:anchor="_Toc208785282" w:history="1">
+          <w:hyperlink w:anchor="_Toc208863973" w:history="1">
             <w:r>
               <w:rPr>
                 <w:rStyle w:val="Hipervnculo"/>
@@ -6002,7 +6002,7 @@
                 <w:noProof/>
                 <w:webHidden/>
               </w:rPr>
-              <w:instrText xml:space="preserve"> PAGEREF _Toc208785282 \h </w:instrText>
+              <w:instrText xml:space="preserve"> PAGEREF _Toc208863973 \h </w:instrText>
             </w:r>
             <w:r>
               <w:rPr>
@@ -6046,7 +6046,7 @@
               <w:lang w:eastAsia="es-EC"/>
             </w:rPr>
           </w:pPr>
-          <w:hyperlink w:anchor="_Toc208785283" w:history="1">
+          <w:hyperlink w:anchor="_Toc208863974" w:history="1">
             <w:r>
               <w:rPr>
                 <w:rStyle w:val="Hipervnculo"/>
@@ -6073,7 +6073,7 @@
                 <w:noProof/>
                 <w:webHidden/>
               </w:rPr>
-              <w:instrText xml:space="preserve"> PAGEREF _Toc208785283 \h </w:instrText>
+              <w:instrText xml:space="preserve"> PAGEREF _Toc208863974 \h </w:instrText>
             </w:r>
             <w:r>
               <w:rPr>
@@ -6117,7 +6117,7 @@
               <w:lang w:eastAsia="es-EC"/>
             </w:rPr>
           </w:pPr>
-          <w:hyperlink w:anchor="_Toc208785284" w:history="1">
+          <w:hyperlink w:anchor="_Toc208863975" w:history="1">
             <w:r>
               <w:rPr>
                 <w:rStyle w:val="Hipervnculo"/>
@@ -6144,7 +6144,7 @@
                 <w:noProof/>
                 <w:webHidden/>
               </w:rPr>
-              <w:instrText xml:space="preserve"> PAGEREF _Toc208785284 \h </w:instrText>
+              <w:instrText xml:space="preserve"> PAGEREF _Toc208863975 \h </w:instrText>
             </w:r>
             <w:r>
               <w:rPr>
@@ -6188,7 +6188,7 @@
               <w:lang w:eastAsia="es-EC"/>
             </w:rPr>
           </w:pPr>
-          <w:hyperlink w:anchor="_Toc208785285" w:history="1">
+          <w:hyperlink w:anchor="_Toc208863976" w:history="1">
             <w:r>
               <w:rPr>
                 <w:rStyle w:val="Hipervnculo"/>
@@ -6215,7 +6215,7 @@
                 <w:noProof/>
                 <w:webHidden/>
               </w:rPr>
-              <w:instrText xml:space="preserve"> PAGEREF _Toc208785285 \h </w:instrText>
+              <w:instrText xml:space="preserve"> PAGEREF _Toc208863976 \h </w:instrText>
             </w:r>
             <w:r>
               <w:rPr>
@@ -6259,7 +6259,7 @@
               <w:lang w:eastAsia="es-EC"/>
             </w:rPr>
           </w:pPr>
-          <w:hyperlink w:anchor="_Toc208785286" w:history="1">
+          <w:hyperlink w:anchor="_Toc208863977" w:history="1">
             <w:r>
               <w:rPr>
                 <w:rStyle w:val="Hipervnculo"/>
@@ -6286,7 +6286,7 @@
                 <w:noProof/>
                 <w:webHidden/>
               </w:rPr>
-              <w:instrText xml:space="preserve"> PAGEREF _Toc208785286 \h </w:instrText>
+              <w:instrText xml:space="preserve"> PAGEREF _Toc208863977 \h </w:instrText>
             </w:r>
             <w:r>
               <w:rPr>
@@ -6330,7 +6330,7 @@
               <w:lang w:eastAsia="es-EC"/>
             </w:rPr>
           </w:pPr>
-          <w:hyperlink w:anchor="_Toc208785287" w:history="1">
+          <w:hyperlink w:anchor="_Toc208863978" w:history="1">
             <w:r>
               <w:rPr>
                 <w:rStyle w:val="Hipervnculo"/>
@@ -6357,7 +6357,7 @@
                 <w:noProof/>
                 <w:webHidden/>
               </w:rPr>
-              <w:instrText xml:space="preserve"> PAGEREF _Toc208785287 \h </w:instrText>
+              <w:instrText xml:space="preserve"> PAGEREF _Toc208863978 \h </w:instrText>
             </w:r>
             <w:r>
               <w:rPr>
@@ -6401,7 +6401,7 @@
               <w:lang w:eastAsia="es-EC"/>
             </w:rPr>
           </w:pPr>
-          <w:hyperlink w:anchor="_Toc208785288" w:history="1">
+          <w:hyperlink w:anchor="_Toc208863979" w:history="1">
             <w:r>
               <w:rPr>
                 <w:rStyle w:val="Hipervnculo"/>
@@ -6428,7 +6428,7 @@
                 <w:noProof/>
                 <w:webHidden/>
               </w:rPr>
-              <w:instrText xml:space="preserve"> PAGEREF _Toc208785288 \h </w:instrText>
+              <w:instrText xml:space="preserve"> PAGEREF _Toc208863979 \h </w:instrText>
             </w:r>
             <w:r>
               <w:rPr>
@@ -6472,7 +6472,7 @@
               <w:lang w:eastAsia="es-EC"/>
             </w:rPr>
           </w:pPr>
-          <w:hyperlink w:anchor="_Toc208785289" w:history="1">
+          <w:hyperlink w:anchor="_Toc208863980" w:history="1">
             <w:r>
               <w:rPr>
                 <w:rStyle w:val="Hipervnculo"/>
@@ -6499,7 +6499,7 @@
                 <w:noProof/>
                 <w:webHidden/>
               </w:rPr>
-              <w:instrText xml:space="preserve"> PAGEREF _Toc208785289 \h </w:instrText>
+              <w:instrText xml:space="preserve"> PAGEREF _Toc208863980 \h </w:instrText>
             </w:r>
             <w:r>
               <w:rPr>
@@ -6540,7 +6540,7 @@
               <w:lang w:eastAsia="es-EC"/>
             </w:rPr>
           </w:pPr>
-          <w:hyperlink w:anchor="_Toc208785290" w:history="1">
+          <w:hyperlink w:anchor="_Toc208863981" w:history="1">
             <w:r>
               <w:rPr>
                 <w:rStyle w:val="Hipervnculo"/>
@@ -6567,7 +6567,7 @@
                 <w:noProof/>
                 <w:webHidden/>
               </w:rPr>
-              <w:instrText xml:space="preserve"> PAGEREF _Toc208785290 \h </w:instrText>
+              <w:instrText xml:space="preserve"> PAGEREF _Toc208863981 \h </w:instrText>
             </w:r>
             <w:r>
               <w:rPr>
@@ -6587,7 +6587,7 @@
                 <w:noProof/>
                 <w:webHidden/>
               </w:rPr>
-              <w:t>21</w:t>
+              <w:t>22</w:t>
             </w:r>
             <w:r>
               <w:rPr>
@@ -6608,7 +6608,7 @@
               <w:lang w:eastAsia="es-EC"/>
             </w:rPr>
           </w:pPr>
-          <w:hyperlink w:anchor="_Toc208785291" w:history="1">
+          <w:hyperlink w:anchor="_Toc208863982" w:history="1">
             <w:r>
               <w:rPr>
                 <w:rStyle w:val="Hipervnculo"/>
@@ -6635,7 +6635,7 @@
                 <w:noProof/>
                 <w:webHidden/>
               </w:rPr>
-              <w:instrText xml:space="preserve"> PAGEREF _Toc208785291 \h </w:instrText>
+              <w:instrText xml:space="preserve"> PAGEREF _Toc208863982 \h </w:instrText>
             </w:r>
             <w:r>
               <w:rPr>
@@ -6655,7 +6655,7 @@
                 <w:noProof/>
                 <w:webHidden/>
               </w:rPr>
-              <w:t>21</w:t>
+              <w:t>22</w:t>
             </w:r>
             <w:r>
               <w:rPr>
@@ -6679,7 +6679,7 @@
               <w:lang w:eastAsia="es-EC"/>
             </w:rPr>
           </w:pPr>
-          <w:hyperlink w:anchor="_Toc208785292" w:history="1">
+          <w:hyperlink w:anchor="_Toc208863983" w:history="1">
             <w:r>
               <w:rPr>
                 <w:rStyle w:val="Hipervnculo"/>
@@ -6707,7 +6707,7 @@
                 <w:noProof/>
                 <w:webHidden/>
               </w:rPr>
-              <w:instrText xml:space="preserve"> PAGEREF _Toc208785292 \h </w:instrText>
+              <w:instrText xml:space="preserve"> PAGEREF _Toc208863983 \h </w:instrText>
             </w:r>
             <w:r>
               <w:rPr>
@@ -6727,7 +6727,7 @@
                 <w:noProof/>
                 <w:webHidden/>
               </w:rPr>
-              <w:t>22</w:t>
+              <w:t>23</w:t>
             </w:r>
             <w:r>
               <w:rPr>
@@ -6751,7 +6751,7 @@
               <w:lang w:eastAsia="es-EC"/>
             </w:rPr>
           </w:pPr>
-          <w:hyperlink w:anchor="_Toc208785293" w:history="1">
+          <w:hyperlink w:anchor="_Toc208863984" w:history="1">
             <w:r>
               <w:rPr>
                 <w:rStyle w:val="Hipervnculo"/>
@@ -6778,7 +6778,7 @@
                 <w:noProof/>
                 <w:webHidden/>
               </w:rPr>
-              <w:instrText xml:space="preserve"> PAGEREF _Toc208785293 \h </w:instrText>
+              <w:instrText xml:space="preserve"> PAGEREF _Toc208863984 \h </w:instrText>
             </w:r>
             <w:r>
               <w:rPr>
@@ -6798,7 +6798,7 @@
                 <w:noProof/>
                 <w:webHidden/>
               </w:rPr>
-              <w:t>22</w:t>
+              <w:t>23</w:t>
             </w:r>
             <w:r>
               <w:rPr>
@@ -6822,13 +6822,27 @@
               <w:lang w:eastAsia="es-EC"/>
             </w:rPr>
           </w:pPr>
-          <w:hyperlink w:anchor="_Toc208785294" w:history="1">
+          <w:hyperlink w:anchor="_Toc208863985" w:history="1">
             <w:r>
               <w:rPr>
                 <w:rStyle w:val="Hipervnculo"/>
                 <w:noProof/>
               </w:rPr>
-              <w:t>4.1.2. Arquitectura y componentes del modelo</w:t>
+              <w:t>4.1.2. Arquitectura y</w:t>
+            </w:r>
+            <w:r>
+              <w:rPr>
+                <w:rStyle w:val="Hipervnculo"/>
+                <w:noProof/>
+              </w:rPr>
+              <w:t xml:space="preserve"> </w:t>
+            </w:r>
+            <w:r>
+              <w:rPr>
+                <w:rStyle w:val="Hipervnculo"/>
+                <w:noProof/>
+              </w:rPr>
+              <w:t>componentes del modelo</w:t>
             </w:r>
             <w:r>
               <w:rPr>
@@ -6849,7 +6863,7 @@
                 <w:noProof/>
                 <w:webHidden/>
               </w:rPr>
-              <w:instrText xml:space="preserve"> PAGEREF _Toc208785294 \h </w:instrText>
+              <w:instrText xml:space="preserve"> PAGEREF _Toc208863985 \h </w:instrText>
             </w:r>
             <w:r>
               <w:rPr>
@@ -6869,7 +6883,7 @@
                 <w:noProof/>
                 <w:webHidden/>
               </w:rPr>
-              <w:t>23</w:t>
+              <w:t>25</w:t>
             </w:r>
             <w:r>
               <w:rPr>
@@ -6893,7 +6907,7 @@
               <w:lang w:eastAsia="es-EC"/>
             </w:rPr>
           </w:pPr>
-          <w:hyperlink w:anchor="_Toc208785295" w:history="1">
+          <w:hyperlink w:anchor="_Toc208863986" w:history="1">
             <w:r>
               <w:rPr>
                 <w:rStyle w:val="Hipervnculo"/>
@@ -6920,7 +6934,7 @@
                 <w:noProof/>
                 <w:webHidden/>
               </w:rPr>
-              <w:instrText xml:space="preserve"> PAGEREF _Toc208785295 \h </w:instrText>
+              <w:instrText xml:space="preserve"> PAGEREF _Toc208863986 \h </w:instrText>
             </w:r>
             <w:r>
               <w:rPr>
@@ -6940,7 +6954,7 @@
                 <w:noProof/>
                 <w:webHidden/>
               </w:rPr>
-              <w:t>27</w:t>
+              <w:t>30</w:t>
             </w:r>
             <w:r>
               <w:rPr>
@@ -6964,7 +6978,7 @@
               <w:lang w:eastAsia="es-EC"/>
             </w:rPr>
           </w:pPr>
-          <w:hyperlink w:anchor="_Toc208785296" w:history="1">
+          <w:hyperlink w:anchor="_Toc208863987" w:history="1">
             <w:r>
               <w:rPr>
                 <w:rStyle w:val="Hipervnculo"/>
@@ -6991,7 +7005,7 @@
                 <w:noProof/>
                 <w:webHidden/>
               </w:rPr>
-              <w:instrText xml:space="preserve"> PAGEREF _Toc208785296 \h </w:instrText>
+              <w:instrText xml:space="preserve"> PAGEREF _Toc208863987 \h </w:instrText>
             </w:r>
             <w:r>
               <w:rPr>
@@ -7011,7 +7025,7 @@
                 <w:noProof/>
                 <w:webHidden/>
               </w:rPr>
-              <w:t>28</w:t>
+              <w:t>30</w:t>
             </w:r>
             <w:r>
               <w:rPr>
@@ -7035,7 +7049,7 @@
               <w:lang w:eastAsia="es-EC"/>
             </w:rPr>
           </w:pPr>
-          <w:hyperlink w:anchor="_Toc208785297" w:history="1">
+          <w:hyperlink w:anchor="_Toc208863988" w:history="1">
             <w:r>
               <w:rPr>
                 <w:rStyle w:val="Hipervnculo"/>
@@ -7062,7 +7076,7 @@
                 <w:noProof/>
                 <w:webHidden/>
               </w:rPr>
-              <w:instrText xml:space="preserve"> PAGEREF _Toc208785297 \h </w:instrText>
+              <w:instrText xml:space="preserve"> PAGEREF _Toc208863988 \h </w:instrText>
             </w:r>
             <w:r>
               <w:rPr>
@@ -7082,7 +7096,7 @@
                 <w:noProof/>
                 <w:webHidden/>
               </w:rPr>
-              <w:t>30</w:t>
+              <w:t>33</w:t>
             </w:r>
             <w:r>
               <w:rPr>
@@ -7106,7 +7120,7 @@
               <w:lang w:eastAsia="es-EC"/>
             </w:rPr>
           </w:pPr>
-          <w:hyperlink w:anchor="_Toc208785298" w:history="1">
+          <w:hyperlink w:anchor="_Toc208863989" w:history="1">
             <w:r>
               <w:rPr>
                 <w:rStyle w:val="Hipervnculo"/>
@@ -7133,7 +7147,7 @@
                 <w:noProof/>
                 <w:webHidden/>
               </w:rPr>
-              <w:instrText xml:space="preserve"> PAGEREF _Toc208785298 \h </w:instrText>
+              <w:instrText xml:space="preserve"> PAGEREF _Toc208863989 \h </w:instrText>
             </w:r>
             <w:r>
               <w:rPr>
@@ -7153,7 +7167,7 @@
                 <w:noProof/>
                 <w:webHidden/>
               </w:rPr>
-              <w:t>33</w:t>
+              <w:t>36</w:t>
             </w:r>
             <w:r>
               <w:rPr>
@@ -7174,7 +7188,7 @@
               <w:lang w:eastAsia="es-EC"/>
             </w:rPr>
           </w:pPr>
-          <w:hyperlink w:anchor="_Toc208785299" w:history="1">
+          <w:hyperlink w:anchor="_Toc208863990" w:history="1">
             <w:r>
               <w:rPr>
                 <w:rStyle w:val="Hipervnculo"/>
@@ -7201,7 +7215,7 @@
                 <w:noProof/>
                 <w:webHidden/>
               </w:rPr>
-              <w:instrText xml:space="preserve"> PAGEREF _Toc208785299 \h </w:instrText>
+              <w:instrText xml:space="preserve"> PAGEREF _Toc208863990 \h </w:instrText>
             </w:r>
             <w:r>
               <w:rPr>
@@ -7221,7 +7235,7 @@
                 <w:noProof/>
                 <w:webHidden/>
               </w:rPr>
-              <w:t>39</w:t>
+              <w:t>42</w:t>
             </w:r>
             <w:r>
               <w:rPr>
@@ -7242,7 +7256,7 @@
               <w:lang w:eastAsia="es-EC"/>
             </w:rPr>
           </w:pPr>
-          <w:hyperlink w:anchor="_Toc208785300" w:history="1">
+          <w:hyperlink w:anchor="_Toc208863991" w:history="1">
             <w:r>
               <w:rPr>
                 <w:rStyle w:val="Hipervnculo"/>
@@ -7269,7 +7283,7 @@
                 <w:noProof/>
                 <w:webHidden/>
               </w:rPr>
-              <w:instrText xml:space="preserve"> PAGEREF _Toc208785300 \h </w:instrText>
+              <w:instrText xml:space="preserve"> PAGEREF _Toc208863991 \h </w:instrText>
             </w:r>
             <w:r>
               <w:rPr>
@@ -7289,7 +7303,7 @@
                 <w:noProof/>
                 <w:webHidden/>
               </w:rPr>
-              <w:t>39</w:t>
+              <w:t>42</w:t>
             </w:r>
             <w:r>
               <w:rPr>
@@ -7313,7 +7327,7 @@
               <w:lang w:eastAsia="es-EC"/>
             </w:rPr>
           </w:pPr>
-          <w:hyperlink w:anchor="_Toc208785301" w:history="1">
+          <w:hyperlink w:anchor="_Toc208863992" w:history="1">
             <w:r>
               <w:rPr>
                 <w:rStyle w:val="Hipervnculo"/>
@@ -7340,7 +7354,7 @@
                 <w:noProof/>
                 <w:webHidden/>
               </w:rPr>
-              <w:instrText xml:space="preserve"> PAGEREF _Toc208785301 \h </w:instrText>
+              <w:instrText xml:space="preserve"> PAGEREF _Toc208863992 \h </w:instrText>
             </w:r>
             <w:r>
               <w:rPr>
@@ -7360,7 +7374,7 @@
                 <w:noProof/>
                 <w:webHidden/>
               </w:rPr>
-              <w:t>40</w:t>
+              <w:t>43</w:t>
             </w:r>
             <w:r>
               <w:rPr>
@@ -7384,7 +7398,7 @@
               <w:lang w:eastAsia="es-EC"/>
             </w:rPr>
           </w:pPr>
-          <w:hyperlink w:anchor="_Toc208785302" w:history="1">
+          <w:hyperlink w:anchor="_Toc208863993" w:history="1">
             <w:r>
               <w:rPr>
                 <w:rStyle w:val="Hipervnculo"/>
@@ -7411,7 +7425,7 @@
                 <w:noProof/>
                 <w:webHidden/>
               </w:rPr>
-              <w:instrText xml:space="preserve"> PAGEREF _Toc208785302 \h </w:instrText>
+              <w:instrText xml:space="preserve"> PAGEREF _Toc208863993 \h </w:instrText>
             </w:r>
             <w:r>
               <w:rPr>
@@ -7431,7 +7445,7 @@
                 <w:noProof/>
                 <w:webHidden/>
               </w:rPr>
-              <w:t>40</w:t>
+              <w:t>43</w:t>
             </w:r>
             <w:r>
               <w:rPr>
@@ -7452,7 +7466,7 @@
               <w:lang w:eastAsia="es-EC"/>
             </w:rPr>
           </w:pPr>
-          <w:hyperlink w:anchor="_Toc208785303" w:history="1">
+          <w:hyperlink w:anchor="_Toc208863994" w:history="1">
             <w:r>
               <w:rPr>
                 <w:rStyle w:val="Hipervnculo"/>
@@ -7479,7 +7493,7 @@
                 <w:noProof/>
                 <w:webHidden/>
               </w:rPr>
-              <w:instrText xml:space="preserve"> PAGEREF _Toc208785303 \h </w:instrText>
+              <w:instrText xml:space="preserve"> PAGEREF _Toc208863994 \h </w:instrText>
             </w:r>
             <w:r>
               <w:rPr>
@@ -7499,7 +7513,7 @@
                 <w:noProof/>
                 <w:webHidden/>
               </w:rPr>
-              <w:t>41</w:t>
+              <w:t>44</w:t>
             </w:r>
             <w:r>
               <w:rPr>
@@ -7520,7 +7534,7 @@
               <w:lang w:eastAsia="es-EC"/>
             </w:rPr>
           </w:pPr>
-          <w:hyperlink w:anchor="_Toc208785304" w:history="1">
+          <w:hyperlink w:anchor="_Toc208863995" w:history="1">
             <w:r>
               <w:rPr>
                 <w:rStyle w:val="Hipervnculo"/>
@@ -7548,7 +7562,7 @@
                 <w:noProof/>
                 <w:webHidden/>
               </w:rPr>
-              <w:instrText xml:space="preserve"> PAGEREF _Toc208785304 \h </w:instrText>
+              <w:instrText xml:space="preserve"> PAGEREF _Toc208863995 \h </w:instrText>
             </w:r>
             <w:r>
               <w:rPr>
@@ -7568,7 +7582,7 @@
                 <w:noProof/>
                 <w:webHidden/>
               </w:rPr>
-              <w:t>41</w:t>
+              <w:t>44</w:t>
             </w:r>
             <w:r>
               <w:rPr>
@@ -7589,7 +7603,7 @@
               <w:lang w:eastAsia="es-EC"/>
             </w:rPr>
           </w:pPr>
-          <w:hyperlink w:anchor="_Toc208785305" w:history="1">
+          <w:hyperlink w:anchor="_Toc208863996" w:history="1">
             <w:r>
               <w:rPr>
                 <w:rStyle w:val="Hipervnculo"/>
@@ -7616,7 +7630,7 @@
                 <w:noProof/>
                 <w:webHidden/>
               </w:rPr>
-              <w:instrText xml:space="preserve"> PAGEREF _Toc208785305 \h </w:instrText>
+              <w:instrText xml:space="preserve"> PAGEREF _Toc208863996 \h </w:instrText>
             </w:r>
             <w:r>
               <w:rPr>
@@ -7636,7 +7650,7 @@
                 <w:noProof/>
                 <w:webHidden/>
               </w:rPr>
-              <w:t>47</w:t>
+              <w:t>51</w:t>
             </w:r>
             <w:r>
               <w:rPr>
@@ -7657,7 +7671,7 @@
               <w:lang w:eastAsia="es-EC"/>
             </w:rPr>
           </w:pPr>
-          <w:hyperlink w:anchor="_Toc208785306" w:history="1">
+          <w:hyperlink w:anchor="_Toc208863997" w:history="1">
             <w:r>
               <w:rPr>
                 <w:rStyle w:val="Hipervnculo"/>
@@ -7684,7 +7698,7 @@
                 <w:noProof/>
                 <w:webHidden/>
               </w:rPr>
-              <w:instrText xml:space="preserve"> PAGEREF _Toc208785306 \h </w:instrText>
+              <w:instrText xml:space="preserve"> PAGEREF _Toc208863997 \h </w:instrText>
             </w:r>
             <w:r>
               <w:rPr>
@@ -7704,7 +7718,7 @@
                 <w:noProof/>
                 <w:webHidden/>
               </w:rPr>
-              <w:t>47</w:t>
+              <w:t>51</w:t>
             </w:r>
             <w:r>
               <w:rPr>
@@ -7769,7 +7783,7 @@
           <w:noProof/>
         </w:rPr>
       </w:pPr>
-      <w:bookmarkStart w:id="2" w:name="_Toc208785237"/>
+      <w:bookmarkStart w:id="2" w:name="_Toc208863928"/>
       <w:r>
         <w:rPr>
           <w:lang w:val="es-ES"/>
@@ -7866,7 +7880,7 @@
             <w:noProof/>
             <w:webHidden/>
           </w:rPr>
-          <w:t>22</w:t>
+          <w:t>23</w:t>
         </w:r>
         <w:r>
           <w:rPr>
@@ -7946,7 +7960,7 @@
             <w:noProof/>
             <w:webHidden/>
           </w:rPr>
-          <w:t>24</w:t>
+          <w:t>26</w:t>
         </w:r>
         <w:r>
           <w:rPr>
@@ -8026,7 +8040,7 @@
             <w:noProof/>
             <w:webHidden/>
           </w:rPr>
-          <w:t>25</w:t>
+          <w:t>27</w:t>
         </w:r>
         <w:r>
           <w:rPr>
@@ -8106,7 +8120,7 @@
             <w:noProof/>
             <w:webHidden/>
           </w:rPr>
-          <w:t>26</w:t>
+          <w:t>29</w:t>
         </w:r>
         <w:r>
           <w:rPr>
@@ -8186,7 +8200,7 @@
             <w:noProof/>
             <w:webHidden/>
           </w:rPr>
-          <w:t>27</w:t>
+          <w:t>30</w:t>
         </w:r>
         <w:r>
           <w:rPr>
@@ -8266,7 +8280,7 @@
             <w:noProof/>
             <w:webHidden/>
           </w:rPr>
-          <w:t>28</w:t>
+          <w:t>31</w:t>
         </w:r>
         <w:r>
           <w:rPr>
@@ -8346,7 +8360,7 @@
             <w:noProof/>
             <w:webHidden/>
           </w:rPr>
-          <w:t>29</w:t>
+          <w:t>32</w:t>
         </w:r>
         <w:r>
           <w:rPr>
@@ -8426,7 +8440,7 @@
             <w:noProof/>
             <w:webHidden/>
           </w:rPr>
-          <w:t>29</w:t>
+          <w:t>32</w:t>
         </w:r>
         <w:r>
           <w:rPr>
@@ -8506,7 +8520,7 @@
             <w:noProof/>
             <w:webHidden/>
           </w:rPr>
-          <w:t>30</w:t>
+          <w:t>33</w:t>
         </w:r>
         <w:r>
           <w:rPr>
@@ -8586,7 +8600,7 @@
             <w:noProof/>
             <w:webHidden/>
           </w:rPr>
-          <w:t>31</w:t>
+          <w:t>34</w:t>
         </w:r>
         <w:r>
           <w:rPr>
@@ -8666,7 +8680,7 @@
             <w:noProof/>
             <w:webHidden/>
           </w:rPr>
-          <w:t>32</w:t>
+          <w:t>35</w:t>
         </w:r>
         <w:r>
           <w:rPr>
@@ -8746,7 +8760,7 @@
             <w:noProof/>
             <w:webHidden/>
           </w:rPr>
-          <w:t>32</w:t>
+          <w:t>35</w:t>
         </w:r>
         <w:r>
           <w:rPr>
@@ -8826,7 +8840,7 @@
             <w:noProof/>
             <w:webHidden/>
           </w:rPr>
-          <w:t>33</w:t>
+          <w:t>36</w:t>
         </w:r>
         <w:r>
           <w:rPr>
@@ -8906,7 +8920,7 @@
             <w:noProof/>
             <w:webHidden/>
           </w:rPr>
-          <w:t>34</w:t>
+          <w:t>37</w:t>
         </w:r>
         <w:r>
           <w:rPr>
@@ -8956,7 +8970,7 @@
           <w:lang w:val="es-ES"/>
         </w:rPr>
       </w:pPr>
-      <w:bookmarkStart w:id="3" w:name="_Toc208785238"/>
+      <w:bookmarkStart w:id="3" w:name="_Toc208863929"/>
       <w:r>
         <w:rPr>
           <w:lang w:val="es-ES"/>
@@ -9109,7 +9123,7 @@
       <w:pPr>
         <w:pStyle w:val="Ttulo1"/>
       </w:pPr>
-      <w:bookmarkStart w:id="4" w:name="_Toc208785239"/>
+      <w:bookmarkStart w:id="4" w:name="_Toc208863930"/>
       <w:r>
         <w:lastRenderedPageBreak/>
         <w:t>INTRODUCCIÓN</w:t>
@@ -9321,7 +9335,7 @@
           <w:rPr>
             <w:color w:val="000000"/>
           </w:rPr>
-          <w:tag w:val="MENDELEY_CITATION_v3_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"/>
+          <w:tag w:val="MENDELEY_CITATION_v3_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"/>
           <w:id w:val="1532695438"/>
           <w:placeholder>
             <w:docPart w:val="DefaultPlaceholder_-1854013440"/>
@@ -9512,7 +9526,7 @@
       <w:pPr>
         <w:pStyle w:val="Ttulo1"/>
       </w:pPr>
-      <w:bookmarkStart w:id="5" w:name="_Toc208785240"/>
+      <w:bookmarkStart w:id="5" w:name="_Toc208863931"/>
       <w:r>
         <w:t>CAPÍTULO I</w:t>
       </w:r>
@@ -9522,7 +9536,7 @@
       <w:pPr>
         <w:pStyle w:val="Ttulo1"/>
       </w:pPr>
-      <w:bookmarkStart w:id="6" w:name="_Toc208785241"/>
+      <w:bookmarkStart w:id="6" w:name="_Toc208863932"/>
       <w:r>
         <w:t>CONTEXTUALIZACIÓN DE LA INVESTIGACIÓN</w:t>
       </w:r>
@@ -9619,7 +9633,7 @@
           <w:numId w:val="19"/>
         </w:numPr>
       </w:pPr>
-      <w:bookmarkStart w:id="7" w:name="_Toc208785242"/>
+      <w:bookmarkStart w:id="7" w:name="_Toc208863933"/>
       <w:r>
         <w:lastRenderedPageBreak/>
         <w:t xml:space="preserve">Problema de </w:t>
@@ -9637,7 +9651,7 @@
           <w:numId w:val="19"/>
         </w:numPr>
       </w:pPr>
-      <w:bookmarkStart w:id="8" w:name="_Toc208785243"/>
+      <w:bookmarkStart w:id="8" w:name="_Toc208863934"/>
       <w:r>
         <w:t>Planteamiento del problema</w:t>
       </w:r>
@@ -9783,7 +9797,7 @@
           <w:numId w:val="19"/>
         </w:numPr>
       </w:pPr>
-      <w:bookmarkStart w:id="9" w:name="_Toc208785244"/>
+      <w:bookmarkStart w:id="9" w:name="_Toc208863935"/>
       <w:r>
         <w:lastRenderedPageBreak/>
         <w:t>Diagnóstico</w:t>
@@ -9844,7 +9858,7 @@
           <w:numId w:val="19"/>
         </w:numPr>
       </w:pPr>
-      <w:bookmarkStart w:id="10" w:name="_Toc208785245"/>
+      <w:bookmarkStart w:id="10" w:name="_Toc208863936"/>
       <w:r>
         <w:t>Pronóstico</w:t>
       </w:r>
@@ -9877,7 +9891,7 @@
           <w:numId w:val="19"/>
         </w:numPr>
       </w:pPr>
-      <w:bookmarkStart w:id="11" w:name="_Toc208785246"/>
+      <w:bookmarkStart w:id="11" w:name="_Toc208863937"/>
       <w:r>
         <w:t>Formulación del problema</w:t>
       </w:r>
@@ -9920,7 +9934,7 @@
           <w:numId w:val="19"/>
         </w:numPr>
       </w:pPr>
-      <w:bookmarkStart w:id="12" w:name="_Toc208785247"/>
+      <w:bookmarkStart w:id="12" w:name="_Toc208863938"/>
       <w:r>
         <w:lastRenderedPageBreak/>
         <w:t>Sistematización</w:t>
@@ -9989,7 +10003,7 @@
           <w:numId w:val="19"/>
         </w:numPr>
       </w:pPr>
-      <w:bookmarkStart w:id="13" w:name="_Toc208785248"/>
+      <w:bookmarkStart w:id="13" w:name="_Toc208863939"/>
       <w:r>
         <w:t>O</w:t>
       </w:r>
@@ -10006,7 +10020,7 @@
           <w:numId w:val="19"/>
         </w:numPr>
       </w:pPr>
-      <w:bookmarkStart w:id="14" w:name="_Toc208785249"/>
+      <w:bookmarkStart w:id="14" w:name="_Toc208863940"/>
       <w:r>
         <w:t>Objetivo General:</w:t>
       </w:r>
@@ -10044,7 +10058,7 @@
           <w:numId w:val="19"/>
         </w:numPr>
       </w:pPr>
-      <w:bookmarkStart w:id="17" w:name="_Toc208785250"/>
+      <w:bookmarkStart w:id="17" w:name="_Toc208863941"/>
       <w:bookmarkEnd w:id="15"/>
       <w:r>
         <w:t>Objetivos Específicos:</w:t>
@@ -10133,7 +10147,7 @@
           <w:numId w:val="19"/>
         </w:numPr>
       </w:pPr>
-      <w:bookmarkStart w:id="24" w:name="_Toc208785251"/>
+      <w:bookmarkStart w:id="24" w:name="_Toc208863942"/>
       <w:bookmarkEnd w:id="22"/>
       <w:r>
         <w:t>JUSTIFICACIÓN</w:t>
@@ -10277,7 +10291,7 @@
         <w:pStyle w:val="Ttulo1"/>
       </w:pPr>
       <w:bookmarkStart w:id="25" w:name="_Ref208765427"/>
-      <w:bookmarkStart w:id="26" w:name="_Toc208785252"/>
+      <w:bookmarkStart w:id="26" w:name="_Toc208863943"/>
       <w:r>
         <w:t>CAPÍTULO II</w:t>
       </w:r>
@@ -10288,7 +10302,7 @@
       <w:pPr>
         <w:pStyle w:val="Ttulo1"/>
       </w:pPr>
-      <w:bookmarkStart w:id="27" w:name="_Toc208785253"/>
+      <w:bookmarkStart w:id="27" w:name="_Toc208863944"/>
       <w:r>
         <w:t>FUNDAMENTACIÓN TEÓRICA DE LA INVESTIGACIÓN</w:t>
       </w:r>
@@ -10310,7 +10324,7 @@
       <w:pPr>
         <w:pStyle w:val="Ttulo2"/>
       </w:pPr>
-      <w:bookmarkStart w:id="28" w:name="_Toc208785254"/>
+      <w:bookmarkStart w:id="28" w:name="_Toc208863945"/>
       <w:r>
         <w:lastRenderedPageBreak/>
         <w:t>2.1.</w:t>
@@ -10332,7 +10346,7 @@
       <w:pPr>
         <w:pStyle w:val="Ttulo3"/>
       </w:pPr>
-      <w:bookmarkStart w:id="29" w:name="_Toc208785255"/>
+      <w:bookmarkStart w:id="29" w:name="_Toc208863946"/>
       <w:r>
         <w:t xml:space="preserve">2.1.1. Modelo </w:t>
       </w:r>
@@ -10570,7 +10584,7 @@
       <w:pPr>
         <w:pStyle w:val="Ttulo3"/>
       </w:pPr>
-      <w:bookmarkStart w:id="30" w:name="_Toc208785256"/>
+      <w:bookmarkStart w:id="30" w:name="_Toc208863947"/>
       <w:r>
         <w:lastRenderedPageBreak/>
         <w:t xml:space="preserve">2.1.2. Inteligencia </w:t>
@@ -10632,7 +10646,7 @@
       <w:pPr>
         <w:pStyle w:val="Ttulo3"/>
       </w:pPr>
-      <w:bookmarkStart w:id="31" w:name="_Toc208785257"/>
+      <w:bookmarkStart w:id="31" w:name="_Toc208863948"/>
       <w:r>
         <w:t>2.1.3. Diseño de interfaces educativas</w:t>
       </w:r>
@@ -10716,7 +10730,7 @@
       <w:pPr>
         <w:pStyle w:val="Ttulo3"/>
       </w:pPr>
-      <w:bookmarkStart w:id="32" w:name="_Toc208785258"/>
+      <w:bookmarkStart w:id="32" w:name="_Toc208863949"/>
       <w:r>
         <w:t>2.1.4. Trigonometría</w:t>
       </w:r>
@@ -10757,7 +10771,7 @@
       <w:pPr>
         <w:pStyle w:val="Ttulo3"/>
       </w:pPr>
-      <w:bookmarkStart w:id="33" w:name="_Toc208785259"/>
+      <w:bookmarkStart w:id="33" w:name="_Toc208863950"/>
       <w:r>
         <w:lastRenderedPageBreak/>
         <w:t>2.1.5. A</w:t>
@@ -10851,7 +10865,7 @@
       <w:pPr>
         <w:pStyle w:val="Ttulo3"/>
       </w:pPr>
-      <w:bookmarkStart w:id="34" w:name="_Toc208785260"/>
+      <w:bookmarkStart w:id="34" w:name="_Toc208863951"/>
       <w:r>
         <w:t>2.1.6. Software educativo</w:t>
       </w:r>
@@ -10923,7 +10937,7 @@
       <w:pPr>
         <w:pStyle w:val="Ttulo3"/>
       </w:pPr>
-      <w:bookmarkStart w:id="35" w:name="_Toc208785261"/>
+      <w:bookmarkStart w:id="35" w:name="_Toc208863952"/>
       <w:r>
         <w:t xml:space="preserve">2.1.7. </w:t>
       </w:r>
@@ -11028,7 +11042,7 @@
       <w:pPr>
         <w:pStyle w:val="Ttulo3"/>
       </w:pPr>
-      <w:bookmarkStart w:id="36" w:name="_Toc208785262"/>
+      <w:bookmarkStart w:id="36" w:name="_Toc208863953"/>
       <w:r>
         <w:lastRenderedPageBreak/>
         <w:t xml:space="preserve">2.1.8. </w:t>
@@ -11076,7 +11090,7 @@
           <w:rPr>
             <w:color w:val="000000"/>
           </w:rPr>
-          <w:tag w:val="MENDELEY_CITATION_v3_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"/>
+          <w:tag w:val="MENDELEY_CITATION_v3_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"/>
           <w:id w:val="-801298641"/>
           <w:placeholder>
             <w:docPart w:val="DefaultPlaceholder_-1854013440"/>
@@ -11107,7 +11121,7 @@
           <w:rPr>
             <w:color w:val="000000"/>
           </w:rPr>
-          <w:tag w:val="MENDELEY_CITATION_v3_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"/>
+          <w:tag w:val="MENDELEY_CITATION_v3_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"/>
           <w:id w:val="-770779530"/>
           <w:placeholder>
             <w:docPart w:val="DefaultPlaceholder_-1854013440"/>
@@ -11133,7 +11147,7 @@
           <w:rPr>
             <w:color w:val="000000"/>
           </w:rPr>
-          <w:tag w:val="MENDELEY_CITATION_v3_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"/>
+          <w:tag w:val="MENDELEY_CITATION_v3_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"/>
           <w:id w:val="368342075"/>
           <w:placeholder>
             <w:docPart w:val="DefaultPlaceholder_-1854013440"/>
@@ -11156,7 +11170,7 @@
       <w:pPr>
         <w:pStyle w:val="Ttulo3"/>
       </w:pPr>
-      <w:bookmarkStart w:id="37" w:name="_Toc208785263"/>
+      <w:bookmarkStart w:id="37" w:name="_Toc208863954"/>
       <w:r>
         <w:t xml:space="preserve">2.1.9. </w:t>
       </w:r>
@@ -11250,7 +11264,7 @@
       <w:pPr>
         <w:pStyle w:val="Ttulo3"/>
       </w:pPr>
-      <w:bookmarkStart w:id="38" w:name="_Toc208785264"/>
+      <w:bookmarkStart w:id="38" w:name="_Toc208863955"/>
       <w:r>
         <w:lastRenderedPageBreak/>
         <w:t xml:space="preserve">2.1.10. </w:t>
@@ -11295,7 +11309,7 @@
           <w:bCs/>
         </w:rPr>
       </w:pPr>
-      <w:bookmarkStart w:id="39" w:name="_Toc208785265"/>
+      <w:bookmarkStart w:id="39" w:name="_Toc208863956"/>
       <w:r>
         <w:t xml:space="preserve">2.2. </w:t>
       </w:r>
@@ -11311,7 +11325,7 @@
           <w:rFonts w:eastAsia="Times New Roman"/>
         </w:rPr>
       </w:pPr>
-      <w:bookmarkStart w:id="40" w:name="_Toc208785266"/>
+      <w:bookmarkStart w:id="40" w:name="_Toc208863957"/>
       <w:r>
         <w:rPr>
           <w:rFonts w:eastAsia="Times New Roman"/>
@@ -11397,7 +11411,7 @@
       <w:pPr>
         <w:pStyle w:val="Ttulo3"/>
       </w:pPr>
-      <w:bookmarkStart w:id="41" w:name="_Toc208785267"/>
+      <w:bookmarkStart w:id="41" w:name="_Toc208863958"/>
       <w:r>
         <w:lastRenderedPageBreak/>
         <w:t xml:space="preserve">2.2.2. </w:t>
@@ -11498,7 +11512,7 @@
       <w:pPr>
         <w:pStyle w:val="Ttulo3"/>
       </w:pPr>
-      <w:bookmarkStart w:id="42" w:name="_Toc208785268"/>
+      <w:bookmarkStart w:id="42" w:name="_Toc208863959"/>
       <w:r>
         <w:lastRenderedPageBreak/>
         <w:t>2.2.</w:t>
@@ -11599,7 +11613,7 @@
       <w:pPr>
         <w:pStyle w:val="Ttulo2"/>
       </w:pPr>
-      <w:bookmarkStart w:id="43" w:name="_Toc208785269"/>
+      <w:bookmarkStart w:id="43" w:name="_Toc208863960"/>
       <w:r>
         <w:t>2.3. Marco legal</w:t>
       </w:r>
@@ -11614,7 +11628,7 @@
       <w:pPr>
         <w:pStyle w:val="Ttulo3"/>
       </w:pPr>
-      <w:bookmarkStart w:id="44" w:name="_Toc208785270"/>
+      <w:bookmarkStart w:id="44" w:name="_Toc208863961"/>
       <w:r>
         <w:t xml:space="preserve">2.3.1. </w:t>
       </w:r>
@@ -11726,7 +11740,7 @@
       <w:pPr>
         <w:pStyle w:val="Ttulo3"/>
       </w:pPr>
-      <w:bookmarkStart w:id="45" w:name="_Toc208785271"/>
+      <w:bookmarkStart w:id="45" w:name="_Toc208863962"/>
       <w:r>
         <w:t xml:space="preserve">2.3.2. </w:t>
       </w:r>
@@ -11821,7 +11835,7 @@
       <w:pPr>
         <w:pStyle w:val="Ttulo3"/>
       </w:pPr>
-      <w:bookmarkStart w:id="46" w:name="_Toc208785272"/>
+      <w:bookmarkStart w:id="46" w:name="_Toc208863963"/>
       <w:r>
         <w:lastRenderedPageBreak/>
         <w:t xml:space="preserve">2.3.3. </w:t>
@@ -11904,7 +11918,7 @@
       <w:pPr>
         <w:pStyle w:val="Ttulo3"/>
       </w:pPr>
-      <w:bookmarkStart w:id="47" w:name="_Toc208785273"/>
+      <w:bookmarkStart w:id="47" w:name="_Toc208863964"/>
       <w:r>
         <w:t xml:space="preserve">2.3.4. </w:t>
       </w:r>
@@ -12056,7 +12070,7 @@
       <w:pPr>
         <w:pStyle w:val="Ttulo1"/>
       </w:pPr>
-      <w:bookmarkStart w:id="48" w:name="_Toc208785274"/>
+      <w:bookmarkStart w:id="48" w:name="_Toc208863965"/>
       <w:r>
         <w:t>CAPÍTULO III</w:t>
       </w:r>
@@ -12066,7 +12080,7 @@
       <w:pPr>
         <w:pStyle w:val="Ttulo1"/>
       </w:pPr>
-      <w:bookmarkStart w:id="49" w:name="_Toc208785275"/>
+      <w:bookmarkStart w:id="49" w:name="_Toc208863966"/>
       <w:r>
         <w:t>METODOLOGÍA DE LA INVESTIGACIÓN</w:t>
       </w:r>
@@ -12088,7 +12102,7 @@
       <w:pPr>
         <w:pStyle w:val="Ttulo2"/>
       </w:pPr>
-      <w:bookmarkStart w:id="50" w:name="_Toc208785276"/>
+      <w:bookmarkStart w:id="50" w:name="_Toc208863967"/>
       <w:r>
         <w:lastRenderedPageBreak/>
         <w:t>3.1. Localización</w:t>
@@ -12100,7 +12114,7 @@
       <w:pPr>
         <w:pStyle w:val="Ttulo2"/>
       </w:pPr>
-      <w:bookmarkStart w:id="51" w:name="_Toc208785277"/>
+      <w:bookmarkStart w:id="51" w:name="_Toc208863968"/>
       <w:r>
         <w:t xml:space="preserve">3.2. </w:t>
       </w:r>
@@ -12124,7 +12138,7 @@
       <w:pPr>
         <w:pStyle w:val="Ttulo3"/>
       </w:pPr>
-      <w:bookmarkStart w:id="52" w:name="_Toc208785278"/>
+      <w:bookmarkStart w:id="52" w:name="_Toc208863969"/>
       <w:r>
         <w:t xml:space="preserve">3.2.1. </w:t>
       </w:r>
@@ -12148,7 +12162,7 @@
       <w:pPr>
         <w:pStyle w:val="Ttulo3"/>
       </w:pPr>
-      <w:bookmarkStart w:id="53" w:name="_Toc208785279"/>
+      <w:bookmarkStart w:id="53" w:name="_Toc208863970"/>
       <w:r>
         <w:t xml:space="preserve">3.2.2. </w:t>
       </w:r>
@@ -12166,7 +12180,7 @@
       <w:pPr>
         <w:pStyle w:val="Ttulo2"/>
       </w:pPr>
-      <w:bookmarkStart w:id="54" w:name="_Toc208785280"/>
+      <w:bookmarkStart w:id="54" w:name="_Toc208863971"/>
       <w:r>
         <w:t>3.3.</w:t>
       </w:r>
@@ -12182,7 +12196,7 @@
       <w:pPr>
         <w:pStyle w:val="Ttulo3"/>
       </w:pPr>
-      <w:bookmarkStart w:id="55" w:name="_Toc208785281"/>
+      <w:bookmarkStart w:id="55" w:name="_Toc208863972"/>
       <w:r>
         <w:t xml:space="preserve">3.3.1. </w:t>
       </w:r>
@@ -12224,7 +12238,7 @@
       <w:pPr>
         <w:pStyle w:val="Ttulo3"/>
       </w:pPr>
-      <w:bookmarkStart w:id="56" w:name="_Toc208785282"/>
+      <w:bookmarkStart w:id="56" w:name="_Toc208863973"/>
       <w:r>
         <w:t xml:space="preserve">3.3.2. </w:t>
       </w:r>
@@ -12245,7 +12259,7 @@
       <w:pPr>
         <w:pStyle w:val="Ttulo2"/>
       </w:pPr>
-      <w:bookmarkStart w:id="57" w:name="_Toc208785283"/>
+      <w:bookmarkStart w:id="57" w:name="_Toc208863974"/>
       <w:r>
         <w:t xml:space="preserve">3.4. </w:t>
       </w:r>
@@ -12296,7 +12310,7 @@
       <w:pPr>
         <w:pStyle w:val="Ttulo2"/>
       </w:pPr>
-      <w:bookmarkStart w:id="58" w:name="_Toc208785284"/>
+      <w:bookmarkStart w:id="58" w:name="_Toc208863975"/>
       <w:r>
         <w:lastRenderedPageBreak/>
         <w:t xml:space="preserve">3.5. </w:t>
@@ -12310,7 +12324,7 @@
       <w:pPr>
         <w:pStyle w:val="Ttulo3"/>
       </w:pPr>
-      <w:bookmarkStart w:id="59" w:name="_Toc208785285"/>
+      <w:bookmarkStart w:id="59" w:name="_Toc208863976"/>
       <w:r>
         <w:t xml:space="preserve">3.5.1. </w:t>
       </w:r>
@@ -12328,7 +12342,7 @@
       <w:pPr>
         <w:pStyle w:val="Ttulo3"/>
       </w:pPr>
-      <w:bookmarkStart w:id="60" w:name="_Toc208785286"/>
+      <w:bookmarkStart w:id="60" w:name="_Toc208863977"/>
       <w:r>
         <w:t xml:space="preserve">3.5.2. </w:t>
       </w:r>
@@ -12347,7 +12361,7 @@
         <w:pStyle w:val="Ttulo3"/>
       </w:pPr>
       <w:bookmarkStart w:id="61" w:name="_Toc205489160"/>
-      <w:bookmarkStart w:id="62" w:name="_Toc208785287"/>
+      <w:bookmarkStart w:id="62" w:name="_Toc208863978"/>
       <w:r>
         <w:t>3.5.3. Participantes</w:t>
       </w:r>
@@ -12355,12 +12369,14 @@
       <w:bookmarkEnd w:id="62"/>
     </w:p>
     <w:p/>
+    <w:p/>
+    <w:p/>
     <w:p>
       <w:pPr>
         <w:pStyle w:val="Ttulo3"/>
       </w:pPr>
       <w:bookmarkStart w:id="63" w:name="_Toc205489161"/>
-      <w:bookmarkStart w:id="64" w:name="_Toc208785288"/>
+      <w:bookmarkStart w:id="64" w:name="_Toc208863979"/>
       <w:r>
         <w:t>3.</w:t>
       </w:r>
@@ -12406,12 +12422,16 @@
         <w:t xml:space="preserve"> Correspondiendo al segundo objetivo específico, esta fase traduce el modelo conceptual en un producto funcional: la aplicación web para la enseñanza de la trigonometría. El diseño se orienta a la implementación de una interfaz accesible y adaptativa que integre eficazmente la API de la inteligencia artificial generativa. Durante esta etapa, se realizan pruebas internas de funcionalidad y se verifica el cumplimiento de principios de usabilidad reconocidos, como las heurísticas de Nielsen, para asegurar que la herramienta ofrezca una experiencia de usuario óptima antes de su validación con los estudiantes.</w:t>
       </w:r>
     </w:p>
+    <w:p/>
+    <w:p/>
+    <w:p/>
     <w:p>
       <w:r>
         <w:rPr>
           <w:b/>
           <w:bCs/>
         </w:rPr>
+        <w:lastRenderedPageBreak/>
         <w:t>Fase III: Validación Empírica y Evaluación.</w:t>
       </w:r>
       <w:r>
@@ -12477,11 +12497,7 @@
         <w:t xml:space="preserve"> (PSSUQ), a una muestra de estudiantes de educación básica superior. El análisis de estos datos permite describir la experiencia del usuario y evaluar la efectividad del modelo cualitativo implementado. La</w:t>
       </w:r>
       <w:r>
-        <w:t xml:space="preserve"> retroalimentación obtenida es crucial para refinar la </w:t>
-      </w:r>
-      <w:r>
-        <w:lastRenderedPageBreak/>
-        <w:t>herramienta y validar la pertinencia de la solución tecnológica en un contexto de aprendizaje real.</w:t>
+        <w:t xml:space="preserve"> retroalimentación obtenida es crucial para refinar la herramienta y validar la pertinencia de la solución tecnológica en un contexto de aprendizaje real.</w:t>
       </w:r>
     </w:p>
     <w:p>
@@ -12499,7 +12515,7 @@
       <w:pPr>
         <w:pStyle w:val="Ttulo2"/>
       </w:pPr>
-      <w:bookmarkStart w:id="65" w:name="_Toc208785289"/>
+      <w:bookmarkStart w:id="65" w:name="_Toc208863980"/>
       <w:r>
         <w:t xml:space="preserve">3.6. </w:t>
       </w:r>
@@ -12675,7 +12691,7 @@
       <w:pPr>
         <w:pStyle w:val="Ttulo1"/>
       </w:pPr>
-      <w:bookmarkStart w:id="66" w:name="_Toc208785290"/>
+      <w:bookmarkStart w:id="66" w:name="_Toc208863981"/>
       <w:r>
         <w:t>CAPÍTULO IV</w:t>
       </w:r>
@@ -12685,7 +12701,7 @@
       <w:pPr>
         <w:pStyle w:val="Ttulo1"/>
       </w:pPr>
-      <w:bookmarkStart w:id="67" w:name="_Toc208785291"/>
+      <w:bookmarkStart w:id="67" w:name="_Toc208863982"/>
       <w:r>
         <w:t>RESULTADOS Y DISCUCIÓN</w:t>
       </w:r>
@@ -12711,7 +12727,7 @@
           <w:bCs/>
         </w:rPr>
       </w:pPr>
-      <w:bookmarkStart w:id="68" w:name="_Toc208785292"/>
+      <w:bookmarkStart w:id="68" w:name="_Toc208863983"/>
       <w:r>
         <w:rPr>
           <w:bCs/>
@@ -12761,7 +12777,7 @@
       <w:pPr>
         <w:pStyle w:val="Ttulo3"/>
       </w:pPr>
-      <w:bookmarkStart w:id="69" w:name="_Toc208785293"/>
+      <w:bookmarkStart w:id="69" w:name="_Toc208863984"/>
       <w:r>
         <w:t xml:space="preserve">4.1.1. </w:t>
       </w:r>
@@ -12794,8 +12810,8 @@
           <w:szCs w:val="24"/>
         </w:rPr>
       </w:pPr>
-      <w:bookmarkStart w:id="70" w:name="_Ref208760870"/>
-      <w:bookmarkStart w:id="71" w:name="_Toc208785322"/>
+      <w:bookmarkStart w:id="70" w:name="_Toc208785322"/>
+      <w:bookmarkStart w:id="71" w:name="_Ref208760870"/>
       <w:r>
         <w:rPr>
           <w:b/>
@@ -12881,7 +12897,7 @@
         </w:rPr>
         <w:fldChar w:fldCharType="end"/>
       </w:r>
-      <w:bookmarkEnd w:id="70"/>
+      <w:bookmarkEnd w:id="71"/>
       <w:r>
         <w:rPr>
           <w:b/>
@@ -12915,7 +12931,7 @@
         <w:br/>
         <w:t>Esbozo del modelo cualitativo.</w:t>
       </w:r>
-      <w:bookmarkEnd w:id="71"/>
+      <w:bookmarkEnd w:id="70"/>
     </w:p>
     <w:p>
       <w:pPr>
@@ -12926,10 +12942,10 @@
           <w:noProof/>
         </w:rPr>
         <w:drawing>
-          <wp:inline distT="0" distB="0" distL="0" distR="0" wp14:anchorId="26D509DF" wp14:editId="462ABAAD">
-            <wp:extent cx="4077336" cy="4320000"/>
-            <wp:effectExtent l="0" t="0" r="0" b="4445"/>
-            <wp:docPr id="2046897443" name="Imagen 3"/>
+          <wp:inline distT="0" distB="0" distL="0" distR="0" wp14:anchorId="044A890A" wp14:editId="48ADF780">
+            <wp:extent cx="4130543" cy="4680000"/>
+            <wp:effectExtent l="0" t="0" r="0" b="0"/>
+            <wp:docPr id="1137654329" name="Imagen 6"/>
             <wp:cNvGraphicFramePr>
               <a:graphicFrameLocks xmlns:a="http://schemas.openxmlformats.org/drawingml/2006/main" noChangeAspect="1"/>
             </wp:cNvGraphicFramePr>
@@ -12937,12 +12953,12 @@
               <a:graphicData uri="http://schemas.openxmlformats.org/drawingml/2006/picture">
                 <pic:pic xmlns:pic="http://schemas.openxmlformats.org/drawingml/2006/picture">
                   <pic:nvPicPr>
-                    <pic:cNvPr id="0" name="Picture 2"/>
+                    <pic:cNvPr id="0" name="Picture 3"/>
                     <pic:cNvPicPr>
                       <a:picLocks noChangeAspect="1" noChangeArrowheads="1"/>
                     </pic:cNvPicPr>
                   </pic:nvPicPr>
-                  <pic:blipFill rotWithShape="1">
+                  <pic:blipFill>
                     <a:blip r:embed="rId21">
                       <a:extLst>
                         <a:ext uri="{28A0092B-C50C-407E-A947-70E740481C1C}">
@@ -12950,7 +12966,7 @@
                         </a:ext>
                       </a:extLst>
                     </a:blip>
-                    <a:srcRect l="5545" t="3529" r="3342" b="4334"/>
+                    <a:srcRect/>
                     <a:stretch>
                       <a:fillRect/>
                     </a:stretch>
@@ -12958,7 +12974,7 @@
                   <pic:spPr bwMode="auto">
                     <a:xfrm>
                       <a:off x="0" y="0"/>
-                      <a:ext cx="4077336" cy="4320000"/>
+                      <a:ext cx="4130543" cy="4680000"/>
                     </a:xfrm>
                     <a:prstGeom prst="rect">
                       <a:avLst/>
@@ -12967,11 +12983,6 @@
                     <a:ln>
                       <a:noFill/>
                     </a:ln>
-                    <a:extLst>
-                      <a:ext uri="{53640926-AAD7-44D8-BBD7-CCE9431645EC}">
-                        <a14:shadowObscured xmlns:a14="http://schemas.microsoft.com/office/drawing/2010/main"/>
-                      </a:ext>
-                    </a:extLst>
                   </pic:spPr>
                 </pic:pic>
               </a:graphicData>
@@ -13009,11 +13020,6 @@
       </w:pPr>
     </w:p>
     <w:p>
-      <w:pPr>
-        <w:jc w:val="center"/>
-      </w:pPr>
-    </w:p>
-    <w:p>
       <w:r>
         <w:lastRenderedPageBreak/>
         <w:t>La concepción de este modelo se articuló sobre la síntesis de tres componentes fundamentales. En primer lugar, se definió que el modelo requería de una pedagogía adecuada para gobernar la estructura y la secuencia de la experiencia de aprendizaje del usuario</w:t>
@@ -13026,7 +13032,7 @@
           <w:rPr>
             <w:color w:val="000000"/>
           </w:rPr>
-          <w:tag w:val="MENDELEY_CITATION_v3_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"/>
+          <w:tag w:val="MENDELEY_CITATION_v3_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"/>
           <w:id w:val="-485862830"/>
           <w:placeholder>
             <w:docPart w:val="DefaultPlaceholder_-1854013440"/>
@@ -13060,7 +13066,7 @@
           <w:rPr>
             <w:color w:val="000000"/>
           </w:rPr>
-          <w:tag w:val="MENDELEY_CITATION_v3_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"/>
+          <w:tag w:val="MENDELEY_CITATION_v3_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"/>
           <w:id w:val="318009106"/>
           <w:placeholder>
             <w:docPart w:val="DefaultPlaceholder_-1854013440"/>
@@ -13080,11 +13086,53 @@
       </w:r>
     </w:p>
     <w:p>
+      <w:r>
+        <w:t>La arquitectura del modelo se representa visualmente mediante una codificación de colores que distingue los flujos lógicos y funcionales del sistema. Esta diferenciación cromática permite comprender cómo las distintas operaciones se organizan en rutas de datos independientes que, a su vez, convergen en componentes tecnológicos compartidos, garantizando un procesamiento ordenado y coherente de la información.</w:t>
+      </w:r>
+    </w:p>
+    <w:p>
+      <w:r>
+        <w:t xml:space="preserve">Los componentes en </w:t>
+      </w:r>
+      <w:r>
+        <w:t xml:space="preserve">amarillo, con su correspondiente </w:t>
+      </w:r>
+      <w:r>
+        <w:t>flujo en naranja</w:t>
+      </w:r>
+      <w:r>
+        <w:t>, representa el bucle de validación. Este circuito opera como un mecanismo de control inicial, cuya única finalidad es verificar la pertinencia de la consulta del usuario. La ruta, marcada por estos colores, gestiona exclusivamente la comunicación de bajo coste computacional destinada a filtrar las entradas antes de activar el proceso principal de generación de contenido.</w:t>
+      </w:r>
+    </w:p>
+    <w:p>
+      <w:r>
+        <w:t>Por otro lado, el flujo de color azul simboliza la ruta principal de generación de contenido. Este camino se activa únicamente después de que una consulta ha superado con éxito el filtro de validación. El color azul traza el recorrido de la instrucción pedagógica, desde su construcción programática hasta la recepción de la respuesta estructurada que contiene el material educativo.</w:t>
+      </w:r>
+    </w:p>
+    <w:p>
+      <w:r>
+        <w:t>Finalmente, los colores púrpura y verde identifican los componentes centrales y compartidos del sistema</w:t>
+      </w:r>
+      <w:r>
+        <w:t>,</w:t>
+      </w:r>
+      <w:r>
+        <w:t xml:space="preserve"> la Puerta de Enlace de API y el LLM, respectivamente. Su colorimetría distinta resalta su rol como el núcleo tecnológico al que acceden tanto el bucle de validación como el flujo principal de generación, actuando como el motor de inteligencia artificial que sirve a ambas operaciones. Las flechas negras, a su vez, indican el flujo estándar de interacción</w:t>
+      </w:r>
+      <w:r>
+        <w:t xml:space="preserve"> dentro del flujo</w:t>
+      </w:r>
+      <w:r>
+        <w:t>.</w:t>
+      </w:r>
+    </w:p>
+    <w:p>
       <w:pPr>
         <w:pStyle w:val="Ttulo3"/>
       </w:pPr>
-      <w:bookmarkStart w:id="72" w:name="_Toc208785294"/>
-      <w:r>
+      <w:bookmarkStart w:id="72" w:name="_Toc208863985"/>
+      <w:r>
+        <w:lastRenderedPageBreak/>
         <w:t>4.1.2. Arquitectura y componentes del modelo</w:t>
       </w:r>
       <w:bookmarkEnd w:id="72"/>
@@ -13115,13 +13163,13 @@
           <w:b/>
           <w:bCs/>
         </w:rPr>
+        <w:instrText xml:space="preserve"> \* MERGEFORMAT </w:instrText>
       </w:r>
       <w:r>
         <w:rPr>
           <w:b/>
           <w:bCs/>
         </w:rPr>
-        <w:instrText xml:space="preserve"> \* MERGEFORMAT </w:instrText>
       </w:r>
       <w:r>
         <w:rPr>
@@ -13163,8 +13211,6 @@
         <w:rPr>
           <w:b/>
           <w:bCs/>
-          <w:i/>
-          <w:iCs/>
         </w:rPr>
         <w:t>Figura</w:t>
       </w:r>
@@ -13172,8 +13218,6 @@
         <w:rPr>
           <w:b/>
           <w:bCs/>
-          <w:i/>
-          <w:iCs/>
         </w:rPr>
         <w:t xml:space="preserve"> </w:t>
       </w:r>
@@ -13195,11 +13239,16 @@
       </w:r>
     </w:p>
     <w:p>
-      <w:r>
-        <w:rPr>
-          <w:b/>
-          <w:bCs/>
-        </w:rPr>
+      <w:pPr>
+        <w:pStyle w:val="Ttulo4"/>
+      </w:pPr>
+      <w:r>
+        <w:t>4.1.2.</w:t>
+      </w:r>
+      <w:r>
+        <w:t xml:space="preserve">1. </w:t>
+      </w:r>
+      <w:r>
         <w:t>Punto de interacción: el usuario y la interfaz</w:t>
       </w:r>
     </w:p>
@@ -13236,72 +13285,140 @@
     </w:p>
     <w:p>
       <w:pPr>
+        <w:pStyle w:val="Ttulo4"/>
+      </w:pPr>
+      <w:r>
+        <w:t>4.1.2.</w:t>
+      </w:r>
+      <w:r>
+        <w:t>2</w:t>
+      </w:r>
+      <w:r>
+        <w:t>.</w:t>
+      </w:r>
+      <w:r>
+        <w:t xml:space="preserve"> </w:t>
+      </w:r>
+      <w:r>
+        <w:t xml:space="preserve">Mecanismo de </w:t>
+      </w:r>
+      <w:r>
+        <w:t>c</w:t>
+      </w:r>
+      <w:r>
+        <w:t xml:space="preserve">ontrol: El </w:t>
+      </w:r>
+      <w:r>
+        <w:t>b</w:t>
+      </w:r>
+      <w:r>
+        <w:t xml:space="preserve">ucle de </w:t>
+      </w:r>
+      <w:r>
+        <w:t>v</w:t>
+      </w:r>
+      <w:r>
+        <w:t>alidación</w:t>
+      </w:r>
+    </w:p>
+    <w:p>
+      <w:r>
+        <w:t>Para garantizar la integridad académica y la relevancia del contenido, el modelo implementa un mecanismo de control preventivo</w:t>
+      </w:r>
+      <w:r>
+        <w:t>, el</w:t>
+      </w:r>
+      <w:r>
+        <w:t xml:space="preserve"> bucle de validación</w:t>
+      </w:r>
+      <w:r>
+        <w:t xml:space="preserve"> visualizado en la </w:t>
+      </w:r>
+      <w:r>
+        <w:fldChar w:fldCharType="begin"/>
+      </w:r>
+      <w:r>
+        <w:instrText xml:space="preserve"> REF _Ref208864549 \h </w:instrText>
+      </w:r>
+      <w:r>
+        <w:fldChar w:fldCharType="separate"/>
+      </w:r>
+      <w:r>
         <w:rPr>
           <w:b/>
           <w:bCs/>
         </w:rPr>
-      </w:pPr>
+        <w:t>Figura</w:t>
+      </w:r>
       <w:r>
         <w:rPr>
           <w:b/>
           <w:bCs/>
         </w:rPr>
-        <w:t xml:space="preserve">Mecanismo de </w:t>
+        <w:t xml:space="preserve"> </w:t>
       </w:r>
       <w:r>
         <w:rPr>
           <w:b/>
           <w:bCs/>
-        </w:rPr>
-        <w:t>c</w:t>
-      </w:r>
-      <w:r>
-        <w:rPr>
-          <w:b/>
-          <w:bCs/>
-        </w:rPr>
-        <w:t xml:space="preserve">ontrol: El </w:t>
-      </w:r>
-      <w:r>
-        <w:rPr>
-          <w:b/>
-          <w:bCs/>
-        </w:rPr>
-        <w:t>b</w:t>
-      </w:r>
-      <w:r>
-        <w:rPr>
-          <w:b/>
-          <w:bCs/>
-        </w:rPr>
-        <w:t xml:space="preserve">ucle de </w:t>
-      </w:r>
-      <w:r>
-        <w:rPr>
-          <w:b/>
-          <w:bCs/>
-        </w:rPr>
-        <w:t>v</w:t>
-      </w:r>
-      <w:r>
-        <w:rPr>
-          <w:b/>
-          <w:bCs/>
-        </w:rPr>
-        <w:t>alidación</w:t>
-      </w:r>
-    </w:p>
-    <w:p>
-      <w:r>
-        <w:t>Para garantizar la integridad académica y la relevancia del contenido, el modelo implementa un mecanismo de control preventivo</w:t>
-      </w:r>
-      <w:r>
-        <w:t>, el</w:t>
-      </w:r>
-      <w:r>
-        <w:t xml:space="preserve"> bucle de validación. Este sistema actúa como un primer filtro inteligente, cuya función principal es asegurar que únicamente las consultas pertinentes al dominio temático establecido sean procesadas para la generación de contenido. </w:t>
-      </w:r>
-    </w:p>
+          <w:noProof/>
+        </w:rPr>
+        <w:t>2</w:t>
+      </w:r>
+      <w:r>
+        <w:fldChar w:fldCharType="end"/>
+      </w:r>
+      <w:r>
+        <w:t xml:space="preserve">. Este sistema actúa como un primer filtro inteligente, cuya función principal es asegurar que únicamente las consultas pertinentes al dominio temático establecido sean procesadas para la generación de contenido. </w:t>
+      </w:r>
+    </w:p>
+    <w:p>
+      <w:r>
+        <w:t xml:space="preserve">El proceso de validación inicia en el momento en que un usuario ingresa su consulta en la interfaz. En lugar de procesar directamente esta entrada, la consulta es interceptada por el generador de consulta de validación. Este componente especializado construye un </w:t>
+      </w:r>
+      <w:proofErr w:type="spellStart"/>
+      <w:r>
+        <w:t>prompt</w:t>
+      </w:r>
+      <w:proofErr w:type="spellEnd"/>
+      <w:r>
+        <w:t xml:space="preserve"> específico y de bajo coste computacional</w:t>
+      </w:r>
+      <w:r>
+        <w:t xml:space="preserve"> </w:t>
+      </w:r>
+      <w:sdt>
+        <w:sdtPr>
+          <w:rPr>
+            <w:color w:val="000000"/>
+          </w:rPr>
+          <w:tag w:val="MENDELEY_CITATION_v3_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"/>
+          <w:id w:val="-408626695"/>
+          <w:placeholder>
+            <w:docPart w:val="59E09FEC2F714AB5BD29990743C23B65"/>
+          </w:placeholder>
+        </w:sdtPr>
+        <w:sdtContent>
+          <w:r>
+            <w:rPr>
+              <w:color w:val="000000"/>
+            </w:rPr>
+            <w:t>[40]</w:t>
+          </w:r>
+        </w:sdtContent>
+      </w:sdt>
+      <w:r>
+        <w:t>, diseñado con la única finalidad de interrogar al LLM sobre la pertinencia del tópico propuesto. Esta consulta focalizada se envía a través de</w:t>
+      </w:r>
+      <w:r>
+        <w:t xml:space="preserve"> la puerta de enlace de API </w:t>
+      </w:r>
+      <w:r>
+        <w:t>hacia el LLM, el cual devuelve una respuesta estructurada con un indicador claro sobre la relevancia del tema.</w:t>
+      </w:r>
+    </w:p>
+    <w:p/>
+    <w:p/>
     <w:p>
       <w:pPr>
         <w:pStyle w:val="Descripcin"/>
@@ -13314,6 +13431,7 @@
         </w:rPr>
       </w:pPr>
       <w:bookmarkStart w:id="73" w:name="_Toc208785323"/>
+      <w:bookmarkStart w:id="74" w:name="_Ref208864549"/>
       <w:r>
         <w:rPr>
           <w:b/>
@@ -13386,6 +13504,7 @@
         </w:rPr>
         <w:fldChar w:fldCharType="end"/>
       </w:r>
+      <w:bookmarkEnd w:id="74"/>
       <w:r>
         <w:rPr>
           <w:b/>
@@ -13425,10 +13544,10 @@
           <w:noProof/>
         </w:rPr>
         <w:drawing>
-          <wp:inline distT="0" distB="0" distL="0" distR="0" wp14:anchorId="779D325A" wp14:editId="1CEC7DD7">
-            <wp:extent cx="3293567" cy="2880000"/>
+          <wp:inline distT="0" distB="0" distL="0" distR="0" wp14:anchorId="6E87854D" wp14:editId="7431F582">
+            <wp:extent cx="4209897" cy="4680000"/>
             <wp:effectExtent l="0" t="0" r="0" b="0"/>
-            <wp:docPr id="449054870" name="Imagen 4"/>
+            <wp:docPr id="688950802" name="Imagen 7"/>
             <wp:cNvGraphicFramePr>
               <a:graphicFrameLocks xmlns:a="http://schemas.openxmlformats.org/drawingml/2006/main" noChangeAspect="1"/>
             </wp:cNvGraphicFramePr>
@@ -13436,7 +13555,7 @@
               <a:graphicData uri="http://schemas.openxmlformats.org/drawingml/2006/picture">
                 <pic:pic xmlns:pic="http://schemas.openxmlformats.org/drawingml/2006/picture">
                   <pic:nvPicPr>
-                    <pic:cNvPr id="0" name="Picture 3"/>
+                    <pic:cNvPr id="0" name="Picture 4"/>
                     <pic:cNvPicPr>
                       <a:picLocks noChangeAspect="1" noChangeArrowheads="1"/>
                     </pic:cNvPicPr>
@@ -13457,7 +13576,7 @@
                   <pic:spPr bwMode="auto">
                     <a:xfrm>
                       <a:off x="0" y="0"/>
-                      <a:ext cx="3293567" cy="2880000"/>
+                      <a:ext cx="4209897" cy="4680000"/>
                     </a:xfrm>
                     <a:prstGeom prst="rect">
                       <a:avLst/>
@@ -13499,15 +13618,13 @@
     </w:p>
     <w:p>
       <w:r>
-        <w:t xml:space="preserve">El proceso de validación inicia en el momento en que un usuario ingresa su consulta en la interfaz. En lugar de procesar directamente esta entrada, la consulta es interceptada por el generador de consulta de validación. Este componente especializado construye un </w:t>
-      </w:r>
-      <w:proofErr w:type="spellStart"/>
-      <w:r>
-        <w:t>prompt</w:t>
-      </w:r>
-      <w:proofErr w:type="spellEnd"/>
-      <w:r>
-        <w:t xml:space="preserve"> específico y de bajo coste computacional</w:t>
+        <w:t xml:space="preserve">Dicha respuesta es recibida por el filtro de relevancia, que actúa como el núcleo lógico del bucle. Su función es interpretar de manera programática la respuesta del </w:t>
+      </w:r>
+      <w:r>
+        <w:t xml:space="preserve">LLM </w:t>
+      </w:r>
+      <w:r>
+        <w:t>y ejecutar la bifurcación del flujo de manera determinista. Si la respuesta confirma la pertinencia del tema, el filtro autoriza el paso a la siguiente fase del modelo. En caso contrario, el flujo se desvía hacia el motor de sugerencias, componente que se activa para proporcionar al usuario una retroalimentación constructiva y proponerle temas alternativos, funcionando como un andamio conversacional que lo guía de vuelta al dominio temático establecido</w:t>
       </w:r>
       <w:r>
         <w:t xml:space="preserve"> </w:t>
@@ -13517,58 +13634,7 @@
           <w:rPr>
             <w:color w:val="000000"/>
           </w:rPr>
-          <w:tag w:val="MENDELEY_CITATION_v3_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"/>
-          <w:id w:val="-408626695"/>
-          <w:placeholder>
-            <w:docPart w:val="DefaultPlaceholder_-1854013440"/>
-          </w:placeholder>
-        </w:sdtPr>
-        <w:sdtContent>
-          <w:r>
-            <w:rPr>
-              <w:color w:val="000000"/>
-            </w:rPr>
-            <w:t>[40]</w:t>
-          </w:r>
-        </w:sdtContent>
-      </w:sdt>
-      <w:r>
-        <w:t xml:space="preserve">, diseñado con la única finalidad de interrogar al LLM sobre la pertinencia del tópico propuesto. Esta consulta focalizada se envía a través del api </w:t>
-      </w:r>
-      <w:proofErr w:type="spellStart"/>
-      <w:r>
-        <w:t>gateway</w:t>
-      </w:r>
-      <w:proofErr w:type="spellEnd"/>
-      <w:r>
-        <w:t xml:space="preserve"> hacia el </w:t>
-      </w:r>
-      <w:r>
-        <w:t>LLM</w:t>
-      </w:r>
-      <w:r>
-        <w:t>, el cual devuelve una respuesta estructurada con un indicador claro sobre la relevancia del tema.</w:t>
-      </w:r>
-    </w:p>
-    <w:p>
-      <w:r>
-        <w:t xml:space="preserve">Dicha respuesta es recibida por el filtro de relevancia, que actúa como el núcleo lógico del bucle. Su función es interpretar de manera programática la respuesta del </w:t>
-      </w:r>
-      <w:r>
-        <w:t xml:space="preserve">LLM </w:t>
-      </w:r>
-      <w:r>
-        <w:t>y ejecutar la bifurcación del flujo de manera determinista. Si la respuesta confirma la pertinencia del tema, el filtro autoriza el paso a la siguiente fase del modelo. En caso contrario, el flujo se desvía hacia el motor de sugerencias, componente que se activa para proporcionar al usuario una retroalimentación constructiva y proponerle temas alternativos, funcionando como un andamio conversacional que lo guía de vuelta al dominio temático establecido</w:t>
-      </w:r>
-      <w:r>
-        <w:t xml:space="preserve"> </w:t>
-      </w:r>
-      <w:sdt>
-        <w:sdtPr>
-          <w:rPr>
-            <w:color w:val="000000"/>
-          </w:rPr>
-          <w:tag w:val="MENDELEY_CITATION_v3_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"/>
+          <w:tag w:val="MENDELEY_CITATION_v3_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"/>
           <w:id w:val="-1201940869"/>
           <w:placeholder>
             <w:docPart w:val="DefaultPlaceholder_-1854013440"/>
@@ -13589,42 +13655,95 @@
     </w:p>
     <w:p/>
     <w:p/>
-    <w:p/>
-    <w:p>
+    <w:p>
+      <w:pPr>
+        <w:pStyle w:val="Ttulo4"/>
+      </w:pPr>
+      <w:r>
+        <w:lastRenderedPageBreak/>
+        <w:t>4.1.2.</w:t>
+      </w:r>
+      <w:r>
+        <w:t>3</w:t>
+      </w:r>
+      <w:r>
+        <w:t>.</w:t>
+      </w:r>
+      <w:r>
+        <w:t xml:space="preserve"> </w:t>
+      </w:r>
+      <w:r>
+        <w:t xml:space="preserve">Núcleo de Generación: La </w:t>
+      </w:r>
+      <w:r>
+        <w:t>i</w:t>
+      </w:r>
+      <w:r>
+        <w:t>nteracción con la IA</w:t>
+      </w:r>
+    </w:p>
+    <w:p>
+      <w:r>
+        <w:t xml:space="preserve">Una vez superada la fase de validación, el flujo de interacción avanza hacia el núcleo de generación, cuyo componente central es el constructor de </w:t>
+      </w:r>
+      <w:proofErr w:type="spellStart"/>
+      <w:r>
+        <w:t>prompt</w:t>
+      </w:r>
+      <w:proofErr w:type="spellEnd"/>
+      <w:r>
+        <w:t xml:space="preserve"> que se visualiza en la </w:t>
+      </w:r>
+      <w:r>
+        <w:fldChar w:fldCharType="begin"/>
+      </w:r>
+      <w:r>
+        <w:instrText xml:space="preserve"> REF _Ref208864938 \h </w:instrText>
+      </w:r>
+      <w:r>
+        <w:fldChar w:fldCharType="separate"/>
+      </w:r>
       <w:r>
         <w:rPr>
           <w:b/>
           <w:bCs/>
         </w:rPr>
-        <w:lastRenderedPageBreak/>
-        <w:t xml:space="preserve">Núcleo de Generación: La </w:t>
+        <w:t>Figura</w:t>
       </w:r>
       <w:r>
         <w:rPr>
           <w:b/>
           <w:bCs/>
         </w:rPr>
-        <w:t>i</w:t>
+        <w:t xml:space="preserve"> </w:t>
       </w:r>
       <w:r>
         <w:rPr>
           <w:b/>
           <w:bCs/>
-        </w:rPr>
-        <w:t>nteracción con la IA</w:t>
-      </w:r>
-    </w:p>
-    <w:p>
-      <w:r>
-        <w:t xml:space="preserve">Una vez superada la fase de validación, el flujo de interacción avanza hacia el núcleo de generación, cuyo componente central es el constructor de </w:t>
-      </w:r>
-      <w:proofErr w:type="spellStart"/>
-      <w:r>
-        <w:t>prompt</w:t>
-      </w:r>
-      <w:proofErr w:type="spellEnd"/>
-      <w:r>
-        <w:t xml:space="preserve">. El diseño de este núcleo parte de una premisa fundamental: la consulta directa de un usuario en lenguaje natural es insuficiente para garantizar un resultado pedagógicamente válido y estructuralmente consistente. Para mitigar riesgos como el sesgo algorítmico y la generación de contenido irrelevante, el modelo interpone este componente como un traductor programático entre la intención validada del estudiante y la capacidad creativa del </w:t>
+          <w:i/>
+          <w:iCs/>
+          <w:noProof/>
+        </w:rPr>
+        <w:t>3</w:t>
+      </w:r>
+      <w:r>
+        <w:fldChar w:fldCharType="end"/>
+      </w:r>
+      <w:r>
+        <w:t>. El diseño de este núcleo parte de</w:t>
+      </w:r>
+      <w:r>
+        <w:t xml:space="preserve"> la</w:t>
+      </w:r>
+      <w:r>
+        <w:t xml:space="preserve"> premisa fundamental </w:t>
+      </w:r>
+      <w:r>
+        <w:t xml:space="preserve">de que </w:t>
+      </w:r>
+      <w:r>
+        <w:t xml:space="preserve">la consulta directa de un usuario en lenguaje natural es insuficiente para garantizar un resultado pedagógicamente válido y estructuralmente consistente. Para mitigar riesgos como el sesgo algorítmico y la generación de contenido irrelevante, el modelo interpone este componente como un traductor programático entre la intención validada del estudiante y la capacidad creativa del </w:t>
       </w:r>
       <w:r>
         <w:t>LLM</w:t>
@@ -13646,7 +13765,8 @@
           <w:szCs w:val="24"/>
         </w:rPr>
       </w:pPr>
-      <w:bookmarkStart w:id="74" w:name="_Toc208785324"/>
+      <w:bookmarkStart w:id="75" w:name="_Toc208785324"/>
+      <w:bookmarkStart w:id="76" w:name="_Ref208864938"/>
       <w:r>
         <w:rPr>
           <w:b/>
@@ -13732,6 +13852,7 @@
         </w:rPr>
         <w:fldChar w:fldCharType="end"/>
       </w:r>
+      <w:bookmarkEnd w:id="76"/>
       <w:r>
         <w:rPr>
           <w:b/>
@@ -13766,7 +13887,7 @@
         </w:rPr>
         <w:t>Núcleo de Generación.</w:t>
       </w:r>
-      <w:bookmarkEnd w:id="74"/>
+      <w:bookmarkEnd w:id="75"/>
     </w:p>
     <w:p>
       <w:pPr>
@@ -13777,10 +13898,10 @@
           <w:noProof/>
         </w:rPr>
         <w:drawing>
-          <wp:inline distT="0" distB="0" distL="0" distR="0" wp14:anchorId="60AF49DB" wp14:editId="53A529AC">
-            <wp:extent cx="5040000" cy="2702593"/>
+          <wp:inline distT="0" distB="0" distL="0" distR="0" wp14:anchorId="3889E61E" wp14:editId="05BA7C6F">
+            <wp:extent cx="5040000" cy="2542400"/>
             <wp:effectExtent l="0" t="0" r="0" b="0"/>
-            <wp:docPr id="1442338073" name="Imagen 5"/>
+            <wp:docPr id="336930120" name="Imagen 8"/>
             <wp:cNvGraphicFramePr>
               <a:graphicFrameLocks xmlns:a="http://schemas.openxmlformats.org/drawingml/2006/main" noChangeAspect="1"/>
             </wp:cNvGraphicFramePr>
@@ -13788,13 +13909,13 @@
               <a:graphicData uri="http://schemas.openxmlformats.org/drawingml/2006/picture">
                 <pic:pic xmlns:pic="http://schemas.openxmlformats.org/drawingml/2006/picture">
                   <pic:nvPicPr>
-                    <pic:cNvPr id="0" name="Picture 4"/>
+                    <pic:cNvPr id="0" name="Picture 5"/>
                     <pic:cNvPicPr>
                       <a:picLocks noChangeAspect="1" noChangeArrowheads="1"/>
                     </pic:cNvPicPr>
                   </pic:nvPicPr>
                   <pic:blipFill>
-                    <a:blip r:embed="rId23">
+                    <a:blip r:embed="rId23" cstate="print">
                       <a:extLst>
                         <a:ext uri="{28A0092B-C50C-407E-A947-70E740481C1C}">
                           <a14:useLocalDpi xmlns:a14="http://schemas.microsoft.com/office/drawing/2010/main" val="0"/>
@@ -13809,7 +13930,7 @@
                   <pic:spPr bwMode="auto">
                     <a:xfrm>
                       <a:off x="0" y="0"/>
-                      <a:ext cx="5040000" cy="2702593"/>
+                      <a:ext cx="5040000" cy="2542400"/>
                     </a:xfrm>
                     <a:prstGeom prst="rect">
                       <a:avLst/>
@@ -13851,7 +13972,7 @@
     </w:p>
     <w:p>
       <w:r>
-        <w:t xml:space="preserve">Aquí es donde se materializa la ingeniería de </w:t>
+        <w:t xml:space="preserve">Es en este componente donde se materializa la ingeniería de </w:t>
       </w:r>
       <w:proofErr w:type="spellStart"/>
       <w:r>
@@ -13859,7 +13980,21 @@
       </w:r>
       <w:proofErr w:type="spellEnd"/>
       <w:r>
-        <w:t xml:space="preserve"> como disciplina central del modelo. La tarea del constructor no es simplemente reenviar el tema del usuario, sino inyectarlo dentro de una plantilla de instrucción robusta y predefinida. Esta plantilla, diseñada con base en las necesidades pedagógicas de la herramienta, es la responsable de dictar las reglas, el formato y el contenido deseado. Es en este componente donde se personaliza el tipo de enseñanza, definiendo el tono del tutor, la estructura de la lección y, de manera crítica, el esquema exacto de la respuesta estructurada que se espera del modelo.</w:t>
+        <w:t xml:space="preserve"> como la disciplina central del modelo, transformando la intención pedagógica en una instrucción ejecutable por la inteligencia artificial. La tarea del constructor de </w:t>
+      </w:r>
+      <w:proofErr w:type="spellStart"/>
+      <w:r>
+        <w:t>prompts</w:t>
+      </w:r>
+      <w:proofErr w:type="spellEnd"/>
+      <w:r>
+        <w:t xml:space="preserve"> va más allá de simplemente reenviar el tema validado por el usuario</w:t>
+      </w:r>
+      <w:r>
+        <w:t>,</w:t>
+      </w:r>
+      <w:r>
+        <w:t xml:space="preserve"> su función es inyectar dicho tema dentro de una plantilla de instrucción robusta y predefinida. Esta plantilla es el núcleo donde se codifica la estrategia pedagógica completa, dictando con precisión las reglas, el formato y, fundamentalmente, la estructura didáctica del contenido que se desea generar.</w:t>
       </w:r>
     </w:p>
     <w:p/>
@@ -13867,29 +14002,377 @@
     <w:p>
       <w:r>
         <w:lastRenderedPageBreak/>
-        <w:t xml:space="preserve">Una vez ensamblada esta instrucción programática y detallada, se envía a través del api </w:t>
+        <w:t xml:space="preserve">A través del </w:t>
       </w:r>
       <w:proofErr w:type="spellStart"/>
       <w:r>
-        <w:t>gateway</w:t>
+        <w:t>prompt</w:t>
       </w:r>
       <w:proofErr w:type="spellEnd"/>
       <w:r>
-        <w:t xml:space="preserve">. Este actúa como el puente de comunicación estandarizado que, como define la teoría, permite diseñar e integrar el software de las aplicaciones, conectando la lógica del modelo con el servicio externo. Finalmente, la instrucción llega al </w:t>
-      </w:r>
-      <w:r>
-        <w:t>LLM</w:t>
-      </w:r>
-      <w:r>
-        <w:t>, el motor de inteligencia artificial generativa, que ahora tiene la tarea de producir el contenido solicitado, no a partir de una pregunta ambigua, sino de un conjunto de directrices claras y precisas.</w:t>
-      </w:r>
-    </w:p>
-    <w:p>
+        <w:t>, se</w:t>
+      </w:r>
+      <w:r>
+        <w:t xml:space="preserve"> controla</w:t>
+      </w:r>
+      <w:r>
+        <w:t xml:space="preserve"> la forma en que se presentará el conocimiento. Se define el rol que debe adoptar la IA</w:t>
+      </w:r>
+      <w:r>
+        <w:t xml:space="preserve"> </w:t>
+      </w:r>
+      <w:r>
+        <w:t xml:space="preserve">y se establece el marco didáctico que debe seguir cada lección. Esto asegura que el contenido se organice de una manera lógica y progresiva, diseñada para ser funcional y facilitar una auténtica asimilación del conocimiento por parte del usuario. De esta manera, el </w:t>
+      </w:r>
+      <w:proofErr w:type="spellStart"/>
+      <w:r>
+        <w:t>prompt</w:t>
+      </w:r>
+      <w:proofErr w:type="spellEnd"/>
+      <w:r>
+        <w:t xml:space="preserve"> garantiza que, sin importar el tema, el contenido generado sea siempre coherente y siga un camino de aprendizaje eficaz.</w:t>
+      </w:r>
+    </w:p>
+    <w:p>
+      <w:r>
+        <w:t xml:space="preserve">Además, </w:t>
+      </w:r>
+      <w:r>
+        <w:t xml:space="preserve">el modelo </w:t>
+      </w:r>
+      <w:r>
+        <w:t>está</w:t>
+      </w:r>
+      <w:r>
+        <w:t xml:space="preserve"> diseñado para</w:t>
+      </w:r>
+      <w:r>
+        <w:t xml:space="preserve"> para ser dinámic</w:t>
+      </w:r>
+      <w:r>
+        <w:t>o</w:t>
+      </w:r>
+      <w:r>
+        <w:t xml:space="preserve"> y adaptativ</w:t>
+      </w:r>
+      <w:r>
+        <w:t>o</w:t>
+      </w:r>
+      <w:r>
+        <w:t xml:space="preserve">. Dependiendo de la naturaleza del tema tratado, el </w:t>
+      </w:r>
+      <w:proofErr w:type="spellStart"/>
+      <w:r>
+        <w:t>prompt</w:t>
+      </w:r>
+      <w:proofErr w:type="spellEnd"/>
+      <w:r>
+        <w:t xml:space="preserve"> se puede enriquecer para solicitar elementos específicos. Para tópicos de índole conceptual, la instrucción se enfocará en generar explicaciones teóricas. En cambio, para temas de carácter procedimental o aplicado, el </w:t>
+      </w:r>
+      <w:proofErr w:type="spellStart"/>
+      <w:r>
+        <w:t>prompt</w:t>
+      </w:r>
+      <w:proofErr w:type="spellEnd"/>
+      <w:r>
+        <w:t xml:space="preserve"> se estructura no solo para solicitar la teoría, sino también para demandar la creación de ejercicios de práctica, especificando que estos deben incluir mecanismos de evaluación y retroalimentación detallada. Es en este componente donde se personaliza el tipo de enseñanza y, de manera crítica, se exige un esquema de respuesta predefinido que se espera del modelo, garantizando así la fiabilidad y consistencia del sistema</w:t>
+      </w:r>
+      <w:r>
+        <w:t xml:space="preserve"> </w:t>
+      </w:r>
+      <w:sdt>
+        <w:sdtPr>
+          <w:rPr>
+            <w:color w:val="000000"/>
+          </w:rPr>
+          <w:tag w:val="MENDELEY_CITATION_v3_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"/>
+          <w:id w:val="-594930195"/>
+          <w:placeholder>
+            <w:docPart w:val="DefaultPlaceholder_-1854013440"/>
+          </w:placeholder>
+        </w:sdtPr>
+        <w:sdtContent>
+          <w:r>
+            <w:rPr>
+              <w:color w:val="000000"/>
+            </w:rPr>
+            <w:t>[42]</w:t>
+          </w:r>
+        </w:sdtContent>
+      </w:sdt>
+      <w:r>
+        <w:t>.</w:t>
+      </w:r>
+    </w:p>
+    <w:p>
+      <w:pPr>
+        <w:pStyle w:val="Descripcin"/>
+        <w:keepNext/>
+        <w:jc w:val="center"/>
+        <w:rPr>
+          <w:i w:val="0"/>
+          <w:iCs w:val="0"/>
+          <w:color w:val="auto"/>
+          <w:sz w:val="24"/>
+          <w:szCs w:val="24"/>
+        </w:rPr>
+      </w:pPr>
       <w:r>
         <w:rPr>
           <w:b/>
           <w:bCs/>
-        </w:rPr>
+          <w:i w:val="0"/>
+          <w:iCs w:val="0"/>
+          <w:color w:val="auto"/>
+          <w:sz w:val="24"/>
+          <w:szCs w:val="24"/>
+        </w:rPr>
+        <w:t xml:space="preserve">Ilustración </w:t>
+      </w:r>
+      <w:r>
+        <w:rPr>
+          <w:b/>
+          <w:bCs/>
+          <w:i w:val="0"/>
+          <w:iCs w:val="0"/>
+          <w:color w:val="auto"/>
+          <w:sz w:val="24"/>
+          <w:szCs w:val="24"/>
+        </w:rPr>
+        <w:fldChar w:fldCharType="begin"/>
+      </w:r>
+      <w:r>
+        <w:rPr>
+          <w:b/>
+          <w:bCs/>
+          <w:i w:val="0"/>
+          <w:iCs w:val="0"/>
+          <w:color w:val="auto"/>
+          <w:sz w:val="24"/>
+          <w:szCs w:val="24"/>
+        </w:rPr>
+        <w:instrText xml:space="preserve"> SEQ Ilustración \* ARABIC </w:instrText>
+      </w:r>
+      <w:r>
+        <w:rPr>
+          <w:b/>
+          <w:bCs/>
+          <w:i w:val="0"/>
+          <w:iCs w:val="0"/>
+          <w:color w:val="auto"/>
+          <w:sz w:val="24"/>
+          <w:szCs w:val="24"/>
+        </w:rPr>
+        <w:fldChar w:fldCharType="separate"/>
+      </w:r>
+      <w:r>
+        <w:rPr>
+          <w:b/>
+          <w:bCs/>
+          <w:i w:val="0"/>
+          <w:iCs w:val="0"/>
+          <w:noProof/>
+          <w:color w:val="auto"/>
+          <w:sz w:val="24"/>
+          <w:szCs w:val="24"/>
+        </w:rPr>
+        <w:t>4</w:t>
+      </w:r>
+      <w:r>
+        <w:rPr>
+          <w:b/>
+          <w:bCs/>
+          <w:i w:val="0"/>
+          <w:iCs w:val="0"/>
+          <w:color w:val="auto"/>
+          <w:sz w:val="24"/>
+          <w:szCs w:val="24"/>
+        </w:rPr>
+        <w:fldChar w:fldCharType="end"/>
+      </w:r>
+      <w:r>
+        <w:rPr>
+          <w:b/>
+          <w:bCs/>
+          <w:i w:val="0"/>
+          <w:iCs w:val="0"/>
+          <w:color w:val="auto"/>
+          <w:sz w:val="24"/>
+          <w:szCs w:val="24"/>
+        </w:rPr>
+        <w:t xml:space="preserve">. </w:t>
+      </w:r>
+      <w:r>
+        <w:rPr>
+          <w:b/>
+          <w:bCs/>
+          <w:i w:val="0"/>
+          <w:iCs w:val="0"/>
+          <w:color w:val="auto"/>
+          <w:sz w:val="24"/>
+          <w:szCs w:val="24"/>
+        </w:rPr>
+        <w:br/>
+      </w:r>
+      <w:r>
+        <w:rPr>
+          <w:i w:val="0"/>
+          <w:iCs w:val="0"/>
+          <w:color w:val="auto"/>
+          <w:sz w:val="24"/>
+          <w:szCs w:val="24"/>
+        </w:rPr>
+        <w:t xml:space="preserve">Constructor de </w:t>
+      </w:r>
+      <w:proofErr w:type="spellStart"/>
+      <w:r>
+        <w:rPr>
+          <w:i w:val="0"/>
+          <w:iCs w:val="0"/>
+          <w:color w:val="auto"/>
+          <w:sz w:val="24"/>
+          <w:szCs w:val="24"/>
+        </w:rPr>
+        <w:t>prompt</w:t>
+      </w:r>
+      <w:proofErr w:type="spellEnd"/>
+      <w:r>
+        <w:rPr>
+          <w:i w:val="0"/>
+          <w:iCs w:val="0"/>
+          <w:color w:val="auto"/>
+          <w:sz w:val="24"/>
+          <w:szCs w:val="24"/>
+        </w:rPr>
+        <w:t>.</w:t>
+      </w:r>
+    </w:p>
+    <w:p>
+      <w:pPr>
+        <w:jc w:val="center"/>
+      </w:pPr>
+      <w:r>
+        <w:rPr>
+          <w:noProof/>
+        </w:rPr>
+        <w:drawing>
+          <wp:inline distT="0" distB="0" distL="0" distR="0" wp14:anchorId="1C41007C" wp14:editId="0F02FB91">
+            <wp:extent cx="5040000" cy="2094218"/>
+            <wp:effectExtent l="0" t="0" r="0" b="0"/>
+            <wp:docPr id="433362380" name="Imagen 10"/>
+            <wp:cNvGraphicFramePr>
+              <a:graphicFrameLocks xmlns:a="http://schemas.openxmlformats.org/drawingml/2006/main" noChangeAspect="1"/>
+            </wp:cNvGraphicFramePr>
+            <a:graphic xmlns:a="http://schemas.openxmlformats.org/drawingml/2006/main">
+              <a:graphicData uri="http://schemas.openxmlformats.org/drawingml/2006/picture">
+                <pic:pic xmlns:pic="http://schemas.openxmlformats.org/drawingml/2006/picture">
+                  <pic:nvPicPr>
+                    <pic:cNvPr id="0" name="Picture 7"/>
+                    <pic:cNvPicPr>
+                      <a:picLocks noChangeAspect="1" noChangeArrowheads="1"/>
+                    </pic:cNvPicPr>
+                  </pic:nvPicPr>
+                  <pic:blipFill>
+                    <a:blip r:embed="rId24" cstate="print">
+                      <a:extLst>
+                        <a:ext uri="{28A0092B-C50C-407E-A947-70E740481C1C}">
+                          <a14:useLocalDpi xmlns:a14="http://schemas.microsoft.com/office/drawing/2010/main" val="0"/>
+                        </a:ext>
+                      </a:extLst>
+                    </a:blip>
+                    <a:srcRect/>
+                    <a:stretch>
+                      <a:fillRect/>
+                    </a:stretch>
+                  </pic:blipFill>
+                  <pic:spPr bwMode="auto">
+                    <a:xfrm>
+                      <a:off x="0" y="0"/>
+                      <a:ext cx="5040000" cy="2094218"/>
+                    </a:xfrm>
+                    <a:prstGeom prst="rect">
+                      <a:avLst/>
+                    </a:prstGeom>
+                    <a:noFill/>
+                    <a:ln>
+                      <a:noFill/>
+                    </a:ln>
+                  </pic:spPr>
+                </pic:pic>
+              </a:graphicData>
+            </a:graphic>
+          </wp:inline>
+        </w:drawing>
+      </w:r>
+    </w:p>
+    <w:p>
+      <w:pPr>
+        <w:tabs>
+          <w:tab w:val="left" w:pos="6300"/>
+        </w:tabs>
+        <w:spacing w:before="240"/>
+        <w:rPr>
+          <w:i/>
+          <w:iCs/>
+        </w:rPr>
+      </w:pPr>
+      <w:r>
+        <w:rPr>
+          <w:i/>
+          <w:iCs/>
+        </w:rPr>
+        <w:t xml:space="preserve">Elaborado por: </w:t>
+      </w:r>
+      <w:r>
+        <w:rPr>
+          <w:i/>
+          <w:iCs/>
+        </w:rPr>
+        <w:t>Miyako Morales</w:t>
+      </w:r>
+      <w:r>
+        <w:rPr>
+          <w:i/>
+          <w:iCs/>
+        </w:rPr>
+        <w:tab/>
+      </w:r>
+    </w:p>
+    <w:p>
+      <w:r>
+        <w:t>Una vez ensamblada esta instrucción programática y detallada, se envía a través de</w:t>
+      </w:r>
+      <w:r>
+        <w:t xml:space="preserve"> la puerta de enlace de API</w:t>
+      </w:r>
+      <w:r>
+        <w:t xml:space="preserve">. Este actúa como el puente de comunicación estandarizado que, como define la teoría, permite diseñar e integrar el software de las aplicaciones, conectando la lógica del modelo con el servicio externo. Finalmente, la instrucción llega al </w:t>
+      </w:r>
+      <w:r>
+        <w:t>LLM</w:t>
+      </w:r>
+      <w:r>
+        <w:t>, el motor de inteligencia artificial generativa, que tiene la tarea de producir el contenido solicitado, no a partir de una pregunta ambigua, sino de un conjunto de directrices claras y precisas.</w:t>
+      </w:r>
+    </w:p>
+    <w:p>
+      <w:pPr>
+        <w:pStyle w:val="Ttulo4"/>
+      </w:pPr>
+      <w:r>
+        <w:lastRenderedPageBreak/>
+        <w:t>4.1.2.</w:t>
+      </w:r>
+      <w:r>
+        <w:t>5</w:t>
+      </w:r>
+      <w:r>
+        <w:t>.</w:t>
+      </w:r>
+      <w:r>
+        <w:t xml:space="preserve"> </w:t>
+      </w:r>
+      <w:r>
         <w:t>Procesamiento de Salida: La Presentación del Contenido</w:t>
       </w:r>
     </w:p>
@@ -13929,7 +14412,7 @@
           <w:szCs w:val="24"/>
         </w:rPr>
       </w:pPr>
-      <w:bookmarkStart w:id="75" w:name="_Toc208785325"/>
+      <w:bookmarkStart w:id="77" w:name="_Toc208785325"/>
       <w:r>
         <w:rPr>
           <w:b/>
@@ -14001,7 +14484,7 @@
           <w:sz w:val="24"/>
           <w:szCs w:val="24"/>
         </w:rPr>
-        <w:t>4</w:t>
+        <w:t>5</w:t>
       </w:r>
       <w:r>
         <w:rPr>
@@ -14049,7 +14532,7 @@
         </w:rPr>
         <w:t xml:space="preserve"> Procesamiento de Salida.</w:t>
       </w:r>
-      <w:bookmarkEnd w:id="75"/>
+      <w:bookmarkEnd w:id="77"/>
     </w:p>
     <w:p>
       <w:pPr>
@@ -14060,7 +14543,7 @@
           <w:noProof/>
         </w:rPr>
         <w:drawing>
-          <wp:inline distT="0" distB="0" distL="0" distR="0" wp14:anchorId="406843DA" wp14:editId="4A7B3895">
+          <wp:inline distT="0" distB="0" distL="0" distR="0" wp14:anchorId="406843DA" wp14:editId="2F06E2F4">
             <wp:extent cx="2706370" cy="3456709"/>
             <wp:effectExtent l="0" t="0" r="0" b="0"/>
             <wp:docPr id="1461322428" name="Imagen 6"/>
@@ -14077,7 +14560,7 @@
                     </pic:cNvPicPr>
                   </pic:nvPicPr>
                   <pic:blipFill rotWithShape="1">
-                    <a:blip r:embed="rId24" cstate="print">
+                    <a:blip r:embed="rId25" cstate="print">
                       <a:extLst>
                         <a:ext uri="{28A0092B-C50C-407E-A947-70E740481C1C}">
                           <a14:useLocalDpi xmlns:a14="http://schemas.microsoft.com/office/drawing/2010/main" val="0"/>
@@ -14138,62 +14621,57 @@
       </w:r>
     </w:p>
     <w:p>
-      <w:pPr>
-        <w:jc w:val="center"/>
-      </w:pPr>
-    </w:p>
-    <w:p>
+      <w:r>
+        <w:t xml:space="preserve">Esta división del trabajo es lo que permite que el sistema sea robusto y modular. Una vez recibida la respuesta, el componente </w:t>
+      </w:r>
+      <w:proofErr w:type="spellStart"/>
+      <w:r>
+        <w:t>renderizador</w:t>
+      </w:r>
+      <w:proofErr w:type="spellEnd"/>
+      <w:r>
+        <w:t xml:space="preserve"> de vista se encarga de procesar estos datos estructurados. Su función es traducir el contenido crudo, organizado según el contrato, en una lección visualmente coherente y pedagógicamente efectiva. Este último paso transforma los datos en una experiencia de aprendizaje organizada y de fácil consumo para el estudiante, completando el ciclo de interacción del modelo y cumpliendo el objetivo de una interfaz educativa eficaz.</w:t>
+      </w:r>
+    </w:p>
+    <w:p>
+      <w:pPr>
+        <w:pStyle w:val="Ttulo2"/>
+      </w:pPr>
+      <w:bookmarkStart w:id="78" w:name="_Toc208863986"/>
       <w:r>
         <w:lastRenderedPageBreak/>
-        <w:t xml:space="preserve">Esta división deliberada del trabajo es lo que permite que el sistema sea robusto y modular. Una vez recibida la respuesta, el componente </w:t>
+        <w:t>4.</w:t>
+      </w:r>
+      <w:r>
+        <w:t>2</w:t>
+      </w:r>
+      <w:r>
+        <w:t xml:space="preserve">. </w:t>
+      </w:r>
+      <w:r>
+        <w:t xml:space="preserve">Construcción de la </w:t>
+      </w:r>
+      <w:r>
+        <w:t>a</w:t>
+      </w:r>
+      <w:r>
+        <w:t xml:space="preserve">plicación </w:t>
+      </w:r>
+      <w:r>
+        <w:t>w</w:t>
+      </w:r>
+      <w:r>
+        <w:t xml:space="preserve">eb </w:t>
       </w:r>
       <w:proofErr w:type="spellStart"/>
       <w:r>
-        <w:t>renderizador</w:t>
+        <w:t>TrigTutor</w:t>
       </w:r>
       <w:proofErr w:type="spellEnd"/>
       <w:r>
-        <w:t xml:space="preserve"> de vista se encarga de procesar estos datos estructurados. Su función es traducir el contenido crudo, organizado según el contrato, en una lección visualmente coherente y pedagógicamente efectiva. Este último paso transforma los datos en una experiencia de aprendizaje organizada y de fácil consumo para el estudiante, completando el ciclo de interacción del modelo y cumpliendo el objetivo de una interfaz educativa eficaz.</w:t>
-      </w:r>
-    </w:p>
-    <w:p>
-      <w:pPr>
-        <w:pStyle w:val="Ttulo2"/>
-      </w:pPr>
-      <w:bookmarkStart w:id="76" w:name="_Toc208785295"/>
-      <w:r>
-        <w:t>4.</w:t>
-      </w:r>
-      <w:r>
-        <w:t>2</w:t>
-      </w:r>
-      <w:r>
-        <w:t xml:space="preserve">. </w:t>
-      </w:r>
-      <w:r>
-        <w:t xml:space="preserve">Construcción de la </w:t>
-      </w:r>
-      <w:r>
-        <w:t>a</w:t>
-      </w:r>
-      <w:r>
-        <w:t xml:space="preserve">plicación </w:t>
-      </w:r>
-      <w:r>
-        <w:t>w</w:t>
-      </w:r>
-      <w:r>
-        <w:t xml:space="preserve">eb </w:t>
-      </w:r>
-      <w:proofErr w:type="spellStart"/>
-      <w:r>
-        <w:t>TrigTutor</w:t>
-      </w:r>
-      <w:proofErr w:type="spellEnd"/>
-      <w:r>
         <w:t xml:space="preserve"> IA</w:t>
       </w:r>
-      <w:bookmarkEnd w:id="76"/>
+      <w:bookmarkEnd w:id="78"/>
     </w:p>
     <w:p>
       <w:r>
@@ -14221,7 +14699,7 @@
           <w:rPr>
             <w:color w:val="000000"/>
           </w:rPr>
-          <w:tag w:val="MENDELEY_CITATION_v3_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"/>
+          <w:tag w:val="MENDELEY_CITATION_v3_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"/>
           <w:id w:val="1101540904"/>
           <w:placeholder>
             <w:docPart w:val="DefaultPlaceholder_-1854013440"/>
@@ -14232,7 +14710,7 @@
             <w:rPr>
               <w:color w:val="000000"/>
             </w:rPr>
-            <w:t>[42]</w:t>
+            <w:t>[43]</w:t>
           </w:r>
         </w:sdtContent>
       </w:sdt>
@@ -14261,7 +14739,7 @@
           <w:szCs w:val="24"/>
         </w:rPr>
       </w:pPr>
-      <w:bookmarkStart w:id="77" w:name="_Toc208785326"/>
+      <w:bookmarkStart w:id="79" w:name="_Toc208785326"/>
       <w:r>
         <w:rPr>
           <w:b/>
@@ -14333,7 +14811,7 @@
           <w:sz w:val="24"/>
           <w:szCs w:val="24"/>
         </w:rPr>
-        <w:t>5</w:t>
+        <w:t>6</w:t>
       </w:r>
       <w:r>
         <w:rPr>
@@ -14403,7 +14881,7 @@
         </w:rPr>
         <w:t xml:space="preserve"> IA.</w:t>
       </w:r>
-      <w:bookmarkEnd w:id="77"/>
+      <w:bookmarkEnd w:id="79"/>
     </w:p>
     <w:p>
       <w:pPr>
@@ -14431,7 +14909,7 @@
                     </pic:cNvPicPr>
                   </pic:nvPicPr>
                   <pic:blipFill>
-                    <a:blip r:embed="rId25">
+                    <a:blip r:embed="rId26">
                       <a:extLst>
                         <a:ext uri="{28A0092B-C50C-407E-A947-70E740481C1C}">
                           <a14:useLocalDpi xmlns:a14="http://schemas.microsoft.com/office/drawing/2010/main" val="0"/>
@@ -14491,9 +14969,8 @@
       <w:pPr>
         <w:pStyle w:val="Ttulo3"/>
       </w:pPr>
-      <w:bookmarkStart w:id="78" w:name="_Toc208785296"/>
-      <w:r>
-        <w:lastRenderedPageBreak/>
+      <w:bookmarkStart w:id="80" w:name="_Toc208863987"/>
+      <w:r>
         <w:t>4.</w:t>
       </w:r>
       <w:r>
@@ -14505,7 +14982,7 @@
       <w:r>
         <w:t>Aplicación del Flujo de Interacción del Modelo Cualitativo</w:t>
       </w:r>
-      <w:bookmarkEnd w:id="78"/>
+      <w:bookmarkEnd w:id="80"/>
     </w:p>
     <w:p>
       <w:r>
@@ -14527,8 +15004,6 @@
         <w:rPr>
           <w:b/>
           <w:bCs/>
-          <w:i/>
-          <w:iCs/>
         </w:rPr>
         <w:t>Figura</w:t>
       </w:r>
@@ -14536,8 +15011,6 @@
         <w:rPr>
           <w:b/>
           <w:bCs/>
-          <w:i/>
-          <w:iCs/>
         </w:rPr>
         <w:t xml:space="preserve"> </w:t>
       </w:r>
@@ -14602,13 +15075,17 @@
           <w:noProof/>
           <w:color w:val="auto"/>
         </w:rPr>
-        <w:t>6</w:t>
+        <w:t>7</w:t>
       </w:r>
       <w:r>
         <w:fldChar w:fldCharType="end"/>
       </w:r>
       <w:r>
-        <w:t>. El diseño minimalista de esta pantalla cumple una función deliberada: centrar la atención del usuario en la acción principal de "Entrada del Usuario". Es en este campo donde se captura la consulta inicial en lenguaje natural, constituyendo el primer paso fundamental del modelo de interacción.</w:t>
+        <w:t xml:space="preserve">. El diseño minimalista de esta pantalla cumple una función deliberada: centrar la atención del usuario en la acción principal de "Entrada del Usuario". Es en este campo donde </w:t>
+      </w:r>
+      <w:r>
+        <w:lastRenderedPageBreak/>
+        <w:t>se captura la consulta inicial en lenguaje natural, constituyendo el primer paso fundamental del modelo de interacción.</w:t>
       </w:r>
     </w:p>
     <w:p>
@@ -14624,8 +15101,8 @@
           <w:szCs w:val="24"/>
         </w:rPr>
       </w:pPr>
-      <w:bookmarkStart w:id="79" w:name="_Ref208155913"/>
-      <w:bookmarkStart w:id="80" w:name="_Toc208785327"/>
+      <w:bookmarkStart w:id="81" w:name="_Toc208785327"/>
+      <w:bookmarkStart w:id="82" w:name="_Ref208155913"/>
       <w:r>
         <w:rPr>
           <w:b/>
@@ -14697,7 +15174,7 @@
           <w:sz w:val="24"/>
           <w:szCs w:val="24"/>
         </w:rPr>
-        <w:t>6</w:t>
+        <w:t>7</w:t>
       </w:r>
       <w:r>
         <w:rPr>
@@ -14711,7 +15188,7 @@
         </w:rPr>
         <w:fldChar w:fldCharType="end"/>
       </w:r>
-      <w:bookmarkEnd w:id="79"/>
+      <w:bookmarkEnd w:id="82"/>
       <w:r>
         <w:rPr>
           <w:b/>
@@ -14754,7 +15231,7 @@
         </w:rPr>
         <w:t>Interfaz de bienvenida y entrada de usuario.</w:t>
       </w:r>
-      <w:bookmarkEnd w:id="80"/>
+      <w:bookmarkEnd w:id="81"/>
     </w:p>
     <w:p>
       <w:pPr>
@@ -14782,7 +15259,7 @@
                     </pic:cNvPicPr>
                   </pic:nvPicPr>
                   <pic:blipFill>
-                    <a:blip r:embed="rId26" cstate="print">
+                    <a:blip r:embed="rId27" cstate="print">
                       <a:extLst>
                         <a:ext uri="{28A0092B-C50C-407E-A947-70E740481C1C}">
                           <a14:useLocalDpi xmlns:a14="http://schemas.microsoft.com/office/drawing/2010/main" val="0"/>
@@ -14878,7 +15355,7 @@
           <w:noProof/>
           <w:color w:val="auto"/>
         </w:rPr>
-        <w:t>7</w:t>
+        <w:t>8</w:t>
       </w:r>
       <w:r>
         <w:fldChar w:fldCharType="end"/>
@@ -14914,8 +15391,8 @@
           <w:szCs w:val="24"/>
         </w:rPr>
       </w:pPr>
-      <w:bookmarkStart w:id="81" w:name="_Ref208156145"/>
-      <w:bookmarkStart w:id="82" w:name="_Toc208785328"/>
+      <w:bookmarkStart w:id="83" w:name="_Toc208785328"/>
+      <w:bookmarkStart w:id="84" w:name="_Ref208156145"/>
       <w:r>
         <w:rPr>
           <w:b/>
@@ -14988,7 +15465,7 @@
           <w:sz w:val="24"/>
           <w:szCs w:val="24"/>
         </w:rPr>
-        <w:t>7</w:t>
+        <w:t>8</w:t>
       </w:r>
       <w:r>
         <w:rPr>
@@ -15002,7 +15479,7 @@
         </w:rPr>
         <w:fldChar w:fldCharType="end"/>
       </w:r>
-      <w:bookmarkEnd w:id="81"/>
+      <w:bookmarkEnd w:id="84"/>
       <w:r>
         <w:rPr>
           <w:b/>
@@ -15045,7 +15522,7 @@
         </w:rPr>
         <w:t>Validación de relevancia del tema en la interfaz de chat.</w:t>
       </w:r>
-      <w:bookmarkEnd w:id="82"/>
+      <w:bookmarkEnd w:id="83"/>
     </w:p>
     <w:p>
       <w:pPr>
@@ -15056,7 +15533,7 @@
           <w:noProof/>
         </w:rPr>
         <w:drawing>
-          <wp:inline distT="0" distB="0" distL="0" distR="0" wp14:anchorId="0F9F6776" wp14:editId="739E2BFB">
+          <wp:inline distT="0" distB="0" distL="0" distR="0" wp14:anchorId="0F9F6776" wp14:editId="2B0D0F0B">
             <wp:extent cx="3346898" cy="2520000"/>
             <wp:effectExtent l="0" t="0" r="6350" b="0"/>
             <wp:docPr id="1543190260" name="Imagen 4"/>
@@ -15073,7 +15550,7 @@
                     </pic:cNvPicPr>
                   </pic:nvPicPr>
                   <pic:blipFill>
-                    <a:blip r:embed="rId27" cstate="print">
+                    <a:blip r:embed="rId28" cstate="print">
                       <a:extLst>
                         <a:ext uri="{28A0092B-C50C-407E-A947-70E740481C1C}">
                           <a14:useLocalDpi xmlns:a14="http://schemas.microsoft.com/office/drawing/2010/main" val="0"/>
@@ -15169,7 +15646,7 @@
           <w:noProof/>
           <w:color w:val="auto"/>
         </w:rPr>
-        <w:t>8</w:t>
+        <w:t>9</w:t>
       </w:r>
       <w:r>
         <w:fldChar w:fldCharType="end"/>
@@ -15226,8 +15703,8 @@
           <w:szCs w:val="24"/>
         </w:rPr>
       </w:pPr>
-      <w:bookmarkStart w:id="83" w:name="_Ref208156313"/>
-      <w:bookmarkStart w:id="84" w:name="_Toc208785329"/>
+      <w:bookmarkStart w:id="85" w:name="_Toc208785329"/>
+      <w:bookmarkStart w:id="86" w:name="_Ref208156313"/>
       <w:r>
         <w:rPr>
           <w:b/>
@@ -15299,7 +15776,7 @@
           <w:sz w:val="24"/>
           <w:szCs w:val="24"/>
         </w:rPr>
-        <w:t>8</w:t>
+        <w:t>9</w:t>
       </w:r>
       <w:r>
         <w:rPr>
@@ -15313,7 +15790,7 @@
         </w:rPr>
         <w:fldChar w:fldCharType="end"/>
       </w:r>
-      <w:bookmarkEnd w:id="83"/>
+      <w:bookmarkEnd w:id="86"/>
       <w:r>
         <w:rPr>
           <w:b/>
@@ -15356,7 +15833,7 @@
         </w:rPr>
         <w:t>Renderización del contenido generado por la IA en la vista de contenido.</w:t>
       </w:r>
-      <w:bookmarkEnd w:id="84"/>
+      <w:bookmarkEnd w:id="85"/>
     </w:p>
     <w:p>
       <w:pPr>
@@ -15384,7 +15861,7 @@
                     </pic:cNvPicPr>
                   </pic:nvPicPr>
                   <pic:blipFill>
-                    <a:blip r:embed="rId28">
+                    <a:blip r:embed="rId29">
                       <a:extLst>
                         <a:ext uri="{28A0092B-C50C-407E-A947-70E740481C1C}">
                           <a14:useLocalDpi xmlns:a14="http://schemas.microsoft.com/office/drawing/2010/main" val="0"/>
@@ -15443,7 +15920,7 @@
       <w:pPr>
         <w:pStyle w:val="Ttulo3"/>
       </w:pPr>
-      <w:bookmarkStart w:id="85" w:name="_Toc208785297"/>
+      <w:bookmarkStart w:id="87" w:name="_Toc208863988"/>
       <w:r>
         <w:lastRenderedPageBreak/>
         <w:t>4.</w:t>
@@ -15454,7 +15931,7 @@
       <w:r>
         <w:t>.2. Implementación del Andamiaje Pedagógico</w:t>
       </w:r>
-      <w:bookmarkEnd w:id="85"/>
+      <w:bookmarkEnd w:id="87"/>
       <w:r>
         <w:t xml:space="preserve"> </w:t>
       </w:r>
@@ -15521,7 +15998,7 @@
           <w:noProof/>
           <w:color w:val="auto"/>
         </w:rPr>
-        <w:t>9</w:t>
+        <w:t>10</w:t>
       </w:r>
       <w:r>
         <w:fldChar w:fldCharType="end"/>
@@ -15543,8 +16020,8 @@
           <w:szCs w:val="24"/>
         </w:rPr>
       </w:pPr>
-      <w:bookmarkStart w:id="86" w:name="_Ref208158126"/>
-      <w:bookmarkStart w:id="87" w:name="_Toc208785330"/>
+      <w:bookmarkStart w:id="88" w:name="_Toc208785330"/>
+      <w:bookmarkStart w:id="89" w:name="_Ref208158126"/>
       <w:r>
         <w:rPr>
           <w:b/>
@@ -15616,7 +16093,7 @@
           <w:sz w:val="24"/>
           <w:szCs w:val="24"/>
         </w:rPr>
-        <w:t>9</w:t>
+        <w:t>10</w:t>
       </w:r>
       <w:r>
         <w:rPr>
@@ -15630,7 +16107,7 @@
         </w:rPr>
         <w:fldChar w:fldCharType="end"/>
       </w:r>
-      <w:bookmarkEnd w:id="86"/>
+      <w:bookmarkEnd w:id="89"/>
       <w:r>
         <w:rPr>
           <w:b/>
@@ -15673,7 +16150,7 @@
         </w:rPr>
         <w:t>Estructura pedagógica del contenido en el nivel de soporte máximo.</w:t>
       </w:r>
-      <w:bookmarkEnd w:id="87"/>
+      <w:bookmarkEnd w:id="88"/>
     </w:p>
     <w:p>
       <w:pPr>
@@ -15699,7 +16176,7 @@
                     <pic:cNvPicPr/>
                   </pic:nvPicPr>
                   <pic:blipFill>
-                    <a:blip r:embed="rId29"/>
+                    <a:blip r:embed="rId30"/>
                     <a:stretch>
                       <a:fillRect/>
                     </a:stretch>
@@ -15791,7 +16268,7 @@
           <w:noProof/>
           <w:color w:val="auto"/>
         </w:rPr>
-        <w:t>10</w:t>
+        <w:t>11</w:t>
       </w:r>
       <w:r>
         <w:fldChar w:fldCharType="end"/>
@@ -15814,8 +16291,8 @@
           <w:szCs w:val="24"/>
         </w:rPr>
       </w:pPr>
-      <w:bookmarkStart w:id="88" w:name="_Ref208158432"/>
-      <w:bookmarkStart w:id="89" w:name="_Toc208785331"/>
+      <w:bookmarkStart w:id="90" w:name="_Toc208785331"/>
+      <w:bookmarkStart w:id="91" w:name="_Ref208158432"/>
       <w:r>
         <w:rPr>
           <w:b/>
@@ -15887,7 +16364,7 @@
           <w:sz w:val="24"/>
           <w:szCs w:val="24"/>
         </w:rPr>
-        <w:t>10</w:t>
+        <w:t>11</w:t>
       </w:r>
       <w:r>
         <w:rPr>
@@ -15901,7 +16378,7 @@
         </w:rPr>
         <w:fldChar w:fldCharType="end"/>
       </w:r>
-      <w:bookmarkEnd w:id="88"/>
+      <w:bookmarkEnd w:id="91"/>
       <w:r>
         <w:rPr>
           <w:b/>
@@ -15944,7 +16421,7 @@
         </w:rPr>
         <w:t>Práctica guiada con retroalimentación inmediata.</w:t>
       </w:r>
-      <w:bookmarkEnd w:id="89"/>
+      <w:bookmarkEnd w:id="90"/>
     </w:p>
     <w:p>
       <w:pPr>
@@ -15955,7 +16432,7 @@
           <w:noProof/>
         </w:rPr>
         <w:drawing>
-          <wp:inline distT="0" distB="0" distL="0" distR="0" wp14:anchorId="294A606E" wp14:editId="7C661770">
+          <wp:inline distT="0" distB="0" distL="0" distR="0" wp14:anchorId="294A606E" wp14:editId="76F4DE9C">
             <wp:extent cx="4187994" cy="2880000"/>
             <wp:effectExtent l="0" t="0" r="3175" b="0"/>
             <wp:docPr id="1205992716" name="Imagen 10"/>
@@ -15972,7 +16449,7 @@
                     </pic:cNvPicPr>
                   </pic:nvPicPr>
                   <pic:blipFill>
-                    <a:blip r:embed="rId30" cstate="print">
+                    <a:blip r:embed="rId31" cstate="print">
                       <a:extLst>
                         <a:ext uri="{28A0092B-C50C-407E-A947-70E740481C1C}">
                           <a14:useLocalDpi xmlns:a14="http://schemas.microsoft.com/office/drawing/2010/main" val="0"/>
@@ -16068,7 +16545,7 @@
           <w:noProof/>
           <w:color w:val="auto"/>
         </w:rPr>
-        <w:t>11</w:t>
+        <w:t>12</w:t>
       </w:r>
       <w:r>
         <w:fldChar w:fldCharType="end"/>
@@ -16092,8 +16569,8 @@
           <w:szCs w:val="24"/>
         </w:rPr>
       </w:pPr>
-      <w:bookmarkStart w:id="90" w:name="_Ref208158544"/>
-      <w:bookmarkStart w:id="91" w:name="_Toc208785332"/>
+      <w:bookmarkStart w:id="92" w:name="_Toc208785332"/>
+      <w:bookmarkStart w:id="93" w:name="_Ref208158544"/>
       <w:r>
         <w:rPr>
           <w:b/>
@@ -16166,7 +16643,7 @@
           <w:sz w:val="24"/>
           <w:szCs w:val="24"/>
         </w:rPr>
-        <w:t>11</w:t>
+        <w:t>12</w:t>
       </w:r>
       <w:r>
         <w:rPr>
@@ -16180,7 +16657,7 @@
         </w:rPr>
         <w:fldChar w:fldCharType="end"/>
       </w:r>
-      <w:bookmarkEnd w:id="90"/>
+      <w:bookmarkEnd w:id="93"/>
       <w:r>
         <w:rPr>
           <w:b/>
@@ -16223,7 +16700,7 @@
         </w:rPr>
         <w:t>Asistencia contingente como parte del andamiaje en la práctica guiada</w:t>
       </w:r>
-      <w:bookmarkEnd w:id="91"/>
+      <w:bookmarkEnd w:id="92"/>
     </w:p>
     <w:p>
       <w:pPr>
@@ -16234,7 +16711,7 @@
           <w:noProof/>
         </w:rPr>
         <w:drawing>
-          <wp:inline distT="0" distB="0" distL="0" distR="0" wp14:anchorId="76C21A85" wp14:editId="72533005">
+          <wp:inline distT="0" distB="0" distL="0" distR="0" wp14:anchorId="76C21A85" wp14:editId="16E8AB00">
             <wp:extent cx="3713689" cy="2181225"/>
             <wp:effectExtent l="0" t="0" r="1270" b="0"/>
             <wp:docPr id="742031050" name="Imagen 11"/>
@@ -16251,7 +16728,7 @@
                     </pic:cNvPicPr>
                   </pic:nvPicPr>
                   <pic:blipFill rotWithShape="1">
-                    <a:blip r:embed="rId31" cstate="print">
+                    <a:blip r:embed="rId32" cstate="print">
                       <a:extLst>
                         <a:ext uri="{28A0092B-C50C-407E-A947-70E740481C1C}">
                           <a14:useLocalDpi xmlns:a14="http://schemas.microsoft.com/office/drawing/2010/main" val="0"/>
@@ -16352,7 +16829,7 @@
           <w:noProof/>
           <w:color w:val="auto"/>
         </w:rPr>
-        <w:t>12</w:t>
+        <w:t>13</w:t>
       </w:r>
       <w:r>
         <w:fldChar w:fldCharType="end"/>
@@ -16374,8 +16851,8 @@
           <w:szCs w:val="24"/>
         </w:rPr>
       </w:pPr>
-      <w:bookmarkStart w:id="92" w:name="_Ref208159360"/>
-      <w:bookmarkStart w:id="93" w:name="_Toc208785333"/>
+      <w:bookmarkStart w:id="94" w:name="_Toc208785333"/>
+      <w:bookmarkStart w:id="95" w:name="_Ref208159360"/>
       <w:r>
         <w:rPr>
           <w:b/>
@@ -16447,7 +16924,7 @@
           <w:sz w:val="24"/>
           <w:szCs w:val="24"/>
         </w:rPr>
-        <w:t>12</w:t>
+        <w:t>13</w:t>
       </w:r>
       <w:r>
         <w:rPr>
@@ -16461,7 +16938,7 @@
         </w:rPr>
         <w:fldChar w:fldCharType="end"/>
       </w:r>
-      <w:bookmarkEnd w:id="92"/>
+      <w:bookmarkEnd w:id="95"/>
       <w:r>
         <w:rPr>
           <w:b/>
@@ -16494,7 +16971,7 @@
         </w:rPr>
         <w:t>Evaluación para la autonomía con soporte mínimo.</w:t>
       </w:r>
-      <w:bookmarkEnd w:id="93"/>
+      <w:bookmarkEnd w:id="94"/>
     </w:p>
     <w:p>
       <w:pPr>
@@ -16509,7 +16986,7 @@
           <w:noProof/>
         </w:rPr>
         <w:drawing>
-          <wp:inline distT="0" distB="0" distL="0" distR="0" wp14:anchorId="11E6B934" wp14:editId="2653A7A5">
+          <wp:inline distT="0" distB="0" distL="0" distR="0" wp14:anchorId="11E6B934" wp14:editId="527CC043">
             <wp:extent cx="3686175" cy="2409542"/>
             <wp:effectExtent l="0" t="0" r="0" b="0"/>
             <wp:docPr id="264217949" name="Imagen 12"/>
@@ -16526,7 +17003,7 @@
                     </pic:cNvPicPr>
                   </pic:nvPicPr>
                   <pic:blipFill rotWithShape="1">
-                    <a:blip r:embed="rId32" cstate="print">
+                    <a:blip r:embed="rId33" cstate="print">
                       <a:extLst>
                         <a:ext uri="{28A0092B-C50C-407E-A947-70E740481C1C}">
                           <a14:useLocalDpi xmlns:a14="http://schemas.microsoft.com/office/drawing/2010/main" val="0"/>
@@ -16590,7 +17067,7 @@
       <w:pPr>
         <w:pStyle w:val="Ttulo3"/>
       </w:pPr>
-      <w:bookmarkStart w:id="94" w:name="_Toc208785298"/>
+      <w:bookmarkStart w:id="96" w:name="_Toc208863989"/>
       <w:r>
         <w:lastRenderedPageBreak/>
         <w:t>4.</w:t>
@@ -16601,7 +17078,7 @@
       <w:r>
         <w:t>.3. Módulos de Soporte al Aprendizaje</w:t>
       </w:r>
-      <w:bookmarkEnd w:id="94"/>
+      <w:bookmarkEnd w:id="96"/>
     </w:p>
     <w:p>
       <w:r>
@@ -16649,7 +17126,7 @@
           <w:noProof/>
           <w:color w:val="auto"/>
         </w:rPr>
-        <w:t>13</w:t>
+        <w:t>14</w:t>
       </w:r>
       <w:r>
         <w:fldChar w:fldCharType="end"/>
@@ -16671,8 +17148,8 @@
           <w:szCs w:val="24"/>
         </w:rPr>
       </w:pPr>
-      <w:bookmarkStart w:id="95" w:name="_Ref208159346"/>
-      <w:bookmarkStart w:id="96" w:name="_Toc208785334"/>
+      <w:bookmarkStart w:id="97" w:name="_Toc208785334"/>
+      <w:bookmarkStart w:id="98" w:name="_Ref208159346"/>
       <w:r>
         <w:rPr>
           <w:b/>
@@ -16744,7 +17221,7 @@
           <w:sz w:val="24"/>
           <w:szCs w:val="24"/>
         </w:rPr>
-        <w:t>13</w:t>
+        <w:t>14</w:t>
       </w:r>
       <w:r>
         <w:rPr>
@@ -16758,7 +17235,7 @@
         </w:rPr>
         <w:fldChar w:fldCharType="end"/>
       </w:r>
-      <w:bookmarkEnd w:id="95"/>
+      <w:bookmarkEnd w:id="98"/>
       <w:r>
         <w:rPr>
           <w:b/>
@@ -16793,7 +17270,7 @@
         </w:rPr>
         <w:t>Módulo de recursos como herramienta de apoyo estático.</w:t>
       </w:r>
-      <w:bookmarkEnd w:id="96"/>
+      <w:bookmarkEnd w:id="97"/>
     </w:p>
     <w:p>
       <w:pPr>
@@ -16804,7 +17281,7 @@
           <w:noProof/>
         </w:rPr>
         <w:drawing>
-          <wp:inline distT="0" distB="0" distL="0" distR="0" wp14:anchorId="410E79FC" wp14:editId="0010FA01">
+          <wp:inline distT="0" distB="0" distL="0" distR="0" wp14:anchorId="410E79FC" wp14:editId="29B2FC10">
             <wp:extent cx="5220000" cy="2726244"/>
             <wp:effectExtent l="0" t="0" r="0" b="0"/>
             <wp:docPr id="15116929" name="Imagen 13"/>
@@ -16821,7 +17298,7 @@
                     </pic:cNvPicPr>
                   </pic:nvPicPr>
                   <pic:blipFill>
-                    <a:blip r:embed="rId33" cstate="print">
+                    <a:blip r:embed="rId34" cstate="print">
                       <a:extLst>
                         <a:ext uri="{28A0092B-C50C-407E-A947-70E740481C1C}">
                           <a14:useLocalDpi xmlns:a14="http://schemas.microsoft.com/office/drawing/2010/main" val="0"/>
@@ -16917,7 +17394,7 @@
           <w:noProof/>
           <w:color w:val="auto"/>
         </w:rPr>
-        <w:t>14</w:t>
+        <w:t>15</w:t>
       </w:r>
       <w:r>
         <w:fldChar w:fldCharType="end"/>
@@ -16946,8 +17423,8 @@
           <w:szCs w:val="24"/>
         </w:rPr>
       </w:pPr>
-      <w:bookmarkStart w:id="97" w:name="_Ref208159541"/>
-      <w:bookmarkStart w:id="98" w:name="_Toc208785335"/>
+      <w:bookmarkStart w:id="99" w:name="_Toc208785335"/>
+      <w:bookmarkStart w:id="100" w:name="_Ref208159541"/>
       <w:r>
         <w:rPr>
           <w:b/>
@@ -17020,7 +17497,7 @@
           <w:sz w:val="24"/>
           <w:szCs w:val="24"/>
         </w:rPr>
-        <w:t>14</w:t>
+        <w:t>15</w:t>
       </w:r>
       <w:r>
         <w:rPr>
@@ -17034,7 +17511,7 @@
         </w:rPr>
         <w:fldChar w:fldCharType="end"/>
       </w:r>
-      <w:bookmarkEnd w:id="97"/>
+      <w:bookmarkEnd w:id="100"/>
       <w:r>
         <w:rPr>
           <w:b/>
@@ -17069,7 +17546,7 @@
         </w:rPr>
         <w:t>Panel de estadísticas para el fomento de la metacognición.</w:t>
       </w:r>
-      <w:bookmarkEnd w:id="98"/>
+      <w:bookmarkEnd w:id="99"/>
     </w:p>
     <w:p>
       <w:pPr>
@@ -17080,7 +17557,7 @@
           <w:noProof/>
         </w:rPr>
         <w:drawing>
-          <wp:inline distT="0" distB="0" distL="0" distR="0" wp14:anchorId="70B2B2EF" wp14:editId="70441CC7">
+          <wp:inline distT="0" distB="0" distL="0" distR="0" wp14:anchorId="70B2B2EF" wp14:editId="17977D6A">
             <wp:extent cx="5040000" cy="2566880"/>
             <wp:effectExtent l="0" t="0" r="8255" b="5080"/>
             <wp:docPr id="1067747610" name="Imagen 14"/>
@@ -17097,7 +17574,7 @@
                     </pic:cNvPicPr>
                   </pic:nvPicPr>
                   <pic:blipFill rotWithShape="1">
-                    <a:blip r:embed="rId34" cstate="print">
+                    <a:blip r:embed="rId35" cstate="print">
                       <a:extLst>
                         <a:ext uri="{28A0092B-C50C-407E-A947-70E740481C1C}">
                           <a14:useLocalDpi xmlns:a14="http://schemas.microsoft.com/office/drawing/2010/main" val="0"/>
@@ -17338,21 +17815,21 @@
       <w:pPr>
         <w:pStyle w:val="Ttulo1"/>
       </w:pPr>
-      <w:bookmarkStart w:id="99" w:name="_Toc208785299"/>
+      <w:bookmarkStart w:id="101" w:name="_Toc208863990"/>
       <w:r>
         <w:t>CAPÍTULO V</w:t>
       </w:r>
-      <w:bookmarkEnd w:id="99"/>
+      <w:bookmarkEnd w:id="101"/>
     </w:p>
     <w:p>
       <w:pPr>
         <w:pStyle w:val="Ttulo1"/>
       </w:pPr>
-      <w:bookmarkStart w:id="100" w:name="_Toc208785300"/>
+      <w:bookmarkStart w:id="102" w:name="_Toc208863991"/>
       <w:r>
         <w:t>CONCLUSIONES Y RECOMENDACIONES</w:t>
       </w:r>
-      <w:bookmarkEnd w:id="100"/>
+      <w:bookmarkEnd w:id="102"/>
     </w:p>
     <w:p/>
     <w:p/>
@@ -17371,22 +17848,22 @@
       <w:pPr>
         <w:pStyle w:val="Ttulo2"/>
       </w:pPr>
-      <w:bookmarkStart w:id="101" w:name="_Toc208785301"/>
+      <w:bookmarkStart w:id="103" w:name="_Toc208863992"/>
       <w:r>
         <w:lastRenderedPageBreak/>
         <w:t>5.1. Conclusiones</w:t>
       </w:r>
-      <w:bookmarkEnd w:id="101"/>
+      <w:bookmarkEnd w:id="103"/>
     </w:p>
     <w:p>
       <w:pPr>
         <w:pStyle w:val="Ttulo2"/>
       </w:pPr>
-      <w:bookmarkStart w:id="102" w:name="_Toc208785302"/>
+      <w:bookmarkStart w:id="104" w:name="_Toc208863993"/>
       <w:r>
         <w:t>5.2. Recomendaciones</w:t>
       </w:r>
-      <w:bookmarkEnd w:id="102"/>
+      <w:bookmarkEnd w:id="104"/>
     </w:p>
     <w:p/>
     <w:p/>
@@ -17424,11 +17901,11 @@
       <w:pPr>
         <w:pStyle w:val="Ttulo1"/>
       </w:pPr>
-      <w:bookmarkStart w:id="103" w:name="_Toc208785303"/>
+      <w:bookmarkStart w:id="105" w:name="_Toc208863994"/>
       <w:r>
         <w:t>CAPÍTULO VI</w:t>
       </w:r>
-      <w:bookmarkEnd w:id="103"/>
+      <w:bookmarkEnd w:id="105"/>
     </w:p>
     <w:p>
       <w:pPr>
@@ -17437,14 +17914,14 @@
           <w:lang w:val="en-US"/>
         </w:rPr>
       </w:pPr>
-      <w:bookmarkStart w:id="104" w:name="_Toc208785304"/>
+      <w:bookmarkStart w:id="106" w:name="_Toc208863995"/>
       <w:r>
         <w:rPr>
           <w:lang w:val="en-US"/>
         </w:rPr>
         <w:t>BIBLIOGRAFÍA</w:t>
       </w:r>
-      <w:bookmarkEnd w:id="104"/>
+      <w:bookmarkEnd w:id="106"/>
     </w:p>
     <w:p>
       <w:pPr>
@@ -17578,7 +18055,7 @@
             <w:autoSpaceDE w:val="0"/>
             <w:autoSpaceDN w:val="0"/>
             <w:ind w:hanging="640"/>
-            <w:divId w:val="860095057"/>
+            <w:divId w:val="1924365010"/>
             <w:rPr>
               <w:rFonts w:eastAsia="Times New Roman"/>
               <w:kern w:val="0"/>
@@ -17623,7 +18100,7 @@
             <w:autoSpaceDE w:val="0"/>
             <w:autoSpaceDN w:val="0"/>
             <w:ind w:hanging="640"/>
-            <w:divId w:val="1277365757"/>
+            <w:divId w:val="1766606148"/>
             <w:rPr>
               <w:rFonts w:eastAsia="Times New Roman"/>
               <w:lang w:val="en-US"/>
@@ -17698,7 +18175,7 @@
             <w:autoSpaceDE w:val="0"/>
             <w:autoSpaceDN w:val="0"/>
             <w:ind w:hanging="640"/>
-            <w:divId w:val="1383745093"/>
+            <w:divId w:val="129634031"/>
             <w:rPr>
               <w:rFonts w:eastAsia="Times New Roman"/>
             </w:rPr>
@@ -17794,7 +18271,7 @@
             <w:autoSpaceDE w:val="0"/>
             <w:autoSpaceDN w:val="0"/>
             <w:ind w:hanging="640"/>
-            <w:divId w:val="1336373948"/>
+            <w:divId w:val="2087651439"/>
             <w:rPr>
               <w:rFonts w:eastAsia="Times New Roman"/>
               <w:lang w:val="en-US"/>
@@ -17938,7 +18415,7 @@
             <w:autoSpaceDE w:val="0"/>
             <w:autoSpaceDN w:val="0"/>
             <w:ind w:hanging="640"/>
-            <w:divId w:val="998003085"/>
+            <w:divId w:val="1365134198"/>
             <w:rPr>
               <w:rFonts w:eastAsia="Times New Roman"/>
               <w:lang w:val="en-US"/>
@@ -18013,7 +18490,7 @@
             <w:autoSpaceDE w:val="0"/>
             <w:autoSpaceDN w:val="0"/>
             <w:ind w:hanging="640"/>
-            <w:divId w:val="879243135"/>
+            <w:divId w:val="675621587"/>
             <w:rPr>
               <w:rFonts w:eastAsia="Times New Roman"/>
               <w:lang w:val="en-US"/>
@@ -18058,7 +18535,7 @@
             <w:autoSpaceDE w:val="0"/>
             <w:autoSpaceDN w:val="0"/>
             <w:ind w:hanging="640"/>
-            <w:divId w:val="1498231333"/>
+            <w:divId w:val="1275331640"/>
             <w:rPr>
               <w:rFonts w:eastAsia="Times New Roman"/>
               <w:lang w:val="en-US"/>
@@ -18124,7 +18601,7 @@
             <w:autoSpaceDE w:val="0"/>
             <w:autoSpaceDN w:val="0"/>
             <w:ind w:hanging="640"/>
-            <w:divId w:val="746268548"/>
+            <w:divId w:val="2082171984"/>
             <w:rPr>
               <w:rFonts w:eastAsia="Times New Roman"/>
             </w:rPr>
@@ -18190,7 +18667,7 @@
             <w:autoSpaceDE w:val="0"/>
             <w:autoSpaceDN w:val="0"/>
             <w:ind w:hanging="640"/>
-            <w:divId w:val="1695110340"/>
+            <w:divId w:val="301009539"/>
             <w:rPr>
               <w:rFonts w:eastAsia="Times New Roman"/>
             </w:rPr>
@@ -18267,7 +18744,7 @@
             <w:autoSpaceDE w:val="0"/>
             <w:autoSpaceDN w:val="0"/>
             <w:ind w:hanging="640"/>
-            <w:divId w:val="1201819205"/>
+            <w:divId w:val="1265531584"/>
             <w:rPr>
               <w:rFonts w:eastAsia="Times New Roman"/>
             </w:rPr>
@@ -18361,7 +18838,7 @@
             <w:autoSpaceDE w:val="0"/>
             <w:autoSpaceDN w:val="0"/>
             <w:ind w:hanging="640"/>
-            <w:divId w:val="1955861076"/>
+            <w:divId w:val="1931504962"/>
             <w:rPr>
               <w:rFonts w:eastAsia="Times New Roman"/>
               <w:lang w:val="en-US"/>
@@ -18388,7 +18865,7 @@
             <w:autoSpaceDE w:val="0"/>
             <w:autoSpaceDN w:val="0"/>
             <w:ind w:hanging="640"/>
-            <w:divId w:val="1555503174"/>
+            <w:divId w:val="1983198126"/>
             <w:rPr>
               <w:rFonts w:eastAsia="Times New Roman"/>
               <w:lang w:val="en-US"/>
@@ -18448,7 +18925,7 @@
             <w:autoSpaceDE w:val="0"/>
             <w:autoSpaceDN w:val="0"/>
             <w:ind w:hanging="640"/>
-            <w:divId w:val="169679668"/>
+            <w:divId w:val="1684697404"/>
             <w:rPr>
               <w:rFonts w:eastAsia="Times New Roman"/>
               <w:lang w:val="en-US"/>
@@ -18491,7 +18968,7 @@
             <w:autoSpaceDE w:val="0"/>
             <w:autoSpaceDN w:val="0"/>
             <w:ind w:hanging="640"/>
-            <w:divId w:val="383530044"/>
+            <w:divId w:val="1708674551"/>
             <w:rPr>
               <w:rFonts w:eastAsia="Times New Roman"/>
               <w:lang w:val="en-US"/>
@@ -18550,7 +19027,7 @@
             <w:autoSpaceDE w:val="0"/>
             <w:autoSpaceDN w:val="0"/>
             <w:ind w:hanging="640"/>
-            <w:divId w:val="1488595429"/>
+            <w:divId w:val="1097600610"/>
             <w:rPr>
               <w:rFonts w:eastAsia="Times New Roman"/>
               <w:lang w:val="en-US"/>
@@ -18784,7 +19261,7 @@
             <w:autoSpaceDE w:val="0"/>
             <w:autoSpaceDN w:val="0"/>
             <w:ind w:hanging="640"/>
-            <w:divId w:val="1905918175"/>
+            <w:divId w:val="1654869430"/>
             <w:rPr>
               <w:rFonts w:eastAsia="Times New Roman"/>
               <w:lang w:val="en-US"/>
@@ -18876,7 +19353,7 @@
             <w:autoSpaceDE w:val="0"/>
             <w:autoSpaceDN w:val="0"/>
             <w:ind w:hanging="640"/>
-            <w:divId w:val="966203277"/>
+            <w:divId w:val="406728344"/>
             <w:rPr>
               <w:rFonts w:eastAsia="Times New Roman"/>
               <w:lang w:val="en-US"/>
@@ -18936,7 +19413,7 @@
             <w:autoSpaceDE w:val="0"/>
             <w:autoSpaceDN w:val="0"/>
             <w:ind w:hanging="640"/>
-            <w:divId w:val="1991443990"/>
+            <w:divId w:val="151024018"/>
             <w:rPr>
               <w:rFonts w:eastAsia="Times New Roman"/>
               <w:lang w:val="en-US"/>
@@ -19010,7 +19487,7 @@
             <w:autoSpaceDE w:val="0"/>
             <w:autoSpaceDN w:val="0"/>
             <w:ind w:hanging="640"/>
-            <w:divId w:val="989678916"/>
+            <w:divId w:val="1502235807"/>
             <w:rPr>
               <w:rFonts w:eastAsia="Times New Roman"/>
             </w:rPr>
@@ -19093,7 +19570,7 @@
             <w:autoSpaceDE w:val="0"/>
             <w:autoSpaceDN w:val="0"/>
             <w:ind w:hanging="640"/>
-            <w:divId w:val="2145653887"/>
+            <w:divId w:val="1135297908"/>
             <w:rPr>
               <w:rFonts w:eastAsia="Times New Roman"/>
             </w:rPr>
@@ -19173,7 +19650,7 @@
             <w:autoSpaceDE w:val="0"/>
             <w:autoSpaceDN w:val="0"/>
             <w:ind w:hanging="640"/>
-            <w:divId w:val="1324045371"/>
+            <w:divId w:val="152186087"/>
             <w:rPr>
               <w:rFonts w:eastAsia="Times New Roman"/>
               <w:lang w:val="en-US"/>
@@ -19275,7 +19752,7 @@
             <w:autoSpaceDE w:val="0"/>
             <w:autoSpaceDN w:val="0"/>
             <w:ind w:hanging="640"/>
-            <w:divId w:val="797652503"/>
+            <w:divId w:val="777289119"/>
             <w:rPr>
               <w:rFonts w:eastAsia="Times New Roman"/>
             </w:rPr>
@@ -19355,7 +19832,7 @@
             <w:autoSpaceDE w:val="0"/>
             <w:autoSpaceDN w:val="0"/>
             <w:ind w:hanging="640"/>
-            <w:divId w:val="161433779"/>
+            <w:divId w:val="954408587"/>
             <w:rPr>
               <w:rFonts w:eastAsia="Times New Roman"/>
               <w:lang w:val="en-US"/>
@@ -19446,7 +19923,7 @@
             <w:autoSpaceDE w:val="0"/>
             <w:autoSpaceDN w:val="0"/>
             <w:ind w:hanging="640"/>
-            <w:divId w:val="1733114106"/>
+            <w:divId w:val="1961645746"/>
             <w:rPr>
               <w:rFonts w:eastAsia="Times New Roman"/>
               <w:lang w:val="en-US"/>
@@ -19608,7 +20085,7 @@
             <w:autoSpaceDE w:val="0"/>
             <w:autoSpaceDN w:val="0"/>
             <w:ind w:hanging="640"/>
-            <w:divId w:val="189222960"/>
+            <w:divId w:val="317271212"/>
             <w:rPr>
               <w:rFonts w:eastAsia="Times New Roman"/>
               <w:lang w:val="en-US"/>
@@ -19651,7 +20128,7 @@
             <w:autoSpaceDE w:val="0"/>
             <w:autoSpaceDN w:val="0"/>
             <w:ind w:hanging="640"/>
-            <w:divId w:val="875001851"/>
+            <w:divId w:val="1318262658"/>
             <w:rPr>
               <w:rFonts w:eastAsia="Times New Roman"/>
               <w:lang w:val="en-US"/>
@@ -19769,7 +20246,7 @@
             <w:autoSpaceDE w:val="0"/>
             <w:autoSpaceDN w:val="0"/>
             <w:ind w:hanging="640"/>
-            <w:divId w:val="653067658"/>
+            <w:divId w:val="1741176745"/>
             <w:rPr>
               <w:rFonts w:eastAsia="Times New Roman"/>
               <w:lang w:val="en-US"/>
@@ -19788,7 +20265,7 @@
               <w:lang w:val="en-US"/>
             </w:rPr>
             <w:tab/>
-            <w:t>P. Sahoo, A. K. Singh, S. Saha, V. Jain, S. Mondal, and A. Chadha, “A Systematic Survey of Prompt Engineering in Large Language Models: Techniques and Applications”.</w:t>
+            <w:t>P. Sahoo, A. K. Singh, S. Saha, V. Jain, S. Mondal, and A. Chadha, “A Systematic Survey of Prompt Engineering in Large Language Models: Techniques and Applications,” Mar. 2025, Accessed: Aug. 28, 2025. [Online]. Available: http://arxiv.org/abs/2402.07927</w:t>
           </w:r>
         </w:p>
         <w:p>
@@ -19796,7 +20273,7 @@
             <w:autoSpaceDE w:val="0"/>
             <w:autoSpaceDN w:val="0"/>
             <w:ind w:hanging="640"/>
-            <w:divId w:val="304089469"/>
+            <w:divId w:val="99840996"/>
             <w:rPr>
               <w:rFonts w:eastAsia="Times New Roman"/>
               <w:lang w:val="en-US"/>
@@ -19823,7 +20300,7 @@
             <w:autoSpaceDE w:val="0"/>
             <w:autoSpaceDN w:val="0"/>
             <w:ind w:hanging="640"/>
-            <w:divId w:val="1579439260"/>
+            <w:divId w:val="357764"/>
             <w:rPr>
               <w:rFonts w:eastAsia="Times New Roman"/>
               <w:lang w:val="en-US"/>
@@ -19882,7 +20359,7 @@
             <w:autoSpaceDE w:val="0"/>
             <w:autoSpaceDN w:val="0"/>
             <w:ind w:hanging="640"/>
-            <w:divId w:val="445347041"/>
+            <w:divId w:val="556085881"/>
             <w:rPr>
               <w:rFonts w:eastAsia="Times New Roman"/>
             </w:rPr>
@@ -19948,7 +20425,7 @@
             <w:autoSpaceDE w:val="0"/>
             <w:autoSpaceDN w:val="0"/>
             <w:ind w:hanging="640"/>
-            <w:divId w:val="1515269803"/>
+            <w:divId w:val="1190492586"/>
             <w:rPr>
               <w:rFonts w:eastAsia="Times New Roman"/>
             </w:rPr>
@@ -20196,7 +20673,7 @@
             <w:autoSpaceDE w:val="0"/>
             <w:autoSpaceDN w:val="0"/>
             <w:ind w:hanging="640"/>
-            <w:divId w:val="391585716"/>
+            <w:divId w:val="446393119"/>
             <w:rPr>
               <w:rFonts w:eastAsia="Times New Roman"/>
             </w:rPr>
@@ -20444,7 +20921,7 @@
             <w:autoSpaceDE w:val="0"/>
             <w:autoSpaceDN w:val="0"/>
             <w:ind w:hanging="640"/>
-            <w:divId w:val="885918285"/>
+            <w:divId w:val="1699817485"/>
             <w:rPr>
               <w:rFonts w:eastAsia="Times New Roman"/>
             </w:rPr>
@@ -20527,7 +21004,7 @@
             <w:autoSpaceDE w:val="0"/>
             <w:autoSpaceDN w:val="0"/>
             <w:ind w:hanging="640"/>
-            <w:divId w:val="1376851882"/>
+            <w:divId w:val="1363285656"/>
             <w:rPr>
               <w:rFonts w:eastAsia="Times New Roman"/>
               <w:lang w:val="en-US"/>
@@ -20601,7 +21078,7 @@
             <w:autoSpaceDE w:val="0"/>
             <w:autoSpaceDN w:val="0"/>
             <w:ind w:hanging="640"/>
-            <w:divId w:val="2146458807"/>
+            <w:divId w:val="1014262968"/>
             <w:rPr>
               <w:rFonts w:eastAsia="Times New Roman"/>
               <w:lang w:val="en-US"/>
@@ -20661,7 +21138,7 @@
             <w:autoSpaceDE w:val="0"/>
             <w:autoSpaceDN w:val="0"/>
             <w:ind w:hanging="640"/>
-            <w:divId w:val="1941864113"/>
+            <w:divId w:val="2128769741"/>
             <w:rPr>
               <w:rFonts w:eastAsia="Times New Roman"/>
               <w:lang w:val="en-US"/>
@@ -20721,7 +21198,7 @@
             <w:autoSpaceDE w:val="0"/>
             <w:autoSpaceDN w:val="0"/>
             <w:ind w:hanging="640"/>
-            <w:divId w:val="1383359496"/>
+            <w:divId w:val="625044909"/>
             <w:rPr>
               <w:rFonts w:eastAsia="Times New Roman"/>
               <w:lang w:val="en-US"/>
@@ -20781,7 +21258,7 @@
             <w:autoSpaceDE w:val="0"/>
             <w:autoSpaceDN w:val="0"/>
             <w:ind w:hanging="640"/>
-            <w:divId w:val="1674724854"/>
+            <w:divId w:val="177502691"/>
             <w:rPr>
               <w:rFonts w:eastAsia="Times New Roman"/>
               <w:lang w:val="en-US"/>
@@ -20842,7 +21319,7 @@
             <w:autoSpaceDE w:val="0"/>
             <w:autoSpaceDN w:val="0"/>
             <w:ind w:hanging="640"/>
-            <w:divId w:val="42947329"/>
+            <w:divId w:val="1797216395"/>
             <w:rPr>
               <w:rFonts w:eastAsia="Times New Roman"/>
               <w:lang w:val="en-US"/>
@@ -20901,7 +21378,7 @@
             <w:autoSpaceDE w:val="0"/>
             <w:autoSpaceDN w:val="0"/>
             <w:ind w:hanging="640"/>
-            <w:divId w:val="327752296"/>
+            <w:divId w:val="1955280836"/>
             <w:rPr>
               <w:rFonts w:eastAsia="Times New Roman"/>
               <w:lang w:val="en-US"/>
@@ -20976,7 +21453,7 @@
             <w:autoSpaceDE w:val="0"/>
             <w:autoSpaceDN w:val="0"/>
             <w:ind w:hanging="640"/>
-            <w:divId w:val="1745445413"/>
+            <w:divId w:val="1644429574"/>
             <w:rPr>
               <w:rFonts w:eastAsia="Times New Roman"/>
               <w:lang w:val="en-US"/>
@@ -21036,7 +21513,7 @@
             <w:autoSpaceDE w:val="0"/>
             <w:autoSpaceDN w:val="0"/>
             <w:ind w:hanging="640"/>
-            <w:divId w:val="1946764136"/>
+            <w:divId w:val="1109083991"/>
             <w:rPr>
               <w:rFonts w:eastAsia="Times New Roman"/>
               <w:lang w:val="en-US"/>
@@ -21048,6 +21525,65 @@
               <w:lang w:val="en-US"/>
             </w:rPr>
             <w:t>[42]</w:t>
+          </w:r>
+          <w:r>
+            <w:rPr>
+              <w:rFonts w:eastAsia="Times New Roman"/>
+              <w:lang w:val="en-US"/>
+            </w:rPr>
+            <w:tab/>
+            <w:t xml:space="preserve">T. Pangan and F. Sains Dan Teknologi, “FRAMEWORK KARANGTURI UNTUK PROMPT ENGINEERING: ANALISIS KOMPARATIF DENGAN RTF, COT, DAN REACT PADA MODEL AI GENERATIF,” </w:t>
+          </w:r>
+          <w:r>
+            <w:rPr>
+              <w:rFonts w:eastAsia="Times New Roman"/>
+              <w:i/>
+              <w:iCs/>
+              <w:lang w:val="en-US"/>
+            </w:rPr>
+            <w:t>Science Technology and Management Journal</w:t>
+          </w:r>
+          <w:r>
+            <w:rPr>
+              <w:rFonts w:eastAsia="Times New Roman"/>
+              <w:lang w:val="en-US"/>
+            </w:rPr>
+            <w:t xml:space="preserve">, vol. 5, no. 2, pp. 133–138, Aug. 2025, </w:t>
+          </w:r>
+          <w:proofErr w:type="spellStart"/>
+          <w:r>
+            <w:rPr>
+              <w:rFonts w:eastAsia="Times New Roman"/>
+              <w:lang w:val="en-US"/>
+            </w:rPr>
+            <w:t>doi</w:t>
+          </w:r>
+          <w:proofErr w:type="spellEnd"/>
+          <w:r>
+            <w:rPr>
+              <w:rFonts w:eastAsia="Times New Roman"/>
+              <w:lang w:val="en-US"/>
+            </w:rPr>
+            <w:t>: 10.53416/STMJ.V5I2.353.</w:t>
+          </w:r>
+        </w:p>
+        <w:p>
+          <w:pPr>
+            <w:autoSpaceDE w:val="0"/>
+            <w:autoSpaceDN w:val="0"/>
+            <w:ind w:hanging="640"/>
+            <w:divId w:val="1361860188"/>
+            <w:rPr>
+              <w:rFonts w:eastAsia="Times New Roman"/>
+              <w:lang w:val="en-US"/>
+            </w:rPr>
+          </w:pPr>
+          <w:r>
+            <w:rPr>
+              <w:rFonts w:eastAsia="Times New Roman"/>
+              <w:lang w:val="en-US"/>
+            </w:rPr>
+            <w:t>[43]</w:t>
           </w:r>
           <w:r>
             <w:rPr>
@@ -21214,21 +21750,22 @@
       <w:pPr>
         <w:pStyle w:val="Ttulo1"/>
       </w:pPr>
-      <w:bookmarkStart w:id="105" w:name="_Toc208785305"/>
-      <w:r>
+      <w:bookmarkStart w:id="107" w:name="_Toc208863996"/>
+      <w:r>
+        <w:lastRenderedPageBreak/>
         <w:t>CAPÍTULO VII</w:t>
       </w:r>
-      <w:bookmarkEnd w:id="105"/>
+      <w:bookmarkEnd w:id="107"/>
     </w:p>
     <w:p>
       <w:pPr>
         <w:pStyle w:val="Ttulo1"/>
       </w:pPr>
-      <w:bookmarkStart w:id="106" w:name="_Toc208785306"/>
+      <w:bookmarkStart w:id="108" w:name="_Toc208863997"/>
       <w:r>
         <w:t>ANEXOS</w:t>
       </w:r>
-      <w:bookmarkEnd w:id="106"/>
+      <w:bookmarkEnd w:id="108"/>
     </w:p>
     <w:p>
       <w:pPr>
@@ -23500,7 +24037,6 @@
     <w:lvl w:ilvl="2">
       <w:start w:val="1"/>
       <w:numFmt w:val="decimal"/>
-      <w:pStyle w:val="Ttulo4"/>
       <w:isLgl/>
       <w:lvlText w:val="%1.%2.%3."/>
       <w:lvlJc w:val="left"/>
@@ -26509,14 +27045,10 @@
     <w:uiPriority w:val="9"/>
     <w:unhideWhenUsed/>
     <w:qFormat/>
-    <w:rsid w:val="00577E05"/>
+    <w:rsid w:val="00C12682"/>
     <w:pPr>
       <w:keepNext/>
       <w:keepLines/>
-      <w:numPr>
-        <w:ilvl w:val="2"/>
-        <w:numId w:val="4"/>
-      </w:numPr>
       <w:spacing w:before="80" w:after="40"/>
       <w:outlineLvl w:val="3"/>
     </w:pPr>
@@ -27437,6 +27969,35 @@
         </w:p>
       </w:docPartBody>
     </w:docPart>
+    <w:docPart>
+      <w:docPartPr>
+        <w:name w:val="59E09FEC2F714AB5BD29990743C23B65"/>
+        <w:category>
+          <w:name w:val="General"/>
+          <w:gallery w:val="placeholder"/>
+        </w:category>
+        <w:types>
+          <w:type w:val="bbPlcHdr"/>
+        </w:types>
+        <w:behaviors>
+          <w:behavior w:val="content"/>
+        </w:behaviors>
+        <w:guid w:val="{2520A3BD-C306-4466-B6ED-3EA852268690}"/>
+      </w:docPartPr>
+      <w:docPartBody>
+        <w:p>
+          <w:pPr>
+            <w:pStyle w:val="59E09FEC2F714AB5BD29990743C23B65"/>
+          </w:pPr>
+          <w:r>
+            <w:rPr>
+              <w:rStyle w:val="Textodelmarcadordeposicin"/>
+            </w:rPr>
+            <w:t>Haga clic o pulse aquí para escribir texto.</w:t>
+          </w:r>
+        </w:p>
+      </w:docPartBody>
+    </w:docPart>
   </w:docParts>
 </w:glossaryDocument>
 </file>
@@ -27605,9 +28166,11 @@
     <w:rsid w:val="00BC735D"/>
     <w:rsid w:val="00C05C17"/>
     <w:rsid w:val="00C16DD4"/>
+    <w:rsid w:val="00C33F73"/>
     <w:rsid w:val="00C730A1"/>
     <w:rsid w:val="00C8222C"/>
     <w:rsid w:val="00CA16CC"/>
+    <w:rsid w:val="00D2541D"/>
     <w:rsid w:val="00D3193C"/>
     <w:rsid w:val="00D6000C"/>
     <w:rsid w:val="00D6792E"/>
@@ -27618,6 +28181,7 @@
     <w:rsid w:val="00DE6686"/>
     <w:rsid w:val="00E0113C"/>
     <w:rsid w:val="00E01D08"/>
+    <w:rsid w:val="00E05393"/>
     <w:rsid w:val="00E05B0D"/>
     <w:rsid w:val="00E25F49"/>
     <w:rsid w:val="00E3600C"/>
@@ -28090,7 +28654,7 @@
     <w:basedOn w:val="Fuentedeprrafopredeter"/>
     <w:uiPriority w:val="99"/>
     <w:semiHidden/>
-    <w:rsid w:val="00D6000C"/>
+    <w:rsid w:val="00E05393"/>
     <w:rPr>
       <w:color w:val="666666"/>
     </w:rPr>
@@ -28109,6 +28673,28 @@
   <w:style w:type="paragraph" w:customStyle="1" w:styleId="0588BC87E8A948EFB873204B452E1188">
     <w:name w:val="0588BC87E8A948EFB873204B452E1188"/>
     <w:rsid w:val="005151A5"/>
+    <w:pPr>
+      <w:spacing w:line="278" w:lineRule="auto"/>
+    </w:pPr>
+    <w:rPr>
+      <w:sz w:val="24"/>
+      <w:szCs w:val="24"/>
+    </w:rPr>
+  </w:style>
+  <w:style w:type="paragraph" w:customStyle="1" w:styleId="094796401955477A82BD64A38A5B6501">
+    <w:name w:val="094796401955477A82BD64A38A5B6501"/>
+    <w:rsid w:val="00E05393"/>
+    <w:pPr>
+      <w:spacing w:line="278" w:lineRule="auto"/>
+    </w:pPr>
+    <w:rPr>
+      <w:sz w:val="24"/>
+      <w:szCs w:val="24"/>
+    </w:rPr>
+  </w:style>
+  <w:style w:type="paragraph" w:customStyle="1" w:styleId="59E09FEC2F714AB5BD29990743C23B65">
+    <w:name w:val="59E09FEC2F714AB5BD29990743C23B65"/>
+    <w:rsid w:val="00E05393"/>
     <w:pPr>
       <w:spacing w:line="278" w:lineRule="auto"/>
     </w:pPr>
@@ -28424,7 +29010,7 @@
 
 <file path=word/webextensions/taskpanes.xml><?xml version="1.0" encoding="utf-8"?>
 <wetp:taskpanes xmlns:wetp="http://schemas.microsoft.com/office/webextensions/taskpanes/2010/11">
-  <wetp:taskpane dockstate="right" visibility="0" width="441" row="1">
+  <wetp:taskpane dockstate="right" visibility="0" width="438" row="2">
     <wetp:webextensionref xmlns:r="http://schemas.openxmlformats.org/officeDocument/2006/relationships" r:id="rId1"/>
   </wetp:taskpane>
 </wetp:taskpanes>
@@ -28437,7 +29023,9 @@
     <we:reference id="WA104382081" version="1.55.1.0" store="es-ES" storeType="OMEX"/>
   </we:alternateReferences>
   <we:properties>
-    <we:property name="MENDELEY_CITATIONS" value="[{&quot;citationID&quot;:&quot;MENDELEY_CITATION_f28c964d-17bc-458d-a527-1c1e9395ce36&quot;,&quot;properties&quot;:{&quot;noteIndex&quot;:0},&quot;isEdited&quot;:false,&quot;manualOverride&quot;:{&quot;isManuallyOverridden&quot;:false,&quot;citeprocText&quot;:&quot;[1]&quot;,&quot;manualOverrideText&quot;:&quot;&quot;},&quot;citationTag&quot;:&quot;MENDELEY_CITATION_v3_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&quot;,&quot;citationItems&quot;:[{&quot;id&quot;:&quot;c25252e4-a07b-3e36-a85f-416432921fd5&quot;,&quot;itemData&quot;:{&quot;type&quot;:&quot;article-journal&quot;,&quot;id&quot;:&quot;c25252e4-a07b-3e36-a85f-416432921fd5&quot;,&quot;title&quot;:&quot;Artificial Intelligence and the Future of Work: Job Shifting Not Job Loss&quot;,&quot;author&quot;:[{&quot;family&quot;:&quot;George&quot;,&quot;given&quot;:&quot;A Shaji&quot;,&quot;parse-names&quot;:false,&quot;dropping-particle&quot;:&quot;&quot;,&quot;non-dropping-particle&quot;:&quot;&quot;}],&quot;DOI&quot;:&quot;10.5281/zenodo.10936490&quot;,&quot;URL&quot;:&quot;www.puirp.com&quot;,&quot;issued&quot;:{&quot;date-parts&quot;:[[2024]]},&quot;abstract&quot;:&quot;As artificial intelligence (AI) and automation technologies advance fast, substantial discussion remains about their influence on jobs and employment. Some expect enormous job losses and structural unemployment as computers and algorithms replace human workers in a variety of industries. However, the prevailing scholarly viewpoint is that, while AI will revolutionize work, it will not result in long-term job losses. AI is projected to have a net impact of job shifting rather than job loss by increasing productivity, accelerating economic growth, changing the structure of jobs, and allowing sectoral employment transitions. Detailed productivity evaluations show a strong correlation between productivity gains and net job creation. A 2022 meta-analysis of 127 papers indicated that productivity increases consistently improve employment and wages. Additional crosscountry data from the OECD shows this association across a wide range of industrialized and emerging countries. Meanwhile, long-term data reveal that working hours have steadily decreased in recent decades without causing significant job losses, while productivity and earnings have increased in parallel. Integrating AI to automate monotonous jobs and improve human capabilities could fuel this trend. Displaced workers can transfer into new occupational jobs with adequate skilling and transition support rather than facing long periods of unemployment. Sectoral shifts have also characterized historical labor market evolutions following technology disruptions. As innovative industries outcompete legacy ones, economies undergo structural transformations. Current trends show that services are expanding while manufacturing is contracting in most sophisticated countries. AI and automation will most certainly speed the shift of occupations from manual production to skilled service roles, hence facilitating this transition. With appropriate government provisions such as retraining programs and educational expansions, the necessary employment transitions between sectors can occur smoothly rather than disruptively. In summary, while the AI revolution will fundamentally alter labor markets, effective governmental measures can ensure that job shifting outpaces loss. Workers must be supported in regularly adapting their skill sets and transitioning into new roles. Firms should invest in personnel skill development as well as smart technology integration. And governments should develop multiple ways to assist different groups in navigating the transitions, including the extension of social safety nets where appropriate. With coordinated efforts to optimize human-AI collaboration, this technology tsunami does not have to result in negative job impacts, but can instead place people in more rewarding, higher-value jobs. The view remains cautiously encouraging, providing stakeholders focus on boosting human talents to share in the AI-driven productivity windfall rather than simply displacing them.&quot;,&quot;container-title-short&quot;:&quot;&quot;},&quot;isTemporary&quot;:false,&quot;suppress-author&quot;:false,&quot;composite&quot;:false,&quot;author-only&quot;:false}]},{&quot;citationID&quot;:&quot;MENDELEY_CITATION_8dfcf854-6ba4-433d-8326-861463938067&quot;,&quot;properties&quot;:{&quot;noteIndex&quot;:0},&quot;isEdited&quot;:false,&quot;manualOverride&quot;:{&quot;isManuallyOverridden&quot;:false,&quot;citeprocText&quot;:&quot;[2]&quot;,&quot;manualOverrideText&quot;:&quot;&quot;},&quot;citationTag&quot;:&quot;MENDELEY_CITATION_v3_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&quot;,&quot;citationItems&quot;:[{&quot;id&quot;:&quot;fc44d4d6-d406-3b0d-9047-f22566bd0362&quot;,&quot;itemData&quot;:{&quot;type&quot;:&quot;article&quot;,&quot;id&quot;:&quot;fc44d4d6-d406-3b0d-9047-f22566bd0362&quot;,&quot;title&quot;:&quot;DeepSeek and GPT Fall Behind: Claude Leads in Zero-Shot Consumer Complaints Classification&quot;,&quot;author&quot;:[{&quot;family&quot;:&quot;Roumeliotis&quot;,&quot;given&quot;:&quot;Konstantinos I.&quot;,&quot;parse-names&quot;:false,&quot;dropping-particle&quot;:&quot;&quot;,&quot;non-dropping-particle&quot;:&quot;&quot;},{&quot;family&quot;:&quot;Tselikas&quot;,&quot;given&quot;:&quot;Nikolaos D.&quot;,&quot;parse-names&quot;:false,&quot;dropping-particle&quot;:&quot;&quot;,&quot;non-dropping-particle&quot;:&quot;&quot;},{&quot;family&quot;:&quot;Nasiopoulos&quot;,&quot;given&quot;:&quot;Dimitrios K.&quot;,&quot;parse-names&quot;:false,&quot;dropping-particle&quot;:&quot;&quot;,&quot;non-dropping-particle&quot;:&quot;&quot;}],&quot;DOI&quot;:&quot;10.20944/preprints202502.0720.v1&quot;,&quot;URL&quot;:&quot;https://www.preprints.org/manuscript/202502.0720/v1&quot;,&quot;issued&quot;:{&quot;date-parts&quot;:[[2025,2,10]]},&quot;abstract&quot;:&quot;&lt;p&gt;Large language models (LLMs) have demonstrated remarkable capabilities in various natural language processing (NLP) tasks, but their effectiveness in real-world consumer complaint classification without fine-tuning remains uncertain. Zero-shot classification is particularly challenging in finance, where complaint categories often overlap, requiring a deep understanding of nuanced language. In this study, we evaluate the zero-shot classification performance of leading LLMs— DeepSeek-V3, OpenAI’s GPT-4o and GPT-4o mini, and Anthropic’s Claude 3.5 Sonnet and Claude 3.5 Haiku—on consumer complaints submitted to the Consumer Financial Protection Bureau (CFPB). These models were tasked with categorizing complaints into five predefined financial classes based solely on complaint text. Performance was measured using accuracy, precision, recall, F1-score, and heatmaps to identify classification patterns. While DeepSeek Chat and GPT-4o produced competitive results, Claude 3.5 Sonnet consistently outperformed all models, demonstrating superior classification accuracy and efficiency. These findings highlight the relative strengths and limitations of DeepSeek-V3 and other top-tier models in financial text processing, providing valuable insights into their practical applications.&lt;/p&gt;&quot;,&quot;container-title-short&quot;:&quot;&quot;},&quot;isTemporary&quot;:false,&quot;suppress-author&quot;:false,&quot;composite&quot;:false,&quot;author-only&quot;:false}]},{&quot;citationID&quot;:&quot;MENDELEY_CITATION_87b9dfdf-fd2a-44be-8bd3-a3e8e237b739&quot;,&quot;properties&quot;:{&quot;noteIndex&quot;:0},&quot;isEdited&quot;:false,&quot;manualOverride&quot;:{&quot;isManuallyOverridden&quot;:false,&quot;citeprocText&quot;:&quot;[3]&quot;,&quot;manualOverrideText&quot;:&quot;&quot;},&quot;citationTag&quot;:&quot;MENDELEY_CITATION_v3_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&quot;,&quot;citationItems&quot;:[{&quot;id&quot;:&quot;e0330f39-09fd-3be8-8a3f-0989b0c4966c&quot;,&quot;itemData&quot;:{&quot;type&quot;:&quot;article-journal&quot;,&quot;id&quot;:&quot;e0330f39-09fd-3be8-8a3f-0989b0c4966c&quot;,&quot;title&quot;:&quot;Inteligencia Artificial en la Educación: Estado del Arte&quot;,&quot;author&quot;:[{&quot;family&quot;:&quot;Sambola&quot;,&quot;given&quot;:&quot;Dexon-Mckensy&quot;,&quot;parse-names&quot;:false,&quot;dropping-particle&quot;:&quot;&quot;,&quot;non-dropping-particle&quot;:&quot;&quot;}],&quot;container-title&quot;:&quot;Wani&quot;,&quot;DOI&quot;:&quot;10.5377/wani.v39i79.16806&quot;,&quot;ISSN&quot;:&quot;1813-369X&quot;,&quot;issued&quot;:{&quot;date-parts&quot;:[[2023,10,11]]},&quot;abstract&quot;:&quot;La Inteligencia Artificial en la Educación es un campo de investigación científica que ha surgido a lo largo de 3 décadas, está particularmente interesada en el desarrollo de herramientas basadas en IA para apoyar y comprender los procesos educativos. Esta investigación tiene como objetivo presentar el estado de la Inteligencia Artificial en la Educación, utilizando un método de revisión exhaustiva de la literatura. Comprendió 3 etapas principales: selección, clasificación y análisis de la literatura. Esto permitió identificar las aplicaciones, tecnologías, desafíos e implicaciones éticas de la Inteligencia Artificial en la Educación&quot;,&quot;publisher&quot;:&quot;Consejo Nacional de Universidades&quot;,&quot;issue&quot;:&quot;79&quot;,&quot;container-title-short&quot;:&quot;&quot;},&quot;isTemporary&quot;:false}]},{&quot;citationID&quot;:&quot;MENDELEY_CITATION_18ca400e-4fcb-42c5-82bc-033d3d56f058&quot;,&quot;properties&quot;:{&quot;noteIndex&quot;:0},&quot;isEdited&quot;:false,&quot;manualOverride&quot;:{&quot;isManuallyOverridden&quot;:false,&quot;citeprocText&quot;:&quot;[4]&quot;,&quot;manualOverrideText&quot;:&quot;&quot;},&quot;citationTag&quot;:&quot;MENDELEY_CITATION_v3_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&quot;,&quot;citationItems&quot;:[{&quot;id&quot;:&quot;d60509d4-c1c4-3bc5-b29e-e615e26af0d4&quot;,&quot;itemData&quot;:{&quot;type&quot;:&quot;report&quot;,&quot;id&quot;:&quot;d60509d4-c1c4-3bc5-b29e-e615e26af0d4&quot;,&quot;title&quot;:&quot;Um Estudo Acerca do Uso de IA Generativa no Apoio à Aprendizagem de Programação&quot;,&quot;author&quot;:[{&quot;family&quot;:&quot;Almeida de Bem&quot;,&quot;given&quot;:&quot;Rafael&quot;,&quot;parse-names&quot;:false,&quot;dropping-particle&quot;:&quot;&quot;,&quot;non-dropping-particle&quot;:&quot;&quot;},{&quot;family&quot;:&quot;Aparecida Konzen&quot;,&quot;given&quot;:&quot;Andréa&quot;,&quot;parse-names&quot;:false,&quot;dropping-particle&quot;:&quot;&quot;,&quot;non-dropping-particle&quot;:&quot;&quot;}],&quot;URL&quot;:&quot;https://github.com/huggingface/transformers&quot;,&quot;issued&quot;:{&quot;date-parts&quot;:[[2024,6]]},&quot;language&quot;:&quot;portugués&quot;,&quot;abstract&quot;:&quot;Resumo-Avanços recentes em Inteligência Artificial (IA) têm transformado sua aplicação de uma explora-ção teórica para implementação prática, criando novas oportunidades e desafios em ambientes de aprendiza-gem. Este trabalho de conclusão de curso, realizado na Pontifícia Universidade Católica do Rio Grande do Sul, explora como a IA Generativa pode aprimorar experi-ências de aprendizagem na disciplina de Fundamentos da Programação. O sistema desenvolvido utiliza gran-des modelos de linguagem e emprega conceitos-chave como transformers, zero-shot prompting e Retrieval-Augmented Generation para fornecer assistência perso-nalizada aos estudantes, gerando respostas relevantes e sensíveis ao contexto. Os resultados destacam tanto os benefícios quanto as limitações da IA Generativa em âmbitos de aprendizagem. Palavras-chave-Inteligência Artificial Generativa, aprendizado em ciência da computação, grandes mo-delos de linguagem, transformers, Retrieval-Augmented Generation, respostas sensíveis ao contexto. Abstract-Recent advances in artificial intelligence (AI) have transformed its application from theoretical exploration to practical implementation, creating new opportunities and challenges in learning environments. This undergraduate thesis, conducted at the Pontifícia Universidade Católica do Rio Grande do Sul, explores how generative AI can enhance learning experiences in the Fundamentals of Programming course. The developed system utilizes large language models and employs key concepts such as transformers, zero-shot prompting, and Retrieval-Augmented Generation to provide personalized assistance to students, generating relevant and context-aware responses. The results highlight both the benefits and limitations of generative AI in improving learning outcomes.&quot;,&quot;container-title-short&quot;:&quot;&quot;},&quot;isTemporary&quot;:false,&quot;suppress-author&quot;:false,&quot;composite&quot;:false,&quot;author-only&quot;:false}]},{&quot;citationID&quot;:&quot;MENDELEY_CITATION_f29cf598-0c7e-4283-885d-081b23b87f6f&quot;,&quot;properties&quot;:{&quot;noteIndex&quot;:0},&quot;isEdited&quot;:false,&quot;manualOverride&quot;:{&quot;isManuallyOverridden&quot;:false,&quot;citeprocText&quot;:&quot;[5]&quot;,&quot;manualOverrideText&quot;:&quot;&quot;},&quot;citationTag&quot;:&quot;MENDELEY_CITATION_v3_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&quot;,&quot;citationItems&quot;:[{&quot;id&quot;:&quot;3b30d636-f4f6-39fc-9195-d6ac1038d075&quot;,&quot;itemData&quot;:{&quot;type&quot;:&quot;article-journal&quot;,&quot;id&quot;:&quot;3b30d636-f4f6-39fc-9195-d6ac1038d075&quot;,&quot;title&quot;:&quot;Benefits, Challenges, and Methods of Artificial Intelligence (AI) Chatbots in Education: A Systematic Literature Review&quot;,&quot;author&quot;:[{&quot;family&quot;:&quot;Gökçearslan&quot;,&quot;given&quot;:&quot;Şahin&quot;,&quot;parse-names&quot;:false,&quot;dropping-particle&quot;:&quot;&quot;,&quot;non-dropping-particle&quot;:&quot;&quot;},{&quot;family&quot;:&quot;Tosun&quot;,&quot;given&quot;:&quot;Cansel&quot;,&quot;parse-names&quot;:false,&quot;dropping-particle&quot;:&quot;&quot;,&quot;non-dropping-particle&quot;:&quot;&quot;},{&quot;family&quot;:&quot;Erdemir&quot;,&quot;given&quot;:&quot;Zeynep Gizem&quot;,&quot;parse-names&quot;:false,&quot;dropping-particle&quot;:&quot;&quot;,&quot;non-dropping-particle&quot;:&quot;&quot;}],&quot;container-title&quot;:&quot;International Journal of Technology in Education&quot;,&quot;DOI&quot;:&quot;10.46328/ijte.600&quot;,&quot;issued&quot;:{&quot;date-parts&quot;:[[2024,2,4]]},&quot;page&quot;:&quot;19-39&quot;,&quot;abstract&quot;:&quot;In many fields, AI chatbots continue to be popular with new tools and attract the attention of universities, K12 schools, educational organizations, and researchers. The aim of this research is to review the research on AI chatbots by restricting it to the category of education and to examine this research from a methodological point of view. Therefore, we performed a systematic literature review with a sample of 37 SSCI articles published in the educational context. Within the scope of the selected studies, the advantages and disadvantages of AI chatbots in education for students and educators, as well as the types of chatbots used, year, keywords, and method were analyzed. According to the research results, increased motivation to learn and language skill development are advantages for students, while cost-effectiveness and reduced workload are advantages for educators. Limited interaction, misleading answers for learners, originality, and plagiarism are the most common disadvantages for educators. The study also includes research results and recommendations related to the methodological review.&quot;,&quot;publisher&quot;:&quot;ISTES Organization&quot;,&quot;issue&quot;:&quot;1&quot;,&quot;volume&quot;:&quot;7&quot;,&quot;container-title-short&quot;:&quot;&quot;},&quot;isTemporary&quot;:false,&quot;suppress-author&quot;:false,&quot;composite&quot;:false,&quot;author-only&quot;:false}]},{&quot;citationID&quot;:&quot;MENDELEY_CITATION_dbc60ebf-740b-4b00-a6d4-d6aa8fe54c63&quot;,&quot;properties&quot;:{&quot;noteIndex&quot;:0},&quot;isEdited&quot;:false,&quot;manualOverride&quot;:{&quot;isManuallyOverridden&quot;:false,&quot;citeprocText&quot;:&quot;[6]&quot;,&quot;manualOverrideText&quot;:&quot;&quot;},&quot;citationTag&quot;:&quot;MENDELEY_CITATION_v3_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&quot;,&quot;citationItems&quot;:[{&quot;id&quot;:&quot;fdaca172-7bec-3f78-83a1-fe7bc6dc07b5&quot;,&quot;itemData&quot;:{&quot;type&quot;:&quot;webpage&quot;,&quot;id&quot;:&quot;fdaca172-7bec-3f78-83a1-fe7bc6dc07b5&quot;,&quot;title&quot;:&quot;INFORME GENERAL DE PISA-D 2018&quot;,&quot;author&quot;:[{&quot;family&quot;:&quot;Josette Arévalo Gross&quot;,&quot;given&quot;:&quot;&quot;,&quot;parse-names&quot;:false,&quot;dropping-particle&quot;:&quot;&quot;,&quot;non-dropping-particle&quot;:&quot;&quot;}],&quot;accessed&quot;:{&quot;date-parts&quot;:[[2024,12,9]]},&quot;URL&quot;:&quot;https://issuu.com/ineval/docs/cie_informegeneralpisa18_20181123&quot;,&quot;issued&quot;:{&quot;date-parts&quot;:[[2018,12,11]]},&quot;page&quot;:&quot;1-152&quot;,&quot;container-title-short&quot;:&quot;&quot;},&quot;isTemporary&quot;:false,&quot;suppress-author&quot;:false,&quot;composite&quot;:false,&quot;author-only&quot;:false}]},{&quot;citationID&quot;:&quot;MENDELEY_CITATION_66addef9-3cf0-4f6d-a9e4-490c23fdf78c&quot;,&quot;properties&quot;:{&quot;noteIndex&quot;:0},&quot;isEdited&quot;:false,&quot;manualOverride&quot;:{&quot;isManuallyOverridden&quot;:false,&quot;citeprocText&quot;:&quot;[6]&quot;,&quot;manualOverrideText&quot;:&quot;&quot;},&quot;citationTag&quot;:&quot;MENDELEY_CITATION_v3_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&quot;,&quot;citationItems&quot;:[{&quot;id&quot;:&quot;fdaca172-7bec-3f78-83a1-fe7bc6dc07b5&quot;,&quot;itemData&quot;:{&quot;type&quot;:&quot;webpage&quot;,&quot;id&quot;:&quot;fdaca172-7bec-3f78-83a1-fe7bc6dc07b5&quot;,&quot;title&quot;:&quot;INFORME GENERAL DE PISA-D 2018&quot;,&quot;author&quot;:[{&quot;family&quot;:&quot;Josette Arévalo Gross&quot;,&quot;given&quot;:&quot;&quot;,&quot;parse-names&quot;:false,&quot;dropping-particle&quot;:&quot;&quot;,&quot;non-dropping-particle&quot;:&quot;&quot;}],&quot;accessed&quot;:{&quot;date-parts&quot;:[[2024,12,9]]},&quot;URL&quot;:&quot;https://issuu.com/ineval/docs/cie_informegeneralpisa18_20181123&quot;,&quot;issued&quot;:{&quot;date-parts&quot;:[[2018,12,11]]},&quot;page&quot;:&quot;1-152&quot;,&quot;container-title-short&quot;:&quot;&quot;},&quot;isTemporary&quot;:false,&quot;suppress-author&quot;:false,&quot;composite&quot;:false,&quot;author-only&quot;:false}]},{&quot;citationID&quot;:&quot;MENDELEY_CITATION_672db128-b738-439d-9135-a845cbcddc48&quot;,&quot;properties&quot;:{&quot;noteIndex&quot;:0},&quot;isEdited&quot;:false,&quot;manualOverride&quot;:{&quot;isManuallyOverridden&quot;:false,&quot;citeprocText&quot;:&quot;[7]&quot;,&quot;manualOverrideText&quot;:&quot;&quot;},&quot;citationTag&quot;:&quot;MENDELEY_CITATION_v3_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&quot;,&quot;citationItems&quot;:[{&quot;id&quot;:&quot;45374eae-2cc4-3c9b-a601-9e01c15ca3fc&quot;,&quot;itemData&quot;:{&quot;type&quot;:&quot;article-journal&quot;,&quot;id&quot;:&quot;45374eae-2cc4-3c9b-a601-9e01c15ca3fc&quot;,&quot;title&quot;:&quot;Los recursos tecnológicos y su influencia en el desempeño de los docentes&quot;,&quot;author&quot;:[{&quot;family&quot;:&quot;Jama Zambrano&quot;,&quot;given&quot;:&quot;Víctor R.&quot;,&quot;parse-names&quot;:false,&quot;dropping-particle&quot;:&quot;&quot;,&quot;non-dropping-particle&quot;:&quot;&quot;},{&quot;family&quot;:&quot;Cornejo Zambrano&quot;,&quot;given&quot;:&quot;Jeovana K.&quot;,&quot;parse-names&quot;:false,&quot;dropping-particle&quot;:&quot;&quot;,&quot;non-dropping-particle&quot;:&quot;&quot;}],&quot;container-title&quot;:&quot;Dominio de las Ciencias, ISSN-e 2477-8818, Vol. 2, Nº. Extra 3, 2016 (Ejemplar dedicado a: Monográfico de Ciencias de la Salud), págs. 201-219&quot;,&quot;accessed&quot;:{&quot;date-parts&quot;:[[2025,8,28]]},&quot;ISSN&quot;:&quot;2477-8818&quot;,&quot;URL&quot;:&quot;https://dialnet.unirioja.es/servlet/articulo?codigo=6324010&amp;info=resumen&amp;idioma=ENG&quot;,&quot;issued&quot;:{&quot;date-parts&quot;:[[2016]]},&quot;page&quot;:&quot;201-219&quot;,&quot;abstract&quot;:&quot;A quantitative and qualitative, descriptive and transversal study was carried out in the \&quot;Cinco de\nMayo\&quot; Private Education Unit of the city of Chone, an institution attached to the \&quot;Eloy Alfaro\&quot;\nLaica University of Manabí, Ecuador, in a population of 134 students from Basic general higher\neducation and 33 teachers, with a view to demonstrating how technological resources influence the\nperformance of teachers. The results of the series showed that the use of technological resources has\na significant level of importance with respect to the performance of teachers in the development of\ntheir work within the classroom, as demonstrated by the results of the research instruments that were\napplied , Since the percentages showed that the use of technological resources has a positive impact\non the motivation and interest of the student towards teaching and learning therefore contribute to\nimprove the performance of the teacher who applies them in their classes.&quot;,&quot;publisher&quot;:&quot;Polo de Capacitación, Investigación y Publicación (POCAIP)&quot;,&quot;issue&quot;:&quot;3&quot;,&quot;volume&quot;:&quot;2&quot;,&quot;container-title-short&quot;:&quot;&quot;},&quot;isTemporary&quot;:false,&quot;suppress-author&quot;:false,&quot;composite&quot;:false,&quot;author-only&quot;:false}]},{&quot;citationID&quot;:&quot;MENDELEY_CITATION_66e36815-5ffa-4212-9ff7-671e9ed2b041&quot;,&quot;properties&quot;:{&quot;noteIndex&quot;:0},&quot;isEdited&quot;:false,&quot;manualOverride&quot;:{&quot;isManuallyOverridden&quot;:false,&quot;citeprocText&quot;:&quot;[8]&quot;,&quot;manualOverrideText&quot;:&quot;&quot;},&quot;citationTag&quot;:&quot;MENDELEY_CITATION_v3_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&quot;,&quot;citationItems&quot;:[{&quot;id&quot;:&quot;0c91b55a-e2f3-3d74-bf57-be07508860c4&quot;,&quot;itemData&quot;:{&quot;type&quot;:&quot;article-journal&quot;,&quot;id&quot;:&quot;0c91b55a-e2f3-3d74-bf57-be07508860c4&quot;,&quot;title&quot;:&quot;Análisis de la Brecha Digital y el Acceso a Recursos Tecnológicos en las Instituciones de Educación Secundaria en Ecuador&quot;,&quot;author&quot;:[{&quot;family&quot;:&quot;Yanine&quot;,&quot;given&quot;:&quot;Evelin&quot;,&quot;parse-names&quot;:false,&quot;dropping-particle&quot;:&quot;&quot;,&quot;non-dropping-particle&quot;:&quot;&quot;},{&quot;family&quot;:&quot;Olvera&quot;,&quot;given&quot;:&quot;Muñoz&quot;,&quot;parse-names&quot;:false,&quot;dropping-particle&quot;:&quot;&quot;,&quot;non-dropping-particle&quot;:&quot;&quot;},{&quot;family&quot;:&quot;Georgina&quot;,&quot;given&quot;:&quot;Elsa&quot;,&quot;parse-names&quot;:false,&quot;dropping-particle&quot;:&quot;&quot;,&quot;non-dropping-particle&quot;:&quot;&quot;},{&quot;family&quot;:&quot;Bastidas&quot;,&quot;given&quot;:&quot;Jacome&quot;,&quot;parse-names&quot;:false,&quot;dropping-particle&quot;:&quot;&quot;,&quot;non-dropping-particle&quot;:&quot;&quot;},{&quot;family&quot;:&quot;Janet&quot;,&quot;given&quot;:&quot;Guadalupe&quot;,&quot;parse-names&quot;:false,&quot;dropping-particle&quot;:&quot;&quot;,&quot;non-dropping-particle&quot;:&quot;&quot;},{&quot;family&quot;:&quot;Espinoza&quot;,&quot;given&quot;:&quot;Medina&quot;,&quot;parse-names&quot;:false,&quot;dropping-particle&quot;:&quot;&quot;,&quot;non-dropping-particle&quot;:&quot;&quot;}],&quot;container-title&quot;:&quot;Ciencia Latina Revista Científica Multidisciplinar&quot;,&quot;accessed&quot;:{&quot;date-parts&quot;:[[2025,8,28]]},&quot;DOI&quot;:&quot;10.37811/CL_RCM.V8I2.11086&quot;,&quot;ISSN&quot;:&quot;2707-2215&quot;,&quot;URL&quot;:&quot;https://ciencialatina.org/index.php/cienciala/article/view/11086/16273&quot;,&quot;issued&quot;:{&quot;date-parts&quot;:[[2024,5,20]]},&quot;page&quot;:&quot;6698-6719&quot;,&quot;abstract&quot;:&quot;This study aimed to analyze the digital divide and access to technological resources in secondary education institutions in Ecuador. A descriptive and cross-sectional research design was employed, with a mixed approach combining quantitative and qualitative methods. The sample consisted of 360 educational institutions selected through stratified sampling. Structured questionnaires, semi-structured interviews, and documentary analysis were applied to collect data on technological infrastructure, connectivity, available devices, the use of ICT in the teaching-learning process, and factors influencing the digital divide. The results revealed significant differences in access to and use of technological resources between public and private institutions, as well as between urban and rural areas. Challenges related to teacher training, digital competencies, and the effective integration of ICT in the curriculum were identified. Recommendations are proposed to strengthen digital inclusion programs, promote teacher training, and articulate educational policies with digital inclusion policies at the national level. This study contributes to the understanding of the digital divide in Ecuadorian education and provides inputs for the design of public policies aimed at promoting equity and educational quality in the digital era.&quot;,&quot;publisher&quot;:&quot;Asociacion Latinoamericana para el Avance de la Ciencia&quot;,&quot;issue&quot;:&quot;2&quot;,&quot;volume&quot;:&quot;8&quot;,&quot;container-title-short&quot;:&quot;&quot;},&quot;isTemporary&quot;:false,&quot;suppress-author&quot;:false,&quot;composite&quot;:false,&quot;author-only&quot;:false}]},{&quot;citationID&quot;:&quot;MENDELEY_CITATION_f4f2cd47-c4a2-4bbf-a39f-35cb83db892a&quot;,&quot;properties&quot;:{&quot;noteIndex&quot;:0},&quot;isEdited&quot;:false,&quot;manualOverride&quot;:{&quot;isManuallyOverridden&quot;:false,&quot;citeprocText&quot;:&quot;[9]&quot;,&quot;manualOverrideText&quot;:&quot;&quot;},&quot;citationTag&quot;:&quot;MENDELEY_CITATION_v3_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&quot;,&quot;citationItems&quot;:[{&quot;id&quot;:&quot;45f625d5-b48d-33c8-8ac0-a70b15d9caac&quot;,&quot;itemData&quot;:{&quot;type&quot;:&quot;article-journal&quot;,&quot;id&quot;:&quot;45f625d5-b48d-33c8-8ac0-a70b15d9caac&quot;,&quot;title&quot;:&quot;Recursos tecnológicos para el aprendizaje en el marco de la educación inclusiva ecuatoriana&quot;,&quot;author&quot;:[{&quot;family&quot;:&quot;Arteaga-Tuba&quot;,&quot;given&quot;:&quot;Guillermo José&quot;,&quot;parse-names&quot;:false,&quot;dropping-particle&quot;:&quot;&quot;,&quot;non-dropping-particle&quot;:&quot;&quot;},{&quot;family&quot;:&quot;Arteaga-Tuba&quot;,&quot;given&quot;:&quot;Guillermo José&quot;,&quot;parse-names&quot;:false,&quot;dropping-particle&quot;:&quot;&quot;,&quot;non-dropping-particle&quot;:&quot;&quot;}],&quot;container-title&quot;:&quot;Cienciamatria. Revista Interdisciplinaria de Humanidades, Educación, Ciencia y Tecnología&quot;,&quot;accessed&quot;:{&quot;date-parts&quot;:[[2025,8,28]]},&quot;DOI&quot;:&quot;10.35381/CM.V10I18.1272&quot;,&quot;ISSN&quot;:&quot;2542-3029&quot;,&quot;URL&quot;:&quot;http://ve.scielo.org/scielo.php?script=sci_arttext&amp;pid=S2542-30292024000100289&amp;lng=es&amp;nrm=iso&amp;tlng=es&quot;,&quot;issued&quot;:{&quot;date-parts&quot;:[[2024,1,1]]},&quot;page&quot;:&quot;289-312&quot;,&quot;abstract&quot;:&quot;Se expone este artículo con el propósito de indagar cómo se ha dado la educación inclusiva en Ecuador y explorar cómo los recursos tecnológicos aparecen coligados para el fomento del aprendizaje inclusivo. Se corresponde con un estudio de naturaleza documental desarrollado mediante un diseño bibliográfico. A partir de los resultados, se pudo enunciar que Ecuador, muestra avances significativos en la promoción de la educación para todos, ya que, progresivamente ha implementado políticas y programas, aunados a un marco normativo, con el que que busca garantizar el acceso equitativo a la educación, especialmente para aquellos con discapacidades y/o necesidades especiales. Sin embargo, aún enfrenta desafíos importantes en función de lograr una verdadera educación inclusiva y de calidad en todo el sistema educativo.&quot;,&quot;publisher&quot;:&quot;Los autores&quot;,&quot;issue&quot;:&quot;18&quot;,&quot;volume&quot;:&quot;10&quot;,&quot;container-title-short&quot;:&quot;&quot;},&quot;isTemporary&quot;:false,&quot;suppress-author&quot;:false,&quot;composite&quot;:false,&quot;author-only&quot;:false}]},{&quot;citationID&quot;:&quot;MENDELEY_CITATION_a6cee5f9-fd2b-4b70-a86f-908cd824a894&quot;,&quot;properties&quot;:{&quot;noteIndex&quot;:0},&quot;isEdited&quot;:false,&quot;manualOverride&quot;:{&quot;isManuallyOverridden&quot;:false,&quot;citeprocText&quot;:&quot;[6]&quot;,&quot;manualOverrideText&quot;:&quot;&quot;},&quot;citationTag&quot;:&quot;MENDELEY_CITATION_v3_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&quot;,&quot;citationItems&quot;:[{&quot;id&quot;:&quot;fdaca172-7bec-3f78-83a1-fe7bc6dc07b5&quot;,&quot;itemData&quot;:{&quot;type&quot;:&quot;webpage&quot;,&quot;id&quot;:&quot;fdaca172-7bec-3f78-83a1-fe7bc6dc07b5&quot;,&quot;title&quot;:&quot;INFORME GENERAL DE PISA-D 2018&quot;,&quot;author&quot;:[{&quot;family&quot;:&quot;Josette Arévalo Gross&quot;,&quot;given&quot;:&quot;&quot;,&quot;parse-names&quot;:false,&quot;dropping-particle&quot;:&quot;&quot;,&quot;non-dropping-particle&quot;:&quot;&quot;}],&quot;accessed&quot;:{&quot;date-parts&quot;:[[2024,12,9]]},&quot;URL&quot;:&quot;https://issuu.com/ineval/docs/cie_informegeneralpisa18_20181123&quot;,&quot;issued&quot;:{&quot;date-parts&quot;:[[2018,12,11]]},&quot;page&quot;:&quot;1-152&quot;,&quot;container-title-short&quot;:&quot;&quot;},&quot;isTemporary&quot;:false,&quot;suppress-author&quot;:false,&quot;composite&quot;:false,&quot;author-only&quot;:false}]},{&quot;citationID&quot;:&quot;MENDELEY_CITATION_13683c1b-9ea0-41a2-b5d2-93531a6b0129&quot;,&quot;properties&quot;:{&quot;noteIndex&quot;:0},&quot;isEdited&quot;:false,&quot;manualOverride&quot;:{&quot;isManuallyOverridden&quot;:false,&quot;citeprocText&quot;:&quot;[10]&quot;,&quot;manualOverrideText&quot;:&quot;&quot;},&quot;citationTag&quot;:&quot;MENDELEY_CITATION_v3_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&quot;,&quot;citationItems&quot;:[{&quot;id&quot;:&quot;e37207eb-1ea6-3f0f-b3a9-1c64e74925da&quot;,&quot;itemData&quot;:{&quot;type&quot;:&quot;article-journal&quot;,&quot;id&quot;:&quot;e37207eb-1ea6-3f0f-b3a9-1c64e74925da&quot;,&quot;title&quot;:&quot;Plataformas de Aprendizaje Adaptativo: Aprovechando la IA para una Educación Personalizada&quot;,&quot;author&quot;:[{&quot;family&quot;:&quot;Agurto&quot;,&quot;given&quot;:&quot;Stefanie Antonella Torres&quot;,&quot;parse-names&quot;:false,&quot;dropping-particle&quot;:&quot;&quot;,&quot;non-dropping-particle&quot;:&quot;&quot;},{&quot;family&quot;:&quot;Agurto&quot;,&quot;given&quot;:&quot;Stefanie Antonella Torres&quot;,&quot;parse-names&quot;:false,&quot;dropping-particle&quot;:&quot;&quot;,&quot;non-dropping-particle&quot;:&quot;&quot;},{&quot;family&quot;:&quot;Córdova&quot;,&quot;given&quot;:&quot;Nora Raquel González&quot;,&quot;parse-names&quot;:false,&quot;dropping-particle&quot;:&quot;&quot;,&quot;non-dropping-particle&quot;:&quot;&quot;},{&quot;family&quot;:&quot;Pignataro&quot;,&quot;given&quot;:&quot;Daniella Francesa Alvarado&quot;,&quot;parse-names&quot;:false,&quot;dropping-particle&quot;:&quot;&quot;,&quot;non-dropping-particle&quot;:&quot;&quot;},{&quot;family&quot;:&quot;Merchan&quot;,&quot;given&quot;:&quot;Mayra Alejandra Sarmiento&quot;,&quot;parse-names&quot;:false,&quot;dropping-particle&quot;:&quot;&quot;,&quot;non-dropping-particle&quot;:&quot;&quot;}],&quot;container-title&quot;:&quot;Polo del Conocimiento&quot;,&quot;accessed&quot;:{&quot;date-parts&quot;:[[2025,8,28]]},&quot;DOI&quot;:&quot;10.23857/pc.v10i1.8994&quot;,&quot;ISSN&quot;:&quot;2550-682X&quot;,&quot;URL&quot;:&quot;https://www.polodelconocimiento.com/ojs/index.php/es/article/view/8994&quot;,&quot;issued&quot;:{&quot;date-parts&quot;:[[2025,2,22]]},&quot;page&quot;:&quot;2457-2470&quot;,&quot;abstract&quot;:&quot;La formación continua de los educadores no solo mejora su capacidad para utilizar estas herramientas, sino que también fomenta una cultura educativa más inclusiva y adaptativa. La colaboración entre instituciones educativas, desarrolladores de tecnología y responsables políticos será crucial para crear un marco que apoye la integración efectiva de estas innovaciones en el aula. La implementación de políticas que promuevan la equidad en el acceso a la tecnología educativa permitirá cerrar la brecha digital y asegurar que todos los estudiantes, independientemente de su contexto socioeconómico, puedan beneficiarse plenamente de estas oportunidades de aprendizaje.&quot;,&quot;issue&quot;:&quot;1&quot;,&quot;volume&quot;:&quot;10&quot;,&quot;container-title-short&quot;:&quot;&quot;},&quot;isTemporary&quot;:false,&quot;suppress-author&quot;:false,&quot;composite&quot;:false,&quot;author-only&quot;:false}]},{&quot;citationID&quot;:&quot;MENDELEY_CITATION_ff458023-734f-486e-9038-ac3bc0abdd05&quot;,&quot;properties&quot;:{&quot;noteIndex&quot;:0},&quot;isEdited&quot;:false,&quot;manualOverride&quot;:{&quot;isManuallyOverridden&quot;:false,&quot;citeprocText&quot;:&quot;[11]&quot;,&quot;manualOverrideText&quot;:&quot;&quot;},&quot;citationTag&quot;:&quot;MENDELEY_CITATION_v3_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&quot;,&quot;citationItems&quot;:[{&quot;id&quot;:&quot;12296d5e-b4a7-3cd1-88e7-e0d5f4a1a811&quot;,&quot;itemData&quot;:{&quot;type&quot;:&quot;article-journal&quot;,&quot;id&quot;:&quot;12296d5e-b4a7-3cd1-88e7-e0d5f4a1a811&quot;,&quot;title&quot;:&quot;The SAGE Handbook of Qualitative Research&quot;,&quot;accessed&quot;:{&quot;date-parts&quot;:[[2025,7,31]]},&quot;URL&quot;:&quot;https://dl1.cuni.cz/pluginfile.php/1143325/mod_resource/content/1/Norman%20K.%20Denzin%2C%20Yvonna%20S.%20Lincoln%20-%20The%20SAGE%20Handbook%20of%20Qualitative%20Research-SAGE%20Publications%2C%20Inc%20%282017%29.pdf&quot;,&quot;container-title-short&quot;:&quot;&quot;},&quot;isTemporary&quot;:false,&quot;suppress-author&quot;:false,&quot;composite&quot;:false,&quot;author-only&quot;:false}]},{&quot;citationID&quot;:&quot;MENDELEY_CITATION_667abf76-2ba5-4eee-987d-51fa645d8e8c&quot;,&quot;properties&quot;:{&quot;noteIndex&quot;:0},&quot;isEdited&quot;:false,&quot;manualOverride&quot;:{&quot;isManuallyOverridden&quot;:false,&quot;citeprocText&quot;:&quot;[12]&quot;,&quot;manualOverrideText&quot;:&quot;&quot;},&quot;citationTag&quot;:&quot;MENDELEY_CITATION_v3_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&quot;,&quot;citationItems&quot;:[{&quot;id&quot;:&quot;31cef1d1-0961-3c67-9146-6af7b3bdcc9d&quot;,&quot;itemData&quot;:{&quot;type&quot;:&quot;article-journal&quot;,&quot;id&quot;:&quot;31cef1d1-0961-3c67-9146-6af7b3bdcc9d&quot;,&quot;title&quot;:&quot;Introduccion-a-Los-Metodos-Cualitativos-de-Investigacion-Taylor-S-J-Bogdan-R&quot;,&quot;accessed&quot;:{&quot;date-parts&quot;:[[2025,7,31]]},&quot;URL&quot;:&quot;https://pics.unison.mx/maestria/wp-content/uploads/2020/05/Introduccion-a-Los-Metodos-Cualitativos-de-Investigacion-Taylor-S-J-Bogdan-R.pdf&quot;,&quot;container-title-short&quot;:&quot;&quot;},&quot;isTemporary&quot;:false,&quot;suppress-author&quot;:false,&quot;composite&quot;:false,&quot;author-only&quot;:false}]},{&quot;citationID&quot;:&quot;MENDELEY_CITATION_e2bf823c-6f90-4f0e-8e4b-07f1de8753f7&quot;,&quot;properties&quot;:{&quot;noteIndex&quot;:0},&quot;isEdited&quot;:false,&quot;manualOverride&quot;:{&quot;isManuallyOverridden&quot;:false,&quot;citeprocText&quot;:&quot;[13]&quot;,&quot;manualOverrideText&quot;:&quot;&quot;},&quot;citationTag&quot;:&quot;MENDELEY_CITATION_v3_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&quot;,&quot;citationItems&quot;:[{&quot;id&quot;:&quot;c520e764-cfbd-3743-bd8f-3f961907a12c&quot;,&quot;itemData&quot;:{&quot;type&quot;:&quot;article-journal&quot;,&quot;id&quot;:&quot;c520e764-cfbd-3743-bd8f-3f961907a12c&quot;,&quot;title&quot;:&quot;the discovery of gorunded theory&quot;,&quot;container-title-short&quot;:&quot;&quot;},&quot;isTemporary&quot;:false,&quot;suppress-author&quot;:false,&quot;composite&quot;:false,&quot;author-only&quot;:false}]},{&quot;citationID&quot;:&quot;MENDELEY_CITATION_409f9b05-c583-4a8e-b6b2-968fed9d32bd&quot;,&quot;properties&quot;:{&quot;noteIndex&quot;:0},&quot;isEdited&quot;:false,&quot;manualOverride&quot;:{&quot;isManuallyOverridden&quot;:false,&quot;citeprocText&quot;:&quot;[14]&quot;,&quot;manualOverrideText&quot;:&quot;&quot;},&quot;citationTag&quot;:&quot;MENDELEY_CITATION_v3_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&quot;,&quot;citationItems&quot;:[{&quot;id&quot;:&quot;23a4c59b-2580-3d79-aaf9-6703b48fdd48&quot;,&quot;itemData&quot;:{&quot;type&quot;:&quot;article&quot;,&quot;id&quot;:&quot;23a4c59b-2580-3d79-aaf9-6703b48fdd48&quot;,&quot;title&quot;:&quot;Use of Generative Artificial Intelligence, Including Large Language Models Such as ChatGPT, in Scientific Publications: Policies of KJR and Prominent Authorities&quot;,&quot;author&quot;:[{&quot;family&quot;:&quot;Park&quot;,&quot;given&quot;:&quot;Seong Ho&quot;,&quot;parse-names&quot;:false,&quot;dropping-particle&quot;:&quot;&quot;,&quot;non-dropping-particle&quot;:&quot;&quot;}],&quot;container-title&quot;:&quot;Korean Journal of Radiology&quot;,&quot;container-title-short&quot;:&quot;Korean J Radiol&quot;,&quot;accessed&quot;:{&quot;date-parts&quot;:[[2025,8,28]]},&quot;DOI&quot;:&quot;10.3348/kjr.2023.0643&quot;,&quot;ISSN&quot;:&quot;12296929&quot;,&quot;PMID&quot;:&quot;37500572&quot;,&quot;URL&quot;:&quot;https://kjronline.org/Synapse/Data/PDFData/0068KJR/kjr-24-715.pdf&quot;,&quot;issued&quot;:{&quot;date-parts&quot;:[[2023,8,1]]},&quot;page&quot;:&quot;715-718&quot;,&quot;publisher&quot;:&quot;Korean Radiological Society&quot;,&quot;issue&quot;:&quot;8&quot;,&quot;volume&quot;:&quot;24&quot;},&quot;isTemporary&quot;:false,&quot;suppress-author&quot;:false,&quot;composite&quot;:false,&quot;author-only&quot;:false}]},{&quot;citationID&quot;:&quot;MENDELEY_CITATION_58518b0a-68f9-464d-a498-b30f585f718d&quot;,&quot;properties&quot;:{&quot;noteIndex&quot;:0},&quot;isEdited&quot;:false,&quot;manualOverride&quot;:{&quot;isManuallyOverridden&quot;:false,&quot;citeprocText&quot;:&quot;[15]&quot;,&quot;manualOverrideText&quot;:&quot;&quot;},&quot;citationTag&quot;:&quot;MENDELEY_CITATION_v3_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&quot;,&quot;citationItems&quot;:[{&quot;id&quot;:&quot;7c54a495-f93c-36bf-af95-df68fbac9313&quot;,&quot;itemData&quot;:{&quot;type&quot;:&quot;article-journal&quot;,&quot;id&quot;:&quot;7c54a495-f93c-36bf-af95-df68fbac9313&quot;,&quot;title&quot;:&quot;Análisis comparativo de patrones de diseño de interfaz de usuario para el desarrollo de aplicaciones educativas Comparative Analysis of User Interface Design Patterns for Developing Educational Applications&quot;,&quot;author&quot;:[{&quot;family&quot;:&quot;Cortes-Camarillo&quot;,&quot;given&quot;:&quot;Cesar Augusto&quot;,&quot;parse-names&quot;:false,&quot;dropping-particle&quot;:&quot;&quot;,&quot;non-dropping-particle&quot;:&quot;&quot;},{&quot;family&quot;:&quot;Alor-Hernández&quot;,&quot;given&quot;:&quot;Giner&quot;,&quot;parse-names&quot;:false,&quot;dropping-particle&quot;:&quot;&quot;,&quot;non-dropping-particle&quot;:&quot;&quot;},{&quot;family&quot;:&quot;Olivares-Zepahua&quot;,&quot;given&quot;:&quot;Beatriz Alejandra&quot;,&quot;parse-names&quot;:false,&quot;dropping-particle&quot;:&quot;&quot;,&quot;non-dropping-particle&quot;:&quot;&quot;},{&quot;family&quot;:&quot;Rodríguez-Mazahua&quot;,&quot;given&quot;:&quot;Lisbeth&quot;,&quot;parse-names&quot;:false,&quot;dropping-particle&quot;:&quot;&quot;,&quot;non-dropping-particle&quot;:&quot;&quot;},{&quot;family&quot;:&quot;Gustavo Peláez-Camarena&quot;,&quot;given&quot;:&quot;Silvestre&quot;,&quot;parse-names&quot;:false,&quot;dropping-particle&quot;:&quot;&quot;,&quot;non-dropping-particle&quot;:&quot;&quot;}],&quot;container-title&quot;:&quot;Research in Computing Science&quot;,&quot;accessed&quot;:{&quot;date-parts&quot;:[[2025,8,28]]},&quot;URL&quot;:&quot;https://www.rcs.cic.ipn.mx/2016_126/Analisis%20comparativo%20de%20patrones%20de%20diseno%20de%20interfaz%20de%20usuario%20para%20el%20desarrollo.pdf&quot;,&quot;issued&quot;:{&quot;date-parts&quot;:[[2016]]},&quot;page&quot;:&quot;31-41&quot;,&quot;abstract&quot;:&quot;Resumen. En la actualidad las tabletas, teléfonos inteligentes y televisores inteligentes se encuentran al alcance de la mayoría de personas, estos dispositivos tienen diversos usos, por esta razón diseñar aplicaciones se ha vuelto una tarea tediosa y difícil de realizar, debido a los diferentes dispositivos y plataformas existentes en el mercado. Los patrones de diseño de interfaz de usuario permiten facilitar el desarrollo de aplicaciones, debido a que cada plataforma tiene su propia interacción entre el usuario y el dispositivo, porque dependiendo del dispositivo se utiliza un patrón de diseño distinto para su interfaz de usuario. Por esta razón se propone un análisis comparativo de patrones de diseño de interfaz de usuario, para generar contextos de uso orientados al ámbito educativo. Se diseñaron contextos de uso para establecer qué patrones de diseño de interfaz de usuario son recomendables para un dispositivo en específico, facilitando el desarrollo de aplicaciones educativas multi-dispositivos. Palabras clave: Ámbito educativo, contexto de uso, interfaz de usuario, multi-dispositivo, patrones de diseño. Abstract. Actually, most people have at their disposal different devices including tablets, smartphones and smart TVs, for this reason the design of this kind of applications has become a tedious and difficult task to do, by the different devices and platforms that exist in the market. The UIDPs (User Interface Design Patterns) facilitate the development of the kind of applications by, considering that on each platform the user interacts differently with the device because UIDPs 31&quot;,&quot;volume&quot;:&quot;126&quot;,&quot;container-title-short&quot;:&quot;&quot;},&quot;isTemporary&quot;:false,&quot;suppress-author&quot;:false,&quot;composite&quot;:false,&quot;author-only&quot;:false}]},{&quot;citationID&quot;:&quot;MENDELEY_CITATION_ba639e28-cd7d-45a3-9ed6-a0f42c0f6f9a&quot;,&quot;properties&quot;:{&quot;noteIndex&quot;:0},&quot;isEdited&quot;:false,&quot;manualOverride&quot;:{&quot;isManuallyOverridden&quot;:false,&quot;citeprocText&quot;:&quot;[16]&quot;,&quot;manualOverrideText&quot;:&quot;&quot;},&quot;citationTag&quot;:&quot;MENDELEY_CITATION_v3_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&quot;,&quot;citationItems&quot;:[{&quot;id&quot;:&quot;0b3822e3-b914-3e90-860f-5e34fcd0e5a9&quot;,&quot;itemData&quot;:{&quot;type&quot;:&quot;article-journal&quot;,&quot;id&quot;:&quot;0b3822e3-b914-3e90-860f-5e34fcd0e5a9&quot;,&quot;title&quot;:&quot;User Interface Design for E-Learning Software&quot;,&quot;author&quot;:[{&quot;family&quot;:&quot;Faghih&quot;,&quot;given&quot;:&quot;Behnam&quot;,&quot;parse-names&quot;:false,&quot;dropping-particle&quot;:&quot;&quot;,&quot;non-dropping-particle&quot;:&quot;&quot;},{&quot;family&quot;:&quot;Reza Azadehfar&quot;,&quot;given&quot;:&quot;Mohammad&quot;,&quot;parse-names&quot;:false,&quot;dropping-particle&quot;:&quot;&quot;,&quot;non-dropping-particle&quot;:&quot;&quot;},{&quot;family&quot;:&quot;Katebi&quot;,&quot;given&quot;:&quot;S D&quot;,&quot;parse-names&quot;:false,&quot;dropping-particle&quot;:&quot;&quot;,&quot;non-dropping-particle&quot;:&quot;&quot;}],&quot;container-title&quot;:&quot;JSCSE]&quot;,&quot;accessed&quot;:{&quot;date-parts&quot;:[[2025,8,28]]},&quot;DOI&quot;:&quot;10.7321/jscse.v3.n3.119&quot;,&quot;URL&quot;:&quot;https://arxiv.org/pdf/1401.6365&quot;,&quot;issued&quot;:{&quot;date-parts&quot;:[[2013]]},&quot;abstract&quot;:&quot;User interface (UI) is point of interaction between user and computer software. The success and failure of a software application depends on User Interface Design (UID). Possibility of using a software, easily using and learning are issues influenced by UID. The UI is significant in designing of educational software (e-Learning). Principles and concepts of learning should be considered in addition to UID principles in UID for e-learning. In this regard, to specify the logical relationship between education, learning, UID and multimedia at first we readdress the issues raised in previous studies. It is followed by examining the principle concepts of e-learning and UID. Then, we will see how UID contributes to e-learning through the educational software built by authors. Also we show the way of using UI to improve learning and motivating the learners and to improve the time efficiency of using e-learning software.&quot;,&quot;issue&quot;:&quot;3&quot;,&quot;volume&quot;:&quot;3&quot;,&quot;container-title-short&quot;:&quot;&quot;},&quot;isTemporary&quot;:false,&quot;suppress-author&quot;:false,&quot;composite&quot;:false,&quot;author-only&quot;:false}]},{&quot;citationID&quot;:&quot;MENDELEY_CITATION_d9a82660-5da7-4d10-a1dc-57b40bbb39a8&quot;,&quot;properties&quot;:{&quot;noteIndex&quot;:0},&quot;isEdited&quot;:false,&quot;manualOverride&quot;:{&quot;isManuallyOverridden&quot;:false,&quot;citeprocText&quot;:&quot;[17]&quot;,&quot;manualOverrideText&quot;:&quot;&quot;},&quot;citationTag&quot;:&quot;MENDELEY_CITATION_v3_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&quot;,&quot;citationItems&quot;:[{&quot;id&quot;:&quot;c9ca61b3-497f-3e0a-b574-433534e3dc13&quot;,&quot;itemData&quot;:{&quot;type&quot;:&quot;article-journal&quot;,&quot;id&quot;:&quot;c9ca61b3-497f-3e0a-b574-433534e3dc13&quot;,&quot;title&quot;:&quot;Álgebra y Trigonometría con Geometría Analítica&quot;,&quot;author&quot;:[{&quot;family&quot;:&quot;EARL W. SWOKOWSKI&quot;,&quot;given&quot;:&quot;&quot;,&quot;parse-names&quot;:false,&quot;dropping-particle&quot;:&quot;&quot;,&quot;non-dropping-particle&quot;:&quot;&quot;},{&quot;family&quot;:&quot;JEFFERY A. COLE&quot;,&quot;given&quot;:&quot;&quot;,&quot;parse-names&quot;:false,&quot;dropping-particle&quot;:&quot;&quot;,&quot;non-dropping-particle&quot;:&quot;&quot;}],&quot;accessed&quot;:{&quot;date-parts&quot;:[[2025,8,28]]},&quot;translator&quot;:[{&quot;family&quot;:&quot;Jorge Humberto Romo Muñoz&quot;,&quot;given&quot;:&quot;&quot;,&quot;parse-names&quot;:false,&quot;dropping-particle&quot;:&quot;&quot;,&quot;non-dropping-particle&quot;:&quot;&quot;}],&quot;ISBN&quot;:&quot;978-607-481-186-5&quot;,&quot;ISSN&quot;:&quot;607-481-186-5&quot;,&quot;URL&quot;:&quot;https://tuaulavirtual.educatic.unam.mx/pluginfile.php/977649/mod_resource/content/0/Swokowski.pdf&quot;,&quot;issued&quot;:{&quot;date-parts&quot;:[[2009]]},&quot;volume&quot;:&quot;12a. edición&quot;,&quot;container-title-short&quot;:&quot;&quot;},&quot;isTemporary&quot;:false,&quot;suppress-author&quot;:false,&quot;composite&quot;:false,&quot;author-only&quot;:false}]},{&quot;citationID&quot;:&quot;MENDELEY_CITATION_32f973b1-eabc-4afe-8fa5-453215a8c6dc&quot;,&quot;properties&quot;:{&quot;noteIndex&quot;:0},&quot;isEdited&quot;:false,&quot;manualOverride&quot;:{&quot;isManuallyOverridden&quot;:false,&quot;citeprocText&quot;:&quot;[18]&quot;,&quot;manualOverrideText&quot;:&quot;&quot;},&quot;citationTag&quot;:&quot;MENDELEY_CITATION_v3_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&quot;,&quot;citationItems&quot;:[{&quot;id&quot;:&quot;732c933d-ec2e-39a1-863e-a0f42fc93486&quot;,&quot;itemData&quot;:{&quot;type&quot;:&quot;article-journal&quot;,&quot;id&quot;:&quot;732c933d-ec2e-39a1-863e-a0f42fc93486&quot;,&quot;title&quot;:&quot;Programación de aplicaciones web: historia, principios básicos y clientes web&quot;,&quot;author&quot;:[{&quot;family&quot;:&quot;Luján Mora&quot;,&quot;given&quot;:&quot;Sergio&quot;,&quot;parse-names&quot;:false,&quot;dropping-particle&quot;:&quot;&quot;,&quot;non-dropping-particle&quot;:&quot;&quot;}],&quot;accessed&quot;:{&quot;date-parts&quot;:[[2025,8,28]]},&quot;ISBN&quot;:&quot;84-8454-206-8&quot;,&quot;URL&quot;:&quot;https://dialnet.unirioja.es/servlet/libro?codigo=204176&amp;info=resumen&amp;idioma=SPA&quot;,&quot;issued&quot;:{&quot;date-parts&quot;:[[2002,10,31]]},&quot;abstract&quot;:&quot;Aunque los inicios de Internet se remontan a los años sesenta, no ha sido hasta los años noventa cuando, gracias a la Web, se ha extendido su uso por todo el mundo. En pocos años la Web ha evolucionado enormemente: se ha pasado de páginas sencillas, con pocas imágenes y contenidos estáticos a páginas complejas con contenidos dinámicos que provienen de bases de datos, lo que permite la creación de \&quot;aplicaciones web\&quot;.De forma breve, una aplicación Web se puede definir como una aplicación en la cual el usuario por medio de un navegador realiza peticiones a una aplicación remota accesible a través de Internet (o a través de una Intranet) y que recibe una respuesta que se muestra en el propio navegador. El contenido de este libro se estructura en dos partes. En la primera parte del libro se tratan temas introductorios a la programación de aplicaciones Web: un breve repaso de la historia de Internet y de la web, características de las arquitecturas cliente/servidor, el concepto de aplicación Web y la estructura de un sitio web tanto a nivel físico como lógico. La segunda parte del libro se centra en la programación de la parte cliente de las aplicaciones web. En el \&quot;mundo Internet\&quot; existen muchas tecnologías que se pueden emplear para programar los clientes web, como ActiveX, applet, Flash, VRML, etc., pero sólo dos son las tecnología más extendidas y se pueden considerar \&quot;el estándar\&quot;: HTML y JavaScript. Este libro se centra en estas dos tecnologías y presta una especial atención a la creación de formularios, la base para cualquier aplicación web. Sergio Luján Mora es Ingeniero en Informática por la Universidad de Alicante. Ha impartido diversos cursos sobre Internet y las diversas tecnologías que se emplean en la programación de aplicaciones web (HTML, JavaScript, ASP y Java). Durante un año ha trabajado en el Laboratorio Multimedia (mmlab) de la Universidad de Alicante, desarrollando aplicaciones para Internet e Intranets. Ha escrito los libros \&quot;Programación en Internet: Clientes Web\&quot; y \&quot;Programación de servidores web con CGI, SSI e IDC\&quot; publicados por la Editorial Club Universitario. Desde 1999 forma parte del Departamento de Lenguajes y Sistemas Informáticos de la Universidad de Alicante. Las asignaturas que imparte en la actualidad son \&quot;Programación en Internet\&quot; y \&quot;Programación y Estructuras de Datos\&quot;.&quot;,&quot;publisher&quot;:&quot;Editorial Club Universitario (ECU)&quot;,&quot;container-title-short&quot;:&quot;&quot;},&quot;isTemporary&quot;:false,&quot;suppress-author&quot;:false,&quot;composite&quot;:false,&quot;author-only&quot;:false}]},{&quot;citationID&quot;:&quot;MENDELEY_CITATION_33bf8c3c-817d-402f-96ae-68947dfa23c7&quot;,&quot;properties&quot;:{&quot;noteIndex&quot;:0},&quot;isEdited&quot;:false,&quot;manualOverride&quot;:{&quot;isManuallyOverridden&quot;:false,&quot;citeprocText&quot;:&quot;[19]&quot;,&quot;manualOverrideText&quot;:&quot;&quot;},&quot;citationTag&quot;:&quot;MENDELEY_CITATION_v3_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&quot;,&quot;citationItems&quot;:[{&quot;id&quot;:&quot;ea6812f3-e3b2-3e87-8109-036dbffad5af&quot;,&quot;itemData&quot;:{&quot;type&quot;:&quot;article-journal&quot;,&quot;id&quot;:&quot;ea6812f3-e3b2-3e87-8109-036dbffad5af&quot;,&quot;title&quot;:&quot;Comparación de tendencias tecnológicas en aplicaciones web&quot;,&quot;author&quot;:[{&quot;family&quot;:&quot;Valarezo Pardo&quot;,&quot;given&quot;:&quot;Milton Rafael&quot;,&quot;parse-names&quot;:false,&quot;dropping-particle&quot;:&quot;&quot;,&quot;non-dropping-particle&quot;:&quot;&quot;},{&quot;family&quot;:&quot;Honores Tapia&quot;,&quot;given&quot;:&quot;Joofre Antonio&quot;,&quot;parse-names&quot;:false,&quot;dropping-particle&quot;:&quot;&quot;,&quot;non-dropping-particle&quot;:&quot;&quot;},{&quot;family&quot;:&quot;Gómez Moreno&quot;,&quot;given&quot;:&quot;Antonio Steeven&quot;,&quot;parse-names&quot;:false,&quot;dropping-particle&quot;:&quot;&quot;,&quot;non-dropping-particle&quot;:&quot;&quot;},{&quot;family&quot;:&quot;Vinces Sánchez&quot;,&quot;given&quot;:&quot;Luis Fernando&quot;,&quot;parse-names&quot;:false,&quot;dropping-particle&quot;:&quot;&quot;,&quot;non-dropping-particle&quot;:&quot;&quot;}],&quot;container-title&quot;:&quot;3c Tecnología: glosas de innovación aplicadas a la pyme, ISSN-e 2254-4143, Vol. 7, Nº. 3, 2018, págs. 28-49&quot;,&quot;accessed&quot;:{&quot;date-parts&quot;:[[2025,8,28]]},&quot;DOI&quot;:&quot;10.17993/3ctecno.2018.v7n3e27.28-49/30&quot;,&quot;ISSN&quot;:&quot;2254-4143&quot;,&quot;URL&quot;:&quot;https://dialnet.unirioja.es/servlet/articulo?codigo=6551743&amp;info=resumen&amp;idioma=SPA&quot;,&quot;issued&quot;:{&quot;date-parts&quot;:[[2018]]},&quot;page&quot;:&quot;28-49&quot;,&quot;abstract&quot;:&quot;Hoy en día el Internet es un gran medio de comunicación, en mayor medida, un medio de influencias que se ve reflejado en los avances y la continua adaptación tanto de los usuarios, como de los desarrolladores hacia él, por ello han surgido tendencias para el desarrollo Web como medio para establecer un modelo a seguir, así como para ofrecer unos mejores servicios a los usuarios. En las tendencias tecnológicas mencionadas existen diversos lenguajes de programación, herramientas y plataformas que sirve para darnos un claro entendimiento del cómo nos brindan una velocidad eficaz al momento de desarrollar una aplicación Web las cuales ofrecen una gran ventaja al grupo de trabajo en reducción de tiempo que se basan en requerimientos pre-establecidos usados en la creación de sistemas Web. Tomando en cuenta la información investigada se obtiene información acerca de los lenguajes de programación además plataformas, herramientas entre otras tecnologías que han mejorado de manera general; los mismos que permiten a los desarrolladores crear un sistema con un margen de error muy reducido en comparación con sus procesos. Para el desarrollo se orienta en los nuevos ambientes de trabajo que han agilizado el progreso software. En el presente documento se muestra algunas de las tecnologías que se han establecido para el óptimo desarrollo de aplicaciones Web, en la cual se empleó una investigación de tipo analítica, bibliográfica y documental, la cual brinda información confiable, verídica y proporciona criterios que ayudarán al desarrollo del documento.&quot;,&quot;publisher&quot;:&quot;3ciencias&quot;,&quot;issue&quot;:&quot;3&quot;,&quot;volume&quot;:&quot;7&quot;,&quot;container-title-short&quot;:&quot;&quot;},&quot;isTemporary&quot;:false,&quot;suppress-author&quot;:false,&quot;composite&quot;:false,&quot;author-only&quot;:false}]},{&quot;citationID&quot;:&quot;MENDELEY_CITATION_b63ece5d-61e3-428b-9e4f-e80e66b2e965&quot;,&quot;properties&quot;:{&quot;noteIndex&quot;:0},&quot;isEdited&quot;:false,&quot;manualOverride&quot;:{&quot;isManuallyOverridden&quot;:false,&quot;citeprocText&quot;:&quot;[20]&quot;,&quot;manualOverrideText&quot;:&quot;&quot;},&quot;citationTag&quot;:&quot;MENDELEY_CITATION_v3_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&quot;,&quot;citationItems&quot;:[{&quot;id&quot;:&quot;350b747e-8dad-3e1f-a4b1-d6435d9e6b57&quot;,&quot;itemData&quot;:{&quot;type&quot;:&quot;article-journal&quot;,&quot;id&quot;:&quot;350b747e-8dad-3e1f-a4b1-d6435d9e6b57&quot;,&quot;title&quot;:&quot;Aplicaciones web Aplicaciones Web Aplicaciones web Materiales del proyecto&quot;,&quot;author&quot;:[{&quot;family&quot;:&quot;Lerma-Blasco&quot;,&quot;given&quot;:&quot;Raül&quot;,&quot;parse-names&quot;:false,&quot;dropping-particle&quot;:&quot;V&quot;,&quot;non-dropping-particle&quot;:&quot;&quot;},{&quot;family&quot;:&quot;Alfredo&quot;,&quot;given&quot;:&quot;José&quot;,&quot;parse-names&quot;:false,&quot;dropping-particle&quot;:&quot;&quot;,&quot;non-dropping-particle&quot;:&quot;&quot;},{&quot;family&quot;:&quot;Andrés&quot;,&quot;given&quot;:&quot;Murcia&quot;,&quot;parse-names&quot;:false,&quot;dropping-particle&quot;:&quot;&quot;,&quot;non-dropping-particle&quot;:&quot;&quot;},{&quot;family&quot;:&quot;Mifsud&quot;,&quot;given&quot;:&quot;Elvira&quot;,&quot;parse-names&quot;:false,&quot;dropping-particle&quot;:&quot;&quot;,&quot;non-dropping-particle&quot;:&quot;&quot;},{&quot;family&quot;:&quot;Lerma-Blasco&quot;,&quot;given&quot;:&quot;Talón R&quot;,&quot;parse-names&quot;:false,&quot;dropping-particle&quot;:&quot;V&quot;,&quot;non-dropping-particle&quot;:&quot;&quot;},{&quot;family&quot;:&quot;Murcia&quot;,&quot;given&quot;:&quot;J A&quot;,&quot;parse-names&quot;:false,&quot;dropping-particle&quot;:&quot;&quot;,&quot;non-dropping-particle&quot;:&quot;&quot;},{&quot;family&quot;:&quot;Mifsud&quot;,&quot;given&quot;:&quot;E&quot;,&quot;parse-names&quot;:false,&quot;dropping-particle&quot;:&quot;&quot;,&quot;non-dropping-particle&quot;:&quot;&quot;}],&quot;accessed&quot;:{&quot;date-parts&quot;:[[2025,8,28]]},&quot;ISBN&quot;:&quot;978-84-481-8392-9&quot;,&quot;URL&quot;:&quot;www.mhe.es/cf/informatica&quot;,&quot;issued&quot;:{&quot;date-parts&quot;:[[2013]]},&quot;abstract&quot;:&quot;«La base de tu futuro» Ésta es la filosofía del proyecto editorial de McGraw-Hill para Ciclos Formativos, una etapa decisiva en la formación de profesionales. El proyecto para el módulo Aplicaciones web, incluido en el nuevo ciclo formativo Técnico en Sistemas Microinformáticos y Redes, y que está estructu-rado en dos niveles de uso, para el alumno y para el profesor, ha sido desarrollado según tres principios básicos: • Una metodología basada en la práctica y en la adecuación de contenidos y procedimientos a la realidad profesional. • Unos materiales desarrollados para conseguir las destrezas, habilidades y resultados de aprendizaje que necesitarás para conseguir tu título y desenvolverte en el mercado laboral. • Una presentación de los contenidos clara y atractiva, con variedad de recursos gráficos y multimedia que facilitarán tu aprendizaje. Para el alumno Para el profesor CEO del alumno Guía didáctica en CEO del profesor Confiamos en que esta obra sea una herramienta útil y eficaz, y que contribuya a tu formación como profesional.&quot;,&quot;container-title-short&quot;:&quot;&quot;},&quot;isTemporary&quot;:false,&quot;suppress-author&quot;:false,&quot;composite&quot;:false,&quot;author-only&quot;:false}]},{&quot;citationID&quot;:&quot;MENDELEY_CITATION_55bc22b0-f33c-4e4b-96d4-b5142fd6b3fa&quot;,&quot;properties&quot;:{&quot;noteIndex&quot;:0},&quot;isEdited&quot;:false,&quot;manualOverride&quot;:{&quot;isManuallyOverridden&quot;:false,&quot;citeprocText&quot;:&quot;[21]&quot;,&quot;manualOverrideText&quot;:&quot;&quot;},&quot;citationTag&quot;:&quot;MENDELEY_CITATION_v3_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&quot;,&quot;citationItems&quot;:[{&quot;id&quot;:&quot;29905e68-0b58-3a55-83fd-b47c93cd49cf&quot;,&quot;itemData&quot;:{&quot;type&quot;:&quot;article-journal&quot;,&quot;id&quot;:&quot;29905e68-0b58-3a55-83fd-b47c93cd49cf&quot;,&quot;title&quot;:&quot;Software educativos&quot;,&quot;author&quot;:[{&quot;family&quot;:&quot;Vidal&quot;,&quot;given&quot;:&quot;María&quot;,&quot;parse-names&quot;:false,&quot;dropping-particle&quot;:&quot;&quot;,&quot;non-dropping-particle&quot;:&quot;&quot;},{&quot;family&quot;:&quot;Gómez&quot;,&quot;given&quot;:&quot;Freddy&quot;,&quot;parse-names&quot;:false,&quot;dropping-particle&quot;:&quot;&quot;,&quot;non-dropping-particle&quot;:&quot;&quot;},{&quot;family&quot;:&quot;Ii&quot;,&quot;given&quot;:&quot;Martínez&quot;,&quot;parse-names&quot;:false,&quot;dropping-particle&quot;:&quot;&quot;,&quot;non-dropping-particle&quot;:&quot;&quot;},{&quot;family&quot;:&quot;Ruiz&quot;,&quot;given&quot;:&quot;Alina M&quot;,&quot;parse-names&quot;:false,&quot;dropping-particle&quot;:&quot;&quot;,&quot;non-dropping-particle&quot;:&quot;&quot;},{&quot;family&quot;:&quot;Iii&quot;,&quot;given&quot;:&quot;Piedra&quot;,&quot;parse-names&quot;:false,&quot;dropping-particle&quot;:&quot;&quot;,&quot;non-dropping-particle&quot;:&quot;&quot;}],&quot;container-title&quot;:&quot;Educación Médica Superior&quot;,&quot;accessed&quot;:{&quot;date-parts&quot;:[[2025,8,28]]},&quot;ISSN&quot;:&quot;0864-2141&quot;,&quot;URL&quot;:&quot;http://scielo.sld.cu/scielo.php?script=sci_arttext&amp;pid=S0864-21412010000100012&amp;lng=es&amp;nrm=iso&amp;tlng=en&quot;,&quot;issued&quot;:{&quot;date-parts&quot;:[[2010]]},&quot;page&quot;:&quot;97-110&quot;,&quot;abstract&quot;:&quot;El tema que les ofrecemos en este número, da continuidad al que revisamos sobre Plataformas Didácticas como Tecnología Educativa, 1 ya que forman parte de estas como recursos de la enseñanza y el aprendizaje. Los software educativos (SE), se definen de forma genérica como aplicaciones o programas computacionales que faciliten el proceso de enseñanza aprendizaje. Algunos autores lo conceptualizan como cualquier programa computacional cuyas características estructurales y funcionales sirvan de apoyo al proceso de enseñar, aprender y administrar, o el que está destinado a la enseñanza y el autoaprendizaje y además permite el desarrollo de ciertas habilidades cognitivas; 2-5 términos que seguramente se replantearán en la medida que se introduzcan nuevos desarrollos tecnológicos para el trabajo en red en Internet. Las características más generalizadas en los SE son: 5-7-Finalidad: orientados a la enseñanza-aprendizaje en todas sus formas.-Utilización del computador: el medio utilizado como soporte es el computador.-Facilidad de uso: son intuitivos y aplica reglas generales de uso y de fácil comprensión para su navegabilidad o desplazamiento y recursividad o posibilidad de regreso a temáticas de interés desde cualquier punto en el ambiente virtual.-Interactividad: permite un intercambio efectivo de información con el estudiante.&quot;,&quot;publisher&quot;:&quot;Los autores conservan todos los derechos sobre sus obras, las cuales pueden reproducir y distribuir siempre y cuando citen la fuente primaria de publicación y lo hagan con fines no comerciales.&quot;,&quot;issue&quot;:&quot;1&quot;,&quot;volume&quot;:&quot;24&quot;,&quot;container-title-short&quot;:&quot;&quot;},&quot;isTemporary&quot;:false,&quot;suppress-author&quot;:false,&quot;composite&quot;:false,&quot;author-only&quot;:false}]},{&quot;citationID&quot;:&quot;MENDELEY_CITATION_c6e5b687-8285-45cf-a355-5eca4de1a487&quot;,&quot;properties&quot;:{&quot;noteIndex&quot;:0},&quot;isEdited&quot;:false,&quot;manualOverride&quot;:{&quot;isManuallyOverridden&quot;:false,&quot;citeprocText&quot;:&quot;[22]&quot;,&quot;manualOverrideText&quot;:&quot;&quot;},&quot;citationTag&quot;:&quot;MENDELEY_CITATION_v3_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&quot;,&quot;citationItems&quot;:[{&quot;id&quot;:&quot;cca4c128-5866-3c4d-a9e5-827e680f436c&quot;,&quot;itemData&quot;:{&quot;type&quot;:&quot;report&quot;,&quot;id&quot;:&quot;cca4c128-5866-3c4d-a9e5-827e680f436c&quot;,&quot;title&quot;:&quot;Software educativo o recurso educativo Educational software oreducationalresource&quot;,&quot;author&quot;:[{&quot;family&quot;:&quot;Sc José Salvador Márquez Cundú ProfesorAuxiliar&quot;,&quot;given&quot;:&quot;M&quot;,&quot;parse-names&quot;:false,&quot;dropping-particle&quot;:&quot;&quot;,&quot;non-dropping-particle&quot;:&quot;&quot;}],&quot;issued&quot;:{&quot;date-parts&quot;:[[2018]]},&quot;abstract&quot;:&quot;E l impacto que están causando los avances in-formáticos sobre el mundo educativo se ve en incremento por la presión ejercida por el mundo del trabajo, que cada vez necesita y demanda una mayor formación en muchos campos, pero con más énfasis en el de la informática. Ante esta situación es inminente la necesidad de que los programas docentes de formación y superación, a cualquier nivel, tengan que incorporar los software educativos dentro de su contenido. Por tal motivo se hace imprescindible hacer comprender a nuestros educadores la importancia de su apli-cación, lo cual no debe ser visto como un medio de enseñanza o una herramienta de trabajo utili-zada en la enseñanza, sino como un eslabón fundamental para incrementar la calidad del proceso educativo. A partir del cambio de tecnologías y la intro-ducción de la computación en los diferentes niveles de educación se implementan acciones concretas RESUMEN. El software educativo es una categoría muy empleada en los espacios de formación pues claramente se pueden observar las potencialidades que para la mediación de los procesos comunicativos propiciadores del aprendizaje ofrece. Hoy surgen múltiples categorías y deno-minaciones para tan importante herramienta, sin embargo, cada una de esas denominaciones tienen elementos idiográficos que los diferencian. El presente trabajo va dirigido a aportar detalles importantes del software educativo que lo identifican y diferencian de los recursos educativos, aunque esté contenido en este grupo de clasificación. Para esto se realiza una sistematización de estos conceptos aplicando métodos deductivos e inductivos, el análisis y la síntesis entre otros. Cómo resultado se obtiene una definición de software educativo que deja claramente ex-puesta cada una de las características por la cual se define de esta manera. Palabras clave: software, software educativo, recurso educativo, recurso educativo digital. ABSTRACT. Educational software is a category widely used in training spaces because clearly you can see the potential for mediation of communicative processes conducive to learning offers. Today there are multiple categories and denominations for such an important tool, however each of these denominations have idiographic elements that differentiate them. This work is aimed at providing important details of educational software that identify it and differentiate it from educational resources, even if it is contained in this classification group. For this, a systematization of these concepts is carried out applying deductive and inductive methods, analysis and synthesis among others. As a result, a definition of educational software is obtained that clearly exposes each one of the characteristics by which it is defined in this way.&quot;,&quot;issue&quot;:&quot;67&quot;,&quot;container-title-short&quot;:&quot;&quot;},&quot;isTemporary&quot;:false,&quot;suppress-author&quot;:false,&quot;composite&quot;:false,&quot;author-only&quot;:false}]},{&quot;citationID&quot;:&quot;MENDELEY_CITATION_8f3f3c15-8b60-426e-a0da-9c788e587971&quot;,&quot;properties&quot;:{&quot;noteIndex&quot;:0},&quot;isEdited&quot;:false,&quot;manualOverride&quot;:{&quot;isManuallyOverridden&quot;:false,&quot;citeprocText&quot;:&quot;[23]&quot;,&quot;manualOverrideText&quot;:&quot;&quot;},&quot;citationTag&quot;:&quot;MENDELEY_CITATION_v3_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&quot;,&quot;citationItems&quot;:[{&quot;id&quot;:&quot;9dab0b7d-9d5c-391b-91b5-9ccbe19d7a26&quot;,&quot;itemData&quot;:{&quot;type&quot;:&quot;article-journal&quot;,&quot;id&quot;:&quot;9dab0b7d-9d5c-391b-91b5-9ccbe19d7a26&quot;,&quot;title&quot;:&quot;An overview of the CellML API and its implementation&quot;,&quot;author&quot;:[{&quot;family&quot;:&quot;Miller&quot;,&quot;given&quot;:&quot;Andrew K.&quot;,&quot;parse-names&quot;:false,&quot;dropping-particle&quot;:&quot;&quot;,&quot;non-dropping-particle&quot;:&quot;&quot;},{&quot;family&quot;:&quot;Marsh&quot;,&quot;given&quot;:&quot;Justin&quot;,&quot;parse-names&quot;:false,&quot;dropping-particle&quot;:&quot;&quot;,&quot;non-dropping-particle&quot;:&quot;&quot;},{&quot;family&quot;:&quot;Reeve&quot;,&quot;given&quot;:&quot;Adam&quot;,&quot;parse-names&quot;:false,&quot;dropping-particle&quot;:&quot;&quot;,&quot;non-dropping-particle&quot;:&quot;&quot;},{&quot;family&quot;:&quot;Garny&quot;,&quot;given&quot;:&quot;Alan&quot;,&quot;parse-names&quot;:false,&quot;dropping-particle&quot;:&quot;&quot;,&quot;non-dropping-particle&quot;:&quot;&quot;},{&quot;family&quot;:&quot;Britten&quot;,&quot;given&quot;:&quot;Randall&quot;,&quot;parse-names&quot;:false,&quot;dropping-particle&quot;:&quot;&quot;,&quot;non-dropping-particle&quot;:&quot;&quot;},{&quot;family&quot;:&quot;Halstead&quot;,&quot;given&quot;:&quot;Matt&quot;,&quot;parse-names&quot;:false,&quot;dropping-particle&quot;:&quot;&quot;,&quot;non-dropping-particle&quot;:&quot;&quot;},{&quot;family&quot;:&quot;Cooper&quot;,&quot;given&quot;:&quot;Jonathan&quot;,&quot;parse-names&quot;:false,&quot;dropping-particle&quot;:&quot;&quot;,&quot;non-dropping-particle&quot;:&quot;&quot;},{&quot;family&quot;:&quot;Nickerson&quot;,&quot;given&quot;:&quot;David P.&quot;,&quot;parse-names&quot;:false,&quot;dropping-particle&quot;:&quot;&quot;,&quot;non-dropping-particle&quot;:&quot;&quot;},{&quot;family&quot;:&quot;Nielsen&quot;,&quot;given&quot;:&quot;Poul F.&quot;,&quot;parse-names&quot;:false,&quot;dropping-particle&quot;:&quot;&quot;,&quot;non-dropping-particle&quot;:&quot;&quot;}],&quot;container-title&quot;:&quot;BMC Bioinformatics&quot;,&quot;container-title-short&quot;:&quot;BMC Bioinformatics&quot;,&quot;accessed&quot;:{&quot;date-parts&quot;:[[2025,8,28]]},&quot;DOI&quot;:&quot;10.1186/1471-2105-11-178/FIGURES/1&quot;,&quot;ISSN&quot;:&quot;14712105&quot;,&quot;PMID&quot;:&quot;20377909&quot;,&quot;URL&quot;:&quot;https://link.springer.com/articles/10.1186/1471-2105-11-178&quot;,&quot;issued&quot;:{&quot;date-parts&quot;:[[2010,4,8]]},&quot;page&quot;:&quot;1-12&quot;,&quot;abstract&quot;:&quot;Background: CellML is an XML based language for representing mathematical models, in a machine-independent form which is suitable for their exchange between different authors, and for archival in a model repository. Allowing for the exchange and archival of models in a computer readable form is a key strategic goal in bioinformatics, because of the associated improvements in scientific record accuracy, the faster iterative process of scientific development, and the ability to combine models into large integrative models.However, for CellML models to be useful, tools which can process them correctly are needed. Due to some of the more complex features present in CellML models, such as imports, developing code ab initio to correctly process models can be an onerous task. For this reason, there is a clear and pressing need for an application programming interface (API), and a good implementation of that API, upon which tools can base their support for CellML.Results: We developed an API which allows the information in CellML models to be retrieved and/or modified. We also developed a series of optional extension APIs, for tasks such as simplifying the handling of connections between variables, dealing with physical units, validating models, and translating models into different procedural languages.We have also provided a Free/Open Source implementation of this application programming interface, optimised to achieve good performance.Conclusions: Tools have been developed using the API which are mature enough for widespread use. The API has the potential to accelerate the development of additional tools capable of processing CellML, and ultimately lead to an increased level of sharing of mathematical model descriptions. © 2010 Miller et al; licensee BioMed Central Ltd.&quot;,&quot;publisher&quot;:&quot;BioMed Central&quot;,&quot;issue&quot;:&quot;1&quot;,&quot;volume&quot;:&quot;11&quot;},&quot;isTemporary&quot;:false,&quot;suppress-author&quot;:false,&quot;composite&quot;:false,&quot;author-only&quot;:false}]},{&quot;citationID&quot;:&quot;MENDELEY_CITATION_6eeef895-1c60-48f2-bda7-7f94c704174b&quot;,&quot;properties&quot;:{&quot;noteIndex&quot;:0},&quot;isEdited&quot;:false,&quot;manualOverride&quot;:{&quot;isManuallyOverridden&quot;:false,&quot;citeprocText&quot;:&quot;[24]&quot;,&quot;manualOverrideText&quot;:&quot;&quot;},&quot;citationTag&quot;:&quot;MENDELEY_CITATION_v3_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&quot;,&quot;citationItems&quot;:[{&quot;id&quot;:&quot;9b1d2aa2-510e-3889-8acc-50bc11b16caa&quot;,&quot;itemData&quot;:{&quot;type&quot;:&quot;article-journal&quot;,&quot;id&quot;:&quot;9b1d2aa2-510e-3889-8acc-50bc11b16caa&quot;,&quot;title&quot;:&quot;A Systematic Review of API Evolution Literature&quot;,&quot;author&quot;:[{&quot;family&quot;:&quot;Lamothe&quot;,&quot;given&quot;:&quot;Maxime&quot;,&quot;parse-names&quot;:false,&quot;dropping-particle&quot;:&quot;&quot;,&quot;non-dropping-particle&quot;:&quot;&quot;},{&quot;family&quot;:&quot;Guéhéneuc&quot;,&quot;given&quot;:&quot;Yann Gaël&quot;,&quot;parse-names&quot;:false,&quot;dropping-particle&quot;:&quot;&quot;,&quot;non-dropping-particle&quot;:&quot;&quot;},{&quot;family&quot;:&quot;Shang&quot;,&quot;given&quot;:&quot;Weiyi&quot;,&quot;parse-names&quot;:false,&quot;dropping-particle&quot;:&quot;&quot;,&quot;non-dropping-particle&quot;:&quot;&quot;}],&quot;container-title&quot;:&quot;ACM Computing Surveys&quot;,&quot;container-title-short&quot;:&quot;ACM Comput Surv&quot;,&quot;accessed&quot;:{&quot;date-parts&quot;:[[2025,8,28]]},&quot;DOI&quot;:&quot;10.1145/3470133;SERIALTOPIC:TOPIC:ACM-PUBTYPE&gt;JOURNAL;PAGE:STRING:ARTICLE/CHAPTER&quot;,&quot;ISSN&quot;:&quot;15577341&quot;,&quot;URL&quot;:&quot;/doi/pdf/10.1145/3470133?download=true&quot;,&quot;issued&quot;:{&quot;date-parts&quot;:[[2022,11,30]]},&quot;abstract&quot;:&quot;Recent software advances have led to an expansion of the development and usage of application programming interfaces (APIs). From millions of Android packages (APKs) available on Google Store to millions of open-source packages available in Maven, PyPI, and npm, APIs have become an integral part of software development.Like any software artifact, software APIs evolve and suffer from this evolution. Prior research has uncovered many challenges to the development, usage, and evolution of APIs. While some challenges have been studied and solved, many remain. These challenges are scattered in the literature, which hides advances and cloaks the remaining challenges.In this systematic literature review on APIs and API evolution, we uncover and describe publication trends and trending topics. We compile common research goals, evaluation methods, metrics, and subjects. We summarize the current state-of-the-art and outline known existing challenges as well as new challenges uncovered during this review.We conclude that the main remaining challenges related to APIs and API evolution are (1) automatically identifying and leveraging factors that drive API changes, (2) creating and using uniform benchmarks for research evaluation, and (3) understanding the impact of API evolution on API developers and users with respect to various programming languages.&quot;,&quot;publisher&quot;:&quot;Association for Computing Machinery&quot;,&quot;issue&quot;:&quot;8&quot;,&quot;volume&quot;:&quot;54&quot;},&quot;isTemporary&quot;:false,&quot;suppress-author&quot;:false,&quot;composite&quot;:false,&quot;author-only&quot;:false}]},{&quot;citationID&quot;:&quot;MENDELEY_CITATION_efedfa8d-f481-4d26-803f-b46a0fbbe2b0&quot;,&quot;properties&quot;:{&quot;noteIndex&quot;:0},&quot;isEdited&quot;:false,&quot;manualOverride&quot;:{&quot;isManuallyOverridden&quot;:false,&quot;citeprocText&quot;:&quot;[25]&quot;,&quot;manualOverrideText&quot;:&quot;&quot;},&quot;citationTag&quot;:&quot;MENDELEY_CITATION_v3_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&quot;,&quot;citationItems&quot;:[{&quot;id&quot;:&quot;37c1f89b-0ce4-30eb-b7cf-2d8943ec72f5&quot;,&quot;itemData&quot;:{&quot;type&quot;:&quot;article-journal&quot;,&quot;id&quot;:&quot;37c1f89b-0ce4-30eb-b7cf-2d8943ec72f5&quot;,&quot;title&quot;:&quot;A Prompt Pattern Catalog to Enhance Prompt Engineering with ChatGPT&quot;,&quot;author&quot;:[{&quot;family&quot;:&quot;White&quot;,&quot;given&quot;:&quot;Jules&quot;,&quot;parse-names&quot;:false,&quot;dropping-particle&quot;:&quot;&quot;,&quot;non-dropping-particle&quot;:&quot;&quot;},{&quot;family&quot;:&quot;Fu&quot;,&quot;given&quot;:&quot;Quchen&quot;,&quot;parse-names&quot;:false,&quot;dropping-particle&quot;:&quot;&quot;,&quot;non-dropping-particle&quot;:&quot;&quot;},{&quot;family&quot;:&quot;Hays&quot;,&quot;given&quot;:&quot;Sam&quot;,&quot;parse-names&quot;:false,&quot;dropping-particle&quot;:&quot;&quot;,&quot;non-dropping-particle&quot;:&quot;&quot;},{&quot;family&quot;:&quot;Sandborn&quot;,&quot;given&quot;:&quot;Michael&quot;,&quot;parse-names&quot;:false,&quot;dropping-particle&quot;:&quot;&quot;,&quot;non-dropping-particle&quot;:&quot;&quot;},{&quot;family&quot;:&quot;Olea&quot;,&quot;given&quot;:&quot;Carlos&quot;,&quot;parse-names&quot;:false,&quot;dropping-particle&quot;:&quot;&quot;,&quot;non-dropping-particle&quot;:&quot;&quot;},{&quot;family&quot;:&quot;Gilbert&quot;,&quot;given&quot;:&quot;Henry&quot;,&quot;parse-names&quot;:false,&quot;dropping-particle&quot;:&quot;&quot;,&quot;non-dropping-particle&quot;:&quot;&quot;},{&quot;family&quot;:&quot;Elnashar&quot;,&quot;given&quot;:&quot;Ashraf&quot;,&quot;parse-names&quot;:false,&quot;dropping-particle&quot;:&quot;&quot;,&quot;non-dropping-particle&quot;:&quot;&quot;},{&quot;family&quot;:&quot;Spencer-Smith&quot;,&quot;given&quot;:&quot;Jesse&quot;,&quot;parse-names&quot;:false,&quot;dropping-particle&quot;:&quot;&quot;,&quot;non-dropping-particle&quot;:&quot;&quot;},{&quot;family&quot;:&quot;Schmidt&quot;,&quot;given&quot;:&quot;Douglas C&quot;,&quot;parse-names&quot;:false,&quot;dropping-particle&quot;:&quot;&quot;,&quot;non-dropping-particle&quot;:&quot;&quot;}],&quot;accessed&quot;:{&quot;date-parts&quot;:[[2025,8,28]]},&quot;URL&quot;:&quot;https://omekas-test.sba.unipi.it/files/original/9473424cea8d562f876a4bca4bedd9e2336910af.pdf&quot;,&quot;issued&quot;:{&quot;date-parts&quot;:[[2023]]},&quot;abstract&quot;:&quot;Prompt engineering is an increasingly important skill set needed to converse effectively with large language models (LLMs), such as ChatGPT. Prompts are instructions given to an LLM to enforce rules, automate processes, and ensure specific qualities (and quantities) of generated output. Prompts are also a form of programming that can customize the outputs and interactions with an LLM.&quot;,&quot;container-title-short&quot;:&quot;&quot;},&quot;isTemporary&quot;:false,&quot;suppress-author&quot;:false,&quot;composite&quot;:false,&quot;author-only&quot;:false}]},{&quot;citationID&quot;:&quot;MENDELEY_CITATION_0e2e9eba-ef5f-48bb-ad6a-d7c01b2e1c64&quot;,&quot;properties&quot;:{&quot;noteIndex&quot;:0},&quot;isEdited&quot;:false,&quot;manualOverride&quot;:{&quot;isManuallyOverridden&quot;:false,&quot;citeprocText&quot;:&quot;[26]&quot;,&quot;manualOverrideText&quot;:&quot;&quot;},&quot;citationTag&quot;:&quot;MENDELEY_CITATION_v3_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&quot;,&quot;citationItems&quot;:[{&quot;id&quot;:&quot;67672574-8d09-3c8a-acea-08c3d27ba58e&quot;,&quot;itemData&quot;:{&quot;type&quot;:&quot;article-journal&quot;,&quot;id&quot;:&quot;67672574-8d09-3c8a-acea-08c3d27ba58e&quot;,&quot;title&quot;:&quot;Prompt Engineering For ChatGPT: A Quick Guide To Techniques, Tips, And Best Practices&quot;,&quot;author&quot;:[{&quot;family&quot;:&quot;Ekin&quot;,&quot;given&quot;:&quot;Sabit&quot;,&quot;parse-names&quot;:false,&quot;dropping-particle&quot;:&quot;&quot;,&quot;non-dropping-particle&quot;:&quot;&quot;}],&quot;container-title&quot;:&quot;Authorea Preprints&quot;,&quot;accessed&quot;:{&quot;date-parts&quot;:[[2025,8,28]]},&quot;DOI&quot;:&quot;10.36227/TECHRXIV.22683919.V1&quot;,&quot;URL&quot;:&quot;https://www.techrxiv.org/doi/pdf/10.36227/techrxiv.22683919.v1/v1&quot;,&quot;issued&quot;:{&quot;date-parts&quot;:[[2023,10,30]]},&quot;abstract&quot;:&quot;In the rapidly evolving landscape of natural language processing (NLP), ChatGPT has emerged as a powerful tool for various industries and applications. To fully harness the potential of ChatGPT, it is crucial to understand and master the art of prompt engineering-the process of designing and refining input prompts to elicit desired responses from an AI NLP model. This article provides a comprehensive guide to mastering prompt engineering techniques, tips, and best practices to achieve optimal outcomes with ChatGPT. The discussion begins with an introduction to ChatGPT and the fundamentals of prompt engineering, followed by an exploration of techniques for effective prompt crafting, such as clarity, explicit constraints, experimentation, and leveraging different types of questions. The article also covers best practices, including iterative refinement, balancing user intent, harnessing external resources, and ensuring ethical usage. Advanced strategies, such as temperature and token control, prompt chaining, domain-specific adaptations, and handling ambiguous inputs, are also addressed. Real-world case studies demonstrate the practical applications of prompt engineering in customer support, content generation, domain-specific knowledge retrieval, and interactive storytelling. The article concludes by highlighting the impact of effective prompt engineering on ChatGPT performance, future research directions, and the importance of fostering creativity and collaboration within the ChatGPT community.&quot;,&quot;publisher&quot;:&quot;Authorea&quot;,&quot;container-title-short&quot;:&quot;&quot;},&quot;isTemporary&quot;:false,&quot;suppress-author&quot;:false,&quot;composite&quot;:false,&quot;author-only&quot;:false}]},{&quot;citationID&quot;:&quot;MENDELEY_CITATION_1c6b4394-f6f9-4952-9099-0218c3c2336a&quot;,&quot;properties&quot;:{&quot;noteIndex&quot;:0},&quot;isEdited&quot;:false,&quot;manualOverride&quot;:{&quot;isManuallyOverridden&quot;:false,&quot;citeprocText&quot;:&quot;[27]&quot;,&quot;manualOverrideText&quot;:&quot;&quot;},&quot;citationTag&quot;:&quot;MENDELEY_CITATION_v3_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&quot;,&quot;citationItems&quot;:[{&quot;id&quot;:&quot;dca70e98-091b-3b25-a31e-8ea8dbed5c74&quot;,&quot;itemData&quot;:{&quot;type&quot;:&quot;article-journal&quot;,&quot;id&quot;:&quot;dca70e98-091b-3b25-a31e-8ea8dbed5c74&quot;,&quot;title&quot;:&quot;A Systematic Survey of Prompt Engineering in Large Language Models: Techniques and Applications&quot;,&quot;author&quot;:[{&quot;family&quot;:&quot;Sahoo&quot;,&quot;given&quot;:&quot;Pranab&quot;,&quot;parse-names&quot;:false,&quot;dropping-particle&quot;:&quot;&quot;,&quot;non-dropping-particle&quot;:&quot;&quot;},{&quot;family&quot;:&quot;Singh&quot;,&quot;given&quot;:&quot;Ayush Kumar&quot;,&quot;parse-names&quot;:false,&quot;dropping-particle&quot;:&quot;&quot;,&quot;non-dropping-particle&quot;:&quot;&quot;},{&quot;family&quot;:&quot;Saha&quot;,&quot;given&quot;:&quot;Sriparna&quot;,&quot;parse-names&quot;:false,&quot;dropping-particle&quot;:&quot;&quot;,&quot;non-dropping-particle&quot;:&quot;&quot;},{&quot;family&quot;:&quot;Jain&quot;,&quot;given&quot;:&quot;Vinija&quot;,&quot;parse-names&quot;:false,&quot;dropping-particle&quot;:&quot;&quot;,&quot;non-dropping-particle&quot;:&quot;&quot;},{&quot;family&quot;:&quot;Mondal&quot;,&quot;given&quot;:&quot;Samrat&quot;,&quot;parse-names&quot;:false,&quot;dropping-particle&quot;:&quot;&quot;,&quot;non-dropping-particle&quot;:&quot;&quot;},{&quot;family&quot;:&quot;Chadha&quot;,&quot;given&quot;:&quot;Aman&quot;,&quot;parse-names&quot;:false,&quot;dropping-particle&quot;:&quot;&quot;,&quot;non-dropping-particle&quot;:&quot;&quot;}],&quot;accessed&quot;:{&quot;date-parts&quot;:[[2025,8,28]]},&quot;abstract&quot;:&quot;Prompt engineering has emerged as an indispensable technique for extending the capabilities of large language models (LLMs) and vision-language models (VLMs). This approach leverages task-specific instructions, known as prompts, to enhance model efficacy without modifying the core model parameters. Rather than updating the model parameters, prompts allow seamless integration of pre-trained models into downstream tasks by eliciting desired model behaviors solely based on the given prompt. Prompts can be natural language instructions that provide context to guide the model or learned vector representations that activate relevant knowledge. This burgeoning field has enabled success across various applications, from question-answering to commonsense reasoning. However, there remains a lack of systematic organization and understanding of the diverse prompt engineering methods and techniques. This survey paper addresses the gap by providing a structured overview of recent advancements in prompt engineering, categorized by application area. For each prompting approach, we provide a summary detailing the prompting methodology, its applications, the models involved, and the datasets utilized. We also delve into the strengths and limitations of each approach and include a taxonomy diagram and table summarizing datasets, models, and critical points of each prompting technique. This systematic analysis enables a better understanding of this rapidly developing field and facilitates future research by illuminating open challenges and opportunities for prompt engineering.&quot;},&quot;isTemporary&quot;:false,&quot;suppress-author&quot;:false,&quot;composite&quot;:false,&quot;author-only&quot;:false}]},{&quot;citationID&quot;:&quot;MENDELEY_CITATION_db017f6e-1f77-4e7b-b112-f564875ce92a&quot;,&quot;properties&quot;:{&quot;noteIndex&quot;:0},&quot;isEdited&quot;:false,&quot;manualOverride&quot;:{&quot;isManuallyOverridden&quot;:false,&quot;citeprocText&quot;:&quot;[28]&quot;,&quot;manualOverrideText&quot;:&quot;&quot;},&quot;citationTag&quot;:&quot;MENDELEY_CITATION_v3_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&quot;,&quot;citationItems&quot;:[{&quot;id&quot;:&quot;d887930f-7638-3202-967f-7b05dc021b5a&quot;,&quot;itemData&quot;:{&quot;type&quot;:&quot;article-journal&quot;,&quot;id&quot;:&quot;d887930f-7638-3202-967f-7b05dc021b5a&quot;,&quot;title&quot;:&quot;Scaffolding: Teaching and Learning in Language and Literacy Education.&quot;,&quot;author&quot;:[{&quot;family&quot;:&quot;Hammond&quot;,&quot;given&quot;:&quot;Jennifer, Ed.&quot;,&quot;parse-names&quot;:false,&quot;dropping-particle&quot;:&quot;&quot;,&quot;non-dropping-particle&quot;:&quot;&quot;}],&quot;accessed&quot;:{&quot;date-parts&quot;:[[2025,8,28]]},&quot;ISBN&quot;:&quot;1-875622-43-8&quot;,&quot;URL&quot;:&quot;http://www.peta.edu.au.&quot;,&quot;issued&quot;:{&quot;date-parts&quot;:[[2001,7]]},&quot;page&quot;:&quot;116&quot;,&quot;abstract&quot;:&quot;This book presents six essays that explain where the educational term&quot;,&quot;publisher&quot;:&quot;Primary English Teaching Assoc., P.O. Box 3106, Marrickville, New South Wales, 2204, Australia. Tel: (02) 9565 1277; Fax: (02) 9565 1070; e-mail: info@peta.edu.au; Web site: http://www.peta.edu.au.&quot;,&quot;container-title-short&quot;:&quot;&quot;},&quot;isTemporary&quot;:false,&quot;suppress-author&quot;:false,&quot;composite&quot;:false,&quot;author-only&quot;:false}]},{&quot;citationID&quot;:&quot;MENDELEY_CITATION_456d2559-42cc-49d3-8459-c804f4d47cd7&quot;,&quot;properties&quot;:{&quot;noteIndex&quot;:0},&quot;isEdited&quot;:false,&quot;manualOverride&quot;:{&quot;isManuallyOverridden&quot;:false,&quot;citeprocText&quot;:&quot;[29]&quot;,&quot;manualOverrideText&quot;:&quot;&quot;},&quot;citationTag&quot;:&quot;MENDELEY_CITATION_v3_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&quot;,&quot;citationItems&quot;:[{&quot;id&quot;:&quot;8d9f69d1-31d9-3048-9874-23efb5103f36&quot;,&quot;itemData&quot;:{&quot;type&quot;:&quot;article-journal&quot;,&quot;id&quot;:&quot;8d9f69d1-31d9-3048-9874-23efb5103f36&quot;,&quot;title&quot;:&quot;Scaffolding and dialogic teaching in mathematics education: introduction and review&quot;,&quot;author&quot;:[{&quot;family&quot;:&quot;Bakker&quot;,&quot;given&quot;:&quot;Arthur&quot;,&quot;parse-names&quot;:false,&quot;dropping-particle&quot;:&quot;&quot;,&quot;non-dropping-particle&quot;:&quot;&quot;},{&quot;family&quot;:&quot;Smit&quot;,&quot;given&quot;:&quot;Jantien&quot;,&quot;parse-names&quot;:false,&quot;dropping-particle&quot;:&quot;&quot;,&quot;non-dropping-particle&quot;:&quot;&quot;},{&quot;family&quot;:&quot;Wegerif&quot;,&quot;given&quot;:&quot;Rupert&quot;,&quot;parse-names&quot;:false,&quot;dropping-particle&quot;:&quot;&quot;,&quot;non-dropping-particle&quot;:&quot;&quot;}],&quot;container-title&quot;:&quot;ZDM - Mathematics Education&quot;,&quot;accessed&quot;:{&quot;date-parts&quot;:[[2025,8,28]]},&quot;DOI&quot;:&quot;10.1007/S11858-015-0738-8/FIGURES/2&quot;,&quot;ISSN&quot;:&quot;18639704&quot;,&quot;URL&quot;:&quot;https://link.springer.com/article/10.1007/s11858-015-0738-8&quot;,&quot;issued&quot;:{&quot;date-parts&quot;:[[2015,11,1]]},&quot;page&quot;:&quot;1047-1065&quot;,&quot;abstract&quot;:&quot;This article has two purposes: firstly to introduce this special issue on scaffolding and dialogic teaching in mathematics education and secondly to review the recent literature on these topics as well as the articles in this special issue. First we define and characterise scaffolding and dialogic teaching and provide a brief historical overview of the scaffolding metaphor. Then we present a review study of the recent scaffolding literature in mathematics education (2010–2015) based on 21 publications that fulfilled our criteria and 14 articles in this special issue that have scaffolding as a central focus. This is complemented with a brief review of the recent literature on dialogic teaching. We critically discuss some of the issues emerging from these reviews and provide some recommendations. We argue that scaffolding has the potential to be a useful integrative concept within mathematics education, especially when taking advantage of the insights from the dialogic teaching literature.&quot;,&quot;publisher&quot;:&quot;Springer Verlag&quot;,&quot;issue&quot;:&quot;7&quot;,&quot;volume&quot;:&quot;47&quot;,&quot;container-title-short&quot;:&quot;&quot;},&quot;isTemporary&quot;:false,&quot;suppress-author&quot;:false,&quot;composite&quot;:false,&quot;author-only&quot;:false}]},{&quot;citationID&quot;:&quot;MENDELEY_CITATION_217b93a3-ac1f-4d37-ab86-3054aead02cc&quot;,&quot;properties&quot;:{&quot;noteIndex&quot;:0},&quot;isEdited&quot;:false,&quot;manualOverride&quot;:{&quot;isManuallyOverridden&quot;:false,&quot;citeprocText&quot;:&quot;[30]&quot;,&quot;manualOverrideText&quot;:&quot;&quot;},&quot;citationTag&quot;:&quot;MENDELEY_CITATION_v3_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&quot;,&quot;citationItems&quot;:[{&quot;id&quot;:&quot;59ad901e-025f-3300-8467-1914e286dd2c&quot;,&quot;itemData&quot;:{&quot;type&quot;:&quot;article-journal&quot;,&quot;id&quot;:&quot;59ad901e-025f-3300-8467-1914e286dd2c&quot;,&quot;title&quot;:&quot;Aprendizaje adaptativo&quot;,&quot;author&quot;:[{&quot;family&quot;:&quot;María&quot;,&quot;given&quot;:&quot;Dª&quot;,&quot;parse-names&quot;:false,&quot;dropping-particle&quot;:&quot;&quot;,&quot;non-dropping-particle&quot;:&quot;&quot;},{&quot;family&quot;:&quot;Carmen&quot;,&quot;given&quot;:&quot;Del&quot;,&quot;parse-names&quot;:false,&quot;dropping-particle&quot;:&quot;&quot;,&quot;non-dropping-particle&quot;:&quot;&quot;},{&quot;family&quot;:&quot;Lozano&quot;,&quot;given&quot;:&quot;Morillo&quot;,&quot;parse-names&quot;:false,&quot;dropping-particle&quot;:&quot;&quot;,&quot;non-dropping-particle&quot;:&quot;&quot;}],&quot;accessed&quot;:{&quot;date-parts&quot;:[[2025,8,28]]},&quot;URL&quot;:&quot;https://uvadoc.uva.es/handle/10324/21000&quot;,&quot;issued&quot;:{&quot;date-parts&quot;:[[2016]]},&quot;abstract&quot;:&quot;Departamento de Química Orgánica&quot;,&quot;container-title-short&quot;:&quot;&quot;},&quot;isTemporary&quot;:false,&quot;suppress-author&quot;:false,&quot;composite&quot;:false,&quot;author-only&quot;:false}]},{&quot;citationID&quot;:&quot;MENDELEY_CITATION_69a923c5-0414-4dd4-a8a0-779d62e40eaa&quot;,&quot;properties&quot;:{&quot;noteIndex&quot;:0},&quot;isEdited&quot;:false,&quot;manualOverride&quot;:{&quot;isManuallyOverridden&quot;:false,&quot;citeprocText&quot;:&quot;[31]&quot;,&quot;manualOverrideText&quot;:&quot;&quot;},&quot;citationTag&quot;:&quot;MENDELEY_CITATION_v3_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&quot;,&quot;citationItems&quot;:[{&quot;id&quot;:&quot;ea128e7c-b5ed-37be-aeb3-e7dcb81acb96&quot;,&quot;itemData&quot;:{&quot;type&quot;:&quot;article&quot;,&quot;id&quot;:&quot;ea128e7c-b5ed-37be-aeb3-e7dcb81acb96&quot;,&quot;title&quot;:&quot;The Impact of AI-Driven Application Programming Interfaces (APIs) on Educational Information Management&quot;,&quot;author&quot;:[{&quot;family&quot;:&quot;Pérez-Jorge&quot;,&quot;given&quot;:&quot;David&quot;,&quot;parse-names&quot;:false,&quot;dropping-particle&quot;:&quot;&quot;,&quot;non-dropping-particle&quot;:&quot;&quot;},{&quot;family&quot;:&quot;González-Afonso&quot;,&quot;given&quot;:&quot;Miriam Catalina&quot;,&quot;parse-names&quot;:false,&quot;dropping-particle&quot;:&quot;&quot;,&quot;non-dropping-particle&quot;:&quot;&quot;},{&quot;family&quot;:&quot;Santos-Álvarez&quot;,&quot;given&quot;:&quot;Anthea Gara&quot;,&quot;parse-names&quot;:false,&quot;dropping-particle&quot;:&quot;&quot;,&quot;non-dropping-particle&quot;:&quot;&quot;},{&quot;family&quot;:&quot;Plasencia-Carballo&quot;,&quot;given&quot;:&quot;Zeus&quot;,&quot;parse-names&quot;:false,&quot;dropping-particle&quot;:&quot;&quot;,&quot;non-dropping-particle&quot;:&quot;&quot;},{&quot;family&quot;:&quot;Perdomo-López&quot;,&quot;given&quot;:&quot;Carmen de los Ángeles&quot;,&quot;parse-names&quot;:false,&quot;dropping-particle&quot;:&quot;&quot;,&quot;non-dropping-particle&quot;:&quot;&quot;}],&quot;container-title&quot;:&quot;Information (Switzerland)&quot;,&quot;DOI&quot;:&quot;10.3390/info16070540&quot;,&quot;ISSN&quot;:&quot;20782489&quot;,&quot;issued&quot;:{&quot;date-parts&quot;:[[2025,7,1]]},&quot;abstract&quot;:&quot;In today’s digitalized educational landscape, the intelligent use of information is essential for personalizing learning, improving assessment accuracy, and supporting data-driven pedagogical decisions. This systematic review examines the integration of Application Programming Interfaces (APIs) powered by Artificial Intelligence (AI) to enhance educational information management and learning processes. A total of 27 peer-reviewed studies published between 2013 and 2025 were analyzed. First, a general description of the selected works was provided, followed by a breakdown by dimensions in order to identify recurring patterns, stated interests and gaps in the current scientific literature on the use of AI-driven APIs in Education. The findings highlight five main benefits: data interoperability, personalized learning, automated feedback, real-time student monitoring, and predictive performance analytics. All studies addressed personalization, 74.1% focused on platform integration, and 37% examined automated feedback. Reported outcomes include improvements in engagement (63%), comprehension (55.6%), and academic achievement (48.1%). However, the review also identifies concerns about privacy, algorithmic bias, and limited methodological rigor in existing research. The study concludes with a conceptual model that synthesizes these findings from pedagogical, technological, and ethical perspectives, providing guidance for more adaptive, inclusive, and responsible uses of AI in education.&quot;,&quot;publisher&quot;:&quot;Multidisciplinary Digital Publishing Institute (MDPI)&quot;,&quot;issue&quot;:&quot;7&quot;,&quot;volume&quot;:&quot;16&quot;,&quot;container-title-short&quot;:&quot;&quot;},&quot;isTemporary&quot;:false,&quot;suppress-author&quot;:false,&quot;composite&quot;:false,&quot;author-only&quot;:false}]},{&quot;citationID&quot;:&quot;MENDELEY_CITATION_6e829d03-6009-4382-8fe9-37cd15585abb&quot;,&quot;properties&quot;:{&quot;noteIndex&quot;:0},&quot;isEdited&quot;:false,&quot;manualOverride&quot;:{&quot;isManuallyOverridden&quot;:false,&quot;citeprocText&quot;:&quot;[31]&quot;,&quot;manualOverrideText&quot;:&quot;&quot;},&quot;citationTag&quot;:&quot;MENDELEY_CITATION_v3_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&quot;,&quot;citationItems&quot;:[{&quot;id&quot;:&quot;ea128e7c-b5ed-37be-aeb3-e7dcb81acb96&quot;,&quot;itemData&quot;:{&quot;type&quot;:&quot;article&quot;,&quot;id&quot;:&quot;ea128e7c-b5ed-37be-aeb3-e7dcb81acb96&quot;,&quot;title&quot;:&quot;The Impact of AI-Driven Application Programming Interfaces (APIs) on Educational Information Management&quot;,&quot;author&quot;:[{&quot;family&quot;:&quot;Pérez-Jorge&quot;,&quot;given&quot;:&quot;David&quot;,&quot;parse-names&quot;:false,&quot;dropping-particle&quot;:&quot;&quot;,&quot;non-dropping-particle&quot;:&quot;&quot;},{&quot;family&quot;:&quot;González-Afonso&quot;,&quot;given&quot;:&quot;Miriam Catalina&quot;,&quot;parse-names&quot;:false,&quot;dropping-particle&quot;:&quot;&quot;,&quot;non-dropping-particle&quot;:&quot;&quot;},{&quot;family&quot;:&quot;Santos-Álvarez&quot;,&quot;given&quot;:&quot;Anthea Gara&quot;,&quot;parse-names&quot;:false,&quot;dropping-particle&quot;:&quot;&quot;,&quot;non-dropping-particle&quot;:&quot;&quot;},{&quot;family&quot;:&quot;Plasencia-Carballo&quot;,&quot;given&quot;:&quot;Zeus&quot;,&quot;parse-names&quot;:false,&quot;dropping-particle&quot;:&quot;&quot;,&quot;non-dropping-particle&quot;:&quot;&quot;},{&quot;family&quot;:&quot;Perdomo-López&quot;,&quot;given&quot;:&quot;Carmen de los Ángeles&quot;,&quot;parse-names&quot;:false,&quot;dropping-particle&quot;:&quot;&quot;,&quot;non-dropping-particle&quot;:&quot;&quot;}],&quot;container-title&quot;:&quot;Information (Switzerland)&quot;,&quot;DOI&quot;:&quot;10.3390/info16070540&quot;,&quot;ISSN&quot;:&quot;20782489&quot;,&quot;issued&quot;:{&quot;date-parts&quot;:[[2025,7,1]]},&quot;abstract&quot;:&quot;In today’s digitalized educational landscape, the intelligent use of information is essential for personalizing learning, improving assessment accuracy, and supporting data-driven pedagogical decisions. This systematic review examines the integration of Application Programming Interfaces (APIs) powered by Artificial Intelligence (AI) to enhance educational information management and learning processes. A total of 27 peer-reviewed studies published between 2013 and 2025 were analyzed. First, a general description of the selected works was provided, followed by a breakdown by dimensions in order to identify recurring patterns, stated interests and gaps in the current scientific literature on the use of AI-driven APIs in Education. The findings highlight five main benefits: data interoperability, personalized learning, automated feedback, real-time student monitoring, and predictive performance analytics. All studies addressed personalization, 74.1% focused on platform integration, and 37% examined automated feedback. Reported outcomes include improvements in engagement (63%), comprehension (55.6%), and academic achievement (48.1%). However, the review also identifies concerns about privacy, algorithmic bias, and limited methodological rigor in existing research. The study concludes with a conceptual model that synthesizes these findings from pedagogical, technological, and ethical perspectives, providing guidance for more adaptive, inclusive, and responsible uses of AI in education.&quot;,&quot;publisher&quot;:&quot;Multidisciplinary Digital Publishing Institute (MDPI)&quot;,&quot;issue&quot;:&quot;7&quot;,&quot;volume&quot;:&quot;16&quot;,&quot;container-title-short&quot;:&quot;&quot;},&quot;isTemporary&quot;:false,&quot;suppress-author&quot;:false,&quot;composite&quot;:false,&quot;author-only&quot;:false}]},{&quot;citationID&quot;:&quot;MENDELEY_CITATION_acdca407-0223-48a6-aed2-58b570171bca&quot;,&quot;properties&quot;:{&quot;noteIndex&quot;:0},&quot;isEdited&quot;:false,&quot;manualOverride&quot;:{&quot;isManuallyOverridden&quot;:false,&quot;citeprocText&quot;:&quot;[32]&quot;,&quot;manualOverrideText&quot;:&quot;&quot;},&quot;citationTag&quot;:&quot;MENDELEY_CITATION_v3_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&quot;,&quot;citationItems&quot;:[{&quot;id&quot;:&quot;81e15701-7714-3a69-b46a-ee6f3af4e953&quot;,&quot;itemData&quot;:{&quot;type&quot;:&quot;article-journal&quot;,&quot;id&quot;:&quot;81e15701-7714-3a69-b46a-ee6f3af4e953&quot;,&quot;title&quot;:&quot;Challenges and Opportunities for Sustainable Development Education Sector United Nations Educational, Scientific and Cultural Organization&quot;,&quot;author&quot;:[{&quot;family&quot;:&quot;Francesc Pedró&quot;,&quot;given&quot;:&quot;&quot;,&quot;parse-names&quot;:false,&quot;dropping-particle&quot;:&quot;&quot;,&quot;non-dropping-particle&quot;:&quot;&quot;},{&quot;family&quot;:&quot;Paula Valverde&quot;,&quot;given&quot;:&quot;&quot;,&quot;parse-names&quot;:false,&quot;dropping-particle&quot;:&quot;&quot;,&quot;non-dropping-particle&quot;:&quot;&quot;},{&quot;family&quot;:&quot;Axel Rivas&quot;,&quot;given&quot;:&quot;&quot;,&quot;parse-names&quot;:false,&quot;dropping-particle&quot;:&quot;&quot;,&quot;non-dropping-particle&quot;:&quot;&quot;},{&quot;family&quot;:&quot;Miguel Subosa&quot;,&quot;given&quot;:&quot;&quot;,&quot;parse-names&quot;:false,&quot;dropping-particle&quot;:&quot;&quot;,&quot;non-dropping-particle&quot;:&quot;&quot;}],&quot;container-title&quot;:&quot;Organización de las Naciones Unidas para la Educación, la Ciencia y la Cultura (UNESCO)&quot;,&quot;accessed&quot;:{&quot;date-parts&quot;:[[2025,9,6]]},&quot;URL&quot;:&quot;https://en.unesco.org/themes/education-policy-&quot;,&quot;issued&quot;:{&quot;date-parts&quot;:[[2019]]},&quot;container-title-short&quot;:&quot;&quot;},&quot;isTemporary&quot;:false,&quot;suppress-author&quot;:false,&quot;composite&quot;:false,&quot;author-only&quot;:false}]},{&quot;citationID&quot;:&quot;MENDELEY_CITATION_befffba0-4f26-41c0-b29e-75b5dca0c800&quot;,&quot;properties&quot;:{&quot;noteIndex&quot;:0},&quot;isEdited&quot;:false,&quot;manualOverride&quot;:{&quot;isManuallyOverridden&quot;:false,&quot;citeprocText&quot;:&quot;[33]&quot;,&quot;manualOverrideText&quot;:&quot;&quot;},&quot;citationTag&quot;:&quot;MENDELEY_CITATION_v3_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&quot;,&quot;citationItems&quot;:[{&quot;id&quot;:&quot;e3345c0d-2f69-3d90-832a-66ca79360893&quot;,&quot;itemData&quot;:{&quot;type&quot;:&quot;article-journal&quot;,&quot;id&quot;:&quot;e3345c0d-2f69-3d90-832a-66ca79360893&quot;,&quot;title&quot;:&quot;El impacto de la inteligencia artificial en la educación: transformación de la forma de enseñar y de aprender&quot;,&quot;author&quot;:[{&quot;family&quot;:&quot;González-González&quot;,&quot;given&quot;:&quot;Carina S.&quot;,&quot;parse-names&quot;:false,&quot;dropping-particle&quot;:&quot;&quot;,&quot;non-dropping-particle&quot;:&quot;&quot;}],&quot;container-title&quot;:&quot;Qurriculum. Revista de Teoría,Investigación y Práctica educativa&quot;,&quot;DOI&quot;:&quot;10.25145/j.qurricul.2023.36.03&quot;,&quot;ISSN&quot;:&quot;11305371&quot;,&quot;URL&quot;:&quot;https://riull.ull.es/xmlui/bitstream/handle/915/32719/Q_36_%20%282023%29_03.pdf?sequence=1&amp;isAllowed=y&quot;,&quot;issued&quot;:{&quot;date-parts&quot;:[[2023]]},&quot;page&quot;:&quot;51-60&quot;,&quot;abstract&quot;:&quot;&lt;p&gt;Artificial intelligence (AI) has demonstrated its potential to transform numerous fields and education is no exception. In today’s digital age, AI has emerged as a powerful tool that is revolutionizing teaching and learning. In this article, we will explore the impact of artificial intelligence in education and how it is transforming the educational landscape at all levels. From personalizing learning to improving feedback and developing interactive resources, we will examine how AI is changing how we acquire knowledge and skills.&lt;/p&gt;&quot;,&quot;issue&quot;:&quot;36&quot;,&quot;container-title-short&quot;:&quot;&quot;},&quot;isTemporary&quot;:false,&quot;suppress-author&quot;:false,&quot;composite&quot;:false,&quot;author-only&quot;:false}]},{&quot;citationID&quot;:&quot;MENDELEY_CITATION_fb719cc6-75e1-4bf8-9807-0a5d8f0fbb39&quot;,&quot;properties&quot;:{&quot;noteIndex&quot;:0},&quot;isEdited&quot;:false,&quot;manualOverride&quot;:{&quot;isManuallyOverridden&quot;:false,&quot;citeprocText&quot;:&quot;[34]&quot;,&quot;manualOverrideText&quot;:&quot;&quot;},&quot;citationTag&quot;:&quot;MENDELEY_CITATION_v3_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&quot;,&quot;citationItems&quot;:[{&quot;id&quot;:&quot;11ec537f-340a-36ab-9571-bd3a2dcd74d9&quot;,&quot;itemData&quot;:{&quot;type&quot;:&quot;article-journal&quot;,&quot;id&quot;:&quot;11ec537f-340a-36ab-9571-bd3a2dcd74d9&quot;,&quot;title&quot;:&quot;CONSTITUCIÓN DE LA REPÚBLICA DEL ECUADOR&quot;,&quot;author&quot;:[{&quot;family&quot;:&quot;CONSTITUCIÓN DE LA REPÚBLICA DEL ECUADOR&quot;,&quot;given&quot;:&quot;&quot;,&quot;parse-names&quot;:false,&quot;dropping-particle&quot;:&quot;&quot;,&quot;non-dropping-particle&quot;:&quot;&quot;}],&quot;container-title&quot;:&quot;Registro Oficial&quot;,&quot;accessed&quot;:{&quot;date-parts&quot;:[[2025,8,28]]},&quot;URL&quot;:&quot;https://www.defensa.gob.ec/wp-content/uploads/downloads/2021/02/Constitucion-de-la-Republica-del-Ecuador_act_ene-2021.pdf&quot;,&quot;issued&quot;:{&quot;date-parts&quot;:[[2008]]},&quot;page&quot;:&quot;25-2021&quot;,&quot;issue&quot;:&quot;20&quot;,&quot;volume&quot;:&quot;449&quot;,&quot;container-title-short&quot;:&quot;&quot;},&quot;isTemporary&quot;:false,&quot;suppress-author&quot;:false,&quot;composite&quot;:false,&quot;author-only&quot;:false}]},{&quot;citationID&quot;:&quot;MENDELEY_CITATION_994555f3-bc0b-4102-836e-a9945b73fad0&quot;,&quot;properties&quot;:{&quot;noteIndex&quot;:0},&quot;isEdited&quot;:false,&quot;manualOverride&quot;:{&quot;isManuallyOverridden&quot;:false,&quot;citeprocText&quot;:&quot;[35]&quot;,&quot;manualOverrideText&quot;:&quot;&quot;},&quot;citationTag&quot;:&quot;MENDELEY_CITATION_v3_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&quot;,&quot;citationItems&quot;:[{&quot;id&quot;:&quot;e6ee36d0-4dc8-38e4-9406-21b25e83aa08&quot;,&quot;itemData&quot;:{&quot;type&quot;:&quot;article-journal&quot;,&quot;id&quot;:&quot;e6ee36d0-4dc8-38e4-9406-21b25e83aa08&quot;,&quot;title&quot;:&quot;LEY ORGÁNICA DE EDUCACIÓN INTERCULTURAL&quot;,&quot;author&quot;:[{&quot;family&quot;:&quot;Ley Orgánica De Educación Intercultural&quot;,&quot;given&quot;:&quot;&quot;,&quot;parse-names&quot;:false,&quot;dropping-particle&quot;:&quot;&quot;,&quot;non-dropping-particle&quot;:&quot;&quot;}],&quot;accessed&quot;:{&quot;date-parts&quot;:[[2025,8,28]]},&quot;URL&quot;:&quot;https://educacion.gob.ec/wp-content/uploads/downloads/2017/02/Ley_Organica_de_Educacion_Intercultural_LOEI_codificado.pdf&quot;,&quot;abstract&quot;:&quot;ASAMBLEA NACIONAL EN PLENO Considerando: Que, el Artículo 26 de la Constitución de la República reconoce a la educación como un derecho que las personas lo ejercen a largo de su vida y un deber ineludible e inexcusable del Estado. Constituye un área prioritaria de la política pública y de la inversión estatal, garantía de la igualdad e inclusión social y condición indispensable para el buen vivir. Las personas, las familias y la sociedad tienen el derecho y la responsabilidad de participar en el proceso educativo; Que, el Art. 27 de la Constitución de la República establece que la educación debe estar centrada en el ser humano y garantizará su desarrollo holístico, en el marco del respeto a los derechos humanos, al medio ambiente sustentable y a la democracia; será participativa, obligatoria, intercultural, democrática, incluyente y diversa, de calidad y calidez; impulsará la equidad de género, la justicia, la solidaridad y la paz; estimulará el sentido crítico, el arte y la cultura física, la iniciativa individual y comunitaria, y el desarrollo de competencias y capacidades para crear y trabajar. La educación es indispensable para el conocimiento, el ejercicio de los derechos y la construcción de un país soberano, y constituye un eje estratégico para el desarrollo nacional; Que, el Artículo 28 de la Constitución de la República establece que la educación responderá al interés público y no estará al servicio de intereses individuales y corporativos. Se garantizará el acceso universal, permanencia, movilidad y egreso sin discriminación alguna y la obligatoriedad en el nivel inicial, básico y bachillerato o su equivalente. Es derecho de toda persona y comunidad interactuar entre culturas y participar en una sociedad que aprende. El Estado promoverá el diálogo intercultural en sus múltiples dimensiones. El aprendizaje se desarrollará de forma escolarizada y no escolarizada. La educación pública será universal y laica en todos sus niveles, y gratuita hasta el tercer nivel de educación superior inclusive. Que, el Artículo 29 de la Constitución de la República declara que el Estado garantizará la libertad de enseñanza, y el derecho de las personas de aprender en su propia lengua y ámbito cultural. Donde las madres y padres o sus representantes tendrán la libertad de escoger para sus hijas e hijos una educación acorde con sus principios, creencias y opciones pedagógicas.&quot;,&quot;container-title-short&quot;:&quot;&quot;},&quot;isTemporary&quot;:false,&quot;suppress-author&quot;:false,&quot;composite&quot;:false,&quot;author-only&quot;:false}]},{&quot;citationID&quot;:&quot;MENDELEY_CITATION_5a20bf12-12ae-4194-9c09-0e6de8ab6798&quot;,&quot;properties&quot;:{&quot;noteIndex&quot;:0},&quot;isEdited&quot;:false,&quot;manualOverride&quot;:{&quot;isManuallyOverridden&quot;:false,&quot;citeprocText&quot;:&quot;[36]&quot;,&quot;manualOverrideText&quot;:&quot;&quot;},&quot;citationTag&quot;:&quot;MENDELEY_CITATION_v3_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&quot;,&quot;citationItems&quot;:[{&quot;id&quot;:&quot;eb698d52-078f-3b28-b7e1-65aea2e0c42f&quot;,&quot;itemData&quot;:{&quot;type&quot;:&quot;article-journal&quot;,&quot;id&quot;:&quot;eb698d52-078f-3b28-b7e1-65aea2e0c42f&quot;,&quot;title&quot;:&quot;LEY ORGÁNICA DE PROTECCIÓN DE DATOS PERSONALES&quot;,&quot;author&quot;:[{&quot;family&quot;:&quot;LEY ORGÁNICA DE PROTECCIÓN DE DATOS PERSONALES&quot;,&quot;given&quot;:&quot;&quot;,&quot;parse-names&quot;:false,&quot;dropping-particle&quot;:&quot;&quot;,&quot;non-dropping-particle&quot;:&quot;&quot;}],&quot;accessed&quot;:{&quot;date-parts&quot;:[[2025,8,28]]},&quot;URL&quot;:&quot;https://www.finanzaspopulares.gob.ec/wp-content/uploads/2021/07/ley_organica_de_proteccion_de_datos_personales.pdf&quot;,&quot;container-title-short&quot;:&quot;&quot;},&quot;isTemporary&quot;:false,&quot;suppress-author&quot;:false,&quot;composite&quot;:false,&quot;author-only&quot;:false}]},{&quot;citationID&quot;:&quot;MENDELEY_CITATION_e10a4cf7-b013-402b-b833-c06cfee2f794&quot;,&quot;properties&quot;:{&quot;noteIndex&quot;:0},&quot;isEdited&quot;:false,&quot;manualOverride&quot;:{&quot;isManuallyOverridden&quot;:false,&quot;citeprocText&quot;:&quot;[37]&quot;,&quot;manualOverrideText&quot;:&quot;&quot;},&quot;citationTag&quot;:&quot;MENDELEY_CITATION_v3_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&quot;,&quot;citationItems&quot;:[{&quot;id&quot;:&quot;301c8898-d927-3460-a55c-a44c9aa53949&quot;,&quot;itemData&quot;:{&quot;type&quot;:&quot;article-journal&quot;,&quot;id&quot;:&quot;301c8898-d927-3460-a55c-a44c9aa53949&quot;,&quot;title&quot;:&quot;Codigo-Organico-de-la-Economia-Social-de-los-Conocimientos-Creatividad-e-Innovacion&quot;,&quot;author&quot;:[{&quot;family&quot;:&quot;ING. HUGO DEL POZO BARREZUETA DIRECTOR&quot;,&quot;given&quot;:&quot;&quot;,&quot;parse-names&quot;:false,&quot;dropping-particle&quot;:&quot;&quot;,&quot;non-dropping-particle&quot;:&quot;&quot;}],&quot;accessed&quot;:{&quot;date-parts&quot;:[[2025,8,28]]},&quot;URL&quot;:&quot;https://www.gobiernoelectronico.gob.ec/wp-content/uploads/2018/10/Codigo-Organico-de-la-Economia-Social-de-los-Conocimientos-Creatividad-e-Innovacion.pdf&quot;,&quot;container-title-short&quot;:&quot;&quot;},&quot;isTemporary&quot;:false,&quot;suppress-author&quot;:false,&quot;composite&quot;:false,&quot;author-only&quot;:false}]},{&quot;citationID&quot;:&quot;MENDELEY_CITATION_cf071099-c744-41ac-bc6d-122bca160fe5&quot;,&quot;properties&quot;:{&quot;noteIndex&quot;:0},&quot;isEdited&quot;:false,&quot;manualOverride&quot;:{&quot;isManuallyOverridden&quot;:false,&quot;citeprocText&quot;:&quot;[38]&quot;,&quot;manualOverrideText&quot;:&quot;&quot;},&quot;citationTag&quot;:&quot;MENDELEY_CITATION_v3_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&quot;,&quot;citationItems&quot;:[{&quot;id&quot;:&quot;8c40244a-ab1a-3336-a712-3509719a704e&quot;,&quot;itemData&quot;:{&quot;type&quot;:&quot;article-journal&quot;,&quot;id&quot;:&quot;8c40244a-ab1a-3336-a712-3509719a704e&quot;,&quot;title&quot;:&quot;Integration of technology and pedagogy in intelligent tutoring systems&quot;,&quot;author&quot;:[{&quot;family&quot;:&quot;Muñoz&quot;,&quot;given&quot;:&quot;Geovanny Francisco Ruiz&quot;,&quot;parse-names&quot;:false,&quot;dropping-particle&quot;:&quot;&quot;,&quot;non-dropping-particle&quot;:&quot;&quot;}],&quot;container-title&quot;:&quot;Edutec&quot;,&quot;DOI&quot;:&quot;10.21556/edutec.2024.89.3199&quot;,&quot;ISSN&quot;:&quot;11359250&quot;,&quot;issued&quot;:{&quot;date-parts&quot;:[[2024,9,1]]},&quot;page&quot;:&quot;144-155&quot;,&quot;abstract&quot;:&quot;Intelligent Tutoring Systems (ITS) have demonstrated their potential to enhance the teaching-learning process by providing personalized and adaptive instruction. However, effectively integrating technology and pedagogy within these systems remains a challenge. This study aimed to analyze the most effective approaches and strategies for achieving this integration. A mixed-method methodology was employed, combining bibliometric analysis, text mining, content analysis, and expert interviews. The results highlight the importance of using accurate student models, incorporating constructivist and multimedia learning approaches, applying adaptive feedback and scaffolding, and designing engaging interfaces. Challenges related to accessibility, scalability, and ethical considerations were also identified. The study concludes that an optimal combination of technological advancements, sound pedagogical principles, and a deep understanding of individual student needs is crucial for the success of ITS in improving learning outcomes.&quot;,&quot;publisher&quot;:&quot;GTE-Educational Technology Group, University of the Balearic Islands&quot;,&quot;issue&quot;:&quot;89&quot;},&quot;isTemporary&quot;:false,&quot;suppress-author&quot;:false,&quot;composite&quot;:false,&quot;author-only&quot;:false}]},{&quot;citationID&quot;:&quot;MENDELEY_CITATION_1232acd2-e162-42a1-b772-3e2e5b9180ab&quot;,&quot;properties&quot;:{&quot;noteIndex&quot;:0},&quot;isEdited&quot;:false,&quot;manualOverride&quot;:{&quot;isManuallyOverridden&quot;:false,&quot;citeprocText&quot;:&quot;[27]&quot;,&quot;manualOverrideText&quot;:&quot;&quot;},&quot;citationTag&quot;:&quot;MENDELEY_CITATION_v3_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&quot;,&quot;citationItems&quot;:[{&quot;id&quot;:&quot;dca70e98-091b-3b25-a31e-8ea8dbed5c74&quot;,&quot;itemData&quot;:{&quot;type&quot;:&quot;article-journal&quot;,&quot;id&quot;:&quot;dca70e98-091b-3b25-a31e-8ea8dbed5c74&quot;,&quot;title&quot;:&quot;A Systematic Survey of Prompt Engineering in Large Language Models: Techniques and Applications&quot;,&quot;author&quot;:[{&quot;family&quot;:&quot;Sahoo&quot;,&quot;given&quot;:&quot;Pranab&quot;,&quot;parse-names&quot;:false,&quot;dropping-particle&quot;:&quot;&quot;,&quot;non-dropping-particle&quot;:&quot;&quot;},{&quot;family&quot;:&quot;Singh&quot;,&quot;given&quot;:&quot;Ayush Kumar&quot;,&quot;parse-names&quot;:false,&quot;dropping-particle&quot;:&quot;&quot;,&quot;non-dropping-particle&quot;:&quot;&quot;},{&quot;family&quot;:&quot;Saha&quot;,&quot;given&quot;:&quot;Sriparna&quot;,&quot;parse-names&quot;:false,&quot;dropping-particle&quot;:&quot;&quot;,&quot;non-dropping-particle&quot;:&quot;&quot;},{&quot;family&quot;:&quot;Jain&quot;,&quot;given&quot;:&quot;Vinija&quot;,&quot;parse-names&quot;:false,&quot;dropping-particle&quot;:&quot;&quot;,&quot;non-dropping-particle&quot;:&quot;&quot;},{&quot;family&quot;:&quot;Mondal&quot;,&quot;given&quot;:&quot;Samrat&quot;,&quot;parse-names&quot;:false,&quot;dropping-particle&quot;:&quot;&quot;,&quot;non-dropping-particle&quot;:&quot;&quot;},{&quot;family&quot;:&quot;Chadha&quot;,&quot;given&quot;:&quot;Aman&quot;,&quot;parse-names&quot;:false,&quot;dropping-particle&quot;:&quot;&quot;,&quot;non-dropping-particle&quot;:&quot;&quot;}],&quot;accessed&quot;:{&quot;date-parts&quot;:[[2025,8,28]]},&quot;abstract&quot;:&quot;Prompt engineering has emerged as an indispensable technique for extending the capabilities of large language models (LLMs) and vision-language models (VLMs). This approach leverages task-specific instructions, known as prompts, to enhance model efficacy without modifying the core model parameters. Rather than updating the model parameters, prompts allow seamless integration of pre-trained models into downstream tasks by eliciting desired model behaviors solely based on the given prompt. Prompts can be natural language instructions that provide context to guide the model or learned vector representations that activate relevant knowledge. This burgeoning field has enabled success across various applications, from question-answering to commonsense reasoning. However, there remains a lack of systematic organization and understanding of the diverse prompt engineering methods and techniques. This survey paper addresses the gap by providing a structured overview of recent advancements in prompt engineering, categorized by application area. For each prompting approach, we provide a summary detailing the prompting methodology, its applications, the models involved, and the datasets utilized. We also delve into the strengths and limitations of each approach and include a taxonomy diagram and table summarizing datasets, models, and critical points of each prompting technique. This systematic analysis enables a better understanding of this rapidly developing field and facilitates future research by illuminating open challenges and opportunities for prompt engineering.&quot;},&quot;isTemporary&quot;:false,&quot;suppress-author&quot;:false,&quot;composite&quot;:false,&quot;author-only&quot;:false}]},{&quot;citationID&quot;:&quot;MENDELEY_CITATION_d5249e27-0f30-49fc-a8b9-e949d835c1f8&quot;,&quot;properties&quot;:{&quot;noteIndex&quot;:0},&quot;isEdited&quot;:false,&quot;manualOverride&quot;:{&quot;isManuallyOverridden&quot;:false,&quot;citeprocText&quot;:&quot;[39]&quot;,&quot;manualOverrideText&quot;:&quot;&quot;},&quot;citationTag&quot;:&quot;MENDELEY_CITATION_v3_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&quot;,&quot;citationItems&quot;:[{&quot;id&quot;:&quot;18a0d745-1c3c-3d60-b8f0-06aef3cf0f37&quot;,&quot;itemData&quot;:{&quot;type&quot;:&quot;article-journal&quot;,&quot;id&quot;:&quot;18a0d745-1c3c-3d60-b8f0-06aef3cf0f37&quot;,&quot;title&quot;:&quot;Interface design: A neglected issue in educational software&quot;,&quot;author&quot;:[{&quot;family&quot;:&quot;Frye&quot;,&quot;given&quot;:&quot;D&quot;,&quot;parse-names&quot;:false,&quot;dropping-particle&quot;:&quot;&quot;,&quot;non-dropping-particle&quot;:&quot;&quot;},{&quot;family&quot;:&quot;Bulletin&quot;,&quot;given&quot;:&quot;E Soloway - ACM SIGCHI&quot;,&quot;parse-names&quot;:false,&quot;dropping-particle&quot;:&quot;&quot;,&quot;non-dropping-particle&quot;:&quot;&quot;},{&quot;family&quot;:&quot;1986&quot;,&quot;given&quot;:&quot;undefined&quot;,&quot;parse-names&quot;:false,&quot;dropping-particle&quot;:&quot;&quot;,&quot;non-dropping-particle&quot;:&quot;&quot;}],&quot;container-title&quot;:&quot;dl.acm.org&quot;,&quot;accessed&quot;:{&quot;date-parts&quot;:[[2025,9,13]]},&quot;DOI&quot;:&quot;10.1145/30851.30865&quot;,&quot;ISSN&quot;:&quot;0736-6906&quot;,&quot;URL&quot;:&quot;https://dl.acm.org/doi/abs/10.1145/30851.30865&quot;,&quot;issued&quot;:{&quot;date-parts&quot;:[[1986,5]]},&quot;page&quot;:&quot;93-97&quot;,&quot;abstract&quot;:&quot;The user interface is particularly important for educational software because 1) it must provide an entry to the content domain of the program rather than vice versa and 2) it must be sensitive to the general skill and/or developmental level of the user. In spite of these special characteristics, interface design for educational software has been given little attention. This study evaluates a representative interface from arithmetic software now used in the schools. It was found that the interface caused students a large number of difficulties. These difficulties were sufficient to interfere with the instructional effectiveness of the software. Designing interfaces that will benefit educational software will require careful study of the users of these programs along with an in-depth understanding of the domains being taught.&quot;,&quot;publisher&quot;:&quot;Association for Computing Machinery (ACM)&quot;,&quot;issue&quot;:&quot;SI&quot;,&quot;volume&quot;:&quot;17&quot;,&quot;container-title-short&quot;:&quot;&quot;},&quot;isTemporary&quot;:false,&quot;suppress-author&quot;:false,&quot;composite&quot;:false,&quot;author-only&quot;:false}]},{&quot;citationID&quot;:&quot;MENDELEY_CITATION_5c86261a-075e-4d15-aef7-fd16ba99cc01&quot;,&quot;properties&quot;:{&quot;noteIndex&quot;:0},&quot;isEdited&quot;:false,&quot;manualOverride&quot;:{&quot;isManuallyOverridden&quot;:false,&quot;citeprocText&quot;:&quot;[40]&quot;,&quot;manualOverrideText&quot;:&quot;&quot;},&quot;citationTag&quot;:&quot;MENDELEY_CITATION_v3_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&quot;,&quot;citationItems&quot;:[{&quot;id&quot;:&quot;68e91740-a484-31b2-a2fd-d41f257c2cd2&quot;,&quot;itemData&quot;:{&quot;type&quot;:&quot;article-journal&quot;,&quot;id&quot;:&quot;68e91740-a484-31b2-a2fd-d41f257c2cd2&quot;,&quot;title&quot;:&quot;AI literacy and its implications for prompt engineering strategies&quot;,&quot;author&quot;:[{&quot;family&quot;:&quot;Knoth&quot;,&quot;given&quot;:&quot;Nils&quot;,&quot;parse-names&quot;:false,&quot;dropping-particle&quot;:&quot;&quot;,&quot;non-dropping-particle&quot;:&quot;&quot;},{&quot;family&quot;:&quot;Tolzin&quot;,&quot;given&quot;:&quot;Antonia&quot;,&quot;parse-names&quot;:false,&quot;dropping-particle&quot;:&quot;&quot;,&quot;non-dropping-particle&quot;:&quot;&quot;},{&quot;family&quot;:&quot;Janson&quot;,&quot;given&quot;:&quot;Andreas&quot;,&quot;parse-names&quot;:false,&quot;dropping-particle&quot;:&quot;&quot;,&quot;non-dropping-particle&quot;:&quot;&quot;},{&quot;family&quot;:&quot;Leimeister&quot;,&quot;given&quot;:&quot;Jan Marco&quot;,&quot;parse-names&quot;:false,&quot;dropping-particle&quot;:&quot;&quot;,&quot;non-dropping-particle&quot;:&quot;&quot;}],&quot;container-title&quot;:&quot;Computers and Education: Artificial Intelligence&quot;,&quot;accessed&quot;:{&quot;date-parts&quot;:[[2025,8,11]]},&quot;DOI&quot;:&quot;10.1016/J.CAEAI.2024.100225&quot;,&quot;ISSN&quot;:&quot;2666-920X&quot;,&quot;URL&quot;:&quot;https://www.sciencedirect.com/science/article/pii/S2666920X24000262?via%3Dihub&quot;,&quot;issued&quot;:{&quot;date-parts&quot;:[[2024,6,1]]},&quot;page&quot;:&quot;100225&quot;,&quot;abstract&quot;:&quot;Artificial intelligence technologies are rapidly advancing. As part of this development, large language models (LLMs) are increasingly being used when humans interact with systems based on artificial intelligence (AI), posing both new opportunities and challenges. When interacting with LLM-based AI system in a goal-directed manner, prompt engineering has evolved as a skill of formulating precise and well-structured instructions to elicit desired responses or information from the LLM, optimizing the effectiveness of the interaction. However, research on the perspectives of non-experts using LLM-based AI systems through prompt engineering and on how AI literacy affects prompting behavior is lacking. This aspect is particularly important when considering the implications of LLMs in the context of higher education. In this present study, we address this issue, introduce a skill-based approach to prompt engineering, and explicitly consider the role of non-experts' AI literacy (students) in their prompt engineering skills. We also provide qualitative insights into students’ intuitive behaviors towards LLM-based AI systems. The results show that higher-quality prompt engineering skills predict the quality of LLM output, suggesting that prompt engineering is indeed a required skill for the goal-directed use of generative AI tools. In addition, the results show that certain aspects of AI literacy can play a role in higher quality prompt engineering and targeted adaptation of LLMs within education. We, therefore, argue for the integration of AI educational content into current curricula to enable a hybrid intelligent society in which students can effectively use generative AI tools such as ChatGPT.&quot;,&quot;publisher&quot;:&quot;Elsevier&quot;,&quot;volume&quot;:&quot;6&quot;,&quot;container-title-short&quot;:&quot;&quot;},&quot;isTemporary&quot;:false,&quot;suppress-author&quot;:false,&quot;composite&quot;:false,&quot;author-only&quot;:false}]},{&quot;citationID&quot;:&quot;MENDELEY_CITATION_0d085d9a-e987-4e62-86d1-7b5acd17fd2f&quot;,&quot;properties&quot;:{&quot;noteIndex&quot;:0},&quot;isEdited&quot;:false,&quot;manualOverride&quot;:{&quot;isManuallyOverridden&quot;:false,&quot;citeprocText&quot;:&quot;[41]&quot;,&quot;manualOverrideText&quot;:&quot;&quot;},&quot;citationTag&quot;:&quot;MENDELEY_CITATION_v3_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&quot;,&quot;citationItems&quot;:[{&quot;id&quot;:&quot;7161ae98-ae72-3870-9ed7-1aa77800d86c&quot;,&quot;itemData&quot;:{&quot;type&quot;:&quot;article-journal&quot;,&quot;id&quot;:&quot;7161ae98-ae72-3870-9ed7-1aa77800d86c&quot;,&quot;title&quot;:&quot;Scaffolding Technique Framing the Issue&quot;,&quot;author&quot;:[{&quot;family&quot;:&quot;Gonulal&quot;,&quot;given&quot;:&quot;Talip&quot;,&quot;parse-names&quot;:false,&quot;dropping-particle&quot;:&quot;&quot;,&quot;non-dropping-particle&quot;:&quot;&quot;},{&quot;family&quot;:&quot;Loewen&quot;,&quot;given&quot;:&quot;Shawn&quot;,&quot;parse-names&quot;:false,&quot;dropping-particle&quot;:&quot;&quot;,&quot;non-dropping-particle&quot;:&quot;&quot;}],&quot;accessed&quot;:{&quot;date-parts&quot;:[[2025,8,28]]},&quot;DOI&quot;:&quot;10.1002/9781118784235.eelt0180&quot;,&quot;URL&quot;:&quot;https://talipgonulal.wordpress.com/wp-content/uploads/2018/02/gonulal-loewen-2018.pdf&quot;,&quot;issued&quot;:{&quot;date-parts&quot;:[[2018]]}},&quot;isTemporary&quot;:false,&quot;suppress-author&quot;:false,&quot;composite&quot;:false,&quot;author-only&quot;:false}]},{&quot;citationID&quot;:&quot;MENDELEY_CITATION_91ef33d2-d4fd-4b83-a0ef-6f4ac2d62eb4&quot;,&quot;properties&quot;:{&quot;noteIndex&quot;:0},&quot;isEdited&quot;:false,&quot;manualOverride&quot;:{&quot;isManuallyOverridden&quot;:false,&quot;citeprocText&quot;:&quot;[42]&quot;,&quot;manualOverrideText&quot;:&quot;&quot;},&quot;citationTag&quot;:&quot;MENDELEY_CITATION_v3_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&quot;,&quot;citationItems&quot;:[{&quot;id&quot;:&quot;5c26cac5-4c7c-3b24-8910-04d63f4e7f60&quot;,&quot;itemData&quot;:{&quot;type&quot;:&quot;webpage&quot;,&quot;id&quot;:&quot;5c26cac5-4c7c-3b24-8910-04d63f4e7f60&quot;,&quot;title&quot;:&quot;TrigTutor IA - Tesis UTEQ&quot;,&quot;accessed&quot;:{&quot;date-parts&quot;:[[2025,9,6]]},&quot;URL&quot;:&quot;https://aitrigonometria.web.app/&quot;,&quot;container-title-short&quot;:&quot;&quot;},&quot;isTemporary&quot;:false,&quot;suppress-author&quot;:false,&quot;composite&quot;:false,&quot;author-only&quot;:false}]}]"/>
+    <we:property name="MENDELEY_BIBLIOGRAPHY_IS_DIRTY" value="false"/>
+    <we:property name="MENDELEY_BIBLIOGRAPHY_LAST_MODIFIED" value="1757995230224"/>
+    <we:property name="MENDELEY_CITATIONS" value="[{&quot;citationID&quot;:&quot;MENDELEY_CITATION_f28c964d-17bc-458d-a527-1c1e9395ce36&quot;,&quot;properties&quot;:{&quot;noteIndex&quot;:0},&quot;isEdited&quot;:false,&quot;manualOverride&quot;:{&quot;isManuallyOverridden&quot;:false,&quot;citeprocText&quot;:&quot;[1]&quot;,&quot;manualOverrideText&quot;:&quot;&quot;},&quot;citationTag&quot;:&quot;MENDELEY_CITATION_v3_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&quot;,&quot;citationItems&quot;:[{&quot;id&quot;:&quot;c25252e4-a07b-3e36-a85f-416432921fd5&quot;,&quot;itemData&quot;:{&quot;type&quot;:&quot;article-journal&quot;,&quot;id&quot;:&quot;c25252e4-a07b-3e36-a85f-416432921fd5&quot;,&quot;title&quot;:&quot;Artificial Intelligence and the Future of Work: Job Shifting Not Job Loss&quot;,&quot;author&quot;:[{&quot;family&quot;:&quot;George&quot;,&quot;given&quot;:&quot;A Shaji&quot;,&quot;parse-names&quot;:false,&quot;dropping-particle&quot;:&quot;&quot;,&quot;non-dropping-particle&quot;:&quot;&quot;}],&quot;DOI&quot;:&quot;10.5281/zenodo.10936490&quot;,&quot;URL&quot;:&quot;www.puirp.com&quot;,&quot;issued&quot;:{&quot;date-parts&quot;:[[2024]]},&quot;abstract&quot;:&quot;As artificial intelligence (AI) and automation technologies advance fast, substantial discussion remains about their influence on jobs and employment. Some expect enormous job losses and structural unemployment as computers and algorithms replace human workers in a variety of industries. However, the prevailing scholarly viewpoint is that, while AI will revolutionize work, it will not result in long-term job losses. AI is projected to have a net impact of job shifting rather than job loss by increasing productivity, accelerating economic growth, changing the structure of jobs, and allowing sectoral employment transitions. Detailed productivity evaluations show a strong correlation between productivity gains and net job creation. A 2022 meta-analysis of 127 papers indicated that productivity increases consistently improve employment and wages. Additional crosscountry data from the OECD shows this association across a wide range of industrialized and emerging countries. Meanwhile, long-term data reveal that working hours have steadily decreased in recent decades without causing significant job losses, while productivity and earnings have increased in parallel. Integrating AI to automate monotonous jobs and improve human capabilities could fuel this trend. Displaced workers can transfer into new occupational jobs with adequate skilling and transition support rather than facing long periods of unemployment. Sectoral shifts have also characterized historical labor market evolutions following technology disruptions. As innovative industries outcompete legacy ones, economies undergo structural transformations. Current trends show that services are expanding while manufacturing is contracting in most sophisticated countries. AI and automation will most certainly speed the shift of occupations from manual production to skilled service roles, hence facilitating this transition. With appropriate government provisions such as retraining programs and educational expansions, the necessary employment transitions between sectors can occur smoothly rather than disruptively. In summary, while the AI revolution will fundamentally alter labor markets, effective governmental measures can ensure that job shifting outpaces loss. Workers must be supported in regularly adapting their skill sets and transitioning into new roles. Firms should invest in personnel skill development as well as smart technology integration. And governments should develop multiple ways to assist different groups in navigating the transitions, including the extension of social safety nets where appropriate. With coordinated efforts to optimize human-AI collaboration, this technology tsunami does not have to result in negative job impacts, but can instead place people in more rewarding, higher-value jobs. The view remains cautiously encouraging, providing stakeholders focus on boosting human talents to share in the AI-driven productivity windfall rather than simply displacing them.&quot;,&quot;container-title-short&quot;:&quot;&quot;},&quot;isTemporary&quot;:false,&quot;suppress-author&quot;:false,&quot;composite&quot;:false,&quot;author-only&quot;:false}]},{&quot;citationID&quot;:&quot;MENDELEY_CITATION_8dfcf854-6ba4-433d-8326-861463938067&quot;,&quot;properties&quot;:{&quot;noteIndex&quot;:0},&quot;isEdited&quot;:false,&quot;manualOverride&quot;:{&quot;isManuallyOverridden&quot;:false,&quot;citeprocText&quot;:&quot;[2]&quot;,&quot;manualOverrideText&quot;:&quot;&quot;},&quot;citationTag&quot;:&quot;MENDELEY_CITATION_v3_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&quot;,&quot;citationItems&quot;:[{&quot;id&quot;:&quot;fc44d4d6-d406-3b0d-9047-f22566bd0362&quot;,&quot;itemData&quot;:{&quot;type&quot;:&quot;article&quot;,&quot;id&quot;:&quot;fc44d4d6-d406-3b0d-9047-f22566bd0362&quot;,&quot;title&quot;:&quot;DeepSeek and GPT Fall Behind: Claude Leads in Zero-Shot Consumer Complaints Classification&quot;,&quot;author&quot;:[{&quot;family&quot;:&quot;Roumeliotis&quot;,&quot;given&quot;:&quot;Konstantinos I.&quot;,&quot;parse-names&quot;:false,&quot;dropping-particle&quot;:&quot;&quot;,&quot;non-dropping-particle&quot;:&quot;&quot;},{&quot;family&quot;:&quot;Tselikas&quot;,&quot;given&quot;:&quot;Nikolaos D.&quot;,&quot;parse-names&quot;:false,&quot;dropping-particle&quot;:&quot;&quot;,&quot;non-dropping-particle&quot;:&quot;&quot;},{&quot;family&quot;:&quot;Nasiopoulos&quot;,&quot;given&quot;:&quot;Dimitrios K.&quot;,&quot;parse-names&quot;:false,&quot;dropping-particle&quot;:&quot;&quot;,&quot;non-dropping-particle&quot;:&quot;&quot;}],&quot;DOI&quot;:&quot;10.20944/preprints202502.0720.v1&quot;,&quot;URL&quot;:&quot;https://www.preprints.org/manuscript/202502.0720/v1&quot;,&quot;issued&quot;:{&quot;date-parts&quot;:[[2025,2,10]]},&quot;abstract&quot;:&quot;&lt;p&gt;Large language models (LLMs) have demonstrated remarkable capabilities in various natural language processing (NLP) tasks, but their effectiveness in real-world consumer complaint classification without fine-tuning remains uncertain. Zero-shot classification is particularly challenging in finance, where complaint categories often overlap, requiring a deep understanding of nuanced language. In this study, we evaluate the zero-shot classification performance of leading LLMs— DeepSeek-V3, OpenAI’s GPT-4o and GPT-4o mini, and Anthropic’s Claude 3.5 Sonnet and Claude 3.5 Haiku—on consumer complaints submitted to the Consumer Financial Protection Bureau (CFPB). These models were tasked with categorizing complaints into five predefined financial classes based solely on complaint text. Performance was measured using accuracy, precision, recall, F1-score, and heatmaps to identify classification patterns. While DeepSeek Chat and GPT-4o produced competitive results, Claude 3.5 Sonnet consistently outperformed all models, demonstrating superior classification accuracy and efficiency. These findings highlight the relative strengths and limitations of DeepSeek-V3 and other top-tier models in financial text processing, providing valuable insights into their practical applications.&lt;/p&gt;&quot;,&quot;container-title-short&quot;:&quot;&quot;},&quot;isTemporary&quot;:false,&quot;suppress-author&quot;:false,&quot;composite&quot;:false,&quot;author-only&quot;:false}]},{&quot;citationID&quot;:&quot;MENDELEY_CITATION_87b9dfdf-fd2a-44be-8bd3-a3e8e237b739&quot;,&quot;properties&quot;:{&quot;noteIndex&quot;:0},&quot;isEdited&quot;:false,&quot;manualOverride&quot;:{&quot;isManuallyOverridden&quot;:false,&quot;citeprocText&quot;:&quot;[3]&quot;,&quot;manualOverrideText&quot;:&quot;&quot;},&quot;citationTag&quot;:&quot;MENDELEY_CITATION_v3_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&quot;,&quot;citationItems&quot;:[{&quot;id&quot;:&quot;e0330f39-09fd-3be8-8a3f-0989b0c4966c&quot;,&quot;itemData&quot;:{&quot;type&quot;:&quot;article-journal&quot;,&quot;id&quot;:&quot;e0330f39-09fd-3be8-8a3f-0989b0c4966c&quot;,&quot;title&quot;:&quot;Inteligencia Artificial en la Educación: Estado del Arte&quot;,&quot;author&quot;:[{&quot;family&quot;:&quot;Sambola&quot;,&quot;given&quot;:&quot;Dexon-Mckensy&quot;,&quot;parse-names&quot;:false,&quot;dropping-particle&quot;:&quot;&quot;,&quot;non-dropping-particle&quot;:&quot;&quot;}],&quot;container-title&quot;:&quot;Wani&quot;,&quot;DOI&quot;:&quot;10.5377/wani.v39i79.16806&quot;,&quot;ISSN&quot;:&quot;1813-369X&quot;,&quot;issued&quot;:{&quot;date-parts&quot;:[[2023,10,11]]},&quot;abstract&quot;:&quot;La Inteligencia Artificial en la Educación es un campo de investigación científica que ha surgido a lo largo de 3 décadas, está particularmente interesada en el desarrollo de herramientas basadas en IA para apoyar y comprender los procesos educativos. Esta investigación tiene como objetivo presentar el estado de la Inteligencia Artificial en la Educación, utilizando un método de revisión exhaustiva de la literatura. Comprendió 3 etapas principales: selección, clasificación y análisis de la literatura. Esto permitió identificar las aplicaciones, tecnologías, desafíos e implicaciones éticas de la Inteligencia Artificial en la Educación&quot;,&quot;publisher&quot;:&quot;Consejo Nacional de Universidades&quot;,&quot;issue&quot;:&quot;79&quot;,&quot;container-title-short&quot;:&quot;&quot;},&quot;isTemporary&quot;:false}]},{&quot;citationID&quot;:&quot;MENDELEY_CITATION_18ca400e-4fcb-42c5-82bc-033d3d56f058&quot;,&quot;properties&quot;:{&quot;noteIndex&quot;:0},&quot;isEdited&quot;:false,&quot;manualOverride&quot;:{&quot;isManuallyOverridden&quot;:false,&quot;citeprocText&quot;:&quot;[4]&quot;,&quot;manualOverrideText&quot;:&quot;&quot;},&quot;citationTag&quot;:&quot;MENDELEY_CITATION_v3_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&quot;,&quot;citationItems&quot;:[{&quot;id&quot;:&quot;d60509d4-c1c4-3bc5-b29e-e615e26af0d4&quot;,&quot;itemData&quot;:{&quot;type&quot;:&quot;report&quot;,&quot;id&quot;:&quot;d60509d4-c1c4-3bc5-b29e-e615e26af0d4&quot;,&quot;title&quot;:&quot;Um Estudo Acerca do Uso de IA Generativa no Apoio à Aprendizagem de Programação&quot;,&quot;author&quot;:[{&quot;family&quot;:&quot;Almeida de Bem&quot;,&quot;given&quot;:&quot;Rafael&quot;,&quot;parse-names&quot;:false,&quot;dropping-particle&quot;:&quot;&quot;,&quot;non-dropping-particle&quot;:&quot;&quot;},{&quot;family&quot;:&quot;Aparecida Konzen&quot;,&quot;given&quot;:&quot;Andréa&quot;,&quot;parse-names&quot;:false,&quot;dropping-particle&quot;:&quot;&quot;,&quot;non-dropping-particle&quot;:&quot;&quot;}],&quot;URL&quot;:&quot;https://github.com/huggingface/transformers&quot;,&quot;issued&quot;:{&quot;date-parts&quot;:[[2024,6]]},&quot;language&quot;:&quot;portugués&quot;,&quot;abstract&quot;:&quot;Resumo-Avanços recentes em Inteligência Artificial (IA) têm transformado sua aplicação de uma explora-ção teórica para implementação prática, criando novas oportunidades e desafios em ambientes de aprendiza-gem. Este trabalho de conclusão de curso, realizado na Pontifícia Universidade Católica do Rio Grande do Sul, explora como a IA Generativa pode aprimorar experi-ências de aprendizagem na disciplina de Fundamentos da Programação. O sistema desenvolvido utiliza gran-des modelos de linguagem e emprega conceitos-chave como transformers, zero-shot prompting e Retrieval-Augmented Generation para fornecer assistência perso-nalizada aos estudantes, gerando respostas relevantes e sensíveis ao contexto. Os resultados destacam tanto os benefícios quanto as limitações da IA Generativa em âmbitos de aprendizagem. Palavras-chave-Inteligência Artificial Generativa, aprendizado em ciência da computação, grandes mo-delos de linguagem, transformers, Retrieval-Augmented Generation, respostas sensíveis ao contexto. Abstract-Recent advances in artificial intelligence (AI) have transformed its application from theoretical exploration to practical implementation, creating new opportunities and challenges in learning environments. This undergraduate thesis, conducted at the Pontifícia Universidade Católica do Rio Grande do Sul, explores how generative AI can enhance learning experiences in the Fundamentals of Programming course. The developed system utilizes large language models and employs key concepts such as transformers, zero-shot prompting, and Retrieval-Augmented Generation to provide personalized assistance to students, generating relevant and context-aware responses. The results highlight both the benefits and limitations of generative AI in improving learning outcomes.&quot;},&quot;isTemporary&quot;:false,&quot;suppress-author&quot;:false,&quot;composite&quot;:false,&quot;author-only&quot;:false}]},{&quot;citationID&quot;:&quot;MENDELEY_CITATION_f29cf598-0c7e-4283-885d-081b23b87f6f&quot;,&quot;properties&quot;:{&quot;noteIndex&quot;:0},&quot;isEdited&quot;:false,&quot;manualOverride&quot;:{&quot;isManuallyOverridden&quot;:false,&quot;citeprocText&quot;:&quot;[5]&quot;,&quot;manualOverrideText&quot;:&quot;&quot;},&quot;citationTag&quot;:&quot;MENDELEY_CITATION_v3_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&quot;,&quot;citationItems&quot;:[{&quot;id&quot;:&quot;3b30d636-f4f6-39fc-9195-d6ac1038d075&quot;,&quot;itemData&quot;:{&quot;type&quot;:&quot;article-journal&quot;,&quot;id&quot;:&quot;3b30d636-f4f6-39fc-9195-d6ac1038d075&quot;,&quot;title&quot;:&quot;Benefits, Challenges, and Methods of Artificial Intelligence (AI) Chatbots in Education: A Systematic Literature Review&quot;,&quot;author&quot;:[{&quot;family&quot;:&quot;Gökçearslan&quot;,&quot;given&quot;:&quot;Şahin&quot;,&quot;parse-names&quot;:false,&quot;dropping-particle&quot;:&quot;&quot;,&quot;non-dropping-particle&quot;:&quot;&quot;},{&quot;family&quot;:&quot;Tosun&quot;,&quot;given&quot;:&quot;Cansel&quot;,&quot;parse-names&quot;:false,&quot;dropping-particle&quot;:&quot;&quot;,&quot;non-dropping-particle&quot;:&quot;&quot;},{&quot;family&quot;:&quot;Erdemir&quot;,&quot;given&quot;:&quot;Zeynep Gizem&quot;,&quot;parse-names&quot;:false,&quot;dropping-particle&quot;:&quot;&quot;,&quot;non-dropping-particle&quot;:&quot;&quot;}],&quot;container-title&quot;:&quot;International Journal of Technology in Education&quot;,&quot;DOI&quot;:&quot;10.46328/ijte.600&quot;,&quot;issued&quot;:{&quot;date-parts&quot;:[[2024,2,4]]},&quot;page&quot;:&quot;19-39&quot;,&quot;abstract&quot;:&quot;In many fields, AI chatbots continue to be popular with new tools and attract the attention of universities, K12 schools, educational organizations, and researchers. The aim of this research is to review the research on AI chatbots by restricting it to the category of education and to examine this research from a methodological point of view. Therefore, we performed a systematic literature review with a sample of 37 SSCI articles published in the educational context. Within the scope of the selected studies, the advantages and disadvantages of AI chatbots in education for students and educators, as well as the types of chatbots used, year, keywords, and method were analyzed. According to the research results, increased motivation to learn and language skill development are advantages for students, while cost-effectiveness and reduced workload are advantages for educators. Limited interaction, misleading answers for learners, originality, and plagiarism are the most common disadvantages for educators. The study also includes research results and recommendations related to the methodological review.&quot;,&quot;publisher&quot;:&quot;ISTES Organization&quot;,&quot;issue&quot;:&quot;1&quot;,&quot;volume&quot;:&quot;7&quot;,&quot;container-title-short&quot;:&quot;&quot;},&quot;isTemporary&quot;:false,&quot;suppress-author&quot;:false,&quot;composite&quot;:false,&quot;author-only&quot;:false}]},{&quot;citationID&quot;:&quot;MENDELEY_CITATION_dbc60ebf-740b-4b00-a6d4-d6aa8fe54c63&quot;,&quot;properties&quot;:{&quot;noteIndex&quot;:0},&quot;isEdited&quot;:false,&quot;manualOverride&quot;:{&quot;isManuallyOverridden&quot;:false,&quot;citeprocText&quot;:&quot;[6]&quot;,&quot;manualOverrideText&quot;:&quot;&quot;},&quot;citationTag&quot;:&quot;MENDELEY_CITATION_v3_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&quot;,&quot;citationItems&quot;:[{&quot;id&quot;:&quot;fdaca172-7bec-3f78-83a1-fe7bc6dc07b5&quot;,&quot;itemData&quot;:{&quot;type&quot;:&quot;webpage&quot;,&quot;id&quot;:&quot;fdaca172-7bec-3f78-83a1-fe7bc6dc07b5&quot;,&quot;title&quot;:&quot;INFORME GENERAL DE PISA-D 2018&quot;,&quot;author&quot;:[{&quot;family&quot;:&quot;Josette Arévalo Gross&quot;,&quot;given&quot;:&quot;&quot;,&quot;parse-names&quot;:false,&quot;dropping-particle&quot;:&quot;&quot;,&quot;non-dropping-particle&quot;:&quot;&quot;}],&quot;accessed&quot;:{&quot;date-parts&quot;:[[2024,12,9]]},&quot;URL&quot;:&quot;https://issuu.com/ineval/docs/cie_informegeneralpisa18_20181123&quot;,&quot;issued&quot;:{&quot;date-parts&quot;:[[2018,12,11]]},&quot;page&quot;:&quot;1-152&quot;,&quot;container-title-short&quot;:&quot;&quot;},&quot;isTemporary&quot;:false,&quot;suppress-author&quot;:false,&quot;composite&quot;:false,&quot;author-only&quot;:false}]},{&quot;citationID&quot;:&quot;MENDELEY_CITATION_66addef9-3cf0-4f6d-a9e4-490c23fdf78c&quot;,&quot;properties&quot;:{&quot;noteIndex&quot;:0},&quot;isEdited&quot;:false,&quot;manualOverride&quot;:{&quot;isManuallyOverridden&quot;:false,&quot;citeprocText&quot;:&quot;[6]&quot;,&quot;manualOverrideText&quot;:&quot;&quot;},&quot;citationTag&quot;:&quot;MENDELEY_CITATION_v3_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&quot;,&quot;citationItems&quot;:[{&quot;id&quot;:&quot;fdaca172-7bec-3f78-83a1-fe7bc6dc07b5&quot;,&quot;itemData&quot;:{&quot;type&quot;:&quot;webpage&quot;,&quot;id&quot;:&quot;fdaca172-7bec-3f78-83a1-fe7bc6dc07b5&quot;,&quot;title&quot;:&quot;INFORME GENERAL DE PISA-D 2018&quot;,&quot;author&quot;:[{&quot;family&quot;:&quot;Josette Arévalo Gross&quot;,&quot;given&quot;:&quot;&quot;,&quot;parse-names&quot;:false,&quot;dropping-particle&quot;:&quot;&quot;,&quot;non-dropping-particle&quot;:&quot;&quot;}],&quot;accessed&quot;:{&quot;date-parts&quot;:[[2024,12,9]]},&quot;URL&quot;:&quot;https://issuu.com/ineval/docs/cie_informegeneralpisa18_20181123&quot;,&quot;issued&quot;:{&quot;date-parts&quot;:[[2018,12,11]]},&quot;page&quot;:&quot;1-152&quot;,&quot;container-title-short&quot;:&quot;&quot;},&quot;isTemporary&quot;:false,&quot;suppress-author&quot;:false,&quot;composite&quot;:false,&quot;author-only&quot;:false}]},{&quot;citationID&quot;:&quot;MENDELEY_CITATION_672db128-b738-439d-9135-a845cbcddc48&quot;,&quot;properties&quot;:{&quot;noteIndex&quot;:0},&quot;isEdited&quot;:false,&quot;manualOverride&quot;:{&quot;isManuallyOverridden&quot;:false,&quot;citeprocText&quot;:&quot;[7]&quot;,&quot;manualOverrideText&quot;:&quot;&quot;},&quot;citationTag&quot;:&quot;MENDELEY_CITATION_v3_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&quot;,&quot;citationItems&quot;:[{&quot;id&quot;:&quot;45374eae-2cc4-3c9b-a601-9e01c15ca3fc&quot;,&quot;itemData&quot;:{&quot;type&quot;:&quot;article-journal&quot;,&quot;id&quot;:&quot;45374eae-2cc4-3c9b-a601-9e01c15ca3fc&quot;,&quot;title&quot;:&quot;Los recursos tecnológicos y su influencia en el desempeño de los docentes&quot;,&quot;author&quot;:[{&quot;family&quot;:&quot;Jama Zambrano&quot;,&quot;given&quot;:&quot;Víctor R.&quot;,&quot;parse-names&quot;:false,&quot;dropping-particle&quot;:&quot;&quot;,&quot;non-dropping-particle&quot;:&quot;&quot;},{&quot;family&quot;:&quot;Cornejo Zambrano&quot;,&quot;given&quot;:&quot;Jeovana K.&quot;,&quot;parse-names&quot;:false,&quot;dropping-particle&quot;:&quot;&quot;,&quot;non-dropping-particle&quot;:&quot;&quot;}],&quot;container-title&quot;:&quot;Dominio de las Ciencias, ISSN-e 2477-8818, Vol. 2, Nº. Extra 3, 2016 (Ejemplar dedicado a: Monográfico de Ciencias de la Salud), págs. 201-219&quot;,&quot;accessed&quot;:{&quot;date-parts&quot;:[[2025,8,28]]},&quot;ISSN&quot;:&quot;2477-8818&quot;,&quot;URL&quot;:&quot;https://dialnet.unirioja.es/servlet/articulo?codigo=6324010&amp;info=resumen&amp;idioma=ENG&quot;,&quot;issued&quot;:{&quot;date-parts&quot;:[[2016]]},&quot;page&quot;:&quot;201-219&quot;,&quot;abstract&quot;:&quot;A quantitative and qualitative, descriptive and transversal study was carried out in the \&quot;Cinco de\nMayo\&quot; Private Education Unit of the city of Chone, an institution attached to the \&quot;Eloy Alfaro\&quot;\nLaica University of Manabí, Ecuador, in a population of 134 students from Basic general higher\neducation and 33 teachers, with a view to demonstrating how technological resources influence the\nperformance of teachers. The results of the series showed that the use of technological resources has\na significant level of importance with respect to the performance of teachers in the development of\ntheir work within the classroom, as demonstrated by the results of the research instruments that were\napplied , Since the percentages showed that the use of technological resources has a positive impact\non the motivation and interest of the student towards teaching and learning therefore contribute to\nimprove the performance of the teacher who applies them in their classes.&quot;,&quot;publisher&quot;:&quot;Polo de Capacitación, Investigación y Publicación (POCAIP)&quot;,&quot;issue&quot;:&quot;3&quot;,&quot;volume&quot;:&quot;2&quot;,&quot;container-title-short&quot;:&quot;&quot;},&quot;isTemporary&quot;:false,&quot;suppress-author&quot;:false,&quot;composite&quot;:false,&quot;author-only&quot;:false}]},{&quot;citationID&quot;:&quot;MENDELEY_CITATION_66e36815-5ffa-4212-9ff7-671e9ed2b041&quot;,&quot;properties&quot;:{&quot;noteIndex&quot;:0},&quot;isEdited&quot;:false,&quot;manualOverride&quot;:{&quot;isManuallyOverridden&quot;:false,&quot;citeprocText&quot;:&quot;[8]&quot;,&quot;manualOverrideText&quot;:&quot;&quot;},&quot;citationTag&quot;:&quot;MENDELEY_CITATION_v3_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&quot;,&quot;citationItems&quot;:[{&quot;id&quot;:&quot;0c91b55a-e2f3-3d74-bf57-be07508860c4&quot;,&quot;itemData&quot;:{&quot;type&quot;:&quot;article-journal&quot;,&quot;id&quot;:&quot;0c91b55a-e2f3-3d74-bf57-be07508860c4&quot;,&quot;title&quot;:&quot;Análisis de la Brecha Digital y el Acceso a Recursos Tecnológicos en las Instituciones de Educación Secundaria en Ecuador&quot;,&quot;author&quot;:[{&quot;family&quot;:&quot;Yanine&quot;,&quot;given&quot;:&quot;Evelin&quot;,&quot;parse-names&quot;:false,&quot;dropping-particle&quot;:&quot;&quot;,&quot;non-dropping-particle&quot;:&quot;&quot;},{&quot;family&quot;:&quot;Olvera&quot;,&quot;given&quot;:&quot;Muñoz&quot;,&quot;parse-names&quot;:false,&quot;dropping-particle&quot;:&quot;&quot;,&quot;non-dropping-particle&quot;:&quot;&quot;},{&quot;family&quot;:&quot;Georgina&quot;,&quot;given&quot;:&quot;Elsa&quot;,&quot;parse-names&quot;:false,&quot;dropping-particle&quot;:&quot;&quot;,&quot;non-dropping-particle&quot;:&quot;&quot;},{&quot;family&quot;:&quot;Bastidas&quot;,&quot;given&quot;:&quot;Jacome&quot;,&quot;parse-names&quot;:false,&quot;dropping-particle&quot;:&quot;&quot;,&quot;non-dropping-particle&quot;:&quot;&quot;},{&quot;family&quot;:&quot;Janet&quot;,&quot;given&quot;:&quot;Guadalupe&quot;,&quot;parse-names&quot;:false,&quot;dropping-particle&quot;:&quot;&quot;,&quot;non-dropping-particle&quot;:&quot;&quot;},{&quot;family&quot;:&quot;Espinoza&quot;,&quot;given&quot;:&quot;Medina&quot;,&quot;parse-names&quot;:false,&quot;dropping-particle&quot;:&quot;&quot;,&quot;non-dropping-particle&quot;:&quot;&quot;}],&quot;container-title&quot;:&quot;Ciencia Latina Revista Científica Multidisciplinar&quot;,&quot;accessed&quot;:{&quot;date-parts&quot;:[[2025,8,28]]},&quot;DOI&quot;:&quot;10.37811/CL_RCM.V8I2.11086&quot;,&quot;ISSN&quot;:&quot;2707-2215&quot;,&quot;URL&quot;:&quot;https://ciencialatina.org/index.php/cienciala/article/view/11086/16273&quot;,&quot;issued&quot;:{&quot;date-parts&quot;:[[2024,5,20]]},&quot;page&quot;:&quot;6698-6719&quot;,&quot;abstract&quot;:&quot;This study aimed to analyze the digital divide and access to technological resources in secondary education institutions in Ecuador. A descriptive and cross-sectional research design was employed, with a mixed approach combining quantitative and qualitative methods. The sample consisted of 360 educational institutions selected through stratified sampling. Structured questionnaires, semi-structured interviews, and documentary analysis were applied to collect data on technological infrastructure, connectivity, available devices, the use of ICT in the teaching-learning process, and factors influencing the digital divide. The results revealed significant differences in access to and use of technological resources between public and private institutions, as well as between urban and rural areas. Challenges related to teacher training, digital competencies, and the effective integration of ICT in the curriculum were identified. Recommendations are proposed to strengthen digital inclusion programs, promote teacher training, and articulate educational policies with digital inclusion policies at the national level. This study contributes to the understanding of the digital divide in Ecuadorian education and provides inputs for the design of public policies aimed at promoting equity and educational quality in the digital era.&quot;,&quot;publisher&quot;:&quot;Asociacion Latinoamericana para el Avance de la Ciencia&quot;,&quot;issue&quot;:&quot;2&quot;,&quot;volume&quot;:&quot;8&quot;,&quot;container-title-short&quot;:&quot;&quot;},&quot;isTemporary&quot;:false,&quot;suppress-author&quot;:false,&quot;composite&quot;:false,&quot;author-only&quot;:false}]},{&quot;citationID&quot;:&quot;MENDELEY_CITATION_f4f2cd47-c4a2-4bbf-a39f-35cb83db892a&quot;,&quot;properties&quot;:{&quot;noteIndex&quot;:0},&quot;isEdited&quot;:false,&quot;manualOverride&quot;:{&quot;isManuallyOverridden&quot;:false,&quot;citeprocText&quot;:&quot;[9]&quot;,&quot;manualOverrideText&quot;:&quot;&quot;},&quot;citationTag&quot;:&quot;MENDELEY_CITATION_v3_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&quot;,&quot;citationItems&quot;:[{&quot;id&quot;:&quot;45f625d5-b48d-33c8-8ac0-a70b15d9caac&quot;,&quot;itemData&quot;:{&quot;type&quot;:&quot;article-journal&quot;,&quot;id&quot;:&quot;45f625d5-b48d-33c8-8ac0-a70b15d9caac&quot;,&quot;title&quot;:&quot;Recursos tecnológicos para el aprendizaje en el marco de la educación inclusiva ecuatoriana&quot;,&quot;author&quot;:[{&quot;family&quot;:&quot;Arteaga-Tuba&quot;,&quot;given&quot;:&quot;Guillermo José&quot;,&quot;parse-names&quot;:false,&quot;dropping-particle&quot;:&quot;&quot;,&quot;non-dropping-particle&quot;:&quot;&quot;},{&quot;family&quot;:&quot;Arteaga-Tuba&quot;,&quot;given&quot;:&quot;Guillermo José&quot;,&quot;parse-names&quot;:false,&quot;dropping-particle&quot;:&quot;&quot;,&quot;non-dropping-particle&quot;:&quot;&quot;}],&quot;container-title&quot;:&quot;Cienciamatria. Revista Interdisciplinaria de Humanidades, Educación, Ciencia y Tecnología&quot;,&quot;accessed&quot;:{&quot;date-parts&quot;:[[2025,8,28]]},&quot;DOI&quot;:&quot;10.35381/CM.V10I18.1272&quot;,&quot;ISSN&quot;:&quot;2542-3029&quot;,&quot;URL&quot;:&quot;http://ve.scielo.org/scielo.php?script=sci_arttext&amp;pid=S2542-30292024000100289&amp;lng=es&amp;nrm=iso&amp;tlng=es&quot;,&quot;issued&quot;:{&quot;date-parts&quot;:[[2024,1,1]]},&quot;page&quot;:&quot;289-312&quot;,&quot;abstract&quot;:&quot;Se expone este artículo con el propósito de indagar cómo se ha dado la educación inclusiva en Ecuador y explorar cómo los recursos tecnológicos aparecen coligados para el fomento del aprendizaje inclusivo. Se corresponde con un estudio de naturaleza documental desarrollado mediante un diseño bibliográfico. A partir de los resultados, se pudo enunciar que Ecuador, muestra avances significativos en la promoción de la educación para todos, ya que, progresivamente ha implementado políticas y programas, aunados a un marco normativo, con el que que busca garantizar el acceso equitativo a la educación, especialmente para aquellos con discapacidades y/o necesidades especiales. Sin embargo, aún enfrenta desafíos importantes en función de lograr una verdadera educación inclusiva y de calidad en todo el sistema educativo.&quot;,&quot;publisher&quot;:&quot;Los autores&quot;,&quot;issue&quot;:&quot;18&quot;,&quot;volume&quot;:&quot;10&quot;,&quot;container-title-short&quot;:&quot;&quot;},&quot;isTemporary&quot;:false,&quot;suppress-author&quot;:false,&quot;composite&quot;:false,&quot;author-only&quot;:false}]},{&quot;citationID&quot;:&quot;MENDELEY_CITATION_a6cee5f9-fd2b-4b70-a86f-908cd824a894&quot;,&quot;properties&quot;:{&quot;noteIndex&quot;:0},&quot;isEdited&quot;:false,&quot;manualOverride&quot;:{&quot;isManuallyOverridden&quot;:false,&quot;citeprocText&quot;:&quot;[6]&quot;,&quot;manualOverrideText&quot;:&quot;&quot;},&quot;citationTag&quot;:&quot;MENDELEY_CITATION_v3_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&quot;,&quot;citationItems&quot;:[{&quot;id&quot;:&quot;fdaca172-7bec-3f78-83a1-fe7bc6dc07b5&quot;,&quot;itemData&quot;:{&quot;type&quot;:&quot;webpage&quot;,&quot;id&quot;:&quot;fdaca172-7bec-3f78-83a1-fe7bc6dc07b5&quot;,&quot;title&quot;:&quot;INFORME GENERAL DE PISA-D 2018&quot;,&quot;author&quot;:[{&quot;family&quot;:&quot;Josette Arévalo Gross&quot;,&quot;given&quot;:&quot;&quot;,&quot;parse-names&quot;:false,&quot;dropping-particle&quot;:&quot;&quot;,&quot;non-dropping-particle&quot;:&quot;&quot;}],&quot;accessed&quot;:{&quot;date-parts&quot;:[[2024,12,9]]},&quot;URL&quot;:&quot;https://issuu.com/ineval/docs/cie_informegeneralpisa18_20181123&quot;,&quot;issued&quot;:{&quot;date-parts&quot;:[[2018,12,11]]},&quot;page&quot;:&quot;1-152&quot;,&quot;container-title-short&quot;:&quot;&quot;},&quot;isTemporary&quot;:false,&quot;suppress-author&quot;:false,&quot;composite&quot;:false,&quot;author-only&quot;:false}]},{&quot;citationID&quot;:&quot;MENDELEY_CITATION_13683c1b-9ea0-41a2-b5d2-93531a6b0129&quot;,&quot;properties&quot;:{&quot;noteIndex&quot;:0},&quot;isEdited&quot;:false,&quot;manualOverride&quot;:{&quot;isManuallyOverridden&quot;:false,&quot;citeprocText&quot;:&quot;[10]&quot;,&quot;manualOverrideText&quot;:&quot;&quot;},&quot;citationTag&quot;:&quot;MENDELEY_CITATION_v3_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&quot;,&quot;citationItems&quot;:[{&quot;id&quot;:&quot;e37207eb-1ea6-3f0f-b3a9-1c64e74925da&quot;,&quot;itemData&quot;:{&quot;type&quot;:&quot;article-journal&quot;,&quot;id&quot;:&quot;e37207eb-1ea6-3f0f-b3a9-1c64e74925da&quot;,&quot;title&quot;:&quot;Plataformas de Aprendizaje Adaptativo: Aprovechando la IA para una Educación Personalizada&quot;,&quot;author&quot;:[{&quot;family&quot;:&quot;Agurto&quot;,&quot;given&quot;:&quot;Stefanie Antonella Torres&quot;,&quot;parse-names&quot;:false,&quot;dropping-particle&quot;:&quot;&quot;,&quot;non-dropping-particle&quot;:&quot;&quot;},{&quot;family&quot;:&quot;Agurto&quot;,&quot;given&quot;:&quot;Stefanie Antonella Torres&quot;,&quot;parse-names&quot;:false,&quot;dropping-particle&quot;:&quot;&quot;,&quot;non-dropping-particle&quot;:&quot;&quot;},{&quot;family&quot;:&quot;Córdova&quot;,&quot;given&quot;:&quot;Nora Raquel González&quot;,&quot;parse-names&quot;:false,&quot;dropping-particle&quot;:&quot;&quot;,&quot;non-dropping-particle&quot;:&quot;&quot;},{&quot;family&quot;:&quot;Pignataro&quot;,&quot;given&quot;:&quot;Daniella Francesa Alvarado&quot;,&quot;parse-names&quot;:false,&quot;dropping-particle&quot;:&quot;&quot;,&quot;non-dropping-particle&quot;:&quot;&quot;},{&quot;family&quot;:&quot;Merchan&quot;,&quot;given&quot;:&quot;Mayra Alejandra Sarmiento&quot;,&quot;parse-names&quot;:false,&quot;dropping-particle&quot;:&quot;&quot;,&quot;non-dropping-particle&quot;:&quot;&quot;}],&quot;container-title&quot;:&quot;Polo del Conocimiento&quot;,&quot;accessed&quot;:{&quot;date-parts&quot;:[[2025,8,28]]},&quot;DOI&quot;:&quot;10.23857/pc.v10i1.8994&quot;,&quot;ISSN&quot;:&quot;2550-682X&quot;,&quot;URL&quot;:&quot;https://www.polodelconocimiento.com/ojs/index.php/es/article/view/8994&quot;,&quot;issued&quot;:{&quot;date-parts&quot;:[[2025,2,22]]},&quot;page&quot;:&quot;2457-2470&quot;,&quot;abstract&quot;:&quot;La formación continua de los educadores no solo mejora su capacidad para utilizar estas herramientas, sino que también fomenta una cultura educativa más inclusiva y adaptativa. La colaboración entre instituciones educativas, desarrolladores de tecnología y responsables políticos será crucial para crear un marco que apoye la integración efectiva de estas innovaciones en el aula. La implementación de políticas que promuevan la equidad en el acceso a la tecnología educativa permitirá cerrar la brecha digital y asegurar que todos los estudiantes, independientemente de su contexto socioeconómico, puedan beneficiarse plenamente de estas oportunidades de aprendizaje.&quot;,&quot;issue&quot;:&quot;1&quot;,&quot;volume&quot;:&quot;10&quot;,&quot;container-title-short&quot;:&quot;&quot;},&quot;isTemporary&quot;:false,&quot;suppress-author&quot;:false,&quot;composite&quot;:false,&quot;author-only&quot;:false}]},{&quot;citationID&quot;:&quot;MENDELEY_CITATION_ff458023-734f-486e-9038-ac3bc0abdd05&quot;,&quot;properties&quot;:{&quot;noteIndex&quot;:0},&quot;isEdited&quot;:false,&quot;manualOverride&quot;:{&quot;isManuallyOverridden&quot;:false,&quot;citeprocText&quot;:&quot;[11]&quot;,&quot;manualOverrideText&quot;:&quot;&quot;},&quot;citationTag&quot;:&quot;MENDELEY_CITATION_v3_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&quot;,&quot;citationItems&quot;:[{&quot;id&quot;:&quot;12296d5e-b4a7-3cd1-88e7-e0d5f4a1a811&quot;,&quot;itemData&quot;:{&quot;type&quot;:&quot;article-journal&quot;,&quot;id&quot;:&quot;12296d5e-b4a7-3cd1-88e7-e0d5f4a1a811&quot;,&quot;title&quot;:&quot;The SAGE Handbook of Qualitative Research&quot;,&quot;accessed&quot;:{&quot;date-parts&quot;:[[2025,7,31]]},&quot;URL&quot;:&quot;https://dl1.cuni.cz/pluginfile.php/1143325/mod_resource/content/1/Norman%20K.%20Denzin%2C%20Yvonna%20S.%20Lincoln%20-%20The%20SAGE%20Handbook%20of%20Qualitative%20Research-SAGE%20Publications%2C%20Inc%20%282017%29.pdf&quot;,&quot;container-title-short&quot;:&quot;&quot;},&quot;isTemporary&quot;:false,&quot;suppress-author&quot;:false,&quot;composite&quot;:false,&quot;author-only&quot;:false}]},{&quot;citationID&quot;:&quot;MENDELEY_CITATION_667abf76-2ba5-4eee-987d-51fa645d8e8c&quot;,&quot;properties&quot;:{&quot;noteIndex&quot;:0},&quot;isEdited&quot;:false,&quot;manualOverride&quot;:{&quot;isManuallyOverridden&quot;:false,&quot;citeprocText&quot;:&quot;[12]&quot;,&quot;manualOverrideText&quot;:&quot;&quot;},&quot;citationTag&quot;:&quot;MENDELEY_CITATION_v3_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&quot;,&quot;citationItems&quot;:[{&quot;id&quot;:&quot;31cef1d1-0961-3c67-9146-6af7b3bdcc9d&quot;,&quot;itemData&quot;:{&quot;type&quot;:&quot;article-journal&quot;,&quot;id&quot;:&quot;31cef1d1-0961-3c67-9146-6af7b3bdcc9d&quot;,&quot;title&quot;:&quot;Introduccion-a-Los-Metodos-Cualitativos-de-Investigacion-Taylor-S-J-Bogdan-R&quot;,&quot;accessed&quot;:{&quot;date-parts&quot;:[[2025,7,31]]},&quot;URL&quot;:&quot;https://pics.unison.mx/maestria/wp-content/uploads/2020/05/Introduccion-a-Los-Metodos-Cualitativos-de-Investigacion-Taylor-S-J-Bogdan-R.pdf&quot;,&quot;container-title-short&quot;:&quot;&quot;},&quot;isTemporary&quot;:false,&quot;suppress-author&quot;:false,&quot;composite&quot;:false,&quot;author-only&quot;:false}]},{&quot;citationID&quot;:&quot;MENDELEY_CITATION_e2bf823c-6f90-4f0e-8e4b-07f1de8753f7&quot;,&quot;properties&quot;:{&quot;noteIndex&quot;:0},&quot;isEdited&quot;:false,&quot;manualOverride&quot;:{&quot;isManuallyOverridden&quot;:false,&quot;citeprocText&quot;:&quot;[13]&quot;,&quot;manualOverrideText&quot;:&quot;&quot;},&quot;citationTag&quot;:&quot;MENDELEY_CITATION_v3_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&quot;,&quot;citationItems&quot;:[{&quot;id&quot;:&quot;c520e764-cfbd-3743-bd8f-3f961907a12c&quot;,&quot;itemData&quot;:{&quot;type&quot;:&quot;article-journal&quot;,&quot;id&quot;:&quot;c520e764-cfbd-3743-bd8f-3f961907a12c&quot;,&quot;title&quot;:&quot;the discovery of gorunded theory&quot;,&quot;container-title-short&quot;:&quot;&quot;},&quot;isTemporary&quot;:false,&quot;suppress-author&quot;:false,&quot;composite&quot;:false,&quot;author-only&quot;:false}]},{&quot;citationID&quot;:&quot;MENDELEY_CITATION_409f9b05-c583-4a8e-b6b2-968fed9d32bd&quot;,&quot;properties&quot;:{&quot;noteIndex&quot;:0},&quot;isEdited&quot;:false,&quot;manualOverride&quot;:{&quot;isManuallyOverridden&quot;:false,&quot;citeprocText&quot;:&quot;[14]&quot;,&quot;manualOverrideText&quot;:&quot;&quot;},&quot;citationTag&quot;:&quot;MENDELEY_CITATION_v3_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&quot;,&quot;citationItems&quot;:[{&quot;id&quot;:&quot;23a4c59b-2580-3d79-aaf9-6703b48fdd48&quot;,&quot;itemData&quot;:{&quot;type&quot;:&quot;article&quot;,&quot;id&quot;:&quot;23a4c59b-2580-3d79-aaf9-6703b48fdd48&quot;,&quot;title&quot;:&quot;Use of Generative Artificial Intelligence, Including Large Language Models Such as ChatGPT, in Scientific Publications: Policies of KJR and Prominent Authorities&quot;,&quot;author&quot;:[{&quot;family&quot;:&quot;Park&quot;,&quot;given&quot;:&quot;Seong Ho&quot;,&quot;parse-names&quot;:false,&quot;dropping-particle&quot;:&quot;&quot;,&quot;non-dropping-particle&quot;:&quot;&quot;}],&quot;container-title&quot;:&quot;Korean Journal of Radiology&quot;,&quot;container-title-short&quot;:&quot;Korean J Radiol&quot;,&quot;accessed&quot;:{&quot;date-parts&quot;:[[2025,8,28]]},&quot;DOI&quot;:&quot;10.3348/kjr.2023.0643&quot;,&quot;ISSN&quot;:&quot;12296929&quot;,&quot;PMID&quot;:&quot;37500572&quot;,&quot;URL&quot;:&quot;https://kjronline.org/Synapse/Data/PDFData/0068KJR/kjr-24-715.pdf&quot;,&quot;issued&quot;:{&quot;date-parts&quot;:[[2023,8,1]]},&quot;page&quot;:&quot;715-718&quot;,&quot;publisher&quot;:&quot;Korean Radiological Society&quot;,&quot;issue&quot;:&quot;8&quot;,&quot;volume&quot;:&quot;24&quot;},&quot;isTemporary&quot;:false,&quot;suppress-author&quot;:false,&quot;composite&quot;:false,&quot;author-only&quot;:false}]},{&quot;citationID&quot;:&quot;MENDELEY_CITATION_58518b0a-68f9-464d-a498-b30f585f718d&quot;,&quot;properties&quot;:{&quot;noteIndex&quot;:0},&quot;isEdited&quot;:false,&quot;manualOverride&quot;:{&quot;isManuallyOverridden&quot;:false,&quot;citeprocText&quot;:&quot;[15]&quot;,&quot;manualOverrideText&quot;:&quot;&quot;},&quot;citationTag&quot;:&quot;MENDELEY_CITATION_v3_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&quot;,&quot;citationItems&quot;:[{&quot;id&quot;:&quot;7c54a495-f93c-36bf-af95-df68fbac9313&quot;,&quot;itemData&quot;:{&quot;type&quot;:&quot;article-journal&quot;,&quot;id&quot;:&quot;7c54a495-f93c-36bf-af95-df68fbac9313&quot;,&quot;title&quot;:&quot;Análisis comparativo de patrones de diseño de interfaz de usuario para el desarrollo de aplicaciones educativas Comparative Analysis of User Interface Design Patterns for Developing Educational Applications&quot;,&quot;author&quot;:[{&quot;family&quot;:&quot;Cortes-Camarillo&quot;,&quot;given&quot;:&quot;Cesar Augusto&quot;,&quot;parse-names&quot;:false,&quot;dropping-particle&quot;:&quot;&quot;,&quot;non-dropping-particle&quot;:&quot;&quot;},{&quot;family&quot;:&quot;Alor-Hernández&quot;,&quot;given&quot;:&quot;Giner&quot;,&quot;parse-names&quot;:false,&quot;dropping-particle&quot;:&quot;&quot;,&quot;non-dropping-particle&quot;:&quot;&quot;},{&quot;family&quot;:&quot;Olivares-Zepahua&quot;,&quot;given&quot;:&quot;Beatriz Alejandra&quot;,&quot;parse-names&quot;:false,&quot;dropping-particle&quot;:&quot;&quot;,&quot;non-dropping-particle&quot;:&quot;&quot;},{&quot;family&quot;:&quot;Rodríguez-Mazahua&quot;,&quot;given&quot;:&quot;Lisbeth&quot;,&quot;parse-names&quot;:false,&quot;dropping-particle&quot;:&quot;&quot;,&quot;non-dropping-particle&quot;:&quot;&quot;},{&quot;family&quot;:&quot;Gustavo Peláez-Camarena&quot;,&quot;given&quot;:&quot;Silvestre&quot;,&quot;parse-names&quot;:false,&quot;dropping-particle&quot;:&quot;&quot;,&quot;non-dropping-particle&quot;:&quot;&quot;}],&quot;container-title&quot;:&quot;Research in Computing Science&quot;,&quot;accessed&quot;:{&quot;date-parts&quot;:[[2025,8,28]]},&quot;URL&quot;:&quot;https://www.rcs.cic.ipn.mx/2016_126/Analisis%20comparativo%20de%20patrones%20de%20diseno%20de%20interfaz%20de%20usuario%20para%20el%20desarrollo.pdf&quot;,&quot;issued&quot;:{&quot;date-parts&quot;:[[2016]]},&quot;page&quot;:&quot;31-41&quot;,&quot;abstract&quot;:&quot;Resumen. En la actualidad las tabletas, teléfonos inteligentes y televisores inteligentes se encuentran al alcance de la mayoría de personas, estos dispositivos tienen diversos usos, por esta razón diseñar aplicaciones se ha vuelto una tarea tediosa y difícil de realizar, debido a los diferentes dispositivos y plataformas existentes en el mercado. Los patrones de diseño de interfaz de usuario permiten facilitar el desarrollo de aplicaciones, debido a que cada plataforma tiene su propia interacción entre el usuario y el dispositivo, porque dependiendo del dispositivo se utiliza un patrón de diseño distinto para su interfaz de usuario. Por esta razón se propone un análisis comparativo de patrones de diseño de interfaz de usuario, para generar contextos de uso orientados al ámbito educativo. Se diseñaron contextos de uso para establecer qué patrones de diseño de interfaz de usuario son recomendables para un dispositivo en específico, facilitando el desarrollo de aplicaciones educativas multi-dispositivos. Palabras clave: Ámbito educativo, contexto de uso, interfaz de usuario, multi-dispositivo, patrones de diseño. Abstract. Actually, most people have at their disposal different devices including tablets, smartphones and smart TVs, for this reason the design of this kind of applications has become a tedious and difficult task to do, by the different devices and platforms that exist in the market. The UIDPs (User Interface Design Patterns) facilitate the development of the kind of applications by, considering that on each platform the user interacts differently with the device because UIDPs 31&quot;,&quot;volume&quot;:&quot;126&quot;,&quot;container-title-short&quot;:&quot;&quot;},&quot;isTemporary&quot;:false,&quot;suppress-author&quot;:false,&quot;composite&quot;:false,&quot;author-only&quot;:false}]},{&quot;citationID&quot;:&quot;MENDELEY_CITATION_ba639e28-cd7d-45a3-9ed6-a0f42c0f6f9a&quot;,&quot;properties&quot;:{&quot;noteIndex&quot;:0},&quot;isEdited&quot;:false,&quot;manualOverride&quot;:{&quot;isManuallyOverridden&quot;:false,&quot;citeprocText&quot;:&quot;[16]&quot;,&quot;manualOverrideText&quot;:&quot;&quot;},&quot;citationTag&quot;:&quot;MENDELEY_CITATION_v3_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&quot;,&quot;citationItems&quot;:[{&quot;id&quot;:&quot;0b3822e3-b914-3e90-860f-5e34fcd0e5a9&quot;,&quot;itemData&quot;:{&quot;type&quot;:&quot;article-journal&quot;,&quot;id&quot;:&quot;0b3822e3-b914-3e90-860f-5e34fcd0e5a9&quot;,&quot;title&quot;:&quot;User Interface Design for E-Learning Software&quot;,&quot;author&quot;:[{&quot;family&quot;:&quot;Faghih&quot;,&quot;given&quot;:&quot;Behnam&quot;,&quot;parse-names&quot;:false,&quot;dropping-particle&quot;:&quot;&quot;,&quot;non-dropping-particle&quot;:&quot;&quot;},{&quot;family&quot;:&quot;Reza Azadehfar&quot;,&quot;given&quot;:&quot;Mohammad&quot;,&quot;parse-names&quot;:false,&quot;dropping-particle&quot;:&quot;&quot;,&quot;non-dropping-particle&quot;:&quot;&quot;},{&quot;family&quot;:&quot;Katebi&quot;,&quot;given&quot;:&quot;S D&quot;,&quot;parse-names&quot;:false,&quot;dropping-particle&quot;:&quot;&quot;,&quot;non-dropping-particle&quot;:&quot;&quot;}],&quot;container-title&quot;:&quot;JSCSE]&quot;,&quot;accessed&quot;:{&quot;date-parts&quot;:[[2025,8,28]]},&quot;DOI&quot;:&quot;10.7321/jscse.v3.n3.119&quot;,&quot;URL&quot;:&quot;https://arxiv.org/pdf/1401.6365&quot;,&quot;issued&quot;:{&quot;date-parts&quot;:[[2013]]},&quot;abstract&quot;:&quot;User interface (UI) is point of interaction between user and computer software. The success and failure of a software application depends on User Interface Design (UID). Possibility of using a software, easily using and learning are issues influenced by UID. The UI is significant in designing of educational software (e-Learning). Principles and concepts of learning should be considered in addition to UID principles in UID for e-learning. In this regard, to specify the logical relationship between education, learning, UID and multimedia at first we readdress the issues raised in previous studies. It is followed by examining the principle concepts of e-learning and UID. Then, we will see how UID contributes to e-learning through the educational software built by authors. Also we show the way of using UI to improve learning and motivating the learners and to improve the time efficiency of using e-learning software.&quot;,&quot;issue&quot;:&quot;3&quot;,&quot;volume&quot;:&quot;3&quot;,&quot;container-title-short&quot;:&quot;&quot;},&quot;isTemporary&quot;:false,&quot;suppress-author&quot;:false,&quot;composite&quot;:false,&quot;author-only&quot;:false}]},{&quot;citationID&quot;:&quot;MENDELEY_CITATION_d9a82660-5da7-4d10-a1dc-57b40bbb39a8&quot;,&quot;properties&quot;:{&quot;noteIndex&quot;:0},&quot;isEdited&quot;:false,&quot;manualOverride&quot;:{&quot;isManuallyOverridden&quot;:false,&quot;citeprocText&quot;:&quot;[17]&quot;,&quot;manualOverrideText&quot;:&quot;&quot;},&quot;citationTag&quot;:&quot;MENDELEY_CITATION_v3_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&quot;,&quot;citationItems&quot;:[{&quot;id&quot;:&quot;c9ca61b3-497f-3e0a-b574-433534e3dc13&quot;,&quot;itemData&quot;:{&quot;type&quot;:&quot;article-journal&quot;,&quot;id&quot;:&quot;c9ca61b3-497f-3e0a-b574-433534e3dc13&quot;,&quot;title&quot;:&quot;Álgebra y Trigonometría con Geometría Analítica&quot;,&quot;author&quot;:[{&quot;family&quot;:&quot;EARL W. SWOKOWSKI&quot;,&quot;given&quot;:&quot;&quot;,&quot;parse-names&quot;:false,&quot;dropping-particle&quot;:&quot;&quot;,&quot;non-dropping-particle&quot;:&quot;&quot;},{&quot;family&quot;:&quot;JEFFERY A. COLE&quot;,&quot;given&quot;:&quot;&quot;,&quot;parse-names&quot;:false,&quot;dropping-particle&quot;:&quot;&quot;,&quot;non-dropping-particle&quot;:&quot;&quot;}],&quot;accessed&quot;:{&quot;date-parts&quot;:[[2025,8,28]]},&quot;translator&quot;:[{&quot;family&quot;:&quot;Jorge Humberto Romo Muñoz&quot;,&quot;given&quot;:&quot;&quot;,&quot;parse-names&quot;:false,&quot;dropping-particle&quot;:&quot;&quot;,&quot;non-dropping-particle&quot;:&quot;&quot;}],&quot;ISBN&quot;:&quot;978-607-481-186-5&quot;,&quot;ISSN&quot;:&quot;607-481-186-5&quot;,&quot;URL&quot;:&quot;https://tuaulavirtual.educatic.unam.mx/pluginfile.php/977649/mod_resource/content/0/Swokowski.pdf&quot;,&quot;issued&quot;:{&quot;date-parts&quot;:[[2009]]},&quot;volume&quot;:&quot;12a. edición&quot;,&quot;container-title-short&quot;:&quot;&quot;},&quot;isTemporary&quot;:false,&quot;suppress-author&quot;:false,&quot;composite&quot;:false,&quot;author-only&quot;:false}]},{&quot;citationID&quot;:&quot;MENDELEY_CITATION_32f973b1-eabc-4afe-8fa5-453215a8c6dc&quot;,&quot;properties&quot;:{&quot;noteIndex&quot;:0},&quot;isEdited&quot;:false,&quot;manualOverride&quot;:{&quot;isManuallyOverridden&quot;:false,&quot;citeprocText&quot;:&quot;[18]&quot;,&quot;manualOverrideText&quot;:&quot;&quot;},&quot;citationTag&quot;:&quot;MENDELEY_CITATION_v3_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&quot;,&quot;citationItems&quot;:[{&quot;id&quot;:&quot;732c933d-ec2e-39a1-863e-a0f42fc93486&quot;,&quot;itemData&quot;:{&quot;type&quot;:&quot;article-journal&quot;,&quot;id&quot;:&quot;732c933d-ec2e-39a1-863e-a0f42fc93486&quot;,&quot;title&quot;:&quot;Programación de aplicaciones web: historia, principios básicos y clientes web&quot;,&quot;author&quot;:[{&quot;family&quot;:&quot;Luján Mora&quot;,&quot;given&quot;:&quot;Sergio&quot;,&quot;parse-names&quot;:false,&quot;dropping-particle&quot;:&quot;&quot;,&quot;non-dropping-particle&quot;:&quot;&quot;}],&quot;accessed&quot;:{&quot;date-parts&quot;:[[2025,8,28]]},&quot;ISBN&quot;:&quot;84-8454-206-8&quot;,&quot;URL&quot;:&quot;https://dialnet.unirioja.es/servlet/libro?codigo=204176&amp;info=resumen&amp;idioma=SPA&quot;,&quot;issued&quot;:{&quot;date-parts&quot;:[[2002,10,31]]},&quot;abstract&quot;:&quot;Aunque los inicios de Internet se remontan a los años sesenta, no ha sido hasta los años noventa cuando, gracias a la Web, se ha extendido su uso por todo el mundo. En pocos años la Web ha evolucionado enormemente: se ha pasado de páginas sencillas, con pocas imágenes y contenidos estáticos a páginas complejas con contenidos dinámicos que provienen de bases de datos, lo que permite la creación de \&quot;aplicaciones web\&quot;.De forma breve, una aplicación Web se puede definir como una aplicación en la cual el usuario por medio de un navegador realiza peticiones a una aplicación remota accesible a través de Internet (o a través de una Intranet) y que recibe una respuesta que se muestra en el propio navegador. El contenido de este libro se estructura en dos partes. En la primera parte del libro se tratan temas introductorios a la programación de aplicaciones Web: un breve repaso de la historia de Internet y de la web, características de las arquitecturas cliente/servidor, el concepto de aplicación Web y la estructura de un sitio web tanto a nivel físico como lógico. La segunda parte del libro se centra en la programación de la parte cliente de las aplicaciones web. En el \&quot;mundo Internet\&quot; existen muchas tecnologías que se pueden emplear para programar los clientes web, como ActiveX, applet, Flash, VRML, etc., pero sólo dos son las tecnología más extendidas y se pueden considerar \&quot;el estándar\&quot;: HTML y JavaScript. Este libro se centra en estas dos tecnologías y presta una especial atención a la creación de formularios, la base para cualquier aplicación web. Sergio Luján Mora es Ingeniero en Informática por la Universidad de Alicante. Ha impartido diversos cursos sobre Internet y las diversas tecnologías que se emplean en la programación de aplicaciones web (HTML, JavaScript, ASP y Java). Durante un año ha trabajado en el Laboratorio Multimedia (mmlab) de la Universidad de Alicante, desarrollando aplicaciones para Internet e Intranets. Ha escrito los libros \&quot;Programación en Internet: Clientes Web\&quot; y \&quot;Programación de servidores web con CGI, SSI e IDC\&quot; publicados por la Editorial Club Universitario. Desde 1999 forma parte del Departamento de Lenguajes y Sistemas Informáticos de la Universidad de Alicante. Las asignaturas que imparte en la actualidad son \&quot;Programación en Internet\&quot; y \&quot;Programación y Estructuras de Datos\&quot;.&quot;,&quot;publisher&quot;:&quot;Editorial Club Universitario (ECU)&quot;,&quot;container-title-short&quot;:&quot;&quot;},&quot;isTemporary&quot;:false,&quot;suppress-author&quot;:false,&quot;composite&quot;:false,&quot;author-only&quot;:false}]},{&quot;citationID&quot;:&quot;MENDELEY_CITATION_33bf8c3c-817d-402f-96ae-68947dfa23c7&quot;,&quot;properties&quot;:{&quot;noteIndex&quot;:0},&quot;isEdited&quot;:false,&quot;manualOverride&quot;:{&quot;isManuallyOverridden&quot;:false,&quot;citeprocText&quot;:&quot;[19]&quot;,&quot;manualOverrideText&quot;:&quot;&quot;},&quot;citationTag&quot;:&quot;MENDELEY_CITATION_v3_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&quot;,&quot;citationItems&quot;:[{&quot;id&quot;:&quot;ea6812f3-e3b2-3e87-8109-036dbffad5af&quot;,&quot;itemData&quot;:{&quot;type&quot;:&quot;article-journal&quot;,&quot;id&quot;:&quot;ea6812f3-e3b2-3e87-8109-036dbffad5af&quot;,&quot;title&quot;:&quot;Comparación de tendencias tecnológicas en aplicaciones web&quot;,&quot;author&quot;:[{&quot;family&quot;:&quot;Valarezo Pardo&quot;,&quot;given&quot;:&quot;Milton Rafael&quot;,&quot;parse-names&quot;:false,&quot;dropping-particle&quot;:&quot;&quot;,&quot;non-dropping-particle&quot;:&quot;&quot;},{&quot;family&quot;:&quot;Honores Tapia&quot;,&quot;given&quot;:&quot;Joofre Antonio&quot;,&quot;parse-names&quot;:false,&quot;dropping-particle&quot;:&quot;&quot;,&quot;non-dropping-particle&quot;:&quot;&quot;},{&quot;family&quot;:&quot;Gómez Moreno&quot;,&quot;given&quot;:&quot;Antonio Steeven&quot;,&quot;parse-names&quot;:false,&quot;dropping-particle&quot;:&quot;&quot;,&quot;non-dropping-particle&quot;:&quot;&quot;},{&quot;family&quot;:&quot;Vinces Sánchez&quot;,&quot;given&quot;:&quot;Luis Fernando&quot;,&quot;parse-names&quot;:false,&quot;dropping-particle&quot;:&quot;&quot;,&quot;non-dropping-particle&quot;:&quot;&quot;}],&quot;container-title&quot;:&quot;3c Tecnología: glosas de innovación aplicadas a la pyme, ISSN-e 2254-4143, Vol. 7, Nº. 3, 2018, págs. 28-49&quot;,&quot;accessed&quot;:{&quot;date-parts&quot;:[[2025,8,28]]},&quot;DOI&quot;:&quot;10.17993/3ctecno.2018.v7n3e27.28-49/30&quot;,&quot;ISSN&quot;:&quot;2254-4143&quot;,&quot;URL&quot;:&quot;https://dialnet.unirioja.es/servlet/articulo?codigo=6551743&amp;info=resumen&amp;idioma=SPA&quot;,&quot;issued&quot;:{&quot;date-parts&quot;:[[2018]]},&quot;page&quot;:&quot;28-49&quot;,&quot;abstract&quot;:&quot;Hoy en día el Internet es un gran medio de comunicación, en mayor medida, un medio de influencias que se ve reflejado en los avances y la continua adaptación tanto de los usuarios, como de los desarrolladores hacia él, por ello han surgido tendencias para el desarrollo Web como medio para establecer un modelo a seguir, así como para ofrecer unos mejores servicios a los usuarios. En las tendencias tecnológicas mencionadas existen diversos lenguajes de programación, herramientas y plataformas que sirve para darnos un claro entendimiento del cómo nos brindan una velocidad eficaz al momento de desarrollar una aplicación Web las cuales ofrecen una gran ventaja al grupo de trabajo en reducción de tiempo que se basan en requerimientos pre-establecidos usados en la creación de sistemas Web. Tomando en cuenta la información investigada se obtiene información acerca de los lenguajes de programación además plataformas, herramientas entre otras tecnologías que han mejorado de manera general; los mismos que permiten a los desarrolladores crear un sistema con un margen de error muy reducido en comparación con sus procesos. Para el desarrollo se orienta en los nuevos ambientes de trabajo que han agilizado el progreso software. En el presente documento se muestra algunas de las tecnologías que se han establecido para el óptimo desarrollo de aplicaciones Web, en la cual se empleó una investigación de tipo analítica, bibliográfica y documental, la cual brinda información confiable, verídica y proporciona criterios que ayudarán al desarrollo del documento.&quot;,&quot;publisher&quot;:&quot;3ciencias&quot;,&quot;issue&quot;:&quot;3&quot;,&quot;volume&quot;:&quot;7&quot;,&quot;container-title-short&quot;:&quot;&quot;},&quot;isTemporary&quot;:false,&quot;suppress-author&quot;:false,&quot;composite&quot;:false,&quot;author-only&quot;:false}]},{&quot;citationID&quot;:&quot;MENDELEY_CITATION_b63ece5d-61e3-428b-9e4f-e80e66b2e965&quot;,&quot;properties&quot;:{&quot;noteIndex&quot;:0},&quot;isEdited&quot;:false,&quot;manualOverride&quot;:{&quot;isManuallyOverridden&quot;:false,&quot;citeprocText&quot;:&quot;[20]&quot;,&quot;manualOverrideText&quot;:&quot;&quot;},&quot;citationTag&quot;:&quot;MENDELEY_CITATION_v3_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&quot;,&quot;citationItems&quot;:[{&quot;id&quot;:&quot;350b747e-8dad-3e1f-a4b1-d6435d9e6b57&quot;,&quot;itemData&quot;:{&quot;type&quot;:&quot;article-journal&quot;,&quot;id&quot;:&quot;350b747e-8dad-3e1f-a4b1-d6435d9e6b57&quot;,&quot;title&quot;:&quot;Aplicaciones web Aplicaciones Web Aplicaciones web Materiales del proyecto&quot;,&quot;author&quot;:[{&quot;family&quot;:&quot;Lerma-Blasco&quot;,&quot;given&quot;:&quot;Raül&quot;,&quot;parse-names&quot;:false,&quot;dropping-particle&quot;:&quot;V&quot;,&quot;non-dropping-particle&quot;:&quot;&quot;},{&quot;family&quot;:&quot;Alfredo&quot;,&quot;given&quot;:&quot;José&quot;,&quot;parse-names&quot;:false,&quot;dropping-particle&quot;:&quot;&quot;,&quot;non-dropping-particle&quot;:&quot;&quot;},{&quot;family&quot;:&quot;Andrés&quot;,&quot;given&quot;:&quot;Murcia&quot;,&quot;parse-names&quot;:false,&quot;dropping-particle&quot;:&quot;&quot;,&quot;non-dropping-particle&quot;:&quot;&quot;},{&quot;family&quot;:&quot;Mifsud&quot;,&quot;given&quot;:&quot;Elvira&quot;,&quot;parse-names&quot;:false,&quot;dropping-particle&quot;:&quot;&quot;,&quot;non-dropping-particle&quot;:&quot;&quot;},{&quot;family&quot;:&quot;Lerma-Blasco&quot;,&quot;given&quot;:&quot;Talón R&quot;,&quot;parse-names&quot;:false,&quot;dropping-particle&quot;:&quot;V&quot;,&quot;non-dropping-particle&quot;:&quot;&quot;},{&quot;family&quot;:&quot;Murcia&quot;,&quot;given&quot;:&quot;J A&quot;,&quot;parse-names&quot;:false,&quot;dropping-particle&quot;:&quot;&quot;,&quot;non-dropping-particle&quot;:&quot;&quot;},{&quot;family&quot;:&quot;Mifsud&quot;,&quot;given&quot;:&quot;E&quot;,&quot;parse-names&quot;:false,&quot;dropping-particle&quot;:&quot;&quot;,&quot;non-dropping-particle&quot;:&quot;&quot;}],&quot;accessed&quot;:{&quot;date-parts&quot;:[[2025,8,28]]},&quot;ISBN&quot;:&quot;978-84-481-8392-9&quot;,&quot;URL&quot;:&quot;www.mhe.es/cf/informatica&quot;,&quot;issued&quot;:{&quot;date-parts&quot;:[[2013]]},&quot;abstract&quot;:&quot;«La base de tu futuro» Ésta es la filosofía del proyecto editorial de McGraw-Hill para Ciclos Formativos, una etapa decisiva en la formación de profesionales. El proyecto para el módulo Aplicaciones web, incluido en el nuevo ciclo formativo Técnico en Sistemas Microinformáticos y Redes, y que está estructu-rado en dos niveles de uso, para el alumno y para el profesor, ha sido desarrollado según tres principios básicos: • Una metodología basada en la práctica y en la adecuación de contenidos y procedimientos a la realidad profesional. • Unos materiales desarrollados para conseguir las destrezas, habilidades y resultados de aprendizaje que necesitarás para conseguir tu título y desenvolverte en el mercado laboral. • Una presentación de los contenidos clara y atractiva, con variedad de recursos gráficos y multimedia que facilitarán tu aprendizaje. Para el alumno Para el profesor CEO del alumno Guía didáctica en CEO del profesor Confiamos en que esta obra sea una herramienta útil y eficaz, y que contribuya a tu formación como profesional.&quot;,&quot;container-title-short&quot;:&quot;&quot;},&quot;isTemporary&quot;:false,&quot;suppress-author&quot;:false,&quot;composite&quot;:false,&quot;author-only&quot;:false}]},{&quot;citationID&quot;:&quot;MENDELEY_CITATION_55bc22b0-f33c-4e4b-96d4-b5142fd6b3fa&quot;,&quot;properties&quot;:{&quot;noteIndex&quot;:0},&quot;isEdited&quot;:false,&quot;manualOverride&quot;:{&quot;isManuallyOverridden&quot;:false,&quot;citeprocText&quot;:&quot;[21]&quot;,&quot;manualOverrideText&quot;:&quot;&quot;},&quot;citationTag&quot;:&quot;MENDELEY_CITATION_v3_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&quot;,&quot;citationItems&quot;:[{&quot;id&quot;:&quot;29905e68-0b58-3a55-83fd-b47c93cd49cf&quot;,&quot;itemData&quot;:{&quot;type&quot;:&quot;article-journal&quot;,&quot;id&quot;:&quot;29905e68-0b58-3a55-83fd-b47c93cd49cf&quot;,&quot;title&quot;:&quot;Software educativos&quot;,&quot;author&quot;:[{&quot;family&quot;:&quot;Vidal&quot;,&quot;given&quot;:&quot;María&quot;,&quot;parse-names&quot;:false,&quot;dropping-particle&quot;:&quot;&quot;,&quot;non-dropping-particle&quot;:&quot;&quot;},{&quot;family&quot;:&quot;Gómez&quot;,&quot;given&quot;:&quot;Freddy&quot;,&quot;parse-names&quot;:false,&quot;dropping-particle&quot;:&quot;&quot;,&quot;non-dropping-particle&quot;:&quot;&quot;},{&quot;family&quot;:&quot;Ii&quot;,&quot;given&quot;:&quot;Martínez&quot;,&quot;parse-names&quot;:false,&quot;dropping-particle&quot;:&quot;&quot;,&quot;non-dropping-particle&quot;:&quot;&quot;},{&quot;family&quot;:&quot;Ruiz&quot;,&quot;given&quot;:&quot;Alina M&quot;,&quot;parse-names&quot;:false,&quot;dropping-particle&quot;:&quot;&quot;,&quot;non-dropping-particle&quot;:&quot;&quot;},{&quot;family&quot;:&quot;Iii&quot;,&quot;given&quot;:&quot;Piedra&quot;,&quot;parse-names&quot;:false,&quot;dropping-particle&quot;:&quot;&quot;,&quot;non-dropping-particle&quot;:&quot;&quot;}],&quot;container-title&quot;:&quot;Educación Médica Superior&quot;,&quot;accessed&quot;:{&quot;date-parts&quot;:[[2025,8,28]]},&quot;ISSN&quot;:&quot;0864-2141&quot;,&quot;URL&quot;:&quot;http://scielo.sld.cu/scielo.php?script=sci_arttext&amp;pid=S0864-21412010000100012&amp;lng=es&amp;nrm=iso&amp;tlng=en&quot;,&quot;issued&quot;:{&quot;date-parts&quot;:[[2010]]},&quot;page&quot;:&quot;97-110&quot;,&quot;abstract&quot;:&quot;El tema que les ofrecemos en este número, da continuidad al que revisamos sobre Plataformas Didácticas como Tecnología Educativa, 1 ya que forman parte de estas como recursos de la enseñanza y el aprendizaje. Los software educativos (SE), se definen de forma genérica como aplicaciones o programas computacionales que faciliten el proceso de enseñanza aprendizaje. Algunos autores lo conceptualizan como cualquier programa computacional cuyas características estructurales y funcionales sirvan de apoyo al proceso de enseñar, aprender y administrar, o el que está destinado a la enseñanza y el autoaprendizaje y además permite el desarrollo de ciertas habilidades cognitivas; 2-5 términos que seguramente se replantearán en la medida que se introduzcan nuevos desarrollos tecnológicos para el trabajo en red en Internet. Las características más generalizadas en los SE son: 5-7-Finalidad: orientados a la enseñanza-aprendizaje en todas sus formas.-Utilización del computador: el medio utilizado como soporte es el computador.-Facilidad de uso: son intuitivos y aplica reglas generales de uso y de fácil comprensión para su navegabilidad o desplazamiento y recursividad o posibilidad de regreso a temáticas de interés desde cualquier punto en el ambiente virtual.-Interactividad: permite un intercambio efectivo de información con el estudiante.&quot;,&quot;publisher&quot;:&quot;Los autores conservan todos los derechos sobre sus obras, las cuales pueden reproducir y distribuir siempre y cuando citen la fuente primaria de publicación y lo hagan con fines no comerciales.&quot;,&quot;issue&quot;:&quot;1&quot;,&quot;volume&quot;:&quot;24&quot;,&quot;container-title-short&quot;:&quot;&quot;},&quot;isTemporary&quot;:false,&quot;suppress-author&quot;:false,&quot;composite&quot;:false,&quot;author-only&quot;:false}]},{&quot;citationID&quot;:&quot;MENDELEY_CITATION_c6e5b687-8285-45cf-a355-5eca4de1a487&quot;,&quot;properties&quot;:{&quot;noteIndex&quot;:0},&quot;isEdited&quot;:false,&quot;manualOverride&quot;:{&quot;isManuallyOverridden&quot;:false,&quot;citeprocText&quot;:&quot;[22]&quot;,&quot;manualOverrideText&quot;:&quot;&quot;},&quot;citationTag&quot;:&quot;MENDELEY_CITATION_v3_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&quot;,&quot;citationItems&quot;:[{&quot;id&quot;:&quot;cca4c128-5866-3c4d-a9e5-827e680f436c&quot;,&quot;itemData&quot;:{&quot;type&quot;:&quot;report&quot;,&quot;id&quot;:&quot;cca4c128-5866-3c4d-a9e5-827e680f436c&quot;,&quot;title&quot;:&quot;Software educativo o recurso educativo Educational software oreducationalresource&quot;,&quot;author&quot;:[{&quot;family&quot;:&quot;Sc José Salvador Márquez Cundú ProfesorAuxiliar&quot;,&quot;given&quot;:&quot;M&quot;,&quot;parse-names&quot;:false,&quot;dropping-particle&quot;:&quot;&quot;,&quot;non-dropping-particle&quot;:&quot;&quot;}],&quot;issued&quot;:{&quot;date-parts&quot;:[[2018]]},&quot;abstract&quot;:&quot;E l impacto que están causando los avances in-formáticos sobre el mundo educativo se ve en incremento por la presión ejercida por el mundo del trabajo, que cada vez necesita y demanda una mayor formación en muchos campos, pero con más énfasis en el de la informática. Ante esta situación es inminente la necesidad de que los programas docentes de formación y superación, a cualquier nivel, tengan que incorporar los software educativos dentro de su contenido. Por tal motivo se hace imprescindible hacer comprender a nuestros educadores la importancia de su apli-cación, lo cual no debe ser visto como un medio de enseñanza o una herramienta de trabajo utili-zada en la enseñanza, sino como un eslabón fundamental para incrementar la calidad del proceso educativo. A partir del cambio de tecnologías y la intro-ducción de la computación en los diferentes niveles de educación se implementan acciones concretas RESUMEN. El software educativo es una categoría muy empleada en los espacios de formación pues claramente se pueden observar las potencialidades que para la mediación de los procesos comunicativos propiciadores del aprendizaje ofrece. Hoy surgen múltiples categorías y deno-minaciones para tan importante herramienta, sin embargo, cada una de esas denominaciones tienen elementos idiográficos que los diferencian. El presente trabajo va dirigido a aportar detalles importantes del software educativo que lo identifican y diferencian de los recursos educativos, aunque esté contenido en este grupo de clasificación. Para esto se realiza una sistematización de estos conceptos aplicando métodos deductivos e inductivos, el análisis y la síntesis entre otros. Cómo resultado se obtiene una definición de software educativo que deja claramente ex-puesta cada una de las características por la cual se define de esta manera. Palabras clave: software, software educativo, recurso educativo, recurso educativo digital. ABSTRACT. Educational software is a category widely used in training spaces because clearly you can see the potential for mediation of communicative processes conducive to learning offers. Today there are multiple categories and denominations for such an important tool, however each of these denominations have idiographic elements that differentiate them. This work is aimed at providing important details of educational software that identify it and differentiate it from educational resources, even if it is contained in this classification group. For this, a systematization of these concepts is carried out applying deductive and inductive methods, analysis and synthesis among others. As a result, a definition of educational software is obtained that clearly exposes each one of the characteristics by which it is defined in this way.&quot;,&quot;issue&quot;:&quot;67&quot;,&quot;container-title-short&quot;:&quot;&quot;},&quot;isTemporary&quot;:false,&quot;suppress-author&quot;:false,&quot;composite&quot;:false,&quot;author-only&quot;:false}]},{&quot;citationID&quot;:&quot;MENDELEY_CITATION_8f3f3c15-8b60-426e-a0da-9c788e587971&quot;,&quot;properties&quot;:{&quot;noteIndex&quot;:0},&quot;isEdited&quot;:false,&quot;manualOverride&quot;:{&quot;isManuallyOverridden&quot;:false,&quot;citeprocText&quot;:&quot;[23]&quot;,&quot;manualOverrideText&quot;:&quot;&quot;},&quot;citationTag&quot;:&quot;MENDELEY_CITATION_v3_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&quot;,&quot;citationItems&quot;:[{&quot;id&quot;:&quot;9dab0b7d-9d5c-391b-91b5-9ccbe19d7a26&quot;,&quot;itemData&quot;:{&quot;type&quot;:&quot;article-journal&quot;,&quot;id&quot;:&quot;9dab0b7d-9d5c-391b-91b5-9ccbe19d7a26&quot;,&quot;title&quot;:&quot;An overview of the CellML API and its implementation&quot;,&quot;author&quot;:[{&quot;family&quot;:&quot;Miller&quot;,&quot;given&quot;:&quot;Andrew K.&quot;,&quot;parse-names&quot;:false,&quot;dropping-particle&quot;:&quot;&quot;,&quot;non-dropping-particle&quot;:&quot;&quot;},{&quot;family&quot;:&quot;Marsh&quot;,&quot;given&quot;:&quot;Justin&quot;,&quot;parse-names&quot;:false,&quot;dropping-particle&quot;:&quot;&quot;,&quot;non-dropping-particle&quot;:&quot;&quot;},{&quot;family&quot;:&quot;Reeve&quot;,&quot;given&quot;:&quot;Adam&quot;,&quot;parse-names&quot;:false,&quot;dropping-particle&quot;:&quot;&quot;,&quot;non-dropping-particle&quot;:&quot;&quot;},{&quot;family&quot;:&quot;Garny&quot;,&quot;given&quot;:&quot;Alan&quot;,&quot;parse-names&quot;:false,&quot;dropping-particle&quot;:&quot;&quot;,&quot;non-dropping-particle&quot;:&quot;&quot;},{&quot;family&quot;:&quot;Britten&quot;,&quot;given&quot;:&quot;Randall&quot;,&quot;parse-names&quot;:false,&quot;dropping-particle&quot;:&quot;&quot;,&quot;non-dropping-particle&quot;:&quot;&quot;},{&quot;family&quot;:&quot;Halstead&quot;,&quot;given&quot;:&quot;Matt&quot;,&quot;parse-names&quot;:false,&quot;dropping-particle&quot;:&quot;&quot;,&quot;non-dropping-particle&quot;:&quot;&quot;},{&quot;family&quot;:&quot;Cooper&quot;,&quot;given&quot;:&quot;Jonathan&quot;,&quot;parse-names&quot;:false,&quot;dropping-particle&quot;:&quot;&quot;,&quot;non-dropping-particle&quot;:&quot;&quot;},{&quot;family&quot;:&quot;Nickerson&quot;,&quot;given&quot;:&quot;David P.&quot;,&quot;parse-names&quot;:false,&quot;dropping-particle&quot;:&quot;&quot;,&quot;non-dropping-particle&quot;:&quot;&quot;},{&quot;family&quot;:&quot;Nielsen&quot;,&quot;given&quot;:&quot;Poul F.&quot;,&quot;parse-names&quot;:false,&quot;dropping-particle&quot;:&quot;&quot;,&quot;non-dropping-particle&quot;:&quot;&quot;}],&quot;container-title&quot;:&quot;BMC Bioinformatics&quot;,&quot;container-title-short&quot;:&quot;BMC Bioinformatics&quot;,&quot;accessed&quot;:{&quot;date-parts&quot;:[[2025,8,28]]},&quot;DOI&quot;:&quot;10.1186/1471-2105-11-178/FIGURES/1&quot;,&quot;ISSN&quot;:&quot;14712105&quot;,&quot;PMID&quot;:&quot;20377909&quot;,&quot;URL&quot;:&quot;https://link.springer.com/articles/10.1186/1471-2105-11-178&quot;,&quot;issued&quot;:{&quot;date-parts&quot;:[[2010,4,8]]},&quot;page&quot;:&quot;1-12&quot;,&quot;abstract&quot;:&quot;Background: CellML is an XML based language for representing mathematical models, in a machine-independent form which is suitable for their exchange between different authors, and for archival in a model repository. Allowing for the exchange and archival of models in a computer readable form is a key strategic goal in bioinformatics, because of the associated improvements in scientific record accuracy, the faster iterative process of scientific development, and the ability to combine models into large integrative models.However, for CellML models to be useful, tools which can process them correctly are needed. Due to some of the more complex features present in CellML models, such as imports, developing code ab initio to correctly process models can be an onerous task. For this reason, there is a clear and pressing need for an application programming interface (API), and a good implementation of that API, upon which tools can base their support for CellML.Results: We developed an API which allows the information in CellML models to be retrieved and/or modified. We also developed a series of optional extension APIs, for tasks such as simplifying the handling of connections between variables, dealing with physical units, validating models, and translating models into different procedural languages.We have also provided a Free/Open Source implementation of this application programming interface, optimised to achieve good performance.Conclusions: Tools have been developed using the API which are mature enough for widespread use. The API has the potential to accelerate the development of additional tools capable of processing CellML, and ultimately lead to an increased level of sharing of mathematical model descriptions. © 2010 Miller et al; licensee BioMed Central Ltd.&quot;,&quot;publisher&quot;:&quot;BioMed Central&quot;,&quot;issue&quot;:&quot;1&quot;,&quot;volume&quot;:&quot;11&quot;},&quot;isTemporary&quot;:false,&quot;suppress-author&quot;:false,&quot;composite&quot;:false,&quot;author-only&quot;:false}]},{&quot;citationID&quot;:&quot;MENDELEY_CITATION_6eeef895-1c60-48f2-bda7-7f94c704174b&quot;,&quot;properties&quot;:{&quot;noteIndex&quot;:0},&quot;isEdited&quot;:false,&quot;manualOverride&quot;:{&quot;isManuallyOverridden&quot;:false,&quot;citeprocText&quot;:&quot;[24]&quot;,&quot;manualOverrideText&quot;:&quot;&quot;},&quot;citationTag&quot;:&quot;MENDELEY_CITATION_v3_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&quot;,&quot;citationItems&quot;:[{&quot;id&quot;:&quot;9b1d2aa2-510e-3889-8acc-50bc11b16caa&quot;,&quot;itemData&quot;:{&quot;type&quot;:&quot;article-journal&quot;,&quot;id&quot;:&quot;9b1d2aa2-510e-3889-8acc-50bc11b16caa&quot;,&quot;title&quot;:&quot;A Systematic Review of API Evolution Literature&quot;,&quot;author&quot;:[{&quot;family&quot;:&quot;Lamothe&quot;,&quot;given&quot;:&quot;Maxime&quot;,&quot;parse-names&quot;:false,&quot;dropping-particle&quot;:&quot;&quot;,&quot;non-dropping-particle&quot;:&quot;&quot;},{&quot;family&quot;:&quot;Guéhéneuc&quot;,&quot;given&quot;:&quot;Yann Gaël&quot;,&quot;parse-names&quot;:false,&quot;dropping-particle&quot;:&quot;&quot;,&quot;non-dropping-particle&quot;:&quot;&quot;},{&quot;family&quot;:&quot;Shang&quot;,&quot;given&quot;:&quot;Weiyi&quot;,&quot;parse-names&quot;:false,&quot;dropping-particle&quot;:&quot;&quot;,&quot;non-dropping-particle&quot;:&quot;&quot;}],&quot;container-title&quot;:&quot;ACM Computing Surveys&quot;,&quot;container-title-short&quot;:&quot;ACM Comput Surv&quot;,&quot;accessed&quot;:{&quot;date-parts&quot;:[[2025,8,28]]},&quot;DOI&quot;:&quot;10.1145/3470133;SERIALTOPIC:TOPIC:ACM-PUBTYPE&gt;JOURNAL;PAGE:STRING:ARTICLE/CHAPTER&quot;,&quot;ISSN&quot;:&quot;15577341&quot;,&quot;URL&quot;:&quot;/doi/pdf/10.1145/3470133?download=true&quot;,&quot;issued&quot;:{&quot;date-parts&quot;:[[2022,11,30]]},&quot;abstract&quot;:&quot;Recent software advances have led to an expansion of the development and usage of application programming interfaces (APIs). From millions of Android packages (APKs) available on Google Store to millions of open-source packages available in Maven, PyPI, and npm, APIs have become an integral part of software development.Like any software artifact, software APIs evolve and suffer from this evolution. Prior research has uncovered many challenges to the development, usage, and evolution of APIs. While some challenges have been studied and solved, many remain. These challenges are scattered in the literature, which hides advances and cloaks the remaining challenges.In this systematic literature review on APIs and API evolution, we uncover and describe publication trends and trending topics. We compile common research goals, evaluation methods, metrics, and subjects. We summarize the current state-of-the-art and outline known existing challenges as well as new challenges uncovered during this review.We conclude that the main remaining challenges related to APIs and API evolution are (1) automatically identifying and leveraging factors that drive API changes, (2) creating and using uniform benchmarks for research evaluation, and (3) understanding the impact of API evolution on API developers and users with respect to various programming languages.&quot;,&quot;publisher&quot;:&quot;Association for Computing Machinery&quot;,&quot;issue&quot;:&quot;8&quot;,&quot;volume&quot;:&quot;54&quot;},&quot;isTemporary&quot;:false,&quot;suppress-author&quot;:false,&quot;composite&quot;:false,&quot;author-only&quot;:false}]},{&quot;citationID&quot;:&quot;MENDELEY_CITATION_efedfa8d-f481-4d26-803f-b46a0fbbe2b0&quot;,&quot;properties&quot;:{&quot;noteIndex&quot;:0},&quot;isEdited&quot;:false,&quot;manualOverride&quot;:{&quot;isManuallyOverridden&quot;:false,&quot;citeprocText&quot;:&quot;[25]&quot;,&quot;manualOverrideText&quot;:&quot;&quot;},&quot;citationTag&quot;:&quot;MENDELEY_CITATION_v3_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&quot;,&quot;citationItems&quot;:[{&quot;id&quot;:&quot;37c1f89b-0ce4-30eb-b7cf-2d8943ec72f5&quot;,&quot;itemData&quot;:{&quot;type&quot;:&quot;article-journal&quot;,&quot;id&quot;:&quot;37c1f89b-0ce4-30eb-b7cf-2d8943ec72f5&quot;,&quot;title&quot;:&quot;A Prompt Pattern Catalog to Enhance Prompt Engineering with ChatGPT&quot;,&quot;author&quot;:[{&quot;family&quot;:&quot;White&quot;,&quot;given&quot;:&quot;Jules&quot;,&quot;parse-names&quot;:false,&quot;dropping-particle&quot;:&quot;&quot;,&quot;non-dropping-particle&quot;:&quot;&quot;},{&quot;family&quot;:&quot;Fu&quot;,&quot;given&quot;:&quot;Quchen&quot;,&quot;parse-names&quot;:false,&quot;dropping-particle&quot;:&quot;&quot;,&quot;non-dropping-particle&quot;:&quot;&quot;},{&quot;family&quot;:&quot;Hays&quot;,&quot;given&quot;:&quot;Sam&quot;,&quot;parse-names&quot;:false,&quot;dropping-particle&quot;:&quot;&quot;,&quot;non-dropping-particle&quot;:&quot;&quot;},{&quot;family&quot;:&quot;Sandborn&quot;,&quot;given&quot;:&quot;Michael&quot;,&quot;parse-names&quot;:false,&quot;dropping-particle&quot;:&quot;&quot;,&quot;non-dropping-particle&quot;:&quot;&quot;},{&quot;family&quot;:&quot;Olea&quot;,&quot;given&quot;:&quot;Carlos&quot;,&quot;parse-names&quot;:false,&quot;dropping-particle&quot;:&quot;&quot;,&quot;non-dropping-particle&quot;:&quot;&quot;},{&quot;family&quot;:&quot;Gilbert&quot;,&quot;given&quot;:&quot;Henry&quot;,&quot;parse-names&quot;:false,&quot;dropping-particle&quot;:&quot;&quot;,&quot;non-dropping-particle&quot;:&quot;&quot;},{&quot;family&quot;:&quot;Elnashar&quot;,&quot;given&quot;:&quot;Ashraf&quot;,&quot;parse-names&quot;:false,&quot;dropping-particle&quot;:&quot;&quot;,&quot;non-dropping-particle&quot;:&quot;&quot;},{&quot;family&quot;:&quot;Spencer-Smith&quot;,&quot;given&quot;:&quot;Jesse&quot;,&quot;parse-names&quot;:false,&quot;dropping-particle&quot;:&quot;&quot;,&quot;non-dropping-particle&quot;:&quot;&quot;},{&quot;family&quot;:&quot;Schmidt&quot;,&quot;given&quot;:&quot;Douglas C&quot;,&quot;parse-names&quot;:false,&quot;dropping-particle&quot;:&quot;&quot;,&quot;non-dropping-particle&quot;:&quot;&quot;}],&quot;accessed&quot;:{&quot;date-parts&quot;:[[2025,8,28]]},&quot;URL&quot;:&quot;https://omekas-test.sba.unipi.it/files/original/9473424cea8d562f876a4bca4bedd9e2336910af.pdf&quot;,&quot;issued&quot;:{&quot;date-parts&quot;:[[2023]]},&quot;abstract&quot;:&quot;Prompt engineering is an increasingly important skill set needed to converse effectively with large language models (LLMs), such as ChatGPT. Prompts are instructions given to an LLM to enforce rules, automate processes, and ensure specific qualities (and quantities) of generated output. Prompts are also a form of programming that can customize the outputs and interactions with an LLM.&quot;},&quot;isTemporary&quot;:false,&quot;suppress-author&quot;:false,&quot;composite&quot;:false,&quot;author-only&quot;:false}]},{&quot;citationID&quot;:&quot;MENDELEY_CITATION_0e2e9eba-ef5f-48bb-ad6a-d7c01b2e1c64&quot;,&quot;properties&quot;:{&quot;noteIndex&quot;:0},&quot;isEdited&quot;:false,&quot;manualOverride&quot;:{&quot;isManuallyOverridden&quot;:false,&quot;citeprocText&quot;:&quot;[26]&quot;,&quot;manualOverrideText&quot;:&quot;&quot;},&quot;citationTag&quot;:&quot;MENDELEY_CITATION_v3_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&quot;,&quot;citationItems&quot;:[{&quot;id&quot;:&quot;67672574-8d09-3c8a-acea-08c3d27ba58e&quot;,&quot;itemData&quot;:{&quot;type&quot;:&quot;article-journal&quot;,&quot;id&quot;:&quot;67672574-8d09-3c8a-acea-08c3d27ba58e&quot;,&quot;title&quot;:&quot;Prompt Engineering For ChatGPT: A Quick Guide To Techniques, Tips, And Best Practices&quot;,&quot;author&quot;:[{&quot;family&quot;:&quot;Ekin&quot;,&quot;given&quot;:&quot;Sabit&quot;,&quot;parse-names&quot;:false,&quot;dropping-particle&quot;:&quot;&quot;,&quot;non-dropping-particle&quot;:&quot;&quot;}],&quot;container-title&quot;:&quot;Authorea Preprints&quot;,&quot;accessed&quot;:{&quot;date-parts&quot;:[[2025,8,28]]},&quot;DOI&quot;:&quot;10.36227/TECHRXIV.22683919.V1&quot;,&quot;URL&quot;:&quot;https://www.techrxiv.org/doi/pdf/10.36227/techrxiv.22683919.v1/v1&quot;,&quot;issued&quot;:{&quot;date-parts&quot;:[[2023,10,30]]},&quot;abstract&quot;:&quot;In the rapidly evolving landscape of natural language processing (NLP), ChatGPT has emerged as a powerful tool for various industries and applications. To fully harness the potential of ChatGPT, it is crucial to understand and master the art of prompt engineering-the process of designing and refining input prompts to elicit desired responses from an AI NLP model. This article provides a comprehensive guide to mastering prompt engineering techniques, tips, and best practices to achieve optimal outcomes with ChatGPT. The discussion begins with an introduction to ChatGPT and the fundamentals of prompt engineering, followed by an exploration of techniques for effective prompt crafting, such as clarity, explicit constraints, experimentation, and leveraging different types of questions. The article also covers best practices, including iterative refinement, balancing user intent, harnessing external resources, and ensuring ethical usage. Advanced strategies, such as temperature and token control, prompt chaining, domain-specific adaptations, and handling ambiguous inputs, are also addressed. Real-world case studies demonstrate the practical applications of prompt engineering in customer support, content generation, domain-specific knowledge retrieval, and interactive storytelling. The article concludes by highlighting the impact of effective prompt engineering on ChatGPT performance, future research directions, and the importance of fostering creativity and collaboration within the ChatGPT community.&quot;,&quot;publisher&quot;:&quot;Authorea&quot;},&quot;isTemporary&quot;:false,&quot;suppress-author&quot;:false,&quot;composite&quot;:false,&quot;author-only&quot;:false}]},{&quot;citationID&quot;:&quot;MENDELEY_CITATION_1c6b4394-f6f9-4952-9099-0218c3c2336a&quot;,&quot;properties&quot;:{&quot;noteIndex&quot;:0},&quot;isEdited&quot;:false,&quot;manualOverride&quot;:{&quot;isManuallyOverridden&quot;:false,&quot;citeprocText&quot;:&quot;[27]&quot;,&quot;manualOverrideText&quot;:&quot;&quot;},&quot;citationTag&quot;:&quot;MENDELEY_CITATION_v3_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&quot;,&quot;citationItems&quot;:[{&quot;id&quot;:&quot;dca70e98-091b-3b25-a31e-8ea8dbed5c74&quot;,&quot;itemData&quot;:{&quot;type&quot;:&quot;article-journal&quot;,&quot;id&quot;:&quot;dca70e98-091b-3b25-a31e-8ea8dbed5c74&quot;,&quot;title&quot;:&quot;A Systematic Survey of Prompt Engineering in Large Language Models: Techniques and Applications&quot;,&quot;author&quot;:[{&quot;family&quot;:&quot;Sahoo&quot;,&quot;given&quot;:&quot;Pranab&quot;,&quot;parse-names&quot;:false,&quot;dropping-particle&quot;:&quot;&quot;,&quot;non-dropping-particle&quot;:&quot;&quot;},{&quot;family&quot;:&quot;Singh&quot;,&quot;given&quot;:&quot;Ayush Kumar&quot;,&quot;parse-names&quot;:false,&quot;dropping-particle&quot;:&quot;&quot;,&quot;non-dropping-particle&quot;:&quot;&quot;},{&quot;family&quot;:&quot;Saha&quot;,&quot;given&quot;:&quot;Sriparna&quot;,&quot;parse-names&quot;:false,&quot;dropping-particle&quot;:&quot;&quot;,&quot;non-dropping-particle&quot;:&quot;&quot;},{&quot;family&quot;:&quot;Jain&quot;,&quot;given&quot;:&quot;Vinija&quot;,&quot;parse-names&quot;:false,&quot;dropping-particle&quot;:&quot;&quot;,&quot;non-dropping-particle&quot;:&quot;&quot;},{&quot;family&quot;:&quot;Mondal&quot;,&quot;given&quot;:&quot;Samrat&quot;,&quot;parse-names&quot;:false,&quot;dropping-particle&quot;:&quot;&quot;,&quot;non-dropping-particle&quot;:&quot;&quot;},{&quot;family&quot;:&quot;Chadha&quot;,&quot;given&quot;:&quot;Aman&quot;,&quot;parse-names&quot;:false,&quot;dropping-particle&quot;:&quot;&quot;,&quot;non-dropping-particle&quot;:&quot;&quot;}],&quot;accessed&quot;:{&quot;date-parts&quot;:[[2025,8,28]]},&quot;URL&quot;:&quot;http://arxiv.org/abs/2402.07927&quot;,&quot;issued&quot;:{&quot;date-parts&quot;:[[2025,3,16]]},&quot;abstract&quot;:&quot;Prompt engineering has emerged as an indispensable technique for extending the capabilities of large language models (LLMs) and vision-language models (VLMs). This approach leverages task-specific instructions, known as prompts, to enhance model efficacy without modifying the core model parameters. Rather than updating the model parameters, prompts allow seamless integration of pre-trained models into downstream tasks by eliciting desired model behaviors solely based on the given prompt. Prompts can be natural language instructions that provide context to guide the model or learned vector representations that activate relevant knowledge. This burgeoning field has enabled success across various applications, from question-answering to commonsense reasoning. However, there remains a lack of systematic organization and understanding of the diverse prompt engineering methods and techniques. This survey paper addresses the gap by providing a structured overview of recent advancements in prompt engineering, categorized by application area. For each prompting approach, we provide a summary detailing the prompting methodology, its applications, the models involved, and the datasets utilized. We also delve into the strengths and limitations of each approach and include a taxonomy diagram and table summarizing datasets, models, and critical points of each prompting technique. This systematic analysis enables a better understanding of this rapidly developing field and facilitates future research by illuminating open challenges and opportunities for prompt engineering.&quot;},&quot;isTemporary&quot;:false,&quot;suppress-author&quot;:false,&quot;composite&quot;:false,&quot;author-only&quot;:false}]},{&quot;citationID&quot;:&quot;MENDELEY_CITATION_db017f6e-1f77-4e7b-b112-f564875ce92a&quot;,&quot;properties&quot;:{&quot;noteIndex&quot;:0},&quot;isEdited&quot;:false,&quot;manualOverride&quot;:{&quot;isManuallyOverridden&quot;:false,&quot;citeprocText&quot;:&quot;[28]&quot;,&quot;manualOverrideText&quot;:&quot;&quot;},&quot;citationTag&quot;:&quot;MENDELEY_CITATION_v3_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&quot;,&quot;citationItems&quot;:[{&quot;id&quot;:&quot;d887930f-7638-3202-967f-7b05dc021b5a&quot;,&quot;itemData&quot;:{&quot;type&quot;:&quot;article-journal&quot;,&quot;id&quot;:&quot;d887930f-7638-3202-967f-7b05dc021b5a&quot;,&quot;title&quot;:&quot;Scaffolding: Teaching and Learning in Language and Literacy Education.&quot;,&quot;author&quot;:[{&quot;family&quot;:&quot;Hammond&quot;,&quot;given&quot;:&quot;Jennifer, Ed.&quot;,&quot;parse-names&quot;:false,&quot;dropping-particle&quot;:&quot;&quot;,&quot;non-dropping-particle&quot;:&quot;&quot;}],&quot;accessed&quot;:{&quot;date-parts&quot;:[[2025,8,28]]},&quot;ISBN&quot;:&quot;1-875622-43-8&quot;,&quot;URL&quot;:&quot;http://www.peta.edu.au.&quot;,&quot;issued&quot;:{&quot;date-parts&quot;:[[2001,7]]},&quot;page&quot;:&quot;116&quot;,&quot;abstract&quot;:&quot;This book presents six essays that explain where the educational term&quot;,&quot;publisher&quot;:&quot;Primary English Teaching Assoc., P.O. Box 3106, Marrickville, New South Wales, 2204, Australia. Tel: (02) 9565 1277; Fax: (02) 9565 1070; e-mail: info@peta.edu.au; Web site: http://www.peta.edu.au.&quot;,&quot;container-title-short&quot;:&quot;&quot;},&quot;isTemporary&quot;:false,&quot;suppress-author&quot;:false,&quot;composite&quot;:false,&quot;author-only&quot;:false}]},{&quot;citationID&quot;:&quot;MENDELEY_CITATION_456d2559-42cc-49d3-8459-c804f4d47cd7&quot;,&quot;properties&quot;:{&quot;noteIndex&quot;:0},&quot;isEdited&quot;:false,&quot;manualOverride&quot;:{&quot;isManuallyOverridden&quot;:false,&quot;citeprocText&quot;:&quot;[29]&quot;,&quot;manualOverrideText&quot;:&quot;&quot;},&quot;citationTag&quot;:&quot;MENDELEY_CITATION_v3_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&quot;,&quot;citationItems&quot;:[{&quot;id&quot;:&quot;8d9f69d1-31d9-3048-9874-23efb5103f36&quot;,&quot;itemData&quot;:{&quot;type&quot;:&quot;article-journal&quot;,&quot;id&quot;:&quot;8d9f69d1-31d9-3048-9874-23efb5103f36&quot;,&quot;title&quot;:&quot;Scaffolding and dialogic teaching in mathematics education: introduction and review&quot;,&quot;author&quot;:[{&quot;family&quot;:&quot;Bakker&quot;,&quot;given&quot;:&quot;Arthur&quot;,&quot;parse-names&quot;:false,&quot;dropping-particle&quot;:&quot;&quot;,&quot;non-dropping-particle&quot;:&quot;&quot;},{&quot;family&quot;:&quot;Smit&quot;,&quot;given&quot;:&quot;Jantien&quot;,&quot;parse-names&quot;:false,&quot;dropping-particle&quot;:&quot;&quot;,&quot;non-dropping-particle&quot;:&quot;&quot;},{&quot;family&quot;:&quot;Wegerif&quot;,&quot;given&quot;:&quot;Rupert&quot;,&quot;parse-names&quot;:false,&quot;dropping-particle&quot;:&quot;&quot;,&quot;non-dropping-particle&quot;:&quot;&quot;}],&quot;container-title&quot;:&quot;ZDM - Mathematics Education&quot;,&quot;accessed&quot;:{&quot;date-parts&quot;:[[2025,8,28]]},&quot;DOI&quot;:&quot;10.1007/S11858-015-0738-8/FIGURES/2&quot;,&quot;ISSN&quot;:&quot;18639704&quot;,&quot;URL&quot;:&quot;https://link.springer.com/article/10.1007/s11858-015-0738-8&quot;,&quot;issued&quot;:{&quot;date-parts&quot;:[[2015,11,1]]},&quot;page&quot;:&quot;1047-1065&quot;,&quot;abstract&quot;:&quot;This article has two purposes: firstly to introduce this special issue on scaffolding and dialogic teaching in mathematics education and secondly to review the recent literature on these topics as well as the articles in this special issue. First we define and characterise scaffolding and dialogic teaching and provide a brief historical overview of the scaffolding metaphor. Then we present a review study of the recent scaffolding literature in mathematics education (2010–2015) based on 21 publications that fulfilled our criteria and 14 articles in this special issue that have scaffolding as a central focus. This is complemented with a brief review of the recent literature on dialogic teaching. We critically discuss some of the issues emerging from these reviews and provide some recommendations. We argue that scaffolding has the potential to be a useful integrative concept within mathematics education, especially when taking advantage of the insights from the dialogic teaching literature.&quot;,&quot;publisher&quot;:&quot;Springer Verlag&quot;,&quot;issue&quot;:&quot;7&quot;,&quot;volume&quot;:&quot;47&quot;,&quot;container-title-short&quot;:&quot;&quot;},&quot;isTemporary&quot;:false,&quot;suppress-author&quot;:false,&quot;composite&quot;:false,&quot;author-only&quot;:false}]},{&quot;citationID&quot;:&quot;MENDELEY_CITATION_217b93a3-ac1f-4d37-ab86-3054aead02cc&quot;,&quot;properties&quot;:{&quot;noteIndex&quot;:0},&quot;isEdited&quot;:false,&quot;manualOverride&quot;:{&quot;isManuallyOverridden&quot;:false,&quot;citeprocText&quot;:&quot;[30]&quot;,&quot;manualOverrideText&quot;:&quot;&quot;},&quot;citationTag&quot;:&quot;MENDELEY_CITATION_v3_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&quot;,&quot;citationItems&quot;:[{&quot;id&quot;:&quot;59ad901e-025f-3300-8467-1914e286dd2c&quot;,&quot;itemData&quot;:{&quot;type&quot;:&quot;article-journal&quot;,&quot;id&quot;:&quot;59ad901e-025f-3300-8467-1914e286dd2c&quot;,&quot;title&quot;:&quot;Aprendizaje adaptativo&quot;,&quot;author&quot;:[{&quot;family&quot;:&quot;María&quot;,&quot;given&quot;:&quot;Dª&quot;,&quot;parse-names&quot;:false,&quot;dropping-particle&quot;:&quot;&quot;,&quot;non-dropping-particle&quot;:&quot;&quot;},{&quot;family&quot;:&quot;Carmen&quot;,&quot;given&quot;:&quot;Del&quot;,&quot;parse-names&quot;:false,&quot;dropping-particle&quot;:&quot;&quot;,&quot;non-dropping-particle&quot;:&quot;&quot;},{&quot;family&quot;:&quot;Lozano&quot;,&quot;given&quot;:&quot;Morillo&quot;,&quot;parse-names&quot;:false,&quot;dropping-particle&quot;:&quot;&quot;,&quot;non-dropping-particle&quot;:&quot;&quot;}],&quot;accessed&quot;:{&quot;date-parts&quot;:[[2025,8,28]]},&quot;URL&quot;:&quot;https://uvadoc.uva.es/handle/10324/21000&quot;,&quot;issued&quot;:{&quot;date-parts&quot;:[[2016]]},&quot;abstract&quot;:&quot;Departamento de Química Orgánica&quot;,&quot;container-title-short&quot;:&quot;&quot;},&quot;isTemporary&quot;:false,&quot;suppress-author&quot;:false,&quot;composite&quot;:false,&quot;author-only&quot;:false}]},{&quot;citationID&quot;:&quot;MENDELEY_CITATION_69a923c5-0414-4dd4-a8a0-779d62e40eaa&quot;,&quot;properties&quot;:{&quot;noteIndex&quot;:0},&quot;isEdited&quot;:false,&quot;manualOverride&quot;:{&quot;isManuallyOverridden&quot;:false,&quot;citeprocText&quot;:&quot;[31]&quot;,&quot;manualOverrideText&quot;:&quot;&quot;},&quot;citationTag&quot;:&quot;MENDELEY_CITATION_v3_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&quot;,&quot;citationItems&quot;:[{&quot;id&quot;:&quot;ea128e7c-b5ed-37be-aeb3-e7dcb81acb96&quot;,&quot;itemData&quot;:{&quot;type&quot;:&quot;article&quot;,&quot;id&quot;:&quot;ea128e7c-b5ed-37be-aeb3-e7dcb81acb96&quot;,&quot;title&quot;:&quot;The Impact of AI-Driven Application Programming Interfaces (APIs) on Educational Information Management&quot;,&quot;author&quot;:[{&quot;family&quot;:&quot;Pérez-Jorge&quot;,&quot;given&quot;:&quot;David&quot;,&quot;parse-names&quot;:false,&quot;dropping-particle&quot;:&quot;&quot;,&quot;non-dropping-particle&quot;:&quot;&quot;},{&quot;family&quot;:&quot;González-Afonso&quot;,&quot;given&quot;:&quot;Miriam Catalina&quot;,&quot;parse-names&quot;:false,&quot;dropping-particle&quot;:&quot;&quot;,&quot;non-dropping-particle&quot;:&quot;&quot;},{&quot;family&quot;:&quot;Santos-Álvarez&quot;,&quot;given&quot;:&quot;Anthea Gara&quot;,&quot;parse-names&quot;:false,&quot;dropping-particle&quot;:&quot;&quot;,&quot;non-dropping-particle&quot;:&quot;&quot;},{&quot;family&quot;:&quot;Plasencia-Carballo&quot;,&quot;given&quot;:&quot;Zeus&quot;,&quot;parse-names&quot;:false,&quot;dropping-particle&quot;:&quot;&quot;,&quot;non-dropping-particle&quot;:&quot;&quot;},{&quot;family&quot;:&quot;Perdomo-López&quot;,&quot;given&quot;:&quot;Carmen de los Ángeles&quot;,&quot;parse-names&quot;:false,&quot;dropping-particle&quot;:&quot;&quot;,&quot;non-dropping-particle&quot;:&quot;&quot;}],&quot;container-title&quot;:&quot;Information (Switzerland)&quot;,&quot;DOI&quot;:&quot;10.3390/info16070540&quot;,&quot;ISSN&quot;:&quot;20782489&quot;,&quot;issued&quot;:{&quot;date-parts&quot;:[[2025,7,1]]},&quot;abstract&quot;:&quot;In today’s digitalized educational landscape, the intelligent use of information is essential for personalizing learning, improving assessment accuracy, and supporting data-driven pedagogical decisions. This systematic review examines the integration of Application Programming Interfaces (APIs) powered by Artificial Intelligence (AI) to enhance educational information management and learning processes. A total of 27 peer-reviewed studies published between 2013 and 2025 were analyzed. First, a general description of the selected works was provided, followed by a breakdown by dimensions in order to identify recurring patterns, stated interests and gaps in the current scientific literature on the use of AI-driven APIs in Education. The findings highlight five main benefits: data interoperability, personalized learning, automated feedback, real-time student monitoring, and predictive performance analytics. All studies addressed personalization, 74.1% focused on platform integration, and 37% examined automated feedback. Reported outcomes include improvements in engagement (63%), comprehension (55.6%), and academic achievement (48.1%). However, the review also identifies concerns about privacy, algorithmic bias, and limited methodological rigor in existing research. The study concludes with a conceptual model that synthesizes these findings from pedagogical, technological, and ethical perspectives, providing guidance for more adaptive, inclusive, and responsible uses of AI in education.&quot;,&quot;publisher&quot;:&quot;Multidisciplinary Digital Publishing Institute (MDPI)&quot;,&quot;issue&quot;:&quot;7&quot;,&quot;volume&quot;:&quot;16&quot;,&quot;container-title-short&quot;:&quot;&quot;},&quot;isTemporary&quot;:false,&quot;suppress-author&quot;:false,&quot;composite&quot;:false,&quot;author-only&quot;:false}]},{&quot;citationID&quot;:&quot;MENDELEY_CITATION_6e829d03-6009-4382-8fe9-37cd15585abb&quot;,&quot;properties&quot;:{&quot;noteIndex&quot;:0},&quot;isEdited&quot;:false,&quot;manualOverride&quot;:{&quot;isManuallyOverridden&quot;:false,&quot;citeprocText&quot;:&quot;[31]&quot;,&quot;manualOverrideText&quot;:&quot;&quot;},&quot;citationTag&quot;:&quot;MENDELEY_CITATION_v3_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&quot;,&quot;citationItems&quot;:[{&quot;id&quot;:&quot;ea128e7c-b5ed-37be-aeb3-e7dcb81acb96&quot;,&quot;itemData&quot;:{&quot;type&quot;:&quot;article&quot;,&quot;id&quot;:&quot;ea128e7c-b5ed-37be-aeb3-e7dcb81acb96&quot;,&quot;title&quot;:&quot;The Impact of AI-Driven Application Programming Interfaces (APIs) on Educational Information Management&quot;,&quot;author&quot;:[{&quot;family&quot;:&quot;Pérez-Jorge&quot;,&quot;given&quot;:&quot;David&quot;,&quot;parse-names&quot;:false,&quot;dropping-particle&quot;:&quot;&quot;,&quot;non-dropping-particle&quot;:&quot;&quot;},{&quot;family&quot;:&quot;González-Afonso&quot;,&quot;given&quot;:&quot;Miriam Catalina&quot;,&quot;parse-names&quot;:false,&quot;dropping-particle&quot;:&quot;&quot;,&quot;non-dropping-particle&quot;:&quot;&quot;},{&quot;family&quot;:&quot;Santos-Álvarez&quot;,&quot;given&quot;:&quot;Anthea Gara&quot;,&quot;parse-names&quot;:false,&quot;dropping-particle&quot;:&quot;&quot;,&quot;non-dropping-particle&quot;:&quot;&quot;},{&quot;family&quot;:&quot;Plasencia-Carballo&quot;,&quot;given&quot;:&quot;Zeus&quot;,&quot;parse-names&quot;:false,&quot;dropping-particle&quot;:&quot;&quot;,&quot;non-dropping-particle&quot;:&quot;&quot;},{&quot;family&quot;:&quot;Perdomo-López&quot;,&quot;given&quot;:&quot;Carmen de los Ángeles&quot;,&quot;parse-names&quot;:false,&quot;dropping-particle&quot;:&quot;&quot;,&quot;non-dropping-particle&quot;:&quot;&quot;}],&quot;container-title&quot;:&quot;Information (Switzerland)&quot;,&quot;DOI&quot;:&quot;10.3390/info16070540&quot;,&quot;ISSN&quot;:&quot;20782489&quot;,&quot;issued&quot;:{&quot;date-parts&quot;:[[2025,7,1]]},&quot;abstract&quot;:&quot;In today’s digitalized educational landscape, the intelligent use of information is essential for personalizing learning, improving assessment accuracy, and supporting data-driven pedagogical decisions. This systematic review examines the integration of Application Programming Interfaces (APIs) powered by Artificial Intelligence (AI) to enhance educational information management and learning processes. A total of 27 peer-reviewed studies published between 2013 and 2025 were analyzed. First, a general description of the selected works was provided, followed by a breakdown by dimensions in order to identify recurring patterns, stated interests and gaps in the current scientific literature on the use of AI-driven APIs in Education. The findings highlight five main benefits: data interoperability, personalized learning, automated feedback, real-time student monitoring, and predictive performance analytics. All studies addressed personalization, 74.1% focused on platform integration, and 37% examined automated feedback. Reported outcomes include improvements in engagement (63%), comprehension (55.6%), and academic achievement (48.1%). However, the review also identifies concerns about privacy, algorithmic bias, and limited methodological rigor in existing research. The study concludes with a conceptual model that synthesizes these findings from pedagogical, technological, and ethical perspectives, providing guidance for more adaptive, inclusive, and responsible uses of AI in education.&quot;,&quot;publisher&quot;:&quot;Multidisciplinary Digital Publishing Institute (MDPI)&quot;,&quot;issue&quot;:&quot;7&quot;,&quot;volume&quot;:&quot;16&quot;,&quot;container-title-short&quot;:&quot;&quot;},&quot;isTemporary&quot;:false,&quot;suppress-author&quot;:false,&quot;composite&quot;:false,&quot;author-only&quot;:false}]},{&quot;citationID&quot;:&quot;MENDELEY_CITATION_acdca407-0223-48a6-aed2-58b570171bca&quot;,&quot;properties&quot;:{&quot;noteIndex&quot;:0},&quot;isEdited&quot;:false,&quot;manualOverride&quot;:{&quot;isManuallyOverridden&quot;:false,&quot;citeprocText&quot;:&quot;[32]&quot;,&quot;manualOverrideText&quot;:&quot;&quot;},&quot;citationTag&quot;:&quot;MENDELEY_CITATION_v3_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&quot;,&quot;citationItems&quot;:[{&quot;id&quot;:&quot;81e15701-7714-3a69-b46a-ee6f3af4e953&quot;,&quot;itemData&quot;:{&quot;type&quot;:&quot;article-journal&quot;,&quot;id&quot;:&quot;81e15701-7714-3a69-b46a-ee6f3af4e953&quot;,&quot;title&quot;:&quot;Challenges and Opportunities for Sustainable Development Education Sector United Nations Educational, Scientific and Cultural Organization&quot;,&quot;author&quot;:[{&quot;family&quot;:&quot;Francesc Pedró&quot;,&quot;given&quot;:&quot;&quot;,&quot;parse-names&quot;:false,&quot;dropping-particle&quot;:&quot;&quot;,&quot;non-dropping-particle&quot;:&quot;&quot;},{&quot;family&quot;:&quot;Paula Valverde&quot;,&quot;given&quot;:&quot;&quot;,&quot;parse-names&quot;:false,&quot;dropping-particle&quot;:&quot;&quot;,&quot;non-dropping-particle&quot;:&quot;&quot;},{&quot;family&quot;:&quot;Axel Rivas&quot;,&quot;given&quot;:&quot;&quot;,&quot;parse-names&quot;:false,&quot;dropping-particle&quot;:&quot;&quot;,&quot;non-dropping-particle&quot;:&quot;&quot;},{&quot;family&quot;:&quot;Miguel Subosa&quot;,&quot;given&quot;:&quot;&quot;,&quot;parse-names&quot;:false,&quot;dropping-particle&quot;:&quot;&quot;,&quot;non-dropping-particle&quot;:&quot;&quot;}],&quot;container-title&quot;:&quot;Organización de las Naciones Unidas para la Educación, la Ciencia y la Cultura (UNESCO)&quot;,&quot;accessed&quot;:{&quot;date-parts&quot;:[[2025,9,6]]},&quot;URL&quot;:&quot;https://en.unesco.org/themes/education-policy-&quot;,&quot;issued&quot;:{&quot;date-parts&quot;:[[2019]]},&quot;container-title-short&quot;:&quot;&quot;},&quot;isTemporary&quot;:false,&quot;suppress-author&quot;:false,&quot;composite&quot;:false,&quot;author-only&quot;:false}]},{&quot;citationID&quot;:&quot;MENDELEY_CITATION_befffba0-4f26-41c0-b29e-75b5dca0c800&quot;,&quot;properties&quot;:{&quot;noteIndex&quot;:0},&quot;isEdited&quot;:false,&quot;manualOverride&quot;:{&quot;isManuallyOverridden&quot;:false,&quot;citeprocText&quot;:&quot;[33]&quot;,&quot;manualOverrideText&quot;:&quot;&quot;},&quot;citationTag&quot;:&quot;MENDELEY_CITATION_v3_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&quot;,&quot;citationItems&quot;:[{&quot;id&quot;:&quot;e3345c0d-2f69-3d90-832a-66ca79360893&quot;,&quot;itemData&quot;:{&quot;type&quot;:&quot;article-journal&quot;,&quot;id&quot;:&quot;e3345c0d-2f69-3d90-832a-66ca79360893&quot;,&quot;title&quot;:&quot;El impacto de la inteligencia artificial en la educación: transformación de la forma de enseñar y de aprender&quot;,&quot;author&quot;:[{&quot;family&quot;:&quot;González-González&quot;,&quot;given&quot;:&quot;Carina S.&quot;,&quot;parse-names&quot;:false,&quot;dropping-particle&quot;:&quot;&quot;,&quot;non-dropping-particle&quot;:&quot;&quot;}],&quot;container-title&quot;:&quot;Qurriculum. Revista de Teoría,Investigación y Práctica educativa&quot;,&quot;DOI&quot;:&quot;10.25145/j.qurricul.2023.36.03&quot;,&quot;ISSN&quot;:&quot;11305371&quot;,&quot;URL&quot;:&quot;https://riull.ull.es/xmlui/bitstream/handle/915/32719/Q_36_%20%282023%29_03.pdf?sequence=1&amp;isAllowed=y&quot;,&quot;issued&quot;:{&quot;date-parts&quot;:[[2023]]},&quot;page&quot;:&quot;51-60&quot;,&quot;abstract&quot;:&quot;&lt;p&gt;Artificial intelligence (AI) has demonstrated its potential to transform numerous fields and education is no exception. In today’s digital age, AI has emerged as a powerful tool that is revolutionizing teaching and learning. In this article, we will explore the impact of artificial intelligence in education and how it is transforming the educational landscape at all levels. From personalizing learning to improving feedback and developing interactive resources, we will examine how AI is changing how we acquire knowledge and skills.&lt;/p&gt;&quot;,&quot;issue&quot;:&quot;36&quot;,&quot;container-title-short&quot;:&quot;&quot;},&quot;isTemporary&quot;:false,&quot;suppress-author&quot;:false,&quot;composite&quot;:false,&quot;author-only&quot;:false}]},{&quot;citationID&quot;:&quot;MENDELEY_CITATION_fb719cc6-75e1-4bf8-9807-0a5d8f0fbb39&quot;,&quot;properties&quot;:{&quot;noteIndex&quot;:0},&quot;isEdited&quot;:false,&quot;manualOverride&quot;:{&quot;isManuallyOverridden&quot;:false,&quot;citeprocText&quot;:&quot;[34]&quot;,&quot;manualOverrideText&quot;:&quot;&quot;},&quot;citationTag&quot;:&quot;MENDELEY_CITATION_v3_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&quot;,&quot;citationItems&quot;:[{&quot;id&quot;:&quot;11ec537f-340a-36ab-9571-bd3a2dcd74d9&quot;,&quot;itemData&quot;:{&quot;type&quot;:&quot;article-journal&quot;,&quot;id&quot;:&quot;11ec537f-340a-36ab-9571-bd3a2dcd74d9&quot;,&quot;title&quot;:&quot;CONSTITUCIÓN DE LA REPÚBLICA DEL ECUADOR&quot;,&quot;author&quot;:[{&quot;family&quot;:&quot;CONSTITUCIÓN DE LA REPÚBLICA DEL ECUADOR&quot;,&quot;given&quot;:&quot;&quot;,&quot;parse-names&quot;:false,&quot;dropping-particle&quot;:&quot;&quot;,&quot;non-dropping-particle&quot;:&quot;&quot;}],&quot;container-title&quot;:&quot;Registro Oficial&quot;,&quot;accessed&quot;:{&quot;date-parts&quot;:[[2025,8,28]]},&quot;URL&quot;:&quot;https://www.defensa.gob.ec/wp-content/uploads/downloads/2021/02/Constitucion-de-la-Republica-del-Ecuador_act_ene-2021.pdf&quot;,&quot;issued&quot;:{&quot;date-parts&quot;:[[2008]]},&quot;page&quot;:&quot;25-2021&quot;,&quot;issue&quot;:&quot;20&quot;,&quot;volume&quot;:&quot;449&quot;,&quot;container-title-short&quot;:&quot;&quot;},&quot;isTemporary&quot;:false,&quot;suppress-author&quot;:false,&quot;composite&quot;:false,&quot;author-only&quot;:false}]},{&quot;citationID&quot;:&quot;MENDELEY_CITATION_994555f3-bc0b-4102-836e-a9945b73fad0&quot;,&quot;properties&quot;:{&quot;noteIndex&quot;:0},&quot;isEdited&quot;:false,&quot;manualOverride&quot;:{&quot;isManuallyOverridden&quot;:false,&quot;citeprocText&quot;:&quot;[35]&quot;,&quot;manualOverrideText&quot;:&quot;&quot;},&quot;citationTag&quot;:&quot;MENDELEY_CITATION_v3_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&quot;,&quot;citationItems&quot;:[{&quot;id&quot;:&quot;e6ee36d0-4dc8-38e4-9406-21b25e83aa08&quot;,&quot;itemData&quot;:{&quot;type&quot;:&quot;article-journal&quot;,&quot;id&quot;:&quot;e6ee36d0-4dc8-38e4-9406-21b25e83aa08&quot;,&quot;title&quot;:&quot;LEY ORGÁNICA DE EDUCACIÓN INTERCULTURAL&quot;,&quot;author&quot;:[{&quot;family&quot;:&quot;Ley Orgánica De Educación Intercultural&quot;,&quot;given&quot;:&quot;&quot;,&quot;parse-names&quot;:false,&quot;dropping-particle&quot;:&quot;&quot;,&quot;non-dropping-particle&quot;:&quot;&quot;}],&quot;accessed&quot;:{&quot;date-parts&quot;:[[2025,8,28]]},&quot;URL&quot;:&quot;https://educacion.gob.ec/wp-content/uploads/downloads/2017/02/Ley_Organica_de_Educacion_Intercultural_LOEI_codificado.pdf&quot;,&quot;abstract&quot;:&quot;ASAMBLEA NACIONAL EN PLENO Considerando: Que, el Artículo 26 de la Constitución de la República reconoce a la educación como un derecho que las personas lo ejercen a largo de su vida y un deber ineludible e inexcusable del Estado. Constituye un área prioritaria de la política pública y de la inversión estatal, garantía de la igualdad e inclusión social y condición indispensable para el buen vivir. Las personas, las familias y la sociedad tienen el derecho y la responsabilidad de participar en el proceso educativo; Que, el Art. 27 de la Constitución de la República establece que la educación debe estar centrada en el ser humano y garantizará su desarrollo holístico, en el marco del respeto a los derechos humanos, al medio ambiente sustentable y a la democracia; será participativa, obligatoria, intercultural, democrática, incluyente y diversa, de calidad y calidez; impulsará la equidad de género, la justicia, la solidaridad y la paz; estimulará el sentido crítico, el arte y la cultura física, la iniciativa individual y comunitaria, y el desarrollo de competencias y capacidades para crear y trabajar. La educación es indispensable para el conocimiento, el ejercicio de los derechos y la construcción de un país soberano, y constituye un eje estratégico para el desarrollo nacional; Que, el Artículo 28 de la Constitución de la República establece que la educación responderá al interés público y no estará al servicio de intereses individuales y corporativos. Se garantizará el acceso universal, permanencia, movilidad y egreso sin discriminación alguna y la obligatoriedad en el nivel inicial, básico y bachillerato o su equivalente. Es derecho de toda persona y comunidad interactuar entre culturas y participar en una sociedad que aprende. El Estado promoverá el diálogo intercultural en sus múltiples dimensiones. El aprendizaje se desarrollará de forma escolarizada y no escolarizada. La educación pública será universal y laica en todos sus niveles, y gratuita hasta el tercer nivel de educación superior inclusive. Que, el Artículo 29 de la Constitución de la República declara que el Estado garantizará la libertad de enseñanza, y el derecho de las personas de aprender en su propia lengua y ámbito cultural. Donde las madres y padres o sus representantes tendrán la libertad de escoger para sus hijas e hijos una educación acorde con sus principios, creencias y opciones pedagógicas.&quot;,&quot;container-title-short&quot;:&quot;&quot;},&quot;isTemporary&quot;:false,&quot;suppress-author&quot;:false,&quot;composite&quot;:false,&quot;author-only&quot;:false}]},{&quot;citationID&quot;:&quot;MENDELEY_CITATION_5a20bf12-12ae-4194-9c09-0e6de8ab6798&quot;,&quot;properties&quot;:{&quot;noteIndex&quot;:0},&quot;isEdited&quot;:false,&quot;manualOverride&quot;:{&quot;isManuallyOverridden&quot;:false,&quot;citeprocText&quot;:&quot;[36]&quot;,&quot;manualOverrideText&quot;:&quot;&quot;},&quot;citationTag&quot;:&quot;MENDELEY_CITATION_v3_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&quot;,&quot;citationItems&quot;:[{&quot;id&quot;:&quot;eb698d52-078f-3b28-b7e1-65aea2e0c42f&quot;,&quot;itemData&quot;:{&quot;type&quot;:&quot;article-journal&quot;,&quot;id&quot;:&quot;eb698d52-078f-3b28-b7e1-65aea2e0c42f&quot;,&quot;title&quot;:&quot;LEY ORGÁNICA DE PROTECCIÓN DE DATOS PERSONALES&quot;,&quot;author&quot;:[{&quot;family&quot;:&quot;LEY ORGÁNICA DE PROTECCIÓN DE DATOS PERSONALES&quot;,&quot;given&quot;:&quot;&quot;,&quot;parse-names&quot;:false,&quot;dropping-particle&quot;:&quot;&quot;,&quot;non-dropping-particle&quot;:&quot;&quot;}],&quot;accessed&quot;:{&quot;date-parts&quot;:[[2025,8,28]]},&quot;URL&quot;:&quot;https://www.finanzaspopulares.gob.ec/wp-content/uploads/2021/07/ley_organica_de_proteccion_de_datos_personales.pdf&quot;,&quot;container-title-short&quot;:&quot;&quot;},&quot;isTemporary&quot;:false,&quot;suppress-author&quot;:false,&quot;composite&quot;:false,&quot;author-only&quot;:false}]},{&quot;citationID&quot;:&quot;MENDELEY_CITATION_e10a4cf7-b013-402b-b833-c06cfee2f794&quot;,&quot;properties&quot;:{&quot;noteIndex&quot;:0},&quot;isEdited&quot;:false,&quot;manualOverride&quot;:{&quot;isManuallyOverridden&quot;:false,&quot;citeprocText&quot;:&quot;[37]&quot;,&quot;manualOverrideText&quot;:&quot;&quot;},&quot;citationTag&quot;:&quot;MENDELEY_CITATION_v3_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&quot;,&quot;citationItems&quot;:[{&quot;id&quot;:&quot;301c8898-d927-3460-a55c-a44c9aa53949&quot;,&quot;itemData&quot;:{&quot;type&quot;:&quot;article-journal&quot;,&quot;id&quot;:&quot;301c8898-d927-3460-a55c-a44c9aa53949&quot;,&quot;title&quot;:&quot;Codigo-Organico-de-la-Economia-Social-de-los-Conocimientos-Creatividad-e-Innovacion&quot;,&quot;author&quot;:[{&quot;family&quot;:&quot;ING. HUGO DEL POZO BARREZUETA DIRECTOR&quot;,&quot;given&quot;:&quot;&quot;,&quot;parse-names&quot;:false,&quot;dropping-particle&quot;:&quot;&quot;,&quot;non-dropping-particle&quot;:&quot;&quot;}],&quot;accessed&quot;:{&quot;date-parts&quot;:[[2025,8,28]]},&quot;URL&quot;:&quot;https://www.gobiernoelectronico.gob.ec/wp-content/uploads/2018/10/Codigo-Organico-de-la-Economia-Social-de-los-Conocimientos-Creatividad-e-Innovacion.pdf&quot;,&quot;container-title-short&quot;:&quot;&quot;},&quot;isTemporary&quot;:false,&quot;suppress-author&quot;:false,&quot;composite&quot;:false,&quot;author-only&quot;:false}]},{&quot;citationID&quot;:&quot;MENDELEY_CITATION_cf071099-c744-41ac-bc6d-122bca160fe5&quot;,&quot;properties&quot;:{&quot;noteIndex&quot;:0},&quot;isEdited&quot;:false,&quot;manualOverride&quot;:{&quot;isManuallyOverridden&quot;:false,&quot;citeprocText&quot;:&quot;[38]&quot;,&quot;manualOverrideText&quot;:&quot;&quot;},&quot;citationTag&quot;:&quot;MENDELEY_CITATION_v3_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&quot;,&quot;citationItems&quot;:[{&quot;id&quot;:&quot;8c40244a-ab1a-3336-a712-3509719a704e&quot;,&quot;itemData&quot;:{&quot;type&quot;:&quot;article-journal&quot;,&quot;id&quot;:&quot;8c40244a-ab1a-3336-a712-3509719a704e&quot;,&quot;title&quot;:&quot;Integration of technology and pedagogy in intelligent tutoring systems&quot;,&quot;author&quot;:[{&quot;family&quot;:&quot;Muñoz&quot;,&quot;given&quot;:&quot;Geovanny Francisco Ruiz&quot;,&quot;parse-names&quot;:false,&quot;dropping-particle&quot;:&quot;&quot;,&quot;non-dropping-particle&quot;:&quot;&quot;}],&quot;container-title&quot;:&quot;Edutec&quot;,&quot;DOI&quot;:&quot;10.21556/edutec.2024.89.3199&quot;,&quot;ISSN&quot;:&quot;11359250&quot;,&quot;issued&quot;:{&quot;date-parts&quot;:[[2024,9,1]]},&quot;page&quot;:&quot;144-155&quot;,&quot;abstract&quot;:&quot;Intelligent Tutoring Systems (ITS) have demonstrated their potential to enhance the teaching-learning process by providing personalized and adaptive instruction. However, effectively integrating technology and pedagogy within these systems remains a challenge. This study aimed to analyze the most effective approaches and strategies for achieving this integration. A mixed-method methodology was employed, combining bibliometric analysis, text mining, content analysis, and expert interviews. The results highlight the importance of using accurate student models, incorporating constructivist and multimedia learning approaches, applying adaptive feedback and scaffolding, and designing engaging interfaces. Challenges related to accessibility, scalability, and ethical considerations were also identified. The study concludes that an optimal combination of technological advancements, sound pedagogical principles, and a deep understanding of individual student needs is crucial for the success of ITS in improving learning outcomes.&quot;,&quot;publisher&quot;:&quot;GTE-Educational Technology Group, University of the Balearic Islands&quot;,&quot;issue&quot;:&quot;89&quot;,&quot;container-title-short&quot;:&quot;&quot;},&quot;isTemporary&quot;:false,&quot;suppress-author&quot;:false,&quot;composite&quot;:false,&quot;author-only&quot;:false}]},{&quot;citationID&quot;:&quot;MENDELEY_CITATION_1232acd2-e162-42a1-b772-3e2e5b9180ab&quot;,&quot;properties&quot;:{&quot;noteIndex&quot;:0},&quot;isEdited&quot;:false,&quot;manualOverride&quot;:{&quot;isManuallyOverridden&quot;:false,&quot;citeprocText&quot;:&quot;[27]&quot;,&quot;manualOverrideText&quot;:&quot;&quot;},&quot;citationTag&quot;:&quot;MENDELEY_CITATION_v3_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&quot;,&quot;citationItems&quot;:[{&quot;id&quot;:&quot;dca70e98-091b-3b25-a31e-8ea8dbed5c74&quot;,&quot;itemData&quot;:{&quot;type&quot;:&quot;article-journal&quot;,&quot;id&quot;:&quot;dca70e98-091b-3b25-a31e-8ea8dbed5c74&quot;,&quot;title&quot;:&quot;A Systematic Survey of Prompt Engineering in Large Language Models: Techniques and Applications&quot;,&quot;author&quot;:[{&quot;family&quot;:&quot;Sahoo&quot;,&quot;given&quot;:&quot;Pranab&quot;,&quot;parse-names&quot;:false,&quot;dropping-particle&quot;:&quot;&quot;,&quot;non-dropping-particle&quot;:&quot;&quot;},{&quot;family&quot;:&quot;Singh&quot;,&quot;given&quot;:&quot;Ayush Kumar&quot;,&quot;parse-names&quot;:false,&quot;dropping-particle&quot;:&quot;&quot;,&quot;non-dropping-particle&quot;:&quot;&quot;},{&quot;family&quot;:&quot;Saha&quot;,&quot;given&quot;:&quot;Sriparna&quot;,&quot;parse-names&quot;:false,&quot;dropping-particle&quot;:&quot;&quot;,&quot;non-dropping-particle&quot;:&quot;&quot;},{&quot;family&quot;:&quot;Jain&quot;,&quot;given&quot;:&quot;Vinija&quot;,&quot;parse-names&quot;:false,&quot;dropping-particle&quot;:&quot;&quot;,&quot;non-dropping-particle&quot;:&quot;&quot;},{&quot;family&quot;:&quot;Mondal&quot;,&quot;given&quot;:&quot;Samrat&quot;,&quot;parse-names&quot;:false,&quot;dropping-particle&quot;:&quot;&quot;,&quot;non-dropping-particle&quot;:&quot;&quot;},{&quot;family&quot;:&quot;Chadha&quot;,&quot;given&quot;:&quot;Aman&quot;,&quot;parse-names&quot;:false,&quot;dropping-particle&quot;:&quot;&quot;,&quot;non-dropping-particle&quot;:&quot;&quot;}],&quot;accessed&quot;:{&quot;date-parts&quot;:[[2025,8,28]]},&quot;URL&quot;:&quot;http://arxiv.org/abs/2402.07927&quot;,&quot;issued&quot;:{&quot;date-parts&quot;:[[2025,3,16]]},&quot;abstract&quot;:&quot;Prompt engineering has emerged as an indispensable technique for extending the capabilities of large language models (LLMs) and vision-language models (VLMs). This approach leverages task-specific instructions, known as prompts, to enhance model efficacy without modifying the core model parameters. Rather than updating the model parameters, prompts allow seamless integration of pre-trained models into downstream tasks by eliciting desired model behaviors solely based on the given prompt. Prompts can be natural language instructions that provide context to guide the model or learned vector representations that activate relevant knowledge. This burgeoning field has enabled success across various applications, from question-answering to commonsense reasoning. However, there remains a lack of systematic organization and understanding of the diverse prompt engineering methods and techniques. This survey paper addresses the gap by providing a structured overview of recent advancements in prompt engineering, categorized by application area. For each prompting approach, we provide a summary detailing the prompting methodology, its applications, the models involved, and the datasets utilized. We also delve into the strengths and limitations of each approach and include a taxonomy diagram and table summarizing datasets, models, and critical points of each prompting technique. This systematic analysis enables a better understanding of this rapidly developing field and facilitates future research by illuminating open challenges and opportunities for prompt engineering.&quot;},&quot;isTemporary&quot;:false,&quot;suppress-author&quot;:false,&quot;composite&quot;:false,&quot;author-only&quot;:false}]},{&quot;citationID&quot;:&quot;MENDELEY_CITATION_d5249e27-0f30-49fc-a8b9-e949d835c1f8&quot;,&quot;properties&quot;:{&quot;noteIndex&quot;:0},&quot;isEdited&quot;:false,&quot;manualOverride&quot;:{&quot;isManuallyOverridden&quot;:false,&quot;citeprocText&quot;:&quot;[39]&quot;,&quot;manualOverrideText&quot;:&quot;&quot;},&quot;citationTag&quot;:&quot;MENDELEY_CITATION_v3_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&quot;,&quot;citationItems&quot;:[{&quot;id&quot;:&quot;18a0d745-1c3c-3d60-b8f0-06aef3cf0f37&quot;,&quot;itemData&quot;:{&quot;type&quot;:&quot;article-journal&quot;,&quot;id&quot;:&quot;18a0d745-1c3c-3d60-b8f0-06aef3cf0f37&quot;,&quot;title&quot;:&quot;Interface design: A neglected issue in educational software&quot;,&quot;author&quot;:[{&quot;family&quot;:&quot;Frye&quot;,&quot;given&quot;:&quot;D&quot;,&quot;parse-names&quot;:false,&quot;dropping-particle&quot;:&quot;&quot;,&quot;non-dropping-particle&quot;:&quot;&quot;},{&quot;family&quot;:&quot;Bulletin&quot;,&quot;given&quot;:&quot;E Soloway - ACM SIGCHI&quot;,&quot;parse-names&quot;:false,&quot;dropping-particle&quot;:&quot;&quot;,&quot;non-dropping-particle&quot;:&quot;&quot;},{&quot;family&quot;:&quot;1986&quot;,&quot;given&quot;:&quot;undefined&quot;,&quot;parse-names&quot;:false,&quot;dropping-particle&quot;:&quot;&quot;,&quot;non-dropping-particle&quot;:&quot;&quot;}],&quot;container-title&quot;:&quot;dl.acm.org&quot;,&quot;accessed&quot;:{&quot;date-parts&quot;:[[2025,9,13]]},&quot;DOI&quot;:&quot;10.1145/30851.30865&quot;,&quot;ISSN&quot;:&quot;0736-6906&quot;,&quot;URL&quot;:&quot;https://dl.acm.org/doi/abs/10.1145/30851.30865&quot;,&quot;issued&quot;:{&quot;date-parts&quot;:[[1986,5]]},&quot;page&quot;:&quot;93-97&quot;,&quot;abstract&quot;:&quot;The user interface is particularly important for educational software because 1) it must provide an entry to the content domain of the program rather than vice versa and 2) it must be sensitive to the general skill and/or developmental level of the user. In spite of these special characteristics, interface design for educational software has been given little attention. This study evaluates a representative interface from arithmetic software now used in the schools. It was found that the interface caused students a large number of difficulties. These difficulties were sufficient to interfere with the instructional effectiveness of the software. Designing interfaces that will benefit educational software will require careful study of the users of these programs along with an in-depth understanding of the domains being taught.&quot;,&quot;publisher&quot;:&quot;Association for Computing Machinery (ACM)&quot;,&quot;issue&quot;:&quot;SI&quot;,&quot;volume&quot;:&quot;17&quot;,&quot;container-title-short&quot;:&quot;&quot;},&quot;isTemporary&quot;:false,&quot;suppress-author&quot;:false,&quot;composite&quot;:false,&quot;author-only&quot;:false}]},{&quot;citationID&quot;:&quot;MENDELEY_CITATION_5c86261a-075e-4d15-aef7-fd16ba99cc01&quot;,&quot;properties&quot;:{&quot;noteIndex&quot;:0},&quot;isEdited&quot;:false,&quot;manualOverride&quot;:{&quot;isManuallyOverridden&quot;:false,&quot;citeprocText&quot;:&quot;[40]&quot;,&quot;manualOverrideText&quot;:&quot;&quot;},&quot;citationTag&quot;:&quot;MENDELEY_CITATION_v3_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&quot;,&quot;citationItems&quot;:[{&quot;id&quot;:&quot;68e91740-a484-31b2-a2fd-d41f257c2cd2&quot;,&quot;itemData&quot;:{&quot;type&quot;:&quot;article-journal&quot;,&quot;id&quot;:&quot;68e91740-a484-31b2-a2fd-d41f257c2cd2&quot;,&quot;title&quot;:&quot;AI literacy and its implications for prompt engineering strategies&quot;,&quot;author&quot;:[{&quot;family&quot;:&quot;Knoth&quot;,&quot;given&quot;:&quot;Nils&quot;,&quot;parse-names&quot;:false,&quot;dropping-particle&quot;:&quot;&quot;,&quot;non-dropping-particle&quot;:&quot;&quot;},{&quot;family&quot;:&quot;Tolzin&quot;,&quot;given&quot;:&quot;Antonia&quot;,&quot;parse-names&quot;:false,&quot;dropping-particle&quot;:&quot;&quot;,&quot;non-dropping-particle&quot;:&quot;&quot;},{&quot;family&quot;:&quot;Janson&quot;,&quot;given&quot;:&quot;Andreas&quot;,&quot;parse-names&quot;:false,&quot;dropping-particle&quot;:&quot;&quot;,&quot;non-dropping-particle&quot;:&quot;&quot;},{&quot;family&quot;:&quot;Leimeister&quot;,&quot;given&quot;:&quot;Jan Marco&quot;,&quot;parse-names&quot;:false,&quot;dropping-particle&quot;:&quot;&quot;,&quot;non-dropping-particle&quot;:&quot;&quot;}],&quot;container-title&quot;:&quot;Computers and Education: Artificial Intelligence&quot;,&quot;accessed&quot;:{&quot;date-parts&quot;:[[2025,8,11]]},&quot;DOI&quot;:&quot;10.1016/J.CAEAI.2024.100225&quot;,&quot;ISSN&quot;:&quot;2666-920X&quot;,&quot;URL&quot;:&quot;https://www.sciencedirect.com/science/article/pii/S2666920X24000262?via%3Dihub&quot;,&quot;issued&quot;:{&quot;date-parts&quot;:[[2024,6,1]]},&quot;page&quot;:&quot;100225&quot;,&quot;abstract&quot;:&quot;Artificial intelligence technologies are rapidly advancing. As part of this development, large language models (LLMs) are increasingly being used when humans interact with systems based on artificial intelligence (AI), posing both new opportunities and challenges. When interacting with LLM-based AI system in a goal-directed manner, prompt engineering has evolved as a skill of formulating precise and well-structured instructions to elicit desired responses or information from the LLM, optimizing the effectiveness of the interaction. However, research on the perspectives of non-experts using LLM-based AI systems through prompt engineering and on how AI literacy affects prompting behavior is lacking. This aspect is particularly important when considering the implications of LLMs in the context of higher education. In this present study, we address this issue, introduce a skill-based approach to prompt engineering, and explicitly consider the role of non-experts' AI literacy (students) in their prompt engineering skills. We also provide qualitative insights into students’ intuitive behaviors towards LLM-based AI systems. The results show that higher-quality prompt engineering skills predict the quality of LLM output, suggesting that prompt engineering is indeed a required skill for the goal-directed use of generative AI tools. In addition, the results show that certain aspects of AI literacy can play a role in higher quality prompt engineering and targeted adaptation of LLMs within education. We, therefore, argue for the integration of AI educational content into current curricula to enable a hybrid intelligent society in which students can effectively use generative AI tools such as ChatGPT.&quot;,&quot;publisher&quot;:&quot;Elsevier&quot;,&quot;volume&quot;:&quot;6&quot;,&quot;container-title-short&quot;:&quot;&quot;},&quot;isTemporary&quot;:false,&quot;suppress-author&quot;:false,&quot;composite&quot;:false,&quot;author-only&quot;:false}]},{&quot;citationID&quot;:&quot;MENDELEY_CITATION_0d085d9a-e987-4e62-86d1-7b5acd17fd2f&quot;,&quot;properties&quot;:{&quot;noteIndex&quot;:0},&quot;isEdited&quot;:false,&quot;manualOverride&quot;:{&quot;isManuallyOverridden&quot;:false,&quot;citeprocText&quot;:&quot;[41]&quot;,&quot;manualOverrideText&quot;:&quot;&quot;},&quot;citationTag&quot;:&quot;MENDELEY_CITATION_v3_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&quot;,&quot;citationItems&quot;:[{&quot;id&quot;:&quot;7161ae98-ae72-3870-9ed7-1aa77800d86c&quot;,&quot;itemData&quot;:{&quot;type&quot;:&quot;article-journal&quot;,&quot;id&quot;:&quot;7161ae98-ae72-3870-9ed7-1aa77800d86c&quot;,&quot;title&quot;:&quot;Scaffolding Technique Framing the Issue&quot;,&quot;author&quot;:[{&quot;family&quot;:&quot;Gonulal&quot;,&quot;given&quot;:&quot;Talip&quot;,&quot;parse-names&quot;:false,&quot;dropping-particle&quot;:&quot;&quot;,&quot;non-dropping-particle&quot;:&quot;&quot;},{&quot;family&quot;:&quot;Loewen&quot;,&quot;given&quot;:&quot;Shawn&quot;,&quot;parse-names&quot;:false,&quot;dropping-particle&quot;:&quot;&quot;,&quot;non-dropping-particle&quot;:&quot;&quot;}],&quot;accessed&quot;:{&quot;date-parts&quot;:[[2025,8,28]]},&quot;DOI&quot;:&quot;10.1002/9781118784235.eelt0180&quot;,&quot;URL&quot;:&quot;https://talipgonulal.wordpress.com/wp-content/uploads/2018/02/gonulal-loewen-2018.pdf&quot;,&quot;issued&quot;:{&quot;date-parts&quot;:[[2018]]},&quot;container-title-short&quot;:&quot;&quot;},&quot;isTemporary&quot;:false,&quot;suppress-author&quot;:false,&quot;composite&quot;:false,&quot;author-only&quot;:false}]},{&quot;citationID&quot;:&quot;MENDELEY_CITATION_504b3955-6ea7-41bb-b994-f8451ab7b5af&quot;,&quot;properties&quot;:{&quot;noteIndex&quot;:0},&quot;isEdited&quot;:false,&quot;manualOverride&quot;:{&quot;isManuallyOverridden&quot;:false,&quot;citeprocText&quot;:&quot;[42]&quot;,&quot;manualOverrideText&quot;:&quot;&quot;},&quot;citationTag&quot;:&quot;MENDELEY_CITATION_v3_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&quot;,&quot;citationItems&quot;:[{&quot;id&quot;:&quot;6a79146b-a49c-3c45-b015-f73e43230afe&quot;,&quot;itemData&quot;:{&quot;type&quot;:&quot;article-journal&quot;,&quot;id&quot;:&quot;6a79146b-a49c-3c45-b015-f73e43230afe&quot;,&quot;title&quot;:&quot;FRAMEWORK KARANGTURI UNTUK PROMPT ENGINEERING: ANALISIS KOMPARATIF DENGAN RTF, COT, DAN REACT PADA MODEL AI GENERATIF&quot;,&quot;author&quot;:[{&quot;family&quot;:&quot;Pangan&quot;,&quot;given&quot;:&quot;Teknologi&quot;,&quot;parse-names&quot;:false,&quot;dropping-particle&quot;:&quot;&quot;,&quot;non-dropping-particle&quot;:&quot;&quot;},{&quot;family&quot;:&quot;Sains Dan Teknologi&quot;,&quot;given&quot;:&quot;Fakultas&quot;,&quot;parse-names&quot;:false,&quot;dropping-particle&quot;:&quot;&quot;,&quot;non-dropping-particle&quot;:&quot;&quot;}],&quot;container-title&quot;:&quot;Science Technology and Management Journal&quot;,&quot;accessed&quot;:{&quot;date-parts&quot;:[[2025,9,14]]},&quot;DOI&quot;:&quot;10.53416/STMJ.V5I2.353&quot;,&quot;ISSN&quot;:&quot;2807-7865&quot;,&quot;URL&quot;:&quot;https://unkartur.ac.id/journal/index.php/stmj/article/view/353&quot;,&quot;issued&quot;:{&quot;date-parts&quot;:[[2025,8,28]]},&quot;page&quot;:&quot;133-138&quot;,&quot;abstract&quot;:&quot;This study aims to perform a comparative analysis of four prompt engineering frameworks: KARANGTURI, RTF (Role-Task-Format), CoT (Chain-of-Thought), and ReAct. These frameworks play a crucial role in assisting users in designing effective instructions for Large Language Models (LLMs). A descriptive-comparative approach is employed to examine each framework in terms of structure, focus, complexity, strengths, limitations, and practical application. KARANGTURI, a locally developed framework, consists of four key elements: Character, Summary, Goal, and Constraint. RTF offers a simple structure based on three core components, making it suitable for straightforward tasks. CoT emphasizes step-by-step reasoning and is effective for complex and logical challenges. ReAct integrates reasoning with actions and supports interaction with external tools for advanced tasks. The analysis reveals that the choice of framework depends on task type, complexity level, and the need for reasoning or access to external information. KARANGTURI is viewed as a comprehensive and flexible approach with promising potential, though it requires further empirical validation. The findings are expected to help AI practitioners select the most appropriate prompting strategy based on their specific needs.&quot;,&quot;issue&quot;:&quot;2&quot;,&quot;volume&quot;:&quot;5&quot;,&quot;container-title-short&quot;:&quot;&quot;},&quot;isTemporary&quot;:false,&quot;suppress-author&quot;:false,&quot;composite&quot;:false,&quot;author-only&quot;:false}]},{&quot;citationID&quot;:&quot;MENDELEY_CITATION_91ef33d2-d4fd-4b83-a0ef-6f4ac2d62eb4&quot;,&quot;properties&quot;:{&quot;noteIndex&quot;:0},&quot;isEdited&quot;:false,&quot;manualOverride&quot;:{&quot;isManuallyOverridden&quot;:false,&quot;citeprocText&quot;:&quot;[43]&quot;,&quot;manualOverrideText&quot;:&quot;&quot;},&quot;citationTag&quot;:&quot;MENDELEY_CITATION_v3_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&quot;,&quot;citationItems&quot;:[{&quot;id&quot;:&quot;5c26cac5-4c7c-3b24-8910-04d63f4e7f60&quot;,&quot;itemData&quot;:{&quot;type&quot;:&quot;webpage&quot;,&quot;id&quot;:&quot;5c26cac5-4c7c-3b24-8910-04d63f4e7f60&quot;,&quot;title&quot;:&quot;TrigTutor IA - Tesis UTEQ&quot;,&quot;accessed&quot;:{&quot;date-parts&quot;:[[2025,9,6]]},&quot;URL&quot;:&quot;https://aitrigonometria.web.app/&quot;,&quot;container-title-short&quot;:&quot;&quot;},&quot;isTemporary&quot;:false,&quot;suppress-author&quot;:false,&quot;composite&quot;:false,&quot;author-only&quot;:false}]}]"/>
     <we:property name="MENDELEY_CITATIONS_STYLE" value="{&quot;id&quot;:&quot;https://www.zotero.org/styles/ieee&quot;,&quot;title&quot;:&quot;IEEE&quot;,&quot;format&quot;:&quot;numeric&quot;,&quot;defaultLocale&quot;:null,&quot;isLocaleCodeValid&quot;:true}"/>
   </we:properties>
   <we:bindings/>

--- a/DESARROLLO DE TITULACIÓN II/TESIS/ARCHIVO/Kushiro_Proyecto_de_Investigación.docx
+++ b/DESARROLLO DE TITULACIÓN II/TESIS/ARCHIVO/Kushiro_Proyecto_de_Investigación.docx
@@ -127,6 +127,15 @@
         </w:rPr>
         <w:br/>
       </w:r>
+      <w:r>
+        <w:rPr>
+          <w:b/>
+          <w:bCs/>
+          <w:sz w:val="26"/>
+          <w:szCs w:val="26"/>
+        </w:rPr>
+        <w:t xml:space="preserve"> </w:t>
+      </w:r>
     </w:p>
     <w:p>
       <w:pPr>
@@ -146,25 +155,7 @@
           <w:sz w:val="28"/>
           <w:szCs w:val="28"/>
         </w:rPr>
-        <w:t xml:space="preserve">CARRERA </w:t>
-      </w:r>
-      <w:r>
-        <w:rPr>
-          <w:b/>
-          <w:bCs/>
-          <w:sz w:val="28"/>
-          <w:szCs w:val="28"/>
-        </w:rPr>
-        <w:t>DE</w:t>
-      </w:r>
-      <w:r>
-        <w:rPr>
-          <w:b/>
-          <w:bCs/>
-          <w:sz w:val="28"/>
-          <w:szCs w:val="28"/>
-        </w:rPr>
-        <w:t xml:space="preserve"> TELEMÁTICA</w:t>
+        <w:t>CARRERA TELEMÁTICA</w:t>
       </w:r>
     </w:p>
     <w:p>
@@ -385,7 +376,13 @@
         <w:jc w:val="center"/>
       </w:pPr>
       <w:r>
-        <w:t>MORALES COBEÑA MIYAKO KUSHIRO</w:t>
+        <w:t>MIYAKO KUSHIRO</w:t>
+      </w:r>
+      <w:r>
+        <w:t xml:space="preserve"> </w:t>
+      </w:r>
+      <w:r>
+        <w:t xml:space="preserve">MORALES COBEÑA </w:t>
       </w:r>
     </w:p>
     <w:p>
@@ -426,23 +423,51 @@
           <w:rFonts w:eastAsia="Times New Roman" w:cs="Times New Roman"/>
           <w:lang w:val="en-US"/>
         </w:rPr>
-        <w:t>ING. DAISY JUDITH NATA CASTRO MSC.</w:t>
-      </w:r>
-    </w:p>
-    <w:p>
-      <w:pPr>
-        <w:jc w:val="center"/>
+        <w:t>I</w:t>
+      </w:r>
+      <w:r>
         <w:rPr>
           <w:rFonts w:eastAsia="Times New Roman" w:cs="Times New Roman"/>
           <w:lang w:val="en-US"/>
         </w:rPr>
-      </w:pPr>
+        <w:t>ng</w:t>
+      </w:r>
+      <w:r>
+        <w:rPr>
+          <w:rFonts w:eastAsia="Times New Roman" w:cs="Times New Roman"/>
+          <w:lang w:val="en-US"/>
+        </w:rPr>
+        <w:t>. DAISY JUDITH NATA CASTRO MS</w:t>
+      </w:r>
+      <w:r>
+        <w:rPr>
+          <w:rFonts w:eastAsia="Times New Roman" w:cs="Times New Roman"/>
+          <w:lang w:val="en-US"/>
+        </w:rPr>
+        <w:t>c</w:t>
+      </w:r>
+      <w:r>
+        <w:rPr>
+          <w:rFonts w:eastAsia="Times New Roman" w:cs="Times New Roman"/>
+          <w:lang w:val="en-US"/>
+        </w:rPr>
+        <w:t>.</w:t>
+      </w:r>
     </w:p>
     <w:p>
       <w:pPr>
         <w:jc w:val="center"/>
         <w:rPr>
           <w:rFonts w:eastAsia="Times New Roman" w:cs="Times New Roman"/>
+          <w:lang w:val="en-US"/>
+        </w:rPr>
+      </w:pPr>
+    </w:p>
+    <w:p>
+      <w:pPr>
+        <w:jc w:val="center"/>
+        <w:rPr>
+          <w:rFonts w:eastAsia="Times New Roman" w:cs="Times New Roman"/>
           <w:b/>
           <w:bCs/>
         </w:rPr>
@@ -471,7 +496,7 @@
           <w:b/>
           <w:bCs/>
         </w:rPr>
-        <w:t>PPA 2025-2026</w:t>
+        <w:t>2025</w:t>
       </w:r>
     </w:p>
     <w:p>
@@ -1015,13 +1040,29 @@
     </w:p>
     <w:p>
       <w:r>
-        <w:t>La presente investigación aborda la ausencia de un marco metodológico estructurado para la integración de la inteligencia artificial generativa en el software educativo, una brecha que limita el desarrollo de herramientas pedagógicamente efectivas y seguras. El objetivo principal fue formular un modelo cualitativo que sirva como referencia para el diseño de interfaces educativas, aplicando dicho modelo en la construcción de una aplicación web para la enseñanza de la trigonometría. La metodología se enmarcó en un enfoque aplicado y descriptivo, con un diseño no experimental y transeccional, ejecutado en tres fases: la fundamentación conceptual del modelo mediante una revisión sistemática, el desarrollo del artefacto tecnológico "TrigTutor IA" y la validación empírica de su usabilidad con estudiantes de educación básica superior a través del cuestionario SUS. Como resultado principal, se obtuvo un modelo cualitativo con una arquitectura definida que estandariza la interacción con la</w:t>
+        <w:t>La presente investigación aborda la ausencia de un marco metodológico estructurado para la integración de la inteligencia artificial generativa en el software educativo, una brecha que limita el desarrollo de herramientas pedagógicamente efectivas y seguras. El objetivo principal fue formular un modelo cualitativo que sirva como referencia para el diseño de interfaces educativas, aplicando dicho modelo en la construcción de una aplicación web para la enseñanza de la trigonometría. La metodología se enmarcó en un enfoque aplicado y descriptivo, con un diseño no experimental y transeccional, ejecutado en tres fases: la fundamentación conceptual del modelo mediante una revisión sistemática, el desarrollo del artefacto tecnológico "</w:t>
+      </w:r>
+      <w:proofErr w:type="spellStart"/>
+      <w:r>
+        <w:t>TrigTutor</w:t>
+      </w:r>
+      <w:proofErr w:type="spellEnd"/>
+      <w:r>
+        <w:t xml:space="preserve"> IA" y la validación empírica de su usabilidad con estudiantes de educación básica superior a través del cuestionario SUS. Como resultado principal, se obtuvo un modelo cualitativo con una arquitectura definida que estandariza la interacción con la</w:t>
       </w:r>
       <w:r>
         <w:t xml:space="preserve"> inteligencia artificial</w:t>
       </w:r>
       <w:r>
-        <w:t>, incorporando un bucle de validación, un núcleo de generación basado en ingeniería de prompts y una estrategia de andamiaje pedagógico, demostrando su aplicabilidad en la creación de una herramienta funcional que busca mitigar riesgos como la deuda cognitiva y potenciar el aprendizaje adaptativo.</w:t>
+        <w:t xml:space="preserve">, incorporando un bucle de validación, un núcleo de generación basado en ingeniería de </w:t>
+      </w:r>
+      <w:proofErr w:type="spellStart"/>
+      <w:r>
+        <w:t>prompts</w:t>
+      </w:r>
+      <w:proofErr w:type="spellEnd"/>
+      <w:r>
+        <w:t xml:space="preserve"> y una estrategia de andamiaje pedagógico, demostrando su aplicabilidad en la creación de una herramienta funcional que busca mitigar riesgos como la deuda cognitiva y potenciar el aprendizaje adaptativo.</w:t>
       </w:r>
     </w:p>
     <w:p>
@@ -1064,8 +1105,13 @@
         <w:t xml:space="preserve">rtificial generativa, interfaces educativas, trigonometría, </w:t>
       </w:r>
       <w:r>
-        <w:t>ingeniería de prompts</w:t>
-      </w:r>
+        <w:t xml:space="preserve">ingeniería de </w:t>
+      </w:r>
+      <w:proofErr w:type="spellStart"/>
+      <w:r>
+        <w:t>prompts</w:t>
+      </w:r>
+      <w:proofErr w:type="spellEnd"/>
       <w:r>
         <w:t>.</w:t>
       </w:r>
@@ -1106,7 +1152,21 @@
         <w:rPr>
           <w:lang w:val="en-US"/>
         </w:rPr>
-        <w:t>This research addresses the absence of a structured methodological framework for integrating generative artificial intelligence into educational software, a gap that limits the development of pedagogically effective and safe tools. The main objective was to formulate a qualitative model to serve as a reference for designing educational interfaces, applying this model in the construction of a web application for teaching trigonometry. The methodology was framed within an applied and descriptive approach, with a non-experimental and cross-sectional design, executed in three phases: the conceptual foundation of the model through a systematic review, the development of the "TrigTutor IA" technological artifact, and the empirical validation of its usability with high school students using the SUS questionnaire. As a primary result, a qualitative model with a defined architecture was obtained, which standardizes the interaction with artificial intelligence by incorporating a validation loop, a generation core based on prompt engineering, and a pedagogical scaffolding strategy, demonstrating its applicability in creating a functional tool that seeks to mitigate risks such as cognitive debt and enhance adaptive learning.</w:t>
+        <w:t>This research addresses the absence of a structured methodological framework for integrating generative artificial intelligence into educational software, a gap that limits the development of pedagogically effective and safe tools. The main objective was to formulate a qualitative model to serve as a reference for designing educational interfaces, applying this model in the construction of a web application for teaching trigonometry. The methodology was framed within an applied and descriptive approach, with a non-experimental and cross-sectional design, executed in three phases: the conceptual foundation of the model through a systematic review, the development of the "</w:t>
+      </w:r>
+      <w:proofErr w:type="spellStart"/>
+      <w:r>
+        <w:rPr>
+          <w:lang w:val="en-US"/>
+        </w:rPr>
+        <w:t>TrigTutor</w:t>
+      </w:r>
+      <w:proofErr w:type="spellEnd"/>
+      <w:r>
+        <w:rPr>
+          <w:lang w:val="en-US"/>
+        </w:rPr>
+        <w:t xml:space="preserve"> IA" technological artifact, and the empirical validation of its usability with high school students using the SUS questionnaire. As a primary result, a qualitative model with a defined architecture was obtained, which standardizes the interaction with artificial intelligence by incorporating a validation loop, a generation core based on prompt engineering, and a pedagogical scaffolding strategy, demonstrating its applicability in creating a functional tool that seeks to mitigate risks such as cognitive debt and enhance adaptive learning.</w:t>
       </w:r>
     </w:p>
     <w:p>
@@ -1541,7 +1601,7 @@
           <w:bCs/>
           <w:lang w:val="en-US"/>
         </w:rPr>
-        <w:t>ING</w:t>
+        <w:t>I</w:t>
       </w:r>
       <w:r>
         <w:rPr>
@@ -1550,7 +1610,7 @@
           <w:bCs/>
           <w:lang w:val="en-US"/>
         </w:rPr>
-        <w:t xml:space="preserve">. Daisy Judith Nata Castro </w:t>
+        <w:t>ng</w:t>
       </w:r>
       <w:r>
         <w:rPr>
@@ -1559,7 +1619,34 @@
           <w:bCs/>
           <w:lang w:val="en-US"/>
         </w:rPr>
-        <w:t>MSC.</w:t>
+        <w:t xml:space="preserve">. Daisy Judith Nata Castro </w:t>
+      </w:r>
+      <w:r>
+        <w:rPr>
+          <w:rFonts w:eastAsia="Times New Roman" w:cs="Times New Roman"/>
+          <w:b/>
+          <w:bCs/>
+          <w:lang w:val="en-US"/>
+        </w:rPr>
+        <w:t>MS</w:t>
+      </w:r>
+      <w:r>
+        <w:rPr>
+          <w:rFonts w:eastAsia="Times New Roman" w:cs="Times New Roman"/>
+          <w:b/>
+          <w:bCs/>
+          <w:lang w:val="en-US"/>
+        </w:rPr>
+        <w:t>c</w:t>
+      </w:r>
+      <w:r>
+        <w:rPr>
+          <w:rFonts w:eastAsia="Times New Roman" w:cs="Times New Roman"/>
+          <w:b/>
+          <w:bCs/>
+          <w:lang w:val="en-US"/>
+        </w:rPr>
+        <w:t>.</w:t>
       </w:r>
     </w:p>
     <w:p>
@@ -1807,7 +1894,7 @@
         <w:rPr>
           <w:lang w:val="es-ES"/>
         </w:rPr>
-        <w:t>Facultad de Ciencias de la Computación y Diseño Digital,</w:t>
+        <w:t>Facultad de Ciencias de la Computación,</w:t>
       </w:r>
       <w:r>
         <w:rPr>
@@ -1879,14 +1966,7 @@
           <w:sz w:val="18"/>
           <w:szCs w:val="18"/>
         </w:rPr>
-        <w:t xml:space="preserve">ING. </w:t>
-      </w:r>
-      <w:r>
-        <w:rPr>
-          <w:sz w:val="18"/>
-          <w:szCs w:val="18"/>
-        </w:rPr>
-        <w:t>Torres Quijije Angel Ivan</w:t>
+        <w:t>I</w:t>
       </w:r>
       <w:r>
         <w:rPr>
@@ -1894,7 +1974,7 @@
           <w:sz w:val="18"/>
           <w:szCs w:val="18"/>
         </w:rPr>
-        <w:t xml:space="preserve"> </w:t>
+        <w:t>ng</w:t>
       </w:r>
       <w:r>
         <w:rPr>
@@ -1902,7 +1982,89 @@
           <w:sz w:val="18"/>
           <w:szCs w:val="18"/>
         </w:rPr>
-        <w:t>MSC.</w:t>
+        <w:t xml:space="preserve">. </w:t>
+      </w:r>
+      <w:r>
+        <w:rPr>
+          <w:sz w:val="18"/>
+          <w:szCs w:val="18"/>
+        </w:rPr>
+        <w:t xml:space="preserve">Torres </w:t>
+      </w:r>
+      <w:proofErr w:type="spellStart"/>
+      <w:r>
+        <w:rPr>
+          <w:sz w:val="18"/>
+          <w:szCs w:val="18"/>
+        </w:rPr>
+        <w:t>Quijije</w:t>
+      </w:r>
+      <w:proofErr w:type="spellEnd"/>
+      <w:r>
+        <w:rPr>
+          <w:sz w:val="18"/>
+          <w:szCs w:val="18"/>
+        </w:rPr>
+        <w:t xml:space="preserve"> </w:t>
+      </w:r>
+      <w:proofErr w:type="spellStart"/>
+      <w:r>
+        <w:rPr>
+          <w:sz w:val="18"/>
+          <w:szCs w:val="18"/>
+        </w:rPr>
+        <w:t>Angel</w:t>
+      </w:r>
+      <w:proofErr w:type="spellEnd"/>
+      <w:r>
+        <w:rPr>
+          <w:sz w:val="18"/>
+          <w:szCs w:val="18"/>
+        </w:rPr>
+        <w:t xml:space="preserve"> </w:t>
+      </w:r>
+      <w:proofErr w:type="spellStart"/>
+      <w:r>
+        <w:rPr>
+          <w:sz w:val="18"/>
+          <w:szCs w:val="18"/>
+        </w:rPr>
+        <w:t>Ivan</w:t>
+      </w:r>
+      <w:proofErr w:type="spellEnd"/>
+      <w:r>
+        <w:rPr>
+          <w:rFonts w:eastAsia="Times New Roman" w:cs="Times New Roman"/>
+          <w:sz w:val="18"/>
+          <w:szCs w:val="18"/>
+        </w:rPr>
+        <w:t xml:space="preserve"> </w:t>
+      </w:r>
+      <w:proofErr w:type="spellStart"/>
+      <w:r>
+        <w:rPr>
+          <w:rFonts w:eastAsia="Times New Roman" w:cs="Times New Roman"/>
+          <w:sz w:val="18"/>
+          <w:szCs w:val="18"/>
+        </w:rPr>
+        <w:t>MS</w:t>
+      </w:r>
+      <w:r>
+        <w:rPr>
+          <w:rFonts w:eastAsia="Times New Roman" w:cs="Times New Roman"/>
+          <w:sz w:val="18"/>
+          <w:szCs w:val="18"/>
+        </w:rPr>
+        <w:t>c</w:t>
+      </w:r>
+      <w:proofErr w:type="spellEnd"/>
+      <w:r>
+        <w:rPr>
+          <w:rFonts w:eastAsia="Times New Roman" w:cs="Times New Roman"/>
+          <w:sz w:val="18"/>
+          <w:szCs w:val="18"/>
+        </w:rPr>
+        <w:t>.</w:t>
       </w:r>
     </w:p>
     <w:p>
@@ -2021,7 +2183,7 @@
           <w:sz w:val="18"/>
           <w:szCs w:val="18"/>
         </w:rPr>
-        <w:t>ING.</w:t>
+        <w:t>I</w:t>
       </w:r>
       <w:r>
         <w:rPr>
@@ -2029,14 +2191,7 @@
           <w:sz w:val="18"/>
           <w:szCs w:val="18"/>
         </w:rPr>
-        <w:t xml:space="preserve"> </w:t>
-      </w:r>
-      <w:r>
-        <w:rPr>
-          <w:sz w:val="18"/>
-          <w:szCs w:val="18"/>
-        </w:rPr>
-        <w:t>Oviedo Bayas Byron Wladimir</w:t>
+        <w:t>ng</w:t>
       </w:r>
       <w:r>
         <w:rPr>
@@ -2044,7 +2199,7 @@
           <w:sz w:val="18"/>
           <w:szCs w:val="18"/>
         </w:rPr>
-        <w:t xml:space="preserve"> </w:t>
+        <w:t>.</w:t>
       </w:r>
       <w:r>
         <w:rPr>
@@ -2052,36 +2207,31 @@
           <w:sz w:val="18"/>
           <w:szCs w:val="18"/>
         </w:rPr>
-        <w:t>PhD</w:t>
-      </w:r>
+        <w:t xml:space="preserve"> </w:t>
+      </w:r>
+      <w:r>
+        <w:rPr>
+          <w:sz w:val="18"/>
+          <w:szCs w:val="18"/>
+        </w:rPr>
+        <w:t xml:space="preserve">Oviedo Bayas Byron </w:t>
+      </w:r>
+      <w:proofErr w:type="spellStart"/>
+      <w:r>
+        <w:rPr>
+          <w:sz w:val="18"/>
+          <w:szCs w:val="18"/>
+        </w:rPr>
+        <w:t>Wladimir</w:t>
+      </w:r>
+      <w:proofErr w:type="spellEnd"/>
       <w:r>
         <w:rPr>
           <w:rFonts w:eastAsia="Times New Roman" w:cs="Times New Roman"/>
           <w:sz w:val="18"/>
           <w:szCs w:val="18"/>
         </w:rPr>
-        <w:t>.</w:t>
-      </w:r>
-      <w:r>
-        <w:rPr>
-          <w:sz w:val="18"/>
-          <w:szCs w:val="18"/>
-        </w:rPr>
         <w:t xml:space="preserve"> </w:t>
-      </w:r>
-      <w:r>
-        <w:rPr>
-          <w:sz w:val="18"/>
-          <w:szCs w:val="18"/>
-        </w:rPr>
-        <w:t xml:space="preserve">        </w:t>
-      </w:r>
-      <w:r>
-        <w:rPr>
-          <w:sz w:val="18"/>
-          <w:szCs w:val="18"/>
-        </w:rPr>
-        <w:t xml:space="preserve">                         </w:t>
       </w:r>
       <w:r>
         <w:rPr>
@@ -2089,7 +2239,7 @@
           <w:sz w:val="18"/>
           <w:szCs w:val="18"/>
         </w:rPr>
-        <w:t>ING.</w:t>
+        <w:t>PhD</w:t>
       </w:r>
       <w:r>
         <w:rPr>
@@ -2097,14 +2247,28 @@
           <w:sz w:val="18"/>
           <w:szCs w:val="18"/>
         </w:rPr>
-        <w:t xml:space="preserve"> </w:t>
+        <w:t>.</w:t>
       </w:r>
       <w:r>
         <w:rPr>
           <w:sz w:val="18"/>
           <w:szCs w:val="18"/>
         </w:rPr>
-        <w:t>Intriago Rodriguez Diego Fernando</w:t>
+        <w:t xml:space="preserve"> </w:t>
+      </w:r>
+      <w:r>
+        <w:rPr>
+          <w:sz w:val="18"/>
+          <w:szCs w:val="18"/>
+        </w:rPr>
+        <w:t xml:space="preserve">        </w:t>
+      </w:r>
+      <w:r>
+        <w:rPr>
+          <w:sz w:val="18"/>
+          <w:szCs w:val="18"/>
+        </w:rPr>
+        <w:t xml:space="preserve">                         </w:t>
       </w:r>
       <w:r>
         <w:rPr>
@@ -2112,7 +2276,88 @@
           <w:sz w:val="18"/>
           <w:szCs w:val="18"/>
         </w:rPr>
-        <w:t xml:space="preserve"> MSC.</w:t>
+        <w:t>I</w:t>
+      </w:r>
+      <w:r>
+        <w:rPr>
+          <w:rFonts w:eastAsia="Times New Roman" w:cs="Times New Roman"/>
+          <w:sz w:val="18"/>
+          <w:szCs w:val="18"/>
+        </w:rPr>
+        <w:t>ng</w:t>
+      </w:r>
+      <w:r>
+        <w:rPr>
+          <w:rFonts w:eastAsia="Times New Roman" w:cs="Times New Roman"/>
+          <w:sz w:val="18"/>
+          <w:szCs w:val="18"/>
+        </w:rPr>
+        <w:t>.</w:t>
+      </w:r>
+      <w:r>
+        <w:rPr>
+          <w:rFonts w:eastAsia="Times New Roman" w:cs="Times New Roman"/>
+          <w:sz w:val="18"/>
+          <w:szCs w:val="18"/>
+        </w:rPr>
+        <w:t xml:space="preserve"> </w:t>
+      </w:r>
+      <w:r>
+        <w:rPr>
+          <w:sz w:val="18"/>
+          <w:szCs w:val="18"/>
+        </w:rPr>
+        <w:t xml:space="preserve">Intriago </w:t>
+      </w:r>
+      <w:proofErr w:type="spellStart"/>
+      <w:r>
+        <w:rPr>
+          <w:sz w:val="18"/>
+          <w:szCs w:val="18"/>
+        </w:rPr>
+        <w:t>Rodriguez</w:t>
+      </w:r>
+      <w:proofErr w:type="spellEnd"/>
+      <w:r>
+        <w:rPr>
+          <w:sz w:val="18"/>
+          <w:szCs w:val="18"/>
+        </w:rPr>
+        <w:t xml:space="preserve"> Diego Fernando</w:t>
+      </w:r>
+      <w:r>
+        <w:rPr>
+          <w:rFonts w:eastAsia="Times New Roman" w:cs="Times New Roman"/>
+          <w:sz w:val="18"/>
+          <w:szCs w:val="18"/>
+        </w:rPr>
+        <w:t xml:space="preserve"> </w:t>
+      </w:r>
+      <w:proofErr w:type="spellStart"/>
+      <w:r>
+        <w:rPr>
+          <w:rFonts w:eastAsia="Times New Roman" w:cs="Times New Roman"/>
+          <w:sz w:val="18"/>
+          <w:szCs w:val="18"/>
+        </w:rPr>
+        <w:t>MS</w:t>
+      </w:r>
+      <w:r>
+        <w:rPr>
+          <w:rFonts w:eastAsia="Times New Roman" w:cs="Times New Roman"/>
+          <w:sz w:val="18"/>
+          <w:szCs w:val="18"/>
+        </w:rPr>
+        <w:t>c</w:t>
+      </w:r>
+      <w:proofErr w:type="spellEnd"/>
+      <w:r>
+        <w:rPr>
+          <w:rFonts w:eastAsia="Times New Roman" w:cs="Times New Roman"/>
+          <w:sz w:val="18"/>
+          <w:szCs w:val="18"/>
+        </w:rPr>
+        <w:t>.</w:t>
       </w:r>
     </w:p>
     <w:p>
@@ -2599,12 +2844,21 @@
                 <w:lang w:val="es-ES"/>
               </w:rPr>
             </w:pPr>
+            <w:proofErr w:type="spellStart"/>
             <w:r>
               <w:rPr>
                 <w:b/>
                 <w:lang w:val="es-ES"/>
               </w:rPr>
-              <w:t>Abstract:</w:t>
+              <w:t>Abstract</w:t>
+            </w:r>
+            <w:proofErr w:type="spellEnd"/>
+            <w:r>
+              <w:rPr>
+                <w:b/>
+                <w:lang w:val="es-ES"/>
+              </w:rPr>
+              <w:t>:</w:t>
             </w:r>
           </w:p>
           <w:p>
@@ -2685,7 +2939,21 @@
               <w:rPr>
                 <w:lang w:val="es-ES"/>
               </w:rPr>
-              <w:t>108 hojas : dimensiones, 29 x 21 cm + CD-ROM 6162</w:t>
+              <w:t xml:space="preserve">108 </w:t>
+            </w:r>
+            <w:proofErr w:type="gramStart"/>
+            <w:r>
+              <w:rPr>
+                <w:lang w:val="es-ES"/>
+              </w:rPr>
+              <w:t>hojas :</w:t>
+            </w:r>
+            <w:proofErr w:type="gramEnd"/>
+            <w:r>
+              <w:rPr>
+                <w:lang w:val="es-ES"/>
+              </w:rPr>
+              <w:t xml:space="preserve"> dimensiones, 29 x 21 cm + CD-ROM 6162</w:t>
             </w:r>
           </w:p>
         </w:tc>
@@ -3186,7 +3454,21 @@
                 <w:rStyle w:val="Hipervnculo"/>
                 <w:noProof/>
               </w:rPr>
-              <w:t>INTRODUCCIÓN</w:t>
+              <w:t>INT</w:t>
+            </w:r>
+            <w:r>
+              <w:rPr>
+                <w:rStyle w:val="Hipervnculo"/>
+                <w:noProof/>
+              </w:rPr>
+              <w:t>R</w:t>
+            </w:r>
+            <w:r>
+              <w:rPr>
+                <w:rStyle w:val="Hipervnculo"/>
+                <w:noProof/>
+              </w:rPr>
+              <w:t>ODUCCIÓN</w:t>
             </w:r>
             <w:r>
               <w:rPr>
@@ -6859,7 +7141,7 @@
                 <w:noProof/>
                 <w:webHidden/>
               </w:rPr>
-              <w:t>20</w:t>
+              <w:t>21</w:t>
             </w:r>
             <w:r>
               <w:rPr>
@@ -6930,7 +7212,7 @@
                 <w:noProof/>
                 <w:webHidden/>
               </w:rPr>
-              <w:t>21</w:t>
+              <w:t>22</w:t>
             </w:r>
             <w:r>
               <w:rPr>
@@ -6988,20 +7270,17 @@
                 <w:noProof/>
                 <w:webHidden/>
               </w:rPr>
-            </w:r>
-            <w:r>
-              <w:rPr>
-                <w:noProof/>
-                <w:webHidden/>
-              </w:rPr>
               <w:fldChar w:fldCharType="separate"/>
             </w:r>
             <w:r>
               <w:rPr>
-                <w:noProof/>
-                <w:webHidden/>
-              </w:rPr>
-              <w:t>21</w:t>
+                <w:b/>
+                <w:bCs/>
+                <w:noProof/>
+                <w:webHidden/>
+                <w:lang w:val="es-ES"/>
+              </w:rPr>
+              <w:t>¡Error! Marcador no definido.</w:t>
             </w:r>
             <w:r>
               <w:rPr>
@@ -7059,20 +7338,17 @@
                 <w:noProof/>
                 <w:webHidden/>
               </w:rPr>
-            </w:r>
-            <w:r>
-              <w:rPr>
-                <w:noProof/>
-                <w:webHidden/>
-              </w:rPr>
               <w:fldChar w:fldCharType="separate"/>
             </w:r>
             <w:r>
               <w:rPr>
-                <w:noProof/>
-                <w:webHidden/>
-              </w:rPr>
-              <w:t>22</w:t>
+                <w:b/>
+                <w:bCs/>
+                <w:noProof/>
+                <w:webHidden/>
+                <w:lang w:val="es-ES"/>
+              </w:rPr>
+              <w:t>¡Error! Marcador no definido.</w:t>
             </w:r>
             <w:r>
               <w:rPr>
@@ -7130,20 +7406,17 @@
                 <w:noProof/>
                 <w:webHidden/>
               </w:rPr>
-            </w:r>
-            <w:r>
-              <w:rPr>
-                <w:noProof/>
-                <w:webHidden/>
-              </w:rPr>
               <w:fldChar w:fldCharType="separate"/>
             </w:r>
             <w:r>
               <w:rPr>
-                <w:noProof/>
-                <w:webHidden/>
-              </w:rPr>
-              <w:t>22</w:t>
+                <w:b/>
+                <w:bCs/>
+                <w:noProof/>
+                <w:webHidden/>
+                <w:lang w:val="es-ES"/>
+              </w:rPr>
+              <w:t>¡Error! Marcador no definido.</w:t>
             </w:r>
             <w:r>
               <w:rPr>
@@ -7310,7 +7583,23 @@
                 <w:bCs/>
                 <w:noProof/>
               </w:rPr>
-              <w:t>4.1. Esbozo del modelo cualitativo: una arquitectura para la interacción pedagógica con IA generativa</w:t>
+              <w:t>4.1. E</w:t>
+            </w:r>
+            <w:r>
+              <w:rPr>
+                <w:rStyle w:val="Hipervnculo"/>
+                <w:bCs/>
+                <w:noProof/>
+              </w:rPr>
+              <w:t>s</w:t>
+            </w:r>
+            <w:r>
+              <w:rPr>
+                <w:rStyle w:val="Hipervnculo"/>
+                <w:bCs/>
+                <w:noProof/>
+              </w:rPr>
+              <w:t>bozo del modelo cualitativo: una arquitectura para la interacción pedagógica con IA generativa</w:t>
             </w:r>
             <w:r>
               <w:rPr>
@@ -7706,7 +7995,7 @@
                 <w:noProof/>
                 <w:webHidden/>
               </w:rPr>
-              <w:t>34</w:t>
+              <w:t>33</w:t>
             </w:r>
             <w:r>
               <w:rPr>
@@ -9204,7 +9493,7 @@
             <w:noProof/>
             <w:webHidden/>
           </w:rPr>
-          <w:t>33</w:t>
+          <w:t>32</w:t>
         </w:r>
         <w:r>
           <w:rPr>
@@ -9976,7 +10265,10 @@
     </w:p>
     <w:p>
       <w:r>
-        <w:t xml:space="preserve">Con el auge de la inteligencia artificial, surgió un debate sobre su rol en la sociedad, oscilando entre el temor a la sustitución humana y la visión de la tecnología como una herramienta complementaria. Ante este escenario, se consolidó la necesidad de promover un enfoque que conceptualizara a la </w:t>
+        <w:t>La irrupción de la inteligencia artificial ha generado un debate de alcance global</w:t>
+      </w:r>
+      <w:r>
+        <w:t xml:space="preserve"> sobre su rol en la sociedad, oscilando entre el temor a la sustitución humana y la visión de la tecnología como una herramienta complementaria. Ante este escenario, se consolidó la necesidad de promover un enfoque que conceptualizara a la </w:t>
       </w:r>
       <w:r>
         <w:t xml:space="preserve">inteligencia artificial </w:t>
@@ -10025,7 +10317,7 @@
     </w:p>
     <w:p>
       <w:r>
-        <w:t>Este enfoque de integración encontró un campo de aplicación crucial en la educación. Sin embargo, el simple hecho de hacer accesible una API de inteligencia artificial a través de una interfaz no garantizaba la creación de una herramienta pedagógicamente efectiva</w:t>
+        <w:t>Este enfoque de integración ha encontrado un campo de aplicación crucial en la educación. En el contexto de América Latina, si bien se reconoce el potencial de la IA para reducir brechas educativas, su adopción enfrenta barreras significativas como la falta de infraestructura y la necesidad de marcos metodológicos que guíen su implementación. El simple hecho de hacer accesible una API de inteligencia artificial a través de una interfaz no garantiza la creación de una herramienta pedagógicamente efectiva</w:t>
       </w:r>
       <w:r>
         <w:t xml:space="preserve"> </w:t>
@@ -10038,7 +10330,7 @@
           <w:tag w:val="MENDELEY_CITATION_v3_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"/>
           <w:id w:val="-2062165803"/>
           <w:placeholder>
-            <w:docPart w:val="AC2728E3E61946178D00EF852FFBEA12"/>
+            <w:docPart w:val="48408B0F53B44970A694C46C4E8EF1B3"/>
           </w:placeholder>
         </w:sdtPr>
         <w:sdtContent>
@@ -10051,18 +10343,31 @@
         </w:sdtContent>
       </w:sdt>
       <w:r>
-        <w:t xml:space="preserve">. Se identificó una brecha significativa, la ausencia de un marco de diseño estructurado que guiara a los desarrolladores y educadores sobre </w:t>
-      </w:r>
-      <w:r>
-        <w:t>cómo</w:t>
-      </w:r>
-      <w:r>
-        <w:t xml:space="preserve"> construir estas interfaces para que realmente facilitaran el aprendizaje. Sin una metodología clara, existía el riesgo de crear aplicaciones que, aunque funcionales, no fomentaran la comprensión profunda ni la autonomía del estudiante, sino una dependencia excesiva de la tecnología.</w:t>
-      </w:r>
-    </w:p>
-    <w:p>
-      <w:r>
-        <w:t>Para dar respuesta a esta problemática de diseño, esta investigación se centró en el desarrollo de un modelo cualitativo para el diseño de interfaces educativas basadas en IA generativa. El objetivo principal fue establecer una metodología replicable que conectara los principios pedagógicos con las capacidades técnicas de la IA, asegurando que el producto final fuera una herramienta de apoyo eficaz. Para demostrar la validez y aplicabilidad de este modelo, se utilizó para diseñar y construir una aplicación web enfocada en la enseñanza de la trigonometría</w:t>
+        <w:t>. Se identific</w:t>
+      </w:r>
+      <w:r>
+        <w:t>ó</w:t>
+      </w:r>
+      <w:r>
+        <w:t xml:space="preserve"> una brecha importante</w:t>
+      </w:r>
+      <w:r>
+        <w:t>,</w:t>
+      </w:r>
+      <w:r>
+        <w:t xml:space="preserve"> la ausencia de un marco de diseño estructurado que oriente a desarrolladores sobre cómo construir estas interfaces </w:t>
+      </w:r>
+      <w:r>
+        <w:t xml:space="preserve">que integran IA generativa </w:t>
+      </w:r>
+      <w:r>
+        <w:t xml:space="preserve">para que faciliten el aprendizaje. Sin una metodología clara, existe el riesgo de crear aplicaciones que fomenten </w:t>
+      </w:r>
+      <w:r>
+        <w:t>l</w:t>
+      </w:r>
+      <w:r>
+        <w:t>a dependencia excesiva de la tecnología</w:t>
       </w:r>
       <w:r>
         <w:t xml:space="preserve"> </w:t>
@@ -10072,7 +10377,38 @@
           <w:rPr>
             <w:color w:val="000000"/>
           </w:rPr>
-          <w:tag w:val="MENDELEY_CITATION_v3_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"/>
+          <w:tag w:val="MENDELEY_CITATION_v3_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"/>
+          <w:id w:val="1606917998"/>
+          <w:placeholder>
+            <w:docPart w:val="DefaultPlaceholder_-1854013440"/>
+          </w:placeholder>
+        </w:sdtPr>
+        <w:sdtContent>
+          <w:r>
+            <w:rPr>
+              <w:color w:val="000000"/>
+            </w:rPr>
+            <w:t>[3]</w:t>
+          </w:r>
+        </w:sdtContent>
+      </w:sdt>
+      <w:r>
+        <w:t>.</w:t>
+      </w:r>
+    </w:p>
+    <w:p>
+      <w:r>
+        <w:t>Para dar respuesta a esta problemática de diseño, esta investigación se centró en el desarrollo de un modelo cualitativo para el diseño de interfaces educativas basadas en IA generativa. El objetivo principal fue establecer una metodología replicable que conectara los principios pedagógicos con las capacidades técnicas de la IA, asegurando que el producto final fuera una herramienta de apoyo eficaz. Para demostrar la validez y aplicabilidad de este modelo, se utilizó para diseñar y construir una aplicación web enfocada en la enseñanza de la trigonometría</w:t>
+      </w:r>
+      <w:r>
+        <w:t xml:space="preserve"> </w:t>
+      </w:r>
+      <w:sdt>
+        <w:sdtPr>
+          <w:rPr>
+            <w:color w:val="000000"/>
+          </w:rPr>
+          <w:tag w:val="MENDELEY_CITATION_v3_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"/>
           <w:id w:val="1006328091"/>
           <w:placeholder>
             <w:docPart w:val="5C71C3DE97B949948D25856671144A60"/>
@@ -10083,7 +10419,7 @@
             <w:rPr>
               <w:color w:val="000000"/>
             </w:rPr>
-            <w:t>[3]</w:t>
+            <w:t>[4]</w:t>
           </w:r>
         </w:sdtContent>
       </w:sdt>
@@ -10101,7 +10437,7 @@
           <w:rPr>
             <w:color w:val="000000"/>
           </w:rPr>
-          <w:tag w:val="MENDELEY_CITATION_v3_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"/>
+          <w:tag w:val="MENDELEY_CITATION_v3_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"/>
           <w:id w:val="-1685129052"/>
           <w:placeholder>
             <w:docPart w:val="DefaultPlaceholder_-1854013440"/>
@@ -10112,7 +10448,7 @@
             <w:rPr>
               <w:color w:val="000000"/>
             </w:rPr>
-            <w:t>[4]</w:t>
+            <w:t>[5]</w:t>
           </w:r>
         </w:sdtContent>
       </w:sdt>
@@ -10123,14 +10459,35 @@
         <w:t>permitió</w:t>
       </w:r>
       <w:r>
-        <w:t xml:space="preserve"> probar el modelo en un escenario real y complejo. De este modo, la aplicación sirvió como la evidencia práctica de la efectividad del modelo de diseño, complementando la labor docente y fortaleciendo las habilidades de los estudiantes mediante una herramienta creada bajo un enfoque pedagógico estructurado </w:t>
+        <w:t xml:space="preserve"> probar el modelo en un escenario real y complejo</w:t>
+      </w:r>
+      <w:r>
+        <w:t xml:space="preserve"> </w:t>
+      </w:r>
+      <w:r>
+        <w:t xml:space="preserve">cuya validación se realizó de manera específica con estudiantes de la </w:t>
+      </w:r>
+      <w:r>
+        <w:t>escuela de educación básic</w:t>
+      </w:r>
+      <w:r>
+        <w:t>a "Víctor Manuel Rendón" en el cantón Valencia</w:t>
+      </w:r>
+      <w:r>
+        <w:t>. De este modo, la aplicación sirvió como la evidencia práctica de la efectividad del modelo de diseño, complementando la labor docente y fortaleciendo las habilidades de los estudiantes mediante una herramienta creada bajo un enfoque</w:t>
+      </w:r>
+      <w:r>
+        <w:t xml:space="preserve"> controlado de la integración de la IA </w:t>
+      </w:r>
+      <w:r>
+        <w:t xml:space="preserve"> </w:t>
       </w:r>
       <w:sdt>
         <w:sdtPr>
           <w:rPr>
             <w:color w:val="000000"/>
           </w:rPr>
-          <w:tag w:val="MENDELEY_CITATION_v3_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"/>
+          <w:tag w:val="MENDELEY_CITATION_v3_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"/>
           <w:id w:val="-1296207651"/>
           <w:placeholder>
             <w:docPart w:val="E699CAFB591247308A1EEABC0D7627EA"/>
@@ -10141,7 +10498,7 @@
             <w:rPr>
               <w:color w:val="000000"/>
             </w:rPr>
-            <w:t>[5]</w:t>
+            <w:t>[6]</w:t>
           </w:r>
         </w:sdtContent>
       </w:sdt>
@@ -10156,7 +10513,7 @@
           <w:rPr>
             <w:color w:val="000000"/>
           </w:rPr>
-          <w:tag w:val="MENDELEY_CITATION_v3_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"/>
+          <w:tag w:val="MENDELEY_CITATION_v3_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"/>
           <w:id w:val="727417825"/>
           <w:placeholder>
             <w:docPart w:val="4ED5CB98B2314AFBB9C82B94FAA6019C"/>
@@ -10167,7 +10524,7 @@
             <w:rPr>
               <w:color w:val="000000"/>
             </w:rPr>
-            <w:t>[6]</w:t>
+            <w:t>[7]</w:t>
           </w:r>
         </w:sdtContent>
       </w:sdt>
@@ -10175,9 +10532,6 @@
         <w:t>.</w:t>
       </w:r>
     </w:p>
-    <w:p/>
-    <w:p/>
-    <w:p/>
     <w:p>
       <w:r>
         <w:lastRenderedPageBreak/>
@@ -10191,11 +10545,16 @@
     </w:p>
     <w:p>
       <w:r>
-        <w:t>El Capítulo III detalla la metodología que gui</w:t>
+        <w:t xml:space="preserve">El Capítulo III detalla la metodología que </w:t>
+      </w:r>
+      <w:proofErr w:type="spellStart"/>
+      <w:r>
+        <w:t>gui</w:t>
       </w:r>
       <w:r>
         <w:t>ó</w:t>
       </w:r>
+      <w:proofErr w:type="spellEnd"/>
       <w:r>
         <w:t xml:space="preserve"> el proyecto, la cual se enmarca en una investigación de tipo aplicada y descriptiva. Se explican los métodos de investigación empleados, incluyendo el analítico-sintético para la deconstrucción y posterior construcción de la solución, y el deductivo para transitar de la teoría general a la validación empírica. El diseño de la investigación se define como no experimental y transeccional, ya que observa el fenómeno en su contexto natural y en un único momento en el tiempo. Finalmente, se presenta la estructura de la investigación organizada en tres fases: la primera, de fundamentación y diseño conceptual del modelo; la segunda, de desarrollo del artefacto tecnológico</w:t>
       </w:r>
@@ -10208,7 +10567,15 @@
     </w:p>
     <w:p>
       <w:r>
-        <w:t>El Capítulo IV presenta los resultados y la discusión de la investigación. Primero, detalla el modelo cualitativo propuesto, incluyendo su arquitectura y componentes clave. Luego, describe la construcción de la aplicación web "TrigTutor IA", mostrando cómo implementa los principios teóricos del modelo, como el andamiaje pedagógico. Finalmente, se analizan los resultados para validar la utilidad del modelo en el desarrollo de software educativo.</w:t>
+        <w:t>El Capítulo IV presenta los resultados y la discusión de la investigación. Primero, detalla el modelo cualitativo propuesto, incluyendo su arquitectura y componentes clave. Luego, describe la construcción de la aplicación web "</w:t>
+      </w:r>
+      <w:proofErr w:type="spellStart"/>
+      <w:r>
+        <w:t>TrigTutor</w:t>
+      </w:r>
+      <w:proofErr w:type="spellEnd"/>
+      <w:r>
+        <w:t xml:space="preserve"> IA", mostrando cómo implementa los principios teóricos del modelo, como el andamiaje pedagógico. Finalmente, se analizan los resultados para validar la utilidad del modelo en el desarrollo de software educativo.</w:t>
       </w:r>
     </w:p>
     <w:p/>
@@ -10404,7 +10771,7 @@
           <w:rPr>
             <w:color w:val="000000"/>
           </w:rPr>
-          <w:tag w:val="MENDELEY_CITATION_v3_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"/>
+          <w:tag w:val="MENDELEY_CITATION_v3_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"/>
           <w:id w:val="1521586234"/>
           <w:placeholder>
             <w:docPart w:val="255CBCA9A9574978884E88C29ADA06D3"/>
@@ -10415,7 +10782,7 @@
             <w:rPr>
               <w:color w:val="000000"/>
             </w:rPr>
-            <w:t>[7]</w:t>
+            <w:t>[8]</w:t>
           </w:r>
         </w:sdtContent>
       </w:sdt>
@@ -10435,7 +10802,7 @@
           <w:rPr>
             <w:color w:val="000000"/>
           </w:rPr>
-          <w:tag w:val="MENDELEY_CITATION_v3_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"/>
+          <w:tag w:val="MENDELEY_CITATION_v3_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"/>
           <w:id w:val="331413783"/>
           <w:placeholder>
             <w:docPart w:val="AC1499D3866E4C9588EC0C82BEF2C054"/>
@@ -10446,7 +10813,7 @@
             <w:rPr>
               <w:color w:val="000000"/>
             </w:rPr>
-            <w:t>[8]</w:t>
+            <w:t>[9]</w:t>
           </w:r>
         </w:sdtContent>
       </w:sdt>
@@ -10461,7 +10828,7 @@
           <w:rPr>
             <w:color w:val="000000"/>
           </w:rPr>
-          <w:tag w:val="MENDELEY_CITATION_v3_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"/>
+          <w:tag w:val="MENDELEY_CITATION_v3_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"/>
           <w:id w:val="677543671"/>
           <w:placeholder>
             <w:docPart w:val="C805592C4E9045AC81B3A412D73B494F"/>
@@ -10472,7 +10839,7 @@
             <w:rPr>
               <w:color w:val="000000"/>
             </w:rPr>
-            <w:t>[9]</w:t>
+            <w:t>[10]</w:t>
           </w:r>
         </w:sdtContent>
       </w:sdt>
@@ -10517,7 +10884,7 @@
           <w:rPr>
             <w:color w:val="000000"/>
           </w:rPr>
-          <w:tag w:val="MENDELEY_CITATION_v3_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"/>
+          <w:tag w:val="MENDELEY_CITATION_v3_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"/>
           <w:id w:val="-2048134919"/>
           <w:placeholder>
             <w:docPart w:val="DefaultPlaceholder_-1854013440"/>
@@ -10528,7 +10895,7 @@
             <w:rPr>
               <w:color w:val="000000"/>
             </w:rPr>
-            <w:t>[10]</w:t>
+            <w:t>[11]</w:t>
           </w:r>
         </w:sdtContent>
       </w:sdt>
@@ -10543,7 +10910,7 @@
           <w:rPr>
             <w:color w:val="000000"/>
           </w:rPr>
-          <w:tag w:val="MENDELEY_CITATION_v3_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"/>
+          <w:tag w:val="MENDELEY_CITATION_v3_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"/>
           <w:id w:val="1729654392"/>
           <w:placeholder>
             <w:docPart w:val="DefaultPlaceholder_-1854013440"/>
@@ -10554,7 +10921,7 @@
             <w:rPr>
               <w:color w:val="000000"/>
             </w:rPr>
-            <w:t>[11]</w:t>
+            <w:t>[12]</w:t>
           </w:r>
         </w:sdtContent>
       </w:sdt>
@@ -10589,7 +10956,7 @@
           <w:rPr>
             <w:color w:val="000000"/>
           </w:rPr>
-          <w:tag w:val="MENDELEY_CITATION_v3_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"/>
+          <w:tag w:val="MENDELEY_CITATION_v3_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"/>
           <w:id w:val="-1049530987"/>
           <w:placeholder>
             <w:docPart w:val="DefaultPlaceholder_-1854013440"/>
@@ -10600,7 +10967,7 @@
             <w:rPr>
               <w:color w:val="000000"/>
             </w:rPr>
-            <w:t>[12]</w:t>
+            <w:t>[13]</w:t>
           </w:r>
         </w:sdtContent>
       </w:sdt>
@@ -10633,7 +11000,7 @@
           <w:rPr>
             <w:color w:val="000000"/>
           </w:rPr>
-          <w:tag w:val="MENDELEY_CITATION_v3_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"/>
+          <w:tag w:val="MENDELEY_CITATION_v3_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"/>
           <w:id w:val="-234708020"/>
           <w:placeholder>
             <w:docPart w:val="DefaultPlaceholder_-1854013440"/>
@@ -10644,7 +11011,7 @@
             <w:rPr>
               <w:color w:val="000000"/>
             </w:rPr>
-            <w:t>[13]</w:t>
+            <w:t>[14]</w:t>
           </w:r>
         </w:sdtContent>
       </w:sdt>
@@ -11023,7 +11390,7 @@
           <w:rPr>
             <w:color w:val="000000"/>
           </w:rPr>
-          <w:tag w:val="MENDELEY_CITATION_v3_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"/>
+          <w:tag w:val="MENDELEY_CITATION_v3_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"/>
           <w:id w:val="-2011521429"/>
           <w:placeholder>
             <w:docPart w:val="DefaultPlaceholder_-1854013440"/>
@@ -11034,7 +11401,7 @@
             <w:rPr>
               <w:color w:val="000000"/>
             </w:rPr>
-            <w:t>[14]</w:t>
+            <w:t>[15]</w:t>
           </w:r>
         </w:sdtContent>
       </w:sdt>
@@ -11163,7 +11530,63 @@
     </w:p>
     <w:p>
       <w:r>
-        <w:t>Norman K. Denzin e Yvonna S. Lincoln, en su obra fundamental "Handbook of Qualitative Research", conciben la investigación cualitativa como un campo interdisciplinario, transdisciplinario y, en ocasiones, contradisciplinario que atraviesa las humanidades, las ciencias sociales y las ciencias físicas. Para estos autores, el investigador cualitativo es un bricoleur, término que denota a quien emplea una diversidad de herramientas y métodos para desentrañar la complejidad inherente al mundo. Su perspectiva subraya la flexibilidad y la amplitud metodológica que caracterizan a este enfoque de investigación</w:t>
+        <w:t xml:space="preserve">Norman K. Denzin e </w:t>
+      </w:r>
+      <w:proofErr w:type="spellStart"/>
+      <w:r>
+        <w:t>Yvonna</w:t>
+      </w:r>
+      <w:proofErr w:type="spellEnd"/>
+      <w:r>
+        <w:t xml:space="preserve"> S. Lincoln, en su obra fundamental "</w:t>
+      </w:r>
+      <w:proofErr w:type="spellStart"/>
+      <w:r>
+        <w:t>Handbook</w:t>
+      </w:r>
+      <w:proofErr w:type="spellEnd"/>
+      <w:r>
+        <w:t xml:space="preserve"> </w:t>
+      </w:r>
+      <w:proofErr w:type="spellStart"/>
+      <w:r>
+        <w:t>of</w:t>
+      </w:r>
+      <w:proofErr w:type="spellEnd"/>
+      <w:r>
+        <w:t xml:space="preserve"> </w:t>
+      </w:r>
+      <w:proofErr w:type="spellStart"/>
+      <w:r>
+        <w:t>Qualitative</w:t>
+      </w:r>
+      <w:proofErr w:type="spellEnd"/>
+      <w:r>
+        <w:t xml:space="preserve"> </w:t>
+      </w:r>
+      <w:proofErr w:type="spellStart"/>
+      <w:r>
+        <w:t>Research</w:t>
+      </w:r>
+      <w:proofErr w:type="spellEnd"/>
+      <w:r>
+        <w:t xml:space="preserve">", conciben la investigación cualitativa como un campo interdisciplinario, transdisciplinario y, en ocasiones, </w:t>
+      </w:r>
+      <w:proofErr w:type="spellStart"/>
+      <w:r>
+        <w:t>contradisciplinario</w:t>
+      </w:r>
+      <w:proofErr w:type="spellEnd"/>
+      <w:r>
+        <w:t xml:space="preserve"> que atraviesa las humanidades, las ciencias sociales y las ciencias físicas. Para estos autores, el investigador cualitativo es un </w:t>
+      </w:r>
+      <w:proofErr w:type="spellStart"/>
+      <w:r>
+        <w:t>bricoleur</w:t>
+      </w:r>
+      <w:proofErr w:type="spellEnd"/>
+      <w:r>
+        <w:t>, término que denota a quien emplea una diversidad de herramientas y métodos para desentrañar la complejidad inherente al mundo. Su perspectiva subraya la flexibilidad y la amplitud metodológica que caracterizan a este enfoque de investigación</w:t>
       </w:r>
       <w:r>
         <w:t xml:space="preserve"> </w:t>
@@ -11173,7 +11596,7 @@
           <w:rPr>
             <w:color w:val="000000"/>
           </w:rPr>
-          <w:tag w:val="MENDELEY_CITATION_v3_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"/>
+          <w:tag w:val="MENDELEY_CITATION_v3_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"/>
           <w:id w:val="1461924076"/>
           <w:placeholder>
             <w:docPart w:val="DefaultPlaceholder_-1854013440"/>
@@ -11184,7 +11607,7 @@
             <w:rPr>
               <w:color w:val="000000"/>
             </w:rPr>
-            <w:t>[15]</w:t>
+            <w:t>[16]</w:t>
           </w:r>
         </w:sdtContent>
       </w:sdt>
@@ -11194,7 +11617,15 @@
     </w:p>
     <w:p>
       <w:r>
-        <w:t>Steven J. Taylor y Robert Bogdan, en su publicación "Introducción a los métodos cualitativos de investigación", definen la metodología cualitativa como aquella que produce datos descriptivos</w:t>
+        <w:t xml:space="preserve">Steven J. Taylor y Robert </w:t>
+      </w:r>
+      <w:proofErr w:type="spellStart"/>
+      <w:r>
+        <w:t>Bogdan</w:t>
+      </w:r>
+      <w:proofErr w:type="spellEnd"/>
+      <w:r>
+        <w:t>, en su publicación "Introducción a los métodos cualitativos de investigación", definen la metodología cualitativa como aquella que produce datos descriptivos</w:t>
       </w:r>
       <w:r>
         <w:t xml:space="preserve"> como</w:t>
@@ -11210,7 +11641,7 @@
           <w:rPr>
             <w:color w:val="000000"/>
           </w:rPr>
-          <w:tag w:val="MENDELEY_CITATION_v3_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"/>
+          <w:tag w:val="MENDELEY_CITATION_v3_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"/>
           <w:id w:val="-1303777543"/>
           <w:placeholder>
             <w:docPart w:val="DefaultPlaceholder_-1854013440"/>
@@ -11221,7 +11652,7 @@
             <w:rPr>
               <w:color w:val="000000"/>
             </w:rPr>
-            <w:t>[16]</w:t>
+            <w:t>[17]</w:t>
           </w:r>
         </w:sdtContent>
       </w:sdt>
@@ -11233,15 +11664,65 @@
       <w:r>
         <w:t>Barney G. Glaser y Anselm L. Strauss, pioneros de la Teoría Fundamentada (</w:t>
       </w:r>
+      <w:proofErr w:type="spellStart"/>
       <w:r>
         <w:rPr>
           <w:i/>
           <w:iCs/>
         </w:rPr>
-        <w:t>Grounded Theory</w:t>
-      </w:r>
-      <w:r>
-        <w:t>), ofrecieron una perspectiva innovadora sobre la investigación cualitativa con su libro "The Discovery of Grounded Theory". Su propuesta se centra en el desarrollo de teoría a partir de los datos recopilados de manera sistemática, en un proceso iterativo de recolección y análisis. Para Glaser y Strauss, el modelo cualitativo permite la emergencia de conceptos y teorías directamente desde la evidencia empírica, a través de un constante vaivén entre la recolección de datos y su análisis, lo que asegura que la teoría desarrollada esté intrínsecamente ligada a la realidad estudiada</w:t>
+        <w:t>Grounded</w:t>
+      </w:r>
+      <w:proofErr w:type="spellEnd"/>
+      <w:r>
+        <w:rPr>
+          <w:i/>
+          <w:iCs/>
+        </w:rPr>
+        <w:t xml:space="preserve"> </w:t>
+      </w:r>
+      <w:proofErr w:type="spellStart"/>
+      <w:r>
+        <w:rPr>
+          <w:i/>
+          <w:iCs/>
+        </w:rPr>
+        <w:t>Theory</w:t>
+      </w:r>
+      <w:proofErr w:type="spellEnd"/>
+      <w:r>
+        <w:t>), ofrecieron una perspectiva innovadora sobre la investigación cualitativa con su libro "</w:t>
+      </w:r>
+      <w:proofErr w:type="spellStart"/>
+      <w:r>
+        <w:t>The</w:t>
+      </w:r>
+      <w:proofErr w:type="spellEnd"/>
+      <w:r>
+        <w:t xml:space="preserve"> Discovery </w:t>
+      </w:r>
+      <w:proofErr w:type="spellStart"/>
+      <w:r>
+        <w:t>of</w:t>
+      </w:r>
+      <w:proofErr w:type="spellEnd"/>
+      <w:r>
+        <w:t xml:space="preserve"> </w:t>
+      </w:r>
+      <w:proofErr w:type="spellStart"/>
+      <w:r>
+        <w:t>Grounded</w:t>
+      </w:r>
+      <w:proofErr w:type="spellEnd"/>
+      <w:r>
+        <w:t xml:space="preserve"> </w:t>
+      </w:r>
+      <w:proofErr w:type="spellStart"/>
+      <w:r>
+        <w:t>Theory</w:t>
+      </w:r>
+      <w:proofErr w:type="spellEnd"/>
+      <w:r>
+        <w:t>". Su propuesta se centra en el desarrollo de teoría a partir de los datos recopilados de manera sistemática, en un proceso iterativo de recolección y análisis. Para Glaser y Strauss, el modelo cualitativo permite la emergencia de conceptos y teorías directamente desde la evidencia empírica, a través de un constante vaivén entre la recolección de datos y su análisis, lo que asegura que la teoría desarrollada esté intrínsecamente ligada a la realidad estudiada</w:t>
       </w:r>
       <w:r>
         <w:t xml:space="preserve"> </w:t>
@@ -11251,7 +11732,7 @@
           <w:rPr>
             <w:color w:val="000000"/>
           </w:rPr>
-          <w:tag w:val="MENDELEY_CITATION_v3_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"/>
+          <w:tag w:val="MENDELEY_CITATION_v3_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"/>
           <w:id w:val="1426768592"/>
           <w:placeholder>
             <w:docPart w:val="DefaultPlaceholder_-1854013440"/>
@@ -11262,7 +11743,7 @@
             <w:rPr>
               <w:color w:val="000000"/>
             </w:rPr>
-            <w:t>[17]</w:t>
+            <w:t>[18]</w:t>
           </w:r>
         </w:sdtContent>
       </w:sdt>
@@ -11317,7 +11798,7 @@
           <w:rPr>
             <w:color w:val="000000"/>
           </w:rPr>
-          <w:tag w:val="MENDELEY_CITATION_v3_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"/>
+          <w:tag w:val="MENDELEY_CITATION_v3_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"/>
           <w:id w:val="1296944021"/>
           <w:placeholder>
             <w:docPart w:val="DefaultPlaceholder_-1854013440"/>
@@ -11328,7 +11809,7 @@
             <w:rPr>
               <w:color w:val="000000"/>
             </w:rPr>
-            <w:t>[18]</w:t>
+            <w:t>[19]</w:t>
           </w:r>
         </w:sdtContent>
       </w:sdt>
@@ -11358,7 +11839,7 @@
           <w:rPr>
             <w:color w:val="000000"/>
           </w:rPr>
-          <w:tag w:val="MENDELEY_CITATION_v3_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"/>
+          <w:tag w:val="MENDELEY_CITATION_v3_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"/>
           <w:id w:val="294643403"/>
           <w:placeholder>
             <w:docPart w:val="DefaultPlaceholder_-1854013440"/>
@@ -11369,7 +11850,7 @@
             <w:rPr>
               <w:color w:val="000000"/>
             </w:rPr>
-            <w:t>[19]</w:t>
+            <w:t>[20]</w:t>
           </w:r>
         </w:sdtContent>
       </w:sdt>
@@ -11395,7 +11876,7 @@
           <w:rPr>
             <w:color w:val="000000"/>
           </w:rPr>
-          <w:tag w:val="MENDELEY_CITATION_v3_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"/>
+          <w:tag w:val="MENDELEY_CITATION_v3_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"/>
           <w:id w:val="-2113817214"/>
           <w:placeholder>
             <w:docPart w:val="DefaultPlaceholder_-1854013440"/>
@@ -11406,7 +11887,7 @@
             <w:rPr>
               <w:color w:val="000000"/>
             </w:rPr>
-            <w:t>[20]</w:t>
+            <w:t>[21]</w:t>
           </w:r>
         </w:sdtContent>
       </w:sdt>
@@ -11454,7 +11935,7 @@
           <w:rPr>
             <w:color w:val="000000"/>
           </w:rPr>
-          <w:tag w:val="MENDELEY_CITATION_v3_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"/>
+          <w:tag w:val="MENDELEY_CITATION_v3_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"/>
           <w:id w:val="1802802743"/>
           <w:placeholder>
             <w:docPart w:val="DefaultPlaceholder_-1854013440"/>
@@ -11465,7 +11946,7 @@
             <w:rPr>
               <w:color w:val="000000"/>
             </w:rPr>
-            <w:t>[21]</w:t>
+            <w:t>[22]</w:t>
           </w:r>
         </w:sdtContent>
       </w:sdt>
@@ -11508,7 +11989,7 @@
           <w:rPr>
             <w:color w:val="000000"/>
           </w:rPr>
-          <w:tag w:val="MENDELEY_CITATION_v3_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"/>
+          <w:tag w:val="MENDELEY_CITATION_v3_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"/>
           <w:id w:val="973180831"/>
           <w:placeholder>
             <w:docPart w:val="DefaultPlaceholder_-1854013440"/>
@@ -11519,7 +12000,7 @@
             <w:rPr>
               <w:color w:val="000000"/>
             </w:rPr>
-            <w:t>[22]</w:t>
+            <w:t>[23]</w:t>
           </w:r>
         </w:sdtContent>
       </w:sdt>
@@ -11534,7 +12015,7 @@
           <w:rPr>
             <w:color w:val="000000"/>
           </w:rPr>
-          <w:tag w:val="MENDELEY_CITATION_v3_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"/>
+          <w:tag w:val="MENDELEY_CITATION_v3_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"/>
           <w:id w:val="1484579151"/>
           <w:placeholder>
             <w:docPart w:val="DefaultPlaceholder_-1854013440"/>
@@ -11545,7 +12026,7 @@
             <w:rPr>
               <w:color w:val="000000"/>
             </w:rPr>
-            <w:t>[23]</w:t>
+            <w:t>[24]</w:t>
           </w:r>
         </w:sdtContent>
       </w:sdt>
@@ -11560,7 +12041,7 @@
           <w:rPr>
             <w:color w:val="000000"/>
           </w:rPr>
-          <w:tag w:val="MENDELEY_CITATION_v3_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"/>
+          <w:tag w:val="MENDELEY_CITATION_v3_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"/>
           <w:id w:val="-523939157"/>
           <w:placeholder>
             <w:docPart w:val="0588BC87E8A948EFB873204B452E1188"/>
@@ -11571,7 +12052,7 @@
             <w:rPr>
               <w:color w:val="000000"/>
             </w:rPr>
-            <w:t>[24]</w:t>
+            <w:t>[25]</w:t>
           </w:r>
         </w:sdtContent>
       </w:sdt>
@@ -11607,7 +12088,7 @@
           <w:rPr>
             <w:color w:val="000000"/>
           </w:rPr>
-          <w:tag w:val="MENDELEY_CITATION_v3_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"/>
+          <w:tag w:val="MENDELEY_CITATION_v3_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"/>
           <w:id w:val="564078192"/>
           <w:placeholder>
             <w:docPart w:val="DefaultPlaceholder_-1854013440"/>
@@ -11618,7 +12099,7 @@
             <w:rPr>
               <w:color w:val="000000"/>
             </w:rPr>
-            <w:t>[25]</w:t>
+            <w:t>[26]</w:t>
           </w:r>
         </w:sdtContent>
       </w:sdt>
@@ -11644,7 +12125,7 @@
           <w:rPr>
             <w:color w:val="000000"/>
           </w:rPr>
-          <w:tag w:val="MENDELEY_CITATION_v3_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"/>
+          <w:tag w:val="MENDELEY_CITATION_v3_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"/>
           <w:id w:val="1804423157"/>
           <w:placeholder>
             <w:docPart w:val="DefaultPlaceholder_-1854013440"/>
@@ -11655,7 +12136,7 @@
             <w:rPr>
               <w:color w:val="000000"/>
             </w:rPr>
-            <w:t>[26]</w:t>
+            <w:t>[27]</w:t>
           </w:r>
         </w:sdtContent>
       </w:sdt>
@@ -11706,7 +12187,7 @@
           <w:rPr>
             <w:color w:val="000000"/>
           </w:rPr>
-          <w:tag w:val="MENDELEY_CITATION_v3_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"/>
+          <w:tag w:val="MENDELEY_CITATION_v3_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"/>
           <w:id w:val="-1319417696"/>
           <w:placeholder>
             <w:docPart w:val="DefaultPlaceholder_-1854013440"/>
@@ -11717,7 +12198,7 @@
             <w:rPr>
               <w:color w:val="000000"/>
             </w:rPr>
-            <w:t>[27]</w:t>
+            <w:t>[28]</w:t>
           </w:r>
         </w:sdtContent>
       </w:sdt>
@@ -11732,7 +12213,7 @@
           <w:rPr>
             <w:color w:val="000000"/>
           </w:rPr>
-          <w:tag w:val="MENDELEY_CITATION_v3_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"/>
+          <w:tag w:val="MENDELEY_CITATION_v3_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"/>
           <w:id w:val="1214930578"/>
           <w:placeholder>
             <w:docPart w:val="DefaultPlaceholder_-1854013440"/>
@@ -11743,7 +12224,7 @@
             <w:rPr>
               <w:color w:val="000000"/>
             </w:rPr>
-            <w:t>[28]</w:t>
+            <w:t>[29]</w:t>
           </w:r>
         </w:sdtContent>
       </w:sdt>
@@ -11762,13 +12243,26 @@
         <w:t xml:space="preserve">2.1.8. </w:t>
       </w:r>
       <w:r>
-        <w:t>Ingeniería de prompt</w:t>
+        <w:t xml:space="preserve">Ingeniería de </w:t>
+      </w:r>
+      <w:proofErr w:type="spellStart"/>
+      <w:r>
+        <w:t>prompt</w:t>
       </w:r>
       <w:bookmarkEnd w:id="38"/>
-    </w:p>
-    <w:p>
-      <w:r>
-        <w:t xml:space="preserve">La ingeniería de prompts </w:t>
+      <w:proofErr w:type="spellEnd"/>
+    </w:p>
+    <w:p>
+      <w:r>
+        <w:t xml:space="preserve">La ingeniería de </w:t>
+      </w:r>
+      <w:proofErr w:type="spellStart"/>
+      <w:r>
+        <w:t>prompts</w:t>
+      </w:r>
+      <w:proofErr w:type="spellEnd"/>
+      <w:r>
+        <w:t xml:space="preserve"> </w:t>
       </w:r>
       <w:r>
         <w:t>definida</w:t>
@@ -11780,8 +12274,21 @@
         <w:t xml:space="preserve"> que</w:t>
       </w:r>
       <w:r>
-        <w:t xml:space="preserve"> los modelos de lenguaje extensos (LLMs) son programados a través de instrucciones denominadas prompts</w:t>
-      </w:r>
+        <w:t xml:space="preserve"> los modelos de lenguaje extensos (</w:t>
+      </w:r>
+      <w:proofErr w:type="spellStart"/>
+      <w:r>
+        <w:t>LLMs</w:t>
+      </w:r>
+      <w:proofErr w:type="spellEnd"/>
+      <w:r>
+        <w:t xml:space="preserve">) son programados a través de instrucciones denominadas </w:t>
+      </w:r>
+      <w:proofErr w:type="spellStart"/>
+      <w:r>
+        <w:t>prompts</w:t>
+      </w:r>
+      <w:proofErr w:type="spellEnd"/>
       <w:r>
         <w:t xml:space="preserve"> </w:t>
       </w:r>
@@ -11790,7 +12297,7 @@
           <w:rPr>
             <w:color w:val="000000"/>
           </w:rPr>
-          <w:tag w:val="MENDELEY_CITATION_v3_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"/>
+          <w:tag w:val="MENDELEY_CITATION_v3_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"/>
           <w:id w:val="-801298641"/>
           <w:placeholder>
             <w:docPart w:val="DefaultPlaceholder_-1854013440"/>
@@ -11801,12 +12308,28 @@
             <w:rPr>
               <w:color w:val="000000"/>
             </w:rPr>
-            <w:t>[29]</w:t>
+            <w:t>[30]</w:t>
           </w:r>
         </w:sdtContent>
       </w:sdt>
       <w:r>
-        <w:t>. Un prompt consiste en un conjunto de instrucciones que proporciona</w:t>
+        <w:t xml:space="preserve">. Un </w:t>
+      </w:r>
+      <w:proofErr w:type="spellStart"/>
+      <w:r>
+        <w:t>prompt</w:t>
+      </w:r>
+      <w:proofErr w:type="spellEnd"/>
+      <w:r>
+        <w:t xml:space="preserve"> consiste en un conjunto de instrucciones </w:t>
+      </w:r>
+      <w:proofErr w:type="gramStart"/>
+      <w:r>
+        <w:t>que</w:t>
+      </w:r>
+      <w:proofErr w:type="gramEnd"/>
+      <w:r>
+        <w:t xml:space="preserve"> proporciona</w:t>
       </w:r>
       <w:r>
         <w:t xml:space="preserve">das </w:t>
@@ -11819,7 +12342,7 @@
           <w:rPr>
             <w:color w:val="000000"/>
           </w:rPr>
-          <w:tag w:val="MENDELEY_CITATION_v3_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"/>
+          <w:tag w:val="MENDELEY_CITATION_v3_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"/>
           <w:id w:val="-770779530"/>
           <w:placeholder>
             <w:docPart w:val="DefaultPlaceholder_-1854013440"/>
@@ -11830,7 +12353,7 @@
             <w:rPr>
               <w:color w:val="000000"/>
             </w:rPr>
-            <w:t>[30]</w:t>
+            <w:t>[31]</w:t>
           </w:r>
         </w:sdtContent>
       </w:sdt>
@@ -11845,7 +12368,7 @@
           <w:rPr>
             <w:color w:val="000000"/>
           </w:rPr>
-          <w:tag w:val="MENDELEY_CITATION_v3_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"/>
+          <w:tag w:val="MENDELEY_CITATION_v3_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"/>
           <w:id w:val="368342075"/>
           <w:placeholder>
             <w:docPart w:val="DefaultPlaceholder_-1854013440"/>
@@ -11856,7 +12379,7 @@
             <w:rPr>
               <w:color w:val="000000"/>
             </w:rPr>
-            <w:t>[31]</w:t>
+            <w:t>[32]</w:t>
           </w:r>
         </w:sdtContent>
       </w:sdt>
@@ -11879,13 +12402,29 @@
         <w:t>p</w:t>
       </w:r>
       <w:r>
-        <w:t>edagógico (Scaffolding)</w:t>
+        <w:t>edagógico (</w:t>
+      </w:r>
+      <w:proofErr w:type="spellStart"/>
+      <w:r>
+        <w:t>Scaffolding</w:t>
+      </w:r>
+      <w:proofErr w:type="spellEnd"/>
+      <w:r>
+        <w:t>)</w:t>
       </w:r>
       <w:bookmarkEnd w:id="39"/>
     </w:p>
     <w:p>
       <w:r>
-        <w:t xml:space="preserve">El andamiaje pedagógico, o scaffolding, es una técnica de instrucción cuyo origen se atribuye a los trabajos de Wood, Bruner y Ross (1976). En su concepción original, se define como una forma de asistencia oportuna que permite a un niño o novato para resolver un problema, llevar a cabo una tarea o alcanzar un objetivo que estaría más allá de sus esfuerzos sin ayuda. Este concepto está intrínsecamente ligado a la teoría sociocultural de Lev Vygotsky, específicamente a su constructo de </w:t>
+        <w:t xml:space="preserve">El andamiaje pedagógico, o </w:t>
+      </w:r>
+      <w:proofErr w:type="spellStart"/>
+      <w:r>
+        <w:t>scaffolding</w:t>
+      </w:r>
+      <w:proofErr w:type="spellEnd"/>
+      <w:r>
+        <w:t xml:space="preserve">, es una técnica de instrucción cuyo origen se atribuye a los trabajos de Wood, Bruner y Ross (1976). En su concepción original, se define como una forma de asistencia oportuna que permite a un niño o novato para resolver un problema, llevar a cabo una tarea o alcanzar un objetivo que estaría más allá de sus esfuerzos sin ayuda. Este concepto está intrínsecamente ligado a la teoría sociocultural de Lev Vygotsky, específicamente a su constructo de </w:t>
       </w:r>
       <w:r>
         <w:t xml:space="preserve">la zona de desarrollo próximo </w:t>
@@ -11898,7 +12437,7 @@
           <w:rPr>
             <w:color w:val="000000"/>
           </w:rPr>
-          <w:tag w:val="MENDELEY_CITATION_v3_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"/>
+          <w:tag w:val="MENDELEY_CITATION_v3_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"/>
           <w:id w:val="288491208"/>
           <w:placeholder>
             <w:docPart w:val="DefaultPlaceholder_-1854013440"/>
@@ -11909,7 +12448,7 @@
             <w:rPr>
               <w:color w:val="000000"/>
             </w:rPr>
-            <w:t>[32]</w:t>
+            <w:t>[33]</w:t>
           </w:r>
         </w:sdtContent>
       </w:sdt>
@@ -11926,7 +12465,7 @@
           <w:rPr>
             <w:color w:val="000000"/>
           </w:rPr>
-          <w:tag w:val="MENDELEY_CITATION_v3_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"/>
+          <w:tag w:val="MENDELEY_CITATION_v3_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"/>
           <w:id w:val="-1221901742"/>
           <w:placeholder>
             <w:docPart w:val="DefaultPlaceholder_-1854013440"/>
@@ -11937,7 +12476,7 @@
             <w:rPr>
               <w:color w:val="000000"/>
             </w:rPr>
-            <w:t>[33]</w:t>
+            <w:t>[34]</w:t>
           </w:r>
         </w:sdtContent>
       </w:sdt>
@@ -11971,7 +12510,7 @@
           <w:rPr>
             <w:color w:val="000000"/>
           </w:rPr>
-          <w:tag w:val="MENDELEY_CITATION_v3_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"/>
+          <w:tag w:val="MENDELEY_CITATION_v3_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"/>
           <w:id w:val="233670869"/>
           <w:placeholder>
             <w:docPart w:val="DefaultPlaceholder_-1854013440"/>
@@ -11982,7 +12521,7 @@
             <w:rPr>
               <w:color w:val="000000"/>
             </w:rPr>
-            <w:t>[34]</w:t>
+            <w:t>[35]</w:t>
           </w:r>
         </w:sdtContent>
       </w:sdt>
@@ -12049,7 +12588,7 @@
           <w:rPr>
             <w:color w:val="000000"/>
           </w:rPr>
-          <w:tag w:val="MENDELEY_CITATION_v3_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"/>
+          <w:tag w:val="MENDELEY_CITATION_v3_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"/>
           <w:id w:val="-77750503"/>
           <w:placeholder>
             <w:docPart w:val="DefaultPlaceholder_-1854013440"/>
@@ -12060,7 +12599,7 @@
             <w:rPr>
               <w:color w:val="000000"/>
             </w:rPr>
-            <w:t>[35]</w:t>
+            <w:t>[36]</w:t>
           </w:r>
         </w:sdtContent>
       </w:sdt>
@@ -12086,7 +12625,7 @@
           <w:rPr>
             <w:color w:val="000000"/>
           </w:rPr>
-          <w:tag w:val="MENDELEY_CITATION_v3_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"/>
+          <w:tag w:val="MENDELEY_CITATION_v3_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"/>
           <w:id w:val="816003787"/>
           <w:placeholder>
             <w:docPart w:val="DefaultPlaceholder_-1854013440"/>
@@ -12097,7 +12636,7 @@
             <w:rPr>
               <w:color w:val="000000"/>
             </w:rPr>
-            <w:t>[35]</w:t>
+            <w:t>[36]</w:t>
           </w:r>
         </w:sdtContent>
       </w:sdt>
@@ -12154,7 +12693,7 @@
           <w:rPr>
             <w:color w:val="000000"/>
           </w:rPr>
-          <w:tag w:val="MENDELEY_CITATION_v3_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"/>
+          <w:tag w:val="MENDELEY_CITATION_v3_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"/>
           <w:id w:val="2020658643"/>
           <w:placeholder>
             <w:docPart w:val="DefaultPlaceholder_-1854013440"/>
@@ -12165,7 +12704,7 @@
             <w:rPr>
               <w:color w:val="000000"/>
             </w:rPr>
-            <w:t>[36]</w:t>
+            <w:t>[37]</w:t>
           </w:r>
         </w:sdtContent>
       </w:sdt>
@@ -12290,7 +12829,7 @@
           <w:rPr>
             <w:color w:val="000000"/>
           </w:rPr>
-          <w:tag w:val="MENDELEY_CITATION_v3_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"/>
+          <w:tag w:val="MENDELEY_CITATION_v3_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"/>
           <w:id w:val="114492950"/>
           <w:placeholder>
             <w:docPart w:val="C0AB5365BBA847E894C341F98CBD8BD1"/>
@@ -12301,7 +12840,7 @@
             <w:rPr>
               <w:color w:val="000000"/>
             </w:rPr>
-            <w:t>[10]</w:t>
+            <w:t>[11]</w:t>
           </w:r>
         </w:sdtContent>
       </w:sdt>
@@ -12311,7 +12850,15 @@
     </w:p>
     <w:p>
       <w:r>
-        <w:t>Mientras que los trabajos analizados en el marco referencial ofrecen un panorama descriptivo y analítico sobre el impacto general de la inteligencia artificial en la educación, esta investigación se distingue por su enfoque prescriptivo y aplicado. En lugar de limitarse a documentar los beneficios y desafíos, este proyecto aborda la brecha metodológica existente al proponer un modelo cualitativo como una arquitectura de referencia para el desarrollo de software educativo. Por lo tanto, la contribución fundamental es el propio modelo como guía replicable, mientras que la aplicación "TrigTutor IA" se constituye como la materialización y validación práctica de dicho marco en un dominio específico y de alta necesidad como es la enseñanza de la trigonometría.</w:t>
+        <w:t>Mientras que los trabajos analizados en el marco referencial ofrecen un panorama descriptivo y analítico sobre el impacto general de la inteligencia artificial en la educación, esta investigación se distingue por su enfoque prescriptivo y aplicado. En lugar de limitarse a documentar los beneficios y desafíos, este proyecto aborda la brecha metodológica existente al proponer un modelo cualitativo como una arquitectura de referencia para el desarrollo de software educativo. Por lo tanto, la contribución fundamental es el propio modelo como guía replicable, mientras que la aplicación "</w:t>
+      </w:r>
+      <w:proofErr w:type="spellStart"/>
+      <w:r>
+        <w:t>TrigTutor</w:t>
+      </w:r>
+      <w:proofErr w:type="spellEnd"/>
+      <w:r>
+        <w:t xml:space="preserve"> IA" se constituye como la materialización y validación práctica de dicho marco en un dominio específico y de alta necesidad como es la enseñanza de la trigonometría.</w:t>
       </w:r>
     </w:p>
     <w:p>
@@ -12426,7 +12973,7 @@
           <w:rPr>
             <w:color w:val="000000"/>
           </w:rPr>
-          <w:tag w:val="MENDELEY_CITATION_v3_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"/>
+          <w:tag w:val="MENDELEY_CITATION_v3_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"/>
           <w:id w:val="548352472"/>
           <w:placeholder>
             <w:docPart w:val="DefaultPlaceholder_-1854013440"/>
@@ -12437,7 +12984,7 @@
             <w:rPr>
               <w:color w:val="000000"/>
             </w:rPr>
-            <w:t>[37]</w:t>
+            <w:t>[38]</w:t>
           </w:r>
         </w:sdtContent>
       </w:sdt>
@@ -12521,7 +13068,7 @@
           <w:rPr>
             <w:color w:val="000000"/>
           </w:rPr>
-          <w:tag w:val="MENDELEY_CITATION_v3_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"/>
+          <w:tag w:val="MENDELEY_CITATION_v3_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"/>
           <w:id w:val="-1652516966"/>
           <w:placeholder>
             <w:docPart w:val="DefaultPlaceholder_-1854013440"/>
@@ -12532,7 +13079,7 @@
             <w:rPr>
               <w:color w:val="000000"/>
             </w:rPr>
-            <w:t>[38]</w:t>
+            <w:t>[39]</w:t>
           </w:r>
         </w:sdtContent>
       </w:sdt>
@@ -12603,7 +13150,7 @@
           <w:rPr>
             <w:color w:val="000000"/>
           </w:rPr>
-          <w:tag w:val="MENDELEY_CITATION_v3_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"/>
+          <w:tag w:val="MENDELEY_CITATION_v3_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"/>
           <w:id w:val="939732105"/>
           <w:placeholder>
             <w:docPart w:val="DefaultPlaceholder_-1854013440"/>
@@ -12614,7 +13161,7 @@
             <w:rPr>
               <w:color w:val="000000"/>
             </w:rPr>
-            <w:t>[39]</w:t>
+            <w:t>[40]</w:t>
           </w:r>
         </w:sdtContent>
       </w:sdt>
@@ -12655,7 +13202,15 @@
         <w:t>Art. 114:</w:t>
       </w:r>
       <w:r>
-        <w:t xml:space="preserve"> Norma la titularidad de derechos de obras creadas en instituciones de educación superior. Establece que en trabajos de titulación o proyectos de investigación, "la titularidad de los derechos patrimoniales corresponderá a los autores". Sin embargo, el establecimiento educativo "tendrá una licencia gratuita, intransferible y no exclusiva para el uso no comercial de la obra con fines académicos". Este artículo define con claridad la propiedad intelectual tanto del modelo cualitativo como de la aplicación web desarrollada.</w:t>
+        <w:t xml:space="preserve"> Norma la titularidad de derechos de obras creadas en instituciones de educación superior. Establece </w:t>
+      </w:r>
+      <w:proofErr w:type="gramStart"/>
+      <w:r>
+        <w:t>que</w:t>
+      </w:r>
+      <w:proofErr w:type="gramEnd"/>
+      <w:r>
+        <w:t xml:space="preserve"> en trabajos de titulación o proyectos de investigación, "la titularidad de los derechos patrimoniales corresponderá a los autores". Sin embargo, el establecimiento educativo "tendrá una licencia gratuita, intransferible y no exclusiva para el uso no comercial de la obra con fines académicos". Este artículo define con claridad la propiedad intelectual tanto del modelo cualitativo como de la aplicación web desarrollada.</w:t>
       </w:r>
     </w:p>
     <w:p>
@@ -12705,7 +13260,7 @@
           <w:rPr>
             <w:color w:val="000000"/>
           </w:rPr>
-          <w:tag w:val="MENDELEY_CITATION_v3_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"/>
+          <w:tag w:val="MENDELEY_CITATION_v3_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"/>
           <w:id w:val="-1318726905"/>
           <w:placeholder>
             <w:docPart w:val="DefaultPlaceholder_-1854013440"/>
@@ -12716,7 +13271,7 @@
             <w:rPr>
               <w:color w:val="000000"/>
             </w:rPr>
-            <w:t>[40]</w:t>
+            <w:t>[41]</w:t>
           </w:r>
         </w:sdtContent>
       </w:sdt>
@@ -13148,7 +13703,15 @@
     </w:p>
     <w:p>
       <w:r>
-        <w:t>El método analítico-sintético es un proceso lógico de investigación que opera a través de dos fases dialécticas y complementarias. La fase analítica implica la decomposición de un objeto de estudio en sus elementos constituyentes para examinar sus particularidades de forma aislada. Por el contrario, la fase sintética recompone y articula dichos elementos, estableciendo sus interconexiones y relaciones jerárquicas para formular una nueva totalidad conceptual o una solución integral y coherente.</w:t>
+        <w:t xml:space="preserve">El método analítico-sintético es un proceso lógico de investigación que opera a través de dos fases dialécticas y complementarias. La fase analítica implica la </w:t>
+      </w:r>
+      <w:proofErr w:type="spellStart"/>
+      <w:r>
+        <w:t>decomposición</w:t>
+      </w:r>
+      <w:proofErr w:type="spellEnd"/>
+      <w:r>
+        <w:t xml:space="preserve"> de un objeto de estudio en sus elementos constituyentes para examinar sus particularidades de forma aislada. Por el contrario, la fase sintética recompone y articula dichos elementos, estableciendo sus interconexiones y relaciones jerárquicas para formular una nueva totalidad conceptual o una solución integral y coherente.</w:t>
       </w:r>
     </w:p>
     <w:p>
@@ -13231,7 +13794,15 @@
         <w:t xml:space="preserve"> </w:t>
       </w:r>
       <w:r>
-        <w:t>después de que los alumnos interactuaran con la aplicación web "TrigTutor IA".</w:t>
+        <w:t>después de que los alumnos interactuaran con la aplicación web "</w:t>
+      </w:r>
+      <w:proofErr w:type="spellStart"/>
+      <w:r>
+        <w:t>TrigTutor</w:t>
+      </w:r>
+      <w:proofErr w:type="spellEnd"/>
+      <w:r>
+        <w:t xml:space="preserve"> IA".</w:t>
       </w:r>
     </w:p>
     <w:p>
@@ -13269,7 +13840,23 @@
         <w:t xml:space="preserve">obtenidas </w:t>
       </w:r>
       <w:r>
-        <w:t>de una exhaustiva revisión bibliográfica en repositorios académicos como Google Scholar, Scielo y IEEE Xplore. Se consultaron artículos científicos, libros e informes técnicos para fundamentar el diseño del modelo, comprender el estado del arte y contextualizar el problema.</w:t>
+        <w:t xml:space="preserve">de una exhaustiva revisión bibliográfica en repositorios académicos como Google </w:t>
+      </w:r>
+      <w:proofErr w:type="spellStart"/>
+      <w:r>
+        <w:t>Scholar</w:t>
+      </w:r>
+      <w:proofErr w:type="spellEnd"/>
+      <w:r>
+        <w:t xml:space="preserve">, Scielo y IEEE </w:t>
+      </w:r>
+      <w:proofErr w:type="spellStart"/>
+      <w:r>
+        <w:t>Xplore</w:t>
+      </w:r>
+      <w:proofErr w:type="spellEnd"/>
+      <w:r>
+        <w:t>. Se consultaron artículos científicos, libros e informes técnicos para fundamentar el diseño del modelo, comprender el estado del arte y contextualizar el problema.</w:t>
       </w:r>
     </w:p>
     <w:p>
@@ -13307,7 +13894,15 @@
     </w:p>
     <w:p>
       <w:r>
-        <w:t>El diseño no experimental de esta investigación se enfoca en observar y describir el modelo cualitativo en su contexto de aplicación natural, sin manipular deliberadamente las variables. El propósito es analizar la interacción real de los estudiantes con la aplicación web “TrigTutor IA” para validar la pertinencia y utilidad del modelo conceptual propuesto.</w:t>
+        <w:t>El diseño no experimental de esta investigación se enfoca en observar y describir el modelo cualitativo en su contexto de aplicación natural, sin manipular deliberadamente las variables. El propósito es analizar la interacción real de los estudiantes con la aplicación web “</w:t>
+      </w:r>
+      <w:proofErr w:type="spellStart"/>
+      <w:r>
+        <w:t>TrigTutor</w:t>
+      </w:r>
+      <w:proofErr w:type="spellEnd"/>
+      <w:r>
+        <w:t xml:space="preserve"> IA” para validar la pertinencia y utilidad del modelo conceptual propuesto.</w:t>
       </w:r>
     </w:p>
     <w:p>
@@ -13367,13 +13962,21 @@
         <w:t>s</w:t>
       </w:r>
       <w:r>
-        <w:t xml:space="preserve">istema (SUS), </w:t>
+        <w:t xml:space="preserve">istema, </w:t>
       </w:r>
       <w:r>
         <w:t>la investigación obtiene</w:t>
       </w:r>
       <w:r>
-        <w:t xml:space="preserve"> una instantánea de la percepción del estudiante para determinar la usabilidad de la aplicación "TrigTutor IA". Este enfoque permite una evaluación enfocada del artefacto tecnológico para validar así la pertinencia del modelo cualitativo.</w:t>
+        <w:t xml:space="preserve"> una instantánea de la percepción del estudiante para determinar la usabilidad de la aplicación "</w:t>
+      </w:r>
+      <w:proofErr w:type="spellStart"/>
+      <w:r>
+        <w:t>TrigTutor</w:t>
+      </w:r>
+      <w:proofErr w:type="spellEnd"/>
+      <w:r>
+        <w:t xml:space="preserve"> IA". Este enfoque permite una evaluación enfocada del artefacto tecnológico para validar así la pertinencia del modelo cualitativo.</w:t>
       </w:r>
     </w:p>
     <w:p>
@@ -13413,7 +14016,15 @@
         <w:t>está fundamentada</w:t>
       </w:r>
       <w:r>
-        <w:t xml:space="preserve"> en dos criterios clave. Primero, representan con exactitud la población objetivo para la cual el artefacto tecnológico "TrigTutor IA" fue conceptualizado. Segundo, y de manera fundamental, el currículo nacional para el subnivel de educación general básica superior contempla explícitamente el estudio de la geometría y la medida, incluyendo destrezas como definir e identificar las relaciones trigonométricas en el triángulo rectángulo</w:t>
+        <w:t xml:space="preserve"> en dos criterios clave. Primero, representan con exactitud la población objetivo para la cual el artefacto tecnológico "</w:t>
+      </w:r>
+      <w:proofErr w:type="spellStart"/>
+      <w:r>
+        <w:t>TrigTutor</w:t>
+      </w:r>
+      <w:proofErr w:type="spellEnd"/>
+      <w:r>
+        <w:t xml:space="preserve"> IA" fue conceptualizado. Segundo, y de manera fundamental, el currículo nacional para el subnivel de educación general básica superior contempla explícitamente el estudio de la geometría y la medida, incluyendo destrezas como definir e identificar las relaciones trigonométricas en el triángulo rectángulo</w:t>
       </w:r>
       <w:r>
         <w:t xml:space="preserve"> </w:t>
@@ -13423,7 +14034,7 @@
           <w:rPr>
             <w:color w:val="000000"/>
           </w:rPr>
-          <w:tag w:val="MENDELEY_CITATION_v3_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"/>
+          <w:tag w:val="MENDELEY_CITATION_v3_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"/>
           <w:id w:val="-387183919"/>
           <w:placeholder>
             <w:docPart w:val="DefaultPlaceholder_-1854013440"/>
@@ -13434,7 +14045,7 @@
             <w:rPr>
               <w:color w:val="000000"/>
             </w:rPr>
-            <w:t>[41]</w:t>
+            <w:t>[42]</w:t>
           </w:r>
         </w:sdtContent>
       </w:sdt>
@@ -13444,9 +14055,17 @@
     </w:p>
     <w:p>
       <w:r>
-        <w:t>Por lo tanto, al ser aprendices que cursan la materia para la cual fue diseñada la herramienta, su participación es crucial. Su interacción directa permite no solo evaluar la usabilidad y la experiencia de usuario, sino también proveer datos empíricos indispensables para validar la pertinencia pedagógica del modelo cualitativo en un escenario de uso auténtico y contextualmente relevante.</w:t>
-      </w:r>
-    </w:p>
+        <w:t xml:space="preserve">Por lo tanto, al ser aprendices que cursan la materia para la cual fue diseñada la herramienta, su participación es crucial. Su interacción directa permite evaluar la usabilidad y la experiencia de usuario, </w:t>
+      </w:r>
+      <w:r>
+        <w:t>y</w:t>
+      </w:r>
+      <w:r>
+        <w:t xml:space="preserve"> también proveer datos empíricos indispensables para validar la pertinencia del modelo cualitativo en un escenario de uso auténtico y contextualmente relevante.</w:t>
+      </w:r>
+    </w:p>
+    <w:p/>
+    <w:p/>
     <w:p/>
     <w:p>
       <w:pPr>
@@ -13455,6 +14074,7 @@
       <w:bookmarkStart w:id="66" w:name="_Toc205489161"/>
       <w:bookmarkStart w:id="67" w:name="_Toc209618455"/>
       <w:r>
+        <w:lastRenderedPageBreak/>
         <w:t>3.</w:t>
       </w:r>
       <w:r>
@@ -13505,129 +14125,134 @@
         <w:t>.</w:t>
       </w:r>
       <w:r>
-        <w:t xml:space="preserve"> Esta fase inicial corresponde al primer objetivo específico y se centra en la formulación del modelo cualitativo. Se realiza una exhaustiva </w:t>
-      </w:r>
+        <w:t xml:space="preserve"> Esta fase inicial corresponde al primer objetivo específico y se centra en la formulación del modelo cualitativo. Se realiz</w:t>
+      </w:r>
+      <w:r>
+        <w:t>ó</w:t>
+      </w:r>
+      <w:r>
+        <w:t xml:space="preserve"> una exhaustiva revisión de la literatura científica y estudios previos sobre la aplicación de inteligencia artificial generativa en la educación. A través de un proceso analítico-sintético, se identifican y estructuran los componentes clave que servirán como guía para el diseño de la interfaz educativa. El resultado de esta fase es un marco conceptual robusto que fundamenta el desarrollo tecnológico posterior.</w:t>
+      </w:r>
+    </w:p>
+    <w:p>
+      <w:r>
+        <w:rPr>
+          <w:b/>
+          <w:bCs/>
+        </w:rPr>
+        <w:t xml:space="preserve">Fase II: </w:t>
+      </w:r>
+      <w:r>
+        <w:rPr>
+          <w:b/>
+          <w:bCs/>
+        </w:rPr>
+        <w:t>D</w:t>
+      </w:r>
+      <w:r>
+        <w:rPr>
+          <w:b/>
+          <w:bCs/>
+        </w:rPr>
+        <w:t>esarrollo y construcción del artefacto tecnológico.</w:t>
+      </w:r>
+      <w:r>
+        <w:t xml:space="preserve"> Correspondiendo al segundo objetivo específico, esta </w:t>
+      </w:r>
+      <w:r>
+        <w:t>fase traduce el modelo conceptual en un producto funcional</w:t>
+      </w:r>
+      <w:r>
+        <w:t xml:space="preserve">, </w:t>
+      </w:r>
+      <w:r>
+        <w:t>la aplicación web para la enseñanza de la trigonometría. El diseño se orienta a la implementación de una interfaz accesible y adaptativa que integre eficazmente la API de la inteligencia artificial generativa. Durante esta etapa, se realizan pruebas internas de funcionalidad y se verifica el cumplimiento de principios de usabilidad reconocidos, como las heurísticas de Nielsen, para asegurar que la herramienta ofrezca una experiencia de usuario óptima antes de su validación con los estudiantes.</w:t>
+      </w:r>
+    </w:p>
+    <w:p>
+      <w:r>
+        <w:rPr>
+          <w:b/>
+          <w:bCs/>
+        </w:rPr>
+        <w:t xml:space="preserve">Fase III: Validación </w:t>
+      </w:r>
+      <w:r>
+        <w:rPr>
+          <w:b/>
+          <w:bCs/>
+        </w:rPr>
+        <w:t>e</w:t>
+      </w:r>
+      <w:r>
+        <w:rPr>
+          <w:b/>
+          <w:bCs/>
+        </w:rPr>
+        <w:t xml:space="preserve">mpírica y </w:t>
+      </w:r>
+      <w:r>
+        <w:rPr>
+          <w:b/>
+          <w:bCs/>
+        </w:rPr>
+        <w:t>e</w:t>
+      </w:r>
+      <w:r>
+        <w:rPr>
+          <w:b/>
+          <w:bCs/>
+        </w:rPr>
+        <w:t>valuación.</w:t>
+      </w:r>
+      <w:r>
+        <w:t xml:space="preserve"> La fase final aborda el tercer objetivo específico</w:t>
+      </w:r>
+      <w:r>
+        <w:t>,</w:t>
+      </w:r>
+      <w:r>
+        <w:t xml:space="preserve"> determinar la usabilidad y utilidad del modelo propuesto. En esta etapa transeccional, </w:t>
+      </w:r>
+      <w:r>
+        <w:t xml:space="preserve">se recopilan datos empíricos mediante la aplicación de instrumentos estandarizados, como los cuestionarios </w:t>
+      </w:r>
+      <w:r>
+        <w:t>de usabilidad de sistemas</w:t>
+      </w:r>
+      <w:r>
+        <w:t>, a una muestra de estudiantes de educación básica superior. El análisis de estos datos permite describir la experiencia del usuario y evaluar la efectividad del modelo cualitativo implementado. La</w:t>
+      </w:r>
+      <w:r>
+        <w:t xml:space="preserve"> retroalimentación obtenida es crucial para refinar la herramienta y validar la pertinencia de la solución tecnológica en un contexto de aprendizaje real.</w:t>
+      </w:r>
+    </w:p>
+    <w:p>
+      <w:r>
+        <w:t>Este diseño de investigación secuencial y no experimental es el más adecuado para el problema planteado, ya que permite, en primer lugar, construir una solución informada por la teoría</w:t>
+      </w:r>
+      <w:r>
+        <w:t>,</w:t>
+      </w:r>
+      <w:r>
+        <w:t xml:space="preserve"> en segundo lugar, materializarla en un artefacto tecnológico y, finalmente, evaluarla sistemáticamente para generar conclusiones válidas sobre su aplicabilidad y efectividad.</w:t>
+      </w:r>
+      <w:r>
+        <w:rPr>
+          <w:vanish/>
+        </w:rPr>
+        <w:t>Principio del formulario</w:t>
+      </w:r>
+    </w:p>
+    <w:p/>
+    <w:p/>
+    <w:p>
+      <w:pPr>
+        <w:pStyle w:val="Ttulo2"/>
+      </w:pPr>
+      <w:bookmarkStart w:id="68" w:name="_Toc209618456"/>
       <w:r>
         <w:lastRenderedPageBreak/>
-        <w:t>revisión de la literatura científica y estudios previos sobre la aplicación de inteligencia artificial generativa en la educación. A través de un proceso analítico-sintético, se identifican y estructuran los componentes clave que servirán como guía para el diseño de la interfaz educativa. El resultado de esta fase es un marco conceptual robusto que fundamenta el desarrollo tecnológico posterior.</w:t>
-      </w:r>
-    </w:p>
-    <w:p>
-      <w:r>
-        <w:rPr>
-          <w:b/>
-          <w:bCs/>
-        </w:rPr>
-        <w:t xml:space="preserve">Fase II: </w:t>
-      </w:r>
-      <w:r>
-        <w:rPr>
-          <w:b/>
-          <w:bCs/>
-        </w:rPr>
-        <w:t>D</w:t>
-      </w:r>
-      <w:r>
-        <w:rPr>
-          <w:b/>
-          <w:bCs/>
-        </w:rPr>
-        <w:t>esarrollo y construcción del artefacto tecnológico.</w:t>
-      </w:r>
-      <w:r>
-        <w:t xml:space="preserve"> Correspondiendo al segundo objetivo específico, esta </w:t>
-      </w:r>
-      <w:r>
-        <w:t>fase traduce el modelo conceptual en un producto funcional</w:t>
-      </w:r>
-      <w:r>
-        <w:t xml:space="preserve">, </w:t>
-      </w:r>
-      <w:r>
-        <w:t>la aplicación web para la enseñanza de la trigonometría. El diseño se orienta a la implementación de una interfaz accesible y adaptativa que integre eficazmente la API de la inteligencia artificial generativa. Durante esta etapa, se realizan pruebas internas de funcionalidad y se verifica el cumplimiento de principios de usabilidad reconocidos, como las heurísticas de Nielsen, para asegurar que la herramienta ofrezca una experiencia de usuario óptima antes de su validación con los estudiantes.</w:t>
-      </w:r>
-    </w:p>
-    <w:p>
-      <w:r>
-        <w:rPr>
-          <w:b/>
-          <w:bCs/>
-        </w:rPr>
-        <w:t xml:space="preserve">Fase III: Validación </w:t>
-      </w:r>
-      <w:r>
-        <w:rPr>
-          <w:b/>
-          <w:bCs/>
-        </w:rPr>
-        <w:t>e</w:t>
-      </w:r>
-      <w:r>
-        <w:rPr>
-          <w:b/>
-          <w:bCs/>
-        </w:rPr>
-        <w:t xml:space="preserve">mpírica y </w:t>
-      </w:r>
-      <w:r>
-        <w:rPr>
-          <w:b/>
-          <w:bCs/>
-        </w:rPr>
-        <w:t>e</w:t>
-      </w:r>
-      <w:r>
-        <w:rPr>
-          <w:b/>
-          <w:bCs/>
-        </w:rPr>
-        <w:t>valuación.</w:t>
-      </w:r>
-      <w:r>
-        <w:t xml:space="preserve"> La fase final aborda el tercer objetivo específico</w:t>
-      </w:r>
-      <w:r>
-        <w:t>,</w:t>
-      </w:r>
-      <w:r>
-        <w:t xml:space="preserve"> determinar la usabilidad y utilidad del modelo propuesto. En esta etapa transeccional, </w:t>
-      </w:r>
-      <w:r>
-        <w:t xml:space="preserve">se recopilan datos empíricos mediante la aplicación de instrumentos estandarizados, como los cuestionarios </w:t>
-      </w:r>
-      <w:r>
-        <w:t xml:space="preserve">system usability scale </w:t>
-      </w:r>
-      <w:r>
-        <w:t>(SUS), a una muestra de estudiantes de educación básica superior. El análisis de estos datos permite describir la experiencia del usuario y evaluar la efectividad del modelo cualitativo implementado. La</w:t>
-      </w:r>
-      <w:r>
-        <w:t xml:space="preserve"> retroalimentación obtenida es crucial para refinar la herramienta y validar la pertinencia de la solución tecnológica en un contexto de aprendizaje real.</w:t>
-      </w:r>
-    </w:p>
-    <w:p>
-      <w:r>
-        <w:t>Este diseño de investigación secuencial y no experimental es el más adecuado para el problema planteado, ya que permite, en primer lugar, construir una solución informada por la teoría</w:t>
-      </w:r>
-      <w:r>
-        <w:t>,</w:t>
-      </w:r>
-      <w:r>
-        <w:t xml:space="preserve"> en segundo lugar, materializarla en un artefacto tecnológico y, finalmente, evaluarla sistemáticamente para generar conclusiones válidas sobre su aplicabilidad y efectividad.</w:t>
-      </w:r>
-      <w:r>
-        <w:rPr>
-          <w:vanish/>
-        </w:rPr>
-        <w:t>Principio del formulario</w:t>
-      </w:r>
-    </w:p>
-    <w:p>
-      <w:pPr>
-        <w:pStyle w:val="Ttulo2"/>
-      </w:pPr>
-      <w:bookmarkStart w:id="68" w:name="_Toc209618456"/>
-      <w:r>
         <w:t xml:space="preserve">3.6. </w:t>
       </w:r>
       <w:r>
@@ -13637,96 +14262,75 @@
     </w:p>
     <w:p>
       <w:r>
-        <w:t>Para la ejecución de esta investigación se emplearon tres categorías de instrumentos, cada una directamente alineada con la consecución de uno de los objetivos específicos del estudio.</w:t>
-      </w:r>
-    </w:p>
-    <w:p>
-      <w:pPr>
-        <w:pStyle w:val="Ttulo3"/>
-      </w:pPr>
-      <w:bookmarkStart w:id="69" w:name="_Toc209618457"/>
-      <w:r>
-        <w:t xml:space="preserve">3.6.1. </w:t>
-      </w:r>
-      <w:r>
-        <w:t xml:space="preserve">Instrumento para la </w:t>
-      </w:r>
-      <w:r>
-        <w:t>f</w:t>
-      </w:r>
-      <w:r>
-        <w:t xml:space="preserve">ormulación del </w:t>
-      </w:r>
-      <w:r>
-        <w:t>m</w:t>
-      </w:r>
-      <w:r>
-        <w:t xml:space="preserve">odelo </w:t>
-      </w:r>
-      <w:r>
-        <w:t>c</w:t>
-      </w:r>
-      <w:r>
-        <w:t>ualitativo</w:t>
-      </w:r>
-      <w:bookmarkEnd w:id="69"/>
-    </w:p>
-    <w:p>
-      <w:r>
-        <w:t xml:space="preserve">Para alcanzar el primer objetivo, consistente en esbozar el modelo cualitativo, el instrumento principal fue la revisión sistemática de la literatura. Esta herramienta metodológica permitió el análisis de fuentes secundarias como artículos científicos, libros e informes técnicos </w:t>
-      </w:r>
-      <w:r>
-        <w:lastRenderedPageBreak/>
-        <w:t xml:space="preserve">provenientes de repositorios académicos.  La información recopilada y analizada a través de este proceso fue fundamental para identificar, deconstruir y sintetizar los componentes tecnológicos y pedagógicos </w:t>
-      </w:r>
-      <w:r>
-        <w:t>como la inteligencia artificial</w:t>
-      </w:r>
-      <w:r>
-        <w:t xml:space="preserve"> generativa, andamiaje, ingeniería de prompts que estructuran la arquitectura conceptual del modelo propuesto.</w:t>
-      </w:r>
-    </w:p>
-    <w:p>
-      <w:pPr>
-        <w:pStyle w:val="Ttulo3"/>
-      </w:pPr>
-      <w:bookmarkStart w:id="70" w:name="_Toc209618458"/>
-      <w:r>
-        <w:t xml:space="preserve">3.6.2. </w:t>
-      </w:r>
-      <w:r>
-        <w:t>Herramientas para el desarrollo del artefacto tecnológico</w:t>
-      </w:r>
-      <w:bookmarkEnd w:id="70"/>
-    </w:p>
-    <w:p>
-      <w:r>
-        <w:t>En correspondencia con el segundo objetivo, la construcción de la aplicación web "TrigTutor IA" se realizó utilizando un conjunto de herramientas de software. Los instrumentos para el desarrollo de la interfaz de usuario fueron las tecnologías web estándar HTML, CSS y JavaScript. Como instrumento clave para el núcleo funcional, se consumió la API de Gemini, el modelo de lenguaje extenso de Google, que se encargó de la generación de contenido educativo y la ejecución de las lógicas de validación y andamiaje definidas en el modelo cualitativo.</w:t>
-      </w:r>
-    </w:p>
-    <w:p>
-      <w:pPr>
-        <w:pStyle w:val="Ttulo3"/>
-      </w:pPr>
-      <w:bookmarkStart w:id="71" w:name="_Toc209618459"/>
-      <w:r>
-        <w:t>3.6.</w:t>
-      </w:r>
-      <w:r>
-        <w:t>3</w:t>
-      </w:r>
-      <w:r>
-        <w:t xml:space="preserve">. </w:t>
-      </w:r>
-      <w:r>
-        <w:t>Instrumentos para la Validación Empírica:</w:t>
-      </w:r>
-      <w:bookmarkEnd w:id="71"/>
-    </w:p>
-    <w:p>
-      <w:r>
-        <w:t xml:space="preserve">Para cumplir con el tercer objetivo, determinar la usabilidad de la aplicación y la utilidad del modelo, se empleó un instrumento cuantitativo estandarizado, la escala de usabilidad del sistema (SUS). Este cuestionario, compuesto por 10 ítems, se seleccionó por ser un estándar en la industria para medir la usabilidad percibida de un sistema. </w:t>
-      </w:r>
+        <w:t xml:space="preserve">Para la consecución de los objetivos planteados, </w:t>
+      </w:r>
+      <w:r>
+        <w:t>fue necesario</w:t>
+      </w:r>
+      <w:r>
+        <w:t xml:space="preserve"> emplear instrumentos específicos para cada fase de la investigación, garantizando la recolección de información y el desarrollo metodológico del proyecto. Para el primer objetivo, enfocado en la formulación del modelo cualitativo, el instrumento principal fue la revisión sistemática de literatura. Este proceso se apoyó en el uso de bases de datos académicas y repositorios científicos, aplicando criterios de búsqueda, inclusión y exclusión para identificar, seleccionar y analizar de manera rigurosa la producción científica relevante sobre inteligencia artificial generativa, diseño de interfaces y estrategias pedagógicas en la educación matemática.</w:t>
+      </w:r>
+    </w:p>
+    <w:p>
+      <w:r>
+        <w:t>En correspondencia con el segundo objetivo, la construcción de la aplicación web "</w:t>
+      </w:r>
+      <w:proofErr w:type="spellStart"/>
+      <w:r>
+        <w:t>TrigTutor</w:t>
+      </w:r>
+      <w:proofErr w:type="spellEnd"/>
+      <w:r>
+        <w:t xml:space="preserve"> IA" requirió el uso de herramientas de desarrollo de software. Se utilizó el lenguaje de programación JavaScript junto con sus librerías y </w:t>
+      </w:r>
+      <w:proofErr w:type="spellStart"/>
+      <w:r>
+        <w:t>frameworks</w:t>
+      </w:r>
+      <w:proofErr w:type="spellEnd"/>
+      <w:r>
+        <w:t xml:space="preserve"> para la construcción de la interfaz. Como motor principal del siste</w:t>
+      </w:r>
+      <w:r>
+        <w:t xml:space="preserve">ma, se integró la interfaz de programación de aplicaciones </w:t>
+      </w:r>
+      <w:r>
+        <w:t>API de Gemini, la cual funcionó como el instrumento tecnológico para dotar a la aplicación de capacidades de razonamiento y generación de contenido adaptativo. Estas herramientas en su conjunto permitieron materializar el modelo cualitativo en un artefacto funcional y evaluable.</w:t>
+      </w:r>
+    </w:p>
+    <w:p>
+      <w:r>
+        <w:t xml:space="preserve">Finalmente, para abordar el tercer objetivo, se seleccionó el cuestionario </w:t>
+      </w:r>
+      <w:r>
+        <w:t>de escala de usabilidad del sistema</w:t>
+      </w:r>
+      <w:r>
+        <w:t xml:space="preserve"> como el instrumento para la recolección de datos empíricos. El SUS es una herramienta estandarizada, compuesta por diez ítems con una escala de tipo Likert, diseñada para medir de manera cuantitativa la percepción subjetiva de la usabilidad de un sistema por parte de los usuarios. Su aplicación permitió obtener métricas fiables sobre la facilidad de uso, efectividad y satisfacción generada por la aplicación "</w:t>
+      </w:r>
+      <w:proofErr w:type="spellStart"/>
+      <w:r>
+        <w:t>TrigTutor</w:t>
+      </w:r>
+      <w:proofErr w:type="spellEnd"/>
+      <w:r>
+        <w:t xml:space="preserve"> IA", validando así la utilidad del modelo propuesto.</w:t>
+      </w:r>
+    </w:p>
+    <w:p/>
+    <w:p/>
+    <w:p/>
+    <w:p/>
+    <w:p>
+      <w:pPr>
+        <w:sectPr>
+          <w:pgSz w:w="11906" w:h="16838"/>
+          <w:pgMar w:top="1440" w:right="1440" w:bottom="1440" w:left="1440" w:header="709" w:footer="709" w:gutter="0"/>
+          <w:cols w:space="708"/>
+          <w:titlePg/>
+          <w:docGrid w:linePitch="360"/>
+        </w:sectPr>
+      </w:pPr>
     </w:p>
     <w:p/>
     <w:p/>
@@ -13738,47 +14342,25 @@
     <w:p/>
     <w:p/>
     <w:p/>
-    <w:p/>
-    <w:p>
-      <w:pPr>
-        <w:sectPr>
-          <w:pgSz w:w="11906" w:h="16838"/>
-          <w:pgMar w:top="1440" w:right="1440" w:bottom="1440" w:left="1440" w:header="709" w:footer="709" w:gutter="0"/>
-          <w:cols w:space="708"/>
-          <w:titlePg/>
-          <w:docGrid w:linePitch="360"/>
-        </w:sectPr>
-      </w:pPr>
-    </w:p>
-    <w:p/>
-    <w:p/>
-    <w:p/>
-    <w:p/>
-    <w:p/>
-    <w:p/>
-    <w:p/>
-    <w:p/>
-    <w:p/>
-    <w:p/>
     <w:p>
       <w:pPr>
         <w:pStyle w:val="Ttulo1"/>
       </w:pPr>
-      <w:bookmarkStart w:id="72" w:name="_Toc209618460"/>
+      <w:bookmarkStart w:id="69" w:name="_Toc209618460"/>
       <w:r>
         <w:t>CAPÍTULO IV</w:t>
       </w:r>
-      <w:bookmarkEnd w:id="72"/>
+      <w:bookmarkEnd w:id="69"/>
     </w:p>
     <w:p>
       <w:pPr>
         <w:pStyle w:val="Ttulo1"/>
       </w:pPr>
-      <w:bookmarkStart w:id="73" w:name="_Toc209618461"/>
+      <w:bookmarkStart w:id="70" w:name="_Toc209618461"/>
       <w:r>
         <w:t>RESULTADOS Y DISCUCIÓN</w:t>
       </w:r>
-      <w:bookmarkEnd w:id="73"/>
+      <w:bookmarkEnd w:id="70"/>
     </w:p>
     <w:p/>
     <w:p/>
@@ -13800,7 +14382,7 @@
           <w:bCs/>
         </w:rPr>
       </w:pPr>
-      <w:bookmarkStart w:id="74" w:name="_Toc209618462"/>
+      <w:bookmarkStart w:id="71" w:name="_Toc209618462"/>
       <w:r>
         <w:rPr>
           <w:bCs/>
@@ -13823,44 +14405,62 @@
         <w:rPr>
           <w:bCs/>
         </w:rPr>
+        <w:t>M</w:t>
+      </w:r>
+      <w:r>
+        <w:rPr>
+          <w:bCs/>
+        </w:rPr>
+        <w:t xml:space="preserve">odelo cualitativo: una arquitectura para la interacción pedagógica con </w:t>
+      </w:r>
+      <w:r>
+        <w:rPr>
+          <w:bCs/>
+        </w:rPr>
+        <w:t xml:space="preserve">IA </w:t>
+      </w:r>
+      <w:r>
+        <w:rPr>
+          <w:bCs/>
+        </w:rPr>
+        <w:t>generativa</w:t>
+      </w:r>
+      <w:bookmarkEnd w:id="71"/>
+    </w:p>
+    <w:p>
+      <w:pPr>
+        <w:pStyle w:val="Ttulo3"/>
+      </w:pPr>
+      <w:bookmarkStart w:id="72" w:name="_Toc209618463"/>
+      <w:r>
+        <w:t xml:space="preserve">4.1.1. </w:t>
+      </w:r>
+      <w:bookmarkEnd w:id="72"/>
+      <w:r>
         <w:t>E</w:t>
       </w:r>
       <w:r>
-        <w:rPr>
-          <w:bCs/>
-        </w:rPr>
-        <w:t xml:space="preserve">sbozo del modelo cualitativo: una arquitectura para la interacción pedagógica con </w:t>
-      </w:r>
-      <w:r>
-        <w:rPr>
-          <w:bCs/>
-        </w:rPr>
-        <w:t xml:space="preserve">IA </w:t>
-      </w:r>
-      <w:r>
-        <w:rPr>
-          <w:bCs/>
-        </w:rPr>
-        <w:t>generativa</w:t>
-      </w:r>
-      <w:bookmarkEnd w:id="74"/>
-    </w:p>
-    <w:p>
-      <w:pPr>
-        <w:pStyle w:val="Ttulo3"/>
-      </w:pPr>
-      <w:bookmarkStart w:id="75" w:name="_Toc209618463"/>
-      <w:r>
-        <w:t xml:space="preserve">4.1.1. </w:t>
-      </w:r>
-      <w:r>
-        <w:t>Fundamentación conceptual del modelo</w:t>
-      </w:r>
-      <w:bookmarkEnd w:id="75"/>
-    </w:p>
-    <w:p>
-      <w:r>
-        <w:t xml:space="preserve">Este capítulo presenta los resultados correspondientes al primer objetivo específico de la investigación, el cual se centró en esbozar un modelo que ilustre la manera de consumir la interfaz de programación de aplicación de una inteligencia artificial generativa para la construcción de software educativo a la medida. Como producto de esta fase, se formuló un modelo cualitativo que estableció una arquitectura de referencia y un flujo de operaciones sistemático, cuyo propósito fue estandarizar y estructurar la interacción entre el usuario y el sistema de </w:t>
+        <w:t xml:space="preserve">sbozo del </w:t>
+      </w:r>
+      <w:r>
+        <w:t xml:space="preserve">modelo para interfaces educativas con </w:t>
+      </w:r>
+      <w:r>
+        <w:t>IA</w:t>
+      </w:r>
+    </w:p>
+    <w:p>
+      <w:r>
+        <w:t xml:space="preserve">Este capítulo presenta los resultados correspondientes al primer objetivo específico de la investigación, el cual se centró en esbozar un modelo que ilustre la manera de consumir la interfaz de programación de aplicación de una inteligencia artificial generativa para la construcción de software educativo a la medida. Como producto de esta fase, </w:t>
+      </w:r>
+      <w:r>
+        <w:t xml:space="preserve">un modelo cualitativo fue establecido </w:t>
+      </w:r>
+      <w:r>
+        <w:t xml:space="preserve">como </w:t>
+      </w:r>
+      <w:r>
+        <w:t xml:space="preserve">una arquitectura de referencia y un flujo de operaciones sistemático, cuyo propósito fue estandarizar y estructurar la interacción entre el usuario y el sistema de </w:t>
       </w:r>
       <w:r>
         <w:t>IA</w:t>
@@ -13882,8 +14482,8 @@
           <w:szCs w:val="24"/>
         </w:rPr>
       </w:pPr>
-      <w:bookmarkStart w:id="76" w:name="_Ref208760870"/>
-      <w:bookmarkStart w:id="77" w:name="_Toc209618498"/>
+      <w:bookmarkStart w:id="73" w:name="_Toc209618498"/>
+      <w:bookmarkStart w:id="74" w:name="_Ref208760870"/>
       <w:r>
         <w:rPr>
           <w:b/>
@@ -13969,7 +14569,7 @@
         </w:rPr>
         <w:fldChar w:fldCharType="end"/>
       </w:r>
-      <w:bookmarkEnd w:id="76"/>
+      <w:bookmarkEnd w:id="74"/>
       <w:r>
         <w:rPr>
           <w:b/>
@@ -14003,7 +14603,7 @@
         <w:br/>
         <w:t>Esbozo del modelo cualitativo.</w:t>
       </w:r>
-      <w:bookmarkEnd w:id="77"/>
+      <w:bookmarkEnd w:id="73"/>
     </w:p>
     <w:p>
       <w:pPr>
@@ -14090,13 +14690,15 @@
       </w:r>
     </w:p>
     <w:p>
-      <w:pPr>
-        <w:jc w:val="center"/>
-      </w:pPr>
-    </w:p>
-    <w:p>
-      <w:r>
-        <w:t>La concepción de este modelo se articuló sobre la síntesis de tres componentes fundamentales. En primer lugar, se definió que el modelo requería de una pedagogía adecuada para gobernar la estructura y la secuencia de la experiencia de aprendizaje del usuario</w:t>
+      <w:r>
+        <w:lastRenderedPageBreak/>
+        <w:t xml:space="preserve">La concepción de este modelo </w:t>
+      </w:r>
+      <w:r>
+        <w:t>está articulada</w:t>
+      </w:r>
+      <w:r>
+        <w:t xml:space="preserve"> sobre la síntesis de tres componentes fundamentales. En primer lugar, se definió que el modelo requería de una pedagogía adecuada para gobernar la estructura y la secuencia de la experiencia de aprendizaje del usuario</w:t>
       </w:r>
       <w:r>
         <w:t xml:space="preserve"> </w:t>
@@ -14106,7 +14708,7 @@
           <w:rPr>
             <w:color w:val="000000"/>
           </w:rPr>
-          <w:tag w:val="MENDELEY_CITATION_v3_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"/>
+          <w:tag w:val="MENDELEY_CITATION_v3_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"/>
           <w:id w:val="-485862830"/>
           <w:placeholder>
             <w:docPart w:val="DefaultPlaceholder_-1854013440"/>
@@ -14117,12 +14719,20 @@
             <w:rPr>
               <w:color w:val="000000"/>
             </w:rPr>
-            <w:t>[42]</w:t>
+            <w:t>[43]</w:t>
           </w:r>
         </w:sdtContent>
       </w:sdt>
       <w:r>
-        <w:t>. En segundo lugar, para dirigir el comportamiento de la tecnología subyacente, se estableció la necesidad de aplicar una metodología de ingeniería de prompts robusta, capaz de traducir las necesidades pedagógicas en instrucciones precisas y controladas</w:t>
+        <w:t xml:space="preserve">. En segundo lugar, para dirigir el comportamiento de la tecnología subyacente, se estableció la necesidad de aplicar una metodología de ingeniería de </w:t>
+      </w:r>
+      <w:proofErr w:type="spellStart"/>
+      <w:r>
+        <w:t>prompts</w:t>
+      </w:r>
+      <w:proofErr w:type="spellEnd"/>
+      <w:r>
+        <w:t xml:space="preserve"> robusta, capaz de traducir las necesidades pedagógicas en instrucciones precisas y controladas</w:t>
       </w:r>
       <w:r>
         <w:t xml:space="preserve"> </w:t>
@@ -14132,7 +14742,7 @@
           <w:rPr>
             <w:color w:val="000000"/>
           </w:rPr>
-          <w:tag w:val="MENDELEY_CITATION_v3_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"/>
+          <w:tag w:val="MENDELEY_CITATION_v3_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"/>
           <w:id w:val="318009106"/>
           <w:placeholder>
             <w:docPart w:val="DefaultPlaceholder_-1854013440"/>
@@ -14143,12 +14753,18 @@
             <w:rPr>
               <w:color w:val="000000"/>
             </w:rPr>
-            <w:t>[31]</w:t>
+            <w:t>[32]</w:t>
           </w:r>
         </w:sdtContent>
       </w:sdt>
       <w:r>
-        <w:t>. Finalmente, la inteligencia artificial generativa se posicionó como la pieza tecnológica clave del modelo, responsable de procesar dichas instrucciones para producir tanto el contenido educativo como la retroalimentación personalizada, elementos indispensables para facilitar un aprendizaje adaptativo y significativo.</w:t>
+        <w:t xml:space="preserve">. Finalmente, la inteligencia artificial generativa </w:t>
+      </w:r>
+      <w:r>
+        <w:t xml:space="preserve">es </w:t>
+      </w:r>
+      <w:r>
+        <w:t>la pieza tecnológica clave del modelo, responsable de procesar dichas instrucciones para producir tanto el contenido educativo como la retroalimentación personalizada, elementos indispensables para facilitar un aprendizaje adaptativo y significativo.</w:t>
       </w:r>
     </w:p>
     <w:p>
@@ -14202,12 +14818,12 @@
       <w:pPr>
         <w:pStyle w:val="Ttulo3"/>
       </w:pPr>
-      <w:bookmarkStart w:id="78" w:name="_Toc209618464"/>
+      <w:bookmarkStart w:id="75" w:name="_Toc209618464"/>
       <w:r>
         <w:lastRenderedPageBreak/>
         <w:t>4.1.2. Arquitectura y componentes del modelo</w:t>
       </w:r>
-      <w:bookmarkEnd w:id="78"/>
+      <w:bookmarkEnd w:id="75"/>
     </w:p>
     <w:p>
       <w:r>
@@ -14326,7 +14942,19 @@
     </w:p>
     <w:p>
       <w:r>
-        <w:t>El punto de interacción del modelo lo constituye la interfaz de usuario, la cual funciona como el portal de acceso y el canal principal de comunicación entre el estudiante y el sistema. Este componente es responsable tanto de capturar las consultas del usuario, expresadas en lenguaje natural, como de presentar visualmente las respuestas generadas. Su concepción se fundamentó en los principios del diseño de interfaces educativas, buscando que la presentación del contenido sea siempre ordenada, sencilla y fácil de usar. El objetivo de este enfoque es optimizar la experiencia del estudiante y, fundamentalmente, reducir la carga cognitiva superflua, transformando la interfaz en un entorno de aprendizaje claro y accesible</w:t>
+        <w:t xml:space="preserve">El punto de interacción del modelo lo constituye la interfaz de usuario, la cual funciona como el portal de acceso y el canal principal de comunicación entre el estudiante y el sistema. Este componente es responsable tanto de capturar las consultas del usuario, expresadas en lenguaje natural, como de presentar visualmente las respuestas generadas. Su concepción </w:t>
+      </w:r>
+      <w:r>
+        <w:t>está</w:t>
+      </w:r>
+      <w:r>
+        <w:t xml:space="preserve"> fundamen</w:t>
+      </w:r>
+      <w:r>
+        <w:t>tada</w:t>
+      </w:r>
+      <w:r>
+        <w:t xml:space="preserve"> en los principios del diseño de interfaces educativas, buscando que la presentación del contenido sea siempre ordenada, sencilla y fácil de usar. El objetivo de este enfoque es optimizar la experiencia del estudiante y, fundamentalmente, reducir la carga cognitiva superflua, transformando la interfaz en un entorno de aprendizaje claro y accesible</w:t>
       </w:r>
       <w:r>
         <w:t xml:space="preserve"> </w:t>
@@ -14336,7 +14964,7 @@
           <w:rPr>
             <w:color w:val="000000"/>
           </w:rPr>
-          <w:tag w:val="MENDELEY_CITATION_v3_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"/>
+          <w:tag w:val="MENDELEY_CITATION_v3_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"/>
           <w:id w:val="-1321350939"/>
           <w:placeholder>
             <w:docPart w:val="DefaultPlaceholder_-1854013440"/>
@@ -14347,7 +14975,7 @@
             <w:rPr>
               <w:color w:val="000000"/>
             </w:rPr>
-            <w:t>[43]</w:t>
+            <w:t>[44]</w:t>
           </w:r>
         </w:sdtContent>
       </w:sdt>
@@ -14440,7 +15068,15 @@
     </w:p>
     <w:p>
       <w:r>
-        <w:t>El proceso de validación inicia en el momento en que un usuario ingresa su consulta en la interfaz. En lugar de procesar directamente esta entrada, la consulta es interceptada por el generador de consulta de validación. Este componente especializado construye un prompt específico y de bajo coste computacional</w:t>
+        <w:t xml:space="preserve">El proceso de validación inicia en el momento en que un usuario ingresa su consulta en la interfaz. En lugar de procesar directamente esta entrada, la consulta es interceptada por el generador de consulta de validación. Este componente especializado construye un </w:t>
+      </w:r>
+      <w:proofErr w:type="spellStart"/>
+      <w:r>
+        <w:t>prompt</w:t>
+      </w:r>
+      <w:proofErr w:type="spellEnd"/>
+      <w:r>
+        <w:t xml:space="preserve"> específico y de bajo coste computacional</w:t>
       </w:r>
       <w:r>
         <w:t xml:space="preserve"> </w:t>
@@ -14450,7 +15086,7 @@
           <w:rPr>
             <w:color w:val="000000"/>
           </w:rPr>
-          <w:tag w:val="MENDELEY_CITATION_v3_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"/>
+          <w:tag w:val="MENDELEY_CITATION_v3_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"/>
           <w:id w:val="-408626695"/>
           <w:placeholder>
             <w:docPart w:val="59E09FEC2F714AB5BD29990743C23B65"/>
@@ -14461,12 +15097,18 @@
             <w:rPr>
               <w:color w:val="000000"/>
             </w:rPr>
-            <w:t>[44]</w:t>
+            <w:t>[45]</w:t>
           </w:r>
         </w:sdtContent>
       </w:sdt>
       <w:r>
-        <w:t>, diseñado con la única finalidad de interrogar al LLM sobre la pertinencia del tópico propuesto. Esta consulta focalizada se envía a través de</w:t>
+        <w:t xml:space="preserve">, diseñado con la única finalidad de interrogar al LLM sobre la pertinencia del tópico propuesto. Esta consulta focalizada </w:t>
+      </w:r>
+      <w:r>
+        <w:t>es enviada</w:t>
+      </w:r>
+      <w:r>
+        <w:t xml:space="preserve"> a través de</w:t>
       </w:r>
       <w:r>
         <w:t xml:space="preserve"> la puerta de enlace de API </w:t>
@@ -14488,8 +15130,8 @@
           <w:szCs w:val="24"/>
         </w:rPr>
       </w:pPr>
-      <w:bookmarkStart w:id="79" w:name="_Ref208864549"/>
-      <w:bookmarkStart w:id="80" w:name="_Toc209618499"/>
+      <w:bookmarkStart w:id="76" w:name="_Toc209618499"/>
+      <w:bookmarkStart w:id="77" w:name="_Ref208864549"/>
       <w:r>
         <w:rPr>
           <w:b/>
@@ -14562,7 +15204,7 @@
         </w:rPr>
         <w:fldChar w:fldCharType="end"/>
       </w:r>
-      <w:bookmarkEnd w:id="79"/>
+      <w:bookmarkEnd w:id="77"/>
       <w:r>
         <w:rPr>
           <w:b/>
@@ -14591,7 +15233,7 @@
         </w:rPr>
         <w:t>Elementos del bucle de validación.</w:t>
       </w:r>
-      <w:bookmarkEnd w:id="80"/>
+      <w:bookmarkEnd w:id="76"/>
     </w:p>
     <w:p>
       <w:pPr>
@@ -14685,7 +15327,19 @@
         <w:t xml:space="preserve">LLM </w:t>
       </w:r>
       <w:r>
-        <w:t>y ejecutar la bifurcación del flujo de manera determinista. Si la respuesta confirma la pertinencia del tema, el filtro autoriza el paso a la siguiente fase del modelo. En caso contrario, el flujo se desvía hacia el motor de sugerencias, componente que se activa para proporcionar al usuario una retroalimentación constructiva y proponerle temas alternativos, funcionando como un andamio conversacional que lo guía de vuelta al dominio temático establecido</w:t>
+        <w:t xml:space="preserve">y ejecutar la bifurcación del flujo de manera determinista. Si la respuesta confirma la pertinencia del tema, el filtro autoriza el paso a la siguiente fase del modelo. En caso contrario, el flujo </w:t>
+      </w:r>
+      <w:r>
+        <w:t>es</w:t>
+      </w:r>
+      <w:r>
+        <w:t xml:space="preserve"> desv</w:t>
+      </w:r>
+      <w:r>
+        <w:t>iado</w:t>
+      </w:r>
+      <w:r>
+        <w:t xml:space="preserve"> hacia el motor de sugerencias, componente que se activa para proporcionar al usuario una retroalimentación constructiva y proponerle temas alternativos, funcionando como un andamio conversacional que lo guía de vuelta al dominio temático establecido</w:t>
       </w:r>
       <w:r>
         <w:t xml:space="preserve"> </w:t>
@@ -14695,7 +15349,7 @@
           <w:rPr>
             <w:color w:val="000000"/>
           </w:rPr>
-          <w:tag w:val="MENDELEY_CITATION_v3_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"/>
+          <w:tag w:val="MENDELEY_CITATION_v3_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"/>
           <w:id w:val="-1201940869"/>
           <w:placeholder>
             <w:docPart w:val="DefaultPlaceholder_-1854013440"/>
@@ -14706,7 +15360,7 @@
             <w:rPr>
               <w:color w:val="000000"/>
             </w:rPr>
-            <w:t>[45]</w:t>
+            <w:t>[46]</w:t>
           </w:r>
         </w:sdtContent>
       </w:sdt>
@@ -14745,8 +15399,13 @@
     </w:p>
     <w:p>
       <w:r>
-        <w:t>Una vez superada la fase de validación, el flujo de interacción avanza hacia el núcleo de generación, cuyo componente central es el constructor de prompt</w:t>
-      </w:r>
+        <w:t xml:space="preserve">Una vez superada la fase de validación, el flujo de interacción avanza hacia el núcleo de generación, cuyo componente central es el constructor de </w:t>
+      </w:r>
+      <w:proofErr w:type="spellStart"/>
+      <w:r>
+        <w:t>prompt</w:t>
+      </w:r>
+      <w:proofErr w:type="spellEnd"/>
       <w:r>
         <w:t xml:space="preserve"> que se visualiza en la </w:t>
       </w:r>
@@ -14821,8 +15480,8 @@
           <w:szCs w:val="24"/>
         </w:rPr>
       </w:pPr>
-      <w:bookmarkStart w:id="81" w:name="_Ref208864938"/>
-      <w:bookmarkStart w:id="82" w:name="_Toc209618500"/>
+      <w:bookmarkStart w:id="78" w:name="_Toc209618500"/>
+      <w:bookmarkStart w:id="79" w:name="_Ref208864938"/>
       <w:r>
         <w:rPr>
           <w:b/>
@@ -14908,7 +15567,7 @@
         </w:rPr>
         <w:fldChar w:fldCharType="end"/>
       </w:r>
-      <w:bookmarkEnd w:id="81"/>
+      <w:bookmarkEnd w:id="79"/>
       <w:r>
         <w:rPr>
           <w:b/>
@@ -14943,7 +15602,7 @@
         </w:rPr>
         <w:t>Núcleo de Generación.</w:t>
       </w:r>
-      <w:bookmarkEnd w:id="82"/>
+      <w:bookmarkEnd w:id="78"/>
     </w:p>
     <w:p>
       <w:pPr>
@@ -15031,13 +15690,35 @@
     </w:p>
     <w:p>
       <w:r>
-        <w:t>Es en este componente donde se materializa la ingeniería de prompts como la disciplina central del modelo, transformando la intención pedagógica en una instrucción ejecutable por la inteligencia artificial. La tarea del constructor de prompts va más allá de simplemente reenviar el tema validado por el usuario</w:t>
+        <w:t xml:space="preserve">Es en este componente donde se materializa la ingeniería de </w:t>
+      </w:r>
+      <w:proofErr w:type="spellStart"/>
+      <w:r>
+        <w:t>prompts</w:t>
+      </w:r>
+      <w:proofErr w:type="spellEnd"/>
+      <w:r>
+        <w:t xml:space="preserve"> como la disciplina central del modelo, transformando la intención pedagógica en una instrucción ejecutable por la inteligencia artificial. La tarea del constructor de </w:t>
+      </w:r>
+      <w:proofErr w:type="spellStart"/>
+      <w:r>
+        <w:t>prompts</w:t>
+      </w:r>
+      <w:proofErr w:type="spellEnd"/>
+      <w:r>
+        <w:t xml:space="preserve"> va más allá de simplemente reenviar el tema validado por el usuario</w:t>
       </w:r>
       <w:r>
         <w:t>,</w:t>
       </w:r>
       <w:r>
-        <w:t xml:space="preserve"> su función es inyectar dicho tema dentro de una plantilla de instrucción robusta y predefinida. Esta plantilla es el núcleo donde se codifica la estrategia pedagógica completa, dictando con precisión las reglas, el formato y, fundamentalmente, la estructura didáctica del contenido que se desea generar.</w:t>
+        <w:t xml:space="preserve"> su función es inyectar dicho tema dentro de una plantilla de instrucción robusta y predefinida. Esta plantilla es el núcleo donde se codifica la estrategia pedagógica completa, dictando con precisión las reglas, el formato y, fundamentalmente, la estructura didáctica del contenido </w:t>
+      </w:r>
+      <w:r>
+        <w:t>generado</w:t>
+      </w:r>
+      <w:r>
+        <w:t>.</w:t>
       </w:r>
     </w:p>
     <w:p/>
@@ -15045,19 +15726,47 @@
     <w:p>
       <w:r>
         <w:lastRenderedPageBreak/>
-        <w:t>A través del prompt, se</w:t>
-      </w:r>
+        <w:t xml:space="preserve">El </w:t>
+      </w:r>
+      <w:proofErr w:type="spellStart"/>
+      <w:r>
+        <w:t>prompt</w:t>
+      </w:r>
+      <w:proofErr w:type="spellEnd"/>
       <w:r>
         <w:t xml:space="preserve"> controla</w:t>
       </w:r>
       <w:r>
-        <w:t xml:space="preserve"> la forma en que se presentará el conocimiento. Se define el rol que debe adoptar la IA</w:t>
+        <w:t xml:space="preserve"> la forma en que </w:t>
+      </w:r>
+      <w:r>
+        <w:t>el contenido es presentado</w:t>
+      </w:r>
+      <w:r>
+        <w:t xml:space="preserve">. </w:t>
+      </w:r>
+      <w:r>
+        <w:t>E</w:t>
+      </w:r>
+      <w:r>
+        <w:t>l rol que debe adoptar la IA</w:t>
       </w:r>
       <w:r>
         <w:t xml:space="preserve"> </w:t>
       </w:r>
       <w:r>
-        <w:t>y se establece el marco didáctico que debe seguir cada lección. Esto asegura que el contenido se organice de una manera lógica y progresiva, diseñada para ser funcional y facilitar una auténtica asimilación del conocimiento por parte del usuario. De esta manera, el prompt garantiza que, sin importar el tema, el contenido generado sea siempre coherente y siga un camino de aprendizaje eficaz.</w:t>
+        <w:t xml:space="preserve">es definido </w:t>
+      </w:r>
+      <w:r>
+        <w:t xml:space="preserve">y se establece el marco didáctico que debe seguir cada lección. Esto asegura que el contenido se organice de una manera lógica y progresiva, diseñada para ser funcional y facilitar una auténtica asimilación del conocimiento por parte del usuario. De esta manera, el </w:t>
+      </w:r>
+      <w:proofErr w:type="spellStart"/>
+      <w:r>
+        <w:t>prompt</w:t>
+      </w:r>
+      <w:proofErr w:type="spellEnd"/>
+      <w:r>
+        <w:t xml:space="preserve"> garantiza que, sin importar el tema, el contenido generado sea siempre coherente y siga un camino de aprendizaje eficaz.</w:t>
       </w:r>
     </w:p>
     <w:p>
@@ -15086,7 +15795,47 @@
         <w:t>o</w:t>
       </w:r>
       <w:r>
-        <w:t>. Dependiendo de la naturaleza del tema tratado, el prompt se puede enriquecer para solicitar elementos específicos. Para tópicos de índole conceptual, la instrucción se enfocará en generar explicaciones teóricas. En cambio, para temas de carácter procedimental o aplicado, el prompt se estructura no solo para solicitar la teoría, sino también para demandar la creación de ejercicios de práctica, especificando que estos deben incluir mecanismos de evaluación y retroalimentación detallada. Es en este componente donde se personaliza el tipo de enseñanza y, de manera crítica, se exige un esquema de respuesta predefinido que se espera del modelo, garantizando así la fiabilidad y consistencia del sistema</w:t>
+        <w:t xml:space="preserve">. Dependiendo de la naturaleza del tema tratado, el </w:t>
+      </w:r>
+      <w:proofErr w:type="spellStart"/>
+      <w:r>
+        <w:t>prompt</w:t>
+      </w:r>
+      <w:proofErr w:type="spellEnd"/>
+      <w:r>
+        <w:t xml:space="preserve"> puede </w:t>
+      </w:r>
+      <w:r>
+        <w:t xml:space="preserve">ser enriquecido </w:t>
+      </w:r>
+      <w:r>
+        <w:t xml:space="preserve">para solicitar elementos específicos. Para tópicos de índole conceptual, la instrucción se enfocará en generar explicaciones teóricas. En cambio, para temas de carácter procedimental o aplicado, el </w:t>
+      </w:r>
+      <w:proofErr w:type="spellStart"/>
+      <w:r>
+        <w:t>prompt</w:t>
+      </w:r>
+      <w:proofErr w:type="spellEnd"/>
+      <w:r>
+        <w:t xml:space="preserve"> </w:t>
+      </w:r>
+      <w:r>
+        <w:t>está estructurado para</w:t>
+      </w:r>
+      <w:r>
+        <w:t xml:space="preserve"> solicitar la teoría</w:t>
+      </w:r>
+      <w:r>
+        <w:t xml:space="preserve"> y</w:t>
+      </w:r>
+      <w:r>
+        <w:t xml:space="preserve"> también para demandar la creación de ejercicios de práctica, especificando que estos deben incluir mecanismos de evaluación y retroalimentación detallada. Es en este componente donde se personaliza el tipo de enseñanza y, de manera crítica, se exige un esquema de respuesta predefinido </w:t>
+      </w:r>
+      <w:r>
+        <w:t>esperado por</w:t>
+      </w:r>
+      <w:r>
+        <w:t xml:space="preserve"> modelo, garantizando así la fiabilidad y consistencia del sistema</w:t>
       </w:r>
       <w:r>
         <w:t xml:space="preserve"> </w:t>
@@ -15096,7 +15845,7 @@
           <w:rPr>
             <w:color w:val="000000"/>
           </w:rPr>
-          <w:tag w:val="MENDELEY_CITATION_v3_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"/>
+          <w:tag w:val="MENDELEY_CITATION_v3_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"/>
           <w:id w:val="-594930195"/>
           <w:placeholder>
             <w:docPart w:val="DefaultPlaceholder_-1854013440"/>
@@ -15107,7 +15856,7 @@
             <w:rPr>
               <w:color w:val="000000"/>
             </w:rPr>
-            <w:t>[46]</w:t>
+            <w:t>[47]</w:t>
           </w:r>
         </w:sdtContent>
       </w:sdt>
@@ -15128,7 +15877,7 @@
           <w:szCs w:val="24"/>
         </w:rPr>
       </w:pPr>
-      <w:bookmarkStart w:id="83" w:name="_Toc209618501"/>
+      <w:bookmarkStart w:id="80" w:name="_Toc209618501"/>
       <w:r>
         <w:rPr>
           <w:b/>
@@ -15246,8 +15995,9 @@
           <w:sz w:val="24"/>
           <w:szCs w:val="24"/>
         </w:rPr>
-        <w:t>Constructor de prompt</w:t>
-      </w:r>
+        <w:t xml:space="preserve">Constructor de </w:t>
+      </w:r>
+      <w:proofErr w:type="spellStart"/>
       <w:r>
         <w:rPr>
           <w:i w:val="0"/>
@@ -15256,9 +16006,20 @@
           <w:sz w:val="24"/>
           <w:szCs w:val="24"/>
         </w:rPr>
+        <w:t>prompt</w:t>
+      </w:r>
+      <w:proofErr w:type="spellEnd"/>
+      <w:r>
+        <w:rPr>
+          <w:i w:val="0"/>
+          <w:iCs w:val="0"/>
+          <w:color w:val="auto"/>
+          <w:sz w:val="24"/>
+          <w:szCs w:val="24"/>
+        </w:rPr>
         <w:t>.</w:t>
       </w:r>
-      <w:bookmarkEnd w:id="83"/>
+      <w:bookmarkEnd w:id="80"/>
     </w:p>
     <w:p>
       <w:pPr>
@@ -15269,7 +16030,7 @@
           <w:noProof/>
         </w:rPr>
         <w:drawing>
-          <wp:inline distT="0" distB="0" distL="0" distR="0" wp14:anchorId="1C41007C" wp14:editId="6491E464">
+          <wp:inline distT="0" distB="0" distL="0" distR="0" wp14:anchorId="1C41007C" wp14:editId="50B9637B">
             <wp:extent cx="5040000" cy="2094218"/>
             <wp:effectExtent l="0" t="0" r="0" b="0"/>
             <wp:docPr id="433362380" name="Imagen 10"/>
@@ -15359,18 +16120,553 @@
         <w:t>LLM</w:t>
       </w:r>
       <w:r>
-        <w:t>, el motor de inteligencia artificial generativa, que tiene la tarea de producir el contenido solicitado, no a partir de una pregunta ambigua, sino de un conjunto de directrices claras y precisas.</w:t>
-      </w:r>
-    </w:p>
-    <w:p>
-      <w:pPr>
-        <w:pStyle w:val="Ttulo4"/>
-      </w:pPr>
-      <w:r>
+        <w:t xml:space="preserve">, el motor de inteligencia artificial generativa, que tiene la tarea de producir el contenido solicitado, </w:t>
+      </w:r>
+      <w:r>
+        <w:t xml:space="preserve">a </w:t>
+      </w:r>
+      <w:r>
+        <w:t>partir de un conjunto de directrices claras y precisas.</w:t>
+      </w:r>
+    </w:p>
+    <w:p>
+      <w:pPr>
+        <w:rPr>
+          <w:rFonts w:eastAsiaTheme="majorEastAsia" w:cstheme="majorBidi"/>
+          <w:b/>
+          <w:iCs/>
+        </w:rPr>
+      </w:pPr>
+      <w:r>
+        <w:rPr>
+          <w:rFonts w:eastAsiaTheme="majorEastAsia" w:cstheme="majorBidi"/>
+          <w:b/>
+          <w:iCs/>
+        </w:rPr>
         <w:lastRenderedPageBreak/>
         <w:t>4.1.2.</w:t>
       </w:r>
       <w:r>
+        <w:rPr>
+          <w:rFonts w:eastAsiaTheme="majorEastAsia" w:cstheme="majorBidi"/>
+          <w:b/>
+          <w:iCs/>
+        </w:rPr>
+        <w:t>4</w:t>
+      </w:r>
+      <w:r>
+        <w:rPr>
+          <w:rFonts w:eastAsiaTheme="majorEastAsia" w:cstheme="majorBidi"/>
+          <w:b/>
+          <w:iCs/>
+        </w:rPr>
+        <w:t>. Análisis de distribución de uso de la API</w:t>
+      </w:r>
+    </w:p>
+    <w:p>
+      <w:r>
+        <w:t xml:space="preserve">Al examinar el flujo de interacciones del modelo, es posible analizar cómo </w:t>
+      </w:r>
+      <w:r>
+        <w:t>está</w:t>
+      </w:r>
+      <w:r>
+        <w:t xml:space="preserve"> distribu</w:t>
+      </w:r>
+      <w:r>
+        <w:t>ido</w:t>
+      </w:r>
+      <w:r>
+        <w:t xml:space="preserve"> el 100% de las consultas realizadas a la API del LLM entre el flujo de validación y el flujo principal de generación. La arquitectura del sistema establece una relación de dependencia, donde el flujo de validación actúa como un prerrequisito indispensable para la activación del flujo principal. En un escenario hipotético donde se </w:t>
+      </w:r>
+      <w:r>
+        <w:t>procesan</w:t>
+      </w:r>
+      <w:r>
+        <w:t xml:space="preserve"> 100 consultas de usuarios, asumiendo que un 80% de ellas fueran académicamente relevantes, se realizarían 100 llamadas al flujo de validación y 80 al flujo principal. Sobre un total de 180 interacciones con la API, el flujo de validación concentraría aproximadamente el 56% de las llamadas, mientras que el flujo principal de generación representaría el 44% restante, demostrando que el primer filtro es el más frecuentemente utilizado.</w:t>
+      </w:r>
+    </w:p>
+    <w:p>
+      <w:pPr>
+        <w:pStyle w:val="Descripcin"/>
+        <w:keepNext/>
+        <w:jc w:val="center"/>
+        <w:rPr>
+          <w:b/>
+          <w:bCs/>
+          <w:i w:val="0"/>
+          <w:iCs w:val="0"/>
+          <w:sz w:val="24"/>
+          <w:szCs w:val="24"/>
+        </w:rPr>
+      </w:pPr>
+      <w:r>
+        <w:rPr>
+          <w:b/>
+          <w:bCs/>
+          <w:i w:val="0"/>
+          <w:iCs w:val="0"/>
+          <w:sz w:val="24"/>
+          <w:szCs w:val="24"/>
+        </w:rPr>
+        <w:t>Figura</w:t>
+      </w:r>
+      <w:r>
+        <w:rPr>
+          <w:b/>
+          <w:bCs/>
+          <w:i w:val="0"/>
+          <w:iCs w:val="0"/>
+          <w:sz w:val="24"/>
+          <w:szCs w:val="24"/>
+        </w:rPr>
+        <w:t xml:space="preserve"> </w:t>
+      </w:r>
+      <w:r>
+        <w:rPr>
+          <w:b/>
+          <w:bCs/>
+          <w:i w:val="0"/>
+          <w:iCs w:val="0"/>
+          <w:sz w:val="24"/>
+          <w:szCs w:val="24"/>
+        </w:rPr>
+        <w:fldChar w:fldCharType="begin"/>
+      </w:r>
+      <w:r>
+        <w:rPr>
+          <w:b/>
+          <w:bCs/>
+          <w:i w:val="0"/>
+          <w:iCs w:val="0"/>
+          <w:sz w:val="24"/>
+          <w:szCs w:val="24"/>
+        </w:rPr>
+        <w:instrText xml:space="preserve"> SEQ Ilustración \* ARABIC </w:instrText>
+      </w:r>
+      <w:r>
+        <w:rPr>
+          <w:b/>
+          <w:bCs/>
+          <w:i w:val="0"/>
+          <w:iCs w:val="0"/>
+          <w:sz w:val="24"/>
+          <w:szCs w:val="24"/>
+        </w:rPr>
+        <w:fldChar w:fldCharType="separate"/>
+      </w:r>
+      <w:r>
+        <w:rPr>
+          <w:b/>
+          <w:bCs/>
+          <w:i w:val="0"/>
+          <w:iCs w:val="0"/>
+          <w:noProof/>
+          <w:sz w:val="24"/>
+          <w:szCs w:val="24"/>
+        </w:rPr>
+        <w:t>6</w:t>
+      </w:r>
+      <w:r>
+        <w:rPr>
+          <w:b/>
+          <w:bCs/>
+          <w:i w:val="0"/>
+          <w:iCs w:val="0"/>
+          <w:sz w:val="24"/>
+          <w:szCs w:val="24"/>
+        </w:rPr>
+        <w:fldChar w:fldCharType="end"/>
+      </w:r>
+      <w:r>
+        <w:rPr>
+          <w:b/>
+          <w:bCs/>
+          <w:i w:val="0"/>
+          <w:iCs w:val="0"/>
+          <w:sz w:val="24"/>
+          <w:szCs w:val="24"/>
+        </w:rPr>
+        <w:t xml:space="preserve">. </w:t>
+      </w:r>
+      <w:r>
+        <w:rPr>
+          <w:i w:val="0"/>
+          <w:iCs w:val="0"/>
+          <w:sz w:val="24"/>
+          <w:szCs w:val="24"/>
+        </w:rPr>
+        <w:br/>
+        <w:t>Distribución de llamas a la API en el modelo cualitativo.</w:t>
+      </w:r>
+    </w:p>
+    <w:p>
+      <w:pPr>
+        <w:jc w:val="center"/>
+      </w:pPr>
+      <w:r>
+        <w:rPr>
+          <w:noProof/>
+        </w:rPr>
+        <w:drawing>
+          <wp:inline distT="0" distB="0" distL="0" distR="0" wp14:anchorId="53114B2D" wp14:editId="7F451E95">
+            <wp:extent cx="4329351" cy="2520000"/>
+            <wp:effectExtent l="19050" t="19050" r="14605" b="13970"/>
+            <wp:docPr id="1699861877" name="Imagen 7"/>
+            <wp:cNvGraphicFramePr>
+              <a:graphicFrameLocks xmlns:a="http://schemas.openxmlformats.org/drawingml/2006/main" noChangeAspect="1"/>
+            </wp:cNvGraphicFramePr>
+            <a:graphic xmlns:a="http://schemas.openxmlformats.org/drawingml/2006/main">
+              <a:graphicData uri="http://schemas.openxmlformats.org/drawingml/2006/picture">
+                <pic:pic xmlns:pic="http://schemas.openxmlformats.org/drawingml/2006/picture">
+                  <pic:nvPicPr>
+                    <pic:cNvPr id="0" name="Picture 5"/>
+                    <pic:cNvPicPr>
+                      <a:picLocks noChangeAspect="1" noChangeArrowheads="1"/>
+                    </pic:cNvPicPr>
+                  </pic:nvPicPr>
+                  <pic:blipFill rotWithShape="1">
+                    <a:blip r:embed="rId26">
+                      <a:extLst>
+                        <a:ext uri="{28A0092B-C50C-407E-A947-70E740481C1C}">
+                          <a14:useLocalDpi xmlns:a14="http://schemas.microsoft.com/office/drawing/2010/main" val="0"/>
+                        </a:ext>
+                      </a:extLst>
+                    </a:blip>
+                    <a:srcRect l="14092" t="13797" r="24352" b="13999"/>
+                    <a:stretch>
+                      <a:fillRect/>
+                    </a:stretch>
+                  </pic:blipFill>
+                  <pic:spPr bwMode="auto">
+                    <a:xfrm>
+                      <a:off x="0" y="0"/>
+                      <a:ext cx="4329351" cy="2520000"/>
+                    </a:xfrm>
+                    <a:prstGeom prst="rect">
+                      <a:avLst/>
+                    </a:prstGeom>
+                    <a:noFill/>
+                    <a:ln w="12700" cap="flat" cmpd="sng" algn="ctr">
+                      <a:solidFill>
+                        <a:sysClr val="windowText" lastClr="000000"/>
+                      </a:solidFill>
+                      <a:prstDash val="solid"/>
+                      <a:round/>
+                      <a:headEnd type="none" w="med" len="med"/>
+                      <a:tailEnd type="none" w="med" len="med"/>
+                      <a:extLst>
+                        <a:ext uri="{C807C97D-BFC1-408E-A445-0C87EB9F89A2}">
+                          <ask:lineSketchStyleProps xmlns:ask="http://schemas.microsoft.com/office/drawing/2018/sketchyshapes" sd="0">
+                            <a:custGeom>
+                              <a:avLst/>
+                              <a:gdLst/>
+                              <a:ahLst/>
+                              <a:cxnLst/>
+                              <a:rect l="0" t="0" r="0" b="0"/>
+                              <a:pathLst/>
+                            </a:custGeom>
+                            <ask:type/>
+                          </ask:lineSketchStyleProps>
+                        </a:ext>
+                      </a:extLst>
+                    </a:ln>
+                    <a:extLst>
+                      <a:ext uri="{53640926-AAD7-44D8-BBD7-CCE9431645EC}">
+                        <a14:shadowObscured xmlns:a14="http://schemas.microsoft.com/office/drawing/2010/main"/>
+                      </a:ext>
+                    </a:extLst>
+                  </pic:spPr>
+                </pic:pic>
+              </a:graphicData>
+            </a:graphic>
+          </wp:inline>
+        </w:drawing>
+      </w:r>
+    </w:p>
+    <w:p>
+      <w:pPr>
+        <w:tabs>
+          <w:tab w:val="left" w:pos="6300"/>
+        </w:tabs>
+        <w:spacing w:before="240"/>
+        <w:jc w:val="center"/>
+        <w:rPr>
+          <w:i/>
+          <w:iCs/>
+        </w:rPr>
+      </w:pPr>
+      <w:r>
+        <w:rPr>
+          <w:i/>
+          <w:iCs/>
+        </w:rPr>
+        <w:t xml:space="preserve">Elaborado por: </w:t>
+      </w:r>
+      <w:r>
+        <w:rPr>
+          <w:i/>
+          <w:iCs/>
+        </w:rPr>
+        <w:t>Miyako Morales</w:t>
+      </w:r>
+    </w:p>
+    <w:p>
+      <w:r>
+        <w:t>Sin embargo, el análisis de frecuencia por sí solo no refleja la eficiencia completa del modelo; es crucial contrastarlo con el coste computacional de cada flujo. Mientras que el flujo de validación ejecuta una tarea de clasificación simple, establecida como el coste base del 100%, el flujo principal de generación de contenido impone al LLM una demanda exponencialmente mayor que requiere creación de contenido original y estructurado. Un análisis conservador estima que el coste computacional de este flujo es, como mínimo, un 900% superior al del flujo de validación. Por lo tanto, aunque el flujo de validación se utiliza con más frecuencia, su coste total es marginal.</w:t>
+      </w:r>
+    </w:p>
+    <w:p>
+      <w:r>
+        <w:lastRenderedPageBreak/>
+        <w:t xml:space="preserve"> Del 100% del coste computacional total invertido en un ciclo exitoso, el flujo principal de generación de contenido es responsable de aproximadamente el 90%, mientras que el flujo de validación consume solo el 10%. Esta asimetría confirma que la arquitectura optimiza los recursos de manera efectiva, utilizando una operación de bajo coste para proteger y limitar el uso de la operación más costosa del sistema.</w:t>
+      </w:r>
+    </w:p>
+    <w:p>
+      <w:pPr>
+        <w:pStyle w:val="Descripcin"/>
+        <w:keepNext/>
+        <w:jc w:val="center"/>
+        <w:rPr>
+          <w:i w:val="0"/>
+          <w:iCs w:val="0"/>
+          <w:color w:val="auto"/>
+          <w:sz w:val="24"/>
+          <w:szCs w:val="24"/>
+        </w:rPr>
+      </w:pPr>
+      <w:r>
+        <w:rPr>
+          <w:b/>
+          <w:bCs/>
+          <w:i w:val="0"/>
+          <w:iCs w:val="0"/>
+          <w:color w:val="auto"/>
+          <w:sz w:val="24"/>
+          <w:szCs w:val="24"/>
+        </w:rPr>
+        <w:t xml:space="preserve">Ilustración </w:t>
+      </w:r>
+      <w:r>
+        <w:rPr>
+          <w:b/>
+          <w:bCs/>
+          <w:i w:val="0"/>
+          <w:iCs w:val="0"/>
+          <w:color w:val="auto"/>
+          <w:sz w:val="24"/>
+          <w:szCs w:val="24"/>
+        </w:rPr>
+        <w:fldChar w:fldCharType="begin"/>
+      </w:r>
+      <w:r>
+        <w:rPr>
+          <w:b/>
+          <w:bCs/>
+          <w:i w:val="0"/>
+          <w:iCs w:val="0"/>
+          <w:color w:val="auto"/>
+          <w:sz w:val="24"/>
+          <w:szCs w:val="24"/>
+        </w:rPr>
+        <w:instrText xml:space="preserve"> SEQ Ilustración \* ARABIC </w:instrText>
+      </w:r>
+      <w:r>
+        <w:rPr>
+          <w:b/>
+          <w:bCs/>
+          <w:i w:val="0"/>
+          <w:iCs w:val="0"/>
+          <w:color w:val="auto"/>
+          <w:sz w:val="24"/>
+          <w:szCs w:val="24"/>
+        </w:rPr>
+        <w:fldChar w:fldCharType="separate"/>
+      </w:r>
+      <w:r>
+        <w:rPr>
+          <w:b/>
+          <w:bCs/>
+          <w:i w:val="0"/>
+          <w:iCs w:val="0"/>
+          <w:noProof/>
+          <w:color w:val="auto"/>
+          <w:sz w:val="24"/>
+          <w:szCs w:val="24"/>
+        </w:rPr>
+        <w:t>7</w:t>
+      </w:r>
+      <w:r>
+        <w:rPr>
+          <w:b/>
+          <w:bCs/>
+          <w:i w:val="0"/>
+          <w:iCs w:val="0"/>
+          <w:color w:val="auto"/>
+          <w:sz w:val="24"/>
+          <w:szCs w:val="24"/>
+        </w:rPr>
+        <w:fldChar w:fldCharType="end"/>
+      </w:r>
+      <w:r>
+        <w:rPr>
+          <w:b/>
+          <w:bCs/>
+          <w:i w:val="0"/>
+          <w:iCs w:val="0"/>
+          <w:color w:val="auto"/>
+          <w:sz w:val="24"/>
+          <w:szCs w:val="24"/>
+        </w:rPr>
+        <w:t xml:space="preserve">. </w:t>
+      </w:r>
+      <w:r>
+        <w:rPr>
+          <w:b/>
+          <w:bCs/>
+          <w:i w:val="0"/>
+          <w:iCs w:val="0"/>
+          <w:color w:val="auto"/>
+          <w:sz w:val="24"/>
+          <w:szCs w:val="24"/>
+        </w:rPr>
+        <w:br/>
+      </w:r>
+      <w:r>
+        <w:rPr>
+          <w:i w:val="0"/>
+          <w:iCs w:val="0"/>
+          <w:color w:val="auto"/>
+          <w:sz w:val="24"/>
+          <w:szCs w:val="24"/>
+        </w:rPr>
+        <w:t>Distribución de coste computacional por flujo.</w:t>
+      </w:r>
+    </w:p>
+    <w:p>
+      <w:pPr>
+        <w:jc w:val="center"/>
+      </w:pPr>
+      <w:r>
+        <w:rPr>
+          <w:noProof/>
+        </w:rPr>
+        <w:drawing>
+          <wp:inline distT="0" distB="0" distL="0" distR="0" wp14:anchorId="4814908E" wp14:editId="2475D320">
+            <wp:extent cx="4249677" cy="2520000"/>
+            <wp:effectExtent l="19050" t="19050" r="17780" b="13970"/>
+            <wp:docPr id="35900292" name="Imagen 6"/>
+            <wp:cNvGraphicFramePr>
+              <a:graphicFrameLocks xmlns:a="http://schemas.openxmlformats.org/drawingml/2006/main" noChangeAspect="1"/>
+            </wp:cNvGraphicFramePr>
+            <a:graphic xmlns:a="http://schemas.openxmlformats.org/drawingml/2006/main">
+              <a:graphicData uri="http://schemas.openxmlformats.org/drawingml/2006/picture">
+                <pic:pic xmlns:pic="http://schemas.openxmlformats.org/drawingml/2006/picture">
+                  <pic:nvPicPr>
+                    <pic:cNvPr id="0" name="Picture 3"/>
+                    <pic:cNvPicPr>
+                      <a:picLocks noChangeAspect="1" noChangeArrowheads="1"/>
+                    </pic:cNvPicPr>
+                  </pic:nvPicPr>
+                  <pic:blipFill rotWithShape="1">
+                    <a:blip r:embed="rId27">
+                      <a:extLst>
+                        <a:ext uri="{28A0092B-C50C-407E-A947-70E740481C1C}">
+                          <a14:useLocalDpi xmlns:a14="http://schemas.microsoft.com/office/drawing/2010/main" val="0"/>
+                        </a:ext>
+                      </a:extLst>
+                    </a:blip>
+                    <a:srcRect l="13628" t="12057" r="23819" b="13195"/>
+                    <a:stretch>
+                      <a:fillRect/>
+                    </a:stretch>
+                  </pic:blipFill>
+                  <pic:spPr bwMode="auto">
+                    <a:xfrm>
+                      <a:off x="0" y="0"/>
+                      <a:ext cx="4249677" cy="2520000"/>
+                    </a:xfrm>
+                    <a:prstGeom prst="rect">
+                      <a:avLst/>
+                    </a:prstGeom>
+                    <a:noFill/>
+                    <a:ln w="12700" cap="flat" cmpd="sng" algn="ctr">
+                      <a:solidFill>
+                        <a:sysClr val="windowText" lastClr="000000"/>
+                      </a:solidFill>
+                      <a:prstDash val="solid"/>
+                      <a:round/>
+                      <a:headEnd type="none" w="med" len="med"/>
+                      <a:tailEnd type="none" w="med" len="med"/>
+                      <a:extLst>
+                        <a:ext uri="{C807C97D-BFC1-408E-A445-0C87EB9F89A2}">
+                          <ask:lineSketchStyleProps xmlns:ask="http://schemas.microsoft.com/office/drawing/2018/sketchyshapes" sd="0">
+                            <a:custGeom>
+                              <a:avLst/>
+                              <a:gdLst/>
+                              <a:ahLst/>
+                              <a:cxnLst/>
+                              <a:rect l="0" t="0" r="0" b="0"/>
+                              <a:pathLst/>
+                            </a:custGeom>
+                            <ask:type/>
+                          </ask:lineSketchStyleProps>
+                        </a:ext>
+                      </a:extLst>
+                    </a:ln>
+                    <a:extLst>
+                      <a:ext uri="{53640926-AAD7-44D8-BBD7-CCE9431645EC}">
+                        <a14:shadowObscured xmlns:a14="http://schemas.microsoft.com/office/drawing/2010/main"/>
+                      </a:ext>
+                    </a:extLst>
+                  </pic:spPr>
+                </pic:pic>
+              </a:graphicData>
+            </a:graphic>
+          </wp:inline>
+        </w:drawing>
+      </w:r>
+    </w:p>
+    <w:p>
+      <w:pPr>
+        <w:tabs>
+          <w:tab w:val="left" w:pos="6300"/>
+        </w:tabs>
+        <w:spacing w:before="240"/>
+        <w:jc w:val="center"/>
+        <w:rPr>
+          <w:i/>
+          <w:iCs/>
+        </w:rPr>
+      </w:pPr>
+      <w:r>
+        <w:rPr>
+          <w:i/>
+          <w:iCs/>
+        </w:rPr>
+        <w:t xml:space="preserve">Elaborado por: </w:t>
+      </w:r>
+      <w:r>
+        <w:rPr>
+          <w:i/>
+          <w:iCs/>
+        </w:rPr>
+        <w:t>Miyako Morales</w:t>
+      </w:r>
+    </w:p>
+    <w:p>
+      <w:pPr>
+        <w:jc w:val="center"/>
+      </w:pPr>
+    </w:p>
+    <w:p>
+      <w:pPr>
+        <w:pStyle w:val="Ttulo4"/>
+      </w:pPr>
+      <w:r>
+        <w:t>4.1.2.</w:t>
+      </w:r>
+      <w:r>
         <w:t xml:space="preserve">5. </w:t>
       </w:r>
       <w:r>
@@ -15379,13 +16675,22 @@
     </w:p>
     <w:p>
       <w:r>
-        <w:t xml:space="preserve">La fase final del flujo se enfoca en la correcta presentación de la información generada, un proceso que materializa uno de los aspectos más distintivos del modelo. La respuesta estructurada, recibida desde la </w:t>
+        <w:t xml:space="preserve">La fase final del flujo </w:t>
+      </w:r>
+      <w:r>
+        <w:t xml:space="preserve">está </w:t>
+      </w:r>
+      <w:r>
+        <w:t>enfocada</w:t>
+      </w:r>
+      <w:r>
+        <w:t xml:space="preserve"> en la correcta presentación de la información generada, un proceso que materializa uno de los aspectos más distintivos del modelo. La respuesta estructurada, recibida desde la </w:t>
       </w:r>
       <w:r>
         <w:t>API</w:t>
       </w:r>
       <w:r>
-        <w:t>, es el elemento central de esta etapa. Su formato predefinido no es un detalle técnico menor, sino que funciona como un contrato de datos formal. Este contrato establece una separación de responsabilidades fundamental</w:t>
+        <w:t>, es el elemento central de esta etapa. Su formato predefinido funciona como un contrato de datos formal. Este contrato establece una separación de responsabilidades fundamental</w:t>
       </w:r>
       <w:r>
         <w:t>,</w:t>
@@ -15413,7 +16718,7 @@
           <w:szCs w:val="24"/>
         </w:rPr>
       </w:pPr>
-      <w:bookmarkStart w:id="84" w:name="_Toc209618502"/>
+      <w:bookmarkStart w:id="81" w:name="_Toc209618502"/>
       <w:r>
         <w:rPr>
           <w:b/>
@@ -15424,6 +16729,7 @@
           <w:sz w:val="24"/>
           <w:szCs w:val="24"/>
         </w:rPr>
+        <w:lastRenderedPageBreak/>
         <w:t>Figura</w:t>
       </w:r>
       <w:r>
@@ -15485,7 +16791,7 @@
           <w:sz w:val="24"/>
           <w:szCs w:val="24"/>
         </w:rPr>
-        <w:t>6</w:t>
+        <w:t>8</w:t>
       </w:r>
       <w:r>
         <w:rPr>
@@ -15533,7 +16839,7 @@
         </w:rPr>
         <w:t xml:space="preserve"> Procesamiento de Salida.</w:t>
       </w:r>
-      <w:bookmarkEnd w:id="84"/>
+      <w:bookmarkEnd w:id="81"/>
     </w:p>
     <w:p>
       <w:pPr>
@@ -15544,7 +16850,7 @@
           <w:noProof/>
         </w:rPr>
         <w:drawing>
-          <wp:inline distT="0" distB="0" distL="0" distR="0" wp14:anchorId="406843DA" wp14:editId="21FF9207">
+          <wp:inline distT="0" distB="0" distL="0" distR="0" wp14:anchorId="406843DA" wp14:editId="0C69C50E">
             <wp:extent cx="2706370" cy="3456709"/>
             <wp:effectExtent l="19050" t="19050" r="17780" b="10795"/>
             <wp:docPr id="1461322428" name="Imagen 6"/>
@@ -15561,7 +16867,7 @@
                     </pic:cNvPicPr>
                   </pic:nvPicPr>
                   <pic:blipFill rotWithShape="1">
-                    <a:blip r:embed="rId26" cstate="print">
+                    <a:blip r:embed="rId28" cstate="print">
                       <a:extLst>
                         <a:ext uri="{28A0092B-C50C-407E-A947-70E740481C1C}">
                           <a14:useLocalDpi xmlns:a14="http://schemas.microsoft.com/office/drawing/2010/main" val="0"/>
@@ -15626,16 +16932,21 @@
     </w:p>
     <w:p>
       <w:r>
-        <w:t>Esta división del trabajo es lo que permite que el sistema sea robusto y modular. Una vez recibida la respuesta, el componente renderizador de vista se encarga de procesar estos datos estructurados. Su función es traducir el contenido crudo, organizado según el contrato, en una lección visualmente coherente y pedagógicamente efectiva. Este último paso transforma los datos en una experiencia de aprendizaje organizada y de fácil consumo para el estudiante, completando el ciclo de interacción del modelo y cumpliendo el objetivo de una interfaz educativa eficaz.</w:t>
+        <w:t xml:space="preserve">Esta división del trabajo es lo que permite que el sistema sea robusto y modular. Una vez recibida la respuesta, el componente renderizador de vista </w:t>
+      </w:r>
+      <w:r>
+        <w:t>es el encargado</w:t>
+      </w:r>
+      <w:r>
+        <w:t xml:space="preserve"> de procesar estos datos estructurados. Su función es traducir el contenido crudo, organizado según el contrato, en una lección visualmente coherente y pedagógicamente efectiva. Este último paso transforma los datos en una experiencia de aprendizaje organizada y de fácil consumo para el estudiante, completando el ciclo de interacción del modelo y cumpliendo el objetivo de una interfaz educativa eficaz.</w:t>
       </w:r>
     </w:p>
     <w:p>
       <w:pPr>
         <w:pStyle w:val="Ttulo2"/>
       </w:pPr>
-      <w:bookmarkStart w:id="85" w:name="_Toc209618465"/>
-      <w:r>
-        <w:lastRenderedPageBreak/>
+      <w:bookmarkStart w:id="82" w:name="_Toc209618465"/>
+      <w:r>
         <w:t>4.</w:t>
       </w:r>
       <w:r>
@@ -15657,45 +16968,58 @@
         <w:t>w</w:t>
       </w:r>
       <w:r>
-        <w:t>eb TrigTutor IA</w:t>
-      </w:r>
-      <w:bookmarkEnd w:id="85"/>
-    </w:p>
-    <w:p>
-      <w:r>
-        <w:t>Como resultado del segundo objetivo específico, esta sección documenta la construcción de</w:t>
+        <w:t xml:space="preserve">eb </w:t>
+      </w:r>
+      <w:proofErr w:type="spellStart"/>
+      <w:r>
+        <w:t>TrigTutor</w:t>
+      </w:r>
+      <w:proofErr w:type="spellEnd"/>
+      <w:r>
+        <w:t xml:space="preserve"> IA</w:t>
+      </w:r>
+      <w:bookmarkEnd w:id="82"/>
+    </w:p>
+    <w:p>
+      <w:r>
+        <w:t>En cumplimiento del segundo objetivo específico, el desarrollo de la aplicación web "</w:t>
+      </w:r>
+      <w:proofErr w:type="spellStart"/>
+      <w:r>
+        <w:t>TrigTutor</w:t>
+      </w:r>
+      <w:proofErr w:type="spellEnd"/>
+      <w:r>
+        <w:t xml:space="preserve"> IA"</w:t>
+      </w:r>
+      <w:r>
+        <w:t xml:space="preserve"> fue completada</w:t>
+      </w:r>
+      <w:r>
+        <w:t xml:space="preserve">, la cual sirve como materialización del modelo cualitativo propuesto en esta investigación. El código fuente íntegro de la herramienta </w:t>
+      </w:r>
+      <w:r>
+        <w:t>está</w:t>
+      </w:r>
+      <w:r>
+        <w:t xml:space="preserve"> disponible para consulta y auditoría académica en el repositorio público de GitHub: </w:t>
+      </w:r>
+      <w:hyperlink r:id="rId29" w:history="1">
+        <w:r>
+          <w:rPr>
+            <w:rStyle w:val="Hipervnculo"/>
+          </w:rPr>
+          <w:t>https://github.com/miyashiromc/TrigonometrIA.git</w:t>
+        </w:r>
+      </w:hyperlink>
+      <w:r>
+        <w:t>.</w:t>
       </w:r>
       <w:r>
         <w:t xml:space="preserve"> </w:t>
       </w:r>
       <w:r>
-        <w:t>la aplicación web "TrigTutor IA"</w:t>
-      </w:r>
-      <w:r>
-        <w:t xml:space="preserve"> </w:t>
-      </w:r>
-      <w:sdt>
-        <w:sdtPr>
-          <w:rPr>
-            <w:color w:val="000000"/>
-          </w:rPr>
-          <w:tag w:val="MENDELEY_CITATION_v3_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"/>
-          <w:id w:val="1101540904"/>
-          <w:placeholder>
-            <w:docPart w:val="DefaultPlaceholder_-1854013440"/>
-          </w:placeholder>
-        </w:sdtPr>
-        <w:sdtContent>
-          <w:r>
-            <w:rPr>
-              <w:color w:val="000000"/>
-            </w:rPr>
-            <w:t>[47]</w:t>
-          </w:r>
-        </w:sdtContent>
-      </w:sdt>
-      <w:r>
-        <w:t>. Esta herramienta representa la implementación práctica del modelo cualitativo desarrollado, de modo que cada aspecto de su diseño y funcionalidad responde directamente a los principios teóricos establecidos. La arquitectura de la aplicación, su interfaz de usuario y los flujos de interacción fueron sistemáticamente guiados por los lineamientos del modelo, particularmente el flujo de consumo de la API, la metodología de ingeniería de prompts y la estrategia pedagógica de andamiaje. En los siguientes apartados, se utilizará evidencia visual para ilustrar de qué manera estos fundamentos teóricos se tradujeron en una herramienta educativa funcional y coherente.</w:t>
+        <w:t>Es importante destacar que el enlace de acceso a la aplicación web funcional está debidamente documentado en el archivo README.md del mencionado repositorio</w:t>
       </w:r>
     </w:p>
     <w:p>
@@ -15711,7 +17035,7 @@
           <w:szCs w:val="24"/>
         </w:rPr>
       </w:pPr>
-      <w:bookmarkStart w:id="86" w:name="_Toc209618503"/>
+      <w:bookmarkStart w:id="83" w:name="_Toc209618503"/>
       <w:r>
         <w:rPr>
           <w:b/>
@@ -15722,6 +17046,7 @@
           <w:sz w:val="24"/>
           <w:szCs w:val="24"/>
         </w:rPr>
+        <w:lastRenderedPageBreak/>
         <w:t>Figura</w:t>
       </w:r>
       <w:r>
@@ -15783,7 +17108,7 @@
           <w:sz w:val="24"/>
           <w:szCs w:val="24"/>
         </w:rPr>
-        <w:t>7</w:t>
+        <w:t>9</w:t>
       </w:r>
       <w:r>
         <w:rPr>
@@ -15829,9 +17154,31 @@
           <w:sz w:val="24"/>
           <w:szCs w:val="24"/>
         </w:rPr>
-        <w:t>Logo de la aplicación web: TrigTutor IA.</w:t>
-      </w:r>
-      <w:bookmarkEnd w:id="86"/>
+        <w:t xml:space="preserve">Logo de la aplicación web: </w:t>
+      </w:r>
+      <w:proofErr w:type="spellStart"/>
+      <w:r>
+        <w:rPr>
+          <w:i w:val="0"/>
+          <w:iCs w:val="0"/>
+          <w:color w:val="auto"/>
+          <w:sz w:val="24"/>
+          <w:szCs w:val="24"/>
+        </w:rPr>
+        <w:t>TrigTutor</w:t>
+      </w:r>
+      <w:proofErr w:type="spellEnd"/>
+      <w:r>
+        <w:rPr>
+          <w:i w:val="0"/>
+          <w:iCs w:val="0"/>
+          <w:color w:val="auto"/>
+          <w:sz w:val="24"/>
+          <w:szCs w:val="24"/>
+        </w:rPr>
+        <w:t xml:space="preserve"> IA.</w:t>
+      </w:r>
+      <w:bookmarkEnd w:id="83"/>
     </w:p>
     <w:p>
       <w:pPr>
@@ -15859,7 +17206,7 @@
                     </pic:cNvPicPr>
                   </pic:nvPicPr>
                   <pic:blipFill>
-                    <a:blip r:embed="rId27">
+                    <a:blip r:embed="rId30">
                       <a:extLst>
                         <a:ext uri="{28A0092B-C50C-407E-A947-70E740481C1C}">
                           <a14:useLocalDpi xmlns:a14="http://schemas.microsoft.com/office/drawing/2010/main" val="0"/>
@@ -15921,7 +17268,7 @@
       <w:pPr>
         <w:pStyle w:val="Ttulo3"/>
       </w:pPr>
-      <w:bookmarkStart w:id="87" w:name="_Toc209618466"/>
+      <w:bookmarkStart w:id="84" w:name="_Toc209618466"/>
       <w:r>
         <w:t>4.</w:t>
       </w:r>
@@ -15934,7 +17281,7 @@
       <w:r>
         <w:t>Aplicación del flujo de interacción del modelo cualitativo</w:t>
       </w:r>
-      <w:bookmarkEnd w:id="87"/>
+      <w:bookmarkEnd w:id="84"/>
     </w:p>
     <w:p>
       <w:r>
@@ -15983,12 +17330,8 @@
         <w:t>. Este proceso sistemático asegura que la interacción, desde la consulta inicial del usuario hasta la presentación del contenido, sea controlada, relevante y pedagógicamente estructurada.</w:t>
       </w:r>
     </w:p>
-    <w:p/>
-    <w:p/>
-    <w:p/>
-    <w:p>
-      <w:r>
-        <w:lastRenderedPageBreak/>
+    <w:p>
+      <w:r>
         <w:t>El punto de partida de este flujo se evidencia en la interfaz de bienvenida del módulo de chat</w:t>
       </w:r>
       <w:r>
@@ -16071,8 +17414,8 @@
           <w:szCs w:val="24"/>
         </w:rPr>
       </w:pPr>
-      <w:bookmarkStart w:id="88" w:name="_Ref208155913"/>
-      <w:bookmarkStart w:id="89" w:name="_Toc209618504"/>
+      <w:bookmarkStart w:id="85" w:name="_Toc209618504"/>
+      <w:bookmarkStart w:id="86" w:name="_Ref208155913"/>
       <w:r>
         <w:rPr>
           <w:b/>
@@ -16083,6 +17426,7 @@
           <w:sz w:val="24"/>
           <w:szCs w:val="24"/>
         </w:rPr>
+        <w:lastRenderedPageBreak/>
         <w:t>Figura</w:t>
       </w:r>
       <w:r>
@@ -16144,7 +17488,7 @@
           <w:sz w:val="24"/>
           <w:szCs w:val="24"/>
         </w:rPr>
-        <w:t>8</w:t>
+        <w:t>10</w:t>
       </w:r>
       <w:r>
         <w:rPr>
@@ -16158,7 +17502,7 @@
         </w:rPr>
         <w:fldChar w:fldCharType="end"/>
       </w:r>
-      <w:bookmarkEnd w:id="88"/>
+      <w:bookmarkEnd w:id="86"/>
       <w:r>
         <w:rPr>
           <w:b/>
@@ -16201,7 +17545,7 @@
         </w:rPr>
         <w:t>Interfaz de bienvenida y entrada de usuario.</w:t>
       </w:r>
-      <w:bookmarkEnd w:id="89"/>
+      <w:bookmarkEnd w:id="85"/>
     </w:p>
     <w:p>
       <w:pPr>
@@ -16229,7 +17573,7 @@
                     </pic:cNvPicPr>
                   </pic:nvPicPr>
                   <pic:blipFill>
-                    <a:blip r:embed="rId28" cstate="print">
+                    <a:blip r:embed="rId31" cstate="print">
                       <a:extLst>
                         <a:ext uri="{28A0092B-C50C-407E-A947-70E740481C1C}">
                           <a14:useLocalDpi xmlns:a14="http://schemas.microsoft.com/office/drawing/2010/main" val="0"/>
@@ -16334,7 +17678,15 @@
         <w:fldChar w:fldCharType="end"/>
       </w:r>
       <w:r>
-        <w:t xml:space="preserve">, cuando se introduce un tema no relacionado con el dominio académico "que es un ferrari", la consulta es cortésmente rechazada. En lugar de generar un error, el sistema propone temas pertinentes, demostrando la robustez del modelo para mantener el enfoque pedagógico y guiar al usuario. Este paso evita el consumo innecesario de recursos de la </w:t>
+        <w:t xml:space="preserve">, cuando se introduce un tema no relacionado con el dominio académico "que es un </w:t>
+      </w:r>
+      <w:proofErr w:type="spellStart"/>
+      <w:r>
+        <w:t>ferrari</w:t>
+      </w:r>
+      <w:proofErr w:type="spellEnd"/>
+      <w:r>
+        <w:t xml:space="preserve">", la consulta es cortésmente rechazada. En lugar de generar un error, el sistema propone temas pertinentes, demostrando la robustez del modelo para mantener el enfoque pedagógico y guiar al usuario. Este paso evita el consumo innecesario de recursos de la </w:t>
       </w:r>
       <w:r>
         <w:t>API</w:t>
@@ -16356,8 +17708,8 @@
           <w:szCs w:val="24"/>
         </w:rPr>
       </w:pPr>
-      <w:bookmarkStart w:id="90" w:name="_Ref208156145"/>
-      <w:bookmarkStart w:id="91" w:name="_Toc209618505"/>
+      <w:bookmarkStart w:id="87" w:name="_Toc209618505"/>
+      <w:bookmarkStart w:id="88" w:name="_Ref208156145"/>
       <w:r>
         <w:rPr>
           <w:b/>
@@ -16368,7 +17720,6 @@
           <w:sz w:val="24"/>
           <w:szCs w:val="24"/>
         </w:rPr>
-        <w:lastRenderedPageBreak/>
         <w:t>Figura</w:t>
       </w:r>
       <w:r>
@@ -16430,7 +17781,7 @@
           <w:sz w:val="24"/>
           <w:szCs w:val="24"/>
         </w:rPr>
-        <w:t>9</w:t>
+        <w:t>11</w:t>
       </w:r>
       <w:r>
         <w:rPr>
@@ -16444,7 +17795,7 @@
         </w:rPr>
         <w:fldChar w:fldCharType="end"/>
       </w:r>
-      <w:bookmarkEnd w:id="90"/>
+      <w:bookmarkEnd w:id="88"/>
       <w:r>
         <w:rPr>
           <w:b/>
@@ -16487,7 +17838,7 @@
         </w:rPr>
         <w:t>Validación de relevancia del tema en la interfaz de chat.</w:t>
       </w:r>
-      <w:bookmarkEnd w:id="91"/>
+      <w:bookmarkEnd w:id="87"/>
     </w:p>
     <w:p>
       <w:pPr>
@@ -16498,7 +17849,7 @@
           <w:noProof/>
         </w:rPr>
         <w:drawing>
-          <wp:inline distT="0" distB="0" distL="0" distR="0" wp14:anchorId="0F9F6776" wp14:editId="2020B655">
+          <wp:inline distT="0" distB="0" distL="0" distR="0" wp14:anchorId="0F9F6776" wp14:editId="443DA82E">
             <wp:extent cx="3346898" cy="2520000"/>
             <wp:effectExtent l="19050" t="19050" r="25400" b="13970"/>
             <wp:docPr id="1543190260" name="Imagen 4"/>
@@ -16515,7 +17866,7 @@
                     </pic:cNvPicPr>
                   </pic:nvPicPr>
                   <pic:blipFill>
-                    <a:blip r:embed="rId29" cstate="print">
+                    <a:blip r:embed="rId32" cstate="print">
                       <a:extLst>
                         <a:ext uri="{28A0092B-C50C-407E-A947-70E740481C1C}">
                           <a14:useLocalDpi xmlns:a14="http://schemas.microsoft.com/office/drawing/2010/main" val="0"/>
@@ -16563,6 +17914,7 @@
           <w:i/>
           <w:iCs/>
         </w:rPr>
+        <w:lastRenderedPageBreak/>
         <w:t xml:space="preserve">Elaborado por: </w:t>
       </w:r>
       <w:r>
@@ -16623,10 +17975,34 @@
         <w:t xml:space="preserve">. En esta etapa, el tema validado se </w:t>
       </w:r>
       <w:r>
-        <w:t>integra en un prompt estructurado, construido según la metodología de ingeniería de prompts, y se</w:t>
-      </w:r>
-      <w:r>
-        <w:t xml:space="preserve"> envía a la API de Gemini. La respuesta, recibida como un objeto JSON predefinido, es deserializada y renderizada por la aplicación. Este proceso transforma los datos estructurados de la IA en una lección visualmente organizada y de fácil consumo, completando el ciclo de interacción de manera efectiva y presentando al estudiante el contenido solicitado.</w:t>
+        <w:t xml:space="preserve">integra en un </w:t>
+      </w:r>
+      <w:proofErr w:type="spellStart"/>
+      <w:r>
+        <w:t>prompt</w:t>
+      </w:r>
+      <w:proofErr w:type="spellEnd"/>
+      <w:r>
+        <w:t xml:space="preserve"> estructurado, construido según la metodología de ingeniería de </w:t>
+      </w:r>
+      <w:proofErr w:type="spellStart"/>
+      <w:r>
+        <w:t>prompts</w:t>
+      </w:r>
+      <w:proofErr w:type="spellEnd"/>
+      <w:r>
+        <w:t>, y se</w:t>
+      </w:r>
+      <w:r>
+        <w:t xml:space="preserve"> envía a la API de Gemini. La respuesta, recibida como un objeto JSON predefinido, es </w:t>
+      </w:r>
+      <w:proofErr w:type="spellStart"/>
+      <w:r>
+        <w:t>deserializada</w:t>
+      </w:r>
+      <w:proofErr w:type="spellEnd"/>
+      <w:r>
+        <w:t xml:space="preserve"> y renderizada por la aplicación. Este proceso transforma los datos estructurados de la IA en una lección visualmente organizada y de fácil consumo, completando el ciclo de interacción de manera efectiva y presentando al estudiante el contenido solicitado.</w:t>
       </w:r>
     </w:p>
     <w:p>
@@ -16642,8 +18018,8 @@
           <w:szCs w:val="24"/>
         </w:rPr>
       </w:pPr>
-      <w:bookmarkStart w:id="92" w:name="_Ref208156313"/>
-      <w:bookmarkStart w:id="93" w:name="_Toc209618506"/>
+      <w:bookmarkStart w:id="89" w:name="_Toc209618506"/>
+      <w:bookmarkStart w:id="90" w:name="_Ref208156313"/>
       <w:r>
         <w:rPr>
           <w:b/>
@@ -16715,7 +18091,7 @@
           <w:sz w:val="24"/>
           <w:szCs w:val="24"/>
         </w:rPr>
-        <w:t>10</w:t>
+        <w:t>12</w:t>
       </w:r>
       <w:r>
         <w:rPr>
@@ -16729,7 +18105,7 @@
         </w:rPr>
         <w:fldChar w:fldCharType="end"/>
       </w:r>
-      <w:bookmarkEnd w:id="92"/>
+      <w:bookmarkEnd w:id="90"/>
       <w:r>
         <w:rPr>
           <w:b/>
@@ -16772,7 +18148,7 @@
         </w:rPr>
         <w:t>Renderización del contenido generado por la IA en la vista de contenido.</w:t>
       </w:r>
-      <w:bookmarkEnd w:id="93"/>
+      <w:bookmarkEnd w:id="89"/>
     </w:p>
     <w:p>
       <w:pPr>
@@ -16800,7 +18176,7 @@
                     </pic:cNvPicPr>
                   </pic:nvPicPr>
                   <pic:blipFill>
-                    <a:blip r:embed="rId30">
+                    <a:blip r:embed="rId33">
                       <a:extLst>
                         <a:ext uri="{28A0092B-C50C-407E-A947-70E740481C1C}">
                           <a14:useLocalDpi xmlns:a14="http://schemas.microsoft.com/office/drawing/2010/main" val="0"/>
@@ -16870,9 +18246,8 @@
       <w:pPr>
         <w:pStyle w:val="Ttulo3"/>
       </w:pPr>
-      <w:bookmarkStart w:id="94" w:name="_Toc209618467"/>
-      <w:r>
-        <w:lastRenderedPageBreak/>
+      <w:bookmarkStart w:id="91" w:name="_Toc209618467"/>
+      <w:r>
         <w:t>4.</w:t>
       </w:r>
       <w:r>
@@ -16881,14 +18256,22 @@
       <w:r>
         <w:t>.2. Implementación del Andamiaje Pedagógico</w:t>
       </w:r>
-      <w:bookmarkEnd w:id="94"/>
+      <w:bookmarkEnd w:id="91"/>
       <w:r>
         <w:t xml:space="preserve"> </w:t>
       </w:r>
     </w:p>
     <w:p>
       <w:r>
-        <w:t>La aplicación TrigTutor IA materializa la estrategia de andamiaje pedagógico a través de una progresión estructurada en sus distintos módulos. La interfaz fue diseñada para guiar al estudiante desde una fase de soporte máximo, donde se presenta el conocimiento teórico, hacia una fase de soporte mínimo, donde se fomenta la práctica autónoma. Este diseño asegura que el apoyo se retire gradualmente a medida que el estudiante gana competencia, en consonancia con los principios del modelo.</w:t>
+        <w:t xml:space="preserve">La aplicación </w:t>
+      </w:r>
+      <w:proofErr w:type="spellStart"/>
+      <w:r>
+        <w:t>TrigTutor</w:t>
+      </w:r>
+      <w:proofErr w:type="spellEnd"/>
+      <w:r>
+        <w:t xml:space="preserve"> IA materializa la estrategia de andamiaje pedagógico a través de una progresión estructurada en sus distintos módulos. La interfaz fue diseñada para guiar al estudiante desde una fase de soporte máximo, donde se presenta el conocimiento teórico, hacia una fase de soporte mínimo, donde se fomenta la práctica autónoma. Este diseño asegura que el apoyo se retire gradualmente a medida que el estudiante gana competencia, en consonancia con los principios del modelo.</w:t>
       </w:r>
     </w:p>
     <w:p>
@@ -16899,7 +18282,15 @@
         <w:t>c</w:t>
       </w:r>
       <w:r>
-        <w:t>ontenido. Para asegurar una base teórica sólida, el modelo instruye a la inteligencia artificial, mediante un prompt estructurado, a generar una lección completa que sigue una secuencia pedagógica predefinida, como se esquematiza en la</w:t>
+        <w:t xml:space="preserve">ontenido. Para asegurar una base teórica sólida, el modelo instruye a la inteligencia artificial, mediante un </w:t>
+      </w:r>
+      <w:proofErr w:type="spellStart"/>
+      <w:r>
+        <w:t>prompt</w:t>
+      </w:r>
+      <w:proofErr w:type="spellEnd"/>
+      <w:r>
+        <w:t xml:space="preserve"> estructurado, a generar una lección completa que sigue una secuencia pedagógica predefinida, como se esquematiza en la</w:t>
       </w:r>
       <w:r>
         <w:t xml:space="preserve"> </w:t>
@@ -16944,7 +18335,11 @@
         <w:fldChar w:fldCharType="end"/>
       </w:r>
       <w:r>
-        <w:t>. Esta estructura que abarca desde la introducción conceptual y las fórmulas, hasta un ejemplo resuelto y sus aplicaciones prácticas garantiza que el estudiante reciba una explicación exhaustiva y ordenada. En esta fase, el sistema proporciona todo el andamiaje necesario para que el alumno pueda comprender un tema desde cero, facilitando la adquisición inicial del conocimiento.</w:t>
+        <w:t xml:space="preserve">. Esta estructura que abarca desde la introducción conceptual y las fórmulas, hasta un ejemplo resuelto y sus </w:t>
+      </w:r>
+      <w:r>
+        <w:lastRenderedPageBreak/>
+        <w:t>aplicaciones prácticas garantiza que el estudiante reciba una explicación exhaustiva y ordenada. En esta fase, el sistema proporciona todo el andamiaje necesario para que el alumno pueda comprender un tema desde cero, facilitando la adquisición inicial del conocimiento.</w:t>
       </w:r>
     </w:p>
     <w:p>
@@ -16960,8 +18355,8 @@
           <w:szCs w:val="24"/>
         </w:rPr>
       </w:pPr>
-      <w:bookmarkStart w:id="95" w:name="_Ref208158126"/>
-      <w:bookmarkStart w:id="96" w:name="_Toc209618507"/>
+      <w:bookmarkStart w:id="92" w:name="_Toc209618507"/>
+      <w:bookmarkStart w:id="93" w:name="_Ref208158126"/>
       <w:r>
         <w:rPr>
           <w:b/>
@@ -17033,7 +18428,7 @@
           <w:sz w:val="24"/>
           <w:szCs w:val="24"/>
         </w:rPr>
-        <w:t>11</w:t>
+        <w:t>13</w:t>
       </w:r>
       <w:r>
         <w:rPr>
@@ -17047,7 +18442,7 @@
         </w:rPr>
         <w:fldChar w:fldCharType="end"/>
       </w:r>
-      <w:bookmarkEnd w:id="95"/>
+      <w:bookmarkEnd w:id="93"/>
       <w:r>
         <w:rPr>
           <w:b/>
@@ -17090,7 +18485,7 @@
         </w:rPr>
         <w:t>Estructura pedagógica del contenido en el nivel de soporte máximo.</w:t>
       </w:r>
-      <w:bookmarkEnd w:id="96"/>
+      <w:bookmarkEnd w:id="92"/>
     </w:p>
     <w:p>
       <w:pPr>
@@ -17116,7 +18511,7 @@
                     <pic:cNvPicPr/>
                   </pic:nvPicPr>
                   <pic:blipFill>
-                    <a:blip r:embed="rId31"/>
+                    <a:blip r:embed="rId34"/>
                     <a:stretch>
                       <a:fillRect/>
                     </a:stretch>
@@ -17174,7 +18569,6 @@
     </w:p>
     <w:p>
       <w:r>
-        <w:lastRenderedPageBreak/>
         <w:t>Una vez asimilada la teoría, el estudiante avanza al segundo nivel del andamiaje</w:t>
       </w:r>
       <w:r>
@@ -17249,8 +18643,8 @@
           <w:szCs w:val="24"/>
         </w:rPr>
       </w:pPr>
-      <w:bookmarkStart w:id="97" w:name="_Ref208158432"/>
-      <w:bookmarkStart w:id="98" w:name="_Toc209618508"/>
+      <w:bookmarkStart w:id="94" w:name="_Toc209618508"/>
+      <w:bookmarkStart w:id="95" w:name="_Ref208158432"/>
       <w:r>
         <w:rPr>
           <w:b/>
@@ -17261,6 +18655,7 @@
           <w:sz w:val="24"/>
           <w:szCs w:val="24"/>
         </w:rPr>
+        <w:lastRenderedPageBreak/>
         <w:t>Figura</w:t>
       </w:r>
       <w:r>
@@ -17322,7 +18717,7 @@
           <w:sz w:val="24"/>
           <w:szCs w:val="24"/>
         </w:rPr>
-        <w:t>12</w:t>
+        <w:t>14</w:t>
       </w:r>
       <w:r>
         <w:rPr>
@@ -17336,7 +18731,7 @@
         </w:rPr>
         <w:fldChar w:fldCharType="end"/>
       </w:r>
-      <w:bookmarkEnd w:id="97"/>
+      <w:bookmarkEnd w:id="95"/>
       <w:r>
         <w:rPr>
           <w:b/>
@@ -17379,7 +18774,7 @@
         </w:rPr>
         <w:t>Práctica guiada con retroalimentación inmediata.</w:t>
       </w:r>
-      <w:bookmarkEnd w:id="98"/>
+      <w:bookmarkEnd w:id="94"/>
     </w:p>
     <w:p>
       <w:pPr>
@@ -17390,7 +18785,7 @@
           <w:noProof/>
         </w:rPr>
         <w:drawing>
-          <wp:inline distT="0" distB="0" distL="0" distR="0" wp14:anchorId="294A606E" wp14:editId="0619A021">
+          <wp:inline distT="0" distB="0" distL="0" distR="0" wp14:anchorId="294A606E" wp14:editId="56E25758">
             <wp:extent cx="4187994" cy="2880000"/>
             <wp:effectExtent l="19050" t="19050" r="22225" b="15875"/>
             <wp:docPr id="1205992716" name="Imagen 10"/>
@@ -17407,7 +18802,7 @@
                     </pic:cNvPicPr>
                   </pic:nvPicPr>
                   <pic:blipFill>
-                    <a:blip r:embed="rId32" cstate="print">
+                    <a:blip r:embed="rId35" cstate="print">
                       <a:extLst>
                         <a:ext uri="{28A0092B-C50C-407E-A947-70E740481C1C}">
                           <a14:useLocalDpi xmlns:a14="http://schemas.microsoft.com/office/drawing/2010/main" val="0"/>
@@ -17530,8 +18925,8 @@
           <w:szCs w:val="24"/>
         </w:rPr>
       </w:pPr>
-      <w:bookmarkStart w:id="99" w:name="_Ref208158544"/>
-      <w:bookmarkStart w:id="100" w:name="_Toc209618509"/>
+      <w:bookmarkStart w:id="96" w:name="_Toc209618509"/>
+      <w:bookmarkStart w:id="97" w:name="_Ref208158544"/>
       <w:r>
         <w:rPr>
           <w:b/>
@@ -17604,7 +18999,7 @@
           <w:sz w:val="24"/>
           <w:szCs w:val="24"/>
         </w:rPr>
-        <w:t>13</w:t>
+        <w:t>15</w:t>
       </w:r>
       <w:r>
         <w:rPr>
@@ -17618,7 +19013,7 @@
         </w:rPr>
         <w:fldChar w:fldCharType="end"/>
       </w:r>
-      <w:bookmarkEnd w:id="99"/>
+      <w:bookmarkEnd w:id="97"/>
       <w:r>
         <w:rPr>
           <w:b/>
@@ -17661,7 +19056,7 @@
         </w:rPr>
         <w:t>Asistencia contingente como parte del andamiaje en la práctica guiada</w:t>
       </w:r>
-      <w:bookmarkEnd w:id="100"/>
+      <w:bookmarkEnd w:id="96"/>
     </w:p>
     <w:p>
       <w:pPr>
@@ -17672,7 +19067,7 @@
           <w:noProof/>
         </w:rPr>
         <w:drawing>
-          <wp:inline distT="0" distB="0" distL="0" distR="0" wp14:anchorId="76C21A85" wp14:editId="2553420D">
+          <wp:inline distT="0" distB="0" distL="0" distR="0" wp14:anchorId="76C21A85" wp14:editId="59456937">
             <wp:extent cx="3713689" cy="2181225"/>
             <wp:effectExtent l="19050" t="19050" r="20320" b="9525"/>
             <wp:docPr id="742031050" name="Imagen 11"/>
@@ -17689,7 +19084,7 @@
                     </pic:cNvPicPr>
                   </pic:nvPicPr>
                   <pic:blipFill rotWithShape="1">
-                    <a:blip r:embed="rId33" cstate="print">
+                    <a:blip r:embed="rId36" cstate="print">
                       <a:extLst>
                         <a:ext uri="{28A0092B-C50C-407E-A947-70E740481C1C}">
                           <a14:useLocalDpi xmlns:a14="http://schemas.microsoft.com/office/drawing/2010/main" val="0"/>
@@ -17827,8 +19222,8 @@
           <w:szCs w:val="24"/>
         </w:rPr>
       </w:pPr>
-      <w:bookmarkStart w:id="101" w:name="_Ref208159360"/>
-      <w:bookmarkStart w:id="102" w:name="_Toc209618510"/>
+      <w:bookmarkStart w:id="98" w:name="_Toc209618510"/>
+      <w:bookmarkStart w:id="99" w:name="_Ref208159360"/>
       <w:r>
         <w:rPr>
           <w:b/>
@@ -17900,7 +19295,7 @@
           <w:sz w:val="24"/>
           <w:szCs w:val="24"/>
         </w:rPr>
-        <w:t>14</w:t>
+        <w:t>16</w:t>
       </w:r>
       <w:r>
         <w:rPr>
@@ -17914,7 +19309,7 @@
         </w:rPr>
         <w:fldChar w:fldCharType="end"/>
       </w:r>
-      <w:bookmarkEnd w:id="101"/>
+      <w:bookmarkEnd w:id="99"/>
       <w:r>
         <w:rPr>
           <w:b/>
@@ -17947,7 +19342,7 @@
         </w:rPr>
         <w:t>Evaluación para la autonomía con soporte mínimo.</w:t>
       </w:r>
-      <w:bookmarkEnd w:id="102"/>
+      <w:bookmarkEnd w:id="98"/>
     </w:p>
     <w:p>
       <w:pPr>
@@ -17962,7 +19357,7 @@
           <w:noProof/>
         </w:rPr>
         <w:drawing>
-          <wp:inline distT="0" distB="0" distL="0" distR="0" wp14:anchorId="11E6B934" wp14:editId="389E208B">
+          <wp:inline distT="0" distB="0" distL="0" distR="0" wp14:anchorId="11E6B934" wp14:editId="78F7E627">
             <wp:extent cx="3686175" cy="2409542"/>
             <wp:effectExtent l="19050" t="19050" r="9525" b="10160"/>
             <wp:docPr id="264217949" name="Imagen 12"/>
@@ -17979,7 +19374,7 @@
                     </pic:cNvPicPr>
                   </pic:nvPicPr>
                   <pic:blipFill rotWithShape="1">
-                    <a:blip r:embed="rId34" cstate="print">
+                    <a:blip r:embed="rId37" cstate="print">
                       <a:extLst>
                         <a:ext uri="{28A0092B-C50C-407E-A947-70E740481C1C}">
                           <a14:useLocalDpi xmlns:a14="http://schemas.microsoft.com/office/drawing/2010/main" val="0"/>
@@ -18046,7 +19441,7 @@
       <w:pPr>
         <w:pStyle w:val="Ttulo3"/>
       </w:pPr>
-      <w:bookmarkStart w:id="103" w:name="_Toc209618468"/>
+      <w:bookmarkStart w:id="100" w:name="_Toc209618468"/>
       <w:r>
         <w:lastRenderedPageBreak/>
         <w:t>4.</w:t>
@@ -18057,7 +19452,7 @@
       <w:r>
         <w:t>.3. Módulos de Soporte al Aprendizaje</w:t>
       </w:r>
-      <w:bookmarkEnd w:id="103"/>
+      <w:bookmarkEnd w:id="100"/>
     </w:p>
     <w:p>
       <w:r>
@@ -18145,8 +19540,8 @@
           <w:szCs w:val="24"/>
         </w:rPr>
       </w:pPr>
-      <w:bookmarkStart w:id="104" w:name="_Ref208159346"/>
-      <w:bookmarkStart w:id="105" w:name="_Toc209618511"/>
+      <w:bookmarkStart w:id="101" w:name="_Toc209618511"/>
+      <w:bookmarkStart w:id="102" w:name="_Ref208159346"/>
       <w:r>
         <w:rPr>
           <w:b/>
@@ -18218,7 +19613,7 @@
           <w:sz w:val="24"/>
           <w:szCs w:val="24"/>
         </w:rPr>
-        <w:t>15</w:t>
+        <w:t>17</w:t>
       </w:r>
       <w:r>
         <w:rPr>
@@ -18232,7 +19627,7 @@
         </w:rPr>
         <w:fldChar w:fldCharType="end"/>
       </w:r>
-      <w:bookmarkEnd w:id="104"/>
+      <w:bookmarkEnd w:id="102"/>
       <w:r>
         <w:rPr>
           <w:b/>
@@ -18267,7 +19662,7 @@
         </w:rPr>
         <w:t>Módulo de recursos como herramienta de apoyo estático.</w:t>
       </w:r>
-      <w:bookmarkEnd w:id="105"/>
+      <w:bookmarkEnd w:id="101"/>
     </w:p>
     <w:p>
       <w:pPr>
@@ -18278,7 +19673,7 @@
           <w:noProof/>
         </w:rPr>
         <w:drawing>
-          <wp:inline distT="0" distB="0" distL="0" distR="0" wp14:anchorId="410E79FC" wp14:editId="28434AED">
+          <wp:inline distT="0" distB="0" distL="0" distR="0" wp14:anchorId="410E79FC" wp14:editId="6FB11ECF">
             <wp:extent cx="5220000" cy="2726244"/>
             <wp:effectExtent l="19050" t="19050" r="19050" b="17145"/>
             <wp:docPr id="15116929" name="Imagen 13"/>
@@ -18295,7 +19690,7 @@
                     </pic:cNvPicPr>
                   </pic:nvPicPr>
                   <pic:blipFill>
-                    <a:blip r:embed="rId35" cstate="print">
+                    <a:blip r:embed="rId38" cstate="print">
                       <a:extLst>
                         <a:ext uri="{28A0092B-C50C-407E-A947-70E740481C1C}">
                           <a14:useLocalDpi xmlns:a14="http://schemas.microsoft.com/office/drawing/2010/main" val="0"/>
@@ -18429,8 +19824,8 @@
           <w:szCs w:val="24"/>
         </w:rPr>
       </w:pPr>
-      <w:bookmarkStart w:id="106" w:name="_Ref208159541"/>
-      <w:bookmarkStart w:id="107" w:name="_Toc209618512"/>
+      <w:bookmarkStart w:id="103" w:name="_Toc209618512"/>
+      <w:bookmarkStart w:id="104" w:name="_Ref208159541"/>
       <w:r>
         <w:rPr>
           <w:b/>
@@ -18503,7 +19898,7 @@
           <w:sz w:val="24"/>
           <w:szCs w:val="24"/>
         </w:rPr>
-        <w:t>16</w:t>
+        <w:t>18</w:t>
       </w:r>
       <w:r>
         <w:rPr>
@@ -18517,7 +19912,7 @@
         </w:rPr>
         <w:fldChar w:fldCharType="end"/>
       </w:r>
-      <w:bookmarkEnd w:id="106"/>
+      <w:bookmarkEnd w:id="104"/>
       <w:r>
         <w:rPr>
           <w:b/>
@@ -18552,7 +19947,7 @@
         </w:rPr>
         <w:t>Panel de estadísticas para el fomento de la metacognición.</w:t>
       </w:r>
-      <w:bookmarkEnd w:id="107"/>
+      <w:bookmarkEnd w:id="103"/>
     </w:p>
     <w:p>
       <w:pPr>
@@ -18563,7 +19958,7 @@
           <w:noProof/>
         </w:rPr>
         <w:drawing>
-          <wp:inline distT="0" distB="0" distL="0" distR="0" wp14:anchorId="70B2B2EF" wp14:editId="164676AB">
+          <wp:inline distT="0" distB="0" distL="0" distR="0" wp14:anchorId="70B2B2EF" wp14:editId="05FDABB6">
             <wp:extent cx="5040000" cy="2566880"/>
             <wp:effectExtent l="19050" t="19050" r="27305" b="24130"/>
             <wp:docPr id="1067747610" name="Imagen 14"/>
@@ -18580,7 +19975,7 @@
                     </pic:cNvPicPr>
                   </pic:nvPicPr>
                   <pic:blipFill rotWithShape="1">
-                    <a:blip r:embed="rId36" cstate="print">
+                    <a:blip r:embed="rId39" cstate="print">
                       <a:extLst>
                         <a:ext uri="{28A0092B-C50C-407E-A947-70E740481C1C}">
                           <a14:useLocalDpi xmlns:a14="http://schemas.microsoft.com/office/drawing/2010/main" val="0"/>
@@ -18647,11 +20042,11 @@
       <w:pPr>
         <w:pStyle w:val="Ttulo2"/>
       </w:pPr>
-      <w:bookmarkStart w:id="108" w:name="_Toc209618469"/>
+      <w:bookmarkStart w:id="105" w:name="_Toc209618469"/>
       <w:r>
         <w:t>4.3. Validación del modelo</w:t>
       </w:r>
-      <w:bookmarkEnd w:id="108"/>
+      <w:bookmarkEnd w:id="105"/>
       <w:r>
         <w:t xml:space="preserve"> </w:t>
       </w:r>
@@ -18660,15 +20055,23 @@
       <w:pPr>
         <w:pStyle w:val="Ttulo2"/>
       </w:pPr>
-      <w:bookmarkStart w:id="109" w:name="_Toc209618470"/>
+      <w:bookmarkStart w:id="106" w:name="_Toc209618470"/>
       <w:r>
         <w:t>4.4. Discusión</w:t>
       </w:r>
-      <w:bookmarkEnd w:id="109"/>
-    </w:p>
-    <w:p>
-      <w:r>
-        <w:t xml:space="preserve">Los resultados obtenidos en la formulación del modelo cualitativo y la posterior construcción del artefacto tecnológico "TrigTutor IA" guardan una estrecha correspondencia con las tendencias y necesidades identificadas en la literatura científica. Mientras que los estudios del marco referencial describen el qué, la presente investigación aporta un cómo. </w:t>
+      <w:bookmarkEnd w:id="106"/>
+    </w:p>
+    <w:p>
+      <w:r>
+        <w:t>Los resultados obtenidos en la formulación del modelo cualitativo y la posterior construcción del artefacto tecnológico "</w:t>
+      </w:r>
+      <w:proofErr w:type="spellStart"/>
+      <w:r>
+        <w:t>TrigTutor</w:t>
+      </w:r>
+      <w:proofErr w:type="spellEnd"/>
+      <w:r>
+        <w:t xml:space="preserve"> IA" guardan una estrecha correspondencia con las tendencias y necesidades identificadas en la literatura científica. Mientras que los estudios del marco referencial describen el qué, la presente investigación aporta un cómo. </w:t>
       </w:r>
     </w:p>
     <w:p>
@@ -18679,13 +20082,37 @@
         <w:t xml:space="preserve"> la aplicación de </w:t>
       </w:r>
       <w:r>
-        <w:t>ingeniería de prompts, ofrece una solución práctica a las preocupaciones sobre sesgos algorítmicos y la calidad del contenido, desafíos éticos también destacados en dicha revisión. De igual manera, el modelo materializa la visión de la UNESCO (2019) sobre un sistema de doble profesor, donde la IA se encarga de tareas rutinarias como la generación de contenido y ejercicios de manera controlada, liberando al docente para centrarse en la orientación personalizada.</w:t>
+        <w:t xml:space="preserve">ingeniería de </w:t>
+      </w:r>
+      <w:proofErr w:type="spellStart"/>
+      <w:r>
+        <w:t>prompts</w:t>
+      </w:r>
+      <w:proofErr w:type="spellEnd"/>
+      <w:r>
+        <w:t>, ofrece una solución práctica a las preocupaciones sobre sesgos algorítmicos y la calidad del contenido, desafíos éticos también destacados en dicha revisión. De igual manera, el modelo materializa la visión de la UNESCO (2019) sobre un sistema de doble profesor, donde la IA se encarga de tareas rutinarias como la generación de contenido y ejercicios de manera controlada, liberando al docente para centrarse en la orientación personalizada.</w:t>
       </w:r>
     </w:p>
     <w:p>
       <w:r>
         <w:lastRenderedPageBreak/>
-        <w:t xml:space="preserve">El segundo resultado, la construcción de la aplicación web "TrigTutor IA", sirve como una validación práctica de dicho modelo. La implementación de la estrategia de andamiaje pedagógico es una manifestación concreta de la enseñanza personalizada que González-González (2023) señala como una de las transformaciones clave impulsadas por la IA. Mientras Pérez-Jorge et al. (2025) reportan que la retroalimentación automatizada y la personalización mejoran el compromiso del estudiante (63%) y la comprensión de contenidos (55.6%), "TrigTutor IA" implementa estas funciones a través de sus módulos de práctica guiada y evaluación. A diferencia de los estudios revisados, que se enfocan en analizar los efectos generales de la IA, este proyecto demuestra la aplicabilidad de un modelo de diseño específico para </w:t>
+        <w:t>El segundo resultado, la construcción de la aplicación web "</w:t>
+      </w:r>
+      <w:proofErr w:type="spellStart"/>
+      <w:r>
+        <w:t>TrigTutor</w:t>
+      </w:r>
+      <w:proofErr w:type="spellEnd"/>
+      <w:r>
+        <w:t xml:space="preserve"> IA", sirve como una validación práctica de dicho modelo. La implementación de la estrategia de andamiaje pedagógico es una manifestación concreta de la enseñanza personalizada que González-González (2023) señala como una de las transformaciones clave impulsadas por la IA. Mientras Pérez-Jorge et al. (2025) reportan que la retroalimentación automatizada y la personalización mejoran el compromiso del estudiante (63%) y la comprensión de contenidos (55.6%), "</w:t>
+      </w:r>
+      <w:proofErr w:type="spellStart"/>
+      <w:r>
+        <w:t>TrigTutor</w:t>
+      </w:r>
+      <w:proofErr w:type="spellEnd"/>
+      <w:r>
+        <w:t xml:space="preserve"> IA" implementa estas funciones a través de sus módulos de práctica guiada y evaluación. A diferencia de los estudios revisados, que se enfocan en analizar los efectos generales de la IA, este proyecto demuestra la aplicabilidad de un modelo de diseño específico para </w:t>
       </w:r>
       <w:r>
         <w:t xml:space="preserve">la construcción de </w:t>
@@ -18725,21 +20152,21 @@
       <w:pPr>
         <w:pStyle w:val="Ttulo1"/>
       </w:pPr>
-      <w:bookmarkStart w:id="110" w:name="_Toc209618471"/>
+      <w:bookmarkStart w:id="107" w:name="_Toc209618471"/>
       <w:r>
         <w:t>CAPÍTULO V</w:t>
       </w:r>
-      <w:bookmarkEnd w:id="110"/>
+      <w:bookmarkEnd w:id="107"/>
     </w:p>
     <w:p>
       <w:pPr>
         <w:pStyle w:val="Ttulo1"/>
       </w:pPr>
-      <w:bookmarkStart w:id="111" w:name="_Toc209618472"/>
+      <w:bookmarkStart w:id="108" w:name="_Toc209618472"/>
       <w:r>
         <w:t>CONCLUSIONES Y RECOMENDACIONES</w:t>
       </w:r>
-      <w:bookmarkEnd w:id="111"/>
+      <w:bookmarkEnd w:id="108"/>
     </w:p>
     <w:p/>
     <w:p/>
@@ -18758,32 +20185,48 @@
       <w:pPr>
         <w:pStyle w:val="Ttulo2"/>
       </w:pPr>
-      <w:bookmarkStart w:id="112" w:name="_Toc209618473"/>
+      <w:bookmarkStart w:id="109" w:name="_Toc209618473"/>
       <w:r>
         <w:lastRenderedPageBreak/>
         <w:t>5.1. Conclusiones</w:t>
       </w:r>
-      <w:bookmarkEnd w:id="112"/>
-    </w:p>
-    <w:p>
-      <w:r>
-        <w:t>Se ha formulado con éxito un modelo cualitativo que sirve como una arquitectura de referencia para la integración de la inteligencia artificial generativa en el desarrollo de software educativo. Este modelo estandariza la interacción con la IA mediante un flujo de operaciones sistemático que incluye un bucle de validación para asegurar la pertinencia del contenido y un núcleo de generación basado en una metodología de ingeniería de prompts. Dicha estructura ha demostrado ser una guía metodológica eficaz que traduce los principios pedagógicos en instrucciones técnicas controladas.</w:t>
-      </w:r>
-    </w:p>
-    <w:p>
-      <w:r>
-        <w:t xml:space="preserve">Se logró la construcción de la aplicación web funcional "TrigTutor IA", la cual materializa y valida la aplicabilidad práctica del modelo cualitativo propuesto. La implementación de la estrategia de andamiaje pedagógico y los módulos de soporte al aprendizaje en la aplicación demuestra que el modelo no solo es teóricamente sólido, sino también técnicamente viable para crear herramientas educativas interactivas y adaptativas. </w:t>
+      <w:bookmarkEnd w:id="109"/>
+    </w:p>
+    <w:p>
+      <w:r>
+        <w:t xml:space="preserve">Se ha formulado con éxito un modelo cualitativo que sirve como una arquitectura de referencia para la integración de la inteligencia artificial generativa en el desarrollo de software educativo. Este modelo estandariza la interacción con la IA mediante un flujo de operaciones sistemático que incluye un bucle de validación para asegurar la pertinencia del contenido y un núcleo de generación basado en una metodología de ingeniería de </w:t>
+      </w:r>
+      <w:proofErr w:type="spellStart"/>
+      <w:r>
+        <w:t>prompts</w:t>
+      </w:r>
+      <w:proofErr w:type="spellEnd"/>
+      <w:r>
+        <w:t>. Dicha estructura ha demostrado ser una guía metodológica eficaz que traduce los principios pedagógicos en instrucciones técnicas controladas.</w:t>
+      </w:r>
+    </w:p>
+    <w:p>
+      <w:r>
+        <w:t>Se logró la construcción de la aplicación web funcional "</w:t>
+      </w:r>
+      <w:proofErr w:type="spellStart"/>
+      <w:r>
+        <w:t>TrigTutor</w:t>
+      </w:r>
+      <w:proofErr w:type="spellEnd"/>
+      <w:r>
+        <w:t xml:space="preserve"> IA", la cual materializa y valida la aplicabilidad práctica del modelo cualitativo propuesto. La implementación de la estrategia de andamiaje pedagógico y los módulos de soporte al aprendizaje en la aplicación demuestra que el modelo no solo es teóricamente sólido, sino también técnicamente viable para crear herramientas educativas interactivas y adaptativas. </w:t>
       </w:r>
     </w:p>
     <w:p>
       <w:pPr>
         <w:pStyle w:val="Ttulo2"/>
       </w:pPr>
-      <w:bookmarkStart w:id="113" w:name="_Toc209618474"/>
+      <w:bookmarkStart w:id="110" w:name="_Toc209618474"/>
       <w:r>
         <w:t>5.2. Recomendaciones</w:t>
       </w:r>
-      <w:bookmarkEnd w:id="113"/>
+      <w:bookmarkEnd w:id="110"/>
     </w:p>
     <w:p>
       <w:r>
@@ -18792,7 +20235,15 @@
     </w:p>
     <w:p>
       <w:r>
-        <w:t>Para futuras iteraciones del artefacto tecnológico, se sugiere ampliar las capacidades de la lógica adaptativa del constructor de prompts. Se podría explorar la integración de variables contextuales adicionales, como el historial de rendimiento del estudiante o sus estilos de aprendizaje preferidos, para generar un contenido aún más personalizado. Esto potenciaría la efectividad del aprendizaje adaptativo y enriquecería la experiencia del usuario.</w:t>
+        <w:t xml:space="preserve">Para futuras iteraciones del artefacto tecnológico, se sugiere ampliar las capacidades de la lógica adaptativa del constructor de </w:t>
+      </w:r>
+      <w:proofErr w:type="spellStart"/>
+      <w:r>
+        <w:t>prompts</w:t>
+      </w:r>
+      <w:proofErr w:type="spellEnd"/>
+      <w:r>
+        <w:t>. Se podría explorar la integración de variables contextuales adicionales, como el historial de rendimiento del estudiante o sus estilos de aprendizaje preferidos, para generar un contenido aún más personalizado. Esto potenciaría la efectividad del aprendizaje adaptativo y enriquecería la experiencia del usuario.</w:t>
       </w:r>
     </w:p>
     <w:p/>
@@ -18818,7 +20269,7 @@
           <w:lang w:val="en-US"/>
         </w:rPr>
       </w:pPr>
-      <w:bookmarkStart w:id="114" w:name="_Toc209618475"/>
+      <w:bookmarkStart w:id="111" w:name="_Toc209618475"/>
       <w:r>
         <w:rPr>
           <w:lang w:val="en-US"/>
@@ -18843,7 +20294,7 @@
         </w:rPr>
         <w:t>BIBLIOGRAFÍA</w:t>
       </w:r>
-      <w:bookmarkEnd w:id="114"/>
+      <w:bookmarkEnd w:id="111"/>
     </w:p>
     <w:p>
       <w:pPr>
@@ -18976,7 +20427,7 @@
             <w:autoSpaceDE w:val="0"/>
             <w:autoSpaceDN w:val="0"/>
             <w:ind w:hanging="640"/>
-            <w:divId w:val="664548150"/>
+            <w:divId w:val="2050570213"/>
             <w:rPr>
               <w:rFonts w:eastAsia="Times New Roman"/>
               <w:kern w:val="0"/>
@@ -18997,7 +20448,55 @@
               <w:lang w:val="en-US"/>
             </w:rPr>
             <w:tab/>
-            <w:t>K. I. Roumeliotis, N. D. Tselikas, and D. K. Nasiopoulos, “DeepSeek and GPT Fall Behind: Claude Leads in Zero-Shot Consumer Complaints Classification,” Feb. 10, 2025. doi: 10.20944/preprints202502.0720.v1.</w:t>
+            <w:t xml:space="preserve">K. I. Roumeliotis, N. D. Tselikas, and D. K. </w:t>
+          </w:r>
+          <w:proofErr w:type="spellStart"/>
+          <w:r>
+            <w:rPr>
+              <w:rFonts w:eastAsia="Times New Roman"/>
+              <w:lang w:val="en-US"/>
+            </w:rPr>
+            <w:t>Nasiopoulos</w:t>
+          </w:r>
+          <w:proofErr w:type="spellEnd"/>
+          <w:r>
+            <w:rPr>
+              <w:rFonts w:eastAsia="Times New Roman"/>
+              <w:lang w:val="en-US"/>
+            </w:rPr>
+            <w:t xml:space="preserve">, “DeepSeek and GPT Fall Behind: Claude Leads in Zero-Shot Consumer Complaints Classification,” Feb. 10, 2025. </w:t>
+          </w:r>
+          <w:proofErr w:type="spellStart"/>
+          <w:r>
+            <w:rPr>
+              <w:rFonts w:eastAsia="Times New Roman"/>
+              <w:lang w:val="en-US"/>
+            </w:rPr>
+            <w:t>doi</w:t>
+          </w:r>
+          <w:proofErr w:type="spellEnd"/>
+          <w:r>
+            <w:rPr>
+              <w:rFonts w:eastAsia="Times New Roman"/>
+              <w:lang w:val="en-US"/>
+            </w:rPr>
+            <w:t>: 10.20944/preprints</w:t>
+          </w:r>
+          <w:proofErr w:type="gramStart"/>
+          <w:r>
+            <w:rPr>
+              <w:rFonts w:eastAsia="Times New Roman"/>
+              <w:lang w:val="en-US"/>
+            </w:rPr>
+            <w:t>202502.0720.v</w:t>
+          </w:r>
+          <w:proofErr w:type="gramEnd"/>
+          <w:r>
+            <w:rPr>
+              <w:rFonts w:eastAsia="Times New Roman"/>
+              <w:lang w:val="en-US"/>
+            </w:rPr>
+            <w:t>1.</w:t>
           </w:r>
         </w:p>
         <w:p>
@@ -19005,7 +20504,7 @@
             <w:autoSpaceDE w:val="0"/>
             <w:autoSpaceDN w:val="0"/>
             <w:ind w:hanging="640"/>
-            <w:divId w:val="260113031"/>
+            <w:divId w:val="1100878615"/>
             <w:rPr>
               <w:rFonts w:eastAsia="Times New Roman"/>
             </w:rPr>
@@ -19021,8 +20520,23 @@
               <w:rFonts w:eastAsia="Times New Roman"/>
             </w:rPr>
             <w:tab/>
-            <w:t xml:space="preserve">D.-M. Sambola, “Inteligencia Artificial en la Educación: Estado del Arte,” </w:t>
-          </w:r>
+            <w:t xml:space="preserve">D.-M. </w:t>
+          </w:r>
+          <w:proofErr w:type="spellStart"/>
+          <w:r>
+            <w:rPr>
+              <w:rFonts w:eastAsia="Times New Roman"/>
+            </w:rPr>
+            <w:t>Sambola</w:t>
+          </w:r>
+          <w:proofErr w:type="spellEnd"/>
+          <w:r>
+            <w:rPr>
+              <w:rFonts w:eastAsia="Times New Roman"/>
+            </w:rPr>
+            <w:t xml:space="preserve">, “Inteligencia Artificial en la Educación: Estado del Arte,” </w:t>
+          </w:r>
+          <w:proofErr w:type="spellStart"/>
           <w:r>
             <w:rPr>
               <w:rFonts w:eastAsia="Times New Roman"/>
@@ -19031,11 +20545,54 @@
             </w:rPr>
             <w:t>Wani</w:t>
           </w:r>
-          <w:r>
-            <w:rPr>
-              <w:rFonts w:eastAsia="Times New Roman"/>
-            </w:rPr>
-            <w:t>, no. 79, Oct. 2023, doi: 10.5377/wani.v39i79.16806.</w:t>
+          <w:proofErr w:type="spellEnd"/>
+          <w:r>
+            <w:rPr>
+              <w:rFonts w:eastAsia="Times New Roman"/>
+            </w:rPr>
+            <w:t xml:space="preserve">, no. 79, </w:t>
+          </w:r>
+          <w:proofErr w:type="gramStart"/>
+          <w:r>
+            <w:rPr>
+              <w:rFonts w:eastAsia="Times New Roman"/>
+            </w:rPr>
+            <w:t>Oct.</w:t>
+          </w:r>
+          <w:proofErr w:type="gramEnd"/>
+          <w:r>
+            <w:rPr>
+              <w:rFonts w:eastAsia="Times New Roman"/>
+            </w:rPr>
+            <w:t xml:space="preserve"> 2023, </w:t>
+          </w:r>
+          <w:proofErr w:type="spellStart"/>
+          <w:r>
+            <w:rPr>
+              <w:rFonts w:eastAsia="Times New Roman"/>
+            </w:rPr>
+            <w:t>doi</w:t>
+          </w:r>
+          <w:proofErr w:type="spellEnd"/>
+          <w:r>
+            <w:rPr>
+              <w:rFonts w:eastAsia="Times New Roman"/>
+            </w:rPr>
+            <w:t>: 10.5377/</w:t>
+          </w:r>
+          <w:proofErr w:type="gramStart"/>
+          <w:r>
+            <w:rPr>
+              <w:rFonts w:eastAsia="Times New Roman"/>
+            </w:rPr>
+            <w:t>wani.v</w:t>
+          </w:r>
+          <w:proofErr w:type="gramEnd"/>
+          <w:r>
+            <w:rPr>
+              <w:rFonts w:eastAsia="Times New Roman"/>
+            </w:rPr>
+            <w:t>39i79.16806.</w:t>
           </w:r>
         </w:p>
         <w:p>
@@ -19043,7 +20600,7 @@
             <w:autoSpaceDE w:val="0"/>
             <w:autoSpaceDN w:val="0"/>
             <w:ind w:hanging="640"/>
-            <w:divId w:val="1288974517"/>
+            <w:divId w:val="281695336"/>
             <w:rPr>
               <w:rFonts w:eastAsia="Times New Roman"/>
             </w:rPr>
@@ -19059,7 +20616,49 @@
               <w:rFonts w:eastAsia="Times New Roman"/>
             </w:rPr>
             <w:tab/>
-            <w:t>R. Almeida de Bem and A. Aparecida Konzen, “Um Estudo Acerca do Uso de IA Generativa no Apoio à Aprendizagem de Programação,” Jun. 2024. [Online]. Available: https://github.com/huggingface/transformers</w:t>
+            <w:t xml:space="preserve">M. Del, C. Loján, J. A. Romero, D. S. Aguilera, and A. Y. Romero, “Consecuencias de la Dependencia de la Inteligencia Artificial en Habilidades Críticas y Aprendizaje Autónomo en los Estudiantes,” </w:t>
+          </w:r>
+          <w:r>
+            <w:rPr>
+              <w:rFonts w:eastAsia="Times New Roman"/>
+              <w:i/>
+              <w:iCs/>
+            </w:rPr>
+            <w:t>Ciencia Latina Revista Científica Multidisciplinar</w:t>
+          </w:r>
+          <w:r>
+            <w:rPr>
+              <w:rFonts w:eastAsia="Times New Roman"/>
+            </w:rPr>
+            <w:t xml:space="preserve">, vol. 8, no. 2, pp. 2368–2382, </w:t>
+          </w:r>
+          <w:proofErr w:type="spellStart"/>
+          <w:r>
+            <w:rPr>
+              <w:rFonts w:eastAsia="Times New Roman"/>
+            </w:rPr>
+            <w:t>Apr</w:t>
+          </w:r>
+          <w:proofErr w:type="spellEnd"/>
+          <w:r>
+            <w:rPr>
+              <w:rFonts w:eastAsia="Times New Roman"/>
+            </w:rPr>
+            <w:t xml:space="preserve">. 2024, </w:t>
+          </w:r>
+          <w:proofErr w:type="spellStart"/>
+          <w:r>
+            <w:rPr>
+              <w:rFonts w:eastAsia="Times New Roman"/>
+            </w:rPr>
+            <w:t>doi</w:t>
+          </w:r>
+          <w:proofErr w:type="spellEnd"/>
+          <w:r>
+            <w:rPr>
+              <w:rFonts w:eastAsia="Times New Roman"/>
+            </w:rPr>
+            <w:t>: 10.37811/CL_RCM.V8I2.10678.</w:t>
           </w:r>
         </w:p>
         <w:p>
@@ -19067,10 +20666,9 @@
             <w:autoSpaceDE w:val="0"/>
             <w:autoSpaceDN w:val="0"/>
             <w:ind w:hanging="640"/>
-            <w:divId w:val="916087862"/>
-            <w:rPr>
-              <w:rFonts w:eastAsia="Times New Roman"/>
-              <w:lang w:val="en-US"/>
+            <w:divId w:val="1087726899"/>
+            <w:rPr>
+              <w:rFonts w:eastAsia="Times New Roman"/>
             </w:rPr>
           </w:pPr>
           <w:r>
@@ -19084,14 +20682,133 @@
               <w:rFonts w:eastAsia="Times New Roman"/>
             </w:rPr>
             <w:tab/>
-            <w:t xml:space="preserve">“pisa 2018 ecuador - Buscar con Google.” </w:t>
-          </w:r>
-          <w:r>
-            <w:rPr>
-              <w:rFonts w:eastAsia="Times New Roman"/>
-              <w:lang w:val="en-US"/>
-            </w:rPr>
-            <w:t>Accessed: Sep. 15, 2025. [Online]. Available: https://www.google.com/search?q=pisa+2018+ecuador&amp;oq=pisa+2018+ecuador&amp;gs_lcrp=EgZjaHJvbWUyBggAEEUYOTIGCAEQLhhA0gEINDY2MmowajSoAgCwAgE&amp;sourceid=chrome&amp;ie=UTF-8</w:t>
+            <w:t xml:space="preserve">R. Almeida de </w:t>
+          </w:r>
+          <w:proofErr w:type="spellStart"/>
+          <w:r>
+            <w:rPr>
+              <w:rFonts w:eastAsia="Times New Roman"/>
+            </w:rPr>
+            <w:t>Bem</w:t>
+          </w:r>
+          <w:proofErr w:type="spellEnd"/>
+          <w:r>
+            <w:rPr>
+              <w:rFonts w:eastAsia="Times New Roman"/>
+            </w:rPr>
+            <w:t xml:space="preserve"> and A. Aparecida </w:t>
+          </w:r>
+          <w:proofErr w:type="spellStart"/>
+          <w:r>
+            <w:rPr>
+              <w:rFonts w:eastAsia="Times New Roman"/>
+            </w:rPr>
+            <w:t>Konzen</w:t>
+          </w:r>
+          <w:proofErr w:type="spellEnd"/>
+          <w:r>
+            <w:rPr>
+              <w:rFonts w:eastAsia="Times New Roman"/>
+            </w:rPr>
+            <w:t>, “</w:t>
+          </w:r>
+          <w:proofErr w:type="spellStart"/>
+          <w:r>
+            <w:rPr>
+              <w:rFonts w:eastAsia="Times New Roman"/>
+            </w:rPr>
+            <w:t>Um</w:t>
+          </w:r>
+          <w:proofErr w:type="spellEnd"/>
+          <w:r>
+            <w:rPr>
+              <w:rFonts w:eastAsia="Times New Roman"/>
+            </w:rPr>
+            <w:t xml:space="preserve"> </w:t>
+          </w:r>
+          <w:proofErr w:type="spellStart"/>
+          <w:r>
+            <w:rPr>
+              <w:rFonts w:eastAsia="Times New Roman"/>
+            </w:rPr>
+            <w:t>Estudo</w:t>
+          </w:r>
+          <w:proofErr w:type="spellEnd"/>
+          <w:r>
+            <w:rPr>
+              <w:rFonts w:eastAsia="Times New Roman"/>
+            </w:rPr>
+            <w:t xml:space="preserve"> Acerca do Uso de IA Generativa no </w:t>
+          </w:r>
+          <w:proofErr w:type="spellStart"/>
+          <w:r>
+            <w:rPr>
+              <w:rFonts w:eastAsia="Times New Roman"/>
+            </w:rPr>
+            <w:t>Apoio</w:t>
+          </w:r>
+          <w:proofErr w:type="spellEnd"/>
+          <w:r>
+            <w:rPr>
+              <w:rFonts w:eastAsia="Times New Roman"/>
+            </w:rPr>
+            <w:t xml:space="preserve"> à </w:t>
+          </w:r>
+          <w:proofErr w:type="spellStart"/>
+          <w:r>
+            <w:rPr>
+              <w:rFonts w:eastAsia="Times New Roman"/>
+            </w:rPr>
+            <w:t>Aprendizagem</w:t>
+          </w:r>
+          <w:proofErr w:type="spellEnd"/>
+          <w:r>
+            <w:rPr>
+              <w:rFonts w:eastAsia="Times New Roman"/>
+            </w:rPr>
+            <w:t xml:space="preserve"> de </w:t>
+          </w:r>
+          <w:proofErr w:type="spellStart"/>
+          <w:r>
+            <w:rPr>
+              <w:rFonts w:eastAsia="Times New Roman"/>
+            </w:rPr>
+            <w:t>Programação</w:t>
+          </w:r>
+          <w:proofErr w:type="spellEnd"/>
+          <w:r>
+            <w:rPr>
+              <w:rFonts w:eastAsia="Times New Roman"/>
+            </w:rPr>
+            <w:t xml:space="preserve">,” </w:t>
+          </w:r>
+          <w:proofErr w:type="gramStart"/>
+          <w:r>
+            <w:rPr>
+              <w:rFonts w:eastAsia="Times New Roman"/>
+            </w:rPr>
+            <w:t>Jun.</w:t>
+          </w:r>
+          <w:proofErr w:type="gramEnd"/>
+          <w:r>
+            <w:rPr>
+              <w:rFonts w:eastAsia="Times New Roman"/>
+            </w:rPr>
+            <w:t xml:space="preserve"> 2024. [Online]. </w:t>
+          </w:r>
+          <w:proofErr w:type="spellStart"/>
+          <w:r>
+            <w:rPr>
+              <w:rFonts w:eastAsia="Times New Roman"/>
+            </w:rPr>
+            <w:t>Available</w:t>
+          </w:r>
+          <w:proofErr w:type="spellEnd"/>
+          <w:r>
+            <w:rPr>
+              <w:rFonts w:eastAsia="Times New Roman"/>
+            </w:rPr>
+            <w:t>: https://github.com/huggingface/transformers</w:t>
           </w:r>
         </w:p>
         <w:p>
@@ -19099,7 +20816,7 @@
             <w:autoSpaceDE w:val="0"/>
             <w:autoSpaceDN w:val="0"/>
             <w:ind w:hanging="640"/>
-            <w:divId w:val="522403073"/>
+            <w:divId w:val="1999915156"/>
             <w:rPr>
               <w:rFonts w:eastAsia="Times New Roman"/>
               <w:lang w:val="en-US"/>
@@ -19108,17 +20825,22 @@
           <w:r>
             <w:rPr>
               <w:rFonts w:eastAsia="Times New Roman"/>
+            </w:rPr>
+            <w:t>[5]</w:t>
+          </w:r>
+          <w:r>
+            <w:rPr>
+              <w:rFonts w:eastAsia="Times New Roman"/>
+            </w:rPr>
+            <w:tab/>
+            <w:t xml:space="preserve">“pisa 2018 ecuador - Buscar con Google.” </w:t>
+          </w:r>
+          <w:r>
+            <w:rPr>
+              <w:rFonts w:eastAsia="Times New Roman"/>
               <w:lang w:val="en-US"/>
             </w:rPr>
-            <w:t>[5]</w:t>
-          </w:r>
-          <w:r>
-            <w:rPr>
-              <w:rFonts w:eastAsia="Times New Roman"/>
-              <w:lang w:val="en-US"/>
-            </w:rPr>
-            <w:tab/>
-            <w:t>A. S. George, “Artificial Intelligence and the Future of Work: Job Shifting Not Job Loss,” 2024, doi: 10.5281/zenodo.10936490.</w:t>
+            <w:t>Accessed: Sep. 15, 2025. [Online]. Available: https://www.google.com/search?q=pisa+2018+ecuador&amp;oq=pisa+2018+ecuador&amp;gs_lcrp=EgZjaHJvbWUyBggAEEUYOTIGCAEQLhhA0gEINDY2MmowajSoAgCwAgE&amp;sourceid=chrome&amp;ie=UTF-8</w:t>
           </w:r>
         </w:p>
         <w:p>
@@ -19126,7 +20848,7 @@
             <w:autoSpaceDE w:val="0"/>
             <w:autoSpaceDN w:val="0"/>
             <w:ind w:hanging="640"/>
-            <w:divId w:val="1074547901"/>
+            <w:divId w:val="176890653"/>
             <w:rPr>
               <w:rFonts w:eastAsia="Times New Roman"/>
               <w:lang w:val="en-US"/>
@@ -19145,23 +20867,23 @@
               <w:lang w:val="en-US"/>
             </w:rPr>
             <w:tab/>
-            <w:t xml:space="preserve">Ş. Gökçearslan, C. Tosun, and Z. G. Erdemir, “Benefits, Challenges, and Methods of Artificial Intelligence (AI) Chatbots in Education: A Systematic Literature Review,” </w:t>
-          </w:r>
-          <w:r>
-            <w:rPr>
-              <w:rFonts w:eastAsia="Times New Roman"/>
-              <w:i/>
-              <w:iCs/>
+            <w:t xml:space="preserve">A. S. George, “Artificial Intelligence and the Future of Work: Job Shifting Not Job Loss,” 2024, </w:t>
+          </w:r>
+          <w:proofErr w:type="spellStart"/>
+          <w:r>
+            <w:rPr>
+              <w:rFonts w:eastAsia="Times New Roman"/>
               <w:lang w:val="en-US"/>
             </w:rPr>
-            <w:t>International Journal of Technology in Education</w:t>
-          </w:r>
+            <w:t>doi</w:t>
+          </w:r>
+          <w:proofErr w:type="spellEnd"/>
           <w:r>
             <w:rPr>
               <w:rFonts w:eastAsia="Times New Roman"/>
               <w:lang w:val="en-US"/>
             </w:rPr>
-            <w:t>, vol. 7, no. 1, pp. 19–39, Feb. 2024, doi: 10.46328/ijte.600.</w:t>
+            <w:t>: 10.5281/zenodo.10936490.</w:t>
           </w:r>
         </w:p>
         <w:p>
@@ -19169,37 +20891,74 @@
             <w:autoSpaceDE w:val="0"/>
             <w:autoSpaceDN w:val="0"/>
             <w:ind w:hanging="640"/>
-            <w:divId w:val="275794140"/>
-            <w:rPr>
-              <w:rFonts w:eastAsia="Times New Roman"/>
+            <w:divId w:val="589702864"/>
+            <w:rPr>
+              <w:rFonts w:eastAsia="Times New Roman"/>
+              <w:lang w:val="en-US"/>
             </w:rPr>
           </w:pPr>
           <w:r>
             <w:rPr>
               <w:rFonts w:eastAsia="Times New Roman"/>
+              <w:lang w:val="en-US"/>
             </w:rPr>
             <w:t>[7]</w:t>
           </w:r>
           <w:r>
             <w:rPr>
               <w:rFonts w:eastAsia="Times New Roman"/>
+              <w:lang w:val="en-US"/>
             </w:rPr>
             <w:tab/>
-            <w:t xml:space="preserve">G. J. Arteaga-Tuba and G. J. Arteaga-Tuba, “Recursos tecnológicos para el aprendizaje en el marco de la educación inclusiva ecuatoriana,” </w:t>
+            <w:t xml:space="preserve">Ş. </w:t>
+          </w:r>
+          <w:proofErr w:type="spellStart"/>
+          <w:r>
+            <w:rPr>
+              <w:rFonts w:eastAsia="Times New Roman"/>
+              <w:lang w:val="en-US"/>
+            </w:rPr>
+            <w:t>Gökçearslan</w:t>
+          </w:r>
+          <w:proofErr w:type="spellEnd"/>
+          <w:r>
+            <w:rPr>
+              <w:rFonts w:eastAsia="Times New Roman"/>
+              <w:lang w:val="en-US"/>
+            </w:rPr>
+            <w:t xml:space="preserve">, C. Tosun, and Z. G. Erdemir, “Benefits, Challenges, and Methods of Artificial Intelligence (AI) Chatbots in Education: A Systematic Literature Review,” </w:t>
           </w:r>
           <w:r>
             <w:rPr>
               <w:rFonts w:eastAsia="Times New Roman"/>
               <w:i/>
               <w:iCs/>
-            </w:rPr>
-            <w:t>Cienciamatria. Revista Interdisciplinaria de Humanidades, Educación, Ciencia y Tecnología</w:t>
-          </w:r>
-          <w:r>
-            <w:rPr>
-              <w:rFonts w:eastAsia="Times New Roman"/>
-            </w:rPr>
-            <w:t>, vol. 10, no. 18, pp. 289–312, Jan. 2024, doi: 10.35381/CM.V10I18.1272.</w:t>
+              <w:lang w:val="en-US"/>
+            </w:rPr>
+            <w:t>International Journal of Technology in Education</w:t>
+          </w:r>
+          <w:r>
+            <w:rPr>
+              <w:rFonts w:eastAsia="Times New Roman"/>
+              <w:lang w:val="en-US"/>
+            </w:rPr>
+            <w:t xml:space="preserve">, vol. 7, no. 1, pp. 19–39, Feb. 2024, </w:t>
+          </w:r>
+          <w:proofErr w:type="spellStart"/>
+          <w:r>
+            <w:rPr>
+              <w:rFonts w:eastAsia="Times New Roman"/>
+              <w:lang w:val="en-US"/>
+            </w:rPr>
+            <w:t>doi</w:t>
+          </w:r>
+          <w:proofErr w:type="spellEnd"/>
+          <w:r>
+            <w:rPr>
+              <w:rFonts w:eastAsia="Times New Roman"/>
+              <w:lang w:val="en-US"/>
+            </w:rPr>
+            <w:t>: 10.46328/ijte.600.</w:t>
           </w:r>
         </w:p>
         <w:p>
@@ -19207,7 +20966,7 @@
             <w:autoSpaceDE w:val="0"/>
             <w:autoSpaceDN w:val="0"/>
             <w:ind w:hanging="640"/>
-            <w:divId w:val="2066827865"/>
+            <w:divId w:val="1584219913"/>
             <w:rPr>
               <w:rFonts w:eastAsia="Times New Roman"/>
             </w:rPr>
@@ -19223,21 +20982,59 @@
               <w:rFonts w:eastAsia="Times New Roman"/>
             </w:rPr>
             <w:tab/>
-            <w:t xml:space="preserve">E. Yanine, M. Olvera, E. Georgina, J. Bastidas, G. Janet, and M. Espinoza, “Análisis de la Brecha Digital y el Acceso a Recursos Tecnológicos en las Instituciones de Educación Secundaria en Ecuador,” </w:t>
-          </w:r>
+            <w:t xml:space="preserve">G. J. Arteaga-Tuba and G. J. Arteaga-Tuba, “Recursos tecnológicos para el aprendizaje en el marco de la educación inclusiva ecuatoriana,” </w:t>
+          </w:r>
+          <w:proofErr w:type="spellStart"/>
           <w:r>
             <w:rPr>
               <w:rFonts w:eastAsia="Times New Roman"/>
               <w:i/>
               <w:iCs/>
             </w:rPr>
-            <w:t>Ciencia Latina Revista Científica Multidisciplinar</w:t>
-          </w:r>
-          <w:r>
-            <w:rPr>
-              <w:rFonts w:eastAsia="Times New Roman"/>
-            </w:rPr>
-            <w:t>, vol. 8, no. 2, pp. 6698–6719, May 2024, doi: 10.37811/CL_RCM.V8I2.11086.</w:t>
+            <w:t>Cienciamatria</w:t>
+          </w:r>
+          <w:proofErr w:type="spellEnd"/>
+          <w:r>
+            <w:rPr>
+              <w:rFonts w:eastAsia="Times New Roman"/>
+              <w:i/>
+              <w:iCs/>
+            </w:rPr>
+            <w:t>. Revista Interdisciplinaria de Humanidades, Educación, Ciencia y Tecnología</w:t>
+          </w:r>
+          <w:r>
+            <w:rPr>
+              <w:rFonts w:eastAsia="Times New Roman"/>
+            </w:rPr>
+            <w:t xml:space="preserve">, vol. 10, no. 18, pp. 289–312, Jan. 2024, </w:t>
+          </w:r>
+          <w:proofErr w:type="spellStart"/>
+          <w:r>
+            <w:rPr>
+              <w:rFonts w:eastAsia="Times New Roman"/>
+            </w:rPr>
+            <w:t>doi</w:t>
+          </w:r>
+          <w:proofErr w:type="spellEnd"/>
+          <w:r>
+            <w:rPr>
+              <w:rFonts w:eastAsia="Times New Roman"/>
+            </w:rPr>
+            <w:t>: 10.35381/</w:t>
+          </w:r>
+          <w:proofErr w:type="gramStart"/>
+          <w:r>
+            <w:rPr>
+              <w:rFonts w:eastAsia="Times New Roman"/>
+            </w:rPr>
+            <w:t>CM.V</w:t>
+          </w:r>
+          <w:proofErr w:type="gramEnd"/>
+          <w:r>
+            <w:rPr>
+              <w:rFonts w:eastAsia="Times New Roman"/>
+            </w:rPr>
+            <w:t>10I18.1272.</w:t>
           </w:r>
         </w:p>
         <w:p>
@@ -19245,10 +21042,9 @@
             <w:autoSpaceDE w:val="0"/>
             <w:autoSpaceDN w:val="0"/>
             <w:ind w:hanging="640"/>
-            <w:divId w:val="480469173"/>
-            <w:rPr>
-              <w:rFonts w:eastAsia="Times New Roman"/>
-              <w:lang w:val="en-US"/>
+            <w:divId w:val="1147821382"/>
+            <w:rPr>
+              <w:rFonts w:eastAsia="Times New Roman"/>
             </w:rPr>
           </w:pPr>
           <w:r>
@@ -19262,7 +21058,28 @@
               <w:rFonts w:eastAsia="Times New Roman"/>
             </w:rPr>
             <w:tab/>
-            <w:t xml:space="preserve">V. R. Jama Zambrano and J. K. Cornejo Zambrano, “Los recursos tecnológicos y su influencia en el desempeño de los docentes,” </w:t>
+            <w:t xml:space="preserve">E. </w:t>
+          </w:r>
+          <w:proofErr w:type="spellStart"/>
+          <w:r>
+            <w:rPr>
+              <w:rFonts w:eastAsia="Times New Roman"/>
+            </w:rPr>
+            <w:t>Yanine</w:t>
+          </w:r>
+          <w:proofErr w:type="spellEnd"/>
+          <w:r>
+            <w:rPr>
+              <w:rFonts w:eastAsia="Times New Roman"/>
+            </w:rPr>
+            <w:t xml:space="preserve">, M. Olvera, E. Georgina, J. Bastidas, G. Janet, and M. Espinoza, “Análisis de la Brecha Digital y el Acceso a Recursos Tecnológicos en las Instituciones de Educación </w:t>
+          </w:r>
+          <w:r>
+            <w:rPr>
+              <w:rFonts w:eastAsia="Times New Roman"/>
+            </w:rPr>
+            <w:lastRenderedPageBreak/>
+            <w:t xml:space="preserve">Secundaria en Ecuador,” </w:t>
           </w:r>
           <w:r>
             <w:rPr>
@@ -19270,49 +21087,27 @@
               <w:i/>
               <w:iCs/>
             </w:rPr>
-            <w:t>Dominio de las Ciencias, ISSN-e 2477-</w:t>
-          </w:r>
-          <w:r>
-            <w:rPr>
-              <w:rFonts w:eastAsia="Times New Roman"/>
-              <w:i/>
-              <w:iCs/>
-            </w:rPr>
-            <w:lastRenderedPageBreak/>
-            <w:t>8818, Vol. 2, N</w:t>
-          </w:r>
-          <w:r>
-            <w:rPr>
-              <w:rFonts w:eastAsia="Times New Roman"/>
-              <w:i/>
-              <w:iCs/>
-              <w:vertAlign w:val="superscript"/>
-            </w:rPr>
-            <w:t>o</w:t>
-          </w:r>
-          <w:r>
-            <w:rPr>
-              <w:rFonts w:eastAsia="Times New Roman"/>
-              <w:i/>
-              <w:iCs/>
-            </w:rPr>
-            <w:t xml:space="preserve">. Extra 3, 2016 (Ejemplar dedicado a: Monográfico de Ciencias de la Salud), págs. </w:t>
-          </w:r>
-          <w:r>
-            <w:rPr>
-              <w:rFonts w:eastAsia="Times New Roman"/>
-              <w:i/>
-              <w:iCs/>
-              <w:lang w:val="en-US"/>
-            </w:rPr>
-            <w:t>201-219</w:t>
-          </w:r>
-          <w:r>
-            <w:rPr>
-              <w:rFonts w:eastAsia="Times New Roman"/>
-              <w:lang w:val="en-US"/>
-            </w:rPr>
-            <w:t>, vol. 2, no. 3, pp. 201–219, 2016, Accessed: Aug. 28, 2025. [Online]. Available: https://dialnet.unirioja.es/servlet/articulo?codigo=6324010&amp;info=resumen&amp;idioma=ENG</w:t>
+            <w:t>Ciencia Latina Revista Científica Multidisciplinar</w:t>
+          </w:r>
+          <w:r>
+            <w:rPr>
+              <w:rFonts w:eastAsia="Times New Roman"/>
+            </w:rPr>
+            <w:t xml:space="preserve">, vol. 8, no. 2, pp. 6698–6719, May 2024, </w:t>
+          </w:r>
+          <w:proofErr w:type="spellStart"/>
+          <w:r>
+            <w:rPr>
+              <w:rFonts w:eastAsia="Times New Roman"/>
+            </w:rPr>
+            <w:t>doi</w:t>
+          </w:r>
+          <w:proofErr w:type="spellEnd"/>
+          <w:r>
+            <w:rPr>
+              <w:rFonts w:eastAsia="Times New Roman"/>
+            </w:rPr>
+            <w:t>: 10.37811/CL_RCM.V8I2.11086.</w:t>
           </w:r>
         </w:p>
         <w:p>
@@ -19320,9 +21115,10 @@
             <w:autoSpaceDE w:val="0"/>
             <w:autoSpaceDN w:val="0"/>
             <w:ind w:hanging="640"/>
-            <w:divId w:val="2093312069"/>
-            <w:rPr>
-              <w:rFonts w:eastAsia="Times New Roman"/>
+            <w:divId w:val="743843907"/>
+            <w:rPr>
+              <w:rFonts w:eastAsia="Times New Roman"/>
+              <w:lang w:val="en-US"/>
             </w:rPr>
           </w:pPr>
           <w:r>
@@ -19336,7 +21132,7 @@
               <w:rFonts w:eastAsia="Times New Roman"/>
             </w:rPr>
             <w:tab/>
-            <w:t xml:space="preserve">C. S. González-González, “El impacto de la inteligencia artificial en la educación: transformación de la forma de enseñar y de aprender,” </w:t>
+            <w:t xml:space="preserve">V. R. Jama Zambrano and J. K. Cornejo Zambrano, “Los recursos tecnológicos y su influencia en el desempeño de los docentes,” </w:t>
           </w:r>
           <w:r>
             <w:rPr>
@@ -19344,13 +21140,40 @@
               <w:i/>
               <w:iCs/>
             </w:rPr>
-            <w:t>Qurriculum. Revista de Teoría,Investigación y Práctica educativa</w:t>
-          </w:r>
-          <w:r>
-            <w:rPr>
-              <w:rFonts w:eastAsia="Times New Roman"/>
-            </w:rPr>
-            <w:t>, no. 36, pp. 51–60, 2023, doi: 10.25145/j.qurricul.2023.36.03.</w:t>
+            <w:t>Dominio de las Ciencias, ISSN-e 2477-8818, Vol. 2, N</w:t>
+          </w:r>
+          <w:r>
+            <w:rPr>
+              <w:rFonts w:eastAsia="Times New Roman"/>
+              <w:i/>
+              <w:iCs/>
+              <w:vertAlign w:val="superscript"/>
+            </w:rPr>
+            <w:t>o</w:t>
+          </w:r>
+          <w:r>
+            <w:rPr>
+              <w:rFonts w:eastAsia="Times New Roman"/>
+              <w:i/>
+              <w:iCs/>
+            </w:rPr>
+            <w:t xml:space="preserve">. Extra 3, 2016 (Ejemplar dedicado a: Monográfico de Ciencias de la Salud), págs. </w:t>
+          </w:r>
+          <w:r>
+            <w:rPr>
+              <w:rFonts w:eastAsia="Times New Roman"/>
+              <w:i/>
+              <w:iCs/>
+              <w:lang w:val="en-US"/>
+            </w:rPr>
+            <w:t>201-219</w:t>
+          </w:r>
+          <w:r>
+            <w:rPr>
+              <w:rFonts w:eastAsia="Times New Roman"/>
+              <w:lang w:val="en-US"/>
+            </w:rPr>
+            <w:t>, vol. 2, no. 3, pp. 201–219, 2016, Accessed: Aug. 28, 2025. [Online]. Available: https://dialnet.unirioja.es/servlet/articulo?codigo=6324010&amp;info=resumen&amp;idioma=ENG</w:t>
           </w:r>
         </w:p>
         <w:p>
@@ -19358,42 +21181,81 @@
             <w:autoSpaceDE w:val="0"/>
             <w:autoSpaceDN w:val="0"/>
             <w:ind w:hanging="640"/>
-            <w:divId w:val="561332793"/>
-            <w:rPr>
-              <w:rFonts w:eastAsia="Times New Roman"/>
-              <w:lang w:val="en-US"/>
+            <w:divId w:val="118305026"/>
+            <w:rPr>
+              <w:rFonts w:eastAsia="Times New Roman"/>
             </w:rPr>
           </w:pPr>
           <w:r>
             <w:rPr>
               <w:rFonts w:eastAsia="Times New Roman"/>
-              <w:lang w:val="en-US"/>
             </w:rPr>
             <w:t>[11]</w:t>
           </w:r>
           <w:r>
             <w:rPr>
               <w:rFonts w:eastAsia="Times New Roman"/>
-              <w:lang w:val="en-US"/>
             </w:rPr>
             <w:tab/>
-            <w:t xml:space="preserve">L. Chen, P. Chen, and Z. Lin, “Artificial Intelligence in Education: A Review,” </w:t>
-          </w:r>
+            <w:t xml:space="preserve">C. S. González-González, “El impacto de la inteligencia artificial en la educación: transformación de la forma de enseñar y de aprender,” </w:t>
+          </w:r>
+          <w:proofErr w:type="spellStart"/>
           <w:r>
             <w:rPr>
               <w:rFonts w:eastAsia="Times New Roman"/>
               <w:i/>
               <w:iCs/>
-              <w:lang w:val="en-US"/>
-            </w:rPr>
-            <w:t>IEEE Access</w:t>
-          </w:r>
-          <w:r>
-            <w:rPr>
-              <w:rFonts w:eastAsia="Times New Roman"/>
-              <w:lang w:val="en-US"/>
-            </w:rPr>
-            <w:t>, vol. 8, pp. 75264–75278, 2020, doi: 10.1109/ACCESS.2020.2988510.</w:t>
+            </w:rPr>
+            <w:t>Qurriculum</w:t>
+          </w:r>
+          <w:proofErr w:type="spellEnd"/>
+          <w:r>
+            <w:rPr>
+              <w:rFonts w:eastAsia="Times New Roman"/>
+              <w:i/>
+              <w:iCs/>
+            </w:rPr>
+            <w:t xml:space="preserve">. Revista de </w:t>
+          </w:r>
+          <w:proofErr w:type="spellStart"/>
+          <w:proofErr w:type="gramStart"/>
+          <w:r>
+            <w:rPr>
+              <w:rFonts w:eastAsia="Times New Roman"/>
+              <w:i/>
+              <w:iCs/>
+            </w:rPr>
+            <w:t>Teoría,Investigación</w:t>
+          </w:r>
+          <w:proofErr w:type="spellEnd"/>
+          <w:proofErr w:type="gramEnd"/>
+          <w:r>
+            <w:rPr>
+              <w:rFonts w:eastAsia="Times New Roman"/>
+              <w:i/>
+              <w:iCs/>
+            </w:rPr>
+            <w:t xml:space="preserve"> y Práctica educativa</w:t>
+          </w:r>
+          <w:r>
+            <w:rPr>
+              <w:rFonts w:eastAsia="Times New Roman"/>
+            </w:rPr>
+            <w:t xml:space="preserve">, no. 36, pp. 51–60, 2023, </w:t>
+          </w:r>
+          <w:proofErr w:type="spellStart"/>
+          <w:r>
+            <w:rPr>
+              <w:rFonts w:eastAsia="Times New Roman"/>
+            </w:rPr>
+            <w:t>doi</w:t>
+          </w:r>
+          <w:proofErr w:type="spellEnd"/>
+          <w:r>
+            <w:rPr>
+              <w:rFonts w:eastAsia="Times New Roman"/>
+            </w:rPr>
+            <w:t>: 10.25145/j.qurricul.2023.36.03.</w:t>
           </w:r>
         </w:p>
         <w:p>
@@ -19401,23 +21263,58 @@
             <w:autoSpaceDE w:val="0"/>
             <w:autoSpaceDN w:val="0"/>
             <w:ind w:hanging="640"/>
-            <w:divId w:val="1137213366"/>
-            <w:rPr>
-              <w:rFonts w:eastAsia="Times New Roman"/>
+            <w:divId w:val="1574663417"/>
+            <w:rPr>
+              <w:rFonts w:eastAsia="Times New Roman"/>
+              <w:lang w:val="en-US"/>
             </w:rPr>
           </w:pPr>
           <w:r>
             <w:rPr>
               <w:rFonts w:eastAsia="Times New Roman"/>
+              <w:lang w:val="en-US"/>
             </w:rPr>
             <w:t>[12]</w:t>
           </w:r>
           <w:r>
             <w:rPr>
               <w:rFonts w:eastAsia="Times New Roman"/>
+              <w:lang w:val="en-US"/>
             </w:rPr>
             <w:tab/>
-            <w:t>Stalin Patricio Toledo Cuenca, “Año lectivo 2022-2023 Ser Estudiante Informe Nacional de Resultados,” 2023. Accessed: Sep. 03, 2025. [Online]. Available: www.evaluacion.gob.ec</w:t>
+            <w:t xml:space="preserve">L. Chen, P. Chen, and Z. Lin, “Artificial Intelligence in Education: A Review,” </w:t>
+          </w:r>
+          <w:r>
+            <w:rPr>
+              <w:rFonts w:eastAsia="Times New Roman"/>
+              <w:i/>
+              <w:iCs/>
+              <w:lang w:val="en-US"/>
+            </w:rPr>
+            <w:t>IEEE Access</w:t>
+          </w:r>
+          <w:r>
+            <w:rPr>
+              <w:rFonts w:eastAsia="Times New Roman"/>
+              <w:lang w:val="en-US"/>
+            </w:rPr>
+            <w:t xml:space="preserve">, vol. 8, pp. 75264–75278, 2020, </w:t>
+          </w:r>
+          <w:proofErr w:type="spellStart"/>
+          <w:r>
+            <w:rPr>
+              <w:rFonts w:eastAsia="Times New Roman"/>
+              <w:lang w:val="en-US"/>
+            </w:rPr>
+            <w:t>doi</w:t>
+          </w:r>
+          <w:proofErr w:type="spellEnd"/>
+          <w:r>
+            <w:rPr>
+              <w:rFonts w:eastAsia="Times New Roman"/>
+              <w:lang w:val="en-US"/>
+            </w:rPr>
+            <w:t>: 10.1109/ACCESS.2020.2988510.</w:t>
           </w:r>
         </w:p>
         <w:p>
@@ -19425,7 +21322,7 @@
             <w:autoSpaceDE w:val="0"/>
             <w:autoSpaceDN w:val="0"/>
             <w:ind w:hanging="640"/>
-            <w:divId w:val="1567572320"/>
+            <w:divId w:val="814223373"/>
             <w:rPr>
               <w:rFonts w:eastAsia="Times New Roman"/>
             </w:rPr>
@@ -19441,21 +21338,35 @@
               <w:rFonts w:eastAsia="Times New Roman"/>
             </w:rPr>
             <w:tab/>
-            <w:t xml:space="preserve">M. E. Portes López, Y. E. Chila Avilez, and H. V. Chila Ortiz, “Revelaciones del análisis ser estudiante 2023 y estrategias innovadoras para potenciar el éxito estudiantil,” </w:t>
-          </w:r>
-          <w:r>
-            <w:rPr>
-              <w:rFonts w:eastAsia="Times New Roman"/>
-              <w:i/>
-              <w:iCs/>
-            </w:rPr>
-            <w:t>LATAM Revista Latinoamericana de Ciencias Sociales y Humanidades</w:t>
-          </w:r>
-          <w:r>
-            <w:rPr>
-              <w:rFonts w:eastAsia="Times New Roman"/>
-            </w:rPr>
-            <w:t>, vol. 5, no. 4, Jul. 2024, doi: 10.56712/latam.v5i4.2303.</w:t>
+            <w:t xml:space="preserve">Stalin Patricio Toledo Cuenca, “Año lectivo 2022-2023 Ser Estudiante Informe Nacional de Resultados,” 2023. </w:t>
+          </w:r>
+          <w:proofErr w:type="spellStart"/>
+          <w:r>
+            <w:rPr>
+              <w:rFonts w:eastAsia="Times New Roman"/>
+            </w:rPr>
+            <w:t>Accessed</w:t>
+          </w:r>
+          <w:proofErr w:type="spellEnd"/>
+          <w:r>
+            <w:rPr>
+              <w:rFonts w:eastAsia="Times New Roman"/>
+            </w:rPr>
+            <w:t xml:space="preserve">: Sep. 03, 2025. [Online]. </w:t>
+          </w:r>
+          <w:proofErr w:type="spellStart"/>
+          <w:r>
+            <w:rPr>
+              <w:rFonts w:eastAsia="Times New Roman"/>
+            </w:rPr>
+            <w:t>Available</w:t>
+          </w:r>
+          <w:proofErr w:type="spellEnd"/>
+          <w:r>
+            <w:rPr>
+              <w:rFonts w:eastAsia="Times New Roman"/>
+            </w:rPr>
+            <w:t>: www.evaluacion.gob.ec</w:t>
           </w:r>
         </w:p>
         <w:p>
@@ -19463,42 +21374,79 @@
             <w:autoSpaceDE w:val="0"/>
             <w:autoSpaceDN w:val="0"/>
             <w:ind w:hanging="640"/>
-            <w:divId w:val="267473770"/>
-            <w:rPr>
-              <w:rFonts w:eastAsia="Times New Roman"/>
-              <w:lang w:val="en-US"/>
+            <w:divId w:val="786045265"/>
+            <w:rPr>
+              <w:rFonts w:eastAsia="Times New Roman"/>
             </w:rPr>
           </w:pPr>
           <w:r>
             <w:rPr>
               <w:rFonts w:eastAsia="Times New Roman"/>
-              <w:lang w:val="en-US"/>
             </w:rPr>
             <w:t>[14]</w:t>
           </w:r>
           <w:r>
             <w:rPr>
               <w:rFonts w:eastAsia="Times New Roman"/>
-              <w:lang w:val="en-US"/>
             </w:rPr>
             <w:tab/>
-            <w:t xml:space="preserve">N. Kosmyna </w:t>
+            <w:t xml:space="preserve">M. E. Portes López, Y. E. Chila Avilez, and H. V. Chila Ortiz, “Revelaciones del análisis ser estudiante 2023 y estrategias innovadoras para potenciar el éxito estudiantil,” </w:t>
           </w:r>
           <w:r>
             <w:rPr>
               <w:rFonts w:eastAsia="Times New Roman"/>
               <w:i/>
               <w:iCs/>
-              <w:lang w:val="en-US"/>
-            </w:rPr>
-            <w:t>et al.</w:t>
-          </w:r>
-          <w:r>
-            <w:rPr>
-              <w:rFonts w:eastAsia="Times New Roman"/>
-              <w:lang w:val="en-US"/>
-            </w:rPr>
-            <w:t>, “Your Brain on ChatGPT: Accumulation of Cognitive Debt when Using an AI Assistant for Essay Writing Task,” Jun. 2025, Accessed: Sep. 15, 2025. [Online]. Available: https://arxiv.org/pdf/2506.08872</w:t>
+            </w:rPr>
+            <w:t>LATAM Revista Latinoamericana de Ciencias Sociales y Humanidades</w:t>
+          </w:r>
+          <w:r>
+            <w:rPr>
+              <w:rFonts w:eastAsia="Times New Roman"/>
+            </w:rPr>
+            <w:t xml:space="preserve">, vol. 5, no. 4, </w:t>
+          </w:r>
+          <w:proofErr w:type="gramStart"/>
+          <w:r>
+            <w:rPr>
+              <w:rFonts w:eastAsia="Times New Roman"/>
+            </w:rPr>
+            <w:t>Jul.</w:t>
+          </w:r>
+          <w:proofErr w:type="gramEnd"/>
+          <w:r>
+            <w:rPr>
+              <w:rFonts w:eastAsia="Times New Roman"/>
+            </w:rPr>
+            <w:t xml:space="preserve"> 2024, </w:t>
+          </w:r>
+          <w:proofErr w:type="spellStart"/>
+          <w:r>
+            <w:rPr>
+              <w:rFonts w:eastAsia="Times New Roman"/>
+            </w:rPr>
+            <w:t>doi</w:t>
+          </w:r>
+          <w:proofErr w:type="spellEnd"/>
+          <w:r>
+            <w:rPr>
+              <w:rFonts w:eastAsia="Times New Roman"/>
+            </w:rPr>
+            <w:t>: 10.56712/</w:t>
+          </w:r>
+          <w:proofErr w:type="gramStart"/>
+          <w:r>
+            <w:rPr>
+              <w:rFonts w:eastAsia="Times New Roman"/>
+            </w:rPr>
+            <w:t>latam.v</w:t>
+          </w:r>
+          <w:proofErr w:type="gramEnd"/>
+          <w:r>
+            <w:rPr>
+              <w:rFonts w:eastAsia="Times New Roman"/>
+            </w:rPr>
+            <w:t>5i4.2303.</w:t>
           </w:r>
         </w:p>
         <w:p>
@@ -19506,7 +21454,7 @@
             <w:autoSpaceDE w:val="0"/>
             <w:autoSpaceDN w:val="0"/>
             <w:ind w:hanging="640"/>
-            <w:divId w:val="631986739"/>
+            <w:divId w:val="1209293106"/>
             <w:rPr>
               <w:rFonts w:eastAsia="Times New Roman"/>
               <w:lang w:val="en-US"/>
@@ -19525,7 +21473,39 @@
               <w:lang w:val="en-US"/>
             </w:rPr>
             <w:tab/>
-            <w:t>“The SAGE Handbook of Qualitative Research”, Accessed: Jul. 31, 2025. [Online]. Available: https://dl1.cuni.cz/pluginfile.php/1143325/mod_resource/content/1/Norman%20K.%20Denzin%2C%20Yvonna%20S.%20Lincoln%20-%20The%20SAGE%20Handbook%20of%20Qualitative%20Research-SAGE%20Publications%2C%20Inc%20%282017%29.pdf</w:t>
+            <w:t xml:space="preserve">N. </w:t>
+          </w:r>
+          <w:proofErr w:type="spellStart"/>
+          <w:r>
+            <w:rPr>
+              <w:rFonts w:eastAsia="Times New Roman"/>
+              <w:lang w:val="en-US"/>
+            </w:rPr>
+            <w:t>Kosmyna</w:t>
+          </w:r>
+          <w:proofErr w:type="spellEnd"/>
+          <w:r>
+            <w:rPr>
+              <w:rFonts w:eastAsia="Times New Roman"/>
+              <w:lang w:val="en-US"/>
+            </w:rPr>
+            <w:t xml:space="preserve"> </w:t>
+          </w:r>
+          <w:r>
+            <w:rPr>
+              <w:rFonts w:eastAsia="Times New Roman"/>
+              <w:i/>
+              <w:iCs/>
+              <w:lang w:val="en-US"/>
+            </w:rPr>
+            <w:t>et al.</w:t>
+          </w:r>
+          <w:r>
+            <w:rPr>
+              <w:rFonts w:eastAsia="Times New Roman"/>
+              <w:lang w:val="en-US"/>
+            </w:rPr>
+            <w:t>, “Your Brain on ChatGPT: Accumulation of Cognitive Debt when Using an AI Assistant for Essay Writing Task,” Jun. 2025, Accessed: Sep. 15, 2025. [Online]. Available: https://arxiv.org/pdf/2506.08872</w:t>
           </w:r>
         </w:p>
         <w:p>
@@ -19533,7 +21513,7 @@
             <w:autoSpaceDE w:val="0"/>
             <w:autoSpaceDN w:val="0"/>
             <w:ind w:hanging="640"/>
-            <w:divId w:val="2108426978"/>
+            <w:divId w:val="436143612"/>
             <w:rPr>
               <w:rFonts w:eastAsia="Times New Roman"/>
               <w:lang w:val="en-US"/>
@@ -19542,22 +21522,17 @@
           <w:r>
             <w:rPr>
               <w:rFonts w:eastAsia="Times New Roman"/>
+              <w:lang w:val="en-US"/>
             </w:rPr>
             <w:t>[16]</w:t>
           </w:r>
           <w:r>
             <w:rPr>
               <w:rFonts w:eastAsia="Times New Roman"/>
+              <w:lang w:val="en-US"/>
             </w:rPr>
             <w:tab/>
-            <w:t xml:space="preserve">“Introduccion-a-Los-Metodos-Cualitativos-de-Investigacion-Taylor-S-J-Bogdan-R”, Accessed: Jul. 31, 2025. </w:t>
-          </w:r>
-          <w:r>
-            <w:rPr>
-              <w:rFonts w:eastAsia="Times New Roman"/>
-              <w:lang w:val="en-US"/>
-            </w:rPr>
-            <w:t>[Online]. Available: https://pics.unison.mx/maestria/wp-content/uploads/2020/05/Introduccion-a-Los-Metodos-Cualitativos-de-Investigacion-Taylor-S-J-Bogdan-R.pdf</w:t>
+            <w:t>“The SAGE Handbook of Qualitative Research”, Accessed: Jul. 31, 2025. [Online]. Available: https://dl1.cuni.cz/pluginfile.php/1143325/mod_resource/content/1/Norman%20K.%20Denzin%2C%20Yvonna%20S.%20Lincoln%20-%20The%20SAGE%20Handbook%20of%20Qualitative%20Research-SAGE%20Publications%2C%20Inc%20%282017%29.pdf</w:t>
           </w:r>
         </w:p>
         <w:p>
@@ -19565,7 +21540,7 @@
             <w:autoSpaceDE w:val="0"/>
             <w:autoSpaceDN w:val="0"/>
             <w:ind w:hanging="640"/>
-            <w:divId w:val="332688590"/>
+            <w:divId w:val="1497065979"/>
             <w:rPr>
               <w:rFonts w:eastAsia="Times New Roman"/>
               <w:lang w:val="en-US"/>
@@ -19574,7 +21549,6 @@
           <w:r>
             <w:rPr>
               <w:rFonts w:eastAsia="Times New Roman"/>
-              <w:lang w:val="en-US"/>
             </w:rPr>
             <w:lastRenderedPageBreak/>
             <w:t>[17]</w:t>
@@ -19582,10 +21556,44 @@
           <w:r>
             <w:rPr>
               <w:rFonts w:eastAsia="Times New Roman"/>
+            </w:rPr>
+            <w:tab/>
+            <w:t xml:space="preserve">“Introduccion-a-Los-Metodos-Cualitativos-de-Investigacion-Taylor-S-J-Bogdan-R”, </w:t>
+          </w:r>
+          <w:proofErr w:type="spellStart"/>
+          <w:r>
+            <w:rPr>
+              <w:rFonts w:eastAsia="Times New Roman"/>
+            </w:rPr>
+            <w:t>Accessed</w:t>
+          </w:r>
+          <w:proofErr w:type="spellEnd"/>
+          <w:r>
+            <w:rPr>
+              <w:rFonts w:eastAsia="Times New Roman"/>
+            </w:rPr>
+            <w:t xml:space="preserve">: </w:t>
+          </w:r>
+          <w:proofErr w:type="gramStart"/>
+          <w:r>
+            <w:rPr>
+              <w:rFonts w:eastAsia="Times New Roman"/>
+            </w:rPr>
+            <w:t>Jul.</w:t>
+          </w:r>
+          <w:proofErr w:type="gramEnd"/>
+          <w:r>
+            <w:rPr>
+              <w:rFonts w:eastAsia="Times New Roman"/>
+            </w:rPr>
+            <w:t xml:space="preserve"> 31, 2025. </w:t>
+          </w:r>
+          <w:r>
+            <w:rPr>
+              <w:rFonts w:eastAsia="Times New Roman"/>
               <w:lang w:val="en-US"/>
             </w:rPr>
-            <w:tab/>
-            <w:t>“the discovery of gorunded theory”.</w:t>
+            <w:t>[Online]. Available: https://pics.unison.mx/maestria/wp-content/uploads/2020/05/Introduccion-a-Los-Metodos-Cualitativos-de-Investigacion-Taylor-S-J-Bogdan-R.pdf</w:t>
           </w:r>
         </w:p>
         <w:p>
@@ -19593,7 +21601,7 @@
             <w:autoSpaceDE w:val="0"/>
             <w:autoSpaceDN w:val="0"/>
             <w:ind w:hanging="640"/>
-            <w:divId w:val="255094141"/>
+            <w:divId w:val="1981416123"/>
             <w:rPr>
               <w:rFonts w:eastAsia="Times New Roman"/>
               <w:lang w:val="en-US"/>
@@ -19612,23 +21620,23 @@
               <w:lang w:val="en-US"/>
             </w:rPr>
             <w:tab/>
-            <w:t xml:space="preserve">S. H. Park, “Use of Generative Artificial Intelligence, Including Large Language Models Such as ChatGPT, in Scientific Publications: Policies of KJR and Prominent Authorities,” Aug. 01, 2023, </w:t>
-          </w:r>
-          <w:r>
-            <w:rPr>
-              <w:rFonts w:eastAsia="Times New Roman"/>
-              <w:i/>
-              <w:iCs/>
+            <w:t xml:space="preserve">“the discovery of </w:t>
+          </w:r>
+          <w:proofErr w:type="spellStart"/>
+          <w:r>
+            <w:rPr>
+              <w:rFonts w:eastAsia="Times New Roman"/>
               <w:lang w:val="en-US"/>
             </w:rPr>
-            <w:t>Korean Radiological Society</w:t>
-          </w:r>
+            <w:t>gorunded</w:t>
+          </w:r>
+          <w:proofErr w:type="spellEnd"/>
           <w:r>
             <w:rPr>
               <w:rFonts w:eastAsia="Times New Roman"/>
               <w:lang w:val="en-US"/>
             </w:rPr>
-            <w:t>. doi: 10.3348/kjr.2023.0643.</w:t>
+            <w:t xml:space="preserve"> theory”.</w:t>
           </w:r>
         </w:p>
         <w:p>
@@ -19636,7 +21644,7 @@
             <w:autoSpaceDE w:val="0"/>
             <w:autoSpaceDN w:val="0"/>
             <w:ind w:hanging="640"/>
-            <w:divId w:val="1325930964"/>
+            <w:divId w:val="1172640331"/>
             <w:rPr>
               <w:rFonts w:eastAsia="Times New Roman"/>
               <w:lang w:val="en-US"/>
@@ -19645,36 +21653,49 @@
           <w:r>
             <w:rPr>
               <w:rFonts w:eastAsia="Times New Roman"/>
+              <w:lang w:val="en-US"/>
             </w:rPr>
             <w:t>[19]</w:t>
           </w:r>
           <w:r>
             <w:rPr>
               <w:rFonts w:eastAsia="Times New Roman"/>
+              <w:lang w:val="en-US"/>
             </w:rPr>
             <w:tab/>
-            <w:t xml:space="preserve">C. A. Cortes-Camarillo, G. Alor-Hernández, B. A. Olivares-Zepahua, L. Rodríguez-Mazahua, and S. Gustavo Peláez-Camarena, “Análisis comparativo de patrones de diseño de interfaz de usuario para el desarrollo de aplicaciones educativas Comparative Analysis of User Interface Design Patterns for Developing Educational Applications,” </w:t>
+            <w:t xml:space="preserve">S. H. Park, “Use of Generative Artificial Intelligence, Including Large Language Models Such as ChatGPT, in Scientific Publications: Policies of KJR and Prominent Authorities,” Aug. 01, 2023, </w:t>
           </w:r>
           <w:r>
             <w:rPr>
               <w:rFonts w:eastAsia="Times New Roman"/>
               <w:i/>
               <w:iCs/>
-            </w:rPr>
-            <w:t>Research in Computing Science</w:t>
-          </w:r>
-          <w:r>
-            <w:rPr>
-              <w:rFonts w:eastAsia="Times New Roman"/>
-            </w:rPr>
-            <w:t xml:space="preserve">, vol. 126, pp. 31–41, 2016, Accessed: Aug. 28, 2025. </w:t>
-          </w:r>
-          <w:r>
-            <w:rPr>
-              <w:rFonts w:eastAsia="Times New Roman"/>
               <w:lang w:val="en-US"/>
             </w:rPr>
-            <w:t>[Online]. Available: https://www.rcs.cic.ipn.mx/2016_126/Analisis%20comparativo%20de%20patrones%20de%20diseno%20de%20interfaz%20de%20usuario%20para%20el%20desarrollo.pdf</w:t>
+            <w:t>Korean Radiological Society</w:t>
+          </w:r>
+          <w:r>
+            <w:rPr>
+              <w:rFonts w:eastAsia="Times New Roman"/>
+              <w:lang w:val="en-US"/>
+            </w:rPr>
+            <w:t xml:space="preserve">. </w:t>
+          </w:r>
+          <w:proofErr w:type="spellStart"/>
+          <w:r>
+            <w:rPr>
+              <w:rFonts w:eastAsia="Times New Roman"/>
+              <w:lang w:val="en-US"/>
+            </w:rPr>
+            <w:t>doi</w:t>
+          </w:r>
+          <w:proofErr w:type="spellEnd"/>
+          <w:r>
+            <w:rPr>
+              <w:rFonts w:eastAsia="Times New Roman"/>
+              <w:lang w:val="en-US"/>
+            </w:rPr>
+            <w:t>: 10.3348/kjr.2023.0643.</w:t>
           </w:r>
         </w:p>
         <w:p>
@@ -19682,7 +21703,7 @@
             <w:autoSpaceDE w:val="0"/>
             <w:autoSpaceDN w:val="0"/>
             <w:ind w:hanging="640"/>
-            <w:divId w:val="832649587"/>
+            <w:divId w:val="1813667285"/>
             <w:rPr>
               <w:rFonts w:eastAsia="Times New Roman"/>
               <w:lang w:val="en-US"/>
@@ -19691,33 +21712,224 @@
           <w:r>
             <w:rPr>
               <w:rFonts w:eastAsia="Times New Roman"/>
-              <w:lang w:val="en-US"/>
             </w:rPr>
             <w:t>[20]</w:t>
           </w:r>
           <w:r>
             <w:rPr>
               <w:rFonts w:eastAsia="Times New Roman"/>
-              <w:lang w:val="en-US"/>
             </w:rPr>
             <w:tab/>
-            <w:t xml:space="preserve">B. Faghih, M. Reza Azadehfar, and S. D. Katebi, “User Interface Design for E-Learning Software,” </w:t>
-          </w:r>
+            <w:t>C. A. Cortes-Camarillo, G. Alor-Hernández, B. A. Olivares-</w:t>
+          </w:r>
+          <w:proofErr w:type="spellStart"/>
+          <w:r>
+            <w:rPr>
+              <w:rFonts w:eastAsia="Times New Roman"/>
+            </w:rPr>
+            <w:t>Zepahua</w:t>
+          </w:r>
+          <w:proofErr w:type="spellEnd"/>
+          <w:r>
+            <w:rPr>
+              <w:rFonts w:eastAsia="Times New Roman"/>
+            </w:rPr>
+            <w:t xml:space="preserve">, L. Rodríguez-Mazahua, and S. Gustavo Peláez-Camarena, “Análisis comparativo de patrones de diseño de interfaz de usuario para el desarrollo de aplicaciones educativas Comparative </w:t>
+          </w:r>
+          <w:proofErr w:type="spellStart"/>
+          <w:r>
+            <w:rPr>
+              <w:rFonts w:eastAsia="Times New Roman"/>
+            </w:rPr>
+            <w:t>Analysis</w:t>
+          </w:r>
+          <w:proofErr w:type="spellEnd"/>
+          <w:r>
+            <w:rPr>
+              <w:rFonts w:eastAsia="Times New Roman"/>
+            </w:rPr>
+            <w:t xml:space="preserve"> </w:t>
+          </w:r>
+          <w:proofErr w:type="spellStart"/>
+          <w:r>
+            <w:rPr>
+              <w:rFonts w:eastAsia="Times New Roman"/>
+            </w:rPr>
+            <w:t>of</w:t>
+          </w:r>
+          <w:proofErr w:type="spellEnd"/>
+          <w:r>
+            <w:rPr>
+              <w:rFonts w:eastAsia="Times New Roman"/>
+            </w:rPr>
+            <w:t xml:space="preserve"> </w:t>
+          </w:r>
+          <w:proofErr w:type="spellStart"/>
+          <w:r>
+            <w:rPr>
+              <w:rFonts w:eastAsia="Times New Roman"/>
+            </w:rPr>
+            <w:t>User</w:t>
+          </w:r>
+          <w:proofErr w:type="spellEnd"/>
+          <w:r>
+            <w:rPr>
+              <w:rFonts w:eastAsia="Times New Roman"/>
+            </w:rPr>
+            <w:t xml:space="preserve"> Interface </w:t>
+          </w:r>
+          <w:proofErr w:type="spellStart"/>
+          <w:r>
+            <w:rPr>
+              <w:rFonts w:eastAsia="Times New Roman"/>
+            </w:rPr>
+            <w:t>Design</w:t>
+          </w:r>
+          <w:proofErr w:type="spellEnd"/>
+          <w:r>
+            <w:rPr>
+              <w:rFonts w:eastAsia="Times New Roman"/>
+            </w:rPr>
+            <w:t xml:space="preserve"> </w:t>
+          </w:r>
+          <w:proofErr w:type="spellStart"/>
+          <w:r>
+            <w:rPr>
+              <w:rFonts w:eastAsia="Times New Roman"/>
+            </w:rPr>
+            <w:t>Patterns</w:t>
+          </w:r>
+          <w:proofErr w:type="spellEnd"/>
+          <w:r>
+            <w:rPr>
+              <w:rFonts w:eastAsia="Times New Roman"/>
+            </w:rPr>
+            <w:t xml:space="preserve"> </w:t>
+          </w:r>
+          <w:proofErr w:type="spellStart"/>
+          <w:r>
+            <w:rPr>
+              <w:rFonts w:eastAsia="Times New Roman"/>
+            </w:rPr>
+            <w:t>for</w:t>
+          </w:r>
+          <w:proofErr w:type="spellEnd"/>
+          <w:r>
+            <w:rPr>
+              <w:rFonts w:eastAsia="Times New Roman"/>
+            </w:rPr>
+            <w:t xml:space="preserve"> </w:t>
+          </w:r>
+          <w:proofErr w:type="spellStart"/>
+          <w:r>
+            <w:rPr>
+              <w:rFonts w:eastAsia="Times New Roman"/>
+            </w:rPr>
+            <w:t>Developing</w:t>
+          </w:r>
+          <w:proofErr w:type="spellEnd"/>
+          <w:r>
+            <w:rPr>
+              <w:rFonts w:eastAsia="Times New Roman"/>
+            </w:rPr>
+            <w:t xml:space="preserve"> </w:t>
+          </w:r>
+          <w:proofErr w:type="spellStart"/>
+          <w:r>
+            <w:rPr>
+              <w:rFonts w:eastAsia="Times New Roman"/>
+            </w:rPr>
+            <w:t>Educational</w:t>
+          </w:r>
+          <w:proofErr w:type="spellEnd"/>
+          <w:r>
+            <w:rPr>
+              <w:rFonts w:eastAsia="Times New Roman"/>
+            </w:rPr>
+            <w:t xml:space="preserve"> </w:t>
+          </w:r>
+          <w:proofErr w:type="spellStart"/>
+          <w:r>
+            <w:rPr>
+              <w:rFonts w:eastAsia="Times New Roman"/>
+            </w:rPr>
+            <w:t>Applications</w:t>
+          </w:r>
+          <w:proofErr w:type="spellEnd"/>
+          <w:r>
+            <w:rPr>
+              <w:rFonts w:eastAsia="Times New Roman"/>
+            </w:rPr>
+            <w:t xml:space="preserve">,” </w:t>
+          </w:r>
+          <w:proofErr w:type="spellStart"/>
           <w:r>
             <w:rPr>
               <w:rFonts w:eastAsia="Times New Roman"/>
               <w:i/>
               <w:iCs/>
+            </w:rPr>
+            <w:t>Research</w:t>
+          </w:r>
+          <w:proofErr w:type="spellEnd"/>
+          <w:r>
+            <w:rPr>
+              <w:rFonts w:eastAsia="Times New Roman"/>
+              <w:i/>
+              <w:iCs/>
+            </w:rPr>
+            <w:t xml:space="preserve"> in Computing </w:t>
+          </w:r>
+          <w:proofErr w:type="spellStart"/>
+          <w:r>
+            <w:rPr>
+              <w:rFonts w:eastAsia="Times New Roman"/>
+              <w:i/>
+              <w:iCs/>
+            </w:rPr>
+            <w:t>Science</w:t>
+          </w:r>
+          <w:proofErr w:type="spellEnd"/>
+          <w:r>
+            <w:rPr>
+              <w:rFonts w:eastAsia="Times New Roman"/>
+            </w:rPr>
+            <w:t xml:space="preserve">, vol. 126, pp. 31–41, 2016, </w:t>
+          </w:r>
+          <w:proofErr w:type="spellStart"/>
+          <w:r>
+            <w:rPr>
+              <w:rFonts w:eastAsia="Times New Roman"/>
+            </w:rPr>
+            <w:t>Accessed</w:t>
+          </w:r>
+          <w:proofErr w:type="spellEnd"/>
+          <w:r>
+            <w:rPr>
+              <w:rFonts w:eastAsia="Times New Roman"/>
+            </w:rPr>
+            <w:t xml:space="preserve">: </w:t>
+          </w:r>
+          <w:proofErr w:type="spellStart"/>
+          <w:r>
+            <w:rPr>
+              <w:rFonts w:eastAsia="Times New Roman"/>
+            </w:rPr>
+            <w:t>Aug</w:t>
+          </w:r>
+          <w:proofErr w:type="spellEnd"/>
+          <w:r>
+            <w:rPr>
+              <w:rFonts w:eastAsia="Times New Roman"/>
+            </w:rPr>
+            <w:t xml:space="preserve">. 28, 2025. </w:t>
+          </w:r>
+          <w:r>
+            <w:rPr>
+              <w:rFonts w:eastAsia="Times New Roman"/>
               <w:lang w:val="en-US"/>
             </w:rPr>
-            <w:t>JSCSE]</w:t>
-          </w:r>
-          <w:r>
-            <w:rPr>
-              <w:rFonts w:eastAsia="Times New Roman"/>
-              <w:lang w:val="en-US"/>
-            </w:rPr>
-            <w:t>, vol. 3, no. 3, 2013, doi: 10.7321/jscse.v3.n3.119.</w:t>
+            <w:t>[Online]. Available: https://www.rcs.cic.ipn.mx/2016_126/Analisis%20comparativo%20de%20patrones%20de%20diseno%20de%20interfaz%20de%20usuario%20para%20el%20desarrollo.pdf</w:t>
           </w:r>
         </w:p>
         <w:p>
@@ -19725,7 +21937,7 @@
             <w:autoSpaceDE w:val="0"/>
             <w:autoSpaceDN w:val="0"/>
             <w:ind w:hanging="640"/>
-            <w:divId w:val="525484308"/>
+            <w:divId w:val="1606230321"/>
             <w:rPr>
               <w:rFonts w:eastAsia="Times New Roman"/>
               <w:lang w:val="en-US"/>
@@ -19734,22 +21946,81 @@
           <w:r>
             <w:rPr>
               <w:rFonts w:eastAsia="Times New Roman"/>
+              <w:lang w:val="en-US"/>
             </w:rPr>
             <w:t>[21]</w:t>
           </w:r>
           <w:r>
             <w:rPr>
               <w:rFonts w:eastAsia="Times New Roman"/>
+              <w:lang w:val="en-US"/>
             </w:rPr>
             <w:tab/>
-            <w:t xml:space="preserve">EARL W. SWOKOWSKI and JEFFERY A. COLE, “Álgebra y Trigonometría con Geometría Analítica,” vol. 12a. edición, 2009, Accessed: Aug. 28, 2025. </w:t>
-          </w:r>
+            <w:t xml:space="preserve">B. Faghih, M. Reza Azadehfar, and S. D. </w:t>
+          </w:r>
+          <w:proofErr w:type="spellStart"/>
           <w:r>
             <w:rPr>
               <w:rFonts w:eastAsia="Times New Roman"/>
               <w:lang w:val="en-US"/>
             </w:rPr>
-            <w:t>[Online]. Available: https://tuaulavirtual.educatic.unam.mx/pluginfile.php/977649/mod_resource/content/0/Swokowski.pdf</w:t>
+            <w:t>Katebi</w:t>
+          </w:r>
+          <w:proofErr w:type="spellEnd"/>
+          <w:r>
+            <w:rPr>
+              <w:rFonts w:eastAsia="Times New Roman"/>
+              <w:lang w:val="en-US"/>
+            </w:rPr>
+            <w:t xml:space="preserve">, “User Interface Design for E-Learning Software,” </w:t>
+          </w:r>
+          <w:r>
+            <w:rPr>
+              <w:rFonts w:eastAsia="Times New Roman"/>
+              <w:i/>
+              <w:iCs/>
+              <w:lang w:val="en-US"/>
+            </w:rPr>
+            <w:t>JSCSE]</w:t>
+          </w:r>
+          <w:r>
+            <w:rPr>
+              <w:rFonts w:eastAsia="Times New Roman"/>
+              <w:lang w:val="en-US"/>
+            </w:rPr>
+            <w:t xml:space="preserve">, vol. 3, no. 3, 2013, </w:t>
+          </w:r>
+          <w:proofErr w:type="spellStart"/>
+          <w:r>
+            <w:rPr>
+              <w:rFonts w:eastAsia="Times New Roman"/>
+              <w:lang w:val="en-US"/>
+            </w:rPr>
+            <w:t>doi</w:t>
+          </w:r>
+          <w:proofErr w:type="spellEnd"/>
+          <w:r>
+            <w:rPr>
+              <w:rFonts w:eastAsia="Times New Roman"/>
+              <w:lang w:val="en-US"/>
+            </w:rPr>
+            <w:t>: 10.7321/</w:t>
+          </w:r>
+          <w:proofErr w:type="gramStart"/>
+          <w:r>
+            <w:rPr>
+              <w:rFonts w:eastAsia="Times New Roman"/>
+              <w:lang w:val="en-US"/>
+            </w:rPr>
+            <w:t>jscse.v3.n</w:t>
+          </w:r>
+          <w:proofErr w:type="gramEnd"/>
+          <w:r>
+            <w:rPr>
+              <w:rFonts w:eastAsia="Times New Roman"/>
+              <w:lang w:val="en-US"/>
+            </w:rPr>
+            <w:t>3.119.</w:t>
           </w:r>
         </w:p>
         <w:p>
@@ -19757,7 +22028,7 @@
             <w:autoSpaceDE w:val="0"/>
             <w:autoSpaceDN w:val="0"/>
             <w:ind w:hanging="640"/>
-            <w:divId w:val="1986009163"/>
+            <w:divId w:val="968897005"/>
             <w:rPr>
               <w:rFonts w:eastAsia="Times New Roman"/>
               <w:lang w:val="en-US"/>
@@ -19774,14 +22045,42 @@
               <w:rFonts w:eastAsia="Times New Roman"/>
             </w:rPr>
             <w:tab/>
-            <w:t xml:space="preserve">S. Luján Mora, “Programación de aplicaciones web: historia, principios básicos y clientes web,” Oct. 2002, Accessed: Aug. 28, 2025. </w:t>
+            <w:t xml:space="preserve">EARL W. SWOKOWSKI and JEFFERY A. COLE, “Álgebra y Trigonometría con Geometría Analítica,” vol. 12a. edición, 2009, </w:t>
+          </w:r>
+          <w:proofErr w:type="spellStart"/>
+          <w:r>
+            <w:rPr>
+              <w:rFonts w:eastAsia="Times New Roman"/>
+            </w:rPr>
+            <w:t>Accessed</w:t>
+          </w:r>
+          <w:proofErr w:type="spellEnd"/>
+          <w:r>
+            <w:rPr>
+              <w:rFonts w:eastAsia="Times New Roman"/>
+            </w:rPr>
+            <w:t xml:space="preserve">: </w:t>
+          </w:r>
+          <w:proofErr w:type="spellStart"/>
+          <w:r>
+            <w:rPr>
+              <w:rFonts w:eastAsia="Times New Roman"/>
+            </w:rPr>
+            <w:t>Aug</w:t>
+          </w:r>
+          <w:proofErr w:type="spellEnd"/>
+          <w:r>
+            <w:rPr>
+              <w:rFonts w:eastAsia="Times New Roman"/>
+            </w:rPr>
+            <w:t xml:space="preserve">. 28, 2025. </w:t>
           </w:r>
           <w:r>
             <w:rPr>
               <w:rFonts w:eastAsia="Times New Roman"/>
               <w:lang w:val="en-US"/>
             </w:rPr>
-            <w:t>[Online]. Available: https://dialnet.unirioja.es/servlet/libro?codigo=204176&amp;info=resumen&amp;idioma=SPA</w:t>
+            <w:t>[Online]. Available: https://tuaulavirtual.educatic.unam.mx/pluginfile.php/977649/mod_resource/content/0/Swokowski.pdf</w:t>
           </w:r>
         </w:p>
         <w:p>
@@ -19789,9 +22088,10 @@
             <w:autoSpaceDE w:val="0"/>
             <w:autoSpaceDN w:val="0"/>
             <w:ind w:hanging="640"/>
-            <w:divId w:val="1513299472"/>
-            <w:rPr>
-              <w:rFonts w:eastAsia="Times New Roman"/>
+            <w:divId w:val="1422920181"/>
+            <w:rPr>
+              <w:rFonts w:eastAsia="Times New Roman"/>
+              <w:lang w:val="en-US"/>
             </w:rPr>
           </w:pPr>
           <w:r>
@@ -19805,38 +22105,56 @@
               <w:rFonts w:eastAsia="Times New Roman"/>
             </w:rPr>
             <w:tab/>
-            <w:t xml:space="preserve">M. R. Valarezo Pardo, J. A. Honores Tapia, A. S. Gómez Moreno, and L. F. Vinces Sánchez, “Comparación de tendencias tecnológicas en aplicaciones web,” </w:t>
-          </w:r>
-          <w:r>
-            <w:rPr>
-              <w:rFonts w:eastAsia="Times New Roman"/>
-              <w:i/>
-              <w:iCs/>
-            </w:rPr>
-            <w:t>3c Tecnología: glosas de innovación aplicadas a la pyme, ISSN-e 2254-4143, Vol. 7, N</w:t>
-          </w:r>
-          <w:r>
-            <w:rPr>
-              <w:rFonts w:eastAsia="Times New Roman"/>
-              <w:i/>
-              <w:iCs/>
-              <w:vertAlign w:val="superscript"/>
-            </w:rPr>
-            <w:t>o</w:t>
-          </w:r>
-          <w:r>
-            <w:rPr>
-              <w:rFonts w:eastAsia="Times New Roman"/>
-              <w:i/>
-              <w:iCs/>
-            </w:rPr>
-            <w:t>. 3, 2018, págs. 28-49</w:t>
-          </w:r>
-          <w:r>
-            <w:rPr>
-              <w:rFonts w:eastAsia="Times New Roman"/>
-            </w:rPr>
-            <w:t>, vol. 7, no. 3, pp. 28–49, 2018, doi: 10.17993/3ctecno.2018.v7n3e27.28-49/30.</w:t>
+            <w:t xml:space="preserve">S. Luján Mora, “Programación de aplicaciones web: historia, principios básicos y clientes web,” </w:t>
+          </w:r>
+          <w:proofErr w:type="gramStart"/>
+          <w:r>
+            <w:rPr>
+              <w:rFonts w:eastAsia="Times New Roman"/>
+            </w:rPr>
+            <w:t>Oct.</w:t>
+          </w:r>
+          <w:proofErr w:type="gramEnd"/>
+          <w:r>
+            <w:rPr>
+              <w:rFonts w:eastAsia="Times New Roman"/>
+            </w:rPr>
+            <w:t xml:space="preserve"> 2002, </w:t>
+          </w:r>
+          <w:proofErr w:type="spellStart"/>
+          <w:r>
+            <w:rPr>
+              <w:rFonts w:eastAsia="Times New Roman"/>
+            </w:rPr>
+            <w:t>Accessed</w:t>
+          </w:r>
+          <w:proofErr w:type="spellEnd"/>
+          <w:r>
+            <w:rPr>
+              <w:rFonts w:eastAsia="Times New Roman"/>
+            </w:rPr>
+            <w:t xml:space="preserve">: </w:t>
+          </w:r>
+          <w:proofErr w:type="spellStart"/>
+          <w:r>
+            <w:rPr>
+              <w:rFonts w:eastAsia="Times New Roman"/>
+            </w:rPr>
+            <w:t>Aug</w:t>
+          </w:r>
+          <w:proofErr w:type="spellEnd"/>
+          <w:r>
+            <w:rPr>
+              <w:rFonts w:eastAsia="Times New Roman"/>
+            </w:rPr>
+            <w:t xml:space="preserve">. 28, 2025. </w:t>
+          </w:r>
+          <w:r>
+            <w:rPr>
+              <w:rFonts w:eastAsia="Times New Roman"/>
+              <w:lang w:val="en-US"/>
+            </w:rPr>
+            <w:t>[Online]. Available: https://dialnet.unirioja.es/servlet/libro?codigo=204176&amp;info=resumen&amp;idioma=SPA</w:t>
           </w:r>
         </w:p>
         <w:p>
@@ -19844,7 +22162,7 @@
             <w:autoSpaceDE w:val="0"/>
             <w:autoSpaceDN w:val="0"/>
             <w:ind w:hanging="640"/>
-            <w:divId w:val="1442139884"/>
+            <w:divId w:val="475342294"/>
             <w:rPr>
               <w:rFonts w:eastAsia="Times New Roman"/>
             </w:rPr>
@@ -19860,7 +22178,7 @@
               <w:rFonts w:eastAsia="Times New Roman"/>
             </w:rPr>
             <w:tab/>
-            <w:t xml:space="preserve">R. V Lerma-Blasco </w:t>
+            <w:t xml:space="preserve">M. R. Valarezo Pardo, J. A. Honores Tapia, A. S. Gómez Moreno, and L. F. Vinces Sánchez, “Comparación de tendencias tecnológicas en aplicaciones web,” </w:t>
           </w:r>
           <w:r>
             <w:rPr>
@@ -19868,13 +22186,58 @@
               <w:i/>
               <w:iCs/>
             </w:rPr>
-            <w:t>et al.</w:t>
-          </w:r>
-          <w:r>
-            <w:rPr>
-              <w:rFonts w:eastAsia="Times New Roman"/>
-            </w:rPr>
-            <w:t>, “Aplicaciones web Aplicaciones Web Aplicaciones web Materiales del proyecto,” 2013, Accessed: Aug. 28, 2025. [Online]. Available: www.mhe.es/cf/informatica</w:t>
+            <w:t>3c Tecnología: glosas de innovación aplicadas a la pyme, ISSN-e 2254-4143, Vol. 7, N</w:t>
+          </w:r>
+          <w:r>
+            <w:rPr>
+              <w:rFonts w:eastAsia="Times New Roman"/>
+              <w:i/>
+              <w:iCs/>
+              <w:vertAlign w:val="superscript"/>
+            </w:rPr>
+            <w:t>o</w:t>
+          </w:r>
+          <w:r>
+            <w:rPr>
+              <w:rFonts w:eastAsia="Times New Roman"/>
+              <w:i/>
+              <w:iCs/>
+            </w:rPr>
+            <w:t>. 3, 2018, págs. 28-49</w:t>
+          </w:r>
+          <w:r>
+            <w:rPr>
+              <w:rFonts w:eastAsia="Times New Roman"/>
+            </w:rPr>
+            <w:t xml:space="preserve">, vol. 7, no. 3, pp. 28–49, 2018, </w:t>
+          </w:r>
+          <w:proofErr w:type="spellStart"/>
+          <w:r>
+            <w:rPr>
+              <w:rFonts w:eastAsia="Times New Roman"/>
+            </w:rPr>
+            <w:t>doi</w:t>
+          </w:r>
+          <w:proofErr w:type="spellEnd"/>
+          <w:r>
+            <w:rPr>
+              <w:rFonts w:eastAsia="Times New Roman"/>
+            </w:rPr>
+            <w:t>: 10.17993/3</w:t>
+          </w:r>
+          <w:proofErr w:type="gramStart"/>
+          <w:r>
+            <w:rPr>
+              <w:rFonts w:eastAsia="Times New Roman"/>
+            </w:rPr>
+            <w:t>ctecno.2018.v</w:t>
+          </w:r>
+          <w:proofErr w:type="gramEnd"/>
+          <w:r>
+            <w:rPr>
+              <w:rFonts w:eastAsia="Times New Roman"/>
+            </w:rPr>
+            <w:t>7n3e27.28-49/30.</w:t>
           </w:r>
         </w:p>
         <w:p>
@@ -19882,10 +22245,9 @@
             <w:autoSpaceDE w:val="0"/>
             <w:autoSpaceDN w:val="0"/>
             <w:ind w:hanging="640"/>
-            <w:divId w:val="1946303435"/>
-            <w:rPr>
-              <w:rFonts w:eastAsia="Times New Roman"/>
-              <w:lang w:val="en-US"/>
+            <w:divId w:val="508985029"/>
+            <w:rPr>
+              <w:rFonts w:eastAsia="Times New Roman"/>
             </w:rPr>
           </w:pPr>
           <w:r>
@@ -19900,7 +22262,7 @@
               <w:rFonts w:eastAsia="Times New Roman"/>
             </w:rPr>
             <w:tab/>
-            <w:t xml:space="preserve">M. Vidal, F. Gómez, M. Ii, A. M. Ruiz, and P. Iii, “Software educativos,” </w:t>
+            <w:t xml:space="preserve">R. V Lerma-Blasco </w:t>
           </w:r>
           <w:r>
             <w:rPr>
@@ -19908,20 +22270,55 @@
               <w:i/>
               <w:iCs/>
             </w:rPr>
-            <w:t>Educación Médica Superior</w:t>
-          </w:r>
-          <w:r>
-            <w:rPr>
-              <w:rFonts w:eastAsia="Times New Roman"/>
-            </w:rPr>
-            <w:t xml:space="preserve">, vol. 24, no. 1, pp. 97–110, 2010, Accessed: Aug. 28, 2025. </w:t>
-          </w:r>
-          <w:r>
-            <w:rPr>
-              <w:rFonts w:eastAsia="Times New Roman"/>
-              <w:lang w:val="en-US"/>
-            </w:rPr>
-            <w:t>[Online]. Available: http://scielo.sld.cu/scielo.php?script=sci_arttext&amp;pid=S0864-21412010000100012&amp;lng=es&amp;nrm=iso&amp;tlng=en</w:t>
+            <w:t>et al.</w:t>
+          </w:r>
+          <w:r>
+            <w:rPr>
+              <w:rFonts w:eastAsia="Times New Roman"/>
+            </w:rPr>
+            <w:t xml:space="preserve">, “Aplicaciones web Aplicaciones Web Aplicaciones web Materiales del proyecto,” 2013, </w:t>
+          </w:r>
+          <w:proofErr w:type="spellStart"/>
+          <w:r>
+            <w:rPr>
+              <w:rFonts w:eastAsia="Times New Roman"/>
+            </w:rPr>
+            <w:t>Accessed</w:t>
+          </w:r>
+          <w:proofErr w:type="spellEnd"/>
+          <w:r>
+            <w:rPr>
+              <w:rFonts w:eastAsia="Times New Roman"/>
+            </w:rPr>
+            <w:t xml:space="preserve">: </w:t>
+          </w:r>
+          <w:proofErr w:type="spellStart"/>
+          <w:r>
+            <w:rPr>
+              <w:rFonts w:eastAsia="Times New Roman"/>
+            </w:rPr>
+            <w:t>Aug</w:t>
+          </w:r>
+          <w:proofErr w:type="spellEnd"/>
+          <w:r>
+            <w:rPr>
+              <w:rFonts w:eastAsia="Times New Roman"/>
+            </w:rPr>
+            <w:t xml:space="preserve">. 28, 2025. [Online]. </w:t>
+          </w:r>
+          <w:proofErr w:type="spellStart"/>
+          <w:r>
+            <w:rPr>
+              <w:rFonts w:eastAsia="Times New Roman"/>
+            </w:rPr>
+            <w:t>Available</w:t>
+          </w:r>
+          <w:proofErr w:type="spellEnd"/>
+          <w:r>
+            <w:rPr>
+              <w:rFonts w:eastAsia="Times New Roman"/>
+            </w:rPr>
+            <w:t>: www.mhe.es/cf/informatica</w:t>
           </w:r>
         </w:p>
         <w:p>
@@ -19929,9 +22326,10 @@
             <w:autoSpaceDE w:val="0"/>
             <w:autoSpaceDN w:val="0"/>
             <w:ind w:hanging="640"/>
-            <w:divId w:val="35283183"/>
-            <w:rPr>
-              <w:rFonts w:eastAsia="Times New Roman"/>
+            <w:divId w:val="1157382232"/>
+            <w:rPr>
+              <w:rFonts w:eastAsia="Times New Roman"/>
+              <w:lang w:val="en-US"/>
             </w:rPr>
           </w:pPr>
           <w:r>
@@ -19945,7 +22343,84 @@
               <w:rFonts w:eastAsia="Times New Roman"/>
             </w:rPr>
             <w:tab/>
-            <w:t>M. Sc José Salvador Márquez Cundú ProfesorAuxiliar, “Software educativo o recurso educativo Educational software oreducationalresource,” 2018.</w:t>
+            <w:t xml:space="preserve">M. Vidal, F. Gómez, M. </w:t>
+          </w:r>
+          <w:proofErr w:type="spellStart"/>
+          <w:r>
+            <w:rPr>
+              <w:rFonts w:eastAsia="Times New Roman"/>
+            </w:rPr>
+            <w:t>Ii</w:t>
+          </w:r>
+          <w:proofErr w:type="spellEnd"/>
+          <w:r>
+            <w:rPr>
+              <w:rFonts w:eastAsia="Times New Roman"/>
+            </w:rPr>
+            <w:t xml:space="preserve">, A. M. Ruiz, and P. </w:t>
+          </w:r>
+          <w:proofErr w:type="spellStart"/>
+          <w:r>
+            <w:rPr>
+              <w:rFonts w:eastAsia="Times New Roman"/>
+            </w:rPr>
+            <w:t>Iii</w:t>
+          </w:r>
+          <w:proofErr w:type="spellEnd"/>
+          <w:r>
+            <w:rPr>
+              <w:rFonts w:eastAsia="Times New Roman"/>
+            </w:rPr>
+            <w:t xml:space="preserve">, “Software educativos,” </w:t>
+          </w:r>
+          <w:r>
+            <w:rPr>
+              <w:rFonts w:eastAsia="Times New Roman"/>
+              <w:i/>
+              <w:iCs/>
+            </w:rPr>
+            <w:t>Educación Médica Superior</w:t>
+          </w:r>
+          <w:r>
+            <w:rPr>
+              <w:rFonts w:eastAsia="Times New Roman"/>
+            </w:rPr>
+            <w:t xml:space="preserve">, vol. 24, no. 1, pp. 97–110, 2010, </w:t>
+          </w:r>
+          <w:proofErr w:type="spellStart"/>
+          <w:r>
+            <w:rPr>
+              <w:rFonts w:eastAsia="Times New Roman"/>
+            </w:rPr>
+            <w:t>Accessed</w:t>
+          </w:r>
+          <w:proofErr w:type="spellEnd"/>
+          <w:r>
+            <w:rPr>
+              <w:rFonts w:eastAsia="Times New Roman"/>
+            </w:rPr>
+            <w:t xml:space="preserve">: </w:t>
+          </w:r>
+          <w:proofErr w:type="spellStart"/>
+          <w:r>
+            <w:rPr>
+              <w:rFonts w:eastAsia="Times New Roman"/>
+            </w:rPr>
+            <w:t>Aug</w:t>
+          </w:r>
+          <w:proofErr w:type="spellEnd"/>
+          <w:r>
+            <w:rPr>
+              <w:rFonts w:eastAsia="Times New Roman"/>
+            </w:rPr>
+            <w:t xml:space="preserve">. 28, 2025. </w:t>
+          </w:r>
+          <w:r>
+            <w:rPr>
+              <w:rFonts w:eastAsia="Times New Roman"/>
+              <w:lang w:val="en-US"/>
+            </w:rPr>
+            <w:t>[Online]. Available: http://scielo.sld.cu/scielo.php?script=sci_arttext&amp;pid=S0864-21412010000100012&amp;lng=es&amp;nrm=iso&amp;tlng=en</w:t>
           </w:r>
         </w:p>
         <w:p>
@@ -19953,58 +22428,79 @@
             <w:autoSpaceDE w:val="0"/>
             <w:autoSpaceDN w:val="0"/>
             <w:ind w:hanging="640"/>
-            <w:divId w:val="1021593299"/>
-            <w:rPr>
-              <w:rFonts w:eastAsia="Times New Roman"/>
-              <w:lang w:val="en-US"/>
+            <w:divId w:val="1312977334"/>
+            <w:rPr>
+              <w:rFonts w:eastAsia="Times New Roman"/>
             </w:rPr>
           </w:pPr>
           <w:r>
             <w:rPr>
               <w:rFonts w:eastAsia="Times New Roman"/>
-              <w:lang w:val="en-US"/>
             </w:rPr>
             <w:t>[27]</w:t>
           </w:r>
           <w:r>
             <w:rPr>
               <w:rFonts w:eastAsia="Times New Roman"/>
-              <w:lang w:val="en-US"/>
             </w:rPr>
             <w:tab/>
-            <w:t xml:space="preserve">A. K. Miller </w:t>
-          </w:r>
-          <w:r>
-            <w:rPr>
-              <w:rFonts w:eastAsia="Times New Roman"/>
-              <w:i/>
-              <w:iCs/>
-              <w:lang w:val="en-US"/>
-            </w:rPr>
-            <w:t>et al.</w:t>
-          </w:r>
-          <w:r>
-            <w:rPr>
-              <w:rFonts w:eastAsia="Times New Roman"/>
-              <w:lang w:val="en-US"/>
-            </w:rPr>
-            <w:t xml:space="preserve">, “An overview of the CellML API and its implementation,” </w:t>
-          </w:r>
-          <w:r>
-            <w:rPr>
-              <w:rFonts w:eastAsia="Times New Roman"/>
-              <w:i/>
-              <w:iCs/>
-              <w:lang w:val="en-US"/>
-            </w:rPr>
-            <w:t>BMC Bioinformatics</w:t>
-          </w:r>
-          <w:r>
-            <w:rPr>
-              <w:rFonts w:eastAsia="Times New Roman"/>
-              <w:lang w:val="en-US"/>
-            </w:rPr>
-            <w:t>, vol. 11, no. 1, pp. 1–12, Apr. 2010, doi: 10.1186/1471-2105-11-178/FIGURES/1.</w:t>
+            <w:t xml:space="preserve">M. Sc José Salvador Márquez </w:t>
+          </w:r>
+          <w:proofErr w:type="spellStart"/>
+          <w:r>
+            <w:rPr>
+              <w:rFonts w:eastAsia="Times New Roman"/>
+            </w:rPr>
+            <w:t>Cundú</w:t>
+          </w:r>
+          <w:proofErr w:type="spellEnd"/>
+          <w:r>
+            <w:rPr>
+              <w:rFonts w:eastAsia="Times New Roman"/>
+            </w:rPr>
+            <w:t xml:space="preserve"> </w:t>
+          </w:r>
+          <w:proofErr w:type="spellStart"/>
+          <w:r>
+            <w:rPr>
+              <w:rFonts w:eastAsia="Times New Roman"/>
+            </w:rPr>
+            <w:t>ProfesorAuxiliar</w:t>
+          </w:r>
+          <w:proofErr w:type="spellEnd"/>
+          <w:r>
+            <w:rPr>
+              <w:rFonts w:eastAsia="Times New Roman"/>
+            </w:rPr>
+            <w:t xml:space="preserve">, “Software educativo o recurso educativo </w:t>
+          </w:r>
+          <w:proofErr w:type="spellStart"/>
+          <w:r>
+            <w:rPr>
+              <w:rFonts w:eastAsia="Times New Roman"/>
+            </w:rPr>
+            <w:t>Educational</w:t>
+          </w:r>
+          <w:proofErr w:type="spellEnd"/>
+          <w:r>
+            <w:rPr>
+              <w:rFonts w:eastAsia="Times New Roman"/>
+            </w:rPr>
+            <w:t xml:space="preserve"> software </w:t>
+          </w:r>
+          <w:proofErr w:type="spellStart"/>
+          <w:r>
+            <w:rPr>
+              <w:rFonts w:eastAsia="Times New Roman"/>
+            </w:rPr>
+            <w:t>oreducationalresource</w:t>
+          </w:r>
+          <w:proofErr w:type="spellEnd"/>
+          <w:r>
+            <w:rPr>
+              <w:rFonts w:eastAsia="Times New Roman"/>
+            </w:rPr>
+            <w:t>,” 2018.</w:t>
           </w:r>
         </w:p>
         <w:p>
@@ -20012,7 +22508,7 @@
             <w:autoSpaceDE w:val="0"/>
             <w:autoSpaceDN w:val="0"/>
             <w:ind w:hanging="640"/>
-            <w:divId w:val="53240942"/>
+            <w:divId w:val="1159614562"/>
             <w:rPr>
               <w:rFonts w:eastAsia="Times New Roman"/>
               <w:lang w:val="en-US"/>
@@ -20031,7 +22527,7 @@
               <w:lang w:val="en-US"/>
             </w:rPr>
             <w:tab/>
-            <w:t xml:space="preserve">M. Lamothe, Y. G. Guéhéneuc, and W. Shang, “A Systematic Review of API Evolution Literature,” </w:t>
+            <w:t xml:space="preserve">A. K. Miller </w:t>
           </w:r>
           <w:r>
             <w:rPr>
@@ -20040,14 +22536,62 @@
               <w:iCs/>
               <w:lang w:val="en-US"/>
             </w:rPr>
-            <w:t>ACM Comput Surv</w:t>
+            <w:t>et al.</w:t>
           </w:r>
           <w:r>
             <w:rPr>
               <w:rFonts w:eastAsia="Times New Roman"/>
               <w:lang w:val="en-US"/>
             </w:rPr>
-            <w:t>, vol. 54, no. 8, Nov. 2022, doi: 10.1145/3470133;SERIALTOPIC:TOPIC:ACM-PUBTYPE&gt;JOURNAL;PAGE:STRING:ARTICLE/CHAPTER.</w:t>
+            <w:t xml:space="preserve">, “An overview of the </w:t>
+          </w:r>
+          <w:proofErr w:type="spellStart"/>
+          <w:r>
+            <w:rPr>
+              <w:rFonts w:eastAsia="Times New Roman"/>
+              <w:lang w:val="en-US"/>
+            </w:rPr>
+            <w:t>CellML</w:t>
+          </w:r>
+          <w:proofErr w:type="spellEnd"/>
+          <w:r>
+            <w:rPr>
+              <w:rFonts w:eastAsia="Times New Roman"/>
+              <w:lang w:val="en-US"/>
+            </w:rPr>
+            <w:t xml:space="preserve"> API and its implementation,” </w:t>
+          </w:r>
+          <w:r>
+            <w:rPr>
+              <w:rFonts w:eastAsia="Times New Roman"/>
+              <w:i/>
+              <w:iCs/>
+              <w:lang w:val="en-US"/>
+            </w:rPr>
+            <w:t>BMC Bioinformatics</w:t>
+          </w:r>
+          <w:r>
+            <w:rPr>
+              <w:rFonts w:eastAsia="Times New Roman"/>
+              <w:lang w:val="en-US"/>
+            </w:rPr>
+            <w:t xml:space="preserve">, vol. 11, no. 1, pp. 1–12, Apr. 2010, </w:t>
+          </w:r>
+          <w:proofErr w:type="spellStart"/>
+          <w:r>
+            <w:rPr>
+              <w:rFonts w:eastAsia="Times New Roman"/>
+              <w:lang w:val="en-US"/>
+            </w:rPr>
+            <w:t>doi</w:t>
+          </w:r>
+          <w:proofErr w:type="spellEnd"/>
+          <w:r>
+            <w:rPr>
+              <w:rFonts w:eastAsia="Times New Roman"/>
+              <w:lang w:val="en-US"/>
+            </w:rPr>
+            <w:t>: 10.1186/1471-2105-11-178/FIGURES/1.</w:t>
           </w:r>
         </w:p>
         <w:p>
@@ -20055,7 +22599,7 @@
             <w:autoSpaceDE w:val="0"/>
             <w:autoSpaceDN w:val="0"/>
             <w:ind w:hanging="640"/>
-            <w:divId w:val="2104451666"/>
+            <w:divId w:val="1896114075"/>
             <w:rPr>
               <w:rFonts w:eastAsia="Times New Roman"/>
               <w:lang w:val="en-US"/>
@@ -20074,7 +22618,23 @@
               <w:lang w:val="en-US"/>
             </w:rPr>
             <w:tab/>
-            <w:t xml:space="preserve">J. White </w:t>
+            <w:t xml:space="preserve">M. Lamothe, Y. G. </w:t>
+          </w:r>
+          <w:proofErr w:type="spellStart"/>
+          <w:r>
+            <w:rPr>
+              <w:rFonts w:eastAsia="Times New Roman"/>
+              <w:lang w:val="en-US"/>
+            </w:rPr>
+            <w:t>Guéhéneuc</w:t>
+          </w:r>
+          <w:proofErr w:type="spellEnd"/>
+          <w:r>
+            <w:rPr>
+              <w:rFonts w:eastAsia="Times New Roman"/>
+              <w:lang w:val="en-US"/>
+            </w:rPr>
+            <w:t xml:space="preserve">, and W. Shang, “A Systematic Review of API Evolution Literature,” </w:t>
           </w:r>
           <w:r>
             <w:rPr>
@@ -20083,14 +22643,109 @@
               <w:iCs/>
               <w:lang w:val="en-US"/>
             </w:rPr>
-            <w:t>et al.</w:t>
-          </w:r>
-          <w:r>
-            <w:rPr>
-              <w:rFonts w:eastAsia="Times New Roman"/>
+            <w:t xml:space="preserve">ACM </w:t>
+          </w:r>
+          <w:proofErr w:type="spellStart"/>
+          <w:r>
+            <w:rPr>
+              <w:rFonts w:eastAsia="Times New Roman"/>
+              <w:i/>
+              <w:iCs/>
               <w:lang w:val="en-US"/>
             </w:rPr>
-            <w:t>, “A Prompt Pattern Catalog to Enhance Prompt Engineering with ChatGPT,” 2023, Accessed: Aug. 28, 2025. [Online]. Available: https://omekas-test.sba.unipi.it/files/original/9473424cea8d562f876a4bca4bedd9e2336910af.pdf</w:t>
+            <w:t>Comput</w:t>
+          </w:r>
+          <w:proofErr w:type="spellEnd"/>
+          <w:r>
+            <w:rPr>
+              <w:rFonts w:eastAsia="Times New Roman"/>
+              <w:i/>
+              <w:iCs/>
+              <w:lang w:val="en-US"/>
+            </w:rPr>
+            <w:t xml:space="preserve"> </w:t>
+          </w:r>
+          <w:proofErr w:type="spellStart"/>
+          <w:r>
+            <w:rPr>
+              <w:rFonts w:eastAsia="Times New Roman"/>
+              <w:i/>
+              <w:iCs/>
+              <w:lang w:val="en-US"/>
+            </w:rPr>
+            <w:t>Surv</w:t>
+          </w:r>
+          <w:proofErr w:type="spellEnd"/>
+          <w:r>
+            <w:rPr>
+              <w:rFonts w:eastAsia="Times New Roman"/>
+              <w:lang w:val="en-US"/>
+            </w:rPr>
+            <w:t xml:space="preserve">, vol. 54, no. 8, Nov. 2022, </w:t>
+          </w:r>
+          <w:proofErr w:type="spellStart"/>
+          <w:r>
+            <w:rPr>
+              <w:rFonts w:eastAsia="Times New Roman"/>
+              <w:lang w:val="en-US"/>
+            </w:rPr>
+            <w:t>doi</w:t>
+          </w:r>
+          <w:proofErr w:type="spellEnd"/>
+          <w:r>
+            <w:rPr>
+              <w:rFonts w:eastAsia="Times New Roman"/>
+              <w:lang w:val="en-US"/>
+            </w:rPr>
+            <w:t>: 10.1145/</w:t>
+          </w:r>
+          <w:proofErr w:type="gramStart"/>
+          <w:r>
+            <w:rPr>
+              <w:rFonts w:eastAsia="Times New Roman"/>
+              <w:lang w:val="en-US"/>
+            </w:rPr>
+            <w:t>3470133;SERIALTOPIC</w:t>
+          </w:r>
+          <w:proofErr w:type="gramEnd"/>
+          <w:r>
+            <w:rPr>
+              <w:rFonts w:eastAsia="Times New Roman"/>
+              <w:lang w:val="en-US"/>
+            </w:rPr>
+            <w:t>:TOPIC:ACM-PUBTYPE&gt;</w:t>
+          </w:r>
+          <w:proofErr w:type="gramStart"/>
+          <w:r>
+            <w:rPr>
+              <w:rFonts w:eastAsia="Times New Roman"/>
+              <w:lang w:val="en-US"/>
+            </w:rPr>
+            <w:t>JOURNAL;PAGE</w:t>
+          </w:r>
+          <w:proofErr w:type="gramEnd"/>
+          <w:r>
+            <w:rPr>
+              <w:rFonts w:eastAsia="Times New Roman"/>
+              <w:lang w:val="en-US"/>
+            </w:rPr>
+            <w:t>:</w:t>
+          </w:r>
+          <w:proofErr w:type="gramStart"/>
+          <w:r>
+            <w:rPr>
+              <w:rFonts w:eastAsia="Times New Roman"/>
+              <w:lang w:val="en-US"/>
+            </w:rPr>
+            <w:t>STRING:ARTICLE</w:t>
+          </w:r>
+          <w:proofErr w:type="gramEnd"/>
+          <w:r>
+            <w:rPr>
+              <w:rFonts w:eastAsia="Times New Roman"/>
+              <w:lang w:val="en-US"/>
+            </w:rPr>
+            <w:t>/CHAPTER.</w:t>
           </w:r>
         </w:p>
         <w:p>
@@ -20098,7 +22753,7 @@
             <w:autoSpaceDE w:val="0"/>
             <w:autoSpaceDN w:val="0"/>
             <w:ind w:hanging="640"/>
-            <w:divId w:val="247227879"/>
+            <w:divId w:val="900095623"/>
             <w:rPr>
               <w:rFonts w:eastAsia="Times New Roman"/>
               <w:lang w:val="en-US"/>
@@ -20117,7 +22772,7 @@
               <w:lang w:val="en-US"/>
             </w:rPr>
             <w:tab/>
-            <w:t xml:space="preserve">S. Ekin, “Prompt Engineering For ChatGPT: A Quick Guide To Techniques, Tips, And Best Practices,” </w:t>
+            <w:t xml:space="preserve">J. White </w:t>
           </w:r>
           <w:r>
             <w:rPr>
@@ -20126,14 +22781,14 @@
               <w:iCs/>
               <w:lang w:val="en-US"/>
             </w:rPr>
-            <w:t>Authorea Preprints</w:t>
+            <w:t>et al.</w:t>
           </w:r>
           <w:r>
             <w:rPr>
               <w:rFonts w:eastAsia="Times New Roman"/>
               <w:lang w:val="en-US"/>
             </w:rPr>
-            <w:t>, Oct. 2023, doi: 10.36227/TECHRXIV.22683919.V1.</w:t>
+            <w:t>, “A Prompt Pattern Catalog to Enhance Prompt Engineering with ChatGPT,” 2023, Accessed: Aug. 28, 2025. [Online]. Available: https://omekas-test.sba.unipi.it/files/original/9473424cea8d562f876a4bca4bedd9e2336910af.pdf</w:t>
           </w:r>
         </w:p>
         <w:p>
@@ -20141,7 +22796,7 @@
             <w:autoSpaceDE w:val="0"/>
             <w:autoSpaceDN w:val="0"/>
             <w:ind w:hanging="640"/>
-            <w:divId w:val="1955205160"/>
+            <w:divId w:val="354818479"/>
             <w:rPr>
               <w:rFonts w:eastAsia="Times New Roman"/>
               <w:lang w:val="en-US"/>
@@ -20160,7 +22815,98 @@
               <w:lang w:val="en-US"/>
             </w:rPr>
             <w:tab/>
-            <w:t>P. Sahoo, A. K. Singh, S. Saha, V. Jain, S. Mondal, and A. Chadha, “A Systematic Survey of Prompt Engineering in Large Language Models: Techniques and Applications,” Mar. 2025, Accessed: Aug. 28, 2025. [Online]. Available: http://arxiv.org/abs/2402.07927</w:t>
+            <w:t xml:space="preserve">S. Ekin, “Prompt Engineering </w:t>
+          </w:r>
+          <w:proofErr w:type="gramStart"/>
+          <w:r>
+            <w:rPr>
+              <w:rFonts w:eastAsia="Times New Roman"/>
+              <w:lang w:val="en-US"/>
+            </w:rPr>
+            <w:t>For</w:t>
+          </w:r>
+          <w:proofErr w:type="gramEnd"/>
+          <w:r>
+            <w:rPr>
+              <w:rFonts w:eastAsia="Times New Roman"/>
+              <w:lang w:val="en-US"/>
+            </w:rPr>
+            <w:t xml:space="preserve"> ChatGPT: A Quick Guide </w:t>
+          </w:r>
+          <w:proofErr w:type="gramStart"/>
+          <w:r>
+            <w:rPr>
+              <w:rFonts w:eastAsia="Times New Roman"/>
+              <w:lang w:val="en-US"/>
+            </w:rPr>
+            <w:t>To</w:t>
+          </w:r>
+          <w:proofErr w:type="gramEnd"/>
+          <w:r>
+            <w:rPr>
+              <w:rFonts w:eastAsia="Times New Roman"/>
+              <w:lang w:val="en-US"/>
+            </w:rPr>
+            <w:t xml:space="preserve"> Techniques, Tips, And Best Practices,” </w:t>
+          </w:r>
+          <w:proofErr w:type="spellStart"/>
+          <w:r>
+            <w:rPr>
+              <w:rFonts w:eastAsia="Times New Roman"/>
+              <w:i/>
+              <w:iCs/>
+              <w:lang w:val="en-US"/>
+            </w:rPr>
+            <w:t>Authorea</w:t>
+          </w:r>
+          <w:proofErr w:type="spellEnd"/>
+          <w:r>
+            <w:rPr>
+              <w:rFonts w:eastAsia="Times New Roman"/>
+              <w:i/>
+              <w:iCs/>
+              <w:lang w:val="en-US"/>
+            </w:rPr>
+            <w:t xml:space="preserve"> Preprints</w:t>
+          </w:r>
+          <w:r>
+            <w:rPr>
+              <w:rFonts w:eastAsia="Times New Roman"/>
+              <w:lang w:val="en-US"/>
+            </w:rPr>
+            <w:t xml:space="preserve">, Oct. 2023, </w:t>
+          </w:r>
+          <w:proofErr w:type="spellStart"/>
+          <w:r>
+            <w:rPr>
+              <w:rFonts w:eastAsia="Times New Roman"/>
+              <w:lang w:val="en-US"/>
+            </w:rPr>
+            <w:t>doi</w:t>
+          </w:r>
+          <w:proofErr w:type="spellEnd"/>
+          <w:r>
+            <w:rPr>
+              <w:rFonts w:eastAsia="Times New Roman"/>
+              <w:lang w:val="en-US"/>
+            </w:rPr>
+            <w:t>: 10.36227/</w:t>
+          </w:r>
+          <w:proofErr w:type="gramStart"/>
+          <w:r>
+            <w:rPr>
+              <w:rFonts w:eastAsia="Times New Roman"/>
+              <w:lang w:val="en-US"/>
+            </w:rPr>
+            <w:t>TECHRXIV.22683919.V</w:t>
+          </w:r>
+          <w:proofErr w:type="gramEnd"/>
+          <w:r>
+            <w:rPr>
+              <w:rFonts w:eastAsia="Times New Roman"/>
+              <w:lang w:val="en-US"/>
+            </w:rPr>
+            <w:t>1.</w:t>
           </w:r>
         </w:p>
         <w:p>
@@ -20168,7 +22914,7 @@
             <w:autoSpaceDE w:val="0"/>
             <w:autoSpaceDN w:val="0"/>
             <w:ind w:hanging="640"/>
-            <w:divId w:val="2128502968"/>
+            <w:divId w:val="556278824"/>
             <w:rPr>
               <w:rFonts w:eastAsia="Times New Roman"/>
               <w:lang w:val="en-US"/>
@@ -20187,7 +22933,7 @@
               <w:lang w:val="en-US"/>
             </w:rPr>
             <w:tab/>
-            <w:t>J. Ed. Hammond, “Scaffolding: Teaching and Learning in Language and Literacy Education.,” p. 116, Jul. 2001, Accessed: Aug. 28, 2025. [Online]. Available: http://www.peta.edu.au.</w:t>
+            <w:t>P. Sahoo, A. K. Singh, S. Saha, V. Jain, S. Mondal, and A. Chadha, “A Systematic Survey of Prompt Engineering in Large Language Models: Techniques and Applications,” Mar. 2025, Accessed: Aug. 28, 2025. [Online]. Available: http://arxiv.org/abs/2402.07927</w:t>
           </w:r>
         </w:p>
         <w:p>
@@ -20195,7 +22941,7 @@
             <w:autoSpaceDE w:val="0"/>
             <w:autoSpaceDN w:val="0"/>
             <w:ind w:hanging="640"/>
-            <w:divId w:val="188883370"/>
+            <w:divId w:val="545070516"/>
             <w:rPr>
               <w:rFonts w:eastAsia="Times New Roman"/>
               <w:lang w:val="en-US"/>
@@ -20214,23 +22960,7 @@
               <w:lang w:val="en-US"/>
             </w:rPr>
             <w:tab/>
-            <w:t xml:space="preserve">A. Bakker, J. Smit, and R. Wegerif, “Scaffolding and dialogic teaching in mathematics education: introduction and review,” </w:t>
-          </w:r>
-          <w:r>
-            <w:rPr>
-              <w:rFonts w:eastAsia="Times New Roman"/>
-              <w:i/>
-              <w:iCs/>
-              <w:lang w:val="en-US"/>
-            </w:rPr>
-            <w:t>ZDM - Mathematics Education</w:t>
-          </w:r>
-          <w:r>
-            <w:rPr>
-              <w:rFonts w:eastAsia="Times New Roman"/>
-              <w:lang w:val="en-US"/>
-            </w:rPr>
-            <w:t>, vol. 47, no. 7, pp. 1047–1065, Nov. 2015, doi: 10.1007/S11858-015-0738-8/FIGURES/2.</w:t>
+            <w:t>J. Ed. Hammond, “Scaffolding: Teaching and Learning in Language and Literacy Education.,” p. 116, Jul. 2001, Accessed: Aug. 28, 2025. [Online]. Available: http://www.peta.edu.au.</w:t>
           </w:r>
         </w:p>
         <w:p>
@@ -20238,23 +22968,59 @@
             <w:autoSpaceDE w:val="0"/>
             <w:autoSpaceDN w:val="0"/>
             <w:ind w:hanging="640"/>
-            <w:divId w:val="37626960"/>
-            <w:rPr>
-              <w:rFonts w:eastAsia="Times New Roman"/>
+            <w:divId w:val="352876972"/>
+            <w:rPr>
+              <w:rFonts w:eastAsia="Times New Roman"/>
+              <w:lang w:val="en-US"/>
             </w:rPr>
           </w:pPr>
           <w:r>
             <w:rPr>
               <w:rFonts w:eastAsia="Times New Roman"/>
-            </w:rPr>
+              <w:lang w:val="en-US"/>
+            </w:rPr>
+            <w:lastRenderedPageBreak/>
             <w:t>[34]</w:t>
           </w:r>
           <w:r>
             <w:rPr>
               <w:rFonts w:eastAsia="Times New Roman"/>
+              <w:lang w:val="en-US"/>
             </w:rPr>
             <w:tab/>
-            <w:t>D. María, D. Carmen, and M. Lozano, “Aprendizaje adaptativo,” 2016, Accessed: Aug. 28, 2025. [Online]. Available: https://uvadoc.uva.es/handle/10324/21000</w:t>
+            <w:t xml:space="preserve">A. Bakker, J. Smit, and R. Wegerif, “Scaffolding and dialogic teaching in mathematics education: introduction and review,” </w:t>
+          </w:r>
+          <w:r>
+            <w:rPr>
+              <w:rFonts w:eastAsia="Times New Roman"/>
+              <w:i/>
+              <w:iCs/>
+              <w:lang w:val="en-US"/>
+            </w:rPr>
+            <w:t>ZDM - Mathematics Education</w:t>
+          </w:r>
+          <w:r>
+            <w:rPr>
+              <w:rFonts w:eastAsia="Times New Roman"/>
+              <w:lang w:val="en-US"/>
+            </w:rPr>
+            <w:t xml:space="preserve">, vol. 47, no. 7, pp. 1047–1065, Nov. 2015, </w:t>
+          </w:r>
+          <w:proofErr w:type="spellStart"/>
+          <w:r>
+            <w:rPr>
+              <w:rFonts w:eastAsia="Times New Roman"/>
+              <w:lang w:val="en-US"/>
+            </w:rPr>
+            <w:t>doi</w:t>
+          </w:r>
+          <w:proofErr w:type="spellEnd"/>
+          <w:r>
+            <w:rPr>
+              <w:rFonts w:eastAsia="Times New Roman"/>
+              <w:lang w:val="en-US"/>
+            </w:rPr>
+            <w:t>: 10.1007/S11858-015-0738-8/FIGURES/2.</w:t>
           </w:r>
         </w:p>
         <w:p>
@@ -20262,7 +23028,7 @@
             <w:autoSpaceDE w:val="0"/>
             <w:autoSpaceDN w:val="0"/>
             <w:ind w:hanging="640"/>
-            <w:divId w:val="165247545"/>
+            <w:divId w:val="2009670313"/>
             <w:rPr>
               <w:rFonts w:eastAsia="Times New Roman"/>
             </w:rPr>
@@ -20271,7 +23037,6 @@
             <w:rPr>
               <w:rFonts w:eastAsia="Times New Roman"/>
             </w:rPr>
-            <w:lastRenderedPageBreak/>
             <w:t>[35]</w:t>
           </w:r>
           <w:r>
@@ -20279,21 +23044,49 @@
               <w:rFonts w:eastAsia="Times New Roman"/>
             </w:rPr>
             <w:tab/>
-            <w:t xml:space="preserve">D. Pérez-Jorge, M. C. González-Afonso, A. G. Santos-Álvarez, Z. Plasencia-Carballo, and C. de los Á. Perdomo-López, “The Impact of AI-Driven Application Programming Interfaces (APIs) on Educational Information Management,” Jul. 01, 2025, </w:t>
-          </w:r>
-          <w:r>
-            <w:rPr>
-              <w:rFonts w:eastAsia="Times New Roman"/>
-              <w:i/>
-              <w:iCs/>
-            </w:rPr>
-            <w:t>Multidisciplinary Digital Publishing Institute (MDPI)</w:t>
-          </w:r>
-          <w:r>
-            <w:rPr>
-              <w:rFonts w:eastAsia="Times New Roman"/>
-            </w:rPr>
-            <w:t>. doi: 10.3390/info16070540.</w:t>
+            <w:t xml:space="preserve">D. María, D. Carmen, and M. Lozano, “Aprendizaje adaptativo,” 2016, </w:t>
+          </w:r>
+          <w:proofErr w:type="spellStart"/>
+          <w:r>
+            <w:rPr>
+              <w:rFonts w:eastAsia="Times New Roman"/>
+            </w:rPr>
+            <w:t>Accessed</w:t>
+          </w:r>
+          <w:proofErr w:type="spellEnd"/>
+          <w:r>
+            <w:rPr>
+              <w:rFonts w:eastAsia="Times New Roman"/>
+            </w:rPr>
+            <w:t xml:space="preserve">: </w:t>
+          </w:r>
+          <w:proofErr w:type="spellStart"/>
+          <w:r>
+            <w:rPr>
+              <w:rFonts w:eastAsia="Times New Roman"/>
+            </w:rPr>
+            <w:t>Aug</w:t>
+          </w:r>
+          <w:proofErr w:type="spellEnd"/>
+          <w:r>
+            <w:rPr>
+              <w:rFonts w:eastAsia="Times New Roman"/>
+            </w:rPr>
+            <w:t xml:space="preserve">. 28, 2025. [Online]. </w:t>
+          </w:r>
+          <w:proofErr w:type="spellStart"/>
+          <w:r>
+            <w:rPr>
+              <w:rFonts w:eastAsia="Times New Roman"/>
+            </w:rPr>
+            <w:t>Available</w:t>
+          </w:r>
+          <w:proofErr w:type="spellEnd"/>
+          <w:r>
+            <w:rPr>
+              <w:rFonts w:eastAsia="Times New Roman"/>
+            </w:rPr>
+            <w:t>: https://uvadoc.uva.es/handle/10324/21000</w:t>
           </w:r>
         </w:p>
         <w:p>
@@ -20301,7 +23094,7 @@
             <w:autoSpaceDE w:val="0"/>
             <w:autoSpaceDN w:val="0"/>
             <w:ind w:hanging="640"/>
-            <w:divId w:val="903758617"/>
+            <w:divId w:val="471210896"/>
             <w:rPr>
               <w:rFonts w:eastAsia="Times New Roman"/>
             </w:rPr>
@@ -20317,21 +23110,231 @@
               <w:rFonts w:eastAsia="Times New Roman"/>
             </w:rPr>
             <w:tab/>
-            <w:t xml:space="preserve">Francesc Pedró, Paula Valverde, Axel Rivas, and Miguel Subosa, “Challenges and Opportunities for Sustainable Development Education Sector United Nations Educational, Scientific and Cultural Organization,” </w:t>
-          </w:r>
+            <w:t>D. Pérez-Jorge, M. C. González-</w:t>
+          </w:r>
+          <w:proofErr w:type="spellStart"/>
+          <w:r>
+            <w:rPr>
+              <w:rFonts w:eastAsia="Times New Roman"/>
+            </w:rPr>
+            <w:t>Afonso</w:t>
+          </w:r>
+          <w:proofErr w:type="spellEnd"/>
+          <w:r>
+            <w:rPr>
+              <w:rFonts w:eastAsia="Times New Roman"/>
+            </w:rPr>
+            <w:t>, A. G. Santos-Álvarez, Z. Plasencia-Carballo, and C. de los Á. Perdomo-López, “</w:t>
+          </w:r>
+          <w:proofErr w:type="spellStart"/>
+          <w:r>
+            <w:rPr>
+              <w:rFonts w:eastAsia="Times New Roman"/>
+            </w:rPr>
+            <w:t>The</w:t>
+          </w:r>
+          <w:proofErr w:type="spellEnd"/>
+          <w:r>
+            <w:rPr>
+              <w:rFonts w:eastAsia="Times New Roman"/>
+            </w:rPr>
+            <w:t xml:space="preserve"> </w:t>
+          </w:r>
+          <w:proofErr w:type="spellStart"/>
+          <w:r>
+            <w:rPr>
+              <w:rFonts w:eastAsia="Times New Roman"/>
+            </w:rPr>
+            <w:t>Impact</w:t>
+          </w:r>
+          <w:proofErr w:type="spellEnd"/>
+          <w:r>
+            <w:rPr>
+              <w:rFonts w:eastAsia="Times New Roman"/>
+            </w:rPr>
+            <w:t xml:space="preserve"> </w:t>
+          </w:r>
+          <w:proofErr w:type="spellStart"/>
+          <w:r>
+            <w:rPr>
+              <w:rFonts w:eastAsia="Times New Roman"/>
+            </w:rPr>
+            <w:t>of</w:t>
+          </w:r>
+          <w:proofErr w:type="spellEnd"/>
+          <w:r>
+            <w:rPr>
+              <w:rFonts w:eastAsia="Times New Roman"/>
+            </w:rPr>
+            <w:t xml:space="preserve"> AI-</w:t>
+          </w:r>
+          <w:proofErr w:type="spellStart"/>
+          <w:r>
+            <w:rPr>
+              <w:rFonts w:eastAsia="Times New Roman"/>
+            </w:rPr>
+            <w:t>Driven</w:t>
+          </w:r>
+          <w:proofErr w:type="spellEnd"/>
+          <w:r>
+            <w:rPr>
+              <w:rFonts w:eastAsia="Times New Roman"/>
+            </w:rPr>
+            <w:t xml:space="preserve"> </w:t>
+          </w:r>
+          <w:proofErr w:type="spellStart"/>
+          <w:r>
+            <w:rPr>
+              <w:rFonts w:eastAsia="Times New Roman"/>
+            </w:rPr>
+            <w:t>Application</w:t>
+          </w:r>
+          <w:proofErr w:type="spellEnd"/>
+          <w:r>
+            <w:rPr>
+              <w:rFonts w:eastAsia="Times New Roman"/>
+            </w:rPr>
+            <w:t xml:space="preserve"> </w:t>
+          </w:r>
+          <w:proofErr w:type="spellStart"/>
+          <w:r>
+            <w:rPr>
+              <w:rFonts w:eastAsia="Times New Roman"/>
+            </w:rPr>
+            <w:t>Programming</w:t>
+          </w:r>
+          <w:proofErr w:type="spellEnd"/>
+          <w:r>
+            <w:rPr>
+              <w:rFonts w:eastAsia="Times New Roman"/>
+            </w:rPr>
+            <w:t xml:space="preserve"> Interfaces (</w:t>
+          </w:r>
+          <w:proofErr w:type="spellStart"/>
+          <w:r>
+            <w:rPr>
+              <w:rFonts w:eastAsia="Times New Roman"/>
+            </w:rPr>
+            <w:t>APIs</w:t>
+          </w:r>
+          <w:proofErr w:type="spellEnd"/>
+          <w:r>
+            <w:rPr>
+              <w:rFonts w:eastAsia="Times New Roman"/>
+            </w:rPr>
+            <w:t xml:space="preserve">) </w:t>
+          </w:r>
+          <w:proofErr w:type="spellStart"/>
+          <w:r>
+            <w:rPr>
+              <w:rFonts w:eastAsia="Times New Roman"/>
+            </w:rPr>
+            <w:t>on</w:t>
+          </w:r>
+          <w:proofErr w:type="spellEnd"/>
+          <w:r>
+            <w:rPr>
+              <w:rFonts w:eastAsia="Times New Roman"/>
+            </w:rPr>
+            <w:t xml:space="preserve"> </w:t>
+          </w:r>
+          <w:proofErr w:type="spellStart"/>
+          <w:r>
+            <w:rPr>
+              <w:rFonts w:eastAsia="Times New Roman"/>
+            </w:rPr>
+            <w:t>Educational</w:t>
+          </w:r>
+          <w:proofErr w:type="spellEnd"/>
+          <w:r>
+            <w:rPr>
+              <w:rFonts w:eastAsia="Times New Roman"/>
+            </w:rPr>
+            <w:t xml:space="preserve"> </w:t>
+          </w:r>
+          <w:proofErr w:type="spellStart"/>
+          <w:r>
+            <w:rPr>
+              <w:rFonts w:eastAsia="Times New Roman"/>
+            </w:rPr>
+            <w:t>Information</w:t>
+          </w:r>
+          <w:proofErr w:type="spellEnd"/>
+          <w:r>
+            <w:rPr>
+              <w:rFonts w:eastAsia="Times New Roman"/>
+            </w:rPr>
+            <w:t xml:space="preserve"> Management,” </w:t>
+          </w:r>
+          <w:proofErr w:type="gramStart"/>
+          <w:r>
+            <w:rPr>
+              <w:rFonts w:eastAsia="Times New Roman"/>
+            </w:rPr>
+            <w:t>Jul.</w:t>
+          </w:r>
+          <w:proofErr w:type="gramEnd"/>
+          <w:r>
+            <w:rPr>
+              <w:rFonts w:eastAsia="Times New Roman"/>
+            </w:rPr>
+            <w:t xml:space="preserve"> 01, 2025, </w:t>
+          </w:r>
+          <w:proofErr w:type="spellStart"/>
           <w:r>
             <w:rPr>
               <w:rFonts w:eastAsia="Times New Roman"/>
               <w:i/>
               <w:iCs/>
             </w:rPr>
-            <w:t>Organización de las Naciones Unidas para la Educación, la Ciencia y la Cultura (UNESCO)</w:t>
-          </w:r>
-          <w:r>
-            <w:rPr>
-              <w:rFonts w:eastAsia="Times New Roman"/>
-            </w:rPr>
-            <w:t>, 2019, Accessed: Sep. 06, 2025. [Online]. Available: https://en.unesco.org/themes/education-policy-</w:t>
+            <w:t>Multidisciplinary</w:t>
+          </w:r>
+          <w:proofErr w:type="spellEnd"/>
+          <w:r>
+            <w:rPr>
+              <w:rFonts w:eastAsia="Times New Roman"/>
+              <w:i/>
+              <w:iCs/>
+            </w:rPr>
+            <w:t xml:space="preserve"> Digital Publishing </w:t>
+          </w:r>
+          <w:proofErr w:type="spellStart"/>
+          <w:r>
+            <w:rPr>
+              <w:rFonts w:eastAsia="Times New Roman"/>
+              <w:i/>
+              <w:iCs/>
+            </w:rPr>
+            <w:t>Institute</w:t>
+          </w:r>
+          <w:proofErr w:type="spellEnd"/>
+          <w:r>
+            <w:rPr>
+              <w:rFonts w:eastAsia="Times New Roman"/>
+              <w:i/>
+              <w:iCs/>
+            </w:rPr>
+            <w:t xml:space="preserve"> (MDPI)</w:t>
+          </w:r>
+          <w:r>
+            <w:rPr>
+              <w:rFonts w:eastAsia="Times New Roman"/>
+            </w:rPr>
+            <w:t xml:space="preserve">. </w:t>
+          </w:r>
+          <w:proofErr w:type="spellStart"/>
+          <w:r>
+            <w:rPr>
+              <w:rFonts w:eastAsia="Times New Roman"/>
+            </w:rPr>
+            <w:t>doi</w:t>
+          </w:r>
+          <w:proofErr w:type="spellEnd"/>
+          <w:r>
+            <w:rPr>
+              <w:rFonts w:eastAsia="Times New Roman"/>
+            </w:rPr>
+            <w:t>: 10.3390/info16070540.</w:t>
           </w:r>
         </w:p>
         <w:p>
@@ -20339,10 +23342,9 @@
             <w:autoSpaceDE w:val="0"/>
             <w:autoSpaceDN w:val="0"/>
             <w:ind w:hanging="640"/>
-            <w:divId w:val="1817255626"/>
-            <w:rPr>
-              <w:rFonts w:eastAsia="Times New Roman"/>
-              <w:lang w:val="en-US"/>
+            <w:divId w:val="832645304"/>
+            <w:rPr>
+              <w:rFonts w:eastAsia="Times New Roman"/>
             </w:rPr>
           </w:pPr>
           <w:r>
@@ -20356,7 +23358,189 @@
               <w:rFonts w:eastAsia="Times New Roman"/>
             </w:rPr>
             <w:tab/>
-            <w:t xml:space="preserve">CONSTITUCIÓN DE LA REPÚBLICA DEL ECUADOR, “CONSTITUCIÓN DE LA REPÚBLICA DEL ECUADOR,” </w:t>
+            <w:t xml:space="preserve">Francesc </w:t>
+          </w:r>
+          <w:proofErr w:type="spellStart"/>
+          <w:r>
+            <w:rPr>
+              <w:rFonts w:eastAsia="Times New Roman"/>
+            </w:rPr>
+            <w:t>Pedró</w:t>
+          </w:r>
+          <w:proofErr w:type="spellEnd"/>
+          <w:r>
+            <w:rPr>
+              <w:rFonts w:eastAsia="Times New Roman"/>
+            </w:rPr>
+            <w:t xml:space="preserve">, Paula Valverde, Axel Rivas, and Miguel </w:t>
+          </w:r>
+          <w:proofErr w:type="spellStart"/>
+          <w:r>
+            <w:rPr>
+              <w:rFonts w:eastAsia="Times New Roman"/>
+            </w:rPr>
+            <w:t>Subosa</w:t>
+          </w:r>
+          <w:proofErr w:type="spellEnd"/>
+          <w:r>
+            <w:rPr>
+              <w:rFonts w:eastAsia="Times New Roman"/>
+            </w:rPr>
+            <w:t>, “</w:t>
+          </w:r>
+          <w:proofErr w:type="spellStart"/>
+          <w:r>
+            <w:rPr>
+              <w:rFonts w:eastAsia="Times New Roman"/>
+            </w:rPr>
+            <w:t>Challenges</w:t>
+          </w:r>
+          <w:proofErr w:type="spellEnd"/>
+          <w:r>
+            <w:rPr>
+              <w:rFonts w:eastAsia="Times New Roman"/>
+            </w:rPr>
+            <w:t xml:space="preserve"> and </w:t>
+          </w:r>
+          <w:proofErr w:type="spellStart"/>
+          <w:r>
+            <w:rPr>
+              <w:rFonts w:eastAsia="Times New Roman"/>
+            </w:rPr>
+            <w:t>Opportunities</w:t>
+          </w:r>
+          <w:proofErr w:type="spellEnd"/>
+          <w:r>
+            <w:rPr>
+              <w:rFonts w:eastAsia="Times New Roman"/>
+            </w:rPr>
+            <w:t xml:space="preserve"> </w:t>
+          </w:r>
+          <w:proofErr w:type="spellStart"/>
+          <w:r>
+            <w:rPr>
+              <w:rFonts w:eastAsia="Times New Roman"/>
+            </w:rPr>
+            <w:t>for</w:t>
+          </w:r>
+          <w:proofErr w:type="spellEnd"/>
+          <w:r>
+            <w:rPr>
+              <w:rFonts w:eastAsia="Times New Roman"/>
+            </w:rPr>
+            <w:t xml:space="preserve"> </w:t>
+          </w:r>
+          <w:proofErr w:type="spellStart"/>
+          <w:r>
+            <w:rPr>
+              <w:rFonts w:eastAsia="Times New Roman"/>
+            </w:rPr>
+            <w:t>Sustainable</w:t>
+          </w:r>
+          <w:proofErr w:type="spellEnd"/>
+          <w:r>
+            <w:rPr>
+              <w:rFonts w:eastAsia="Times New Roman"/>
+            </w:rPr>
+            <w:t xml:space="preserve"> </w:t>
+          </w:r>
+          <w:proofErr w:type="spellStart"/>
+          <w:r>
+            <w:rPr>
+              <w:rFonts w:eastAsia="Times New Roman"/>
+            </w:rPr>
+            <w:t>Development</w:t>
+          </w:r>
+          <w:proofErr w:type="spellEnd"/>
+          <w:r>
+            <w:rPr>
+              <w:rFonts w:eastAsia="Times New Roman"/>
+            </w:rPr>
+            <w:t xml:space="preserve"> </w:t>
+          </w:r>
+          <w:proofErr w:type="spellStart"/>
+          <w:r>
+            <w:rPr>
+              <w:rFonts w:eastAsia="Times New Roman"/>
+            </w:rPr>
+            <w:t>Education</w:t>
+          </w:r>
+          <w:proofErr w:type="spellEnd"/>
+          <w:r>
+            <w:rPr>
+              <w:rFonts w:eastAsia="Times New Roman"/>
+            </w:rPr>
+            <w:t xml:space="preserve"> Sector </w:t>
+          </w:r>
+          <w:proofErr w:type="spellStart"/>
+          <w:r>
+            <w:rPr>
+              <w:rFonts w:eastAsia="Times New Roman"/>
+            </w:rPr>
+            <w:t>United</w:t>
+          </w:r>
+          <w:proofErr w:type="spellEnd"/>
+          <w:r>
+            <w:rPr>
+              <w:rFonts w:eastAsia="Times New Roman"/>
+            </w:rPr>
+            <w:t xml:space="preserve"> </w:t>
+          </w:r>
+          <w:proofErr w:type="spellStart"/>
+          <w:r>
+            <w:rPr>
+              <w:rFonts w:eastAsia="Times New Roman"/>
+            </w:rPr>
+            <w:t>Nations</w:t>
+          </w:r>
+          <w:proofErr w:type="spellEnd"/>
+          <w:r>
+            <w:rPr>
+              <w:rFonts w:eastAsia="Times New Roman"/>
+            </w:rPr>
+            <w:t xml:space="preserve"> </w:t>
+          </w:r>
+          <w:proofErr w:type="spellStart"/>
+          <w:r>
+            <w:rPr>
+              <w:rFonts w:eastAsia="Times New Roman"/>
+            </w:rPr>
+            <w:t>Educational</w:t>
+          </w:r>
+          <w:proofErr w:type="spellEnd"/>
+          <w:r>
+            <w:rPr>
+              <w:rFonts w:eastAsia="Times New Roman"/>
+            </w:rPr>
+            <w:t xml:space="preserve">, </w:t>
+          </w:r>
+          <w:proofErr w:type="spellStart"/>
+          <w:r>
+            <w:rPr>
+              <w:rFonts w:eastAsia="Times New Roman"/>
+            </w:rPr>
+            <w:t>Scientific</w:t>
+          </w:r>
+          <w:proofErr w:type="spellEnd"/>
+          <w:r>
+            <w:rPr>
+              <w:rFonts w:eastAsia="Times New Roman"/>
+            </w:rPr>
+            <w:t xml:space="preserve"> and Cultural </w:t>
+          </w:r>
+          <w:proofErr w:type="spellStart"/>
+          <w:r>
+            <w:rPr>
+              <w:rFonts w:eastAsia="Times New Roman"/>
+            </w:rPr>
+            <w:t>Organization</w:t>
+          </w:r>
+          <w:proofErr w:type="spellEnd"/>
+          <w:r>
+            <w:rPr>
+              <w:rFonts w:eastAsia="Times New Roman"/>
+            </w:rPr>
+            <w:t xml:space="preserve">,” </w:t>
           </w:r>
           <w:r>
             <w:rPr>
@@ -20364,20 +23548,41 @@
               <w:i/>
               <w:iCs/>
             </w:rPr>
-            <w:t>Registro Oficial</w:t>
-          </w:r>
-          <w:r>
-            <w:rPr>
-              <w:rFonts w:eastAsia="Times New Roman"/>
-            </w:rPr>
-            <w:t xml:space="preserve">, vol. 449, no. 20, pp. 25–2021, 2008, Accessed: Aug. 28, 2025. </w:t>
-          </w:r>
-          <w:r>
-            <w:rPr>
-              <w:rFonts w:eastAsia="Times New Roman"/>
-              <w:lang w:val="en-US"/>
-            </w:rPr>
-            <w:t>[Online]. Available: https://www.defensa.gob.ec/wp-content/uploads/downloads/2021/02/Constitucion-de-la-Republica-del-Ecuador_act_ene-2021.pdf</w:t>
+            <w:t>Organización de las Naciones Unidas para la Educación, la Ciencia y la Cultura (UNESCO)</w:t>
+          </w:r>
+          <w:r>
+            <w:rPr>
+              <w:rFonts w:eastAsia="Times New Roman"/>
+            </w:rPr>
+            <w:t xml:space="preserve">, 2019, </w:t>
+          </w:r>
+          <w:proofErr w:type="spellStart"/>
+          <w:r>
+            <w:rPr>
+              <w:rFonts w:eastAsia="Times New Roman"/>
+            </w:rPr>
+            <w:t>Accessed</w:t>
+          </w:r>
+          <w:proofErr w:type="spellEnd"/>
+          <w:r>
+            <w:rPr>
+              <w:rFonts w:eastAsia="Times New Roman"/>
+            </w:rPr>
+            <w:t xml:space="preserve">: Sep. 06, 2025. [Online]. </w:t>
+          </w:r>
+          <w:proofErr w:type="spellStart"/>
+          <w:r>
+            <w:rPr>
+              <w:rFonts w:eastAsia="Times New Roman"/>
+            </w:rPr>
+            <w:t>Available</w:t>
+          </w:r>
+          <w:proofErr w:type="spellEnd"/>
+          <w:r>
+            <w:rPr>
+              <w:rFonts w:eastAsia="Times New Roman"/>
+            </w:rPr>
+            <w:t>: https://en.unesco.org/themes/education-policy-</w:t>
           </w:r>
         </w:p>
         <w:p>
@@ -20385,7 +23590,7 @@
             <w:autoSpaceDE w:val="0"/>
             <w:autoSpaceDN w:val="0"/>
             <w:ind w:hanging="640"/>
-            <w:divId w:val="1318463231"/>
+            <w:divId w:val="1113014127"/>
             <w:rPr>
               <w:rFonts w:eastAsia="Times New Roman"/>
               <w:lang w:val="en-US"/>
@@ -20402,14 +23607,56 @@
               <w:rFonts w:eastAsia="Times New Roman"/>
             </w:rPr>
             <w:tab/>
-            <w:t xml:space="preserve">Ley Orgánica De Educación Intercultural, “LEY ORGÁNICA DE EDUCACIÓN INTERCULTURAL”, Accessed: Aug. 28, 2025. </w:t>
+            <w:t xml:space="preserve">CONSTITUCIÓN DE LA REPÚBLICA DEL ECUADOR, “CONSTITUCIÓN DE LA REPÚBLICA DEL ECUADOR,” </w:t>
+          </w:r>
+          <w:r>
+            <w:rPr>
+              <w:rFonts w:eastAsia="Times New Roman"/>
+              <w:i/>
+              <w:iCs/>
+            </w:rPr>
+            <w:t>Registro Oficial</w:t>
+          </w:r>
+          <w:r>
+            <w:rPr>
+              <w:rFonts w:eastAsia="Times New Roman"/>
+            </w:rPr>
+            <w:t xml:space="preserve">, vol. 449, no. 20, pp. 25–2021, 2008, </w:t>
+          </w:r>
+          <w:proofErr w:type="spellStart"/>
+          <w:r>
+            <w:rPr>
+              <w:rFonts w:eastAsia="Times New Roman"/>
+            </w:rPr>
+            <w:t>Accessed</w:t>
+          </w:r>
+          <w:proofErr w:type="spellEnd"/>
+          <w:r>
+            <w:rPr>
+              <w:rFonts w:eastAsia="Times New Roman"/>
+            </w:rPr>
+            <w:t xml:space="preserve">: </w:t>
+          </w:r>
+          <w:proofErr w:type="spellStart"/>
+          <w:r>
+            <w:rPr>
+              <w:rFonts w:eastAsia="Times New Roman"/>
+            </w:rPr>
+            <w:t>Aug</w:t>
+          </w:r>
+          <w:proofErr w:type="spellEnd"/>
+          <w:r>
+            <w:rPr>
+              <w:rFonts w:eastAsia="Times New Roman"/>
+            </w:rPr>
+            <w:t xml:space="preserve">. 28, 2025. </w:t>
           </w:r>
           <w:r>
             <w:rPr>
               <w:rFonts w:eastAsia="Times New Roman"/>
               <w:lang w:val="en-US"/>
             </w:rPr>
-            <w:t>[Online]. Available: https://educacion.gob.ec/wp-content/uploads/downloads/2017/02/Ley_Organica_de_Educacion_Intercultural_LOEI_codificado.pdf</w:t>
+            <w:t>[Online]. Available: https://www.defensa.gob.ec/wp-content/uploads/downloads/2021/02/Constitucion-de-la-Republica-del-Ecuador_act_ene-2021.pdf</w:t>
           </w:r>
         </w:p>
         <w:p>
@@ -20417,7 +23664,7 @@
             <w:autoSpaceDE w:val="0"/>
             <w:autoSpaceDN w:val="0"/>
             <w:ind w:hanging="640"/>
-            <w:divId w:val="842667199"/>
+            <w:divId w:val="1142968708"/>
             <w:rPr>
               <w:rFonts w:eastAsia="Times New Roman"/>
               <w:lang w:val="en-US"/>
@@ -20434,14 +23681,42 @@
               <w:rFonts w:eastAsia="Times New Roman"/>
             </w:rPr>
             <w:tab/>
-            <w:t xml:space="preserve">LEY ORGÁNICA DE PROTECCIÓN DE DATOS PERSONALES, “LEY ORGÁNICA DE PROTECCIÓN DE DATOS PERSONALES”, Accessed: Aug. 28, 2025. </w:t>
+            <w:t xml:space="preserve">Ley Orgánica De Educación Intercultural, “LEY ORGÁNICA DE EDUCACIÓN INTERCULTURAL”, </w:t>
+          </w:r>
+          <w:proofErr w:type="spellStart"/>
+          <w:r>
+            <w:rPr>
+              <w:rFonts w:eastAsia="Times New Roman"/>
+            </w:rPr>
+            <w:t>Accessed</w:t>
+          </w:r>
+          <w:proofErr w:type="spellEnd"/>
+          <w:r>
+            <w:rPr>
+              <w:rFonts w:eastAsia="Times New Roman"/>
+            </w:rPr>
+            <w:t xml:space="preserve">: </w:t>
+          </w:r>
+          <w:proofErr w:type="spellStart"/>
+          <w:r>
+            <w:rPr>
+              <w:rFonts w:eastAsia="Times New Roman"/>
+            </w:rPr>
+            <w:t>Aug</w:t>
+          </w:r>
+          <w:proofErr w:type="spellEnd"/>
+          <w:r>
+            <w:rPr>
+              <w:rFonts w:eastAsia="Times New Roman"/>
+            </w:rPr>
+            <w:t xml:space="preserve">. 28, 2025. </w:t>
           </w:r>
           <w:r>
             <w:rPr>
               <w:rFonts w:eastAsia="Times New Roman"/>
               <w:lang w:val="en-US"/>
             </w:rPr>
-            <w:t>[Online]. Available: https://www.finanzaspopulares.gob.ec/wp-content/uploads/2021/07/ley_organica_de_proteccion_de_datos_personales.pdf</w:t>
+            <w:t>[Online]. Available: https://educacion.gob.ec/wp-content/uploads/downloads/2017/02/Ley_Organica_de_Educacion_Intercultural_LOEI_codificado.pdf</w:t>
           </w:r>
         </w:p>
         <w:p>
@@ -20449,7 +23724,7 @@
             <w:autoSpaceDE w:val="0"/>
             <w:autoSpaceDN w:val="0"/>
             <w:ind w:hanging="640"/>
-            <w:divId w:val="778574443"/>
+            <w:divId w:val="440687601"/>
             <w:rPr>
               <w:rFonts w:eastAsia="Times New Roman"/>
               <w:lang w:val="en-US"/>
@@ -20466,14 +23741,42 @@
               <w:rFonts w:eastAsia="Times New Roman"/>
             </w:rPr>
             <w:tab/>
-            <w:t xml:space="preserve">ING. HUGO DEL POZO BARREZUETA DIRECTOR, “Codigo-Organico-de-la-Economia-Social-de-los-Conocimientos-Creatividad-e-Innovacion”, Accessed: Aug. 28, 2025. </w:t>
+            <w:t xml:space="preserve">LEY ORGÁNICA DE PROTECCIÓN DE DATOS PERSONALES, “LEY ORGÁNICA DE PROTECCIÓN DE DATOS PERSONALES”, </w:t>
+          </w:r>
+          <w:proofErr w:type="spellStart"/>
+          <w:r>
+            <w:rPr>
+              <w:rFonts w:eastAsia="Times New Roman"/>
+            </w:rPr>
+            <w:t>Accessed</w:t>
+          </w:r>
+          <w:proofErr w:type="spellEnd"/>
+          <w:r>
+            <w:rPr>
+              <w:rFonts w:eastAsia="Times New Roman"/>
+            </w:rPr>
+            <w:t xml:space="preserve">: </w:t>
+          </w:r>
+          <w:proofErr w:type="spellStart"/>
+          <w:r>
+            <w:rPr>
+              <w:rFonts w:eastAsia="Times New Roman"/>
+            </w:rPr>
+            <w:t>Aug</w:t>
+          </w:r>
+          <w:proofErr w:type="spellEnd"/>
+          <w:r>
+            <w:rPr>
+              <w:rFonts w:eastAsia="Times New Roman"/>
+            </w:rPr>
+            <w:t xml:space="preserve">. 28, 2025. </w:t>
           </w:r>
           <w:r>
             <w:rPr>
               <w:rFonts w:eastAsia="Times New Roman"/>
               <w:lang w:val="en-US"/>
             </w:rPr>
-            <w:t>[Online]. Available: https://www.gobiernoelectronico.gob.ec/wp-content/uploads/2018/10/Codigo-Organico-de-la-Economia-Social-de-los-Conocimientos-Creatividad-e-Innovacion.pdf</w:t>
+            <w:t>[Online]. Available: https://www.finanzaspopulares.gob.ec/wp-content/uploads/2021/07/ley_organica_de_proteccion_de_datos_personales.pdf</w:t>
           </w:r>
         </w:p>
         <w:p>
@@ -20481,7 +23784,7 @@
             <w:autoSpaceDE w:val="0"/>
             <w:autoSpaceDN w:val="0"/>
             <w:ind w:hanging="640"/>
-            <w:divId w:val="164708389"/>
+            <w:divId w:val="1623658272"/>
             <w:rPr>
               <w:rFonts w:eastAsia="Times New Roman"/>
               <w:lang w:val="en-US"/>
@@ -20498,14 +23801,50 @@
               <w:rFonts w:eastAsia="Times New Roman"/>
             </w:rPr>
             <w:tab/>
-            <w:t xml:space="preserve">E. General Básica and M. DE Educación, “Introducción general Subnivel SUPERIOR”, Accessed: Sep. 23, 2025. </w:t>
+            <w:t xml:space="preserve">ING. HUGO DEL POZO BARREZUETA DIRECTOR, “Codigo-Organico-de-la-Economia-Social-de-los-Conocimientos-Creatividad-e-Innovacion”, </w:t>
+          </w:r>
+          <w:proofErr w:type="spellStart"/>
+          <w:r>
+            <w:rPr>
+              <w:rFonts w:eastAsia="Times New Roman"/>
+            </w:rPr>
+            <w:t>Accessed</w:t>
+          </w:r>
+          <w:proofErr w:type="spellEnd"/>
+          <w:r>
+            <w:rPr>
+              <w:rFonts w:eastAsia="Times New Roman"/>
+            </w:rPr>
+            <w:t xml:space="preserve">: </w:t>
+          </w:r>
+          <w:proofErr w:type="spellStart"/>
+          <w:r>
+            <w:rPr>
+              <w:rFonts w:eastAsia="Times New Roman"/>
+            </w:rPr>
+            <w:t>Aug</w:t>
+          </w:r>
+          <w:proofErr w:type="spellEnd"/>
+          <w:r>
+            <w:rPr>
+              <w:rFonts w:eastAsia="Times New Roman"/>
+            </w:rPr>
+            <w:t xml:space="preserve">. 28, 2025. </w:t>
           </w:r>
           <w:r>
             <w:rPr>
               <w:rFonts w:eastAsia="Times New Roman"/>
               <w:lang w:val="en-US"/>
             </w:rPr>
-            <w:t>[Online]. Available: www.educacion.gob.ec</w:t>
+            <w:t>[Online]. Available: https://www.gobiernoelectronico.gob.ec/wp-</w:t>
+          </w:r>
+          <w:r>
+            <w:rPr>
+              <w:rFonts w:eastAsia="Times New Roman"/>
+              <w:lang w:val="en-US"/>
+            </w:rPr>
+            <w:lastRenderedPageBreak/>
+            <w:t>content/uploads/2018/10/Codigo-Organico-de-la-Economia-Social-de-los-Conocimientos-Creatividad-e-Innovacion.pdf</w:t>
           </w:r>
         </w:p>
         <w:p>
@@ -20513,7 +23852,7 @@
             <w:autoSpaceDE w:val="0"/>
             <w:autoSpaceDN w:val="0"/>
             <w:ind w:hanging="640"/>
-            <w:divId w:val="257645448"/>
+            <w:divId w:val="1483737784"/>
             <w:rPr>
               <w:rFonts w:eastAsia="Times New Roman"/>
               <w:lang w:val="en-US"/>
@@ -20522,34 +23861,36 @@
           <w:r>
             <w:rPr>
               <w:rFonts w:eastAsia="Times New Roman"/>
+            </w:rPr>
+            <w:t>[42]</w:t>
+          </w:r>
+          <w:r>
+            <w:rPr>
+              <w:rFonts w:eastAsia="Times New Roman"/>
+            </w:rPr>
+            <w:tab/>
+            <w:t xml:space="preserve">E. General Básica and M. DE Educación, “Introducción general Subnivel SUPERIOR”, </w:t>
+          </w:r>
+          <w:proofErr w:type="spellStart"/>
+          <w:r>
+            <w:rPr>
+              <w:rFonts w:eastAsia="Times New Roman"/>
+            </w:rPr>
+            <w:t>Accessed</w:t>
+          </w:r>
+          <w:proofErr w:type="spellEnd"/>
+          <w:r>
+            <w:rPr>
+              <w:rFonts w:eastAsia="Times New Roman"/>
+            </w:rPr>
+            <w:t xml:space="preserve">: Sep. 23, 2025. </w:t>
+          </w:r>
+          <w:r>
+            <w:rPr>
+              <w:rFonts w:eastAsia="Times New Roman"/>
               <w:lang w:val="en-US"/>
             </w:rPr>
-            <w:lastRenderedPageBreak/>
-            <w:t>[42]</w:t>
-          </w:r>
-          <w:r>
-            <w:rPr>
-              <w:rFonts w:eastAsia="Times New Roman"/>
-              <w:lang w:val="en-US"/>
-            </w:rPr>
-            <w:tab/>
-            <w:t xml:space="preserve">G. F. R. Muñoz, “Integration of technology and pedagogy in intelligent tutoring systems,” </w:t>
-          </w:r>
-          <w:r>
-            <w:rPr>
-              <w:rFonts w:eastAsia="Times New Roman"/>
-              <w:i/>
-              <w:iCs/>
-              <w:lang w:val="en-US"/>
-            </w:rPr>
-            <w:t>Edutec</w:t>
-          </w:r>
-          <w:r>
-            <w:rPr>
-              <w:rFonts w:eastAsia="Times New Roman"/>
-              <w:lang w:val="en-US"/>
-            </w:rPr>
-            <w:t>, no. 89, pp. 144–155, Sep. 2024, doi: 10.21556/edutec.2024.89.3199.</w:t>
+            <w:t>[Online]. Available: www.educacion.gob.ec</w:t>
           </w:r>
         </w:p>
         <w:p>
@@ -20557,7 +23898,7 @@
             <w:autoSpaceDE w:val="0"/>
             <w:autoSpaceDN w:val="0"/>
             <w:ind w:hanging="640"/>
-            <w:divId w:val="1693605166"/>
+            <w:divId w:val="1905555515"/>
             <w:rPr>
               <w:rFonts w:eastAsia="Times New Roman"/>
               <w:lang w:val="en-US"/>
@@ -20576,8 +23917,9 @@
               <w:lang w:val="en-US"/>
             </w:rPr>
             <w:tab/>
-            <w:t xml:space="preserve">D. Frye, E. S.-A. S. Bulletin, and undefined 1986, “Interface design: A neglected issue in educational software,” </w:t>
-          </w:r>
+            <w:t xml:space="preserve">G. F. R. Muñoz, “Integration of technology and pedagogy in intelligent tutoring systems,” </w:t>
+          </w:r>
+          <w:proofErr w:type="spellStart"/>
           <w:r>
             <w:rPr>
               <w:rFonts w:eastAsia="Times New Roman"/>
@@ -20585,14 +23927,31 @@
               <w:iCs/>
               <w:lang w:val="en-US"/>
             </w:rPr>
-            <w:t>dl.acm.org</w:t>
-          </w:r>
+            <w:t>Edutec</w:t>
+          </w:r>
+          <w:proofErr w:type="spellEnd"/>
           <w:r>
             <w:rPr>
               <w:rFonts w:eastAsia="Times New Roman"/>
               <w:lang w:val="en-US"/>
             </w:rPr>
-            <w:t>, vol. 17, no. SI, pp. 93–97, May 1986, doi: 10.1145/30851.30865.</w:t>
+            <w:t xml:space="preserve">, no. 89, pp. 144–155, Sep. 2024, </w:t>
+          </w:r>
+          <w:proofErr w:type="spellStart"/>
+          <w:r>
+            <w:rPr>
+              <w:rFonts w:eastAsia="Times New Roman"/>
+              <w:lang w:val="en-US"/>
+            </w:rPr>
+            <w:t>doi</w:t>
+          </w:r>
+          <w:proofErr w:type="spellEnd"/>
+          <w:r>
+            <w:rPr>
+              <w:rFonts w:eastAsia="Times New Roman"/>
+              <w:lang w:val="en-US"/>
+            </w:rPr>
+            <w:t>: 10.21556/edutec.2024.89.3199.</w:t>
           </w:r>
         </w:p>
         <w:p>
@@ -20600,7 +23959,7 @@
             <w:autoSpaceDE w:val="0"/>
             <w:autoSpaceDN w:val="0"/>
             <w:ind w:hanging="640"/>
-            <w:divId w:val="1444348141"/>
+            <w:divId w:val="185681647"/>
             <w:rPr>
               <w:rFonts w:eastAsia="Times New Roman"/>
               <w:lang w:val="en-US"/>
@@ -20619,7 +23978,7 @@
               <w:lang w:val="en-US"/>
             </w:rPr>
             <w:tab/>
-            <w:t xml:space="preserve">N. Knoth, A. Tolzin, A. Janson, and J. M. Leimeister, “AI literacy and its implications for prompt engineering strategies,” </w:t>
+            <w:t xml:space="preserve">D. Frye, E. S.-A. S. Bulletin, and undefined 1986, “Interface design: A neglected issue in educational software,” </w:t>
           </w:r>
           <w:r>
             <w:rPr>
@@ -20628,14 +23987,30 @@
               <w:iCs/>
               <w:lang w:val="en-US"/>
             </w:rPr>
-            <w:t>Computers and Education: Artificial Intelligence</w:t>
+            <w:t>dl.acm.org</w:t>
           </w:r>
           <w:r>
             <w:rPr>
               <w:rFonts w:eastAsia="Times New Roman"/>
               <w:lang w:val="en-US"/>
             </w:rPr>
-            <w:t>, vol. 6, p. 100225, Jun. 2024, doi: 10.1016/J.CAEAI.2024.100225.</w:t>
+            <w:t xml:space="preserve">, vol. 17, no. SI, pp. 93–97, May 1986, </w:t>
+          </w:r>
+          <w:proofErr w:type="spellStart"/>
+          <w:r>
+            <w:rPr>
+              <w:rFonts w:eastAsia="Times New Roman"/>
+              <w:lang w:val="en-US"/>
+            </w:rPr>
+            <w:t>doi</w:t>
+          </w:r>
+          <w:proofErr w:type="spellEnd"/>
+          <w:r>
+            <w:rPr>
+              <w:rFonts w:eastAsia="Times New Roman"/>
+              <w:lang w:val="en-US"/>
+            </w:rPr>
+            <w:t>: 10.1145/30851.30865.</w:t>
           </w:r>
         </w:p>
         <w:p>
@@ -20643,7 +24018,7 @@
             <w:autoSpaceDE w:val="0"/>
             <w:autoSpaceDN w:val="0"/>
             <w:ind w:hanging="640"/>
-            <w:divId w:val="1493792970"/>
+            <w:divId w:val="907686163"/>
             <w:rPr>
               <w:rFonts w:eastAsia="Times New Roman"/>
               <w:lang w:val="en-US"/>
@@ -20662,7 +24037,55 @@
               <w:lang w:val="en-US"/>
             </w:rPr>
             <w:tab/>
-            <w:t>T. Gonulal and S. Loewen, “Scaffolding Technique Framing the Issue,” 2018, doi: 10.1002/9781118784235.eelt0180.</w:t>
+            <w:t xml:space="preserve">N. Knoth, A. </w:t>
+          </w:r>
+          <w:proofErr w:type="spellStart"/>
+          <w:r>
+            <w:rPr>
+              <w:rFonts w:eastAsia="Times New Roman"/>
+              <w:lang w:val="en-US"/>
+            </w:rPr>
+            <w:t>Tolzin</w:t>
+          </w:r>
+          <w:proofErr w:type="spellEnd"/>
+          <w:r>
+            <w:rPr>
+              <w:rFonts w:eastAsia="Times New Roman"/>
+              <w:lang w:val="en-US"/>
+            </w:rPr>
+            <w:t xml:space="preserve">, A. Janson, and J. M. Leimeister, “AI literacy and its implications for prompt engineering strategies,” </w:t>
+          </w:r>
+          <w:r>
+            <w:rPr>
+              <w:rFonts w:eastAsia="Times New Roman"/>
+              <w:i/>
+              <w:iCs/>
+              <w:lang w:val="en-US"/>
+            </w:rPr>
+            <w:t>Computers and Education: Artificial Intelligence</w:t>
+          </w:r>
+          <w:r>
+            <w:rPr>
+              <w:rFonts w:eastAsia="Times New Roman"/>
+              <w:lang w:val="en-US"/>
+            </w:rPr>
+            <w:t xml:space="preserve">, vol. 6, p. 100225, Jun. 2024, </w:t>
+          </w:r>
+          <w:proofErr w:type="spellStart"/>
+          <w:r>
+            <w:rPr>
+              <w:rFonts w:eastAsia="Times New Roman"/>
+              <w:lang w:val="en-US"/>
+            </w:rPr>
+            <w:t>doi</w:t>
+          </w:r>
+          <w:proofErr w:type="spellEnd"/>
+          <w:r>
+            <w:rPr>
+              <w:rFonts w:eastAsia="Times New Roman"/>
+              <w:lang w:val="en-US"/>
+            </w:rPr>
+            <w:t>: 10.1016/J.CAEAI.2024.100225.</w:t>
           </w:r>
         </w:p>
         <w:p>
@@ -20670,7 +24093,7 @@
             <w:autoSpaceDE w:val="0"/>
             <w:autoSpaceDN w:val="0"/>
             <w:ind w:hanging="640"/>
-            <w:divId w:val="1925218146"/>
+            <w:divId w:val="1661957062"/>
             <w:rPr>
               <w:rFonts w:eastAsia="Times New Roman"/>
               <w:lang w:val="en-US"/>
@@ -20689,23 +24112,39 @@
               <w:lang w:val="en-US"/>
             </w:rPr>
             <w:tab/>
-            <w:t xml:space="preserve">T. Pangan and F. Sains Dan Teknologi, “FRAMEWORK KARANGTURI UNTUK PROMPT ENGINEERING: ANALISIS KOMPARATIF DENGAN RTF, COT, DAN REACT PADA MODEL AI GENERATIF,” </w:t>
-          </w:r>
-          <w:r>
-            <w:rPr>
-              <w:rFonts w:eastAsia="Times New Roman"/>
-              <w:i/>
-              <w:iCs/>
+            <w:t xml:space="preserve">T. </w:t>
+          </w:r>
+          <w:proofErr w:type="spellStart"/>
+          <w:r>
+            <w:rPr>
+              <w:rFonts w:eastAsia="Times New Roman"/>
               <w:lang w:val="en-US"/>
             </w:rPr>
-            <w:t>Science Technology and Management Journal</w:t>
-          </w:r>
+            <w:t>Gonulal</w:t>
+          </w:r>
+          <w:proofErr w:type="spellEnd"/>
           <w:r>
             <w:rPr>
               <w:rFonts w:eastAsia="Times New Roman"/>
               <w:lang w:val="en-US"/>
             </w:rPr>
-            <w:t>, vol. 5, no. 2, pp. 133–138, Aug. 2025, doi: 10.53416/STMJ.V5I2.353.</w:t>
+            <w:t xml:space="preserve"> and S. Loewen, “Scaffolding Technique Framing the Issue,” 2018, </w:t>
+          </w:r>
+          <w:proofErr w:type="spellStart"/>
+          <w:r>
+            <w:rPr>
+              <w:rFonts w:eastAsia="Times New Roman"/>
+              <w:lang w:val="en-US"/>
+            </w:rPr>
+            <w:t>doi</w:t>
+          </w:r>
+          <w:proofErr w:type="spellEnd"/>
+          <w:r>
+            <w:rPr>
+              <w:rFonts w:eastAsia="Times New Roman"/>
+              <w:lang w:val="en-US"/>
+            </w:rPr>
+            <w:t>: 10.1002/9781118784235.eelt0180.</w:t>
           </w:r>
         </w:p>
         <w:p>
@@ -20713,7 +24152,7 @@
             <w:autoSpaceDE w:val="0"/>
             <w:autoSpaceDN w:val="0"/>
             <w:ind w:hanging="640"/>
-            <w:divId w:val="1906909051"/>
+            <w:divId w:val="1396586477"/>
             <w:rPr>
               <w:rFonts w:eastAsia="Times New Roman"/>
               <w:lang w:val="en-US"/>
@@ -20732,7 +24171,39 @@
               <w:lang w:val="en-US"/>
             </w:rPr>
             <w:tab/>
-            <w:t>“TrigTutor IA - Tesis UTEQ.” Accessed: Sep. 06, 2025. [Online]. Available: https://aitrigonometria.web.app/</w:t>
+            <w:t xml:space="preserve">T. Pangan and F. Sains Dan Teknologi, “FRAMEWORK KARANGTURI UNTUK PROMPT ENGINEERING: ANALISIS KOMPARATIF DENGAN RTF, COT, DAN REACT PADA MODEL AI GENERATIF,” </w:t>
+          </w:r>
+          <w:r>
+            <w:rPr>
+              <w:rFonts w:eastAsia="Times New Roman"/>
+              <w:i/>
+              <w:iCs/>
+              <w:lang w:val="en-US"/>
+            </w:rPr>
+            <w:t>Science Technology and Management Journal</w:t>
+          </w:r>
+          <w:r>
+            <w:rPr>
+              <w:rFonts w:eastAsia="Times New Roman"/>
+              <w:lang w:val="en-US"/>
+            </w:rPr>
+            <w:t xml:space="preserve">, vol. 5, no. 2, pp. 133–138, Aug. 2025, </w:t>
+          </w:r>
+          <w:proofErr w:type="spellStart"/>
+          <w:r>
+            <w:rPr>
+              <w:rFonts w:eastAsia="Times New Roman"/>
+              <w:lang w:val="en-US"/>
+            </w:rPr>
+            <w:t>doi</w:t>
+          </w:r>
+          <w:proofErr w:type="spellEnd"/>
+          <w:r>
+            <w:rPr>
+              <w:rFonts w:eastAsia="Times New Roman"/>
+              <w:lang w:val="en-US"/>
+            </w:rPr>
+            <w:t>: 10.53416/STMJ.V5I2.353.</w:t>
           </w:r>
         </w:p>
         <w:p>
@@ -20875,21 +24346,21 @@
       <w:pPr>
         <w:pStyle w:val="Ttulo1"/>
       </w:pPr>
-      <w:bookmarkStart w:id="115" w:name="_Toc209618476"/>
+      <w:bookmarkStart w:id="112" w:name="_Toc209618476"/>
       <w:r>
         <w:t>CAPÍTULO VII</w:t>
       </w:r>
-      <w:bookmarkEnd w:id="115"/>
+      <w:bookmarkEnd w:id="112"/>
     </w:p>
     <w:p>
       <w:pPr>
         <w:pStyle w:val="Ttulo1"/>
       </w:pPr>
-      <w:bookmarkStart w:id="116" w:name="_Toc209618477"/>
+      <w:bookmarkStart w:id="113" w:name="_Toc209618477"/>
       <w:r>
         <w:t>ANEXOS</w:t>
       </w:r>
-      <w:bookmarkEnd w:id="116"/>
+      <w:bookmarkEnd w:id="113"/>
     </w:p>
     <w:p>
       <w:pPr>
@@ -26472,7 +29943,6 @@
   <w:style w:type="character" w:default="1" w:styleId="Fuentedeprrafopredeter">
     <w:name w:val="Default Paragraph Font"/>
     <w:uiPriority w:val="1"/>
-    <w:semiHidden/>
     <w:unhideWhenUsed/>
   </w:style>
   <w:style w:type="table" w:default="1" w:styleId="Tablanormal">
@@ -27419,35 +30889,6 @@
     </w:docPart>
     <w:docPart>
       <w:docPartPr>
-        <w:name w:val="AC2728E3E61946178D00EF852FFBEA12"/>
-        <w:category>
-          <w:name w:val="General"/>
-          <w:gallery w:val="placeholder"/>
-        </w:category>
-        <w:types>
-          <w:type w:val="bbPlcHdr"/>
-        </w:types>
-        <w:behaviors>
-          <w:behavior w:val="content"/>
-        </w:behaviors>
-        <w:guid w:val="{81988DC7-B5C8-490F-BCCC-F5FED7CD8FC5}"/>
-      </w:docPartPr>
-      <w:docPartBody>
-        <w:p>
-          <w:pPr>
-            <w:pStyle w:val="AC2728E3E61946178D00EF852FFBEA12"/>
-          </w:pPr>
-          <w:r>
-            <w:rPr>
-              <w:rStyle w:val="Textodelmarcadordeposicin"/>
-            </w:rPr>
-            <w:t>Haga clic o pulse aquí para escribir texto.</w:t>
-          </w:r>
-        </w:p>
-      </w:docPartBody>
-    </w:docPart>
-    <w:docPart>
-      <w:docPartPr>
         <w:name w:val="C805592C4E9045AC81B3A412D73B494F"/>
         <w:category>
           <w:name w:val="General"/>
@@ -27523,6 +30964,35 @@
         <w:p>
           <w:pPr>
             <w:pStyle w:val="255CBCA9A9574978884E88C29ADA06D3"/>
+          </w:pPr>
+          <w:r>
+            <w:rPr>
+              <w:rStyle w:val="Textodelmarcadordeposicin"/>
+            </w:rPr>
+            <w:t>Haga clic o pulse aquí para escribir texto.</w:t>
+          </w:r>
+        </w:p>
+      </w:docPartBody>
+    </w:docPart>
+    <w:docPart>
+      <w:docPartPr>
+        <w:name w:val="48408B0F53B44970A694C46C4E8EF1B3"/>
+        <w:category>
+          <w:name w:val="General"/>
+          <w:gallery w:val="placeholder"/>
+        </w:category>
+        <w:types>
+          <w:type w:val="bbPlcHdr"/>
+        </w:types>
+        <w:behaviors>
+          <w:behavior w:val="content"/>
+        </w:behaviors>
+        <w:guid w:val="{600D7F0D-0D98-4F4C-B6F3-B82D26D9828D}"/>
+      </w:docPartPr>
+      <w:docPartBody>
+        <w:p>
+          <w:pPr>
+            <w:pStyle w:val="48408B0F53B44970A694C46C4E8EF1B3"/>
           </w:pPr>
           <w:r>
             <w:rPr>
@@ -27613,7 +31083,9 @@
   </w:compat>
   <w:rsids>
     <w:rsidRoot w:val="005268E3"/>
+    <w:rsid w:val="00006555"/>
     <w:rsid w:val="00016593"/>
+    <w:rsid w:val="00034E55"/>
     <w:rsid w:val="0009719B"/>
     <w:rsid w:val="000A7E75"/>
     <w:rsid w:val="000F1326"/>
@@ -27627,6 +31099,7 @@
     <w:rsid w:val="001F4990"/>
     <w:rsid w:val="00204C36"/>
     <w:rsid w:val="0021673A"/>
+    <w:rsid w:val="002236F4"/>
     <w:rsid w:val="00247926"/>
     <w:rsid w:val="00250687"/>
     <w:rsid w:val="0025625D"/>
@@ -27644,6 +31117,7 @@
     <w:rsid w:val="00402964"/>
     <w:rsid w:val="00432878"/>
     <w:rsid w:val="00435A60"/>
+    <w:rsid w:val="004432EE"/>
     <w:rsid w:val="004737C7"/>
     <w:rsid w:val="004A63DF"/>
     <w:rsid w:val="005151A5"/>
@@ -27687,7 +31161,9 @@
     <w:rsid w:val="008C58CB"/>
     <w:rsid w:val="008D1E99"/>
     <w:rsid w:val="00935ED1"/>
+    <w:rsid w:val="009671C2"/>
     <w:rsid w:val="009701CC"/>
+    <w:rsid w:val="00985FA5"/>
     <w:rsid w:val="009907E1"/>
     <w:rsid w:val="00991F6C"/>
     <w:rsid w:val="00995BEF"/>
@@ -28206,7 +31682,7 @@
     <w:basedOn w:val="Fuentedeprrafopredeter"/>
     <w:uiPriority w:val="99"/>
     <w:semiHidden/>
-    <w:rsid w:val="0009719B"/>
+    <w:rsid w:val="00985FA5"/>
     <w:rPr>
       <w:color w:val="666666"/>
     </w:rPr>
@@ -28324,6 +31800,17 @@
   <w:style w:type="paragraph" w:customStyle="1" w:styleId="255CBCA9A9574978884E88C29ADA06D3">
     <w:name w:val="255CBCA9A9574978884E88C29ADA06D3"/>
     <w:rsid w:val="0009719B"/>
+    <w:pPr>
+      <w:spacing w:line="278" w:lineRule="auto"/>
+    </w:pPr>
+    <w:rPr>
+      <w:sz w:val="24"/>
+      <w:szCs w:val="24"/>
+    </w:rPr>
+  </w:style>
+  <w:style w:type="paragraph" w:customStyle="1" w:styleId="48408B0F53B44970A694C46C4E8EF1B3">
+    <w:name w:val="48408B0F53B44970A694C46C4E8EF1B3"/>
+    <w:rsid w:val="00985FA5"/>
     <w:pPr>
       <w:spacing w:line="278" w:lineRule="auto"/>
     </w:pPr>
@@ -28653,8 +32140,8 @@
   </we:alternateReferences>
   <we:properties>
     <we:property name="MENDELEY_BIBLIOGRAPHY_IS_DIRTY" value="false"/>
-    <we:property name="MENDELEY_BIBLIOGRAPHY_LAST_MODIFIED" value="1758750902076"/>
-    <we:property name="MENDELEY_CITATIONS" value="[{&quot;citationID&quot;:&quot;MENDELEY_CITATION_8dfcf854-6ba4-433d-8326-861463938067&quot;,&quot;properties&quot;:{&quot;noteIndex&quot;:0},&quot;isEdited&quot;:false,&quot;manualOverride&quot;:{&quot;isManuallyOverridden&quot;:false,&quot;citeprocText&quot;:&quot;[1]&quot;,&quot;manualOverrideText&quot;:&quot;&quot;},&quot;citationTag&quot;:&quot;MENDELEY_CITATION_v3_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&quot;,&quot;citationItems&quot;:[{&quot;id&quot;:&quot;fc44d4d6-d406-3b0d-9047-f22566bd0362&quot;,&quot;itemData&quot;:{&quot;type&quot;:&quot;article&quot;,&quot;id&quot;:&quot;fc44d4d6-d406-3b0d-9047-f22566bd0362&quot;,&quot;title&quot;:&quot;DeepSeek and GPT Fall Behind: Claude Leads in Zero-Shot Consumer Complaints Classification&quot;,&quot;author&quot;:[{&quot;family&quot;:&quot;Roumeliotis&quot;,&quot;given&quot;:&quot;Konstantinos I.&quot;,&quot;parse-names&quot;:false,&quot;dropping-particle&quot;:&quot;&quot;,&quot;non-dropping-particle&quot;:&quot;&quot;},{&quot;family&quot;:&quot;Tselikas&quot;,&quot;given&quot;:&quot;Nikolaos D.&quot;,&quot;parse-names&quot;:false,&quot;dropping-particle&quot;:&quot;&quot;,&quot;non-dropping-particle&quot;:&quot;&quot;},{&quot;family&quot;:&quot;Nasiopoulos&quot;,&quot;given&quot;:&quot;Dimitrios K.&quot;,&quot;parse-names&quot;:false,&quot;dropping-particle&quot;:&quot;&quot;,&quot;non-dropping-particle&quot;:&quot;&quot;}],&quot;DOI&quot;:&quot;10.20944/preprints202502.0720.v1&quot;,&quot;URL&quot;:&quot;https://www.preprints.org/manuscript/202502.0720/v1&quot;,&quot;issued&quot;:{&quot;date-parts&quot;:[[2025,2,10]]},&quot;abstract&quot;:&quot;&lt;p&gt;Large language models (LLMs) have demonstrated remarkable capabilities in various natural language processing (NLP) tasks, but their effectiveness in real-world consumer complaint classification without fine-tuning remains uncertain. Zero-shot classification is particularly challenging in finance, where complaint categories often overlap, requiring a deep understanding of nuanced language. In this study, we evaluate the zero-shot classification performance of leading LLMs— DeepSeek-V3, OpenAI’s GPT-4o and GPT-4o mini, and Anthropic’s Claude 3.5 Sonnet and Claude 3.5 Haiku—on consumer complaints submitted to the Consumer Financial Protection Bureau (CFPB). These models were tasked with categorizing complaints into five predefined financial classes based solely on complaint text. Performance was measured using accuracy, precision, recall, F1-score, and heatmaps to identify classification patterns. While DeepSeek Chat and GPT-4o produced competitive results, Claude 3.5 Sonnet consistently outperformed all models, demonstrating superior classification accuracy and efficiency. These findings highlight the relative strengths and limitations of DeepSeek-V3 and other top-tier models in financial text processing, providing valuable insights into their practical applications.&lt;/p&gt;&quot;,&quot;container-title-short&quot;:&quot;&quot;},&quot;isTemporary&quot;:false,&quot;suppress-author&quot;:false,&quot;composite&quot;:false,&quot;author-only&quot;:false}]},{&quot;citationID&quot;:&quot;MENDELEY_CITATION_87b9dfdf-fd2a-44be-8bd3-a3e8e237b739&quot;,&quot;properties&quot;:{&quot;noteIndex&quot;:0},&quot;isEdited&quot;:false,&quot;manualOverride&quot;:{&quot;isManuallyOverridden&quot;:false,&quot;citeprocText&quot;:&quot;[2]&quot;,&quot;manualOverrideText&quot;:&quot;&quot;},&quot;citationTag&quot;:&quot;MENDELEY_CITATION_v3_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&quot;,&quot;citationItems&quot;:[{&quot;id&quot;:&quot;e0330f39-09fd-3be8-8a3f-0989b0c4966c&quot;,&quot;itemData&quot;:{&quot;type&quot;:&quot;article-journal&quot;,&quot;id&quot;:&quot;e0330f39-09fd-3be8-8a3f-0989b0c4966c&quot;,&quot;title&quot;:&quot;Inteligencia Artificial en la Educación: Estado del Arte&quot;,&quot;author&quot;:[{&quot;family&quot;:&quot;Sambola&quot;,&quot;given&quot;:&quot;Dexon-Mckensy&quot;,&quot;parse-names&quot;:false,&quot;dropping-particle&quot;:&quot;&quot;,&quot;non-dropping-particle&quot;:&quot;&quot;}],&quot;container-title&quot;:&quot;Wani&quot;,&quot;DOI&quot;:&quot;10.5377/wani.v39i79.16806&quot;,&quot;ISSN&quot;:&quot;1813-369X&quot;,&quot;issued&quot;:{&quot;date-parts&quot;:[[2023,10,11]]},&quot;abstract&quot;:&quot;La Inteligencia Artificial en la Educación es un campo de investigación científica que ha surgido a lo largo de 3 décadas, está particularmente interesada en el desarrollo de herramientas basadas en IA para apoyar y comprender los procesos educativos. Esta investigación tiene como objetivo presentar el estado de la Inteligencia Artificial en la Educación, utilizando un método de revisión exhaustiva de la literatura. Comprendió 3 etapas principales: selección, clasificación y análisis de la literatura. Esto permitió identificar las aplicaciones, tecnologías, desafíos e implicaciones éticas de la Inteligencia Artificial en la Educación&quot;,&quot;publisher&quot;:&quot;Consejo Nacional de Universidades&quot;,&quot;issue&quot;:&quot;79&quot;,&quot;container-title-short&quot;:&quot;&quot;},&quot;isTemporary&quot;:false}]},{&quot;citationID&quot;:&quot;MENDELEY_CITATION_18ca400e-4fcb-42c5-82bc-033d3d56f058&quot;,&quot;properties&quot;:{&quot;noteIndex&quot;:0},&quot;isEdited&quot;:false,&quot;manualOverride&quot;:{&quot;isManuallyOverridden&quot;:false,&quot;citeprocText&quot;:&quot;[3]&quot;,&quot;manualOverrideText&quot;:&quot;&quot;},&quot;citationTag&quot;:&quot;MENDELEY_CITATION_v3_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&quot;,&quot;citationItems&quot;:[{&quot;id&quot;:&quot;d60509d4-c1c4-3bc5-b29e-e615e26af0d4&quot;,&quot;itemData&quot;:{&quot;type&quot;:&quot;report&quot;,&quot;id&quot;:&quot;d60509d4-c1c4-3bc5-b29e-e615e26af0d4&quot;,&quot;title&quot;:&quot;Um Estudo Acerca do Uso de IA Generativa no Apoio à Aprendizagem de Programação&quot;,&quot;author&quot;:[{&quot;family&quot;:&quot;Almeida de Bem&quot;,&quot;given&quot;:&quot;Rafael&quot;,&quot;parse-names&quot;:false,&quot;dropping-particle&quot;:&quot;&quot;,&quot;non-dropping-particle&quot;:&quot;&quot;},{&quot;family&quot;:&quot;Aparecida Konzen&quot;,&quot;given&quot;:&quot;Andréa&quot;,&quot;parse-names&quot;:false,&quot;dropping-particle&quot;:&quot;&quot;,&quot;non-dropping-particle&quot;:&quot;&quot;}],&quot;URL&quot;:&quot;https://github.com/huggingface/transformers&quot;,&quot;issued&quot;:{&quot;date-parts&quot;:[[2024,6]]},&quot;language&quot;:&quot;portugués&quot;,&quot;abstract&quot;:&quot;Resumo-Avanços recentes em Inteligência Artificial (IA) têm transformado sua aplicação de uma explora-ção teórica para implementação prática, criando novas oportunidades e desafios em ambientes de aprendiza-gem. Este trabalho de conclusão de curso, realizado na Pontifícia Universidade Católica do Rio Grande do Sul, explora como a IA Generativa pode aprimorar experi-ências de aprendizagem na disciplina de Fundamentos da Programação. O sistema desenvolvido utiliza gran-des modelos de linguagem e emprega conceitos-chave como transformers, zero-shot prompting e Retrieval-Augmented Generation para fornecer assistência perso-nalizada aos estudantes, gerando respostas relevantes e sensíveis ao contexto. Os resultados destacam tanto os benefícios quanto as limitações da IA Generativa em âmbitos de aprendizagem. Palavras-chave-Inteligência Artificial Generativa, aprendizado em ciência da computação, grandes mo-delos de linguagem, transformers, Retrieval-Augmented Generation, respostas sensíveis ao contexto. Abstract-Recent advances in artificial intelligence (AI) have transformed its application from theoretical exploration to practical implementation, creating new opportunities and challenges in learning environments. This undergraduate thesis, conducted at the Pontifícia Universidade Católica do Rio Grande do Sul, explores how generative AI can enhance learning experiences in the Fundamentals of Programming course. The developed system utilizes large language models and employs key concepts such as transformers, zero-shot prompting, and Retrieval-Augmented Generation to provide personalized assistance to students, generating relevant and context-aware responses. The results highlight both the benefits and limitations of generative AI in improving learning outcomes.&quot;,&quot;container-title-short&quot;:&quot;&quot;},&quot;isTemporary&quot;:false,&quot;suppress-author&quot;:false,&quot;composite&quot;:false,&quot;author-only&quot;:false}]},{&quot;citationID&quot;:&quot;MENDELEY_CITATION_4c0e5812-e214-4411-832d-001799c57836&quot;,&quot;properties&quot;:{&quot;noteIndex&quot;:0},&quot;isEdited&quot;:false,&quot;manualOverride&quot;:{&quot;isManuallyOverridden&quot;:false,&quot;citeprocText&quot;:&quot;[4]&quot;,&quot;manualOverrideText&quot;:&quot;&quot;},&quot;citationTag&quot;:&quot;MENDELEY_CITATION_v3_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&quot;,&quot;citationItems&quot;:[{&quot;id&quot;:&quot;e8870e32-7b90-39dc-b161-65dea6849e3f&quot;,&quot;itemData&quot;:{&quot;type&quot;:&quot;webpage&quot;,&quot;id&quot;:&quot;e8870e32-7b90-39dc-b161-65dea6849e3f&quot;,&quot;title&quot;:&quot;pisa 2018 ecuador - Buscar con Google&quot;,&quot;accessed&quot;:{&quot;date-parts&quot;:[[2025,9,15]]},&quot;URL&quot;:&quot;https://www.google.com/search?q=pisa+2018+ecuador&amp;oq=pisa+2018+ecuador&amp;gs_lcrp=EgZjaHJvbWUyBggAEEUYOTIGCAEQLhhA0gEINDY2MmowajSoAgCwAgE&amp;sourceid=chrome&amp;ie=UTF-8&quot;,&quot;container-title-short&quot;:&quot;&quot;},&quot;isTemporary&quot;:false,&quot;suppress-author&quot;:false,&quot;composite&quot;:false,&quot;author-only&quot;:false}]},{&quot;citationID&quot;:&quot;MENDELEY_CITATION_f28c964d-17bc-458d-a527-1c1e9395ce36&quot;,&quot;properties&quot;:{&quot;noteIndex&quot;:0},&quot;isEdited&quot;:false,&quot;manualOverride&quot;:{&quot;isManuallyOverridden&quot;:false,&quot;citeprocText&quot;:&quot;[5]&quot;,&quot;manualOverrideText&quot;:&quot;&quot;},&quot;citationTag&quot;:&quot;MENDELEY_CITATION_v3_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&quot;,&quot;citationItems&quot;:[{&quot;id&quot;:&quot;c25252e4-a07b-3e36-a85f-416432921fd5&quot;,&quot;itemData&quot;:{&quot;type&quot;:&quot;article-journal&quot;,&quot;id&quot;:&quot;c25252e4-a07b-3e36-a85f-416432921fd5&quot;,&quot;title&quot;:&quot;Artificial Intelligence and the Future of Work: Job Shifting Not Job Loss&quot;,&quot;author&quot;:[{&quot;family&quot;:&quot;George&quot;,&quot;given&quot;:&quot;A Shaji&quot;,&quot;parse-names&quot;:false,&quot;dropping-particle&quot;:&quot;&quot;,&quot;non-dropping-particle&quot;:&quot;&quot;}],&quot;DOI&quot;:&quot;10.5281/zenodo.10936490&quot;,&quot;URL&quot;:&quot;www.puirp.com&quot;,&quot;issued&quot;:{&quot;date-parts&quot;:[[2024]]},&quot;abstract&quot;:&quot;As artificial intelligence (AI) and automation technologies advance fast, substantial discussion remains about their influence on jobs and employment. Some expect enormous job losses and structural unemployment as computers and algorithms replace human workers in a variety of industries. However, the prevailing scholarly viewpoint is that, while AI will revolutionize work, it will not result in long-term job losses. AI is projected to have a net impact of job shifting rather than job loss by increasing productivity, accelerating economic growth, changing the structure of jobs, and allowing sectoral employment transitions. Detailed productivity evaluations show a strong correlation between productivity gains and net job creation. A 2022 meta-analysis of 127 papers indicated that productivity increases consistently improve employment and wages. Additional crosscountry data from the OECD shows this association across a wide range of industrialized and emerging countries. Meanwhile, long-term data reveal that working hours have steadily decreased in recent decades without causing significant job losses, while productivity and earnings have increased in parallel. Integrating AI to automate monotonous jobs and improve human capabilities could fuel this trend. Displaced workers can transfer into new occupational jobs with adequate skilling and transition support rather than facing long periods of unemployment. Sectoral shifts have also characterized historical labor market evolutions following technology disruptions. As innovative industries outcompete legacy ones, economies undergo structural transformations. Current trends show that services are expanding while manufacturing is contracting in most sophisticated countries. AI and automation will most certainly speed the shift of occupations from manual production to skilled service roles, hence facilitating this transition. With appropriate government provisions such as retraining programs and educational expansions, the necessary employment transitions between sectors can occur smoothly rather than disruptively. In summary, while the AI revolution will fundamentally alter labor markets, effective governmental measures can ensure that job shifting outpaces loss. Workers must be supported in regularly adapting their skill sets and transitioning into new roles. Firms should invest in personnel skill development as well as smart technology integration. And governments should develop multiple ways to assist different groups in navigating the transitions, including the extension of social safety nets where appropriate. With coordinated efforts to optimize human-AI collaboration, this technology tsunami does not have to result in negative job impacts, but can instead place people in more rewarding, higher-value jobs. The view remains cautiously encouraging, providing stakeholders focus on boosting human talents to share in the AI-driven productivity windfall rather than simply displacing them.&quot;,&quot;container-title-short&quot;:&quot;&quot;},&quot;isTemporary&quot;:false,&quot;suppress-author&quot;:false,&quot;composite&quot;:false,&quot;author-only&quot;:false}]},{&quot;citationID&quot;:&quot;MENDELEY_CITATION_f29cf598-0c7e-4283-885d-081b23b87f6f&quot;,&quot;properties&quot;:{&quot;noteIndex&quot;:0},&quot;isEdited&quot;:false,&quot;manualOverride&quot;:{&quot;isManuallyOverridden&quot;:false,&quot;citeprocText&quot;:&quot;[6]&quot;,&quot;manualOverrideText&quot;:&quot;&quot;},&quot;citationTag&quot;:&quot;MENDELEY_CITATION_v3_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&quot;,&quot;citationItems&quot;:[{&quot;id&quot;:&quot;3b30d636-f4f6-39fc-9195-d6ac1038d075&quot;,&quot;itemData&quot;:{&quot;type&quot;:&quot;article-journal&quot;,&quot;id&quot;:&quot;3b30d636-f4f6-39fc-9195-d6ac1038d075&quot;,&quot;title&quot;:&quot;Benefits, Challenges, and Methods of Artificial Intelligence (AI) Chatbots in Education: A Systematic Literature Review&quot;,&quot;author&quot;:[{&quot;family&quot;:&quot;Gökçearslan&quot;,&quot;given&quot;:&quot;Şahin&quot;,&quot;parse-names&quot;:false,&quot;dropping-particle&quot;:&quot;&quot;,&quot;non-dropping-particle&quot;:&quot;&quot;},{&quot;family&quot;:&quot;Tosun&quot;,&quot;given&quot;:&quot;Cansel&quot;,&quot;parse-names&quot;:false,&quot;dropping-particle&quot;:&quot;&quot;,&quot;non-dropping-particle&quot;:&quot;&quot;},{&quot;family&quot;:&quot;Erdemir&quot;,&quot;given&quot;:&quot;Zeynep Gizem&quot;,&quot;parse-names&quot;:false,&quot;dropping-particle&quot;:&quot;&quot;,&quot;non-dropping-particle&quot;:&quot;&quot;}],&quot;container-title&quot;:&quot;International Journal of Technology in Education&quot;,&quot;DOI&quot;:&quot;10.46328/ijte.600&quot;,&quot;issued&quot;:{&quot;date-parts&quot;:[[2024,2,4]]},&quot;page&quot;:&quot;19-39&quot;,&quot;abstract&quot;:&quot;In many fields, AI chatbots continue to be popular with new tools and attract the attention of universities, K12 schools, educational organizations, and researchers. The aim of this research is to review the research on AI chatbots by restricting it to the category of education and to examine this research from a methodological point of view. Therefore, we performed a systematic literature review with a sample of 37 SSCI articles published in the educational context. Within the scope of the selected studies, the advantages and disadvantages of AI chatbots in education for students and educators, as well as the types of chatbots used, year, keywords, and method were analyzed. According to the research results, increased motivation to learn and language skill development are advantages for students, while cost-effectiveness and reduced workload are advantages for educators. Limited interaction, misleading answers for learners, originality, and plagiarism are the most common disadvantages for educators. The study also includes research results and recommendations related to the methodological review.&quot;,&quot;publisher&quot;:&quot;ISTES Organization&quot;,&quot;issue&quot;:&quot;1&quot;,&quot;volume&quot;:&quot;7&quot;,&quot;container-title-short&quot;:&quot;&quot;},&quot;isTemporary&quot;:false,&quot;suppress-author&quot;:false,&quot;composite&quot;:false,&quot;author-only&quot;:false}]},{&quot;citationID&quot;:&quot;MENDELEY_CITATION_f4f2cd47-c4a2-4bbf-a39f-35cb83db892a&quot;,&quot;properties&quot;:{&quot;noteIndex&quot;:0},&quot;isEdited&quot;:false,&quot;manualOverride&quot;:{&quot;isManuallyOverridden&quot;:false,&quot;citeprocText&quot;:&quot;[7]&quot;,&quot;manualOverrideText&quot;:&quot;&quot;},&quot;citationTag&quot;:&quot;MENDELEY_CITATION_v3_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&quot;,&quot;citationItems&quot;:[{&quot;id&quot;:&quot;45f625d5-b48d-33c8-8ac0-a70b15d9caac&quot;,&quot;itemData&quot;:{&quot;type&quot;:&quot;article-journal&quot;,&quot;id&quot;:&quot;45f625d5-b48d-33c8-8ac0-a70b15d9caac&quot;,&quot;title&quot;:&quot;Recursos tecnológicos para el aprendizaje en el marco de la educación inclusiva ecuatoriana&quot;,&quot;author&quot;:[{&quot;family&quot;:&quot;Arteaga-Tuba&quot;,&quot;given&quot;:&quot;Guillermo José&quot;,&quot;parse-names&quot;:false,&quot;dropping-particle&quot;:&quot;&quot;,&quot;non-dropping-particle&quot;:&quot;&quot;},{&quot;family&quot;:&quot;Arteaga-Tuba&quot;,&quot;given&quot;:&quot;Guillermo José&quot;,&quot;parse-names&quot;:false,&quot;dropping-particle&quot;:&quot;&quot;,&quot;non-dropping-particle&quot;:&quot;&quot;}],&quot;container-title&quot;:&quot;Cienciamatria. Revista Interdisciplinaria de Humanidades, Educación, Ciencia y Tecnología&quot;,&quot;accessed&quot;:{&quot;date-parts&quot;:[[2025,8,28]]},&quot;DOI&quot;:&quot;10.35381/CM.V10I18.1272&quot;,&quot;ISSN&quot;:&quot;2542-3029&quot;,&quot;URL&quot;:&quot;http://ve.scielo.org/scielo.php?script=sci_arttext&amp;pid=S2542-30292024000100289&amp;lng=es&amp;nrm=iso&amp;tlng=es&quot;,&quot;issued&quot;:{&quot;date-parts&quot;:[[2024,1,1]]},&quot;page&quot;:&quot;289-312&quot;,&quot;abstract&quot;:&quot;Se expone este artículo con el propósito de indagar cómo se ha dado la educación inclusiva en Ecuador y explorar cómo los recursos tecnológicos aparecen coligados para el fomento del aprendizaje inclusivo. Se corresponde con un estudio de naturaleza documental desarrollado mediante un diseño bibliográfico. A partir de los resultados, se pudo enunciar que Ecuador, muestra avances significativos en la promoción de la educación para todos, ya que, progresivamente ha implementado políticas y programas, aunados a un marco normativo, con el que que busca garantizar el acceso equitativo a la educación, especialmente para aquellos con discapacidades y/o necesidades especiales. Sin embargo, aún enfrenta desafíos importantes en función de lograr una verdadera educación inclusiva y de calidad en todo el sistema educativo.&quot;,&quot;publisher&quot;:&quot;Los autores&quot;,&quot;issue&quot;:&quot;18&quot;,&quot;volume&quot;:&quot;10&quot;,&quot;container-title-short&quot;:&quot;&quot;},&quot;isTemporary&quot;:false,&quot;suppress-author&quot;:false,&quot;composite&quot;:false,&quot;author-only&quot;:false}]},{&quot;citationID&quot;:&quot;MENDELEY_CITATION_66e36815-5ffa-4212-9ff7-671e9ed2b041&quot;,&quot;properties&quot;:{&quot;noteIndex&quot;:0},&quot;isEdited&quot;:false,&quot;manualOverride&quot;:{&quot;isManuallyOverridden&quot;:false,&quot;citeprocText&quot;:&quot;[8]&quot;,&quot;manualOverrideText&quot;:&quot;&quot;},&quot;citationTag&quot;:&quot;MENDELEY_CITATION_v3_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&quot;,&quot;citationItems&quot;:[{&quot;id&quot;:&quot;0c91b55a-e2f3-3d74-bf57-be07508860c4&quot;,&quot;itemData&quot;:{&quot;type&quot;:&quot;article-journal&quot;,&quot;id&quot;:&quot;0c91b55a-e2f3-3d74-bf57-be07508860c4&quot;,&quot;title&quot;:&quot;Análisis de la Brecha Digital y el Acceso a Recursos Tecnológicos en las Instituciones de Educación Secundaria en Ecuador&quot;,&quot;author&quot;:[{&quot;family&quot;:&quot;Yanine&quot;,&quot;given&quot;:&quot;Evelin&quot;,&quot;parse-names&quot;:false,&quot;dropping-particle&quot;:&quot;&quot;,&quot;non-dropping-particle&quot;:&quot;&quot;},{&quot;family&quot;:&quot;Olvera&quot;,&quot;given&quot;:&quot;Muñoz&quot;,&quot;parse-names&quot;:false,&quot;dropping-particle&quot;:&quot;&quot;,&quot;non-dropping-particle&quot;:&quot;&quot;},{&quot;family&quot;:&quot;Georgina&quot;,&quot;given&quot;:&quot;Elsa&quot;,&quot;parse-names&quot;:false,&quot;dropping-particle&quot;:&quot;&quot;,&quot;non-dropping-particle&quot;:&quot;&quot;},{&quot;family&quot;:&quot;Bastidas&quot;,&quot;given&quot;:&quot;Jacome&quot;,&quot;parse-names&quot;:false,&quot;dropping-particle&quot;:&quot;&quot;,&quot;non-dropping-particle&quot;:&quot;&quot;},{&quot;family&quot;:&quot;Janet&quot;,&quot;given&quot;:&quot;Guadalupe&quot;,&quot;parse-names&quot;:false,&quot;dropping-particle&quot;:&quot;&quot;,&quot;non-dropping-particle&quot;:&quot;&quot;},{&quot;family&quot;:&quot;Espinoza&quot;,&quot;given&quot;:&quot;Medina&quot;,&quot;parse-names&quot;:false,&quot;dropping-particle&quot;:&quot;&quot;,&quot;non-dropping-particle&quot;:&quot;&quot;}],&quot;container-title&quot;:&quot;Ciencia Latina Revista Científica Multidisciplinar&quot;,&quot;accessed&quot;:{&quot;date-parts&quot;:[[2025,8,28]]},&quot;DOI&quot;:&quot;10.37811/CL_RCM.V8I2.11086&quot;,&quot;ISSN&quot;:&quot;2707-2215&quot;,&quot;URL&quot;:&quot;https://ciencialatina.org/index.php/cienciala/article/view/11086/16273&quot;,&quot;issued&quot;:{&quot;date-parts&quot;:[[2024,5,20]]},&quot;page&quot;:&quot;6698-6719&quot;,&quot;abstract&quot;:&quot;This study aimed to analyze the digital divide and access to technological resources in secondary education institutions in Ecuador. A descriptive and cross-sectional research design was employed, with a mixed approach combining quantitative and qualitative methods. The sample consisted of 360 educational institutions selected through stratified sampling. Structured questionnaires, semi-structured interviews, and documentary analysis were applied to collect data on technological infrastructure, connectivity, available devices, the use of ICT in the teaching-learning process, and factors influencing the digital divide. The results revealed significant differences in access to and use of technological resources between public and private institutions, as well as between urban and rural areas. Challenges related to teacher training, digital competencies, and the effective integration of ICT in the curriculum were identified. Recommendations are proposed to strengthen digital inclusion programs, promote teacher training, and articulate educational policies with digital inclusion policies at the national level. This study contributes to the understanding of the digital divide in Ecuadorian education and provides inputs for the design of public policies aimed at promoting equity and educational quality in the digital era.&quot;,&quot;publisher&quot;:&quot;Asociacion Latinoamericana para el Avance de la Ciencia&quot;,&quot;issue&quot;:&quot;2&quot;,&quot;volume&quot;:&quot;8&quot;,&quot;container-title-short&quot;:&quot;&quot;},&quot;isTemporary&quot;:false,&quot;suppress-author&quot;:false,&quot;composite&quot;:false,&quot;author-only&quot;:false}]},{&quot;citationID&quot;:&quot;MENDELEY_CITATION_672db128-b738-439d-9135-a845cbcddc48&quot;,&quot;properties&quot;:{&quot;noteIndex&quot;:0},&quot;isEdited&quot;:false,&quot;manualOverride&quot;:{&quot;isManuallyOverridden&quot;:false,&quot;citeprocText&quot;:&quot;[9]&quot;,&quot;manualOverrideText&quot;:&quot;&quot;},&quot;citationTag&quot;:&quot;MENDELEY_CITATION_v3_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&quot;,&quot;citationItems&quot;:[{&quot;id&quot;:&quot;45374eae-2cc4-3c9b-a601-9e01c15ca3fc&quot;,&quot;itemData&quot;:{&quot;type&quot;:&quot;article-journal&quot;,&quot;id&quot;:&quot;45374eae-2cc4-3c9b-a601-9e01c15ca3fc&quot;,&quot;title&quot;:&quot;Los recursos tecnológicos y su influencia en el desempeño de los docentes&quot;,&quot;author&quot;:[{&quot;family&quot;:&quot;Jama Zambrano&quot;,&quot;given&quot;:&quot;Víctor R.&quot;,&quot;parse-names&quot;:false,&quot;dropping-particle&quot;:&quot;&quot;,&quot;non-dropping-particle&quot;:&quot;&quot;},{&quot;family&quot;:&quot;Cornejo Zambrano&quot;,&quot;given&quot;:&quot;Jeovana K.&quot;,&quot;parse-names&quot;:false,&quot;dropping-particle&quot;:&quot;&quot;,&quot;non-dropping-particle&quot;:&quot;&quot;}],&quot;container-title&quot;:&quot;Dominio de las Ciencias, ISSN-e 2477-8818, Vol. 2, Nº. Extra 3, 2016 (Ejemplar dedicado a: Monográfico de Ciencias de la Salud), págs. 201-219&quot;,&quot;accessed&quot;:{&quot;date-parts&quot;:[[2025,8,28]]},&quot;ISSN&quot;:&quot;2477-8818&quot;,&quot;URL&quot;:&quot;https://dialnet.unirioja.es/servlet/articulo?codigo=6324010&amp;info=resumen&amp;idioma=ENG&quot;,&quot;issued&quot;:{&quot;date-parts&quot;:[[2016]]},&quot;page&quot;:&quot;201-219&quot;,&quot;abstract&quot;:&quot;A quantitative and qualitative, descriptive and transversal study was carried out in the \&quot;Cinco de\nMayo\&quot; Private Education Unit of the city of Chone, an institution attached to the \&quot;Eloy Alfaro\&quot;\nLaica University of Manabí, Ecuador, in a population of 134 students from Basic general higher\neducation and 33 teachers, with a view to demonstrating how technological resources influence the\nperformance of teachers. The results of the series showed that the use of technological resources has\na significant level of importance with respect to the performance of teachers in the development of\ntheir work within the classroom, as demonstrated by the results of the research instruments that were\napplied , Since the percentages showed that the use of technological resources has a positive impact\non the motivation and interest of the student towards teaching and learning therefore contribute to\nimprove the performance of the teacher who applies them in their classes.&quot;,&quot;publisher&quot;:&quot;Polo de Capacitación, Investigación y Publicación (POCAIP)&quot;,&quot;issue&quot;:&quot;3&quot;,&quot;volume&quot;:&quot;2&quot;,&quot;container-title-short&quot;:&quot;&quot;},&quot;isTemporary&quot;:false,&quot;suppress-author&quot;:false,&quot;composite&quot;:false,&quot;author-only&quot;:false}]},{&quot;citationID&quot;:&quot;MENDELEY_CITATION_81f373c4-3054-4765-be1d-1f66f5ffcb5e&quot;,&quot;properties&quot;:{&quot;noteIndex&quot;:0},&quot;isEdited&quot;:false,&quot;manualOverride&quot;:{&quot;isManuallyOverridden&quot;:false,&quot;citeprocText&quot;:&quot;[10]&quot;,&quot;manualOverrideText&quot;:&quot;&quot;},&quot;citationTag&quot;:&quot;MENDELEY_CITATION_v3_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&quot;,&quot;citationItems&quot;:[{&quot;id&quot;:&quot;e3345c0d-2f69-3d90-832a-66ca79360893&quot;,&quot;itemData&quot;:{&quot;type&quot;:&quot;article-journal&quot;,&quot;id&quot;:&quot;e3345c0d-2f69-3d90-832a-66ca79360893&quot;,&quot;title&quot;:&quot;El impacto de la inteligencia artificial en la educación: transformación de la forma de enseñar y de aprender&quot;,&quot;author&quot;:[{&quot;family&quot;:&quot;González-González&quot;,&quot;given&quot;:&quot;Carina S.&quot;,&quot;parse-names&quot;:false,&quot;dropping-particle&quot;:&quot;&quot;,&quot;non-dropping-particle&quot;:&quot;&quot;}],&quot;container-title&quot;:&quot;Qurriculum. Revista de Teoría,Investigación y Práctica educativa&quot;,&quot;DOI&quot;:&quot;10.25145/j.qurricul.2023.36.03&quot;,&quot;ISSN&quot;:&quot;11305371&quot;,&quot;URL&quot;:&quot;https://riull.ull.es/xmlui/bitstream/handle/915/32719/Q_36_%20%282023%29_03.pdf?sequence=1&amp;isAllowed=y&quot;,&quot;issued&quot;:{&quot;date-parts&quot;:[[2023]]},&quot;page&quot;:&quot;51-60&quot;,&quot;abstract&quot;:&quot;&lt;p&gt;Artificial intelligence (AI) has demonstrated its potential to transform numerous fields and education is no exception. In today’s digital age, AI has emerged as a powerful tool that is revolutionizing teaching and learning. In this article, we will explore the impact of artificial intelligence in education and how it is transforming the educational landscape at all levels. From personalizing learning to improving feedback and developing interactive resources, we will examine how AI is changing how we acquire knowledge and skills.&lt;/p&gt;&quot;,&quot;issue&quot;:&quot;36&quot;,&quot;container-title-short&quot;:&quot;&quot;},&quot;isTemporary&quot;:false,&quot;suppress-author&quot;:false,&quot;composite&quot;:false,&quot;author-only&quot;:false}]},{&quot;citationID&quot;:&quot;MENDELEY_CITATION_85a25991-2067-40a4-a38a-e5d871d1cb49&quot;,&quot;properties&quot;:{&quot;noteIndex&quot;:0},&quot;isEdited&quot;:false,&quot;manualOverride&quot;:{&quot;isManuallyOverridden&quot;:false,&quot;citeprocText&quot;:&quot;[11]&quot;,&quot;manualOverrideText&quot;:&quot;&quot;},&quot;citationTag&quot;:&quot;MENDELEY_CITATION_v3_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&quot;,&quot;citationItems&quot;:[{&quot;id&quot;:&quot;07c5dcd1-9b29-3c12-9640-897761282772&quot;,&quot;itemData&quot;:{&quot;type&quot;:&quot;article-journal&quot;,&quot;id&quot;:&quot;07c5dcd1-9b29-3c12-9640-897761282772&quot;,&quot;title&quot;:&quot;Artificial Intelligence in Education: A Review&quot;,&quot;author&quot;:[{&quot;family&quot;:&quot;Chen&quot;,&quot;given&quot;:&quot;Lijia&quot;,&quot;parse-names&quot;:false,&quot;dropping-particle&quot;:&quot;&quot;,&quot;non-dropping-particle&quot;:&quot;&quot;},{&quot;family&quot;:&quot;Chen&quot;,&quot;given&quot;:&quot;Pingping&quot;,&quot;parse-names&quot;:false,&quot;dropping-particle&quot;:&quot;&quot;,&quot;non-dropping-particle&quot;:&quot;&quot;},{&quot;family&quot;:&quot;Lin&quot;,&quot;given&quot;:&quot;Zhijian&quot;,&quot;parse-names&quot;:false,&quot;dropping-particle&quot;:&quot;&quot;,&quot;non-dropping-particle&quot;:&quot;&quot;}],&quot;container-title&quot;:&quot;IEEE Access&quot;,&quot;accessed&quot;:{&quot;date-parts&quot;:[[2025,9,6]]},&quot;DOI&quot;:&quot;10.1109/ACCESS.2020.2988510&quot;,&quot;ISSN&quot;:&quot;21693536&quot;,&quot;URL&quot;:&quot;https://ieeexplore.ieee.org/stamp/stamp.jsp?tp=&amp;arnumber=9069875&quot;,&quot;issued&quot;:{&quot;date-parts&quot;:[[2020]]},&quot;page&quot;:&quot;75264-75278&quot;,&quot;abstract&quot;:&quot;The purpose of this study was to assess the impact of Artificial Intelligence (AI) on education. Premised on a narrative and framework for assessing AI identified from a preliminary analysis, the scope of the study was limited to the application and effects of AI in administration, instruction, and learning. A qualitative research approach, leveraging the use of literature review as a research design and approach was used and effectively facilitated the realization of the study purpose. Artificial intelligence is a field of study and the resulting innovations and developments that have culminated in computers, machines, and other artifacts having human-like intelligence characterized by cognitive abilities, learning, adaptability, and decision-making capabilities. The study ascertained that AI has extensively been adopted and used in education, particularly by education institutions, in different forms. AI initially took the form of computer and computer related technologies, transitioning to web-based and online intelligent education systems, and ultimately with the use of embedded computer systems, together with other technologies, the use of humanoid robots and web-based chatbots to perform instructors' duties and functions independently or with instructors. Using these platforms, instructors have been able to perform different administrative functions, such as reviewing and grading students' assignments more effectively and efficiently, and achieve higher quality in their teaching activities. On the other hand, because the systems leverage machine learning and adaptability, curriculum and content has been customized and personalized in line with students' needs, which has fostered uptake and retention, thereby improving learners experience and overall quality of learning.&quot;,&quot;publisher&quot;:&quot;Institute of Electrical and Electronics Engineers Inc.&quot;,&quot;volume&quot;:&quot;8&quot;,&quot;container-title-short&quot;:&quot;&quot;},&quot;isTemporary&quot;:false,&quot;suppress-author&quot;:false,&quot;composite&quot;:false,&quot;author-only&quot;:false}]},{&quot;citationID&quot;:&quot;MENDELEY_CITATION_460df338-5e23-4dd6-8bf2-9c16bf9907a5&quot;,&quot;properties&quot;:{&quot;noteIndex&quot;:0},&quot;isEdited&quot;:false,&quot;manualOverride&quot;:{&quot;isManuallyOverridden&quot;:false,&quot;citeprocText&quot;:&quot;[12]&quot;,&quot;manualOverrideText&quot;:&quot;&quot;},&quot;citationTag&quot;:&quot;MENDELEY_CITATION_v3_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&quot;,&quot;citationItems&quot;:[{&quot;id&quot;:&quot;d972a94a-50fb-3fdc-a9bc-50dc639d3416&quot;,&quot;itemData&quot;:{&quot;type&quot;:&quot;report&quot;,&quot;id&quot;:&quot;d972a94a-50fb-3fdc-a9bc-50dc639d3416&quot;,&quot;title&quot;:&quot;Año lectivo 2022-2023 Ser Estudiante Informe Nacional de Resultados&quot;,&quot;author&quot;:[{&quot;family&quot;:&quot;Stalin Patricio Toledo Cuenca&quot;,&quot;given&quot;:&quot;&quot;,&quot;parse-names&quot;:false,&quot;dropping-particle&quot;:&quot;&quot;,&quot;non-dropping-particle&quot;:&quot;&quot;}],&quot;accessed&quot;:{&quot;date-parts&quot;:[[2025,9,3]]},&quot;URL&quot;:&quot;www.evaluacion.gob.ec&quot;,&quot;issued&quot;:{&quot;date-parts&quot;:[[2023]]},&quot;container-title-short&quot;:&quot;&quot;},&quot;isTemporary&quot;:false,&quot;suppress-author&quot;:false,&quot;composite&quot;:false,&quot;author-only&quot;:false}]},{&quot;citationID&quot;:&quot;MENDELEY_CITATION_00e5b7b2-0b00-4c53-9833-e76e96bbd185&quot;,&quot;properties&quot;:{&quot;noteIndex&quot;:0},&quot;isEdited&quot;:false,&quot;manualOverride&quot;:{&quot;isManuallyOverridden&quot;:false,&quot;citeprocText&quot;:&quot;[13]&quot;,&quot;manualOverrideText&quot;:&quot;&quot;},&quot;citationTag&quot;:&quot;MENDELEY_CITATION_v3_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&quot;,&quot;citationItems&quot;:[{&quot;id&quot;:&quot;7ac4edec-0dbb-3cde-a0fd-8cd3bae18821&quot;,&quot;itemData&quot;:{&quot;type&quot;:&quot;article-journal&quot;,&quot;id&quot;:&quot;7ac4edec-0dbb-3cde-a0fd-8cd3bae18821&quot;,&quot;title&quot;:&quot;Revelaciones del análisis ser estudiante 2023 y estrategias innovadoras para potenciar el éxito estudiantil&quot;,&quot;author&quot;:[{&quot;family&quot;:&quot;Portes López&quot;,&quot;given&quot;:&quot;Mariuxi Elizabeth&quot;,&quot;parse-names&quot;:false,&quot;dropping-particle&quot;:&quot;&quot;,&quot;non-dropping-particle&quot;:&quot;&quot;},{&quot;family&quot;:&quot;Chila Avilez&quot;,&quot;given&quot;:&quot;Yessica Elizabeth&quot;,&quot;parse-names&quot;:false,&quot;dropping-particle&quot;:&quot;&quot;,&quot;non-dropping-particle&quot;:&quot;&quot;},{&quot;family&quot;:&quot;Chila Ortiz&quot;,&quot;given&quot;:&quot;Hernán Vinicio&quot;,&quot;parse-names&quot;:false,&quot;dropping-particle&quot;:&quot;&quot;,&quot;non-dropping-particle&quot;:&quot;&quot;}],&quot;container-title&quot;:&quot;LATAM Revista Latinoamericana de Ciencias Sociales y Humanidades&quot;,&quot;accessed&quot;:{&quot;date-parts&quot;:[[2025,9,3]]},&quot;DOI&quot;:&quot;10.56712/latam.v5i4.2303&quot;,&quot;URL&quot;:&quot;https://www.researchgate.net/publication/381910705_Revelaciones_del_analisis_ser_estudiante_2023_y_estrategias_innovadoras_para_potenciar_el_exito_estudiantil_Revelations_from_the_ser_student_2023_analysis_and_innovative_strategies_to_enhance_student_&quot;,&quot;issued&quot;:{&quot;date-parts&quot;:[[2024,7,1]]},&quot;abstract&quot;:&quot;El estudio analizó los resultados del SER Estudiante 2023 para mejorar el rendimiento académico y proponer estrategias innovadoras que potencien el éxito estudiantil. Se empleó una investigación descriptiva para comprender el estado actual del sistema educativo. La población objetivo incluyó instituciones educativas y docentes en Esmeraldas, Ecuador. Los resultados mostraron un aumento general en los puntajes, pero persisten desafíos en Matemáticas, Lengua y Literatura, y Ciencias Naturales. Se identificó una desconexión entre la formación docente y el desempeño, con el 81% de los docentes desconociendo los resultados de las evaluaciones. Los docentes percibieron los resultados como una oportunidad para mejorar, pero reconocieron limitaciones internas como la instrucción y debilidades metodológicas. Entre los estudiantes, hubo desinterés en las pruebas y dificultades para comprender conceptos. Las políticas educativas también se destacaron como un factor crítico, con una falta de participación en el diseño de evaluaciones. Las estrategias propuestas incluyen mejorar la formación docente, aumentar la conciencia de los resultados, colaborar entre los actores educativos y ofrecer programas de intervención temprana. Los resultados del análisis SER Estudiante 2023 ofrecen una visión profunda de los desafíos y oportunidades en el sistema educativo. Al implementar estrategias innovadoras basadas en estos hallazgos, se puede trabajar hacia un futuro donde todos los estudiantes alcancen su máximo potencial académico y personal.&quot;,&quot;publisher&quot;:&quot;Red de Investigadores Latinoamericanos&quot;,&quot;issue&quot;:&quot;4&quot;,&quot;volume&quot;:&quot;5&quot;,&quot;container-title-short&quot;:&quot;&quot;},&quot;isTemporary&quot;:false,&quot;suppress-author&quot;:false,&quot;composite&quot;:false,&quot;author-only&quot;:false}]},{&quot;citationID&quot;:&quot;MENDELEY_CITATION_ef55522b-f1cb-47ea-8394-081eb7579a53&quot;,&quot;properties&quot;:{&quot;noteIndex&quot;:0},&quot;isEdited&quot;:false,&quot;manualOverride&quot;:{&quot;isManuallyOverridden&quot;:false,&quot;citeprocText&quot;:&quot;[14]&quot;,&quot;manualOverrideText&quot;:&quot;&quot;},&quot;citationTag&quot;:&quot;MENDELEY_CITATION_v3_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&quot;,&quot;citationItems&quot;:[{&quot;id&quot;:&quot;6e076e77-8300-3444-ab43-ac15221f394e&quot;,&quot;itemData&quot;:{&quot;type&quot;:&quot;article-journal&quot;,&quot;id&quot;:&quot;6e076e77-8300-3444-ab43-ac15221f394e&quot;,&quot;title&quot;:&quot;Your Brain on ChatGPT: Accumulation of Cognitive Debt when Using an AI Assistant for Essay Writing Task&quot;,&quot;author&quot;:[{&quot;family&quot;:&quot;Kosmyna&quot;,&quot;given&quot;:&quot;Nataliya&quot;,&quot;parse-names&quot;:false,&quot;dropping-particle&quot;:&quot;&quot;,&quot;non-dropping-particle&quot;:&quot;&quot;},{&quot;family&quot;:&quot;Hauptmann&quot;,&quot;given&quot;:&quot;Eugene&quot;,&quot;parse-names&quot;:false,&quot;dropping-particle&quot;:&quot;&quot;,&quot;non-dropping-particle&quot;:&quot;&quot;},{&quot;family&quot;:&quot;Yuan&quot;,&quot;given&quot;:&quot;Ye Tong&quot;,&quot;parse-names&quot;:false,&quot;dropping-particle&quot;:&quot;&quot;,&quot;non-dropping-particle&quot;:&quot;&quot;},{&quot;family&quot;:&quot;Situ&quot;,&quot;given&quot;:&quot;Jessica&quot;,&quot;parse-names&quot;:false,&quot;dropping-particle&quot;:&quot;&quot;,&quot;non-dropping-particle&quot;:&quot;&quot;},{&quot;family&quot;:&quot;Liao&quot;,&quot;given&quot;:&quot;Xian-Hao&quot;,&quot;parse-names&quot;:false,&quot;dropping-particle&quot;:&quot;&quot;,&quot;non-dropping-particle&quot;:&quot;&quot;},{&quot;family&quot;:&quot;Beresnitzky&quot;,&quot;given&quot;:&quot;Ashly Vivian&quot;,&quot;parse-names&quot;:false,&quot;dropping-particle&quot;:&quot;&quot;,&quot;non-dropping-particle&quot;:&quot;&quot;},{&quot;family&quot;:&quot;Braunstein&quot;,&quot;given&quot;:&quot;Iris&quot;,&quot;parse-names&quot;:false,&quot;dropping-particle&quot;:&quot;&quot;,&quot;non-dropping-particle&quot;:&quot;&quot;},{&quot;family&quot;:&quot;Maes&quot;,&quot;given&quot;:&quot;Pattie&quot;,&quot;parse-names&quot;:false,&quot;dropping-particle&quot;:&quot;&quot;,&quot;non-dropping-particle&quot;:&quot;&quot;}],&quot;accessed&quot;:{&quot;date-parts&quot;:[[2025,9,15]]},&quot;URL&quot;:&quot;https://arxiv.org/pdf/2506.08872&quot;,&quot;issued&quot;:{&quot;date-parts&quot;:[[2025,6,10]]},&quot;abstract&quot;:&quot;This study explores the neural and behavioral consequences of LLM-assisted essay writing. Participants were divided into three groups: LLM, Search Engine, and Brain-only (no tools). Each completed three sessions under the same condition. In a fourth session, LLM users were reassigned to Brain-only group (LLM-to-Brain), and Brain-only users were reassigned to LLM condition (Brain-to-LLM). A total of 54 participants took part in Sessions 1-3, with 18 completing session 4. We used electroencephalography (EEG) to assess cognitive load during essay writing, and analyzed essays using NLP, as well as scoring essays with the help from human teachers and an AI judge. Across groups, NERs, n-gram patterns, and topic ontology showed within-group homogeneity. EEG revealed significant differences in brain connectivity: Brain-only participants exhibited the strongest, most distributed networks; Search Engine users showed moderate engagement; and LLM users displayed the weakest connectivity. Cognitive activity scaled down in relation to external tool use. In session 4, LLM-to-Brain participants showed reduced alpha and beta connectivity, indicating under-engagement. Brain-to-LLM users exhibited higher memory recall and activation of occipito-parietal and prefrontal areas, similar to Search Engine users. Self-reported ownership of essays was the lowest in the LLM group and the highest in the Brain-only group. LLM users also struggled to accurately quote their own work. While LLMs offer immediate convenience, our findings highlight potential cognitive costs. Over four months, LLM users consistently underperformed at neural, linguistic, and behavioral levels. These results raise concerns about the long-term educational implications of LLM reliance and underscore the need for deeper inquiry into AI's role in learning.&quot;,&quot;container-title-short&quot;:&quot;&quot;},&quot;isTemporary&quot;:false,&quot;suppress-author&quot;:false,&quot;composite&quot;:false,&quot;author-only&quot;:false}]},{&quot;citationID&quot;:&quot;MENDELEY_CITATION_ff458023-734f-486e-9038-ac3bc0abdd05&quot;,&quot;properties&quot;:{&quot;noteIndex&quot;:0},&quot;isEdited&quot;:false,&quot;manualOverride&quot;:{&quot;isManuallyOverridden&quot;:false,&quot;citeprocText&quot;:&quot;[15]&quot;,&quot;manualOverrideText&quot;:&quot;&quot;},&quot;citationTag&quot;:&quot;MENDELEY_CITATION_v3_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&quot;,&quot;citationItems&quot;:[{&quot;id&quot;:&quot;12296d5e-b4a7-3cd1-88e7-e0d5f4a1a811&quot;,&quot;itemData&quot;:{&quot;type&quot;:&quot;article-journal&quot;,&quot;id&quot;:&quot;12296d5e-b4a7-3cd1-88e7-e0d5f4a1a811&quot;,&quot;title&quot;:&quot;The SAGE Handbook of Qualitative Research&quot;,&quot;accessed&quot;:{&quot;date-parts&quot;:[[2025,7,31]]},&quot;URL&quot;:&quot;https://dl1.cuni.cz/pluginfile.php/1143325/mod_resource/content/1/Norman%20K.%20Denzin%2C%20Yvonna%20S.%20Lincoln%20-%20The%20SAGE%20Handbook%20of%20Qualitative%20Research-SAGE%20Publications%2C%20Inc%20%282017%29.pdf&quot;,&quot;container-title-short&quot;:&quot;&quot;},&quot;isTemporary&quot;:false,&quot;suppress-author&quot;:false,&quot;composite&quot;:false,&quot;author-only&quot;:false}]},{&quot;citationID&quot;:&quot;MENDELEY_CITATION_667abf76-2ba5-4eee-987d-51fa645d8e8c&quot;,&quot;properties&quot;:{&quot;noteIndex&quot;:0},&quot;isEdited&quot;:false,&quot;manualOverride&quot;:{&quot;isManuallyOverridden&quot;:false,&quot;citeprocText&quot;:&quot;[16]&quot;,&quot;manualOverrideText&quot;:&quot;&quot;},&quot;citationTag&quot;:&quot;MENDELEY_CITATION_v3_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&quot;,&quot;citationItems&quot;:[{&quot;id&quot;:&quot;31cef1d1-0961-3c67-9146-6af7b3bdcc9d&quot;,&quot;itemData&quot;:{&quot;type&quot;:&quot;article-journal&quot;,&quot;id&quot;:&quot;31cef1d1-0961-3c67-9146-6af7b3bdcc9d&quot;,&quot;title&quot;:&quot;Introduccion-a-Los-Metodos-Cualitativos-de-Investigacion-Taylor-S-J-Bogdan-R&quot;,&quot;accessed&quot;:{&quot;date-parts&quot;:[[2025,7,31]]},&quot;URL&quot;:&quot;https://pics.unison.mx/maestria/wp-content/uploads/2020/05/Introduccion-a-Los-Metodos-Cualitativos-de-Investigacion-Taylor-S-J-Bogdan-R.pdf&quot;,&quot;container-title-short&quot;:&quot;&quot;},&quot;isTemporary&quot;:false,&quot;suppress-author&quot;:false,&quot;composite&quot;:false,&quot;author-only&quot;:false}]},{&quot;citationID&quot;:&quot;MENDELEY_CITATION_e2bf823c-6f90-4f0e-8e4b-07f1de8753f7&quot;,&quot;properties&quot;:{&quot;noteIndex&quot;:0},&quot;isEdited&quot;:false,&quot;manualOverride&quot;:{&quot;isManuallyOverridden&quot;:false,&quot;citeprocText&quot;:&quot;[17]&quot;,&quot;manualOverrideText&quot;:&quot;&quot;},&quot;citationTag&quot;:&quot;MENDELEY_CITATION_v3_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&quot;,&quot;citationItems&quot;:[{&quot;id&quot;:&quot;c520e764-cfbd-3743-bd8f-3f961907a12c&quot;,&quot;itemData&quot;:{&quot;type&quot;:&quot;article-journal&quot;,&quot;id&quot;:&quot;c520e764-cfbd-3743-bd8f-3f961907a12c&quot;,&quot;title&quot;:&quot;the discovery of gorunded theory&quot;,&quot;container-title-short&quot;:&quot;&quot;},&quot;isTemporary&quot;:false,&quot;suppress-author&quot;:false,&quot;composite&quot;:false,&quot;author-only&quot;:false}]},{&quot;citationID&quot;:&quot;MENDELEY_CITATION_409f9b05-c583-4a8e-b6b2-968fed9d32bd&quot;,&quot;properties&quot;:{&quot;noteIndex&quot;:0},&quot;isEdited&quot;:false,&quot;manualOverride&quot;:{&quot;isManuallyOverridden&quot;:false,&quot;citeprocText&quot;:&quot;[18]&quot;,&quot;manualOverrideText&quot;:&quot;&quot;},&quot;citationTag&quot;:&quot;MENDELEY_CITATION_v3_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&quot;,&quot;citationItems&quot;:[{&quot;id&quot;:&quot;23a4c59b-2580-3d79-aaf9-6703b48fdd48&quot;,&quot;itemData&quot;:{&quot;type&quot;:&quot;article&quot;,&quot;id&quot;:&quot;23a4c59b-2580-3d79-aaf9-6703b48fdd48&quot;,&quot;title&quot;:&quot;Use of Generative Artificial Intelligence, Including Large Language Models Such as ChatGPT, in Scientific Publications: Policies of KJR and Prominent Authorities&quot;,&quot;author&quot;:[{&quot;family&quot;:&quot;Park&quot;,&quot;given&quot;:&quot;Seong Ho&quot;,&quot;parse-names&quot;:false,&quot;dropping-particle&quot;:&quot;&quot;,&quot;non-dropping-particle&quot;:&quot;&quot;}],&quot;container-title&quot;:&quot;Korean Journal of Radiology&quot;,&quot;container-title-short&quot;:&quot;Korean J Radiol&quot;,&quot;accessed&quot;:{&quot;date-parts&quot;:[[2025,8,28]]},&quot;DOI&quot;:&quot;10.3348/kjr.2023.0643&quot;,&quot;ISSN&quot;:&quot;12296929&quot;,&quot;PMID&quot;:&quot;37500572&quot;,&quot;URL&quot;:&quot;https://kjronline.org/Synapse/Data/PDFData/0068KJR/kjr-24-715.pdf&quot;,&quot;issued&quot;:{&quot;date-parts&quot;:[[2023,8,1]]},&quot;page&quot;:&quot;715-718&quot;,&quot;publisher&quot;:&quot;Korean Radiological Society&quot;,&quot;issue&quot;:&quot;8&quot;,&quot;volume&quot;:&quot;24&quot;},&quot;isTemporary&quot;:false,&quot;suppress-author&quot;:false,&quot;composite&quot;:false,&quot;author-only&quot;:false}]},{&quot;citationID&quot;:&quot;MENDELEY_CITATION_58518b0a-68f9-464d-a498-b30f585f718d&quot;,&quot;properties&quot;:{&quot;noteIndex&quot;:0},&quot;isEdited&quot;:false,&quot;manualOverride&quot;:{&quot;isManuallyOverridden&quot;:false,&quot;citeprocText&quot;:&quot;[19]&quot;,&quot;manualOverrideText&quot;:&quot;&quot;},&quot;citationTag&quot;:&quot;MENDELEY_CITATION_v3_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&quot;,&quot;citationItems&quot;:[{&quot;id&quot;:&quot;7c54a495-f93c-36bf-af95-df68fbac9313&quot;,&quot;itemData&quot;:{&quot;type&quot;:&quot;article-journal&quot;,&quot;id&quot;:&quot;7c54a495-f93c-36bf-af95-df68fbac9313&quot;,&quot;title&quot;:&quot;Análisis comparativo de patrones de diseño de interfaz de usuario para el desarrollo de aplicaciones educativas Comparative Analysis of User Interface Design Patterns for Developing Educational Applications&quot;,&quot;author&quot;:[{&quot;family&quot;:&quot;Cortes-Camarillo&quot;,&quot;given&quot;:&quot;Cesar Augusto&quot;,&quot;parse-names&quot;:false,&quot;dropping-particle&quot;:&quot;&quot;,&quot;non-dropping-particle&quot;:&quot;&quot;},{&quot;family&quot;:&quot;Alor-Hernández&quot;,&quot;given&quot;:&quot;Giner&quot;,&quot;parse-names&quot;:false,&quot;dropping-particle&quot;:&quot;&quot;,&quot;non-dropping-particle&quot;:&quot;&quot;},{&quot;family&quot;:&quot;Olivares-Zepahua&quot;,&quot;given&quot;:&quot;Beatriz Alejandra&quot;,&quot;parse-names&quot;:false,&quot;dropping-particle&quot;:&quot;&quot;,&quot;non-dropping-particle&quot;:&quot;&quot;},{&quot;family&quot;:&quot;Rodríguez-Mazahua&quot;,&quot;given&quot;:&quot;Lisbeth&quot;,&quot;parse-names&quot;:false,&quot;dropping-particle&quot;:&quot;&quot;,&quot;non-dropping-particle&quot;:&quot;&quot;},{&quot;family&quot;:&quot;Gustavo Peláez-Camarena&quot;,&quot;given&quot;:&quot;Silvestre&quot;,&quot;parse-names&quot;:false,&quot;dropping-particle&quot;:&quot;&quot;,&quot;non-dropping-particle&quot;:&quot;&quot;}],&quot;container-title&quot;:&quot;Research in Computing Science&quot;,&quot;accessed&quot;:{&quot;date-parts&quot;:[[2025,8,28]]},&quot;URL&quot;:&quot;https://www.rcs.cic.ipn.mx/2016_126/Analisis%20comparativo%20de%20patrones%20de%20diseno%20de%20interfaz%20de%20usuario%20para%20el%20desarrollo.pdf&quot;,&quot;issued&quot;:{&quot;date-parts&quot;:[[2016]]},&quot;page&quot;:&quot;31-41&quot;,&quot;abstract&quot;:&quot;Resumen. En la actualidad las tabletas, teléfonos inteligentes y televisores inteligentes se encuentran al alcance de la mayoría de personas, estos dispositivos tienen diversos usos, por esta razón diseñar aplicaciones se ha vuelto una tarea tediosa y difícil de realizar, debido a los diferentes dispositivos y plataformas existentes en el mercado. Los patrones de diseño de interfaz de usuario permiten facilitar el desarrollo de aplicaciones, debido a que cada plataforma tiene su propia interacción entre el usuario y el dispositivo, porque dependiendo del dispositivo se utiliza un patrón de diseño distinto para su interfaz de usuario. Por esta razón se propone un análisis comparativo de patrones de diseño de interfaz de usuario, para generar contextos de uso orientados al ámbito educativo. Se diseñaron contextos de uso para establecer qué patrones de diseño de interfaz de usuario son recomendables para un dispositivo en específico, facilitando el desarrollo de aplicaciones educativas multi-dispositivos. Palabras clave: Ámbito educativo, contexto de uso, interfaz de usuario, multi-dispositivo, patrones de diseño. Abstract. Actually, most people have at their disposal different devices including tablets, smartphones and smart TVs, for this reason the design of this kind of applications has become a tedious and difficult task to do, by the different devices and platforms that exist in the market. The UIDPs (User Interface Design Patterns) facilitate the development of the kind of applications by, considering that on each platform the user interacts differently with the device because UIDPs 31&quot;,&quot;volume&quot;:&quot;126&quot;,&quot;container-title-short&quot;:&quot;&quot;},&quot;isTemporary&quot;:false,&quot;suppress-author&quot;:false,&quot;composite&quot;:false,&quot;author-only&quot;:false}]},{&quot;citationID&quot;:&quot;MENDELEY_CITATION_ba639e28-cd7d-45a3-9ed6-a0f42c0f6f9a&quot;,&quot;properties&quot;:{&quot;noteIndex&quot;:0},&quot;isEdited&quot;:false,&quot;manualOverride&quot;:{&quot;isManuallyOverridden&quot;:false,&quot;citeprocText&quot;:&quot;[20]&quot;,&quot;manualOverrideText&quot;:&quot;&quot;},&quot;citationTag&quot;:&quot;MENDELEY_CITATION_v3_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&quot;,&quot;citationItems&quot;:[{&quot;id&quot;:&quot;0b3822e3-b914-3e90-860f-5e34fcd0e5a9&quot;,&quot;itemData&quot;:{&quot;type&quot;:&quot;article-journal&quot;,&quot;id&quot;:&quot;0b3822e3-b914-3e90-860f-5e34fcd0e5a9&quot;,&quot;title&quot;:&quot;User Interface Design for E-Learning Software&quot;,&quot;author&quot;:[{&quot;family&quot;:&quot;Faghih&quot;,&quot;given&quot;:&quot;Behnam&quot;,&quot;parse-names&quot;:false,&quot;dropping-particle&quot;:&quot;&quot;,&quot;non-dropping-particle&quot;:&quot;&quot;},{&quot;family&quot;:&quot;Reza Azadehfar&quot;,&quot;given&quot;:&quot;Mohammad&quot;,&quot;parse-names&quot;:false,&quot;dropping-particle&quot;:&quot;&quot;,&quot;non-dropping-particle&quot;:&quot;&quot;},{&quot;family&quot;:&quot;Katebi&quot;,&quot;given&quot;:&quot;S D&quot;,&quot;parse-names&quot;:false,&quot;dropping-particle&quot;:&quot;&quot;,&quot;non-dropping-particle&quot;:&quot;&quot;}],&quot;container-title&quot;:&quot;JSCSE]&quot;,&quot;accessed&quot;:{&quot;date-parts&quot;:[[2025,8,28]]},&quot;DOI&quot;:&quot;10.7321/jscse.v3.n3.119&quot;,&quot;URL&quot;:&quot;https://arxiv.org/pdf/1401.6365&quot;,&quot;issued&quot;:{&quot;date-parts&quot;:[[2013]]},&quot;abstract&quot;:&quot;User interface (UI) is point of interaction between user and computer software. The success and failure of a software application depends on User Interface Design (UID). Possibility of using a software, easily using and learning are issues influenced by UID. The UI is significant in designing of educational software (e-Learning). Principles and concepts of learning should be considered in addition to UID principles in UID for e-learning. In this regard, to specify the logical relationship between education, learning, UID and multimedia at first we readdress the issues raised in previous studies. It is followed by examining the principle concepts of e-learning and UID. Then, we will see how UID contributes to e-learning through the educational software built by authors. Also we show the way of using UI to improve learning and motivating the learners and to improve the time efficiency of using e-learning software.&quot;,&quot;issue&quot;:&quot;3&quot;,&quot;volume&quot;:&quot;3&quot;,&quot;container-title-short&quot;:&quot;&quot;},&quot;isTemporary&quot;:false,&quot;suppress-author&quot;:false,&quot;composite&quot;:false,&quot;author-only&quot;:false}]},{&quot;citationID&quot;:&quot;MENDELEY_CITATION_d9a82660-5da7-4d10-a1dc-57b40bbb39a8&quot;,&quot;properties&quot;:{&quot;noteIndex&quot;:0},&quot;isEdited&quot;:false,&quot;manualOverride&quot;:{&quot;isManuallyOverridden&quot;:false,&quot;citeprocText&quot;:&quot;[21]&quot;,&quot;manualOverrideText&quot;:&quot;&quot;},&quot;citationTag&quot;:&quot;MENDELEY_CITATION_v3_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&quot;,&quot;citationItems&quot;:[{&quot;id&quot;:&quot;c9ca61b3-497f-3e0a-b574-433534e3dc13&quot;,&quot;itemData&quot;:{&quot;type&quot;:&quot;article-journal&quot;,&quot;id&quot;:&quot;c9ca61b3-497f-3e0a-b574-433534e3dc13&quot;,&quot;title&quot;:&quot;Álgebra y Trigonometría con Geometría Analítica&quot;,&quot;author&quot;:[{&quot;family&quot;:&quot;EARL W. SWOKOWSKI&quot;,&quot;given&quot;:&quot;&quot;,&quot;parse-names&quot;:false,&quot;dropping-particle&quot;:&quot;&quot;,&quot;non-dropping-particle&quot;:&quot;&quot;},{&quot;family&quot;:&quot;JEFFERY A. COLE&quot;,&quot;given&quot;:&quot;&quot;,&quot;parse-names&quot;:false,&quot;dropping-particle&quot;:&quot;&quot;,&quot;non-dropping-particle&quot;:&quot;&quot;}],&quot;accessed&quot;:{&quot;date-parts&quot;:[[2025,8,28]]},&quot;translator&quot;:[{&quot;family&quot;:&quot;Jorge Humberto Romo Muñoz&quot;,&quot;given&quot;:&quot;&quot;,&quot;parse-names&quot;:false,&quot;dropping-particle&quot;:&quot;&quot;,&quot;non-dropping-particle&quot;:&quot;&quot;}],&quot;ISBN&quot;:&quot;978-607-481-186-5&quot;,&quot;ISSN&quot;:&quot;607-481-186-5&quot;,&quot;URL&quot;:&quot;https://tuaulavirtual.educatic.unam.mx/pluginfile.php/977649/mod_resource/content/0/Swokowski.pdf&quot;,&quot;issued&quot;:{&quot;date-parts&quot;:[[2009]]},&quot;volume&quot;:&quot;12a. edición&quot;,&quot;container-title-short&quot;:&quot;&quot;},&quot;isTemporary&quot;:false,&quot;suppress-author&quot;:false,&quot;composite&quot;:false,&quot;author-only&quot;:false}]},{&quot;citationID&quot;:&quot;MENDELEY_CITATION_32f973b1-eabc-4afe-8fa5-453215a8c6dc&quot;,&quot;properties&quot;:{&quot;noteIndex&quot;:0},&quot;isEdited&quot;:false,&quot;manualOverride&quot;:{&quot;isManuallyOverridden&quot;:false,&quot;citeprocText&quot;:&quot;[22]&quot;,&quot;manualOverrideText&quot;:&quot;&quot;},&quot;citationTag&quot;:&quot;MENDELEY_CITATION_v3_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&quot;,&quot;citationItems&quot;:[{&quot;id&quot;:&quot;732c933d-ec2e-39a1-863e-a0f42fc93486&quot;,&quot;itemData&quot;:{&quot;type&quot;:&quot;article-journal&quot;,&quot;id&quot;:&quot;732c933d-ec2e-39a1-863e-a0f42fc93486&quot;,&quot;title&quot;:&quot;Programación de aplicaciones web: historia, principios básicos y clientes web&quot;,&quot;author&quot;:[{&quot;family&quot;:&quot;Luján Mora&quot;,&quot;given&quot;:&quot;Sergio&quot;,&quot;parse-names&quot;:false,&quot;dropping-particle&quot;:&quot;&quot;,&quot;non-dropping-particle&quot;:&quot;&quot;}],&quot;accessed&quot;:{&quot;date-parts&quot;:[[2025,8,28]]},&quot;ISBN&quot;:&quot;84-8454-206-8&quot;,&quot;URL&quot;:&quot;https://dialnet.unirioja.es/servlet/libro?codigo=204176&amp;info=resumen&amp;idioma=SPA&quot;,&quot;issued&quot;:{&quot;date-parts&quot;:[[2002,10,31]]},&quot;abstract&quot;:&quot;Aunque los inicios de Internet se remontan a los años sesenta, no ha sido hasta los años noventa cuando, gracias a la Web, se ha extendido su uso por todo el mundo. En pocos años la Web ha evolucionado enormemente: se ha pasado de páginas sencillas, con pocas imágenes y contenidos estáticos a páginas complejas con contenidos dinámicos que provienen de bases de datos, lo que permite la creación de \&quot;aplicaciones web\&quot;.De forma breve, una aplicación Web se puede definir como una aplicación en la cual el usuario por medio de un navegador realiza peticiones a una aplicación remota accesible a través de Internet (o a través de una Intranet) y que recibe una respuesta que se muestra en el propio navegador. El contenido de este libro se estructura en dos partes. En la primera parte del libro se tratan temas introductorios a la programación de aplicaciones Web: un breve repaso de la historia de Internet y de la web, características de las arquitecturas cliente/servidor, el concepto de aplicación Web y la estructura de un sitio web tanto a nivel físico como lógico. La segunda parte del libro se centra en la programación de la parte cliente de las aplicaciones web. En el \&quot;mundo Internet\&quot; existen muchas tecnologías que se pueden emplear para programar los clientes web, como ActiveX, applet, Flash, VRML, etc., pero sólo dos son las tecnología más extendidas y se pueden considerar \&quot;el estándar\&quot;: HTML y JavaScript. Este libro se centra en estas dos tecnologías y presta una especial atención a la creación de formularios, la base para cualquier aplicación web. Sergio Luján Mora es Ingeniero en Informática por la Universidad de Alicante. Ha impartido diversos cursos sobre Internet y las diversas tecnologías que se emplean en la programación de aplicaciones web (HTML, JavaScript, ASP y Java). Durante un año ha trabajado en el Laboratorio Multimedia (mmlab) de la Universidad de Alicante, desarrollando aplicaciones para Internet e Intranets. Ha escrito los libros \&quot;Programación en Internet: Clientes Web\&quot; y \&quot;Programación de servidores web con CGI, SSI e IDC\&quot; publicados por la Editorial Club Universitario. Desde 1999 forma parte del Departamento de Lenguajes y Sistemas Informáticos de la Universidad de Alicante. Las asignaturas que imparte en la actualidad son \&quot;Programación en Internet\&quot; y \&quot;Programación y Estructuras de Datos\&quot;.&quot;,&quot;publisher&quot;:&quot;Editorial Club Universitario (ECU)&quot;,&quot;container-title-short&quot;:&quot;&quot;},&quot;isTemporary&quot;:false,&quot;suppress-author&quot;:false,&quot;composite&quot;:false,&quot;author-only&quot;:false}]},{&quot;citationID&quot;:&quot;MENDELEY_CITATION_33bf8c3c-817d-402f-96ae-68947dfa23c7&quot;,&quot;properties&quot;:{&quot;noteIndex&quot;:0},&quot;isEdited&quot;:false,&quot;manualOverride&quot;:{&quot;isManuallyOverridden&quot;:false,&quot;citeprocText&quot;:&quot;[23]&quot;,&quot;manualOverrideText&quot;:&quot;&quot;},&quot;citationTag&quot;:&quot;MENDELEY_CITATION_v3_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&quot;,&quot;citationItems&quot;:[{&quot;id&quot;:&quot;ea6812f3-e3b2-3e87-8109-036dbffad5af&quot;,&quot;itemData&quot;:{&quot;type&quot;:&quot;article-journal&quot;,&quot;id&quot;:&quot;ea6812f3-e3b2-3e87-8109-036dbffad5af&quot;,&quot;title&quot;:&quot;Comparación de tendencias tecnológicas en aplicaciones web&quot;,&quot;author&quot;:[{&quot;family&quot;:&quot;Valarezo Pardo&quot;,&quot;given&quot;:&quot;Milton Rafael&quot;,&quot;parse-names&quot;:false,&quot;dropping-particle&quot;:&quot;&quot;,&quot;non-dropping-particle&quot;:&quot;&quot;},{&quot;family&quot;:&quot;Honores Tapia&quot;,&quot;given&quot;:&quot;Joofre Antonio&quot;,&quot;parse-names&quot;:false,&quot;dropping-particle&quot;:&quot;&quot;,&quot;non-dropping-particle&quot;:&quot;&quot;},{&quot;family&quot;:&quot;Gómez Moreno&quot;,&quot;given&quot;:&quot;Antonio Steeven&quot;,&quot;parse-names&quot;:false,&quot;dropping-particle&quot;:&quot;&quot;,&quot;non-dropping-particle&quot;:&quot;&quot;},{&quot;family&quot;:&quot;Vinces Sánchez&quot;,&quot;given&quot;:&quot;Luis Fernando&quot;,&quot;parse-names&quot;:false,&quot;dropping-particle&quot;:&quot;&quot;,&quot;non-dropping-particle&quot;:&quot;&quot;}],&quot;container-title&quot;:&quot;3c Tecnología: glosas de innovación aplicadas a la pyme, ISSN-e 2254-4143, Vol. 7, Nº. 3, 2018, págs. 28-49&quot;,&quot;accessed&quot;:{&quot;date-parts&quot;:[[2025,8,28]]},&quot;DOI&quot;:&quot;10.17993/3ctecno.2018.v7n3e27.28-49/30&quot;,&quot;ISSN&quot;:&quot;2254-4143&quot;,&quot;URL&quot;:&quot;https://dialnet.unirioja.es/servlet/articulo?codigo=6551743&amp;info=resumen&amp;idioma=SPA&quot;,&quot;issued&quot;:{&quot;date-parts&quot;:[[2018]]},&quot;page&quot;:&quot;28-49&quot;,&quot;abstract&quot;:&quot;Hoy en día el Internet es un gran medio de comunicación, en mayor medida, un medio de influencias que se ve reflejado en los avances y la continua adaptación tanto de los usuarios, como de los desarrolladores hacia él, por ello han surgido tendencias para el desarrollo Web como medio para establecer un modelo a seguir, así como para ofrecer unos mejores servicios a los usuarios. En las tendencias tecnológicas mencionadas existen diversos lenguajes de programación, herramientas y plataformas que sirve para darnos un claro entendimiento del cómo nos brindan una velocidad eficaz al momento de desarrollar una aplicación Web las cuales ofrecen una gran ventaja al grupo de trabajo en reducción de tiempo que se basan en requerimientos pre-establecidos usados en la creación de sistemas Web. Tomando en cuenta la información investigada se obtiene información acerca de los lenguajes de programación además plataformas, herramientas entre otras tecnologías que han mejorado de manera general; los mismos que permiten a los desarrolladores crear un sistema con un margen de error muy reducido en comparación con sus procesos. Para el desarrollo se orienta en los nuevos ambientes de trabajo que han agilizado el progreso software. En el presente documento se muestra algunas de las tecnologías que se han establecido para el óptimo desarrollo de aplicaciones Web, en la cual se empleó una investigación de tipo analítica, bibliográfica y documental, la cual brinda información confiable, verídica y proporciona criterios que ayudarán al desarrollo del documento.&quot;,&quot;publisher&quot;:&quot;3ciencias&quot;,&quot;issue&quot;:&quot;3&quot;,&quot;volume&quot;:&quot;7&quot;,&quot;container-title-short&quot;:&quot;&quot;},&quot;isTemporary&quot;:false,&quot;suppress-author&quot;:false,&quot;composite&quot;:false,&quot;author-only&quot;:false}]},{&quot;citationID&quot;:&quot;MENDELEY_CITATION_b63ece5d-61e3-428b-9e4f-e80e66b2e965&quot;,&quot;properties&quot;:{&quot;noteIndex&quot;:0},&quot;isEdited&quot;:false,&quot;manualOverride&quot;:{&quot;isManuallyOverridden&quot;:false,&quot;citeprocText&quot;:&quot;[24]&quot;,&quot;manualOverrideText&quot;:&quot;&quot;},&quot;citationTag&quot;:&quot;MENDELEY_CITATION_v3_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&quot;,&quot;citationItems&quot;:[{&quot;id&quot;:&quot;350b747e-8dad-3e1f-a4b1-d6435d9e6b57&quot;,&quot;itemData&quot;:{&quot;type&quot;:&quot;article-journal&quot;,&quot;id&quot;:&quot;350b747e-8dad-3e1f-a4b1-d6435d9e6b57&quot;,&quot;title&quot;:&quot;Aplicaciones web Aplicaciones Web Aplicaciones web Materiales del proyecto&quot;,&quot;author&quot;:[{&quot;family&quot;:&quot;Lerma-Blasco&quot;,&quot;given&quot;:&quot;Raül&quot;,&quot;parse-names&quot;:false,&quot;dropping-particle&quot;:&quot;V&quot;,&quot;non-dropping-particle&quot;:&quot;&quot;},{&quot;family&quot;:&quot;Alfredo&quot;,&quot;given&quot;:&quot;José&quot;,&quot;parse-names&quot;:false,&quot;dropping-particle&quot;:&quot;&quot;,&quot;non-dropping-particle&quot;:&quot;&quot;},{&quot;family&quot;:&quot;Andrés&quot;,&quot;given&quot;:&quot;Murcia&quot;,&quot;parse-names&quot;:false,&quot;dropping-particle&quot;:&quot;&quot;,&quot;non-dropping-particle&quot;:&quot;&quot;},{&quot;family&quot;:&quot;Mifsud&quot;,&quot;given&quot;:&quot;Elvira&quot;,&quot;parse-names&quot;:false,&quot;dropping-particle&quot;:&quot;&quot;,&quot;non-dropping-particle&quot;:&quot;&quot;},{&quot;family&quot;:&quot;Lerma-Blasco&quot;,&quot;given&quot;:&quot;Talón R&quot;,&quot;parse-names&quot;:false,&quot;dropping-particle&quot;:&quot;V&quot;,&quot;non-dropping-particle&quot;:&quot;&quot;},{&quot;family&quot;:&quot;Murcia&quot;,&quot;given&quot;:&quot;J A&quot;,&quot;parse-names&quot;:false,&quot;dropping-particle&quot;:&quot;&quot;,&quot;non-dropping-particle&quot;:&quot;&quot;},{&quot;family&quot;:&quot;Mifsud&quot;,&quot;given&quot;:&quot;E&quot;,&quot;parse-names&quot;:false,&quot;dropping-particle&quot;:&quot;&quot;,&quot;non-dropping-particle&quot;:&quot;&quot;}],&quot;accessed&quot;:{&quot;date-parts&quot;:[[2025,8,28]]},&quot;ISBN&quot;:&quot;978-84-481-8392-9&quot;,&quot;URL&quot;:&quot;www.mhe.es/cf/informatica&quot;,&quot;issued&quot;:{&quot;date-parts&quot;:[[2013]]},&quot;abstract&quot;:&quot;«La base de tu futuro» Ésta es la filosofía del proyecto editorial de McGraw-Hill para Ciclos Formativos, una etapa decisiva en la formación de profesionales. El proyecto para el módulo Aplicaciones web, incluido en el nuevo ciclo formativo Técnico en Sistemas Microinformáticos y Redes, y que está estructu-rado en dos niveles de uso, para el alumno y para el profesor, ha sido desarrollado según tres principios básicos: • Una metodología basada en la práctica y en la adecuación de contenidos y procedimientos a la realidad profesional. • Unos materiales desarrollados para conseguir las destrezas, habilidades y resultados de aprendizaje que necesitarás para conseguir tu título y desenvolverte en el mercado laboral. • Una presentación de los contenidos clara y atractiva, con variedad de recursos gráficos y multimedia que facilitarán tu aprendizaje. Para el alumno Para el profesor CEO del alumno Guía didáctica en CEO del profesor Confiamos en que esta obra sea una herramienta útil y eficaz, y que contribuya a tu formación como profesional.&quot;,&quot;container-title-short&quot;:&quot;&quot;},&quot;isTemporary&quot;:false,&quot;suppress-author&quot;:false,&quot;composite&quot;:false,&quot;author-only&quot;:false}]},{&quot;citationID&quot;:&quot;MENDELEY_CITATION_55bc22b0-f33c-4e4b-96d4-b5142fd6b3fa&quot;,&quot;properties&quot;:{&quot;noteIndex&quot;:0},&quot;isEdited&quot;:false,&quot;manualOverride&quot;:{&quot;isManuallyOverridden&quot;:false,&quot;citeprocText&quot;:&quot;[25]&quot;,&quot;manualOverrideText&quot;:&quot;&quot;},&quot;citationTag&quot;:&quot;MENDELEY_CITATION_v3_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&quot;,&quot;citationItems&quot;:[{&quot;id&quot;:&quot;29905e68-0b58-3a55-83fd-b47c93cd49cf&quot;,&quot;itemData&quot;:{&quot;type&quot;:&quot;article-journal&quot;,&quot;id&quot;:&quot;29905e68-0b58-3a55-83fd-b47c93cd49cf&quot;,&quot;title&quot;:&quot;Software educativos&quot;,&quot;author&quot;:[{&quot;family&quot;:&quot;Vidal&quot;,&quot;given&quot;:&quot;María&quot;,&quot;parse-names&quot;:false,&quot;dropping-particle&quot;:&quot;&quot;,&quot;non-dropping-particle&quot;:&quot;&quot;},{&quot;family&quot;:&quot;Gómez&quot;,&quot;given&quot;:&quot;Freddy&quot;,&quot;parse-names&quot;:false,&quot;dropping-particle&quot;:&quot;&quot;,&quot;non-dropping-particle&quot;:&quot;&quot;},{&quot;family&quot;:&quot;Ii&quot;,&quot;given&quot;:&quot;Martínez&quot;,&quot;parse-names&quot;:false,&quot;dropping-particle&quot;:&quot;&quot;,&quot;non-dropping-particle&quot;:&quot;&quot;},{&quot;family&quot;:&quot;Ruiz&quot;,&quot;given&quot;:&quot;Alina M&quot;,&quot;parse-names&quot;:false,&quot;dropping-particle&quot;:&quot;&quot;,&quot;non-dropping-particle&quot;:&quot;&quot;},{&quot;family&quot;:&quot;Iii&quot;,&quot;given&quot;:&quot;Piedra&quot;,&quot;parse-names&quot;:false,&quot;dropping-particle&quot;:&quot;&quot;,&quot;non-dropping-particle&quot;:&quot;&quot;}],&quot;container-title&quot;:&quot;Educación Médica Superior&quot;,&quot;accessed&quot;:{&quot;date-parts&quot;:[[2025,8,28]]},&quot;ISSN&quot;:&quot;0864-2141&quot;,&quot;URL&quot;:&quot;http://scielo.sld.cu/scielo.php?script=sci_arttext&amp;pid=S0864-21412010000100012&amp;lng=es&amp;nrm=iso&amp;tlng=en&quot;,&quot;issued&quot;:{&quot;date-parts&quot;:[[2010]]},&quot;page&quot;:&quot;97-110&quot;,&quot;abstract&quot;:&quot;El tema que les ofrecemos en este número, da continuidad al que revisamos sobre Plataformas Didácticas como Tecnología Educativa, 1 ya que forman parte de estas como recursos de la enseñanza y el aprendizaje. Los software educativos (SE), se definen de forma genérica como aplicaciones o programas computacionales que faciliten el proceso de enseñanza aprendizaje. Algunos autores lo conceptualizan como cualquier programa computacional cuyas características estructurales y funcionales sirvan de apoyo al proceso de enseñar, aprender y administrar, o el que está destinado a la enseñanza y el autoaprendizaje y además permite el desarrollo de ciertas habilidades cognitivas; 2-5 términos que seguramente se replantearán en la medida que se introduzcan nuevos desarrollos tecnológicos para el trabajo en red en Internet. Las características más generalizadas en los SE son: 5-7-Finalidad: orientados a la enseñanza-aprendizaje en todas sus formas.-Utilización del computador: el medio utilizado como soporte es el computador.-Facilidad de uso: son intuitivos y aplica reglas generales de uso y de fácil comprensión para su navegabilidad o desplazamiento y recursividad o posibilidad de regreso a temáticas de interés desde cualquier punto en el ambiente virtual.-Interactividad: permite un intercambio efectivo de información con el estudiante.&quot;,&quot;publisher&quot;:&quot;Los autores conservan todos los derechos sobre sus obras, las cuales pueden reproducir y distribuir siempre y cuando citen la fuente primaria de publicación y lo hagan con fines no comerciales.&quot;,&quot;issue&quot;:&quot;1&quot;,&quot;volume&quot;:&quot;24&quot;,&quot;container-title-short&quot;:&quot;&quot;},&quot;isTemporary&quot;:false,&quot;suppress-author&quot;:false,&quot;composite&quot;:false,&quot;author-only&quot;:false}]},{&quot;citationID&quot;:&quot;MENDELEY_CITATION_c6e5b687-8285-45cf-a355-5eca4de1a487&quot;,&quot;properties&quot;:{&quot;noteIndex&quot;:0},&quot;isEdited&quot;:false,&quot;manualOverride&quot;:{&quot;isManuallyOverridden&quot;:false,&quot;citeprocText&quot;:&quot;[26]&quot;,&quot;manualOverrideText&quot;:&quot;&quot;},&quot;citationTag&quot;:&quot;MENDELEY_CITATION_v3_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&quot;,&quot;citationItems&quot;:[{&quot;id&quot;:&quot;cca4c128-5866-3c4d-a9e5-827e680f436c&quot;,&quot;itemData&quot;:{&quot;type&quot;:&quot;report&quot;,&quot;id&quot;:&quot;cca4c128-5866-3c4d-a9e5-827e680f436c&quot;,&quot;title&quot;:&quot;Software educativo o recurso educativo Educational software oreducationalresource&quot;,&quot;author&quot;:[{&quot;family&quot;:&quot;Sc José Salvador Márquez Cundú ProfesorAuxiliar&quot;,&quot;given&quot;:&quot;M&quot;,&quot;parse-names&quot;:false,&quot;dropping-particle&quot;:&quot;&quot;,&quot;non-dropping-particle&quot;:&quot;&quot;}],&quot;issued&quot;:{&quot;date-parts&quot;:[[2018]]},&quot;abstract&quot;:&quot;E l impacto que están causando los avances in-formáticos sobre el mundo educativo se ve en incremento por la presión ejercida por el mundo del trabajo, que cada vez necesita y demanda una mayor formación en muchos campos, pero con más énfasis en el de la informática. Ante esta situación es inminente la necesidad de que los programas docentes de formación y superación, a cualquier nivel, tengan que incorporar los software educativos dentro de su contenido. Por tal motivo se hace imprescindible hacer comprender a nuestros educadores la importancia de su apli-cación, lo cual no debe ser visto como un medio de enseñanza o una herramienta de trabajo utili-zada en la enseñanza, sino como un eslabón fundamental para incrementar la calidad del proceso educativo. A partir del cambio de tecnologías y la intro-ducción de la computación en los diferentes niveles de educación se implementan acciones concretas RESUMEN. El software educativo es una categoría muy empleada en los espacios de formación pues claramente se pueden observar las potencialidades que para la mediación de los procesos comunicativos propiciadores del aprendizaje ofrece. Hoy surgen múltiples categorías y deno-minaciones para tan importante herramienta, sin embargo, cada una de esas denominaciones tienen elementos idiográficos que los diferencian. El presente trabajo va dirigido a aportar detalles importantes del software educativo que lo identifican y diferencian de los recursos educativos, aunque esté contenido en este grupo de clasificación. Para esto se realiza una sistematización de estos conceptos aplicando métodos deductivos e inductivos, el análisis y la síntesis entre otros. Cómo resultado se obtiene una definición de software educativo que deja claramente ex-puesta cada una de las características por la cual se define de esta manera. Palabras clave: software, software educativo, recurso educativo, recurso educativo digital. ABSTRACT. Educational software is a category widely used in training spaces because clearly you can see the potential for mediation of communicative processes conducive to learning offers. Today there are multiple categories and denominations for such an important tool, however each of these denominations have idiographic elements that differentiate them. This work is aimed at providing important details of educational software that identify it and differentiate it from educational resources, even if it is contained in this classification group. For this, a systematization of these concepts is carried out applying deductive and inductive methods, analysis and synthesis among others. As a result, a definition of educational software is obtained that clearly exposes each one of the characteristics by which it is defined in this way.&quot;,&quot;issue&quot;:&quot;67&quot;,&quot;container-title-short&quot;:&quot;&quot;},&quot;isTemporary&quot;:false,&quot;suppress-author&quot;:false,&quot;composite&quot;:false,&quot;author-only&quot;:false}]},{&quot;citationID&quot;:&quot;MENDELEY_CITATION_8f3f3c15-8b60-426e-a0da-9c788e587971&quot;,&quot;properties&quot;:{&quot;noteIndex&quot;:0},&quot;isEdited&quot;:false,&quot;manualOverride&quot;:{&quot;isManuallyOverridden&quot;:false,&quot;citeprocText&quot;:&quot;[27]&quot;,&quot;manualOverrideText&quot;:&quot;&quot;},&quot;citationTag&quot;:&quot;MENDELEY_CITATION_v3_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&quot;,&quot;citationItems&quot;:[{&quot;id&quot;:&quot;9dab0b7d-9d5c-391b-91b5-9ccbe19d7a26&quot;,&quot;itemData&quot;:{&quot;type&quot;:&quot;article-journal&quot;,&quot;id&quot;:&quot;9dab0b7d-9d5c-391b-91b5-9ccbe19d7a26&quot;,&quot;title&quot;:&quot;An overview of the CellML API and its implementation&quot;,&quot;author&quot;:[{&quot;family&quot;:&quot;Miller&quot;,&quot;given&quot;:&quot;Andrew K.&quot;,&quot;parse-names&quot;:false,&quot;dropping-particle&quot;:&quot;&quot;,&quot;non-dropping-particle&quot;:&quot;&quot;},{&quot;family&quot;:&quot;Marsh&quot;,&quot;given&quot;:&quot;Justin&quot;,&quot;parse-names&quot;:false,&quot;dropping-particle&quot;:&quot;&quot;,&quot;non-dropping-particle&quot;:&quot;&quot;},{&quot;family&quot;:&quot;Reeve&quot;,&quot;given&quot;:&quot;Adam&quot;,&quot;parse-names&quot;:false,&quot;dropping-particle&quot;:&quot;&quot;,&quot;non-dropping-particle&quot;:&quot;&quot;},{&quot;family&quot;:&quot;Garny&quot;,&quot;given&quot;:&quot;Alan&quot;,&quot;parse-names&quot;:false,&quot;dropping-particle&quot;:&quot;&quot;,&quot;non-dropping-particle&quot;:&quot;&quot;},{&quot;family&quot;:&quot;Britten&quot;,&quot;given&quot;:&quot;Randall&quot;,&quot;parse-names&quot;:false,&quot;dropping-particle&quot;:&quot;&quot;,&quot;non-dropping-particle&quot;:&quot;&quot;},{&quot;family&quot;:&quot;Halstead&quot;,&quot;given&quot;:&quot;Matt&quot;,&quot;parse-names&quot;:false,&quot;dropping-particle&quot;:&quot;&quot;,&quot;non-dropping-particle&quot;:&quot;&quot;},{&quot;family&quot;:&quot;Cooper&quot;,&quot;given&quot;:&quot;Jonathan&quot;,&quot;parse-names&quot;:false,&quot;dropping-particle&quot;:&quot;&quot;,&quot;non-dropping-particle&quot;:&quot;&quot;},{&quot;family&quot;:&quot;Nickerson&quot;,&quot;given&quot;:&quot;David P.&quot;,&quot;parse-names&quot;:false,&quot;dropping-particle&quot;:&quot;&quot;,&quot;non-dropping-particle&quot;:&quot;&quot;},{&quot;family&quot;:&quot;Nielsen&quot;,&quot;given&quot;:&quot;Poul F.&quot;,&quot;parse-names&quot;:false,&quot;dropping-particle&quot;:&quot;&quot;,&quot;non-dropping-particle&quot;:&quot;&quot;}],&quot;container-title&quot;:&quot;BMC Bioinformatics&quot;,&quot;container-title-short&quot;:&quot;BMC Bioinformatics&quot;,&quot;accessed&quot;:{&quot;date-parts&quot;:[[2025,8,28]]},&quot;DOI&quot;:&quot;10.1186/1471-2105-11-178/FIGURES/1&quot;,&quot;ISSN&quot;:&quot;14712105&quot;,&quot;PMID&quot;:&quot;20377909&quot;,&quot;URL&quot;:&quot;https://link.springer.com/articles/10.1186/1471-2105-11-178&quot;,&quot;issued&quot;:{&quot;date-parts&quot;:[[2010,4,8]]},&quot;page&quot;:&quot;1-12&quot;,&quot;abstract&quot;:&quot;Background: CellML is an XML based language for representing mathematical models, in a machine-independent form which is suitable for their exchange between different authors, and for archival in a model repository. Allowing for the exchange and archival of models in a computer readable form is a key strategic goal in bioinformatics, because of the associated improvements in scientific record accuracy, the faster iterative process of scientific development, and the ability to combine models into large integrative models.However, for CellML models to be useful, tools which can process them correctly are needed. Due to some of the more complex features present in CellML models, such as imports, developing code ab initio to correctly process models can be an onerous task. For this reason, there is a clear and pressing need for an application programming interface (API), and a good implementation of that API, upon which tools can base their support for CellML.Results: We developed an API which allows the information in CellML models to be retrieved and/or modified. We also developed a series of optional extension APIs, for tasks such as simplifying the handling of connections between variables, dealing with physical units, validating models, and translating models into different procedural languages.We have also provided a Free/Open Source implementation of this application programming interface, optimised to achieve good performance.Conclusions: Tools have been developed using the API which are mature enough for widespread use. The API has the potential to accelerate the development of additional tools capable of processing CellML, and ultimately lead to an increased level of sharing of mathematical model descriptions. © 2010 Miller et al; licensee BioMed Central Ltd.&quot;,&quot;publisher&quot;:&quot;BioMed Central&quot;,&quot;issue&quot;:&quot;1&quot;,&quot;volume&quot;:&quot;11&quot;},&quot;isTemporary&quot;:false,&quot;suppress-author&quot;:false,&quot;composite&quot;:false,&quot;author-only&quot;:false}]},{&quot;citationID&quot;:&quot;MENDELEY_CITATION_6eeef895-1c60-48f2-bda7-7f94c704174b&quot;,&quot;properties&quot;:{&quot;noteIndex&quot;:0},&quot;isEdited&quot;:false,&quot;manualOverride&quot;:{&quot;isManuallyOverridden&quot;:false,&quot;citeprocText&quot;:&quot;[28]&quot;,&quot;manualOverrideText&quot;:&quot;&quot;},&quot;citationTag&quot;:&quot;MENDELEY_CITATION_v3_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&quot;,&quot;citationItems&quot;:[{&quot;id&quot;:&quot;9b1d2aa2-510e-3889-8acc-50bc11b16caa&quot;,&quot;itemData&quot;:{&quot;type&quot;:&quot;article-journal&quot;,&quot;id&quot;:&quot;9b1d2aa2-510e-3889-8acc-50bc11b16caa&quot;,&quot;title&quot;:&quot;A Systematic Review of API Evolution Literature&quot;,&quot;author&quot;:[{&quot;family&quot;:&quot;Lamothe&quot;,&quot;given&quot;:&quot;Maxime&quot;,&quot;parse-names&quot;:false,&quot;dropping-particle&quot;:&quot;&quot;,&quot;non-dropping-particle&quot;:&quot;&quot;},{&quot;family&quot;:&quot;Guéhéneuc&quot;,&quot;given&quot;:&quot;Yann Gaël&quot;,&quot;parse-names&quot;:false,&quot;dropping-particle&quot;:&quot;&quot;,&quot;non-dropping-particle&quot;:&quot;&quot;},{&quot;family&quot;:&quot;Shang&quot;,&quot;given&quot;:&quot;Weiyi&quot;,&quot;parse-names&quot;:false,&quot;dropping-particle&quot;:&quot;&quot;,&quot;non-dropping-particle&quot;:&quot;&quot;}],&quot;container-title&quot;:&quot;ACM Computing Surveys&quot;,&quot;container-title-short&quot;:&quot;ACM Comput Surv&quot;,&quot;accessed&quot;:{&quot;date-parts&quot;:[[2025,8,28]]},&quot;DOI&quot;:&quot;10.1145/3470133;SERIALTOPIC:TOPIC:ACM-PUBTYPE&gt;JOURNAL;PAGE:STRING:ARTICLE/CHAPTER&quot;,&quot;ISSN&quot;:&quot;15577341&quot;,&quot;URL&quot;:&quot;/doi/pdf/10.1145/3470133?download=true&quot;,&quot;issued&quot;:{&quot;date-parts&quot;:[[2022,11,30]]},&quot;abstract&quot;:&quot;Recent software advances have led to an expansion of the development and usage of application programming interfaces (APIs). From millions of Android packages (APKs) available on Google Store to millions of open-source packages available in Maven, PyPI, and npm, APIs have become an integral part of software development.Like any software artifact, software APIs evolve and suffer from this evolution. Prior research has uncovered many challenges to the development, usage, and evolution of APIs. While some challenges have been studied and solved, many remain. These challenges are scattered in the literature, which hides advances and cloaks the remaining challenges.In this systematic literature review on APIs and API evolution, we uncover and describe publication trends and trending topics. We compile common research goals, evaluation methods, metrics, and subjects. We summarize the current state-of-the-art and outline known existing challenges as well as new challenges uncovered during this review.We conclude that the main remaining challenges related to APIs and API evolution are (1) automatically identifying and leveraging factors that drive API changes, (2) creating and using uniform benchmarks for research evaluation, and (3) understanding the impact of API evolution on API developers and users with respect to various programming languages.&quot;,&quot;publisher&quot;:&quot;Association for Computing Machinery&quot;,&quot;issue&quot;:&quot;8&quot;,&quot;volume&quot;:&quot;54&quot;},&quot;isTemporary&quot;:false,&quot;suppress-author&quot;:false,&quot;composite&quot;:false,&quot;author-only&quot;:false}]},{&quot;citationID&quot;:&quot;MENDELEY_CITATION_efedfa8d-f481-4d26-803f-b46a0fbbe2b0&quot;,&quot;properties&quot;:{&quot;noteIndex&quot;:0},&quot;isEdited&quot;:false,&quot;manualOverride&quot;:{&quot;isManuallyOverridden&quot;:false,&quot;citeprocText&quot;:&quot;[29]&quot;,&quot;manualOverrideText&quot;:&quot;&quot;},&quot;citationTag&quot;:&quot;MENDELEY_CITATION_v3_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&quot;,&quot;citationItems&quot;:[{&quot;id&quot;:&quot;37c1f89b-0ce4-30eb-b7cf-2d8943ec72f5&quot;,&quot;itemData&quot;:{&quot;type&quot;:&quot;article-journal&quot;,&quot;id&quot;:&quot;37c1f89b-0ce4-30eb-b7cf-2d8943ec72f5&quot;,&quot;title&quot;:&quot;A Prompt Pattern Catalog to Enhance Prompt Engineering with ChatGPT&quot;,&quot;author&quot;:[{&quot;family&quot;:&quot;White&quot;,&quot;given&quot;:&quot;Jules&quot;,&quot;parse-names&quot;:false,&quot;dropping-particle&quot;:&quot;&quot;,&quot;non-dropping-particle&quot;:&quot;&quot;},{&quot;family&quot;:&quot;Fu&quot;,&quot;given&quot;:&quot;Quchen&quot;,&quot;parse-names&quot;:false,&quot;dropping-particle&quot;:&quot;&quot;,&quot;non-dropping-particle&quot;:&quot;&quot;},{&quot;family&quot;:&quot;Hays&quot;,&quot;given&quot;:&quot;Sam&quot;,&quot;parse-names&quot;:false,&quot;dropping-particle&quot;:&quot;&quot;,&quot;non-dropping-particle&quot;:&quot;&quot;},{&quot;family&quot;:&quot;Sandborn&quot;,&quot;given&quot;:&quot;Michael&quot;,&quot;parse-names&quot;:false,&quot;dropping-particle&quot;:&quot;&quot;,&quot;non-dropping-particle&quot;:&quot;&quot;},{&quot;family&quot;:&quot;Olea&quot;,&quot;given&quot;:&quot;Carlos&quot;,&quot;parse-names&quot;:false,&quot;dropping-particle&quot;:&quot;&quot;,&quot;non-dropping-particle&quot;:&quot;&quot;},{&quot;family&quot;:&quot;Gilbert&quot;,&quot;given&quot;:&quot;Henry&quot;,&quot;parse-names&quot;:false,&quot;dropping-particle&quot;:&quot;&quot;,&quot;non-dropping-particle&quot;:&quot;&quot;},{&quot;family&quot;:&quot;Elnashar&quot;,&quot;given&quot;:&quot;Ashraf&quot;,&quot;parse-names&quot;:false,&quot;dropping-particle&quot;:&quot;&quot;,&quot;non-dropping-particle&quot;:&quot;&quot;},{&quot;family&quot;:&quot;Spencer-Smith&quot;,&quot;given&quot;:&quot;Jesse&quot;,&quot;parse-names&quot;:false,&quot;dropping-particle&quot;:&quot;&quot;,&quot;non-dropping-particle&quot;:&quot;&quot;},{&quot;family&quot;:&quot;Schmidt&quot;,&quot;given&quot;:&quot;Douglas C&quot;,&quot;parse-names&quot;:false,&quot;dropping-particle&quot;:&quot;&quot;,&quot;non-dropping-particle&quot;:&quot;&quot;}],&quot;accessed&quot;:{&quot;date-parts&quot;:[[2025,8,28]]},&quot;URL&quot;:&quot;https://omekas-test.sba.unipi.it/files/original/9473424cea8d562f876a4bca4bedd9e2336910af.pdf&quot;,&quot;issued&quot;:{&quot;date-parts&quot;:[[2023]]},&quot;abstract&quot;:&quot;Prompt engineering is an increasingly important skill set needed to converse effectively with large language models (LLMs), such as ChatGPT. Prompts are instructions given to an LLM to enforce rules, automate processes, and ensure specific qualities (and quantities) of generated output. Prompts are also a form of programming that can customize the outputs and interactions with an LLM.&quot;,&quot;container-title-short&quot;:&quot;&quot;},&quot;isTemporary&quot;:false,&quot;suppress-author&quot;:false,&quot;composite&quot;:false,&quot;author-only&quot;:false}]},{&quot;citationID&quot;:&quot;MENDELEY_CITATION_0e2e9eba-ef5f-48bb-ad6a-d7c01b2e1c64&quot;,&quot;properties&quot;:{&quot;noteIndex&quot;:0},&quot;isEdited&quot;:false,&quot;manualOverride&quot;:{&quot;isManuallyOverridden&quot;:false,&quot;citeprocText&quot;:&quot;[30]&quot;,&quot;manualOverrideText&quot;:&quot;&quot;},&quot;citationTag&quot;:&quot;MENDELEY_CITATION_v3_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&quot;,&quot;citationItems&quot;:[{&quot;id&quot;:&quot;67672574-8d09-3c8a-acea-08c3d27ba58e&quot;,&quot;itemData&quot;:{&quot;type&quot;:&quot;article-journal&quot;,&quot;id&quot;:&quot;67672574-8d09-3c8a-acea-08c3d27ba58e&quot;,&quot;title&quot;:&quot;Prompt Engineering For ChatGPT: A Quick Guide To Techniques, Tips, And Best Practices&quot;,&quot;author&quot;:[{&quot;family&quot;:&quot;Ekin&quot;,&quot;given&quot;:&quot;Sabit&quot;,&quot;parse-names&quot;:false,&quot;dropping-particle&quot;:&quot;&quot;,&quot;non-dropping-particle&quot;:&quot;&quot;}],&quot;container-title&quot;:&quot;Authorea Preprints&quot;,&quot;accessed&quot;:{&quot;date-parts&quot;:[[2025,8,28]]},&quot;DOI&quot;:&quot;10.36227/TECHRXIV.22683919.V1&quot;,&quot;URL&quot;:&quot;https://www.techrxiv.org/doi/pdf/10.36227/techrxiv.22683919.v1/v1&quot;,&quot;issued&quot;:{&quot;date-parts&quot;:[[2023,10,30]]},&quot;abstract&quot;:&quot;In the rapidly evolving landscape of natural language processing (NLP), ChatGPT has emerged as a powerful tool for various industries and applications. To fully harness the potential of ChatGPT, it is crucial to understand and master the art of prompt engineering-the process of designing and refining input prompts to elicit desired responses from an AI NLP model. This article provides a comprehensive guide to mastering prompt engineering techniques, tips, and best practices to achieve optimal outcomes with ChatGPT. The discussion begins with an introduction to ChatGPT and the fundamentals of prompt engineering, followed by an exploration of techniques for effective prompt crafting, such as clarity, explicit constraints, experimentation, and leveraging different types of questions. The article also covers best practices, including iterative refinement, balancing user intent, harnessing external resources, and ensuring ethical usage. Advanced strategies, such as temperature and token control, prompt chaining, domain-specific adaptations, and handling ambiguous inputs, are also addressed. Real-world case studies demonstrate the practical applications of prompt engineering in customer support, content generation, domain-specific knowledge retrieval, and interactive storytelling. The article concludes by highlighting the impact of effective prompt engineering on ChatGPT performance, future research directions, and the importance of fostering creativity and collaboration within the ChatGPT community.&quot;,&quot;publisher&quot;:&quot;Authorea&quot;,&quot;container-title-short&quot;:&quot;&quot;},&quot;isTemporary&quot;:false,&quot;suppress-author&quot;:false,&quot;composite&quot;:false,&quot;author-only&quot;:false}]},{&quot;citationID&quot;:&quot;MENDELEY_CITATION_1c6b4394-f6f9-4952-9099-0218c3c2336a&quot;,&quot;properties&quot;:{&quot;noteIndex&quot;:0},&quot;isEdited&quot;:false,&quot;manualOverride&quot;:{&quot;isManuallyOverridden&quot;:false,&quot;citeprocText&quot;:&quot;[31]&quot;,&quot;manualOverrideText&quot;:&quot;&quot;},&quot;citationTag&quot;:&quot;MENDELEY_CITATION_v3_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&quot;,&quot;citationItems&quot;:[{&quot;id&quot;:&quot;dca70e98-091b-3b25-a31e-8ea8dbed5c74&quot;,&quot;itemData&quot;:{&quot;type&quot;:&quot;article-journal&quot;,&quot;id&quot;:&quot;dca70e98-091b-3b25-a31e-8ea8dbed5c74&quot;,&quot;title&quot;:&quot;A Systematic Survey of Prompt Engineering in Large Language Models: Techniques and Applications&quot;,&quot;author&quot;:[{&quot;family&quot;:&quot;Sahoo&quot;,&quot;given&quot;:&quot;Pranab&quot;,&quot;parse-names&quot;:false,&quot;dropping-particle&quot;:&quot;&quot;,&quot;non-dropping-particle&quot;:&quot;&quot;},{&quot;family&quot;:&quot;Singh&quot;,&quot;given&quot;:&quot;Ayush Kumar&quot;,&quot;parse-names&quot;:false,&quot;dropping-particle&quot;:&quot;&quot;,&quot;non-dropping-particle&quot;:&quot;&quot;},{&quot;family&quot;:&quot;Saha&quot;,&quot;given&quot;:&quot;Sriparna&quot;,&quot;parse-names&quot;:false,&quot;dropping-particle&quot;:&quot;&quot;,&quot;non-dropping-particle&quot;:&quot;&quot;},{&quot;family&quot;:&quot;Jain&quot;,&quot;given&quot;:&quot;Vinija&quot;,&quot;parse-names&quot;:false,&quot;dropping-particle&quot;:&quot;&quot;,&quot;non-dropping-particle&quot;:&quot;&quot;},{&quot;family&quot;:&quot;Mondal&quot;,&quot;given&quot;:&quot;Samrat&quot;,&quot;parse-names&quot;:false,&quot;dropping-particle&quot;:&quot;&quot;,&quot;non-dropping-particle&quot;:&quot;&quot;},{&quot;family&quot;:&quot;Chadha&quot;,&quot;given&quot;:&quot;Aman&quot;,&quot;parse-names&quot;:false,&quot;dropping-particle&quot;:&quot;&quot;,&quot;non-dropping-particle&quot;:&quot;&quot;}],&quot;accessed&quot;:{&quot;date-parts&quot;:[[2025,8,28]]},&quot;URL&quot;:&quot;http://arxiv.org/abs/2402.07927&quot;,&quot;issued&quot;:{&quot;date-parts&quot;:[[2025,3,16]]},&quot;abstract&quot;:&quot;Prompt engineering has emerged as an indispensable technique for extending the capabilities of large language models (LLMs) and vision-language models (VLMs). This approach leverages task-specific instructions, known as prompts, to enhance model efficacy without modifying the core model parameters. Rather than updating the model parameters, prompts allow seamless integration of pre-trained models into downstream tasks by eliciting desired model behaviors solely based on the given prompt. Prompts can be natural language instructions that provide context to guide the model or learned vector representations that activate relevant knowledge. This burgeoning field has enabled success across various applications, from question-answering to commonsense reasoning. However, there remains a lack of systematic organization and understanding of the diverse prompt engineering methods and techniques. This survey paper addresses the gap by providing a structured overview of recent advancements in prompt engineering, categorized by application area. For each prompting approach, we provide a summary detailing the prompting methodology, its applications, the models involved, and the datasets utilized. We also delve into the strengths and limitations of each approach and include a taxonomy diagram and table summarizing datasets, models, and critical points of each prompting technique. This systematic analysis enables a better understanding of this rapidly developing field and facilitates future research by illuminating open challenges and opportunities for prompt engineering.&quot;,&quot;container-title-short&quot;:&quot;&quot;},&quot;isTemporary&quot;:false,&quot;suppress-author&quot;:false,&quot;composite&quot;:false,&quot;author-only&quot;:false}]},{&quot;citationID&quot;:&quot;MENDELEY_CITATION_db017f6e-1f77-4e7b-b112-f564875ce92a&quot;,&quot;properties&quot;:{&quot;noteIndex&quot;:0},&quot;isEdited&quot;:false,&quot;manualOverride&quot;:{&quot;isManuallyOverridden&quot;:false,&quot;citeprocText&quot;:&quot;[32]&quot;,&quot;manualOverrideText&quot;:&quot;&quot;},&quot;citationTag&quot;:&quot;MENDELEY_CITATION_v3_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&quot;,&quot;citationItems&quot;:[{&quot;id&quot;:&quot;d887930f-7638-3202-967f-7b05dc021b5a&quot;,&quot;itemData&quot;:{&quot;type&quot;:&quot;article-journal&quot;,&quot;id&quot;:&quot;d887930f-7638-3202-967f-7b05dc021b5a&quot;,&quot;title&quot;:&quot;Scaffolding: Teaching and Learning in Language and Literacy Education.&quot;,&quot;author&quot;:[{&quot;family&quot;:&quot;Hammond&quot;,&quot;given&quot;:&quot;Jennifer, Ed.&quot;,&quot;parse-names&quot;:false,&quot;dropping-particle&quot;:&quot;&quot;,&quot;non-dropping-particle&quot;:&quot;&quot;}],&quot;accessed&quot;:{&quot;date-parts&quot;:[[2025,8,28]]},&quot;ISBN&quot;:&quot;1-875622-43-8&quot;,&quot;URL&quot;:&quot;http://www.peta.edu.au.&quot;,&quot;issued&quot;:{&quot;date-parts&quot;:[[2001,7]]},&quot;page&quot;:&quot;116&quot;,&quot;abstract&quot;:&quot;This book presents six essays that explain where the educational term&quot;,&quot;publisher&quot;:&quot;Primary English Teaching Assoc., P.O. Box 3106, Marrickville, New South Wales, 2204, Australia. Tel: (02) 9565 1277; Fax: (02) 9565 1070; e-mail: info@peta.edu.au; Web site: http://www.peta.edu.au.&quot;,&quot;container-title-short&quot;:&quot;&quot;},&quot;isTemporary&quot;:false,&quot;suppress-author&quot;:false,&quot;composite&quot;:false,&quot;author-only&quot;:false}]},{&quot;citationID&quot;:&quot;MENDELEY_CITATION_456d2559-42cc-49d3-8459-c804f4d47cd7&quot;,&quot;properties&quot;:{&quot;noteIndex&quot;:0},&quot;isEdited&quot;:false,&quot;manualOverride&quot;:{&quot;isManuallyOverridden&quot;:false,&quot;citeprocText&quot;:&quot;[33]&quot;,&quot;manualOverrideText&quot;:&quot;&quot;},&quot;citationTag&quot;:&quot;MENDELEY_CITATION_v3_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&quot;,&quot;citationItems&quot;:[{&quot;id&quot;:&quot;8d9f69d1-31d9-3048-9874-23efb5103f36&quot;,&quot;itemData&quot;:{&quot;type&quot;:&quot;article-journal&quot;,&quot;id&quot;:&quot;8d9f69d1-31d9-3048-9874-23efb5103f36&quot;,&quot;title&quot;:&quot;Scaffolding and dialogic teaching in mathematics education: introduction and review&quot;,&quot;author&quot;:[{&quot;family&quot;:&quot;Bakker&quot;,&quot;given&quot;:&quot;Arthur&quot;,&quot;parse-names&quot;:false,&quot;dropping-particle&quot;:&quot;&quot;,&quot;non-dropping-particle&quot;:&quot;&quot;},{&quot;family&quot;:&quot;Smit&quot;,&quot;given&quot;:&quot;Jantien&quot;,&quot;parse-names&quot;:false,&quot;dropping-particle&quot;:&quot;&quot;,&quot;non-dropping-particle&quot;:&quot;&quot;},{&quot;family&quot;:&quot;Wegerif&quot;,&quot;given&quot;:&quot;Rupert&quot;,&quot;parse-names&quot;:false,&quot;dropping-particle&quot;:&quot;&quot;,&quot;non-dropping-particle&quot;:&quot;&quot;}],&quot;container-title&quot;:&quot;ZDM - Mathematics Education&quot;,&quot;accessed&quot;:{&quot;date-parts&quot;:[[2025,8,28]]},&quot;DOI&quot;:&quot;10.1007/S11858-015-0738-8/FIGURES/2&quot;,&quot;ISSN&quot;:&quot;18639704&quot;,&quot;URL&quot;:&quot;https://link.springer.com/article/10.1007/s11858-015-0738-8&quot;,&quot;issued&quot;:{&quot;date-parts&quot;:[[2015,11,1]]},&quot;page&quot;:&quot;1047-1065&quot;,&quot;abstract&quot;:&quot;This article has two purposes: firstly to introduce this special issue on scaffolding and dialogic teaching in mathematics education and secondly to review the recent literature on these topics as well as the articles in this special issue. First we define and characterise scaffolding and dialogic teaching and provide a brief historical overview of the scaffolding metaphor. Then we present a review study of the recent scaffolding literature in mathematics education (2010–2015) based on 21 publications that fulfilled our criteria and 14 articles in this special issue that have scaffolding as a central focus. This is complemented with a brief review of the recent literature on dialogic teaching. We critically discuss some of the issues emerging from these reviews and provide some recommendations. We argue that scaffolding has the potential to be a useful integrative concept within mathematics education, especially when taking advantage of the insights from the dialogic teaching literature.&quot;,&quot;publisher&quot;:&quot;Springer Verlag&quot;,&quot;issue&quot;:&quot;7&quot;,&quot;volume&quot;:&quot;47&quot;,&quot;container-title-short&quot;:&quot;&quot;},&quot;isTemporary&quot;:false,&quot;suppress-author&quot;:false,&quot;composite&quot;:false,&quot;author-only&quot;:false}]},{&quot;citationID&quot;:&quot;MENDELEY_CITATION_217b93a3-ac1f-4d37-ab86-3054aead02cc&quot;,&quot;properties&quot;:{&quot;noteIndex&quot;:0},&quot;isEdited&quot;:false,&quot;manualOverride&quot;:{&quot;isManuallyOverridden&quot;:false,&quot;citeprocText&quot;:&quot;[34]&quot;,&quot;manualOverrideText&quot;:&quot;&quot;},&quot;citationTag&quot;:&quot;MENDELEY_CITATION_v3_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&quot;,&quot;citationItems&quot;:[{&quot;id&quot;:&quot;59ad901e-025f-3300-8467-1914e286dd2c&quot;,&quot;itemData&quot;:{&quot;type&quot;:&quot;article-journal&quot;,&quot;id&quot;:&quot;59ad901e-025f-3300-8467-1914e286dd2c&quot;,&quot;title&quot;:&quot;Aprendizaje adaptativo&quot;,&quot;author&quot;:[{&quot;family&quot;:&quot;María&quot;,&quot;given&quot;:&quot;Dª&quot;,&quot;parse-names&quot;:false,&quot;dropping-particle&quot;:&quot;&quot;,&quot;non-dropping-particle&quot;:&quot;&quot;},{&quot;family&quot;:&quot;Carmen&quot;,&quot;given&quot;:&quot;Del&quot;,&quot;parse-names&quot;:false,&quot;dropping-particle&quot;:&quot;&quot;,&quot;non-dropping-particle&quot;:&quot;&quot;},{&quot;family&quot;:&quot;Lozano&quot;,&quot;given&quot;:&quot;Morillo&quot;,&quot;parse-names&quot;:false,&quot;dropping-particle&quot;:&quot;&quot;,&quot;non-dropping-particle&quot;:&quot;&quot;}],&quot;accessed&quot;:{&quot;date-parts&quot;:[[2025,8,28]]},&quot;URL&quot;:&quot;https://uvadoc.uva.es/handle/10324/21000&quot;,&quot;issued&quot;:{&quot;date-parts&quot;:[[2016]]},&quot;abstract&quot;:&quot;Departamento de Química Orgánica&quot;,&quot;container-title-short&quot;:&quot;&quot;},&quot;isTemporary&quot;:false,&quot;suppress-author&quot;:false,&quot;composite&quot;:false,&quot;author-only&quot;:false}]},{&quot;citationID&quot;:&quot;MENDELEY_CITATION_69a923c5-0414-4dd4-a8a0-779d62e40eaa&quot;,&quot;properties&quot;:{&quot;noteIndex&quot;:0},&quot;isEdited&quot;:false,&quot;manualOverride&quot;:{&quot;isManuallyOverridden&quot;:false,&quot;citeprocText&quot;:&quot;[35]&quot;,&quot;manualOverrideText&quot;:&quot;&quot;},&quot;citationTag&quot;:&quot;MENDELEY_CITATION_v3_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&quot;,&quot;citationItems&quot;:[{&quot;id&quot;:&quot;ea128e7c-b5ed-37be-aeb3-e7dcb81acb96&quot;,&quot;itemData&quot;:{&quot;type&quot;:&quot;article&quot;,&quot;id&quot;:&quot;ea128e7c-b5ed-37be-aeb3-e7dcb81acb96&quot;,&quot;title&quot;:&quot;The Impact of AI-Driven Application Programming Interfaces (APIs) on Educational Information Management&quot;,&quot;author&quot;:[{&quot;family&quot;:&quot;Pérez-Jorge&quot;,&quot;given&quot;:&quot;David&quot;,&quot;parse-names&quot;:false,&quot;dropping-particle&quot;:&quot;&quot;,&quot;non-dropping-particle&quot;:&quot;&quot;},{&quot;family&quot;:&quot;González-Afonso&quot;,&quot;given&quot;:&quot;Miriam Catalina&quot;,&quot;parse-names&quot;:false,&quot;dropping-particle&quot;:&quot;&quot;,&quot;non-dropping-particle&quot;:&quot;&quot;},{&quot;family&quot;:&quot;Santos-Álvarez&quot;,&quot;given&quot;:&quot;Anthea Gara&quot;,&quot;parse-names&quot;:false,&quot;dropping-particle&quot;:&quot;&quot;,&quot;non-dropping-particle&quot;:&quot;&quot;},{&quot;family&quot;:&quot;Plasencia-Carballo&quot;,&quot;given&quot;:&quot;Zeus&quot;,&quot;parse-names&quot;:false,&quot;dropping-particle&quot;:&quot;&quot;,&quot;non-dropping-particle&quot;:&quot;&quot;},{&quot;family&quot;:&quot;Perdomo-López&quot;,&quot;given&quot;:&quot;Carmen de los Ángeles&quot;,&quot;parse-names&quot;:false,&quot;dropping-particle&quot;:&quot;&quot;,&quot;non-dropping-particle&quot;:&quot;&quot;}],&quot;container-title&quot;:&quot;Information (Switzerland)&quot;,&quot;DOI&quot;:&quot;10.3390/info16070540&quot;,&quot;ISSN&quot;:&quot;20782489&quot;,&quot;issued&quot;:{&quot;date-parts&quot;:[[2025,7,1]]},&quot;abstract&quot;:&quot;In today’s digitalized educational landscape, the intelligent use of information is essential for personalizing learning, improving assessment accuracy, and supporting data-driven pedagogical decisions. This systematic review examines the integration of Application Programming Interfaces (APIs) powered by Artificial Intelligence (AI) to enhance educational information management and learning processes. A total of 27 peer-reviewed studies published between 2013 and 2025 were analyzed. First, a general description of the selected works was provided, followed by a breakdown by dimensions in order to identify recurring patterns, stated interests and gaps in the current scientific literature on the use of AI-driven APIs in Education. The findings highlight five main benefits: data interoperability, personalized learning, automated feedback, real-time student monitoring, and predictive performance analytics. All studies addressed personalization, 74.1% focused on platform integration, and 37% examined automated feedback. Reported outcomes include improvements in engagement (63%), comprehension (55.6%), and academic achievement (48.1%). However, the review also identifies concerns about privacy, algorithmic bias, and limited methodological rigor in existing research. The study concludes with a conceptual model that synthesizes these findings from pedagogical, technological, and ethical perspectives, providing guidance for more adaptive, inclusive, and responsible uses of AI in education.&quot;,&quot;publisher&quot;:&quot;Multidisciplinary Digital Publishing Institute (MDPI)&quot;,&quot;issue&quot;:&quot;7&quot;,&quot;volume&quot;:&quot;16&quot;,&quot;container-title-short&quot;:&quot;&quot;},&quot;isTemporary&quot;:false,&quot;suppress-author&quot;:false,&quot;composite&quot;:false,&quot;author-only&quot;:false}]},{&quot;citationID&quot;:&quot;MENDELEY_CITATION_6e829d03-6009-4382-8fe9-37cd15585abb&quot;,&quot;properties&quot;:{&quot;noteIndex&quot;:0},&quot;isEdited&quot;:false,&quot;manualOverride&quot;:{&quot;isManuallyOverridden&quot;:false,&quot;citeprocText&quot;:&quot;[35]&quot;,&quot;manualOverrideText&quot;:&quot;&quot;},&quot;citationTag&quot;:&quot;MENDELEY_CITATION_v3_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&quot;,&quot;citationItems&quot;:[{&quot;id&quot;:&quot;ea128e7c-b5ed-37be-aeb3-e7dcb81acb96&quot;,&quot;itemData&quot;:{&quot;type&quot;:&quot;article&quot;,&quot;id&quot;:&quot;ea128e7c-b5ed-37be-aeb3-e7dcb81acb96&quot;,&quot;title&quot;:&quot;The Impact of AI-Driven Application Programming Interfaces (APIs) on Educational Information Management&quot;,&quot;author&quot;:[{&quot;family&quot;:&quot;Pérez-Jorge&quot;,&quot;given&quot;:&quot;David&quot;,&quot;parse-names&quot;:false,&quot;dropping-particle&quot;:&quot;&quot;,&quot;non-dropping-particle&quot;:&quot;&quot;},{&quot;family&quot;:&quot;González-Afonso&quot;,&quot;given&quot;:&quot;Miriam Catalina&quot;,&quot;parse-names&quot;:false,&quot;dropping-particle&quot;:&quot;&quot;,&quot;non-dropping-particle&quot;:&quot;&quot;},{&quot;family&quot;:&quot;Santos-Álvarez&quot;,&quot;given&quot;:&quot;Anthea Gara&quot;,&quot;parse-names&quot;:false,&quot;dropping-particle&quot;:&quot;&quot;,&quot;non-dropping-particle&quot;:&quot;&quot;},{&quot;family&quot;:&quot;Plasencia-Carballo&quot;,&quot;given&quot;:&quot;Zeus&quot;,&quot;parse-names&quot;:false,&quot;dropping-particle&quot;:&quot;&quot;,&quot;non-dropping-particle&quot;:&quot;&quot;},{&quot;family&quot;:&quot;Perdomo-López&quot;,&quot;given&quot;:&quot;Carmen de los Ángeles&quot;,&quot;parse-names&quot;:false,&quot;dropping-particle&quot;:&quot;&quot;,&quot;non-dropping-particle&quot;:&quot;&quot;}],&quot;container-title&quot;:&quot;Information (Switzerland)&quot;,&quot;DOI&quot;:&quot;10.3390/info16070540&quot;,&quot;ISSN&quot;:&quot;20782489&quot;,&quot;issued&quot;:{&quot;date-parts&quot;:[[2025,7,1]]},&quot;abstract&quot;:&quot;In today’s digitalized educational landscape, the intelligent use of information is essential for personalizing learning, improving assessment accuracy, and supporting data-driven pedagogical decisions. This systematic review examines the integration of Application Programming Interfaces (APIs) powered by Artificial Intelligence (AI) to enhance educational information management and learning processes. A total of 27 peer-reviewed studies published between 2013 and 2025 were analyzed. First, a general description of the selected works was provided, followed by a breakdown by dimensions in order to identify recurring patterns, stated interests and gaps in the current scientific literature on the use of AI-driven APIs in Education. The findings highlight five main benefits: data interoperability, personalized learning, automated feedback, real-time student monitoring, and predictive performance analytics. All studies addressed personalization, 74.1% focused on platform integration, and 37% examined automated feedback. Reported outcomes include improvements in engagement (63%), comprehension (55.6%), and academic achievement (48.1%). However, the review also identifies concerns about privacy, algorithmic bias, and limited methodological rigor in existing research. The study concludes with a conceptual model that synthesizes these findings from pedagogical, technological, and ethical perspectives, providing guidance for more adaptive, inclusive, and responsible uses of AI in education.&quot;,&quot;publisher&quot;:&quot;Multidisciplinary Digital Publishing Institute (MDPI)&quot;,&quot;issue&quot;:&quot;7&quot;,&quot;volume&quot;:&quot;16&quot;,&quot;container-title-short&quot;:&quot;&quot;},&quot;isTemporary&quot;:false,&quot;suppress-author&quot;:false,&quot;composite&quot;:false,&quot;author-only&quot;:false}]},{&quot;citationID&quot;:&quot;MENDELEY_CITATION_acdca407-0223-48a6-aed2-58b570171bca&quot;,&quot;properties&quot;:{&quot;noteIndex&quot;:0},&quot;isEdited&quot;:false,&quot;manualOverride&quot;:{&quot;isManuallyOverridden&quot;:false,&quot;citeprocText&quot;:&quot;[36]&quot;,&quot;manualOverrideText&quot;:&quot;&quot;},&quot;citationTag&quot;:&quot;MENDELEY_CITATION_v3_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&quot;,&quot;citationItems&quot;:[{&quot;id&quot;:&quot;81e15701-7714-3a69-b46a-ee6f3af4e953&quot;,&quot;itemData&quot;:{&quot;type&quot;:&quot;article-journal&quot;,&quot;id&quot;:&quot;81e15701-7714-3a69-b46a-ee6f3af4e953&quot;,&quot;title&quot;:&quot;Challenges and Opportunities for Sustainable Development Education Sector United Nations Educational, Scientific and Cultural Organization&quot;,&quot;author&quot;:[{&quot;family&quot;:&quot;Francesc Pedró&quot;,&quot;given&quot;:&quot;&quot;,&quot;parse-names&quot;:false,&quot;dropping-particle&quot;:&quot;&quot;,&quot;non-dropping-particle&quot;:&quot;&quot;},{&quot;family&quot;:&quot;Paula Valverde&quot;,&quot;given&quot;:&quot;&quot;,&quot;parse-names&quot;:false,&quot;dropping-particle&quot;:&quot;&quot;,&quot;non-dropping-particle&quot;:&quot;&quot;},{&quot;family&quot;:&quot;Axel Rivas&quot;,&quot;given&quot;:&quot;&quot;,&quot;parse-names&quot;:false,&quot;dropping-particle&quot;:&quot;&quot;,&quot;non-dropping-particle&quot;:&quot;&quot;},{&quot;family&quot;:&quot;Miguel Subosa&quot;,&quot;given&quot;:&quot;&quot;,&quot;parse-names&quot;:false,&quot;dropping-particle&quot;:&quot;&quot;,&quot;non-dropping-particle&quot;:&quot;&quot;}],&quot;container-title&quot;:&quot;Organización de las Naciones Unidas para la Educación, la Ciencia y la Cultura (UNESCO)&quot;,&quot;accessed&quot;:{&quot;date-parts&quot;:[[2025,9,6]]},&quot;URL&quot;:&quot;https://en.unesco.org/themes/education-policy-&quot;,&quot;issued&quot;:{&quot;date-parts&quot;:[[2019]]},&quot;container-title-short&quot;:&quot;&quot;},&quot;isTemporary&quot;:false,&quot;suppress-author&quot;:false,&quot;composite&quot;:false,&quot;author-only&quot;:false}]},{&quot;citationID&quot;:&quot;MENDELEY_CITATION_befffba0-4f26-41c0-b29e-75b5dca0c800&quot;,&quot;properties&quot;:{&quot;noteIndex&quot;:0},&quot;isEdited&quot;:false,&quot;manualOverride&quot;:{&quot;isManuallyOverridden&quot;:false,&quot;citeprocText&quot;:&quot;[10]&quot;,&quot;manualOverrideText&quot;:&quot;&quot;},&quot;citationTag&quot;:&quot;MENDELEY_CITATION_v3_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&quot;,&quot;citationItems&quot;:[{&quot;id&quot;:&quot;e3345c0d-2f69-3d90-832a-66ca79360893&quot;,&quot;itemData&quot;:{&quot;type&quot;:&quot;article-journal&quot;,&quot;id&quot;:&quot;e3345c0d-2f69-3d90-832a-66ca79360893&quot;,&quot;title&quot;:&quot;El impacto de la inteligencia artificial en la educación: transformación de la forma de enseñar y de aprender&quot;,&quot;author&quot;:[{&quot;family&quot;:&quot;González-González&quot;,&quot;given&quot;:&quot;Carina S.&quot;,&quot;parse-names&quot;:false,&quot;dropping-particle&quot;:&quot;&quot;,&quot;non-dropping-particle&quot;:&quot;&quot;}],&quot;container-title&quot;:&quot;Qurriculum. Revista de Teoría,Investigación y Práctica educativa&quot;,&quot;DOI&quot;:&quot;10.25145/j.qurricul.2023.36.03&quot;,&quot;ISSN&quot;:&quot;11305371&quot;,&quot;URL&quot;:&quot;https://riull.ull.es/xmlui/bitstream/handle/915/32719/Q_36_%20%282023%29_03.pdf?sequence=1&amp;isAllowed=y&quot;,&quot;issued&quot;:{&quot;date-parts&quot;:[[2023]]},&quot;page&quot;:&quot;51-60&quot;,&quot;abstract&quot;:&quot;&lt;p&gt;Artificial intelligence (AI) has demonstrated its potential to transform numerous fields and education is no exception. In today’s digital age, AI has emerged as a powerful tool that is revolutionizing teaching and learning. In this article, we will explore the impact of artificial intelligence in education and how it is transforming the educational landscape at all levels. From personalizing learning to improving feedback and developing interactive resources, we will examine how AI is changing how we acquire knowledge and skills.&lt;/p&gt;&quot;,&quot;issue&quot;:&quot;36&quot;,&quot;container-title-short&quot;:&quot;&quot;},&quot;isTemporary&quot;:false,&quot;suppress-author&quot;:false,&quot;composite&quot;:false,&quot;author-only&quot;:false}]},{&quot;citationID&quot;:&quot;MENDELEY_CITATION_fb719cc6-75e1-4bf8-9807-0a5d8f0fbb39&quot;,&quot;properties&quot;:{&quot;noteIndex&quot;:0},&quot;isEdited&quot;:false,&quot;manualOverride&quot;:{&quot;isManuallyOverridden&quot;:false,&quot;citeprocText&quot;:&quot;[37]&quot;,&quot;manualOverrideText&quot;:&quot;&quot;},&quot;citationTag&quot;:&quot;MENDELEY_CITATION_v3_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&quot;,&quot;citationItems&quot;:[{&quot;id&quot;:&quot;11ec537f-340a-36ab-9571-bd3a2dcd74d9&quot;,&quot;itemData&quot;:{&quot;type&quot;:&quot;article-journal&quot;,&quot;id&quot;:&quot;11ec537f-340a-36ab-9571-bd3a2dcd74d9&quot;,&quot;title&quot;:&quot;CONSTITUCIÓN DE LA REPÚBLICA DEL ECUADOR&quot;,&quot;author&quot;:[{&quot;family&quot;:&quot;CONSTITUCIÓN DE LA REPÚBLICA DEL ECUADOR&quot;,&quot;given&quot;:&quot;&quot;,&quot;parse-names&quot;:false,&quot;dropping-particle&quot;:&quot;&quot;,&quot;non-dropping-particle&quot;:&quot;&quot;}],&quot;container-title&quot;:&quot;Registro Oficial&quot;,&quot;accessed&quot;:{&quot;date-parts&quot;:[[2025,8,28]]},&quot;URL&quot;:&quot;https://www.defensa.gob.ec/wp-content/uploads/downloads/2021/02/Constitucion-de-la-Republica-del-Ecuador_act_ene-2021.pdf&quot;,&quot;issued&quot;:{&quot;date-parts&quot;:[[2008]]},&quot;page&quot;:&quot;25-2021&quot;,&quot;issue&quot;:&quot;20&quot;,&quot;volume&quot;:&quot;449&quot;,&quot;container-title-short&quot;:&quot;&quot;},&quot;isTemporary&quot;:false,&quot;suppress-author&quot;:false,&quot;composite&quot;:false,&quot;author-only&quot;:false}]},{&quot;citationID&quot;:&quot;MENDELEY_CITATION_994555f3-bc0b-4102-836e-a9945b73fad0&quot;,&quot;properties&quot;:{&quot;noteIndex&quot;:0},&quot;isEdited&quot;:false,&quot;manualOverride&quot;:{&quot;isManuallyOverridden&quot;:false,&quot;citeprocText&quot;:&quot;[38]&quot;,&quot;manualOverrideText&quot;:&quot;&quot;},&quot;citationTag&quot;:&quot;MENDELEY_CITATION_v3_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&quot;,&quot;citationItems&quot;:[{&quot;id&quot;:&quot;e6ee36d0-4dc8-38e4-9406-21b25e83aa08&quot;,&quot;itemData&quot;:{&quot;type&quot;:&quot;article-journal&quot;,&quot;id&quot;:&quot;e6ee36d0-4dc8-38e4-9406-21b25e83aa08&quot;,&quot;title&quot;:&quot;LEY ORGÁNICA DE EDUCACIÓN INTERCULTURAL&quot;,&quot;author&quot;:[{&quot;family&quot;:&quot;Ley Orgánica De Educación Intercultural&quot;,&quot;given&quot;:&quot;&quot;,&quot;parse-names&quot;:false,&quot;dropping-particle&quot;:&quot;&quot;,&quot;non-dropping-particle&quot;:&quot;&quot;}],&quot;accessed&quot;:{&quot;date-parts&quot;:[[2025,8,28]]},&quot;URL&quot;:&quot;https://educacion.gob.ec/wp-content/uploads/downloads/2017/02/Ley_Organica_de_Educacion_Intercultural_LOEI_codificado.pdf&quot;,&quot;abstract&quot;:&quot;ASAMBLEA NACIONAL EN PLENO Considerando: Que, el Artículo 26 de la Constitución de la República reconoce a la educación como un derecho que las personas lo ejercen a largo de su vida y un deber ineludible e inexcusable del Estado. Constituye un área prioritaria de la política pública y de la inversión estatal, garantía de la igualdad e inclusión social y condición indispensable para el buen vivir. Las personas, las familias y la sociedad tienen el derecho y la responsabilidad de participar en el proceso educativo; Que, el Art. 27 de la Constitución de la República establece que la educación debe estar centrada en el ser humano y garantizará su desarrollo holístico, en el marco del respeto a los derechos humanos, al medio ambiente sustentable y a la democracia; será participativa, obligatoria, intercultural, democrática, incluyente y diversa, de calidad y calidez; impulsará la equidad de género, la justicia, la solidaridad y la paz; estimulará el sentido crítico, el arte y la cultura física, la iniciativa individual y comunitaria, y el desarrollo de competencias y capacidades para crear y trabajar. La educación es indispensable para el conocimiento, el ejercicio de los derechos y la construcción de un país soberano, y constituye un eje estratégico para el desarrollo nacional; Que, el Artículo 28 de la Constitución de la República establece que la educación responderá al interés público y no estará al servicio de intereses individuales y corporativos. Se garantizará el acceso universal, permanencia, movilidad y egreso sin discriminación alguna y la obligatoriedad en el nivel inicial, básico y bachillerato o su equivalente. Es derecho de toda persona y comunidad interactuar entre culturas y participar en una sociedad que aprende. El Estado promoverá el diálogo intercultural en sus múltiples dimensiones. El aprendizaje se desarrollará de forma escolarizada y no escolarizada. La educación pública será universal y laica en todos sus niveles, y gratuita hasta el tercer nivel de educación superior inclusive. Que, el Artículo 29 de la Constitución de la República declara que el Estado garantizará la libertad de enseñanza, y el derecho de las personas de aprender en su propia lengua y ámbito cultural. Donde las madres y padres o sus representantes tendrán la libertad de escoger para sus hijas e hijos una educación acorde con sus principios, creencias y opciones pedagógicas.&quot;,&quot;container-title-short&quot;:&quot;&quot;},&quot;isTemporary&quot;:false,&quot;suppress-author&quot;:false,&quot;composite&quot;:false,&quot;author-only&quot;:false}]},{&quot;citationID&quot;:&quot;MENDELEY_CITATION_5a20bf12-12ae-4194-9c09-0e6de8ab6798&quot;,&quot;properties&quot;:{&quot;noteIndex&quot;:0},&quot;isEdited&quot;:false,&quot;manualOverride&quot;:{&quot;isManuallyOverridden&quot;:false,&quot;citeprocText&quot;:&quot;[39]&quot;,&quot;manualOverrideText&quot;:&quot;&quot;},&quot;citationTag&quot;:&quot;MENDELEY_CITATION_v3_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&quot;,&quot;citationItems&quot;:[{&quot;id&quot;:&quot;eb698d52-078f-3b28-b7e1-65aea2e0c42f&quot;,&quot;itemData&quot;:{&quot;type&quot;:&quot;article-journal&quot;,&quot;id&quot;:&quot;eb698d52-078f-3b28-b7e1-65aea2e0c42f&quot;,&quot;title&quot;:&quot;LEY ORGÁNICA DE PROTECCIÓN DE DATOS PERSONALES&quot;,&quot;author&quot;:[{&quot;family&quot;:&quot;LEY ORGÁNICA DE PROTECCIÓN DE DATOS PERSONALES&quot;,&quot;given&quot;:&quot;&quot;,&quot;parse-names&quot;:false,&quot;dropping-particle&quot;:&quot;&quot;,&quot;non-dropping-particle&quot;:&quot;&quot;}],&quot;accessed&quot;:{&quot;date-parts&quot;:[[2025,8,28]]},&quot;URL&quot;:&quot;https://www.finanzaspopulares.gob.ec/wp-content/uploads/2021/07/ley_organica_de_proteccion_de_datos_personales.pdf&quot;,&quot;container-title-short&quot;:&quot;&quot;},&quot;isTemporary&quot;:false,&quot;suppress-author&quot;:false,&quot;composite&quot;:false,&quot;author-only&quot;:false}]},{&quot;citationID&quot;:&quot;MENDELEY_CITATION_e10a4cf7-b013-402b-b833-c06cfee2f794&quot;,&quot;properties&quot;:{&quot;noteIndex&quot;:0},&quot;isEdited&quot;:false,&quot;manualOverride&quot;:{&quot;isManuallyOverridden&quot;:false,&quot;citeprocText&quot;:&quot;[40]&quot;,&quot;manualOverrideText&quot;:&quot;&quot;},&quot;citationTag&quot;:&quot;MENDELEY_CITATION_v3_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&quot;,&quot;citationItems&quot;:[{&quot;id&quot;:&quot;301c8898-d927-3460-a55c-a44c9aa53949&quot;,&quot;itemData&quot;:{&quot;type&quot;:&quot;article-journal&quot;,&quot;id&quot;:&quot;301c8898-d927-3460-a55c-a44c9aa53949&quot;,&quot;title&quot;:&quot;Codigo-Organico-de-la-Economia-Social-de-los-Conocimientos-Creatividad-e-Innovacion&quot;,&quot;author&quot;:[{&quot;family&quot;:&quot;ING. HUGO DEL POZO BARREZUETA DIRECTOR&quot;,&quot;given&quot;:&quot;&quot;,&quot;parse-names&quot;:false,&quot;dropping-particle&quot;:&quot;&quot;,&quot;non-dropping-particle&quot;:&quot;&quot;}],&quot;accessed&quot;:{&quot;date-parts&quot;:[[2025,8,28]]},&quot;URL&quot;:&quot;https://www.gobiernoelectronico.gob.ec/wp-content/uploads/2018/10/Codigo-Organico-de-la-Economia-Social-de-los-Conocimientos-Creatividad-e-Innovacion.pdf&quot;,&quot;container-title-short&quot;:&quot;&quot;},&quot;isTemporary&quot;:false,&quot;suppress-author&quot;:false,&quot;composite&quot;:false,&quot;author-only&quot;:false}]},{&quot;citationID&quot;:&quot;MENDELEY_CITATION_293da28d-c5ea-46f5-a9d6-5fbc754ba006&quot;,&quot;properties&quot;:{&quot;noteIndex&quot;:0},&quot;isEdited&quot;:false,&quot;manualOverride&quot;:{&quot;isManuallyOverridden&quot;:false,&quot;citeprocText&quot;:&quot;[41]&quot;,&quot;manualOverrideText&quot;:&quot;&quot;},&quot;citationTag&quot;:&quot;MENDELEY_CITATION_v3_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&quot;,&quot;citationItems&quot;:[{&quot;id&quot;:&quot;df74bbd1-f548-3c76-a68d-5f8d9a449d85&quot;,&quot;itemData&quot;:{&quot;type&quot;:&quot;article-journal&quot;,&quot;id&quot;:&quot;df74bbd1-f548-3c76-a68d-5f8d9a449d85&quot;,&quot;title&quot;:&quot;Introducción general Subnivel SUPERIOR&quot;,&quot;author&quot;:[{&quot;family&quot;:&quot;General Básica&quot;,&quot;given&quot;:&quot;Educación&quot;,&quot;parse-names&quot;:false,&quot;dropping-particle&quot;:&quot;&quot;,&quot;non-dropping-particle&quot;:&quot;&quot;},{&quot;family&quot;:&quot;Educación&quot;,&quot;given&quot;:&quot;Ministerio&quot;,&quot;parse-names&quot;:false,&quot;dropping-particle&quot;:&quot;DE&quot;,&quot;non-dropping-particle&quot;:&quot;&quot;}],&quot;accessed&quot;:{&quot;date-parts&quot;:[[2025,9,23]]},&quot;URL&quot;:&quot;www.educacion.gob.ec&quot;,&quot;container-title-short&quot;:&quot;&quot;},&quot;isTemporary&quot;:false,&quot;suppress-author&quot;:false,&quot;composite&quot;:false,&quot;author-only&quot;:false}]},{&quot;citationID&quot;:&quot;MENDELEY_CITATION_cf071099-c744-41ac-bc6d-122bca160fe5&quot;,&quot;properties&quot;:{&quot;noteIndex&quot;:0},&quot;isEdited&quot;:false,&quot;manualOverride&quot;:{&quot;isManuallyOverridden&quot;:false,&quot;citeprocText&quot;:&quot;[42]&quot;,&quot;manualOverrideText&quot;:&quot;&quot;},&quot;citationTag&quot;:&quot;MENDELEY_CITATION_v3_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&quot;,&quot;citationItems&quot;:[{&quot;id&quot;:&quot;8c40244a-ab1a-3336-a712-3509719a704e&quot;,&quot;itemData&quot;:{&quot;type&quot;:&quot;article-journal&quot;,&quot;id&quot;:&quot;8c40244a-ab1a-3336-a712-3509719a704e&quot;,&quot;title&quot;:&quot;Integration of technology and pedagogy in intelligent tutoring systems&quot;,&quot;author&quot;:[{&quot;family&quot;:&quot;Muñoz&quot;,&quot;given&quot;:&quot;Geovanny Francisco Ruiz&quot;,&quot;parse-names&quot;:false,&quot;dropping-particle&quot;:&quot;&quot;,&quot;non-dropping-particle&quot;:&quot;&quot;}],&quot;container-title&quot;:&quot;Edutec&quot;,&quot;DOI&quot;:&quot;10.21556/edutec.2024.89.3199&quot;,&quot;ISSN&quot;:&quot;11359250&quot;,&quot;issued&quot;:{&quot;date-parts&quot;:[[2024,9,1]]},&quot;page&quot;:&quot;144-155&quot;,&quot;abstract&quot;:&quot;Intelligent Tutoring Systems (ITS) have demonstrated their potential to enhance the teaching-learning process by providing personalized and adaptive instruction. However, effectively integrating technology and pedagogy within these systems remains a challenge. This study aimed to analyze the most effective approaches and strategies for achieving this integration. A mixed-method methodology was employed, combining bibliometric analysis, text mining, content analysis, and expert interviews. The results highlight the importance of using accurate student models, incorporating constructivist and multimedia learning approaches, applying adaptive feedback and scaffolding, and designing engaging interfaces. Challenges related to accessibility, scalability, and ethical considerations were also identified. The study concludes that an optimal combination of technological advancements, sound pedagogical principles, and a deep understanding of individual student needs is crucial for the success of ITS in improving learning outcomes.&quot;,&quot;publisher&quot;:&quot;GTE-Educational Technology Group, University of the Balearic Islands&quot;,&quot;issue&quot;:&quot;89&quot;,&quot;container-title-short&quot;:&quot;&quot;},&quot;isTemporary&quot;:false,&quot;suppress-author&quot;:false,&quot;composite&quot;:false,&quot;author-only&quot;:false}]},{&quot;citationID&quot;:&quot;MENDELEY_CITATION_1232acd2-e162-42a1-b772-3e2e5b9180ab&quot;,&quot;properties&quot;:{&quot;noteIndex&quot;:0},&quot;isEdited&quot;:false,&quot;manualOverride&quot;:{&quot;isManuallyOverridden&quot;:false,&quot;citeprocText&quot;:&quot;[31]&quot;,&quot;manualOverrideText&quot;:&quot;&quot;},&quot;citationTag&quot;:&quot;MENDELEY_CITATION_v3_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&quot;,&quot;citationItems&quot;:[{&quot;id&quot;:&quot;dca70e98-091b-3b25-a31e-8ea8dbed5c74&quot;,&quot;itemData&quot;:{&quot;type&quot;:&quot;article-journal&quot;,&quot;id&quot;:&quot;dca70e98-091b-3b25-a31e-8ea8dbed5c74&quot;,&quot;title&quot;:&quot;A Systematic Survey of Prompt Engineering in Large Language Models: Techniques and Applications&quot;,&quot;author&quot;:[{&quot;family&quot;:&quot;Sahoo&quot;,&quot;given&quot;:&quot;Pranab&quot;,&quot;parse-names&quot;:false,&quot;dropping-particle&quot;:&quot;&quot;,&quot;non-dropping-particle&quot;:&quot;&quot;},{&quot;family&quot;:&quot;Singh&quot;,&quot;given&quot;:&quot;Ayush Kumar&quot;,&quot;parse-names&quot;:false,&quot;dropping-particle&quot;:&quot;&quot;,&quot;non-dropping-particle&quot;:&quot;&quot;},{&quot;family&quot;:&quot;Saha&quot;,&quot;given&quot;:&quot;Sriparna&quot;,&quot;parse-names&quot;:false,&quot;dropping-particle&quot;:&quot;&quot;,&quot;non-dropping-particle&quot;:&quot;&quot;},{&quot;family&quot;:&quot;Jain&quot;,&quot;given&quot;:&quot;Vinija&quot;,&quot;parse-names&quot;:false,&quot;dropping-particle&quot;:&quot;&quot;,&quot;non-dropping-particle&quot;:&quot;&quot;},{&quot;family&quot;:&quot;Mondal&quot;,&quot;given&quot;:&quot;Samrat&quot;,&quot;parse-names&quot;:false,&quot;dropping-particle&quot;:&quot;&quot;,&quot;non-dropping-particle&quot;:&quot;&quot;},{&quot;family&quot;:&quot;Chadha&quot;,&quot;given&quot;:&quot;Aman&quot;,&quot;parse-names&quot;:false,&quot;dropping-particle&quot;:&quot;&quot;,&quot;non-dropping-particle&quot;:&quot;&quot;}],&quot;accessed&quot;:{&quot;date-parts&quot;:[[2025,8,28]]},&quot;URL&quot;:&quot;http://arxiv.org/abs/2402.07927&quot;,&quot;issued&quot;:{&quot;date-parts&quot;:[[2025,3,16]]},&quot;abstract&quot;:&quot;Prompt engineering has emerged as an indispensable technique for extending the capabilities of large language models (LLMs) and vision-language models (VLMs). This approach leverages task-specific instructions, known as prompts, to enhance model efficacy without modifying the core model parameters. Rather than updating the model parameters, prompts allow seamless integration of pre-trained models into downstream tasks by eliciting desired model behaviors solely based on the given prompt. Prompts can be natural language instructions that provide context to guide the model or learned vector representations that activate relevant knowledge. This burgeoning field has enabled success across various applications, from question-answering to commonsense reasoning. However, there remains a lack of systematic organization and understanding of the diverse prompt engineering methods and techniques. This survey paper addresses the gap by providing a structured overview of recent advancements in prompt engineering, categorized by application area. For each prompting approach, we provide a summary detailing the prompting methodology, its applications, the models involved, and the datasets utilized. We also delve into the strengths and limitations of each approach and include a taxonomy diagram and table summarizing datasets, models, and critical points of each prompting technique. This systematic analysis enables a better understanding of this rapidly developing field and facilitates future research by illuminating open challenges and opportunities for prompt engineering.&quot;,&quot;container-title-short&quot;:&quot;&quot;},&quot;isTemporary&quot;:false,&quot;suppress-author&quot;:false,&quot;composite&quot;:false,&quot;author-only&quot;:false}]},{&quot;citationID&quot;:&quot;MENDELEY_CITATION_d5249e27-0f30-49fc-a8b9-e949d835c1f8&quot;,&quot;properties&quot;:{&quot;noteIndex&quot;:0},&quot;isEdited&quot;:false,&quot;manualOverride&quot;:{&quot;isManuallyOverridden&quot;:false,&quot;citeprocText&quot;:&quot;[43]&quot;,&quot;manualOverrideText&quot;:&quot;&quot;},&quot;citationTag&quot;:&quot;MENDELEY_CITATION_v3_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&quot;,&quot;citationItems&quot;:[{&quot;id&quot;:&quot;18a0d745-1c3c-3d60-b8f0-06aef3cf0f37&quot;,&quot;itemData&quot;:{&quot;type&quot;:&quot;article-journal&quot;,&quot;id&quot;:&quot;18a0d745-1c3c-3d60-b8f0-06aef3cf0f37&quot;,&quot;title&quot;:&quot;Interface design: A neglected issue in educational software&quot;,&quot;author&quot;:[{&quot;family&quot;:&quot;Frye&quot;,&quot;given&quot;:&quot;D&quot;,&quot;parse-names&quot;:false,&quot;dropping-particle&quot;:&quot;&quot;,&quot;non-dropping-particle&quot;:&quot;&quot;},{&quot;family&quot;:&quot;Bulletin&quot;,&quot;given&quot;:&quot;E Soloway - ACM SIGCHI&quot;,&quot;parse-names&quot;:false,&quot;dropping-particle&quot;:&quot;&quot;,&quot;non-dropping-particle&quot;:&quot;&quot;},{&quot;family&quot;:&quot;1986&quot;,&quot;given&quot;:&quot;undefined&quot;,&quot;parse-names&quot;:false,&quot;dropping-particle&quot;:&quot;&quot;,&quot;non-dropping-particle&quot;:&quot;&quot;}],&quot;container-title&quot;:&quot;dl.acm.org&quot;,&quot;accessed&quot;:{&quot;date-parts&quot;:[[2025,9,13]]},&quot;DOI&quot;:&quot;10.1145/30851.30865&quot;,&quot;ISSN&quot;:&quot;0736-6906&quot;,&quot;URL&quot;:&quot;https://dl.acm.org/doi/abs/10.1145/30851.30865&quot;,&quot;issued&quot;:{&quot;date-parts&quot;:[[1986,5]]},&quot;page&quot;:&quot;93-97&quot;,&quot;abstract&quot;:&quot;The user interface is particularly important for educational software because 1) it must provide an entry to the content domain of the program rather than vice versa and 2) it must be sensitive to the general skill and/or developmental level of the user. In spite of these special characteristics, interface design for educational software has been given little attention. This study evaluates a representative interface from arithmetic software now used in the schools. It was found that the interface caused students a large number of difficulties. These difficulties were sufficient to interfere with the instructional effectiveness of the software. Designing interfaces that will benefit educational software will require careful study of the users of these programs along with an in-depth understanding of the domains being taught.&quot;,&quot;publisher&quot;:&quot;Association for Computing Machinery (ACM)&quot;,&quot;issue&quot;:&quot;SI&quot;,&quot;volume&quot;:&quot;17&quot;,&quot;container-title-short&quot;:&quot;&quot;},&quot;isTemporary&quot;:false,&quot;suppress-author&quot;:false,&quot;composite&quot;:false,&quot;author-only&quot;:false}]},{&quot;citationID&quot;:&quot;MENDELEY_CITATION_5c86261a-075e-4d15-aef7-fd16ba99cc01&quot;,&quot;properties&quot;:{&quot;noteIndex&quot;:0},&quot;isEdited&quot;:false,&quot;manualOverride&quot;:{&quot;isManuallyOverridden&quot;:false,&quot;citeprocText&quot;:&quot;[44]&quot;,&quot;manualOverrideText&quot;:&quot;&quot;},&quot;citationTag&quot;:&quot;MENDELEY_CITATION_v3_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&quot;,&quot;citationItems&quot;:[{&quot;id&quot;:&quot;68e91740-a484-31b2-a2fd-d41f257c2cd2&quot;,&quot;itemData&quot;:{&quot;type&quot;:&quot;article-journal&quot;,&quot;id&quot;:&quot;68e91740-a484-31b2-a2fd-d41f257c2cd2&quot;,&quot;title&quot;:&quot;AI literacy and its implications for prompt engineering strategies&quot;,&quot;author&quot;:[{&quot;family&quot;:&quot;Knoth&quot;,&quot;given&quot;:&quot;Nils&quot;,&quot;parse-names&quot;:false,&quot;dropping-particle&quot;:&quot;&quot;,&quot;non-dropping-particle&quot;:&quot;&quot;},{&quot;family&quot;:&quot;Tolzin&quot;,&quot;given&quot;:&quot;Antonia&quot;,&quot;parse-names&quot;:false,&quot;dropping-particle&quot;:&quot;&quot;,&quot;non-dropping-particle&quot;:&quot;&quot;},{&quot;family&quot;:&quot;Janson&quot;,&quot;given&quot;:&quot;Andreas&quot;,&quot;parse-names&quot;:false,&quot;dropping-particle&quot;:&quot;&quot;,&quot;non-dropping-particle&quot;:&quot;&quot;},{&quot;family&quot;:&quot;Leimeister&quot;,&quot;given&quot;:&quot;Jan Marco&quot;,&quot;parse-names&quot;:false,&quot;dropping-particle&quot;:&quot;&quot;,&quot;non-dropping-particle&quot;:&quot;&quot;}],&quot;container-title&quot;:&quot;Computers and Education: Artificial Intelligence&quot;,&quot;accessed&quot;:{&quot;date-parts&quot;:[[2025,8,11]]},&quot;DOI&quot;:&quot;10.1016/J.CAEAI.2024.100225&quot;,&quot;ISSN&quot;:&quot;2666-920X&quot;,&quot;URL&quot;:&quot;https://www.sciencedirect.com/science/article/pii/S2666920X24000262?via%3Dihub&quot;,&quot;issued&quot;:{&quot;date-parts&quot;:[[2024,6,1]]},&quot;page&quot;:&quot;100225&quot;,&quot;abstract&quot;:&quot;Artificial intelligence technologies are rapidly advancing. As part of this development, large language models (LLMs) are increasingly being used when humans interact with systems based on artificial intelligence (AI), posing both new opportunities and challenges. When interacting with LLM-based AI system in a goal-directed manner, prompt engineering has evolved as a skill of formulating precise and well-structured instructions to elicit desired responses or information from the LLM, optimizing the effectiveness of the interaction. However, research on the perspectives of non-experts using LLM-based AI systems through prompt engineering and on how AI literacy affects prompting behavior is lacking. This aspect is particularly important when considering the implications of LLMs in the context of higher education. In this present study, we address this issue, introduce a skill-based approach to prompt engineering, and explicitly consider the role of non-experts' AI literacy (students) in their prompt engineering skills. We also provide qualitative insights into students’ intuitive behaviors towards LLM-based AI systems. The results show that higher-quality prompt engineering skills predict the quality of LLM output, suggesting that prompt engineering is indeed a required skill for the goal-directed use of generative AI tools. In addition, the results show that certain aspects of AI literacy can play a role in higher quality prompt engineering and targeted adaptation of LLMs within education. We, therefore, argue for the integration of AI educational content into current curricula to enable a hybrid intelligent society in which students can effectively use generative AI tools such as ChatGPT.&quot;,&quot;publisher&quot;:&quot;Elsevier&quot;,&quot;volume&quot;:&quot;6&quot;,&quot;container-title-short&quot;:&quot;&quot;},&quot;isTemporary&quot;:false,&quot;suppress-author&quot;:false,&quot;composite&quot;:false,&quot;author-only&quot;:false}]},{&quot;citationID&quot;:&quot;MENDELEY_CITATION_0d085d9a-e987-4e62-86d1-7b5acd17fd2f&quot;,&quot;properties&quot;:{&quot;noteIndex&quot;:0},&quot;isEdited&quot;:false,&quot;manualOverride&quot;:{&quot;isManuallyOverridden&quot;:false,&quot;citeprocText&quot;:&quot;[45]&quot;,&quot;manualOverrideText&quot;:&quot;&quot;},&quot;citationTag&quot;:&quot;MENDELEY_CITATION_v3_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&quot;,&quot;citationItems&quot;:[{&quot;id&quot;:&quot;7161ae98-ae72-3870-9ed7-1aa77800d86c&quot;,&quot;itemData&quot;:{&quot;type&quot;:&quot;article-journal&quot;,&quot;id&quot;:&quot;7161ae98-ae72-3870-9ed7-1aa77800d86c&quot;,&quot;title&quot;:&quot;Scaffolding Technique Framing the Issue&quot;,&quot;author&quot;:[{&quot;family&quot;:&quot;Gonulal&quot;,&quot;given&quot;:&quot;Talip&quot;,&quot;parse-names&quot;:false,&quot;dropping-particle&quot;:&quot;&quot;,&quot;non-dropping-particle&quot;:&quot;&quot;},{&quot;family&quot;:&quot;Loewen&quot;,&quot;given&quot;:&quot;Shawn&quot;,&quot;parse-names&quot;:false,&quot;dropping-particle&quot;:&quot;&quot;,&quot;non-dropping-particle&quot;:&quot;&quot;}],&quot;accessed&quot;:{&quot;date-parts&quot;:[[2025,8,28]]},&quot;DOI&quot;:&quot;10.1002/9781118784235.eelt0180&quot;,&quot;URL&quot;:&quot;https://talipgonulal.wordpress.com/wp-content/uploads/2018/02/gonulal-loewen-2018.pdf&quot;,&quot;issued&quot;:{&quot;date-parts&quot;:[[2018]]},&quot;container-title-short&quot;:&quot;&quot;},&quot;isTemporary&quot;:false,&quot;suppress-author&quot;:false,&quot;composite&quot;:false,&quot;author-only&quot;:false}]},{&quot;citationID&quot;:&quot;MENDELEY_CITATION_504b3955-6ea7-41bb-b994-f8451ab7b5af&quot;,&quot;properties&quot;:{&quot;noteIndex&quot;:0},&quot;isEdited&quot;:false,&quot;manualOverride&quot;:{&quot;isManuallyOverridden&quot;:false,&quot;citeprocText&quot;:&quot;[46]&quot;,&quot;manualOverrideText&quot;:&quot;&quot;},&quot;citationTag&quot;:&quot;MENDELEY_CITATION_v3_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&quot;,&quot;citationItems&quot;:[{&quot;id&quot;:&quot;6a79146b-a49c-3c45-b015-f73e43230afe&quot;,&quot;itemData&quot;:{&quot;type&quot;:&quot;article-journal&quot;,&quot;id&quot;:&quot;6a79146b-a49c-3c45-b015-f73e43230afe&quot;,&quot;title&quot;:&quot;FRAMEWORK KARANGTURI UNTUK PROMPT ENGINEERING: ANALISIS KOMPARATIF DENGAN RTF, COT, DAN REACT PADA MODEL AI GENERATIF&quot;,&quot;author&quot;:[{&quot;family&quot;:&quot;Pangan&quot;,&quot;given&quot;:&quot;Teknologi&quot;,&quot;parse-names&quot;:false,&quot;dropping-particle&quot;:&quot;&quot;,&quot;non-dropping-particle&quot;:&quot;&quot;},{&quot;family&quot;:&quot;Sains Dan Teknologi&quot;,&quot;given&quot;:&quot;Fakultas&quot;,&quot;parse-names&quot;:false,&quot;dropping-particle&quot;:&quot;&quot;,&quot;non-dropping-particle&quot;:&quot;&quot;}],&quot;container-title&quot;:&quot;Science Technology and Management Journal&quot;,&quot;accessed&quot;:{&quot;date-parts&quot;:[[2025,9,14]]},&quot;DOI&quot;:&quot;10.53416/STMJ.V5I2.353&quot;,&quot;ISSN&quot;:&quot;2807-7865&quot;,&quot;URL&quot;:&quot;https://unkartur.ac.id/journal/index.php/stmj/article/view/353&quot;,&quot;issued&quot;:{&quot;date-parts&quot;:[[2025,8,28]]},&quot;page&quot;:&quot;133-138&quot;,&quot;abstract&quot;:&quot;This study aims to perform a comparative analysis of four prompt engineering frameworks: KARANGTURI, RTF (Role-Task-Format), CoT (Chain-of-Thought), and ReAct. These frameworks play a crucial role in assisting users in designing effective instructions for Large Language Models (LLMs). A descriptive-comparative approach is employed to examine each framework in terms of structure, focus, complexity, strengths, limitations, and practical application. KARANGTURI, a locally developed framework, consists of four key elements: Character, Summary, Goal, and Constraint. RTF offers a simple structure based on three core components, making it suitable for straightforward tasks. CoT emphasizes step-by-step reasoning and is effective for complex and logical challenges. ReAct integrates reasoning with actions and supports interaction with external tools for advanced tasks. The analysis reveals that the choice of framework depends on task type, complexity level, and the need for reasoning or access to external information. KARANGTURI is viewed as a comprehensive and flexible approach with promising potential, though it requires further empirical validation. The findings are expected to help AI practitioners select the most appropriate prompting strategy based on their specific needs.&quot;,&quot;issue&quot;:&quot;2&quot;,&quot;volume&quot;:&quot;5&quot;,&quot;container-title-short&quot;:&quot;&quot;},&quot;isTemporary&quot;:false,&quot;suppress-author&quot;:false,&quot;composite&quot;:false,&quot;author-only&quot;:false}]},{&quot;citationID&quot;:&quot;MENDELEY_CITATION_91ef33d2-d4fd-4b83-a0ef-6f4ac2d62eb4&quot;,&quot;properties&quot;:{&quot;noteIndex&quot;:0},&quot;isEdited&quot;:false,&quot;manualOverride&quot;:{&quot;isManuallyOverridden&quot;:false,&quot;citeprocText&quot;:&quot;[47]&quot;,&quot;manualOverrideText&quot;:&quot;&quot;},&quot;citationTag&quot;:&quot;MENDELEY_CITATION_v3_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&quot;,&quot;citationItems&quot;:[{&quot;id&quot;:&quot;5c26cac5-4c7c-3b24-8910-04d63f4e7f60&quot;,&quot;itemData&quot;:{&quot;type&quot;:&quot;webpage&quot;,&quot;id&quot;:&quot;5c26cac5-4c7c-3b24-8910-04d63f4e7f60&quot;,&quot;title&quot;:&quot;TrigTutor IA - Tesis UTEQ&quot;,&quot;accessed&quot;:{&quot;date-parts&quot;:[[2025,9,6]]},&quot;URL&quot;:&quot;https://aitrigonometria.web.app/&quot;,&quot;container-title-short&quot;:&quot;&quot;},&quot;isTemporary&quot;:false,&quot;suppress-author&quot;:false,&quot;composite&quot;:false,&quot;author-only&quot;:false}]}]"/>
+    <we:property name="MENDELEY_BIBLIOGRAPHY_LAST_MODIFIED" value="1758989933971"/>
+    <we:property name="MENDELEY_CITATIONS" value="[{&quot;citationID&quot;:&quot;MENDELEY_CITATION_8dfcf854-6ba4-433d-8326-861463938067&quot;,&quot;properties&quot;:{&quot;noteIndex&quot;:0},&quot;isEdited&quot;:false,&quot;manualOverride&quot;:{&quot;isManuallyOverridden&quot;:false,&quot;citeprocText&quot;:&quot;[1]&quot;,&quot;manualOverrideText&quot;:&quot;&quot;},&quot;citationTag&quot;:&quot;MENDELEY_CITATION_v3_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&quot;,&quot;citationItems&quot;:[{&quot;id&quot;:&quot;fc44d4d6-d406-3b0d-9047-f22566bd0362&quot;,&quot;itemData&quot;:{&quot;type&quot;:&quot;article&quot;,&quot;id&quot;:&quot;fc44d4d6-d406-3b0d-9047-f22566bd0362&quot;,&quot;title&quot;:&quot;DeepSeek and GPT Fall Behind: Claude Leads in Zero-Shot Consumer Complaints Classification&quot;,&quot;author&quot;:[{&quot;family&quot;:&quot;Roumeliotis&quot;,&quot;given&quot;:&quot;Konstantinos I.&quot;,&quot;parse-names&quot;:false,&quot;dropping-particle&quot;:&quot;&quot;,&quot;non-dropping-particle&quot;:&quot;&quot;},{&quot;family&quot;:&quot;Tselikas&quot;,&quot;given&quot;:&quot;Nikolaos D.&quot;,&quot;parse-names&quot;:false,&quot;dropping-particle&quot;:&quot;&quot;,&quot;non-dropping-particle&quot;:&quot;&quot;},{&quot;family&quot;:&quot;Nasiopoulos&quot;,&quot;given&quot;:&quot;Dimitrios K.&quot;,&quot;parse-names&quot;:false,&quot;dropping-particle&quot;:&quot;&quot;,&quot;non-dropping-particle&quot;:&quot;&quot;}],&quot;DOI&quot;:&quot;10.20944/preprints202502.0720.v1&quot;,&quot;URL&quot;:&quot;https://www.preprints.org/manuscript/202502.0720/v1&quot;,&quot;issued&quot;:{&quot;date-parts&quot;:[[2025,2,10]]},&quot;abstract&quot;:&quot;&lt;p&gt;Large language models (LLMs) have demonstrated remarkable capabilities in various natural language processing (NLP) tasks, but their effectiveness in real-world consumer complaint classification without fine-tuning remains uncertain. Zero-shot classification is particularly challenging in finance, where complaint categories often overlap, requiring a deep understanding of nuanced language. In this study, we evaluate the zero-shot classification performance of leading LLMs— DeepSeek-V3, OpenAI’s GPT-4o and GPT-4o mini, and Anthropic’s Claude 3.5 Sonnet and Claude 3.5 Haiku—on consumer complaints submitted to the Consumer Financial Protection Bureau (CFPB). These models were tasked with categorizing complaints into five predefined financial classes based solely on complaint text. Performance was measured using accuracy, precision, recall, F1-score, and heatmaps to identify classification patterns. While DeepSeek Chat and GPT-4o produced competitive results, Claude 3.5 Sonnet consistently outperformed all models, demonstrating superior classification accuracy and efficiency. These findings highlight the relative strengths and limitations of DeepSeek-V3 and other top-tier models in financial text processing, providing valuable insights into their practical applications.&lt;/p&gt;&quot;,&quot;container-title-short&quot;:&quot;&quot;},&quot;isTemporary&quot;:false,&quot;suppress-author&quot;:false,&quot;composite&quot;:false,&quot;author-only&quot;:false}]},{&quot;citationID&quot;:&quot;MENDELEY_CITATION_87b9dfdf-fd2a-44be-8bd3-a3e8e237b739&quot;,&quot;properties&quot;:{&quot;noteIndex&quot;:0},&quot;isEdited&quot;:false,&quot;manualOverride&quot;:{&quot;isManuallyOverridden&quot;:false,&quot;citeprocText&quot;:&quot;[2]&quot;,&quot;manualOverrideText&quot;:&quot;&quot;},&quot;citationTag&quot;:&quot;MENDELEY_CITATION_v3_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&quot;,&quot;citationItems&quot;:[{&quot;id&quot;:&quot;e0330f39-09fd-3be8-8a3f-0989b0c4966c&quot;,&quot;itemData&quot;:{&quot;type&quot;:&quot;article-journal&quot;,&quot;id&quot;:&quot;e0330f39-09fd-3be8-8a3f-0989b0c4966c&quot;,&quot;title&quot;:&quot;Inteligencia Artificial en la Educación: Estado del Arte&quot;,&quot;author&quot;:[{&quot;family&quot;:&quot;Sambola&quot;,&quot;given&quot;:&quot;Dexon-Mckensy&quot;,&quot;parse-names&quot;:false,&quot;dropping-particle&quot;:&quot;&quot;,&quot;non-dropping-particle&quot;:&quot;&quot;}],&quot;container-title&quot;:&quot;Wani&quot;,&quot;DOI&quot;:&quot;10.5377/wani.v39i79.16806&quot;,&quot;ISSN&quot;:&quot;1813-369X&quot;,&quot;issued&quot;:{&quot;date-parts&quot;:[[2023,10,11]]},&quot;abstract&quot;:&quot;La Inteligencia Artificial en la Educación es un campo de investigación científica que ha surgido a lo largo de 3 décadas, está particularmente interesada en el desarrollo de herramientas basadas en IA para apoyar y comprender los procesos educativos. Esta investigación tiene como objetivo presentar el estado de la Inteligencia Artificial en la Educación, utilizando un método de revisión exhaustiva de la literatura. Comprendió 3 etapas principales: selección, clasificación y análisis de la literatura. Esto permitió identificar las aplicaciones, tecnologías, desafíos e implicaciones éticas de la Inteligencia Artificial en la Educación&quot;,&quot;publisher&quot;:&quot;Consejo Nacional de Universidades&quot;,&quot;issue&quot;:&quot;79&quot;,&quot;container-title-short&quot;:&quot;&quot;},&quot;isTemporary&quot;:false}]},{&quot;citationID&quot;:&quot;MENDELEY_CITATION_7139abfb-a504-4b94-ad90-88d7d36ee100&quot;,&quot;properties&quot;:{&quot;noteIndex&quot;:0},&quot;isEdited&quot;:false,&quot;manualOverride&quot;:{&quot;isManuallyOverridden&quot;:false,&quot;citeprocText&quot;:&quot;[3]&quot;,&quot;manualOverrideText&quot;:&quot;&quot;},&quot;citationTag&quot;:&quot;MENDELEY_CITATION_v3_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&quot;,&quot;citationItems&quot;:[{&quot;id&quot;:&quot;ac082ebf-fb8d-3fea-89ae-7563b23d648f&quot;,&quot;itemData&quot;:{&quot;type&quot;:&quot;article-journal&quot;,&quot;id&quot;:&quot;ac082ebf-fb8d-3fea-89ae-7563b23d648f&quot;,&quot;title&quot;:&quot;Consecuencias de la Dependencia de la Inteligencia Artificial en Habilidades Críticas y Aprendizaje Autónomo en los Estudiantes&quot;,&quot;author&quot;:[{&quot;family&quot;:&quot;Del&quot;,&quot;given&quot;:&quot;María&quot;,&quot;parse-names&quot;:false,&quot;dropping-particle&quot;:&quot;&quot;,&quot;non-dropping-particle&quot;:&quot;&quot;},{&quot;family&quot;:&quot;Loján&quot;,&quot;given&quot;:&quot;Cisne&quot;,&quot;parse-names&quot;:false,&quot;dropping-particle&quot;:&quot;&quot;,&quot;non-dropping-particle&quot;:&quot;&quot;},{&quot;family&quot;:&quot;Romero&quot;,&quot;given&quot;:&quot;José Antonio&quot;,&quot;parse-names&quot;:false,&quot;dropping-particle&quot;:&quot;&quot;,&quot;non-dropping-particle&quot;:&quot;&quot;},{&quot;family&quot;:&quot;Aguilera&quot;,&quot;given&quot;:&quot;David Sancho&quot;,&quot;parse-names&quot;:false,&quot;dropping-particle&quot;:&quot;&quot;,&quot;non-dropping-particle&quot;:&quot;&quot;},{&quot;family&quot;:&quot;Romero&quot;,&quot;given&quot;:&quot;Andrea Yajaira&quot;,&quot;parse-names&quot;:false,&quot;dropping-particle&quot;:&quot;&quot;,&quot;non-dropping-particle&quot;:&quot;&quot;}],&quot;container-title&quot;:&quot;Ciencia Latina Revista Científica Multidisciplinar&quot;,&quot;accessed&quot;:{&quot;date-parts&quot;:[[2025,9,26]]},&quot;DOI&quot;:&quot;10.37811/CL_RCM.V8I2.10678&quot;,&quot;ISSN&quot;:&quot;2707-2215&quot;,&quot;URL&quot;:&quot;https://ciencialatina.org/index.php/cienciala/article/view/10678/15720&quot;,&quot;issued&quot;:{&quot;date-parts&quot;:[[2024,4,27]]},&quot;page&quot;:&quot;2368-2382&quot;,&quot;abstract&quot;:&quot;The mass adoption of Artificial Intelligence (AI) in education raises significant questions about its impact on students' critical skills and autonomous learning. This quantitative study, based on surveys of 65 teachers, investigates the consequences of reliance on AI in education. Using analysis of variance (ANOVA) and linear regression, we examined how the overuse of AI to complete academic tasks influences student achievement. The results show a significant correlation (F(1, 63) = 5.12, p &amp;lt; .001) between dependence on AI and the development of critical skills, with a notable decrease in learning autonomy and problem-solving ability. Regression analysis confirmed that reliance on AI negatively predicts academic performance, underscoring the compromise of autonomous learning and the loss of research skills. This study concludes that, although AI offers useful tools for education, its inappropriate use can have adverse effects on the holistic development of students.&quot;,&quot;publisher&quot;:&quot;Asociacion Latinoamericana para el Avance de la Ciencia&quot;,&quot;issue&quot;:&quot;2&quot;,&quot;volume&quot;:&quot;8&quot;},&quot;isTemporary&quot;:false,&quot;suppress-author&quot;:false,&quot;composite&quot;:false,&quot;author-only&quot;:false}]},{&quot;citationID&quot;:&quot;MENDELEY_CITATION_18ca400e-4fcb-42c5-82bc-033d3d56f058&quot;,&quot;properties&quot;:{&quot;noteIndex&quot;:0},&quot;isEdited&quot;:false,&quot;manualOverride&quot;:{&quot;isManuallyOverridden&quot;:false,&quot;citeprocText&quot;:&quot;[4]&quot;,&quot;manualOverrideText&quot;:&quot;&quot;},&quot;citationTag&quot;:&quot;MENDELEY_CITATION_v3_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&quot;,&quot;citationItems&quot;:[{&quot;id&quot;:&quot;d60509d4-c1c4-3bc5-b29e-e615e26af0d4&quot;,&quot;itemData&quot;:{&quot;type&quot;:&quot;report&quot;,&quot;id&quot;:&quot;d60509d4-c1c4-3bc5-b29e-e615e26af0d4&quot;,&quot;title&quot;:&quot;Um Estudo Acerca do Uso de IA Generativa no Apoio à Aprendizagem de Programação&quot;,&quot;author&quot;:[{&quot;family&quot;:&quot;Almeida de Bem&quot;,&quot;given&quot;:&quot;Rafael&quot;,&quot;parse-names&quot;:false,&quot;dropping-particle&quot;:&quot;&quot;,&quot;non-dropping-particle&quot;:&quot;&quot;},{&quot;family&quot;:&quot;Aparecida Konzen&quot;,&quot;given&quot;:&quot;Andréa&quot;,&quot;parse-names&quot;:false,&quot;dropping-particle&quot;:&quot;&quot;,&quot;non-dropping-particle&quot;:&quot;&quot;}],&quot;URL&quot;:&quot;https://github.com/huggingface/transformers&quot;,&quot;issued&quot;:{&quot;date-parts&quot;:[[2024,6]]},&quot;language&quot;:&quot;portugués&quot;,&quot;abstract&quot;:&quot;Resumo-Avanços recentes em Inteligência Artificial (IA) têm transformado sua aplicação de uma explora-ção teórica para implementação prática, criando novas oportunidades e desafios em ambientes de aprendiza-gem. Este trabalho de conclusão de curso, realizado na Pontifícia Universidade Católica do Rio Grande do Sul, explora como a IA Generativa pode aprimorar experi-ências de aprendizagem na disciplina de Fundamentos da Programação. O sistema desenvolvido utiliza gran-des modelos de linguagem e emprega conceitos-chave como transformers, zero-shot prompting e Retrieval-Augmented Generation para fornecer assistência perso-nalizada aos estudantes, gerando respostas relevantes e sensíveis ao contexto. Os resultados destacam tanto os benefícios quanto as limitações da IA Generativa em âmbitos de aprendizagem. Palavras-chave-Inteligência Artificial Generativa, aprendizado em ciência da computação, grandes mo-delos de linguagem, transformers, Retrieval-Augmented Generation, respostas sensíveis ao contexto. Abstract-Recent advances in artificial intelligence (AI) have transformed its application from theoretical exploration to practical implementation, creating new opportunities and challenges in learning environments. This undergraduate thesis, conducted at the Pontifícia Universidade Católica do Rio Grande do Sul, explores how generative AI can enhance learning experiences in the Fundamentals of Programming course. The developed system utilizes large language models and employs key concepts such as transformers, zero-shot prompting, and Retrieval-Augmented Generation to provide personalized assistance to students, generating relevant and context-aware responses. The results highlight both the benefits and limitations of generative AI in improving learning outcomes.&quot;,&quot;container-title-short&quot;:&quot;&quot;},&quot;isTemporary&quot;:false,&quot;suppress-author&quot;:false,&quot;composite&quot;:false,&quot;author-only&quot;:false}]},{&quot;citationID&quot;:&quot;MENDELEY_CITATION_4c0e5812-e214-4411-832d-001799c57836&quot;,&quot;properties&quot;:{&quot;noteIndex&quot;:0},&quot;isEdited&quot;:false,&quot;manualOverride&quot;:{&quot;isManuallyOverridden&quot;:false,&quot;citeprocText&quot;:&quot;[5]&quot;,&quot;manualOverrideText&quot;:&quot;&quot;},&quot;citationTag&quot;:&quot;MENDELEY_CITATION_v3_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&quot;,&quot;citationItems&quot;:[{&quot;id&quot;:&quot;e8870e32-7b90-39dc-b161-65dea6849e3f&quot;,&quot;itemData&quot;:{&quot;type&quot;:&quot;webpage&quot;,&quot;id&quot;:&quot;e8870e32-7b90-39dc-b161-65dea6849e3f&quot;,&quot;title&quot;:&quot;pisa 2018 ecuador - Buscar con Google&quot;,&quot;accessed&quot;:{&quot;date-parts&quot;:[[2025,9,15]]},&quot;URL&quot;:&quot;https://www.google.com/search?q=pisa+2018+ecuador&amp;oq=pisa+2018+ecuador&amp;gs_lcrp=EgZjaHJvbWUyBggAEEUYOTIGCAEQLhhA0gEINDY2MmowajSoAgCwAgE&amp;sourceid=chrome&amp;ie=UTF-8&quot;,&quot;container-title-short&quot;:&quot;&quot;},&quot;isTemporary&quot;:false,&quot;suppress-author&quot;:false,&quot;composite&quot;:false,&quot;author-only&quot;:false}]},{&quot;citationID&quot;:&quot;MENDELEY_CITATION_f28c964d-17bc-458d-a527-1c1e9395ce36&quot;,&quot;properties&quot;:{&quot;noteIndex&quot;:0},&quot;isEdited&quot;:false,&quot;manualOverride&quot;:{&quot;isManuallyOverridden&quot;:false,&quot;citeprocText&quot;:&quot;[6]&quot;,&quot;manualOverrideText&quot;:&quot;&quot;},&quot;citationTag&quot;:&quot;MENDELEY_CITATION_v3_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&quot;,&quot;citationItems&quot;:[{&quot;id&quot;:&quot;c25252e4-a07b-3e36-a85f-416432921fd5&quot;,&quot;itemData&quot;:{&quot;type&quot;:&quot;article-journal&quot;,&quot;id&quot;:&quot;c25252e4-a07b-3e36-a85f-416432921fd5&quot;,&quot;title&quot;:&quot;Artificial Intelligence and the Future of Work: Job Shifting Not Job Loss&quot;,&quot;author&quot;:[{&quot;family&quot;:&quot;George&quot;,&quot;given&quot;:&quot;A Shaji&quot;,&quot;parse-names&quot;:false,&quot;dropping-particle&quot;:&quot;&quot;,&quot;non-dropping-particle&quot;:&quot;&quot;}],&quot;DOI&quot;:&quot;10.5281/zenodo.10936490&quot;,&quot;URL&quot;:&quot;www.puirp.com&quot;,&quot;issued&quot;:{&quot;date-parts&quot;:[[2024]]},&quot;abstract&quot;:&quot;As artificial intelligence (AI) and automation technologies advance fast, substantial discussion remains about their influence on jobs and employment. Some expect enormous job losses and structural unemployment as computers and algorithms replace human workers in a variety of industries. However, the prevailing scholarly viewpoint is that, while AI will revolutionize work, it will not result in long-term job losses. AI is projected to have a net impact of job shifting rather than job loss by increasing productivity, accelerating economic growth, changing the structure of jobs, and allowing sectoral employment transitions. Detailed productivity evaluations show a strong correlation between productivity gains and net job creation. A 2022 meta-analysis of 127 papers indicated that productivity increases consistently improve employment and wages. Additional crosscountry data from the OECD shows this association across a wide range of industrialized and emerging countries. Meanwhile, long-term data reveal that working hours have steadily decreased in recent decades without causing significant job losses, while productivity and earnings have increased in parallel. Integrating AI to automate monotonous jobs and improve human capabilities could fuel this trend. Displaced workers can transfer into new occupational jobs with adequate skilling and transition support rather than facing long periods of unemployment. Sectoral shifts have also characterized historical labor market evolutions following technology disruptions. As innovative industries outcompete legacy ones, economies undergo structural transformations. Current trends show that services are expanding while manufacturing is contracting in most sophisticated countries. AI and automation will most certainly speed the shift of occupations from manual production to skilled service roles, hence facilitating this transition. With appropriate government provisions such as retraining programs and educational expansions, the necessary employment transitions between sectors can occur smoothly rather than disruptively. In summary, while the AI revolution will fundamentally alter labor markets, effective governmental measures can ensure that job shifting outpaces loss. Workers must be supported in regularly adapting their skill sets and transitioning into new roles. Firms should invest in personnel skill development as well as smart technology integration. And governments should develop multiple ways to assist different groups in navigating the transitions, including the extension of social safety nets where appropriate. With coordinated efforts to optimize human-AI collaboration, this technology tsunami does not have to result in negative job impacts, but can instead place people in more rewarding, higher-value jobs. The view remains cautiously encouraging, providing stakeholders focus on boosting human talents to share in the AI-driven productivity windfall rather than simply displacing them.&quot;,&quot;container-title-short&quot;:&quot;&quot;},&quot;isTemporary&quot;:false,&quot;suppress-author&quot;:false,&quot;composite&quot;:false,&quot;author-only&quot;:false}]},{&quot;citationID&quot;:&quot;MENDELEY_CITATION_f29cf598-0c7e-4283-885d-081b23b87f6f&quot;,&quot;properties&quot;:{&quot;noteIndex&quot;:0},&quot;isEdited&quot;:false,&quot;manualOverride&quot;:{&quot;isManuallyOverridden&quot;:false,&quot;citeprocText&quot;:&quot;[7]&quot;,&quot;manualOverrideText&quot;:&quot;&quot;},&quot;citationTag&quot;:&quot;MENDELEY_CITATION_v3_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&quot;,&quot;citationItems&quot;:[{&quot;id&quot;:&quot;3b30d636-f4f6-39fc-9195-d6ac1038d075&quot;,&quot;itemData&quot;:{&quot;type&quot;:&quot;article-journal&quot;,&quot;id&quot;:&quot;3b30d636-f4f6-39fc-9195-d6ac1038d075&quot;,&quot;title&quot;:&quot;Benefits, Challenges, and Methods of Artificial Intelligence (AI) Chatbots in Education: A Systematic Literature Review&quot;,&quot;author&quot;:[{&quot;family&quot;:&quot;Gökçearslan&quot;,&quot;given&quot;:&quot;Şahin&quot;,&quot;parse-names&quot;:false,&quot;dropping-particle&quot;:&quot;&quot;,&quot;non-dropping-particle&quot;:&quot;&quot;},{&quot;family&quot;:&quot;Tosun&quot;,&quot;given&quot;:&quot;Cansel&quot;,&quot;parse-names&quot;:false,&quot;dropping-particle&quot;:&quot;&quot;,&quot;non-dropping-particle&quot;:&quot;&quot;},{&quot;family&quot;:&quot;Erdemir&quot;,&quot;given&quot;:&quot;Zeynep Gizem&quot;,&quot;parse-names&quot;:false,&quot;dropping-particle&quot;:&quot;&quot;,&quot;non-dropping-particle&quot;:&quot;&quot;}],&quot;container-title&quot;:&quot;International Journal of Technology in Education&quot;,&quot;DOI&quot;:&quot;10.46328/ijte.600&quot;,&quot;issued&quot;:{&quot;date-parts&quot;:[[2024,2,4]]},&quot;page&quot;:&quot;19-39&quot;,&quot;abstract&quot;:&quot;In many fields, AI chatbots continue to be popular with new tools and attract the attention of universities, K12 schools, educational organizations, and researchers. The aim of this research is to review the research on AI chatbots by restricting it to the category of education and to examine this research from a methodological point of view. Therefore, we performed a systematic literature review with a sample of 37 SSCI articles published in the educational context. Within the scope of the selected studies, the advantages and disadvantages of AI chatbots in education for students and educators, as well as the types of chatbots used, year, keywords, and method were analyzed. According to the research results, increased motivation to learn and language skill development are advantages for students, while cost-effectiveness and reduced workload are advantages for educators. Limited interaction, misleading answers for learners, originality, and plagiarism are the most common disadvantages for educators. The study also includes research results and recommendations related to the methodological review.&quot;,&quot;publisher&quot;:&quot;ISTES Organization&quot;,&quot;issue&quot;:&quot;1&quot;,&quot;volume&quot;:&quot;7&quot;,&quot;container-title-short&quot;:&quot;&quot;},&quot;isTemporary&quot;:false,&quot;suppress-author&quot;:false,&quot;composite&quot;:false,&quot;author-only&quot;:false}]},{&quot;citationID&quot;:&quot;MENDELEY_CITATION_f4f2cd47-c4a2-4bbf-a39f-35cb83db892a&quot;,&quot;properties&quot;:{&quot;noteIndex&quot;:0},&quot;isEdited&quot;:false,&quot;manualOverride&quot;:{&quot;isManuallyOverridden&quot;:false,&quot;citeprocText&quot;:&quot;[8]&quot;,&quot;manualOverrideText&quot;:&quot;&quot;},&quot;citationTag&quot;:&quot;MENDELEY_CITATION_v3_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&quot;,&quot;citationItems&quot;:[{&quot;id&quot;:&quot;45f625d5-b48d-33c8-8ac0-a70b15d9caac&quot;,&quot;itemData&quot;:{&quot;type&quot;:&quot;article-journal&quot;,&quot;id&quot;:&quot;45f625d5-b48d-33c8-8ac0-a70b15d9caac&quot;,&quot;title&quot;:&quot;Recursos tecnológicos para el aprendizaje en el marco de la educación inclusiva ecuatoriana&quot;,&quot;author&quot;:[{&quot;family&quot;:&quot;Arteaga-Tuba&quot;,&quot;given&quot;:&quot;Guillermo José&quot;,&quot;parse-names&quot;:false,&quot;dropping-particle&quot;:&quot;&quot;,&quot;non-dropping-particle&quot;:&quot;&quot;},{&quot;family&quot;:&quot;Arteaga-Tuba&quot;,&quot;given&quot;:&quot;Guillermo José&quot;,&quot;parse-names&quot;:false,&quot;dropping-particle&quot;:&quot;&quot;,&quot;non-dropping-particle&quot;:&quot;&quot;}],&quot;container-title&quot;:&quot;Cienciamatria. Revista Interdisciplinaria de Humanidades, Educación, Ciencia y Tecnología&quot;,&quot;accessed&quot;:{&quot;date-parts&quot;:[[2025,8,28]]},&quot;DOI&quot;:&quot;10.35381/CM.V10I18.1272&quot;,&quot;ISSN&quot;:&quot;2542-3029&quot;,&quot;URL&quot;:&quot;http://ve.scielo.org/scielo.php?script=sci_arttext&amp;pid=S2542-30292024000100289&amp;lng=es&amp;nrm=iso&amp;tlng=es&quot;,&quot;issued&quot;:{&quot;date-parts&quot;:[[2024,1,1]]},&quot;page&quot;:&quot;289-312&quot;,&quot;abstract&quot;:&quot;Se expone este artículo con el propósito de indagar cómo se ha dado la educación inclusiva en Ecuador y explorar cómo los recursos tecnológicos aparecen coligados para el fomento del aprendizaje inclusivo. Se corresponde con un estudio de naturaleza documental desarrollado mediante un diseño bibliográfico. A partir de los resultados, se pudo enunciar que Ecuador, muestra avances significativos en la promoción de la educación para todos, ya que, progresivamente ha implementado políticas y programas, aunados a un marco normativo, con el que que busca garantizar el acceso equitativo a la educación, especialmente para aquellos con discapacidades y/o necesidades especiales. Sin embargo, aún enfrenta desafíos importantes en función de lograr una verdadera educación inclusiva y de calidad en todo el sistema educativo.&quot;,&quot;publisher&quot;:&quot;Los autores&quot;,&quot;issue&quot;:&quot;18&quot;,&quot;volume&quot;:&quot;10&quot;,&quot;container-title-short&quot;:&quot;&quot;},&quot;isTemporary&quot;:false,&quot;suppress-author&quot;:false,&quot;composite&quot;:false,&quot;author-only&quot;:false}]},{&quot;citationID&quot;:&quot;MENDELEY_CITATION_66e36815-5ffa-4212-9ff7-671e9ed2b041&quot;,&quot;properties&quot;:{&quot;noteIndex&quot;:0},&quot;isEdited&quot;:false,&quot;manualOverride&quot;:{&quot;isManuallyOverridden&quot;:false,&quot;citeprocText&quot;:&quot;[9]&quot;,&quot;manualOverrideText&quot;:&quot;&quot;},&quot;citationTag&quot;:&quot;MENDELEY_CITATION_v3_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&quot;,&quot;citationItems&quot;:[{&quot;id&quot;:&quot;0c91b55a-e2f3-3d74-bf57-be07508860c4&quot;,&quot;itemData&quot;:{&quot;type&quot;:&quot;article-journal&quot;,&quot;id&quot;:&quot;0c91b55a-e2f3-3d74-bf57-be07508860c4&quot;,&quot;title&quot;:&quot;Análisis de la Brecha Digital y el Acceso a Recursos Tecnológicos en las Instituciones de Educación Secundaria en Ecuador&quot;,&quot;author&quot;:[{&quot;family&quot;:&quot;Yanine&quot;,&quot;given&quot;:&quot;Evelin&quot;,&quot;parse-names&quot;:false,&quot;dropping-particle&quot;:&quot;&quot;,&quot;non-dropping-particle&quot;:&quot;&quot;},{&quot;family&quot;:&quot;Olvera&quot;,&quot;given&quot;:&quot;Muñoz&quot;,&quot;parse-names&quot;:false,&quot;dropping-particle&quot;:&quot;&quot;,&quot;non-dropping-particle&quot;:&quot;&quot;},{&quot;family&quot;:&quot;Georgina&quot;,&quot;given&quot;:&quot;Elsa&quot;,&quot;parse-names&quot;:false,&quot;dropping-particle&quot;:&quot;&quot;,&quot;non-dropping-particle&quot;:&quot;&quot;},{&quot;family&quot;:&quot;Bastidas&quot;,&quot;given&quot;:&quot;Jacome&quot;,&quot;parse-names&quot;:false,&quot;dropping-particle&quot;:&quot;&quot;,&quot;non-dropping-particle&quot;:&quot;&quot;},{&quot;family&quot;:&quot;Janet&quot;,&quot;given&quot;:&quot;Guadalupe&quot;,&quot;parse-names&quot;:false,&quot;dropping-particle&quot;:&quot;&quot;,&quot;non-dropping-particle&quot;:&quot;&quot;},{&quot;family&quot;:&quot;Espinoza&quot;,&quot;given&quot;:&quot;Medina&quot;,&quot;parse-names&quot;:false,&quot;dropping-particle&quot;:&quot;&quot;,&quot;non-dropping-particle&quot;:&quot;&quot;}],&quot;container-title&quot;:&quot;Ciencia Latina Revista Científica Multidisciplinar&quot;,&quot;accessed&quot;:{&quot;date-parts&quot;:[[2025,8,28]]},&quot;DOI&quot;:&quot;10.37811/CL_RCM.V8I2.11086&quot;,&quot;ISSN&quot;:&quot;2707-2215&quot;,&quot;URL&quot;:&quot;https://ciencialatina.org/index.php/cienciala/article/view/11086/16273&quot;,&quot;issued&quot;:{&quot;date-parts&quot;:[[2024,5,20]]},&quot;page&quot;:&quot;6698-6719&quot;,&quot;abstract&quot;:&quot;This study aimed to analyze the digital divide and access to technological resources in secondary education institutions in Ecuador. A descriptive and cross-sectional research design was employed, with a mixed approach combining quantitative and qualitative methods. The sample consisted of 360 educational institutions selected through stratified sampling. Structured questionnaires, semi-structured interviews, and documentary analysis were applied to collect data on technological infrastructure, connectivity, available devices, the use of ICT in the teaching-learning process, and factors influencing the digital divide. The results revealed significant differences in access to and use of technological resources between public and private institutions, as well as between urban and rural areas. Challenges related to teacher training, digital competencies, and the effective integration of ICT in the curriculum were identified. Recommendations are proposed to strengthen digital inclusion programs, promote teacher training, and articulate educational policies with digital inclusion policies at the national level. This study contributes to the understanding of the digital divide in Ecuadorian education and provides inputs for the design of public policies aimed at promoting equity and educational quality in the digital era.&quot;,&quot;publisher&quot;:&quot;Asociacion Latinoamericana para el Avance de la Ciencia&quot;,&quot;issue&quot;:&quot;2&quot;,&quot;volume&quot;:&quot;8&quot;,&quot;container-title-short&quot;:&quot;&quot;},&quot;isTemporary&quot;:false,&quot;suppress-author&quot;:false,&quot;composite&quot;:false,&quot;author-only&quot;:false}]},{&quot;citationID&quot;:&quot;MENDELEY_CITATION_672db128-b738-439d-9135-a845cbcddc48&quot;,&quot;properties&quot;:{&quot;noteIndex&quot;:0},&quot;isEdited&quot;:false,&quot;manualOverride&quot;:{&quot;isManuallyOverridden&quot;:false,&quot;citeprocText&quot;:&quot;[10]&quot;,&quot;manualOverrideText&quot;:&quot;&quot;},&quot;citationTag&quot;:&quot;MENDELEY_CITATION_v3_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&quot;,&quot;citationItems&quot;:[{&quot;id&quot;:&quot;45374eae-2cc4-3c9b-a601-9e01c15ca3fc&quot;,&quot;itemData&quot;:{&quot;type&quot;:&quot;article-journal&quot;,&quot;id&quot;:&quot;45374eae-2cc4-3c9b-a601-9e01c15ca3fc&quot;,&quot;title&quot;:&quot;Los recursos tecnológicos y su influencia en el desempeño de los docentes&quot;,&quot;author&quot;:[{&quot;family&quot;:&quot;Jama Zambrano&quot;,&quot;given&quot;:&quot;Víctor R.&quot;,&quot;parse-names&quot;:false,&quot;dropping-particle&quot;:&quot;&quot;,&quot;non-dropping-particle&quot;:&quot;&quot;},{&quot;family&quot;:&quot;Cornejo Zambrano&quot;,&quot;given&quot;:&quot;Jeovana K.&quot;,&quot;parse-names&quot;:false,&quot;dropping-particle&quot;:&quot;&quot;,&quot;non-dropping-particle&quot;:&quot;&quot;}],&quot;container-title&quot;:&quot;Dominio de las Ciencias, ISSN-e 2477-8818, Vol. 2, Nº. Extra 3, 2016 (Ejemplar dedicado a: Monográfico de Ciencias de la Salud), págs. 201-219&quot;,&quot;accessed&quot;:{&quot;date-parts&quot;:[[2025,8,28]]},&quot;ISSN&quot;:&quot;2477-8818&quot;,&quot;URL&quot;:&quot;https://dialnet.unirioja.es/servlet/articulo?codigo=6324010&amp;info=resumen&amp;idioma=ENG&quot;,&quot;issued&quot;:{&quot;date-parts&quot;:[[2016]]},&quot;page&quot;:&quot;201-219&quot;,&quot;abstract&quot;:&quot;A quantitative and qualitative, descriptive and transversal study was carried out in the \&quot;Cinco de\nMayo\&quot; Private Education Unit of the city of Chone, an institution attached to the \&quot;Eloy Alfaro\&quot;\nLaica University of Manabí, Ecuador, in a population of 134 students from Basic general higher\neducation and 33 teachers, with a view to demonstrating how technological resources influence the\nperformance of teachers. The results of the series showed that the use of technological resources has\na significant level of importance with respect to the performance of teachers in the development of\ntheir work within the classroom, as demonstrated by the results of the research instruments that were\napplied , Since the percentages showed that the use of technological resources has a positive impact\non the motivation and interest of the student towards teaching and learning therefore contribute to\nimprove the performance of the teacher who applies them in their classes.&quot;,&quot;publisher&quot;:&quot;Polo de Capacitación, Investigación y Publicación (POCAIP)&quot;,&quot;issue&quot;:&quot;3&quot;,&quot;volume&quot;:&quot;2&quot;,&quot;container-title-short&quot;:&quot;&quot;},&quot;isTemporary&quot;:false,&quot;suppress-author&quot;:false,&quot;composite&quot;:false,&quot;author-only&quot;:false}]},{&quot;citationID&quot;:&quot;MENDELEY_CITATION_81f373c4-3054-4765-be1d-1f66f5ffcb5e&quot;,&quot;properties&quot;:{&quot;noteIndex&quot;:0},&quot;isEdited&quot;:false,&quot;manualOverride&quot;:{&quot;isManuallyOverridden&quot;:false,&quot;citeprocText&quot;:&quot;[11]&quot;,&quot;manualOverrideText&quot;:&quot;&quot;},&quot;citationTag&quot;:&quot;MENDELEY_CITATION_v3_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&quot;,&quot;citationItems&quot;:[{&quot;id&quot;:&quot;e3345c0d-2f69-3d90-832a-66ca79360893&quot;,&quot;itemData&quot;:{&quot;type&quot;:&quot;article-journal&quot;,&quot;id&quot;:&quot;e3345c0d-2f69-3d90-832a-66ca79360893&quot;,&quot;title&quot;:&quot;El impacto de la inteligencia artificial en la educación: transformación de la forma de enseñar y de aprender&quot;,&quot;author&quot;:[{&quot;family&quot;:&quot;González-González&quot;,&quot;given&quot;:&quot;Carina S.&quot;,&quot;parse-names&quot;:false,&quot;dropping-particle&quot;:&quot;&quot;,&quot;non-dropping-particle&quot;:&quot;&quot;}],&quot;container-title&quot;:&quot;Qurriculum. Revista de Teoría,Investigación y Práctica educativa&quot;,&quot;DOI&quot;:&quot;10.25145/j.qurricul.2023.36.03&quot;,&quot;ISSN&quot;:&quot;11305371&quot;,&quot;URL&quot;:&quot;https://riull.ull.es/xmlui/bitstream/handle/915/32719/Q_36_%20%282023%29_03.pdf?sequence=1&amp;isAllowed=y&quot;,&quot;issued&quot;:{&quot;date-parts&quot;:[[2023]]},&quot;page&quot;:&quot;51-60&quot;,&quot;abstract&quot;:&quot;&lt;p&gt;Artificial intelligence (AI) has demonstrated its potential to transform numerous fields and education is no exception. In today’s digital age, AI has emerged as a powerful tool that is revolutionizing teaching and learning. In this article, we will explore the impact of artificial intelligence in education and how it is transforming the educational landscape at all levels. From personalizing learning to improving feedback and developing interactive resources, we will examine how AI is changing how we acquire knowledge and skills.&lt;/p&gt;&quot;,&quot;issue&quot;:&quot;36&quot;,&quot;container-title-short&quot;:&quot;&quot;},&quot;isTemporary&quot;:false,&quot;suppress-author&quot;:false,&quot;composite&quot;:false,&quot;author-only&quot;:false}]},{&quot;citationID&quot;:&quot;MENDELEY_CITATION_85a25991-2067-40a4-a38a-e5d871d1cb49&quot;,&quot;properties&quot;:{&quot;noteIndex&quot;:0},&quot;isEdited&quot;:false,&quot;manualOverride&quot;:{&quot;isManuallyOverridden&quot;:false,&quot;citeprocText&quot;:&quot;[12]&quot;,&quot;manualOverrideText&quot;:&quot;&quot;},&quot;citationTag&quot;:&quot;MENDELEY_CITATION_v3_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&quot;,&quot;citationItems&quot;:[{&quot;id&quot;:&quot;07c5dcd1-9b29-3c12-9640-897761282772&quot;,&quot;itemData&quot;:{&quot;type&quot;:&quot;article-journal&quot;,&quot;id&quot;:&quot;07c5dcd1-9b29-3c12-9640-897761282772&quot;,&quot;title&quot;:&quot;Artificial Intelligence in Education: A Review&quot;,&quot;author&quot;:[{&quot;family&quot;:&quot;Chen&quot;,&quot;given&quot;:&quot;Lijia&quot;,&quot;parse-names&quot;:false,&quot;dropping-particle&quot;:&quot;&quot;,&quot;non-dropping-particle&quot;:&quot;&quot;},{&quot;family&quot;:&quot;Chen&quot;,&quot;given&quot;:&quot;Pingping&quot;,&quot;parse-names&quot;:false,&quot;dropping-particle&quot;:&quot;&quot;,&quot;non-dropping-particle&quot;:&quot;&quot;},{&quot;family&quot;:&quot;Lin&quot;,&quot;given&quot;:&quot;Zhijian&quot;,&quot;parse-names&quot;:false,&quot;dropping-particle&quot;:&quot;&quot;,&quot;non-dropping-particle&quot;:&quot;&quot;}],&quot;container-title&quot;:&quot;IEEE Access&quot;,&quot;accessed&quot;:{&quot;date-parts&quot;:[[2025,9,6]]},&quot;DOI&quot;:&quot;10.1109/ACCESS.2020.2988510&quot;,&quot;ISSN&quot;:&quot;21693536&quot;,&quot;URL&quot;:&quot;https://ieeexplore.ieee.org/stamp/stamp.jsp?tp=&amp;arnumber=9069875&quot;,&quot;issued&quot;:{&quot;date-parts&quot;:[[2020]]},&quot;page&quot;:&quot;75264-75278&quot;,&quot;abstract&quot;:&quot;The purpose of this study was to assess the impact of Artificial Intelligence (AI) on education. Premised on a narrative and framework for assessing AI identified from a preliminary analysis, the scope of the study was limited to the application and effects of AI in administration, instruction, and learning. A qualitative research approach, leveraging the use of literature review as a research design and approach was used and effectively facilitated the realization of the study purpose. Artificial intelligence is a field of study and the resulting innovations and developments that have culminated in computers, machines, and other artifacts having human-like intelligence characterized by cognitive abilities, learning, adaptability, and decision-making capabilities. The study ascertained that AI has extensively been adopted and used in education, particularly by education institutions, in different forms. AI initially took the form of computer and computer related technologies, transitioning to web-based and online intelligent education systems, and ultimately with the use of embedded computer systems, together with other technologies, the use of humanoid robots and web-based chatbots to perform instructors' duties and functions independently or with instructors. Using these platforms, instructors have been able to perform different administrative functions, such as reviewing and grading students' assignments more effectively and efficiently, and achieve higher quality in their teaching activities. On the other hand, because the systems leverage machine learning and adaptability, curriculum and content has been customized and personalized in line with students' needs, which has fostered uptake and retention, thereby improving learners experience and overall quality of learning.&quot;,&quot;publisher&quot;:&quot;Institute of Electrical and Electronics Engineers Inc.&quot;,&quot;volume&quot;:&quot;8&quot;,&quot;container-title-short&quot;:&quot;&quot;},&quot;isTemporary&quot;:false,&quot;suppress-author&quot;:false,&quot;composite&quot;:false,&quot;author-only&quot;:false}]},{&quot;citationID&quot;:&quot;MENDELEY_CITATION_460df338-5e23-4dd6-8bf2-9c16bf9907a5&quot;,&quot;properties&quot;:{&quot;noteIndex&quot;:0},&quot;isEdited&quot;:false,&quot;manualOverride&quot;:{&quot;isManuallyOverridden&quot;:false,&quot;citeprocText&quot;:&quot;[13]&quot;,&quot;manualOverrideText&quot;:&quot;&quot;},&quot;citationTag&quot;:&quot;MENDELEY_CITATION_v3_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&quot;,&quot;citationItems&quot;:[{&quot;id&quot;:&quot;d972a94a-50fb-3fdc-a9bc-50dc639d3416&quot;,&quot;itemData&quot;:{&quot;type&quot;:&quot;report&quot;,&quot;id&quot;:&quot;d972a94a-50fb-3fdc-a9bc-50dc639d3416&quot;,&quot;title&quot;:&quot;Año lectivo 2022-2023 Ser Estudiante Informe Nacional de Resultados&quot;,&quot;author&quot;:[{&quot;family&quot;:&quot;Stalin Patricio Toledo Cuenca&quot;,&quot;given&quot;:&quot;&quot;,&quot;parse-names&quot;:false,&quot;dropping-particle&quot;:&quot;&quot;,&quot;non-dropping-particle&quot;:&quot;&quot;}],&quot;accessed&quot;:{&quot;date-parts&quot;:[[2025,9,3]]},&quot;URL&quot;:&quot;www.evaluacion.gob.ec&quot;,&quot;issued&quot;:{&quot;date-parts&quot;:[[2023]]},&quot;container-title-short&quot;:&quot;&quot;},&quot;isTemporary&quot;:false,&quot;suppress-author&quot;:false,&quot;composite&quot;:false,&quot;author-only&quot;:false}]},{&quot;citationID&quot;:&quot;MENDELEY_CITATION_00e5b7b2-0b00-4c53-9833-e76e96bbd185&quot;,&quot;properties&quot;:{&quot;noteIndex&quot;:0},&quot;isEdited&quot;:false,&quot;manualOverride&quot;:{&quot;isManuallyOverridden&quot;:false,&quot;citeprocText&quot;:&quot;[14]&quot;,&quot;manualOverrideText&quot;:&quot;&quot;},&quot;citationTag&quot;:&quot;MENDELEY_CITATION_v3_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&quot;,&quot;citationItems&quot;:[{&quot;id&quot;:&quot;7ac4edec-0dbb-3cde-a0fd-8cd3bae18821&quot;,&quot;itemData&quot;:{&quot;type&quot;:&quot;article-journal&quot;,&quot;id&quot;:&quot;7ac4edec-0dbb-3cde-a0fd-8cd3bae18821&quot;,&quot;title&quot;:&quot;Revelaciones del análisis ser estudiante 2023 y estrategias innovadoras para potenciar el éxito estudiantil&quot;,&quot;author&quot;:[{&quot;family&quot;:&quot;Portes López&quot;,&quot;given&quot;:&quot;Mariuxi Elizabeth&quot;,&quot;parse-names&quot;:false,&quot;dropping-particle&quot;:&quot;&quot;,&quot;non-dropping-particle&quot;:&quot;&quot;},{&quot;family&quot;:&quot;Chila Avilez&quot;,&quot;given&quot;:&quot;Yessica Elizabeth&quot;,&quot;parse-names&quot;:false,&quot;dropping-particle&quot;:&quot;&quot;,&quot;non-dropping-particle&quot;:&quot;&quot;},{&quot;family&quot;:&quot;Chila Ortiz&quot;,&quot;given&quot;:&quot;Hernán Vinicio&quot;,&quot;parse-names&quot;:false,&quot;dropping-particle&quot;:&quot;&quot;,&quot;non-dropping-particle&quot;:&quot;&quot;}],&quot;container-title&quot;:&quot;LATAM Revista Latinoamericana de Ciencias Sociales y Humanidades&quot;,&quot;accessed&quot;:{&quot;date-parts&quot;:[[2025,9,3]]},&quot;DOI&quot;:&quot;10.56712/latam.v5i4.2303&quot;,&quot;URL&quot;:&quot;https://www.researchgate.net/publication/381910705_Revelaciones_del_analisis_ser_estudiante_2023_y_estrategias_innovadoras_para_potenciar_el_exito_estudiantil_Revelations_from_the_ser_student_2023_analysis_and_innovative_strategies_to_enhance_student_&quot;,&quot;issued&quot;:{&quot;date-parts&quot;:[[2024,7,1]]},&quot;abstract&quot;:&quot;El estudio analizó los resultados del SER Estudiante 2023 para mejorar el rendimiento académico y proponer estrategias innovadoras que potencien el éxito estudiantil. Se empleó una investigación descriptiva para comprender el estado actual del sistema educativo. La población objetivo incluyó instituciones educativas y docentes en Esmeraldas, Ecuador. Los resultados mostraron un aumento general en los puntajes, pero persisten desafíos en Matemáticas, Lengua y Literatura, y Ciencias Naturales. Se identificó una desconexión entre la formación docente y el desempeño, con el 81% de los docentes desconociendo los resultados de las evaluaciones. Los docentes percibieron los resultados como una oportunidad para mejorar, pero reconocieron limitaciones internas como la instrucción y debilidades metodológicas. Entre los estudiantes, hubo desinterés en las pruebas y dificultades para comprender conceptos. Las políticas educativas también se destacaron como un factor crítico, con una falta de participación en el diseño de evaluaciones. Las estrategias propuestas incluyen mejorar la formación docente, aumentar la conciencia de los resultados, colaborar entre los actores educativos y ofrecer programas de intervención temprana. Los resultados del análisis SER Estudiante 2023 ofrecen una visión profunda de los desafíos y oportunidades en el sistema educativo. Al implementar estrategias innovadoras basadas en estos hallazgos, se puede trabajar hacia un futuro donde todos los estudiantes alcancen su máximo potencial académico y personal.&quot;,&quot;publisher&quot;:&quot;Red de Investigadores Latinoamericanos&quot;,&quot;issue&quot;:&quot;4&quot;,&quot;volume&quot;:&quot;5&quot;,&quot;container-title-short&quot;:&quot;&quot;},&quot;isTemporary&quot;:false,&quot;suppress-author&quot;:false,&quot;composite&quot;:false,&quot;author-only&quot;:false}]},{&quot;citationID&quot;:&quot;MENDELEY_CITATION_ef55522b-f1cb-47ea-8394-081eb7579a53&quot;,&quot;properties&quot;:{&quot;noteIndex&quot;:0},&quot;isEdited&quot;:false,&quot;manualOverride&quot;:{&quot;isManuallyOverridden&quot;:false,&quot;citeprocText&quot;:&quot;[15]&quot;,&quot;manualOverrideText&quot;:&quot;&quot;},&quot;citationTag&quot;:&quot;MENDELEY_CITATION_v3_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&quot;,&quot;citationItems&quot;:[{&quot;id&quot;:&quot;6e076e77-8300-3444-ab43-ac15221f394e&quot;,&quot;itemData&quot;:{&quot;type&quot;:&quot;article-journal&quot;,&quot;id&quot;:&quot;6e076e77-8300-3444-ab43-ac15221f394e&quot;,&quot;title&quot;:&quot;Your Brain on ChatGPT: Accumulation of Cognitive Debt when Using an AI Assistant for Essay Writing Task&quot;,&quot;author&quot;:[{&quot;family&quot;:&quot;Kosmyna&quot;,&quot;given&quot;:&quot;Nataliya&quot;,&quot;parse-names&quot;:false,&quot;dropping-particle&quot;:&quot;&quot;,&quot;non-dropping-particle&quot;:&quot;&quot;},{&quot;family&quot;:&quot;Hauptmann&quot;,&quot;given&quot;:&quot;Eugene&quot;,&quot;parse-names&quot;:false,&quot;dropping-particle&quot;:&quot;&quot;,&quot;non-dropping-particle&quot;:&quot;&quot;},{&quot;family&quot;:&quot;Yuan&quot;,&quot;given&quot;:&quot;Ye Tong&quot;,&quot;parse-names&quot;:false,&quot;dropping-particle&quot;:&quot;&quot;,&quot;non-dropping-particle&quot;:&quot;&quot;},{&quot;family&quot;:&quot;Situ&quot;,&quot;given&quot;:&quot;Jessica&quot;,&quot;parse-names&quot;:false,&quot;dropping-particle&quot;:&quot;&quot;,&quot;non-dropping-particle&quot;:&quot;&quot;},{&quot;family&quot;:&quot;Liao&quot;,&quot;given&quot;:&quot;Xian-Hao&quot;,&quot;parse-names&quot;:false,&quot;dropping-particle&quot;:&quot;&quot;,&quot;non-dropping-particle&quot;:&quot;&quot;},{&quot;family&quot;:&quot;Beresnitzky&quot;,&quot;given&quot;:&quot;Ashly Vivian&quot;,&quot;parse-names&quot;:false,&quot;dropping-particle&quot;:&quot;&quot;,&quot;non-dropping-particle&quot;:&quot;&quot;},{&quot;family&quot;:&quot;Braunstein&quot;,&quot;given&quot;:&quot;Iris&quot;,&quot;parse-names&quot;:false,&quot;dropping-particle&quot;:&quot;&quot;,&quot;non-dropping-particle&quot;:&quot;&quot;},{&quot;family&quot;:&quot;Maes&quot;,&quot;given&quot;:&quot;Pattie&quot;,&quot;parse-names&quot;:false,&quot;dropping-particle&quot;:&quot;&quot;,&quot;non-dropping-particle&quot;:&quot;&quot;}],&quot;accessed&quot;:{&quot;date-parts&quot;:[[2025,9,15]]},&quot;URL&quot;:&quot;https://arxiv.org/pdf/2506.08872&quot;,&quot;issued&quot;:{&quot;date-parts&quot;:[[2025,6,10]]},&quot;abstract&quot;:&quot;This study explores the neural and behavioral consequences of LLM-assisted essay writing. Participants were divided into three groups: LLM, Search Engine, and Brain-only (no tools). Each completed three sessions under the same condition. In a fourth session, LLM users were reassigned to Brain-only group (LLM-to-Brain), and Brain-only users were reassigned to LLM condition (Brain-to-LLM). A total of 54 participants took part in Sessions 1-3, with 18 completing session 4. We used electroencephalography (EEG) to assess cognitive load during essay writing, and analyzed essays using NLP, as well as scoring essays with the help from human teachers and an AI judge. Across groups, NERs, n-gram patterns, and topic ontology showed within-group homogeneity. EEG revealed significant differences in brain connectivity: Brain-only participants exhibited the strongest, most distributed networks; Search Engine users showed moderate engagement; and LLM users displayed the weakest connectivity. Cognitive activity scaled down in relation to external tool use. In session 4, LLM-to-Brain participants showed reduced alpha and beta connectivity, indicating under-engagement. Brain-to-LLM users exhibited higher memory recall and activation of occipito-parietal and prefrontal areas, similar to Search Engine users. Self-reported ownership of essays was the lowest in the LLM group and the highest in the Brain-only group. LLM users also struggled to accurately quote their own work. While LLMs offer immediate convenience, our findings highlight potential cognitive costs. Over four months, LLM users consistently underperformed at neural, linguistic, and behavioral levels. These results raise concerns about the long-term educational implications of LLM reliance and underscore the need for deeper inquiry into AI's role in learning.&quot;,&quot;container-title-short&quot;:&quot;&quot;},&quot;isTemporary&quot;:false,&quot;suppress-author&quot;:false,&quot;composite&quot;:false,&quot;author-only&quot;:false}]},{&quot;citationID&quot;:&quot;MENDELEY_CITATION_ff458023-734f-486e-9038-ac3bc0abdd05&quot;,&quot;properties&quot;:{&quot;noteIndex&quot;:0},&quot;isEdited&quot;:false,&quot;manualOverride&quot;:{&quot;isManuallyOverridden&quot;:false,&quot;citeprocText&quot;:&quot;[16]&quot;,&quot;manualOverrideText&quot;:&quot;&quot;},&quot;citationTag&quot;:&quot;MENDELEY_CITATION_v3_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&quot;,&quot;citationItems&quot;:[{&quot;id&quot;:&quot;12296d5e-b4a7-3cd1-88e7-e0d5f4a1a811&quot;,&quot;itemData&quot;:{&quot;type&quot;:&quot;article-journal&quot;,&quot;id&quot;:&quot;12296d5e-b4a7-3cd1-88e7-e0d5f4a1a811&quot;,&quot;title&quot;:&quot;The SAGE Handbook of Qualitative Research&quot;,&quot;accessed&quot;:{&quot;date-parts&quot;:[[2025,7,31]]},&quot;URL&quot;:&quot;https://dl1.cuni.cz/pluginfile.php/1143325/mod_resource/content/1/Norman%20K.%20Denzin%2C%20Yvonna%20S.%20Lincoln%20-%20The%20SAGE%20Handbook%20of%20Qualitative%20Research-SAGE%20Publications%2C%20Inc%20%282017%29.pdf&quot;,&quot;container-title-short&quot;:&quot;&quot;},&quot;isTemporary&quot;:false,&quot;suppress-author&quot;:false,&quot;composite&quot;:false,&quot;author-only&quot;:false}]},{&quot;citationID&quot;:&quot;MENDELEY_CITATION_667abf76-2ba5-4eee-987d-51fa645d8e8c&quot;,&quot;properties&quot;:{&quot;noteIndex&quot;:0},&quot;isEdited&quot;:false,&quot;manualOverride&quot;:{&quot;isManuallyOverridden&quot;:false,&quot;citeprocText&quot;:&quot;[17]&quot;,&quot;manualOverrideText&quot;:&quot;&quot;},&quot;citationTag&quot;:&quot;MENDELEY_CITATION_v3_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&quot;,&quot;citationItems&quot;:[{&quot;id&quot;:&quot;31cef1d1-0961-3c67-9146-6af7b3bdcc9d&quot;,&quot;itemData&quot;:{&quot;type&quot;:&quot;article-journal&quot;,&quot;id&quot;:&quot;31cef1d1-0961-3c67-9146-6af7b3bdcc9d&quot;,&quot;title&quot;:&quot;Introduccion-a-Los-Metodos-Cualitativos-de-Investigacion-Taylor-S-J-Bogdan-R&quot;,&quot;accessed&quot;:{&quot;date-parts&quot;:[[2025,7,31]]},&quot;URL&quot;:&quot;https://pics.unison.mx/maestria/wp-content/uploads/2020/05/Introduccion-a-Los-Metodos-Cualitativos-de-Investigacion-Taylor-S-J-Bogdan-R.pdf&quot;,&quot;container-title-short&quot;:&quot;&quot;},&quot;isTemporary&quot;:false,&quot;suppress-author&quot;:false,&quot;composite&quot;:false,&quot;author-only&quot;:false}]},{&quot;citationID&quot;:&quot;MENDELEY_CITATION_e2bf823c-6f90-4f0e-8e4b-07f1de8753f7&quot;,&quot;properties&quot;:{&quot;noteIndex&quot;:0},&quot;isEdited&quot;:false,&quot;manualOverride&quot;:{&quot;isManuallyOverridden&quot;:false,&quot;citeprocText&quot;:&quot;[18]&quot;,&quot;manualOverrideText&quot;:&quot;&quot;},&quot;citationTag&quot;:&quot;MENDELEY_CITATION_v3_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&quot;,&quot;citationItems&quot;:[{&quot;id&quot;:&quot;c520e764-cfbd-3743-bd8f-3f961907a12c&quot;,&quot;itemData&quot;:{&quot;type&quot;:&quot;article-journal&quot;,&quot;id&quot;:&quot;c520e764-cfbd-3743-bd8f-3f961907a12c&quot;,&quot;title&quot;:&quot;the discovery of gorunded theory&quot;,&quot;container-title-short&quot;:&quot;&quot;},&quot;isTemporary&quot;:false,&quot;suppress-author&quot;:false,&quot;composite&quot;:false,&quot;author-only&quot;:false}]},{&quot;citationID&quot;:&quot;MENDELEY_CITATION_409f9b05-c583-4a8e-b6b2-968fed9d32bd&quot;,&quot;properties&quot;:{&quot;noteIndex&quot;:0},&quot;isEdited&quot;:false,&quot;manualOverride&quot;:{&quot;isManuallyOverridden&quot;:false,&quot;citeprocText&quot;:&quot;[19]&quot;,&quot;manualOverrideText&quot;:&quot;&quot;},&quot;citationTag&quot;:&quot;MENDELEY_CITATION_v3_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&quot;,&quot;citationItems&quot;:[{&quot;id&quot;:&quot;23a4c59b-2580-3d79-aaf9-6703b48fdd48&quot;,&quot;itemData&quot;:{&quot;type&quot;:&quot;article&quot;,&quot;id&quot;:&quot;23a4c59b-2580-3d79-aaf9-6703b48fdd48&quot;,&quot;title&quot;:&quot;Use of Generative Artificial Intelligence, Including Large Language Models Such as ChatGPT, in Scientific Publications: Policies of KJR and Prominent Authorities&quot;,&quot;author&quot;:[{&quot;family&quot;:&quot;Park&quot;,&quot;given&quot;:&quot;Seong Ho&quot;,&quot;parse-names&quot;:false,&quot;dropping-particle&quot;:&quot;&quot;,&quot;non-dropping-particle&quot;:&quot;&quot;}],&quot;container-title&quot;:&quot;Korean Journal of Radiology&quot;,&quot;container-title-short&quot;:&quot;Korean J Radiol&quot;,&quot;accessed&quot;:{&quot;date-parts&quot;:[[2025,8,28]]},&quot;DOI&quot;:&quot;10.3348/kjr.2023.0643&quot;,&quot;ISSN&quot;:&quot;12296929&quot;,&quot;PMID&quot;:&quot;37500572&quot;,&quot;URL&quot;:&quot;https://kjronline.org/Synapse/Data/PDFData/0068KJR/kjr-24-715.pdf&quot;,&quot;issued&quot;:{&quot;date-parts&quot;:[[2023,8,1]]},&quot;page&quot;:&quot;715-718&quot;,&quot;publisher&quot;:&quot;Korean Radiological Society&quot;,&quot;issue&quot;:&quot;8&quot;,&quot;volume&quot;:&quot;24&quot;},&quot;isTemporary&quot;:false,&quot;suppress-author&quot;:false,&quot;composite&quot;:false,&quot;author-only&quot;:false}]},{&quot;citationID&quot;:&quot;MENDELEY_CITATION_58518b0a-68f9-464d-a498-b30f585f718d&quot;,&quot;properties&quot;:{&quot;noteIndex&quot;:0},&quot;isEdited&quot;:false,&quot;manualOverride&quot;:{&quot;isManuallyOverridden&quot;:false,&quot;citeprocText&quot;:&quot;[20]&quot;,&quot;manualOverrideText&quot;:&quot;&quot;},&quot;citationTag&quot;:&quot;MENDELEY_CITATION_v3_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&quot;,&quot;citationItems&quot;:[{&quot;id&quot;:&quot;7c54a495-f93c-36bf-af95-df68fbac9313&quot;,&quot;itemData&quot;:{&quot;type&quot;:&quot;article-journal&quot;,&quot;id&quot;:&quot;7c54a495-f93c-36bf-af95-df68fbac9313&quot;,&quot;title&quot;:&quot;Análisis comparativo de patrones de diseño de interfaz de usuario para el desarrollo de aplicaciones educativas Comparative Analysis of User Interface Design Patterns for Developing Educational Applications&quot;,&quot;author&quot;:[{&quot;family&quot;:&quot;Cortes-Camarillo&quot;,&quot;given&quot;:&quot;Cesar Augusto&quot;,&quot;parse-names&quot;:false,&quot;dropping-particle&quot;:&quot;&quot;,&quot;non-dropping-particle&quot;:&quot;&quot;},{&quot;family&quot;:&quot;Alor-Hernández&quot;,&quot;given&quot;:&quot;Giner&quot;,&quot;parse-names&quot;:false,&quot;dropping-particle&quot;:&quot;&quot;,&quot;non-dropping-particle&quot;:&quot;&quot;},{&quot;family&quot;:&quot;Olivares-Zepahua&quot;,&quot;given&quot;:&quot;Beatriz Alejandra&quot;,&quot;parse-names&quot;:false,&quot;dropping-particle&quot;:&quot;&quot;,&quot;non-dropping-particle&quot;:&quot;&quot;},{&quot;family&quot;:&quot;Rodríguez-Mazahua&quot;,&quot;given&quot;:&quot;Lisbeth&quot;,&quot;parse-names&quot;:false,&quot;dropping-particle&quot;:&quot;&quot;,&quot;non-dropping-particle&quot;:&quot;&quot;},{&quot;family&quot;:&quot;Gustavo Peláez-Camarena&quot;,&quot;given&quot;:&quot;Silvestre&quot;,&quot;parse-names&quot;:false,&quot;dropping-particle&quot;:&quot;&quot;,&quot;non-dropping-particle&quot;:&quot;&quot;}],&quot;container-title&quot;:&quot;Research in Computing Science&quot;,&quot;accessed&quot;:{&quot;date-parts&quot;:[[2025,8,28]]},&quot;URL&quot;:&quot;https://www.rcs.cic.ipn.mx/2016_126/Analisis%20comparativo%20de%20patrones%20de%20diseno%20de%20interfaz%20de%20usuario%20para%20el%20desarrollo.pdf&quot;,&quot;issued&quot;:{&quot;date-parts&quot;:[[2016]]},&quot;page&quot;:&quot;31-41&quot;,&quot;abstract&quot;:&quot;Resumen. En la actualidad las tabletas, teléfonos inteligentes y televisores inteligentes se encuentran al alcance de la mayoría de personas, estos dispositivos tienen diversos usos, por esta razón diseñar aplicaciones se ha vuelto una tarea tediosa y difícil de realizar, debido a los diferentes dispositivos y plataformas existentes en el mercado. Los patrones de diseño de interfaz de usuario permiten facilitar el desarrollo de aplicaciones, debido a que cada plataforma tiene su propia interacción entre el usuario y el dispositivo, porque dependiendo del dispositivo se utiliza un patrón de diseño distinto para su interfaz de usuario. Por esta razón se propone un análisis comparativo de patrones de diseño de interfaz de usuario, para generar contextos de uso orientados al ámbito educativo. Se diseñaron contextos de uso para establecer qué patrones de diseño de interfaz de usuario son recomendables para un dispositivo en específico, facilitando el desarrollo de aplicaciones educativas multi-dispositivos. Palabras clave: Ámbito educativo, contexto de uso, interfaz de usuario, multi-dispositivo, patrones de diseño. Abstract. Actually, most people have at their disposal different devices including tablets, smartphones and smart TVs, for this reason the design of this kind of applications has become a tedious and difficult task to do, by the different devices and platforms that exist in the market. The UIDPs (User Interface Design Patterns) facilitate the development of the kind of applications by, considering that on each platform the user interacts differently with the device because UIDPs 31&quot;,&quot;volume&quot;:&quot;126&quot;,&quot;container-title-short&quot;:&quot;&quot;},&quot;isTemporary&quot;:false,&quot;suppress-author&quot;:false,&quot;composite&quot;:false,&quot;author-only&quot;:false}]},{&quot;citationID&quot;:&quot;MENDELEY_CITATION_ba639e28-cd7d-45a3-9ed6-a0f42c0f6f9a&quot;,&quot;properties&quot;:{&quot;noteIndex&quot;:0},&quot;isEdited&quot;:false,&quot;manualOverride&quot;:{&quot;isManuallyOverridden&quot;:false,&quot;citeprocText&quot;:&quot;[21]&quot;,&quot;manualOverrideText&quot;:&quot;&quot;},&quot;citationTag&quot;:&quot;MENDELEY_CITATION_v3_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&quot;,&quot;citationItems&quot;:[{&quot;id&quot;:&quot;0b3822e3-b914-3e90-860f-5e34fcd0e5a9&quot;,&quot;itemData&quot;:{&quot;type&quot;:&quot;article-journal&quot;,&quot;id&quot;:&quot;0b3822e3-b914-3e90-860f-5e34fcd0e5a9&quot;,&quot;title&quot;:&quot;User Interface Design for E-Learning Software&quot;,&quot;author&quot;:[{&quot;family&quot;:&quot;Faghih&quot;,&quot;given&quot;:&quot;Behnam&quot;,&quot;parse-names&quot;:false,&quot;dropping-particle&quot;:&quot;&quot;,&quot;non-dropping-particle&quot;:&quot;&quot;},{&quot;family&quot;:&quot;Reza Azadehfar&quot;,&quot;given&quot;:&quot;Mohammad&quot;,&quot;parse-names&quot;:false,&quot;dropping-particle&quot;:&quot;&quot;,&quot;non-dropping-particle&quot;:&quot;&quot;},{&quot;family&quot;:&quot;Katebi&quot;,&quot;given&quot;:&quot;S D&quot;,&quot;parse-names&quot;:false,&quot;dropping-particle&quot;:&quot;&quot;,&quot;non-dropping-particle&quot;:&quot;&quot;}],&quot;container-title&quot;:&quot;JSCSE]&quot;,&quot;accessed&quot;:{&quot;date-parts&quot;:[[2025,8,28]]},&quot;DOI&quot;:&quot;10.7321/jscse.v3.n3.119&quot;,&quot;URL&quot;:&quot;https://arxiv.org/pdf/1401.6365&quot;,&quot;issued&quot;:{&quot;date-parts&quot;:[[2013]]},&quot;abstract&quot;:&quot;User interface (UI) is point of interaction between user and computer software. The success and failure of a software application depends on User Interface Design (UID). Possibility of using a software, easily using and learning are issues influenced by UID. The UI is significant in designing of educational software (e-Learning). Principles and concepts of learning should be considered in addition to UID principles in UID for e-learning. In this regard, to specify the logical relationship between education, learning, UID and multimedia at first we readdress the issues raised in previous studies. It is followed by examining the principle concepts of e-learning and UID. Then, we will see how UID contributes to e-learning through the educational software built by authors. Also we show the way of using UI to improve learning and motivating the learners and to improve the time efficiency of using e-learning software.&quot;,&quot;issue&quot;:&quot;3&quot;,&quot;volume&quot;:&quot;3&quot;,&quot;container-title-short&quot;:&quot;&quot;},&quot;isTemporary&quot;:false,&quot;suppress-author&quot;:false,&quot;composite&quot;:false,&quot;author-only&quot;:false}]},{&quot;citationID&quot;:&quot;MENDELEY_CITATION_d9a82660-5da7-4d10-a1dc-57b40bbb39a8&quot;,&quot;properties&quot;:{&quot;noteIndex&quot;:0},&quot;isEdited&quot;:false,&quot;manualOverride&quot;:{&quot;isManuallyOverridden&quot;:false,&quot;citeprocText&quot;:&quot;[22]&quot;,&quot;manualOverrideText&quot;:&quot;&quot;},&quot;citationTag&quot;:&quot;MENDELEY_CITATION_v3_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&quot;,&quot;citationItems&quot;:[{&quot;id&quot;:&quot;c9ca61b3-497f-3e0a-b574-433534e3dc13&quot;,&quot;itemData&quot;:{&quot;type&quot;:&quot;article-journal&quot;,&quot;id&quot;:&quot;c9ca61b3-497f-3e0a-b574-433534e3dc13&quot;,&quot;title&quot;:&quot;Álgebra y Trigonometría con Geometría Analítica&quot;,&quot;author&quot;:[{&quot;family&quot;:&quot;EARL W. SWOKOWSKI&quot;,&quot;given&quot;:&quot;&quot;,&quot;parse-names&quot;:false,&quot;dropping-particle&quot;:&quot;&quot;,&quot;non-dropping-particle&quot;:&quot;&quot;},{&quot;family&quot;:&quot;JEFFERY A. COLE&quot;,&quot;given&quot;:&quot;&quot;,&quot;parse-names&quot;:false,&quot;dropping-particle&quot;:&quot;&quot;,&quot;non-dropping-particle&quot;:&quot;&quot;}],&quot;accessed&quot;:{&quot;date-parts&quot;:[[2025,8,28]]},&quot;translator&quot;:[{&quot;family&quot;:&quot;Jorge Humberto Romo Muñoz&quot;,&quot;given&quot;:&quot;&quot;,&quot;parse-names&quot;:false,&quot;dropping-particle&quot;:&quot;&quot;,&quot;non-dropping-particle&quot;:&quot;&quot;}],&quot;ISBN&quot;:&quot;978-607-481-186-5&quot;,&quot;ISSN&quot;:&quot;607-481-186-5&quot;,&quot;URL&quot;:&quot;https://tuaulavirtual.educatic.unam.mx/pluginfile.php/977649/mod_resource/content/0/Swokowski.pdf&quot;,&quot;issued&quot;:{&quot;date-parts&quot;:[[2009]]},&quot;volume&quot;:&quot;12a. edición&quot;,&quot;container-title-short&quot;:&quot;&quot;},&quot;isTemporary&quot;:false,&quot;suppress-author&quot;:false,&quot;composite&quot;:false,&quot;author-only&quot;:false}]},{&quot;citationID&quot;:&quot;MENDELEY_CITATION_32f973b1-eabc-4afe-8fa5-453215a8c6dc&quot;,&quot;properties&quot;:{&quot;noteIndex&quot;:0},&quot;isEdited&quot;:false,&quot;manualOverride&quot;:{&quot;isManuallyOverridden&quot;:false,&quot;citeprocText&quot;:&quot;[23]&quot;,&quot;manualOverrideText&quot;:&quot;&quot;},&quot;citationTag&quot;:&quot;MENDELEY_CITATION_v3_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&quot;,&quot;citationItems&quot;:[{&quot;id&quot;:&quot;732c933d-ec2e-39a1-863e-a0f42fc93486&quot;,&quot;itemData&quot;:{&quot;type&quot;:&quot;article-journal&quot;,&quot;id&quot;:&quot;732c933d-ec2e-39a1-863e-a0f42fc93486&quot;,&quot;title&quot;:&quot;Programación de aplicaciones web: historia, principios básicos y clientes web&quot;,&quot;author&quot;:[{&quot;family&quot;:&quot;Luján Mora&quot;,&quot;given&quot;:&quot;Sergio&quot;,&quot;parse-names&quot;:false,&quot;dropping-particle&quot;:&quot;&quot;,&quot;non-dropping-particle&quot;:&quot;&quot;}],&quot;accessed&quot;:{&quot;date-parts&quot;:[[2025,8,28]]},&quot;ISBN&quot;:&quot;84-8454-206-8&quot;,&quot;URL&quot;:&quot;https://dialnet.unirioja.es/servlet/libro?codigo=204176&amp;info=resumen&amp;idioma=SPA&quot;,&quot;issued&quot;:{&quot;date-parts&quot;:[[2002,10,31]]},&quot;abstract&quot;:&quot;Aunque los inicios de Internet se remontan a los años sesenta, no ha sido hasta los años noventa cuando, gracias a la Web, se ha extendido su uso por todo el mundo. En pocos años la Web ha evolucionado enormemente: se ha pasado de páginas sencillas, con pocas imágenes y contenidos estáticos a páginas complejas con contenidos dinámicos que provienen de bases de datos, lo que permite la creación de \&quot;aplicaciones web\&quot;.De forma breve, una aplicación Web se puede definir como una aplicación en la cual el usuario por medio de un navegador realiza peticiones a una aplicación remota accesible a través de Internet (o a través de una Intranet) y que recibe una respuesta que se muestra en el propio navegador. El contenido de este libro se estructura en dos partes. En la primera parte del libro se tratan temas introductorios a la programación de aplicaciones Web: un breve repaso de la historia de Internet y de la web, características de las arquitecturas cliente/servidor, el concepto de aplicación Web y la estructura de un sitio web tanto a nivel físico como lógico. La segunda parte del libro se centra en la programación de la parte cliente de las aplicaciones web. En el \&quot;mundo Internet\&quot; existen muchas tecnologías que se pueden emplear para programar los clientes web, como ActiveX, applet, Flash, VRML, etc., pero sólo dos son las tecnología más extendidas y se pueden considerar \&quot;el estándar\&quot;: HTML y JavaScript. Este libro se centra en estas dos tecnologías y presta una especial atención a la creación de formularios, la base para cualquier aplicación web. Sergio Luján Mora es Ingeniero en Informática por la Universidad de Alicante. Ha impartido diversos cursos sobre Internet y las diversas tecnologías que se emplean en la programación de aplicaciones web (HTML, JavaScript, ASP y Java). Durante un año ha trabajado en el Laboratorio Multimedia (mmlab) de la Universidad de Alicante, desarrollando aplicaciones para Internet e Intranets. Ha escrito los libros \&quot;Programación en Internet: Clientes Web\&quot; y \&quot;Programación de servidores web con CGI, SSI e IDC\&quot; publicados por la Editorial Club Universitario. Desde 1999 forma parte del Departamento de Lenguajes y Sistemas Informáticos de la Universidad de Alicante. Las asignaturas que imparte en la actualidad son \&quot;Programación en Internet\&quot; y \&quot;Programación y Estructuras de Datos\&quot;.&quot;,&quot;publisher&quot;:&quot;Editorial Club Universitario (ECU)&quot;,&quot;container-title-short&quot;:&quot;&quot;},&quot;isTemporary&quot;:false,&quot;suppress-author&quot;:false,&quot;composite&quot;:false,&quot;author-only&quot;:false}]},{&quot;citationID&quot;:&quot;MENDELEY_CITATION_33bf8c3c-817d-402f-96ae-68947dfa23c7&quot;,&quot;properties&quot;:{&quot;noteIndex&quot;:0},&quot;isEdited&quot;:false,&quot;manualOverride&quot;:{&quot;isManuallyOverridden&quot;:false,&quot;citeprocText&quot;:&quot;[24]&quot;,&quot;manualOverrideText&quot;:&quot;&quot;},&quot;citationTag&quot;:&quot;MENDELEY_CITATION_v3_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&quot;,&quot;citationItems&quot;:[{&quot;id&quot;:&quot;ea6812f3-e3b2-3e87-8109-036dbffad5af&quot;,&quot;itemData&quot;:{&quot;type&quot;:&quot;article-journal&quot;,&quot;id&quot;:&quot;ea6812f3-e3b2-3e87-8109-036dbffad5af&quot;,&quot;title&quot;:&quot;Comparación de tendencias tecnológicas en aplicaciones web&quot;,&quot;author&quot;:[{&quot;family&quot;:&quot;Valarezo Pardo&quot;,&quot;given&quot;:&quot;Milton Rafael&quot;,&quot;parse-names&quot;:false,&quot;dropping-particle&quot;:&quot;&quot;,&quot;non-dropping-particle&quot;:&quot;&quot;},{&quot;family&quot;:&quot;Honores Tapia&quot;,&quot;given&quot;:&quot;Joofre Antonio&quot;,&quot;parse-names&quot;:false,&quot;dropping-particle&quot;:&quot;&quot;,&quot;non-dropping-particle&quot;:&quot;&quot;},{&quot;family&quot;:&quot;Gómez Moreno&quot;,&quot;given&quot;:&quot;Antonio Steeven&quot;,&quot;parse-names&quot;:false,&quot;dropping-particle&quot;:&quot;&quot;,&quot;non-dropping-particle&quot;:&quot;&quot;},{&quot;family&quot;:&quot;Vinces Sánchez&quot;,&quot;given&quot;:&quot;Luis Fernando&quot;,&quot;parse-names&quot;:false,&quot;dropping-particle&quot;:&quot;&quot;,&quot;non-dropping-particle&quot;:&quot;&quot;}],&quot;container-title&quot;:&quot;3c Tecnología: glosas de innovación aplicadas a la pyme, ISSN-e 2254-4143, Vol. 7, Nº. 3, 2018, págs. 28-49&quot;,&quot;accessed&quot;:{&quot;date-parts&quot;:[[2025,8,28]]},&quot;DOI&quot;:&quot;10.17993/3ctecno.2018.v7n3e27.28-49/30&quot;,&quot;ISSN&quot;:&quot;2254-4143&quot;,&quot;URL&quot;:&quot;https://dialnet.unirioja.es/servlet/articulo?codigo=6551743&amp;info=resumen&amp;idioma=SPA&quot;,&quot;issued&quot;:{&quot;date-parts&quot;:[[2018]]},&quot;page&quot;:&quot;28-49&quot;,&quot;abstract&quot;:&quot;Hoy en día el Internet es un gran medio de comunicación, en mayor medida, un medio de influencias que se ve reflejado en los avances y la continua adaptación tanto de los usuarios, como de los desarrolladores hacia él, por ello han surgido tendencias para el desarrollo Web como medio para establecer un modelo a seguir, así como para ofrecer unos mejores servicios a los usuarios. En las tendencias tecnológicas mencionadas existen diversos lenguajes de programación, herramientas y plataformas que sirve para darnos un claro entendimiento del cómo nos brindan una velocidad eficaz al momento de desarrollar una aplicación Web las cuales ofrecen una gran ventaja al grupo de trabajo en reducción de tiempo que se basan en requerimientos pre-establecidos usados en la creación de sistemas Web. Tomando en cuenta la información investigada se obtiene información acerca de los lenguajes de programación además plataformas, herramientas entre otras tecnologías que han mejorado de manera general; los mismos que permiten a los desarrolladores crear un sistema con un margen de error muy reducido en comparación con sus procesos. Para el desarrollo se orienta en los nuevos ambientes de trabajo que han agilizado el progreso software. En el presente documento se muestra algunas de las tecnologías que se han establecido para el óptimo desarrollo de aplicaciones Web, en la cual se empleó una investigación de tipo analítica, bibliográfica y documental, la cual brinda información confiable, verídica y proporciona criterios que ayudarán al desarrollo del documento.&quot;,&quot;publisher&quot;:&quot;3ciencias&quot;,&quot;issue&quot;:&quot;3&quot;,&quot;volume&quot;:&quot;7&quot;,&quot;container-title-short&quot;:&quot;&quot;},&quot;isTemporary&quot;:false,&quot;suppress-author&quot;:false,&quot;composite&quot;:false,&quot;author-only&quot;:false}]},{&quot;citationID&quot;:&quot;MENDELEY_CITATION_b63ece5d-61e3-428b-9e4f-e80e66b2e965&quot;,&quot;properties&quot;:{&quot;noteIndex&quot;:0},&quot;isEdited&quot;:false,&quot;manualOverride&quot;:{&quot;isManuallyOverridden&quot;:false,&quot;citeprocText&quot;:&quot;[25]&quot;,&quot;manualOverrideText&quot;:&quot;&quot;},&quot;citationTag&quot;:&quot;MENDELEY_CITATION_v3_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&quot;,&quot;citationItems&quot;:[{&quot;id&quot;:&quot;350b747e-8dad-3e1f-a4b1-d6435d9e6b57&quot;,&quot;itemData&quot;:{&quot;type&quot;:&quot;article-journal&quot;,&quot;id&quot;:&quot;350b747e-8dad-3e1f-a4b1-d6435d9e6b57&quot;,&quot;title&quot;:&quot;Aplicaciones web Aplicaciones Web Aplicaciones web Materiales del proyecto&quot;,&quot;author&quot;:[{&quot;family&quot;:&quot;Lerma-Blasco&quot;,&quot;given&quot;:&quot;Raül&quot;,&quot;parse-names&quot;:false,&quot;dropping-particle&quot;:&quot;V&quot;,&quot;non-dropping-particle&quot;:&quot;&quot;},{&quot;family&quot;:&quot;Alfredo&quot;,&quot;given&quot;:&quot;José&quot;,&quot;parse-names&quot;:false,&quot;dropping-particle&quot;:&quot;&quot;,&quot;non-dropping-particle&quot;:&quot;&quot;},{&quot;family&quot;:&quot;Andrés&quot;,&quot;given&quot;:&quot;Murcia&quot;,&quot;parse-names&quot;:false,&quot;dropping-particle&quot;:&quot;&quot;,&quot;non-dropping-particle&quot;:&quot;&quot;},{&quot;family&quot;:&quot;Mifsud&quot;,&quot;given&quot;:&quot;Elvira&quot;,&quot;parse-names&quot;:false,&quot;dropping-particle&quot;:&quot;&quot;,&quot;non-dropping-particle&quot;:&quot;&quot;},{&quot;family&quot;:&quot;Lerma-Blasco&quot;,&quot;given&quot;:&quot;Talón R&quot;,&quot;parse-names&quot;:false,&quot;dropping-particle&quot;:&quot;V&quot;,&quot;non-dropping-particle&quot;:&quot;&quot;},{&quot;family&quot;:&quot;Murcia&quot;,&quot;given&quot;:&quot;J A&quot;,&quot;parse-names&quot;:false,&quot;dropping-particle&quot;:&quot;&quot;,&quot;non-dropping-particle&quot;:&quot;&quot;},{&quot;family&quot;:&quot;Mifsud&quot;,&quot;given&quot;:&quot;E&quot;,&quot;parse-names&quot;:false,&quot;dropping-particle&quot;:&quot;&quot;,&quot;non-dropping-particle&quot;:&quot;&quot;}],&quot;accessed&quot;:{&quot;date-parts&quot;:[[2025,8,28]]},&quot;ISBN&quot;:&quot;978-84-481-8392-9&quot;,&quot;URL&quot;:&quot;www.mhe.es/cf/informatica&quot;,&quot;issued&quot;:{&quot;date-parts&quot;:[[2013]]},&quot;abstract&quot;:&quot;«La base de tu futuro» Ésta es la filosofía del proyecto editorial de McGraw-Hill para Ciclos Formativos, una etapa decisiva en la formación de profesionales. El proyecto para el módulo Aplicaciones web, incluido en el nuevo ciclo formativo Técnico en Sistemas Microinformáticos y Redes, y que está estructu-rado en dos niveles de uso, para el alumno y para el profesor, ha sido desarrollado según tres principios básicos: • Una metodología basada en la práctica y en la adecuación de contenidos y procedimientos a la realidad profesional. • Unos materiales desarrollados para conseguir las destrezas, habilidades y resultados de aprendizaje que necesitarás para conseguir tu título y desenvolverte en el mercado laboral. • Una presentación de los contenidos clara y atractiva, con variedad de recursos gráficos y multimedia que facilitarán tu aprendizaje. Para el alumno Para el profesor CEO del alumno Guía didáctica en CEO del profesor Confiamos en que esta obra sea una herramienta útil y eficaz, y que contribuya a tu formación como profesional.&quot;,&quot;container-title-short&quot;:&quot;&quot;},&quot;isTemporary&quot;:false,&quot;suppress-author&quot;:false,&quot;composite&quot;:false,&quot;author-only&quot;:false}]},{&quot;citationID&quot;:&quot;MENDELEY_CITATION_55bc22b0-f33c-4e4b-96d4-b5142fd6b3fa&quot;,&quot;properties&quot;:{&quot;noteIndex&quot;:0},&quot;isEdited&quot;:false,&quot;manualOverride&quot;:{&quot;isManuallyOverridden&quot;:false,&quot;citeprocText&quot;:&quot;[26]&quot;,&quot;manualOverrideText&quot;:&quot;&quot;},&quot;citationTag&quot;:&quot;MENDELEY_CITATION_v3_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&quot;,&quot;citationItems&quot;:[{&quot;id&quot;:&quot;29905e68-0b58-3a55-83fd-b47c93cd49cf&quot;,&quot;itemData&quot;:{&quot;type&quot;:&quot;article-journal&quot;,&quot;id&quot;:&quot;29905e68-0b58-3a55-83fd-b47c93cd49cf&quot;,&quot;title&quot;:&quot;Software educativos&quot;,&quot;author&quot;:[{&quot;family&quot;:&quot;Vidal&quot;,&quot;given&quot;:&quot;María&quot;,&quot;parse-names&quot;:false,&quot;dropping-particle&quot;:&quot;&quot;,&quot;non-dropping-particle&quot;:&quot;&quot;},{&quot;family&quot;:&quot;Gómez&quot;,&quot;given&quot;:&quot;Freddy&quot;,&quot;parse-names&quot;:false,&quot;dropping-particle&quot;:&quot;&quot;,&quot;non-dropping-particle&quot;:&quot;&quot;},{&quot;family&quot;:&quot;Ii&quot;,&quot;given&quot;:&quot;Martínez&quot;,&quot;parse-names&quot;:false,&quot;dropping-particle&quot;:&quot;&quot;,&quot;non-dropping-particle&quot;:&quot;&quot;},{&quot;family&quot;:&quot;Ruiz&quot;,&quot;given&quot;:&quot;Alina M&quot;,&quot;parse-names&quot;:false,&quot;dropping-particle&quot;:&quot;&quot;,&quot;non-dropping-particle&quot;:&quot;&quot;},{&quot;family&quot;:&quot;Iii&quot;,&quot;given&quot;:&quot;Piedra&quot;,&quot;parse-names&quot;:false,&quot;dropping-particle&quot;:&quot;&quot;,&quot;non-dropping-particle&quot;:&quot;&quot;}],&quot;container-title&quot;:&quot;Educación Médica Superior&quot;,&quot;accessed&quot;:{&quot;date-parts&quot;:[[2025,8,28]]},&quot;ISSN&quot;:&quot;0864-2141&quot;,&quot;URL&quot;:&quot;http://scielo.sld.cu/scielo.php?script=sci_arttext&amp;pid=S0864-21412010000100012&amp;lng=es&amp;nrm=iso&amp;tlng=en&quot;,&quot;issued&quot;:{&quot;date-parts&quot;:[[2010]]},&quot;page&quot;:&quot;97-110&quot;,&quot;abstract&quot;:&quot;El tema que les ofrecemos en este número, da continuidad al que revisamos sobre Plataformas Didácticas como Tecnología Educativa, 1 ya que forman parte de estas como recursos de la enseñanza y el aprendizaje. Los software educativos (SE), se definen de forma genérica como aplicaciones o programas computacionales que faciliten el proceso de enseñanza aprendizaje. Algunos autores lo conceptualizan como cualquier programa computacional cuyas características estructurales y funcionales sirvan de apoyo al proceso de enseñar, aprender y administrar, o el que está destinado a la enseñanza y el autoaprendizaje y además permite el desarrollo de ciertas habilidades cognitivas; 2-5 términos que seguramente se replantearán en la medida que se introduzcan nuevos desarrollos tecnológicos para el trabajo en red en Internet. Las características más generalizadas en los SE son: 5-7-Finalidad: orientados a la enseñanza-aprendizaje en todas sus formas.-Utilización del computador: el medio utilizado como soporte es el computador.-Facilidad de uso: son intuitivos y aplica reglas generales de uso y de fácil comprensión para su navegabilidad o desplazamiento y recursividad o posibilidad de regreso a temáticas de interés desde cualquier punto en el ambiente virtual.-Interactividad: permite un intercambio efectivo de información con el estudiante.&quot;,&quot;publisher&quot;:&quot;Los autores conservan todos los derechos sobre sus obras, las cuales pueden reproducir y distribuir siempre y cuando citen la fuente primaria de publicación y lo hagan con fines no comerciales.&quot;,&quot;issue&quot;:&quot;1&quot;,&quot;volume&quot;:&quot;24&quot;,&quot;container-title-short&quot;:&quot;&quot;},&quot;isTemporary&quot;:false,&quot;suppress-author&quot;:false,&quot;composite&quot;:false,&quot;author-only&quot;:false}]},{&quot;citationID&quot;:&quot;MENDELEY_CITATION_c6e5b687-8285-45cf-a355-5eca4de1a487&quot;,&quot;properties&quot;:{&quot;noteIndex&quot;:0},&quot;isEdited&quot;:false,&quot;manualOverride&quot;:{&quot;isManuallyOverridden&quot;:false,&quot;citeprocText&quot;:&quot;[27]&quot;,&quot;manualOverrideText&quot;:&quot;&quot;},&quot;citationTag&quot;:&quot;MENDELEY_CITATION_v3_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&quot;,&quot;citationItems&quot;:[{&quot;id&quot;:&quot;cca4c128-5866-3c4d-a9e5-827e680f436c&quot;,&quot;itemData&quot;:{&quot;type&quot;:&quot;report&quot;,&quot;id&quot;:&quot;cca4c128-5866-3c4d-a9e5-827e680f436c&quot;,&quot;title&quot;:&quot;Software educativo o recurso educativo Educational software oreducationalresource&quot;,&quot;author&quot;:[{&quot;family&quot;:&quot;Sc José Salvador Márquez Cundú ProfesorAuxiliar&quot;,&quot;given&quot;:&quot;M&quot;,&quot;parse-names&quot;:false,&quot;dropping-particle&quot;:&quot;&quot;,&quot;non-dropping-particle&quot;:&quot;&quot;}],&quot;issued&quot;:{&quot;date-parts&quot;:[[2018]]},&quot;abstract&quot;:&quot;E l impacto que están causando los avances in-formáticos sobre el mundo educativo se ve en incremento por la presión ejercida por el mundo del trabajo, que cada vez necesita y demanda una mayor formación en muchos campos, pero con más énfasis en el de la informática. Ante esta situación es inminente la necesidad de que los programas docentes de formación y superación, a cualquier nivel, tengan que incorporar los software educativos dentro de su contenido. Por tal motivo se hace imprescindible hacer comprender a nuestros educadores la importancia de su apli-cación, lo cual no debe ser visto como un medio de enseñanza o una herramienta de trabajo utili-zada en la enseñanza, sino como un eslabón fundamental para incrementar la calidad del proceso educativo. A partir del cambio de tecnologías y la intro-ducción de la computación en los diferentes niveles de educación se implementan acciones concretas RESUMEN. El software educativo es una categoría muy empleada en los espacios de formación pues claramente se pueden observar las potencialidades que para la mediación de los procesos comunicativos propiciadores del aprendizaje ofrece. Hoy surgen múltiples categorías y deno-minaciones para tan importante herramienta, sin embargo, cada una de esas denominaciones tienen elementos idiográficos que los diferencian. El presente trabajo va dirigido a aportar detalles importantes del software educativo que lo identifican y diferencian de los recursos educativos, aunque esté contenido en este grupo de clasificación. Para esto se realiza una sistematización de estos conceptos aplicando métodos deductivos e inductivos, el análisis y la síntesis entre otros. Cómo resultado se obtiene una definición de software educativo que deja claramente ex-puesta cada una de las características por la cual se define de esta manera. Palabras clave: software, software educativo, recurso educativo, recurso educativo digital. ABSTRACT. Educational software is a category widely used in training spaces because clearly you can see the potential for mediation of communicative processes conducive to learning offers. Today there are multiple categories and denominations for such an important tool, however each of these denominations have idiographic elements that differentiate them. This work is aimed at providing important details of educational software that identify it and differentiate it from educational resources, even if it is contained in this classification group. For this, a systematization of these concepts is carried out applying deductive and inductive methods, analysis and synthesis among others. As a result, a definition of educational software is obtained that clearly exposes each one of the characteristics by which it is defined in this way.&quot;,&quot;issue&quot;:&quot;67&quot;,&quot;container-title-short&quot;:&quot;&quot;},&quot;isTemporary&quot;:false,&quot;suppress-author&quot;:false,&quot;composite&quot;:false,&quot;author-only&quot;:false}]},{&quot;citationID&quot;:&quot;MENDELEY_CITATION_8f3f3c15-8b60-426e-a0da-9c788e587971&quot;,&quot;properties&quot;:{&quot;noteIndex&quot;:0},&quot;isEdited&quot;:false,&quot;manualOverride&quot;:{&quot;isManuallyOverridden&quot;:false,&quot;citeprocText&quot;:&quot;[28]&quot;,&quot;manualOverrideText&quot;:&quot;&quot;},&quot;citationTag&quot;:&quot;MENDELEY_CITATION_v3_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&quot;,&quot;citationItems&quot;:[{&quot;id&quot;:&quot;9dab0b7d-9d5c-391b-91b5-9ccbe19d7a26&quot;,&quot;itemData&quot;:{&quot;type&quot;:&quot;article-journal&quot;,&quot;id&quot;:&quot;9dab0b7d-9d5c-391b-91b5-9ccbe19d7a26&quot;,&quot;title&quot;:&quot;An overview of the CellML API and its implementation&quot;,&quot;author&quot;:[{&quot;family&quot;:&quot;Miller&quot;,&quot;given&quot;:&quot;Andrew K.&quot;,&quot;parse-names&quot;:false,&quot;dropping-particle&quot;:&quot;&quot;,&quot;non-dropping-particle&quot;:&quot;&quot;},{&quot;family&quot;:&quot;Marsh&quot;,&quot;given&quot;:&quot;Justin&quot;,&quot;parse-names&quot;:false,&quot;dropping-particle&quot;:&quot;&quot;,&quot;non-dropping-particle&quot;:&quot;&quot;},{&quot;family&quot;:&quot;Reeve&quot;,&quot;given&quot;:&quot;Adam&quot;,&quot;parse-names&quot;:false,&quot;dropping-particle&quot;:&quot;&quot;,&quot;non-dropping-particle&quot;:&quot;&quot;},{&quot;family&quot;:&quot;Garny&quot;,&quot;given&quot;:&quot;Alan&quot;,&quot;parse-names&quot;:false,&quot;dropping-particle&quot;:&quot;&quot;,&quot;non-dropping-particle&quot;:&quot;&quot;},{&quot;family&quot;:&quot;Britten&quot;,&quot;given&quot;:&quot;Randall&quot;,&quot;parse-names&quot;:false,&quot;dropping-particle&quot;:&quot;&quot;,&quot;non-dropping-particle&quot;:&quot;&quot;},{&quot;family&quot;:&quot;Halstead&quot;,&quot;given&quot;:&quot;Matt&quot;,&quot;parse-names&quot;:false,&quot;dropping-particle&quot;:&quot;&quot;,&quot;non-dropping-particle&quot;:&quot;&quot;},{&quot;family&quot;:&quot;Cooper&quot;,&quot;given&quot;:&quot;Jonathan&quot;,&quot;parse-names&quot;:false,&quot;dropping-particle&quot;:&quot;&quot;,&quot;non-dropping-particle&quot;:&quot;&quot;},{&quot;family&quot;:&quot;Nickerson&quot;,&quot;given&quot;:&quot;David P.&quot;,&quot;parse-names&quot;:false,&quot;dropping-particle&quot;:&quot;&quot;,&quot;non-dropping-particle&quot;:&quot;&quot;},{&quot;family&quot;:&quot;Nielsen&quot;,&quot;given&quot;:&quot;Poul F.&quot;,&quot;parse-names&quot;:false,&quot;dropping-particle&quot;:&quot;&quot;,&quot;non-dropping-particle&quot;:&quot;&quot;}],&quot;container-title&quot;:&quot;BMC Bioinformatics&quot;,&quot;container-title-short&quot;:&quot;BMC Bioinformatics&quot;,&quot;accessed&quot;:{&quot;date-parts&quot;:[[2025,8,28]]},&quot;DOI&quot;:&quot;10.1186/1471-2105-11-178/FIGURES/1&quot;,&quot;ISSN&quot;:&quot;14712105&quot;,&quot;PMID&quot;:&quot;20377909&quot;,&quot;URL&quot;:&quot;https://link.springer.com/articles/10.1186/1471-2105-11-178&quot;,&quot;issued&quot;:{&quot;date-parts&quot;:[[2010,4,8]]},&quot;page&quot;:&quot;1-12&quot;,&quot;abstract&quot;:&quot;Background: CellML is an XML based language for representing mathematical models, in a machine-independent form which is suitable for their exchange between different authors, and for archival in a model repository. Allowing for the exchange and archival of models in a computer readable form is a key strategic goal in bioinformatics, because of the associated improvements in scientific record accuracy, the faster iterative process of scientific development, and the ability to combine models into large integrative models.However, for CellML models to be useful, tools which can process them correctly are needed. Due to some of the more complex features present in CellML models, such as imports, developing code ab initio to correctly process models can be an onerous task. For this reason, there is a clear and pressing need for an application programming interface (API), and a good implementation of that API, upon which tools can base their support for CellML.Results: We developed an API which allows the information in CellML models to be retrieved and/or modified. We also developed a series of optional extension APIs, for tasks such as simplifying the handling of connections between variables, dealing with physical units, validating models, and translating models into different procedural languages.We have also provided a Free/Open Source implementation of this application programming interface, optimised to achieve good performance.Conclusions: Tools have been developed using the API which are mature enough for widespread use. The API has the potential to accelerate the development of additional tools capable of processing CellML, and ultimately lead to an increased level of sharing of mathematical model descriptions. © 2010 Miller et al; licensee BioMed Central Ltd.&quot;,&quot;publisher&quot;:&quot;BioMed Central&quot;,&quot;issue&quot;:&quot;1&quot;,&quot;volume&quot;:&quot;11&quot;},&quot;isTemporary&quot;:false,&quot;suppress-author&quot;:false,&quot;composite&quot;:false,&quot;author-only&quot;:false}]},{&quot;citationID&quot;:&quot;MENDELEY_CITATION_6eeef895-1c60-48f2-bda7-7f94c704174b&quot;,&quot;properties&quot;:{&quot;noteIndex&quot;:0},&quot;isEdited&quot;:false,&quot;manualOverride&quot;:{&quot;isManuallyOverridden&quot;:false,&quot;citeprocText&quot;:&quot;[29]&quot;,&quot;manualOverrideText&quot;:&quot;&quot;},&quot;citationTag&quot;:&quot;MENDELEY_CITATION_v3_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&quot;,&quot;citationItems&quot;:[{&quot;id&quot;:&quot;9b1d2aa2-510e-3889-8acc-50bc11b16caa&quot;,&quot;itemData&quot;:{&quot;type&quot;:&quot;article-journal&quot;,&quot;id&quot;:&quot;9b1d2aa2-510e-3889-8acc-50bc11b16caa&quot;,&quot;title&quot;:&quot;A Systematic Review of API Evolution Literature&quot;,&quot;author&quot;:[{&quot;family&quot;:&quot;Lamothe&quot;,&quot;given&quot;:&quot;Maxime&quot;,&quot;parse-names&quot;:false,&quot;dropping-particle&quot;:&quot;&quot;,&quot;non-dropping-particle&quot;:&quot;&quot;},{&quot;family&quot;:&quot;Guéhéneuc&quot;,&quot;given&quot;:&quot;Yann Gaël&quot;,&quot;parse-names&quot;:false,&quot;dropping-particle&quot;:&quot;&quot;,&quot;non-dropping-particle&quot;:&quot;&quot;},{&quot;family&quot;:&quot;Shang&quot;,&quot;given&quot;:&quot;Weiyi&quot;,&quot;parse-names&quot;:false,&quot;dropping-particle&quot;:&quot;&quot;,&quot;non-dropping-particle&quot;:&quot;&quot;}],&quot;container-title&quot;:&quot;ACM Computing Surveys&quot;,&quot;container-title-short&quot;:&quot;ACM Comput Surv&quot;,&quot;accessed&quot;:{&quot;date-parts&quot;:[[2025,8,28]]},&quot;DOI&quot;:&quot;10.1145/3470133;SERIALTOPIC:TOPIC:ACM-PUBTYPE&gt;JOURNAL;PAGE:STRING:ARTICLE/CHAPTER&quot;,&quot;ISSN&quot;:&quot;15577341&quot;,&quot;URL&quot;:&quot;/doi/pdf/10.1145/3470133?download=true&quot;,&quot;issued&quot;:{&quot;date-parts&quot;:[[2022,11,30]]},&quot;abstract&quot;:&quot;Recent software advances have led to an expansion of the development and usage of application programming interfaces (APIs). From millions of Android packages (APKs) available on Google Store to millions of open-source packages available in Maven, PyPI, and npm, APIs have become an integral part of software development.Like any software artifact, software APIs evolve and suffer from this evolution. Prior research has uncovered many challenges to the development, usage, and evolution of APIs. While some challenges have been studied and solved, many remain. These challenges are scattered in the literature, which hides advances and cloaks the remaining challenges.In this systematic literature review on APIs and API evolution, we uncover and describe publication trends and trending topics. We compile common research goals, evaluation methods, metrics, and subjects. We summarize the current state-of-the-art and outline known existing challenges as well as new challenges uncovered during this review.We conclude that the main remaining challenges related to APIs and API evolution are (1) automatically identifying and leveraging factors that drive API changes, (2) creating and using uniform benchmarks for research evaluation, and (3) understanding the impact of API evolution on API developers and users with respect to various programming languages.&quot;,&quot;publisher&quot;:&quot;Association for Computing Machinery&quot;,&quot;issue&quot;:&quot;8&quot;,&quot;volume&quot;:&quot;54&quot;},&quot;isTemporary&quot;:false,&quot;suppress-author&quot;:false,&quot;composite&quot;:false,&quot;author-only&quot;:false}]},{&quot;citationID&quot;:&quot;MENDELEY_CITATION_efedfa8d-f481-4d26-803f-b46a0fbbe2b0&quot;,&quot;properties&quot;:{&quot;noteIndex&quot;:0},&quot;isEdited&quot;:false,&quot;manualOverride&quot;:{&quot;isManuallyOverridden&quot;:false,&quot;citeprocText&quot;:&quot;[30]&quot;,&quot;manualOverrideText&quot;:&quot;&quot;},&quot;citationTag&quot;:&quot;MENDELEY_CITATION_v3_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&quot;,&quot;citationItems&quot;:[{&quot;id&quot;:&quot;37c1f89b-0ce4-30eb-b7cf-2d8943ec72f5&quot;,&quot;itemData&quot;:{&quot;type&quot;:&quot;article-journal&quot;,&quot;id&quot;:&quot;37c1f89b-0ce4-30eb-b7cf-2d8943ec72f5&quot;,&quot;title&quot;:&quot;A Prompt Pattern Catalog to Enhance Prompt Engineering with ChatGPT&quot;,&quot;author&quot;:[{&quot;family&quot;:&quot;White&quot;,&quot;given&quot;:&quot;Jules&quot;,&quot;parse-names&quot;:false,&quot;dropping-particle&quot;:&quot;&quot;,&quot;non-dropping-particle&quot;:&quot;&quot;},{&quot;family&quot;:&quot;Fu&quot;,&quot;given&quot;:&quot;Quchen&quot;,&quot;parse-names&quot;:false,&quot;dropping-particle&quot;:&quot;&quot;,&quot;non-dropping-particle&quot;:&quot;&quot;},{&quot;family&quot;:&quot;Hays&quot;,&quot;given&quot;:&quot;Sam&quot;,&quot;parse-names&quot;:false,&quot;dropping-particle&quot;:&quot;&quot;,&quot;non-dropping-particle&quot;:&quot;&quot;},{&quot;family&quot;:&quot;Sandborn&quot;,&quot;given&quot;:&quot;Michael&quot;,&quot;parse-names&quot;:false,&quot;dropping-particle&quot;:&quot;&quot;,&quot;non-dropping-particle&quot;:&quot;&quot;},{&quot;family&quot;:&quot;Olea&quot;,&quot;given&quot;:&quot;Carlos&quot;,&quot;parse-names&quot;:false,&quot;dropping-particle&quot;:&quot;&quot;,&quot;non-dropping-particle&quot;:&quot;&quot;},{&quot;family&quot;:&quot;Gilbert&quot;,&quot;given&quot;:&quot;Henry&quot;,&quot;parse-names&quot;:false,&quot;dropping-particle&quot;:&quot;&quot;,&quot;non-dropping-particle&quot;:&quot;&quot;},{&quot;family&quot;:&quot;Elnashar&quot;,&quot;given&quot;:&quot;Ashraf&quot;,&quot;parse-names&quot;:false,&quot;dropping-particle&quot;:&quot;&quot;,&quot;non-dropping-particle&quot;:&quot;&quot;},{&quot;family&quot;:&quot;Spencer-Smith&quot;,&quot;given&quot;:&quot;Jesse&quot;,&quot;parse-names&quot;:false,&quot;dropping-particle&quot;:&quot;&quot;,&quot;non-dropping-particle&quot;:&quot;&quot;},{&quot;family&quot;:&quot;Schmidt&quot;,&quot;given&quot;:&quot;Douglas C&quot;,&quot;parse-names&quot;:false,&quot;dropping-particle&quot;:&quot;&quot;,&quot;non-dropping-particle&quot;:&quot;&quot;}],&quot;accessed&quot;:{&quot;date-parts&quot;:[[2025,8,28]]},&quot;URL&quot;:&quot;https://omekas-test.sba.unipi.it/files/original/9473424cea8d562f876a4bca4bedd9e2336910af.pdf&quot;,&quot;issued&quot;:{&quot;date-parts&quot;:[[2023]]},&quot;abstract&quot;:&quot;Prompt engineering is an increasingly important skill set needed to converse effectively with large language models (LLMs), such as ChatGPT. Prompts are instructions given to an LLM to enforce rules, automate processes, and ensure specific qualities (and quantities) of generated output. Prompts are also a form of programming that can customize the outputs and interactions with an LLM.&quot;,&quot;container-title-short&quot;:&quot;&quot;},&quot;isTemporary&quot;:false,&quot;suppress-author&quot;:false,&quot;composite&quot;:false,&quot;author-only&quot;:false}]},{&quot;citationID&quot;:&quot;MENDELEY_CITATION_0e2e9eba-ef5f-48bb-ad6a-d7c01b2e1c64&quot;,&quot;properties&quot;:{&quot;noteIndex&quot;:0},&quot;isEdited&quot;:false,&quot;manualOverride&quot;:{&quot;isManuallyOverridden&quot;:false,&quot;citeprocText&quot;:&quot;[31]&quot;,&quot;manualOverrideText&quot;:&quot;&quot;},&quot;citationTag&quot;:&quot;MENDELEY_CITATION_v3_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&quot;,&quot;citationItems&quot;:[{&quot;id&quot;:&quot;67672574-8d09-3c8a-acea-08c3d27ba58e&quot;,&quot;itemData&quot;:{&quot;type&quot;:&quot;article-journal&quot;,&quot;id&quot;:&quot;67672574-8d09-3c8a-acea-08c3d27ba58e&quot;,&quot;title&quot;:&quot;Prompt Engineering For ChatGPT: A Quick Guide To Techniques, Tips, And Best Practices&quot;,&quot;author&quot;:[{&quot;family&quot;:&quot;Ekin&quot;,&quot;given&quot;:&quot;Sabit&quot;,&quot;parse-names&quot;:false,&quot;dropping-particle&quot;:&quot;&quot;,&quot;non-dropping-particle&quot;:&quot;&quot;}],&quot;container-title&quot;:&quot;Authorea Preprints&quot;,&quot;accessed&quot;:{&quot;date-parts&quot;:[[2025,8,28]]},&quot;DOI&quot;:&quot;10.36227/TECHRXIV.22683919.V1&quot;,&quot;URL&quot;:&quot;https://www.techrxiv.org/doi/pdf/10.36227/techrxiv.22683919.v1/v1&quot;,&quot;issued&quot;:{&quot;date-parts&quot;:[[2023,10,30]]},&quot;abstract&quot;:&quot;In the rapidly evolving landscape of natural language processing (NLP), ChatGPT has emerged as a powerful tool for various industries and applications. To fully harness the potential of ChatGPT, it is crucial to understand and master the art of prompt engineering-the process of designing and refining input prompts to elicit desired responses from an AI NLP model. This article provides a comprehensive guide to mastering prompt engineering techniques, tips, and best practices to achieve optimal outcomes with ChatGPT. The discussion begins with an introduction to ChatGPT and the fundamentals of prompt engineering, followed by an exploration of techniques for effective prompt crafting, such as clarity, explicit constraints, experimentation, and leveraging different types of questions. The article also covers best practices, including iterative refinement, balancing user intent, harnessing external resources, and ensuring ethical usage. Advanced strategies, such as temperature and token control, prompt chaining, domain-specific adaptations, and handling ambiguous inputs, are also addressed. Real-world case studies demonstrate the practical applications of prompt engineering in customer support, content generation, domain-specific knowledge retrieval, and interactive storytelling. The article concludes by highlighting the impact of effective prompt engineering on ChatGPT performance, future research directions, and the importance of fostering creativity and collaboration within the ChatGPT community.&quot;,&quot;publisher&quot;:&quot;Authorea&quot;,&quot;container-title-short&quot;:&quot;&quot;},&quot;isTemporary&quot;:false,&quot;suppress-author&quot;:false,&quot;composite&quot;:false,&quot;author-only&quot;:false}]},{&quot;citationID&quot;:&quot;MENDELEY_CITATION_1c6b4394-f6f9-4952-9099-0218c3c2336a&quot;,&quot;properties&quot;:{&quot;noteIndex&quot;:0},&quot;isEdited&quot;:false,&quot;manualOverride&quot;:{&quot;isManuallyOverridden&quot;:false,&quot;citeprocText&quot;:&quot;[32]&quot;,&quot;manualOverrideText&quot;:&quot;&quot;},&quot;citationTag&quot;:&quot;MENDELEY_CITATION_v3_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&quot;,&quot;citationItems&quot;:[{&quot;id&quot;:&quot;dca70e98-091b-3b25-a31e-8ea8dbed5c74&quot;,&quot;itemData&quot;:{&quot;type&quot;:&quot;article-journal&quot;,&quot;id&quot;:&quot;dca70e98-091b-3b25-a31e-8ea8dbed5c74&quot;,&quot;title&quot;:&quot;A Systematic Survey of Prompt Engineering in Large Language Models: Techniques and Applications&quot;,&quot;author&quot;:[{&quot;family&quot;:&quot;Sahoo&quot;,&quot;given&quot;:&quot;Pranab&quot;,&quot;parse-names&quot;:false,&quot;dropping-particle&quot;:&quot;&quot;,&quot;non-dropping-particle&quot;:&quot;&quot;},{&quot;family&quot;:&quot;Singh&quot;,&quot;given&quot;:&quot;Ayush Kumar&quot;,&quot;parse-names&quot;:false,&quot;dropping-particle&quot;:&quot;&quot;,&quot;non-dropping-particle&quot;:&quot;&quot;},{&quot;family&quot;:&quot;Saha&quot;,&quot;given&quot;:&quot;Sriparna&quot;,&quot;parse-names&quot;:false,&quot;dropping-particle&quot;:&quot;&quot;,&quot;non-dropping-particle&quot;:&quot;&quot;},{&quot;family&quot;:&quot;Jain&quot;,&quot;given&quot;:&quot;Vinija&quot;,&quot;parse-names&quot;:false,&quot;dropping-particle&quot;:&quot;&quot;,&quot;non-dropping-particle&quot;:&quot;&quot;},{&quot;family&quot;:&quot;Mondal&quot;,&quot;given&quot;:&quot;Samrat&quot;,&quot;parse-names&quot;:false,&quot;dropping-particle&quot;:&quot;&quot;,&quot;non-dropping-particle&quot;:&quot;&quot;},{&quot;family&quot;:&quot;Chadha&quot;,&quot;given&quot;:&quot;Aman&quot;,&quot;parse-names&quot;:false,&quot;dropping-particle&quot;:&quot;&quot;,&quot;non-dropping-particle&quot;:&quot;&quot;}],&quot;accessed&quot;:{&quot;date-parts&quot;:[[2025,8,28]]},&quot;URL&quot;:&quot;http://arxiv.org/abs/2402.07927&quot;,&quot;issued&quot;:{&quot;date-parts&quot;:[[2025,3,16]]},&quot;abstract&quot;:&quot;Prompt engineering has emerged as an indispensable technique for extending the capabilities of large language models (LLMs) and vision-language models (VLMs). This approach leverages task-specific instructions, known as prompts, to enhance model efficacy without modifying the core model parameters. Rather than updating the model parameters, prompts allow seamless integration of pre-trained models into downstream tasks by eliciting desired model behaviors solely based on the given prompt. Prompts can be natural language instructions that provide context to guide the model or learned vector representations that activate relevant knowledge. This burgeoning field has enabled success across various applications, from question-answering to commonsense reasoning. However, there remains a lack of systematic organization and understanding of the diverse prompt engineering methods and techniques. This survey paper addresses the gap by providing a structured overview of recent advancements in prompt engineering, categorized by application area. For each prompting approach, we provide a summary detailing the prompting methodology, its applications, the models involved, and the datasets utilized. We also delve into the strengths and limitations of each approach and include a taxonomy diagram and table summarizing datasets, models, and critical points of each prompting technique. This systematic analysis enables a better understanding of this rapidly developing field and facilitates future research by illuminating open challenges and opportunities for prompt engineering.&quot;,&quot;container-title-short&quot;:&quot;&quot;},&quot;isTemporary&quot;:false,&quot;suppress-author&quot;:false,&quot;composite&quot;:false,&quot;author-only&quot;:false}]},{&quot;citationID&quot;:&quot;MENDELEY_CITATION_db017f6e-1f77-4e7b-b112-f564875ce92a&quot;,&quot;properties&quot;:{&quot;noteIndex&quot;:0},&quot;isEdited&quot;:false,&quot;manualOverride&quot;:{&quot;isManuallyOverridden&quot;:false,&quot;citeprocText&quot;:&quot;[33]&quot;,&quot;manualOverrideText&quot;:&quot;&quot;},&quot;citationTag&quot;:&quot;MENDELEY_CITATION_v3_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&quot;,&quot;citationItems&quot;:[{&quot;id&quot;:&quot;d887930f-7638-3202-967f-7b05dc021b5a&quot;,&quot;itemData&quot;:{&quot;type&quot;:&quot;article-journal&quot;,&quot;id&quot;:&quot;d887930f-7638-3202-967f-7b05dc021b5a&quot;,&quot;title&quot;:&quot;Scaffolding: Teaching and Learning in Language and Literacy Education.&quot;,&quot;author&quot;:[{&quot;family&quot;:&quot;Hammond&quot;,&quot;given&quot;:&quot;Jennifer, Ed.&quot;,&quot;parse-names&quot;:false,&quot;dropping-particle&quot;:&quot;&quot;,&quot;non-dropping-particle&quot;:&quot;&quot;}],&quot;accessed&quot;:{&quot;date-parts&quot;:[[2025,8,28]]},&quot;ISBN&quot;:&quot;1-875622-43-8&quot;,&quot;URL&quot;:&quot;http://www.peta.edu.au.&quot;,&quot;issued&quot;:{&quot;date-parts&quot;:[[2001,7]]},&quot;page&quot;:&quot;116&quot;,&quot;abstract&quot;:&quot;This book presents six essays that explain where the educational term&quot;,&quot;publisher&quot;:&quot;Primary English Teaching Assoc., P.O. Box 3106, Marrickville, New South Wales, 2204, Australia. Tel: (02) 9565 1277; Fax: (02) 9565 1070; e-mail: info@peta.edu.au; Web site: http://www.peta.edu.au.&quot;,&quot;container-title-short&quot;:&quot;&quot;},&quot;isTemporary&quot;:false,&quot;suppress-author&quot;:false,&quot;composite&quot;:false,&quot;author-only&quot;:false}]},{&quot;citationID&quot;:&quot;MENDELEY_CITATION_456d2559-42cc-49d3-8459-c804f4d47cd7&quot;,&quot;properties&quot;:{&quot;noteIndex&quot;:0},&quot;isEdited&quot;:false,&quot;manualOverride&quot;:{&quot;isManuallyOverridden&quot;:false,&quot;citeprocText&quot;:&quot;[34]&quot;,&quot;manualOverrideText&quot;:&quot;&quot;},&quot;citationTag&quot;:&quot;MENDELEY_CITATION_v3_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&quot;,&quot;citationItems&quot;:[{&quot;id&quot;:&quot;8d9f69d1-31d9-3048-9874-23efb5103f36&quot;,&quot;itemData&quot;:{&quot;type&quot;:&quot;article-journal&quot;,&quot;id&quot;:&quot;8d9f69d1-31d9-3048-9874-23efb5103f36&quot;,&quot;title&quot;:&quot;Scaffolding and dialogic teaching in mathematics education: introduction and review&quot;,&quot;author&quot;:[{&quot;family&quot;:&quot;Bakker&quot;,&quot;given&quot;:&quot;Arthur&quot;,&quot;parse-names&quot;:false,&quot;dropping-particle&quot;:&quot;&quot;,&quot;non-dropping-particle&quot;:&quot;&quot;},{&quot;family&quot;:&quot;Smit&quot;,&quot;given&quot;:&quot;Jantien&quot;,&quot;parse-names&quot;:false,&quot;dropping-particle&quot;:&quot;&quot;,&quot;non-dropping-particle&quot;:&quot;&quot;},{&quot;family&quot;:&quot;Wegerif&quot;,&quot;given&quot;:&quot;Rupert&quot;,&quot;parse-names&quot;:false,&quot;dropping-particle&quot;:&quot;&quot;,&quot;non-dropping-particle&quot;:&quot;&quot;}],&quot;container-title&quot;:&quot;ZDM - Mathematics Education&quot;,&quot;accessed&quot;:{&quot;date-parts&quot;:[[2025,8,28]]},&quot;DOI&quot;:&quot;10.1007/S11858-015-0738-8/FIGURES/2&quot;,&quot;ISSN&quot;:&quot;18639704&quot;,&quot;URL&quot;:&quot;https://link.springer.com/article/10.1007/s11858-015-0738-8&quot;,&quot;issued&quot;:{&quot;date-parts&quot;:[[2015,11,1]]},&quot;page&quot;:&quot;1047-1065&quot;,&quot;abstract&quot;:&quot;This article has two purposes: firstly to introduce this special issue on scaffolding and dialogic teaching in mathematics education and secondly to review the recent literature on these topics as well as the articles in this special issue. First we define and characterise scaffolding and dialogic teaching and provide a brief historical overview of the scaffolding metaphor. Then we present a review study of the recent scaffolding literature in mathematics education (2010–2015) based on 21 publications that fulfilled our criteria and 14 articles in this special issue that have scaffolding as a central focus. This is complemented with a brief review of the recent literature on dialogic teaching. We critically discuss some of the issues emerging from these reviews and provide some recommendations. We argue that scaffolding has the potential to be a useful integrative concept within mathematics education, especially when taking advantage of the insights from the dialogic teaching literature.&quot;,&quot;publisher&quot;:&quot;Springer Verlag&quot;,&quot;issue&quot;:&quot;7&quot;,&quot;volume&quot;:&quot;47&quot;,&quot;container-title-short&quot;:&quot;&quot;},&quot;isTemporary&quot;:false,&quot;suppress-author&quot;:false,&quot;composite&quot;:false,&quot;author-only&quot;:false}]},{&quot;citationID&quot;:&quot;MENDELEY_CITATION_217b93a3-ac1f-4d37-ab86-3054aead02cc&quot;,&quot;properties&quot;:{&quot;noteIndex&quot;:0},&quot;isEdited&quot;:false,&quot;manualOverride&quot;:{&quot;isManuallyOverridden&quot;:false,&quot;citeprocText&quot;:&quot;[35]&quot;,&quot;manualOverrideText&quot;:&quot;&quot;},&quot;citationTag&quot;:&quot;MENDELEY_CITATION_v3_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&quot;,&quot;citationItems&quot;:[{&quot;id&quot;:&quot;59ad901e-025f-3300-8467-1914e286dd2c&quot;,&quot;itemData&quot;:{&quot;type&quot;:&quot;article-journal&quot;,&quot;id&quot;:&quot;59ad901e-025f-3300-8467-1914e286dd2c&quot;,&quot;title&quot;:&quot;Aprendizaje adaptativo&quot;,&quot;author&quot;:[{&quot;family&quot;:&quot;María&quot;,&quot;given&quot;:&quot;Dª&quot;,&quot;parse-names&quot;:false,&quot;dropping-particle&quot;:&quot;&quot;,&quot;non-dropping-particle&quot;:&quot;&quot;},{&quot;family&quot;:&quot;Carmen&quot;,&quot;given&quot;:&quot;Del&quot;,&quot;parse-names&quot;:false,&quot;dropping-particle&quot;:&quot;&quot;,&quot;non-dropping-particle&quot;:&quot;&quot;},{&quot;family&quot;:&quot;Lozano&quot;,&quot;given&quot;:&quot;Morillo&quot;,&quot;parse-names&quot;:false,&quot;dropping-particle&quot;:&quot;&quot;,&quot;non-dropping-particle&quot;:&quot;&quot;}],&quot;accessed&quot;:{&quot;date-parts&quot;:[[2025,8,28]]},&quot;URL&quot;:&quot;https://uvadoc.uva.es/handle/10324/21000&quot;,&quot;issued&quot;:{&quot;date-parts&quot;:[[2016]]},&quot;abstract&quot;:&quot;Departamento de Química Orgánica&quot;,&quot;container-title-short&quot;:&quot;&quot;},&quot;isTemporary&quot;:false,&quot;suppress-author&quot;:false,&quot;composite&quot;:false,&quot;author-only&quot;:false}]},{&quot;citationID&quot;:&quot;MENDELEY_CITATION_69a923c5-0414-4dd4-a8a0-779d62e40eaa&quot;,&quot;properties&quot;:{&quot;noteIndex&quot;:0},&quot;isEdited&quot;:false,&quot;manualOverride&quot;:{&quot;isManuallyOverridden&quot;:false,&quot;citeprocText&quot;:&quot;[36]&quot;,&quot;manualOverrideText&quot;:&quot;&quot;},&quot;citationTag&quot;:&quot;MENDELEY_CITATION_v3_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&quot;,&quot;citationItems&quot;:[{&quot;id&quot;:&quot;ea128e7c-b5ed-37be-aeb3-e7dcb81acb96&quot;,&quot;itemData&quot;:{&quot;type&quot;:&quot;article&quot;,&quot;id&quot;:&quot;ea128e7c-b5ed-37be-aeb3-e7dcb81acb96&quot;,&quot;title&quot;:&quot;The Impact of AI-Driven Application Programming Interfaces (APIs) on Educational Information Management&quot;,&quot;author&quot;:[{&quot;family&quot;:&quot;Pérez-Jorge&quot;,&quot;given&quot;:&quot;David&quot;,&quot;parse-names&quot;:false,&quot;dropping-particle&quot;:&quot;&quot;,&quot;non-dropping-particle&quot;:&quot;&quot;},{&quot;family&quot;:&quot;González-Afonso&quot;,&quot;given&quot;:&quot;Miriam Catalina&quot;,&quot;parse-names&quot;:false,&quot;dropping-particle&quot;:&quot;&quot;,&quot;non-dropping-particle&quot;:&quot;&quot;},{&quot;family&quot;:&quot;Santos-Álvarez&quot;,&quot;given&quot;:&quot;Anthea Gara&quot;,&quot;parse-names&quot;:false,&quot;dropping-particle&quot;:&quot;&quot;,&quot;non-dropping-particle&quot;:&quot;&quot;},{&quot;family&quot;:&quot;Plasencia-Carballo&quot;,&quot;given&quot;:&quot;Zeus&quot;,&quot;parse-names&quot;:false,&quot;dropping-particle&quot;:&quot;&quot;,&quot;non-dropping-particle&quot;:&quot;&quot;},{&quot;family&quot;:&quot;Perdomo-López&quot;,&quot;given&quot;:&quot;Carmen de los Ángeles&quot;,&quot;parse-names&quot;:false,&quot;dropping-particle&quot;:&quot;&quot;,&quot;non-dropping-particle&quot;:&quot;&quot;}],&quot;container-title&quot;:&quot;Information (Switzerland)&quot;,&quot;DOI&quot;:&quot;10.3390/info16070540&quot;,&quot;ISSN&quot;:&quot;20782489&quot;,&quot;issued&quot;:{&quot;date-parts&quot;:[[2025,7,1]]},&quot;abstract&quot;:&quot;In today’s digitalized educational landscape, the intelligent use of information is essential for personalizing learning, improving assessment accuracy, and supporting data-driven pedagogical decisions. This systematic review examines the integration of Application Programming Interfaces (APIs) powered by Artificial Intelligence (AI) to enhance educational information management and learning processes. A total of 27 peer-reviewed studies published between 2013 and 2025 were analyzed. First, a general description of the selected works was provided, followed by a breakdown by dimensions in order to identify recurring patterns, stated interests and gaps in the current scientific literature on the use of AI-driven APIs in Education. The findings highlight five main benefits: data interoperability, personalized learning, automated feedback, real-time student monitoring, and predictive performance analytics. All studies addressed personalization, 74.1% focused on platform integration, and 37% examined automated feedback. Reported outcomes include improvements in engagement (63%), comprehension (55.6%), and academic achievement (48.1%). However, the review also identifies concerns about privacy, algorithmic bias, and limited methodological rigor in existing research. The study concludes with a conceptual model that synthesizes these findings from pedagogical, technological, and ethical perspectives, providing guidance for more adaptive, inclusive, and responsible uses of AI in education.&quot;,&quot;publisher&quot;:&quot;Multidisciplinary Digital Publishing Institute (MDPI)&quot;,&quot;issue&quot;:&quot;7&quot;,&quot;volume&quot;:&quot;16&quot;,&quot;container-title-short&quot;:&quot;&quot;},&quot;isTemporary&quot;:false,&quot;suppress-author&quot;:false,&quot;composite&quot;:false,&quot;author-only&quot;:false}]},{&quot;citationID&quot;:&quot;MENDELEY_CITATION_6e829d03-6009-4382-8fe9-37cd15585abb&quot;,&quot;properties&quot;:{&quot;noteIndex&quot;:0},&quot;isEdited&quot;:false,&quot;manualOverride&quot;:{&quot;isManuallyOverridden&quot;:false,&quot;citeprocText&quot;:&quot;[36]&quot;,&quot;manualOverrideText&quot;:&quot;&quot;},&quot;citationTag&quot;:&quot;MENDELEY_CITATION_v3_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&quot;,&quot;citationItems&quot;:[{&quot;id&quot;:&quot;ea128e7c-b5ed-37be-aeb3-e7dcb81acb96&quot;,&quot;itemData&quot;:{&quot;type&quot;:&quot;article&quot;,&quot;id&quot;:&quot;ea128e7c-b5ed-37be-aeb3-e7dcb81acb96&quot;,&quot;title&quot;:&quot;The Impact of AI-Driven Application Programming Interfaces (APIs) on Educational Information Management&quot;,&quot;author&quot;:[{&quot;family&quot;:&quot;Pérez-Jorge&quot;,&quot;given&quot;:&quot;David&quot;,&quot;parse-names&quot;:false,&quot;dropping-particle&quot;:&quot;&quot;,&quot;non-dropping-particle&quot;:&quot;&quot;},{&quot;family&quot;:&quot;González-Afonso&quot;,&quot;given&quot;:&quot;Miriam Catalina&quot;,&quot;parse-names&quot;:false,&quot;dropping-particle&quot;:&quot;&quot;,&quot;non-dropping-particle&quot;:&quot;&quot;},{&quot;family&quot;:&quot;Santos-Álvarez&quot;,&quot;given&quot;:&quot;Anthea Gara&quot;,&quot;parse-names&quot;:false,&quot;dropping-particle&quot;:&quot;&quot;,&quot;non-dropping-particle&quot;:&quot;&quot;},{&quot;family&quot;:&quot;Plasencia-Carballo&quot;,&quot;given&quot;:&quot;Zeus&quot;,&quot;parse-names&quot;:false,&quot;dropping-particle&quot;:&quot;&quot;,&quot;non-dropping-particle&quot;:&quot;&quot;},{&quot;family&quot;:&quot;Perdomo-López&quot;,&quot;given&quot;:&quot;Carmen de los Ángeles&quot;,&quot;parse-names&quot;:false,&quot;dropping-particle&quot;:&quot;&quot;,&quot;non-dropping-particle&quot;:&quot;&quot;}],&quot;container-title&quot;:&quot;Information (Switzerland)&quot;,&quot;DOI&quot;:&quot;10.3390/info16070540&quot;,&quot;ISSN&quot;:&quot;20782489&quot;,&quot;issued&quot;:{&quot;date-parts&quot;:[[2025,7,1]]},&quot;abstract&quot;:&quot;In today’s digitalized educational landscape, the intelligent use of information is essential for personalizing learning, improving assessment accuracy, and supporting data-driven pedagogical decisions. This systematic review examines the integration of Application Programming Interfaces (APIs) powered by Artificial Intelligence (AI) to enhance educational information management and learning processes. A total of 27 peer-reviewed studies published between 2013 and 2025 were analyzed. First, a general description of the selected works was provided, followed by a breakdown by dimensions in order to identify recurring patterns, stated interests and gaps in the current scientific literature on the use of AI-driven APIs in Education. The findings highlight five main benefits: data interoperability, personalized learning, automated feedback, real-time student monitoring, and predictive performance analytics. All studies addressed personalization, 74.1% focused on platform integration, and 37% examined automated feedback. Reported outcomes include improvements in engagement (63%), comprehension (55.6%), and academic achievement (48.1%). However, the review also identifies concerns about privacy, algorithmic bias, and limited methodological rigor in existing research. The study concludes with a conceptual model that synthesizes these findings from pedagogical, technological, and ethical perspectives, providing guidance for more adaptive, inclusive, and responsible uses of AI in education.&quot;,&quot;publisher&quot;:&quot;Multidisciplinary Digital Publishing Institute (MDPI)&quot;,&quot;issue&quot;:&quot;7&quot;,&quot;volume&quot;:&quot;16&quot;,&quot;container-title-short&quot;:&quot;&quot;},&quot;isTemporary&quot;:false,&quot;suppress-author&quot;:false,&quot;composite&quot;:false,&quot;author-only&quot;:false}]},{&quot;citationID&quot;:&quot;MENDELEY_CITATION_acdca407-0223-48a6-aed2-58b570171bca&quot;,&quot;properties&quot;:{&quot;noteIndex&quot;:0},&quot;isEdited&quot;:false,&quot;manualOverride&quot;:{&quot;isManuallyOverridden&quot;:false,&quot;citeprocText&quot;:&quot;[37]&quot;,&quot;manualOverrideText&quot;:&quot;&quot;},&quot;citationTag&quot;:&quot;MENDELEY_CITATION_v3_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&quot;,&quot;citationItems&quot;:[{&quot;id&quot;:&quot;81e15701-7714-3a69-b46a-ee6f3af4e953&quot;,&quot;itemData&quot;:{&quot;type&quot;:&quot;article-journal&quot;,&quot;id&quot;:&quot;81e15701-7714-3a69-b46a-ee6f3af4e953&quot;,&quot;title&quot;:&quot;Challenges and Opportunities for Sustainable Development Education Sector United Nations Educational, Scientific and Cultural Organization&quot;,&quot;author&quot;:[{&quot;family&quot;:&quot;Francesc Pedró&quot;,&quot;given&quot;:&quot;&quot;,&quot;parse-names&quot;:false,&quot;dropping-particle&quot;:&quot;&quot;,&quot;non-dropping-particle&quot;:&quot;&quot;},{&quot;family&quot;:&quot;Paula Valverde&quot;,&quot;given&quot;:&quot;&quot;,&quot;parse-names&quot;:false,&quot;dropping-particle&quot;:&quot;&quot;,&quot;non-dropping-particle&quot;:&quot;&quot;},{&quot;family&quot;:&quot;Axel Rivas&quot;,&quot;given&quot;:&quot;&quot;,&quot;parse-names&quot;:false,&quot;dropping-particle&quot;:&quot;&quot;,&quot;non-dropping-particle&quot;:&quot;&quot;},{&quot;family&quot;:&quot;Miguel Subosa&quot;,&quot;given&quot;:&quot;&quot;,&quot;parse-names&quot;:false,&quot;dropping-particle&quot;:&quot;&quot;,&quot;non-dropping-particle&quot;:&quot;&quot;}],&quot;container-title&quot;:&quot;Organización de las Naciones Unidas para la Educación, la Ciencia y la Cultura (UNESCO)&quot;,&quot;accessed&quot;:{&quot;date-parts&quot;:[[2025,9,6]]},&quot;URL&quot;:&quot;https://en.unesco.org/themes/education-policy-&quot;,&quot;issued&quot;:{&quot;date-parts&quot;:[[2019]]},&quot;container-title-short&quot;:&quot;&quot;},&quot;isTemporary&quot;:false,&quot;suppress-author&quot;:false,&quot;composite&quot;:false,&quot;author-only&quot;:false}]},{&quot;citationID&quot;:&quot;MENDELEY_CITATION_befffba0-4f26-41c0-b29e-75b5dca0c800&quot;,&quot;properties&quot;:{&quot;noteIndex&quot;:0},&quot;isEdited&quot;:false,&quot;manualOverride&quot;:{&quot;isManuallyOverridden&quot;:false,&quot;citeprocText&quot;:&quot;[11]&quot;,&quot;manualOverrideText&quot;:&quot;&quot;},&quot;citationTag&quot;:&quot;MENDELEY_CITATION_v3_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&quot;,&quot;citationItems&quot;:[{&quot;id&quot;:&quot;e3345c0d-2f69-3d90-832a-66ca79360893&quot;,&quot;itemData&quot;:{&quot;type&quot;:&quot;article-journal&quot;,&quot;id&quot;:&quot;e3345c0d-2f69-3d90-832a-66ca79360893&quot;,&quot;title&quot;:&quot;El impacto de la inteligencia artificial en la educación: transformación de la forma de enseñar y de aprender&quot;,&quot;author&quot;:[{&quot;family&quot;:&quot;González-González&quot;,&quot;given&quot;:&quot;Carina S.&quot;,&quot;parse-names&quot;:false,&quot;dropping-particle&quot;:&quot;&quot;,&quot;non-dropping-particle&quot;:&quot;&quot;}],&quot;container-title&quot;:&quot;Qurriculum. Revista de Teoría,Investigación y Práctica educativa&quot;,&quot;DOI&quot;:&quot;10.25145/j.qurricul.2023.36.03&quot;,&quot;ISSN&quot;:&quot;11305371&quot;,&quot;URL&quot;:&quot;https://riull.ull.es/xmlui/bitstream/handle/915/32719/Q_36_%20%282023%29_03.pdf?sequence=1&amp;isAllowed=y&quot;,&quot;issued&quot;:{&quot;date-parts&quot;:[[2023]]},&quot;page&quot;:&quot;51-60&quot;,&quot;abstract&quot;:&quot;&lt;p&gt;Artificial intelligence (AI) has demonstrated its potential to transform numerous fields and education is no exception. In today’s digital age, AI has emerged as a powerful tool that is revolutionizing teaching and learning. In this article, we will explore the impact of artificial intelligence in education and how it is transforming the educational landscape at all levels. From personalizing learning to improving feedback and developing interactive resources, we will examine how AI is changing how we acquire knowledge and skills.&lt;/p&gt;&quot;,&quot;issue&quot;:&quot;36&quot;,&quot;container-title-short&quot;:&quot;&quot;},&quot;isTemporary&quot;:false,&quot;suppress-author&quot;:false,&quot;composite&quot;:false,&quot;author-only&quot;:false}]},{&quot;citationID&quot;:&quot;MENDELEY_CITATION_fb719cc6-75e1-4bf8-9807-0a5d8f0fbb39&quot;,&quot;properties&quot;:{&quot;noteIndex&quot;:0},&quot;isEdited&quot;:false,&quot;manualOverride&quot;:{&quot;isManuallyOverridden&quot;:false,&quot;citeprocText&quot;:&quot;[38]&quot;,&quot;manualOverrideText&quot;:&quot;&quot;},&quot;citationTag&quot;:&quot;MENDELEY_CITATION_v3_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&quot;,&quot;citationItems&quot;:[{&quot;id&quot;:&quot;11ec537f-340a-36ab-9571-bd3a2dcd74d9&quot;,&quot;itemData&quot;:{&quot;type&quot;:&quot;article-journal&quot;,&quot;id&quot;:&quot;11ec537f-340a-36ab-9571-bd3a2dcd74d9&quot;,&quot;title&quot;:&quot;CONSTITUCIÓN DE LA REPÚBLICA DEL ECUADOR&quot;,&quot;author&quot;:[{&quot;family&quot;:&quot;CONSTITUCIÓN DE LA REPÚBLICA DEL ECUADOR&quot;,&quot;given&quot;:&quot;&quot;,&quot;parse-names&quot;:false,&quot;dropping-particle&quot;:&quot;&quot;,&quot;non-dropping-particle&quot;:&quot;&quot;}],&quot;container-title&quot;:&quot;Registro Oficial&quot;,&quot;accessed&quot;:{&quot;date-parts&quot;:[[2025,8,28]]},&quot;URL&quot;:&quot;https://www.defensa.gob.ec/wp-content/uploads/downloads/2021/02/Constitucion-de-la-Republica-del-Ecuador_act_ene-2021.pdf&quot;,&quot;issued&quot;:{&quot;date-parts&quot;:[[2008]]},&quot;page&quot;:&quot;25-2021&quot;,&quot;issue&quot;:&quot;20&quot;,&quot;volume&quot;:&quot;449&quot;,&quot;container-title-short&quot;:&quot;&quot;},&quot;isTemporary&quot;:false,&quot;suppress-author&quot;:false,&quot;composite&quot;:false,&quot;author-only&quot;:false}]},{&quot;citationID&quot;:&quot;MENDELEY_CITATION_994555f3-bc0b-4102-836e-a9945b73fad0&quot;,&quot;properties&quot;:{&quot;noteIndex&quot;:0},&quot;isEdited&quot;:false,&quot;manualOverride&quot;:{&quot;isManuallyOverridden&quot;:false,&quot;citeprocText&quot;:&quot;[39]&quot;,&quot;manualOverrideText&quot;:&quot;&quot;},&quot;citationTag&quot;:&quot;MENDELEY_CITATION_v3_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&quot;,&quot;citationItems&quot;:[{&quot;id&quot;:&quot;e6ee36d0-4dc8-38e4-9406-21b25e83aa08&quot;,&quot;itemData&quot;:{&quot;type&quot;:&quot;article-journal&quot;,&quot;id&quot;:&quot;e6ee36d0-4dc8-38e4-9406-21b25e83aa08&quot;,&quot;title&quot;:&quot;LEY ORGÁNICA DE EDUCACIÓN INTERCULTURAL&quot;,&quot;author&quot;:[{&quot;family&quot;:&quot;Ley Orgánica De Educación Intercultural&quot;,&quot;given&quot;:&quot;&quot;,&quot;parse-names&quot;:false,&quot;dropping-particle&quot;:&quot;&quot;,&quot;non-dropping-particle&quot;:&quot;&quot;}],&quot;accessed&quot;:{&quot;date-parts&quot;:[[2025,8,28]]},&quot;URL&quot;:&quot;https://educacion.gob.ec/wp-content/uploads/downloads/2017/02/Ley_Organica_de_Educacion_Intercultural_LOEI_codificado.pdf&quot;,&quot;abstract&quot;:&quot;ASAMBLEA NACIONAL EN PLENO Considerando: Que, el Artículo 26 de la Constitución de la República reconoce a la educación como un derecho que las personas lo ejercen a largo de su vida y un deber ineludible e inexcusable del Estado. Constituye un área prioritaria de la política pública y de la inversión estatal, garantía de la igualdad e inclusión social y condición indispensable para el buen vivir. Las personas, las familias y la sociedad tienen el derecho y la responsabilidad de participar en el proceso educativo; Que, el Art. 27 de la Constitución de la República establece que la educación debe estar centrada en el ser humano y garantizará su desarrollo holístico, en el marco del respeto a los derechos humanos, al medio ambiente sustentable y a la democracia; será participativa, obligatoria, intercultural, democrática, incluyente y diversa, de calidad y calidez; impulsará la equidad de género, la justicia, la solidaridad y la paz; estimulará el sentido crítico, el arte y la cultura física, la iniciativa individual y comunitaria, y el desarrollo de competencias y capacidades para crear y trabajar. La educación es indispensable para el conocimiento, el ejercicio de los derechos y la construcción de un país soberano, y constituye un eje estratégico para el desarrollo nacional; Que, el Artículo 28 de la Constitución de la República establece que la educación responderá al interés público y no estará al servicio de intereses individuales y corporativos. Se garantizará el acceso universal, permanencia, movilidad y egreso sin discriminación alguna y la obligatoriedad en el nivel inicial, básico y bachillerato o su equivalente. Es derecho de toda persona y comunidad interactuar entre culturas y participar en una sociedad que aprende. El Estado promoverá el diálogo intercultural en sus múltiples dimensiones. El aprendizaje se desarrollará de forma escolarizada y no escolarizada. La educación pública será universal y laica en todos sus niveles, y gratuita hasta el tercer nivel de educación superior inclusive. Que, el Artículo 29 de la Constitución de la República declara que el Estado garantizará la libertad de enseñanza, y el derecho de las personas de aprender en su propia lengua y ámbito cultural. Donde las madres y padres o sus representantes tendrán la libertad de escoger para sus hijas e hijos una educación acorde con sus principios, creencias y opciones pedagógicas.&quot;,&quot;container-title-short&quot;:&quot;&quot;},&quot;isTemporary&quot;:false,&quot;suppress-author&quot;:false,&quot;composite&quot;:false,&quot;author-only&quot;:false}]},{&quot;citationID&quot;:&quot;MENDELEY_CITATION_5a20bf12-12ae-4194-9c09-0e6de8ab6798&quot;,&quot;properties&quot;:{&quot;noteIndex&quot;:0},&quot;isEdited&quot;:false,&quot;manualOverride&quot;:{&quot;isManuallyOverridden&quot;:false,&quot;citeprocText&quot;:&quot;[40]&quot;,&quot;manualOverrideText&quot;:&quot;&quot;},&quot;citationTag&quot;:&quot;MENDELEY_CITATION_v3_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&quot;,&quot;citationItems&quot;:[{&quot;id&quot;:&quot;eb698d52-078f-3b28-b7e1-65aea2e0c42f&quot;,&quot;itemData&quot;:{&quot;type&quot;:&quot;article-journal&quot;,&quot;id&quot;:&quot;eb698d52-078f-3b28-b7e1-65aea2e0c42f&quot;,&quot;title&quot;:&quot;LEY ORGÁNICA DE PROTECCIÓN DE DATOS PERSONALES&quot;,&quot;author&quot;:[{&quot;family&quot;:&quot;LEY ORGÁNICA DE PROTECCIÓN DE DATOS PERSONALES&quot;,&quot;given&quot;:&quot;&quot;,&quot;parse-names&quot;:false,&quot;dropping-particle&quot;:&quot;&quot;,&quot;non-dropping-particle&quot;:&quot;&quot;}],&quot;accessed&quot;:{&quot;date-parts&quot;:[[2025,8,28]]},&quot;URL&quot;:&quot;https://www.finanzaspopulares.gob.ec/wp-content/uploads/2021/07/ley_organica_de_proteccion_de_datos_personales.pdf&quot;,&quot;container-title-short&quot;:&quot;&quot;},&quot;isTemporary&quot;:false,&quot;suppress-author&quot;:false,&quot;composite&quot;:false,&quot;author-only&quot;:false}]},{&quot;citationID&quot;:&quot;MENDELEY_CITATION_e10a4cf7-b013-402b-b833-c06cfee2f794&quot;,&quot;properties&quot;:{&quot;noteIndex&quot;:0},&quot;isEdited&quot;:false,&quot;manualOverride&quot;:{&quot;isManuallyOverridden&quot;:false,&quot;citeprocText&quot;:&quot;[41]&quot;,&quot;manualOverrideText&quot;:&quot;&quot;},&quot;citationTag&quot;:&quot;MENDELEY_CITATION_v3_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&quot;,&quot;citationItems&quot;:[{&quot;id&quot;:&quot;301c8898-d927-3460-a55c-a44c9aa53949&quot;,&quot;itemData&quot;:{&quot;type&quot;:&quot;article-journal&quot;,&quot;id&quot;:&quot;301c8898-d927-3460-a55c-a44c9aa53949&quot;,&quot;title&quot;:&quot;Codigo-Organico-de-la-Economia-Social-de-los-Conocimientos-Creatividad-e-Innovacion&quot;,&quot;author&quot;:[{&quot;family&quot;:&quot;ING. HUGO DEL POZO BARREZUETA DIRECTOR&quot;,&quot;given&quot;:&quot;&quot;,&quot;parse-names&quot;:false,&quot;dropping-particle&quot;:&quot;&quot;,&quot;non-dropping-particle&quot;:&quot;&quot;}],&quot;accessed&quot;:{&quot;date-parts&quot;:[[2025,8,28]]},&quot;URL&quot;:&quot;https://www.gobiernoelectronico.gob.ec/wp-content/uploads/2018/10/Codigo-Organico-de-la-Economia-Social-de-los-Conocimientos-Creatividad-e-Innovacion.pdf&quot;,&quot;container-title-short&quot;:&quot;&quot;},&quot;isTemporary&quot;:false,&quot;suppress-author&quot;:false,&quot;composite&quot;:false,&quot;author-only&quot;:false}]},{&quot;citationID&quot;:&quot;MENDELEY_CITATION_293da28d-c5ea-46f5-a9d6-5fbc754ba006&quot;,&quot;properties&quot;:{&quot;noteIndex&quot;:0},&quot;isEdited&quot;:false,&quot;manualOverride&quot;:{&quot;isManuallyOverridden&quot;:false,&quot;citeprocText&quot;:&quot;[42]&quot;,&quot;manualOverrideText&quot;:&quot;&quot;},&quot;citationTag&quot;:&quot;MENDELEY_CITATION_v3_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&quot;,&quot;citationItems&quot;:[{&quot;id&quot;:&quot;df74bbd1-f548-3c76-a68d-5f8d9a449d85&quot;,&quot;itemData&quot;:{&quot;type&quot;:&quot;article-journal&quot;,&quot;id&quot;:&quot;df74bbd1-f548-3c76-a68d-5f8d9a449d85&quot;,&quot;title&quot;:&quot;Introducción general Subnivel SUPERIOR&quot;,&quot;author&quot;:[{&quot;family&quot;:&quot;General Básica&quot;,&quot;given&quot;:&quot;Educación&quot;,&quot;parse-names&quot;:false,&quot;dropping-particle&quot;:&quot;&quot;,&quot;non-dropping-particle&quot;:&quot;&quot;},{&quot;family&quot;:&quot;Educación&quot;,&quot;given&quot;:&quot;Ministerio&quot;,&quot;parse-names&quot;:false,&quot;dropping-particle&quot;:&quot;DE&quot;,&quot;non-dropping-particle&quot;:&quot;&quot;}],&quot;accessed&quot;:{&quot;date-parts&quot;:[[2025,9,23]]},&quot;URL&quot;:&quot;www.educacion.gob.ec&quot;,&quot;container-title-short&quot;:&quot;&quot;},&quot;isTemporary&quot;:false,&quot;suppress-author&quot;:false,&quot;composite&quot;:false,&quot;author-only&quot;:false}]},{&quot;citationID&quot;:&quot;MENDELEY_CITATION_cf071099-c744-41ac-bc6d-122bca160fe5&quot;,&quot;properties&quot;:{&quot;noteIndex&quot;:0},&quot;isEdited&quot;:false,&quot;manualOverride&quot;:{&quot;isManuallyOverridden&quot;:false,&quot;citeprocText&quot;:&quot;[43]&quot;,&quot;manualOverrideText&quot;:&quot;&quot;},&quot;citationTag&quot;:&quot;MENDELEY_CITATION_v3_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&quot;,&quot;citationItems&quot;:[{&quot;id&quot;:&quot;8c40244a-ab1a-3336-a712-3509719a704e&quot;,&quot;itemData&quot;:{&quot;type&quot;:&quot;article-journal&quot;,&quot;id&quot;:&quot;8c40244a-ab1a-3336-a712-3509719a704e&quot;,&quot;title&quot;:&quot;Integration of technology and pedagogy in intelligent tutoring systems&quot;,&quot;author&quot;:[{&quot;family&quot;:&quot;Muñoz&quot;,&quot;given&quot;:&quot;Geovanny Francisco Ruiz&quot;,&quot;parse-names&quot;:false,&quot;dropping-particle&quot;:&quot;&quot;,&quot;non-dropping-particle&quot;:&quot;&quot;}],&quot;container-title&quot;:&quot;Edutec&quot;,&quot;DOI&quot;:&quot;10.21556/edutec.2024.89.3199&quot;,&quot;ISSN&quot;:&quot;11359250&quot;,&quot;issued&quot;:{&quot;date-parts&quot;:[[2024,9,1]]},&quot;page&quot;:&quot;144-155&quot;,&quot;abstract&quot;:&quot;Intelligent Tutoring Systems (ITS) have demonstrated their potential to enhance the teaching-learning process by providing personalized and adaptive instruction. However, effectively integrating technology and pedagogy within these systems remains a challenge. This study aimed to analyze the most effective approaches and strategies for achieving this integration. A mixed-method methodology was employed, combining bibliometric analysis, text mining, content analysis, and expert interviews. The results highlight the importance of using accurate student models, incorporating constructivist and multimedia learning approaches, applying adaptive feedback and scaffolding, and designing engaging interfaces. Challenges related to accessibility, scalability, and ethical considerations were also identified. The study concludes that an optimal combination of technological advancements, sound pedagogical principles, and a deep understanding of individual student needs is crucial for the success of ITS in improving learning outcomes.&quot;,&quot;publisher&quot;:&quot;GTE-Educational Technology Group, University of the Balearic Islands&quot;,&quot;issue&quot;:&quot;89&quot;,&quot;container-title-short&quot;:&quot;&quot;},&quot;isTemporary&quot;:false,&quot;suppress-author&quot;:false,&quot;composite&quot;:false,&quot;author-only&quot;:false}]},{&quot;citationID&quot;:&quot;MENDELEY_CITATION_1232acd2-e162-42a1-b772-3e2e5b9180ab&quot;,&quot;properties&quot;:{&quot;noteIndex&quot;:0},&quot;isEdited&quot;:false,&quot;manualOverride&quot;:{&quot;isManuallyOverridden&quot;:false,&quot;citeprocText&quot;:&quot;[32]&quot;,&quot;manualOverrideText&quot;:&quot;&quot;},&quot;citationTag&quot;:&quot;MENDELEY_CITATION_v3_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&quot;,&quot;citationItems&quot;:[{&quot;id&quot;:&quot;dca70e98-091b-3b25-a31e-8ea8dbed5c74&quot;,&quot;itemData&quot;:{&quot;type&quot;:&quot;article-journal&quot;,&quot;id&quot;:&quot;dca70e98-091b-3b25-a31e-8ea8dbed5c74&quot;,&quot;title&quot;:&quot;A Systematic Survey of Prompt Engineering in Large Language Models: Techniques and Applications&quot;,&quot;author&quot;:[{&quot;family&quot;:&quot;Sahoo&quot;,&quot;given&quot;:&quot;Pranab&quot;,&quot;parse-names&quot;:false,&quot;dropping-particle&quot;:&quot;&quot;,&quot;non-dropping-particle&quot;:&quot;&quot;},{&quot;family&quot;:&quot;Singh&quot;,&quot;given&quot;:&quot;Ayush Kumar&quot;,&quot;parse-names&quot;:false,&quot;dropping-particle&quot;:&quot;&quot;,&quot;non-dropping-particle&quot;:&quot;&quot;},{&quot;family&quot;:&quot;Saha&quot;,&quot;given&quot;:&quot;Sriparna&quot;,&quot;parse-names&quot;:false,&quot;dropping-particle&quot;:&quot;&quot;,&quot;non-dropping-particle&quot;:&quot;&quot;},{&quot;family&quot;:&quot;Jain&quot;,&quot;given&quot;:&quot;Vinija&quot;,&quot;parse-names&quot;:false,&quot;dropping-particle&quot;:&quot;&quot;,&quot;non-dropping-particle&quot;:&quot;&quot;},{&quot;family&quot;:&quot;Mondal&quot;,&quot;given&quot;:&quot;Samrat&quot;,&quot;parse-names&quot;:false,&quot;dropping-particle&quot;:&quot;&quot;,&quot;non-dropping-particle&quot;:&quot;&quot;},{&quot;family&quot;:&quot;Chadha&quot;,&quot;given&quot;:&quot;Aman&quot;,&quot;parse-names&quot;:false,&quot;dropping-particle&quot;:&quot;&quot;,&quot;non-dropping-particle&quot;:&quot;&quot;}],&quot;accessed&quot;:{&quot;date-parts&quot;:[[2025,8,28]]},&quot;URL&quot;:&quot;http://arxiv.org/abs/2402.07927&quot;,&quot;issued&quot;:{&quot;date-parts&quot;:[[2025,3,16]]},&quot;abstract&quot;:&quot;Prompt engineering has emerged as an indispensable technique for extending the capabilities of large language models (LLMs) and vision-language models (VLMs). This approach leverages task-specific instructions, known as prompts, to enhance model efficacy without modifying the core model parameters. Rather than updating the model parameters, prompts allow seamless integration of pre-trained models into downstream tasks by eliciting desired model behaviors solely based on the given prompt. Prompts can be natural language instructions that provide context to guide the model or learned vector representations that activate relevant knowledge. This burgeoning field has enabled success across various applications, from question-answering to commonsense reasoning. However, there remains a lack of systematic organization and understanding of the diverse prompt engineering methods and techniques. This survey paper addresses the gap by providing a structured overview of recent advancements in prompt engineering, categorized by application area. For each prompting approach, we provide a summary detailing the prompting methodology, its applications, the models involved, and the datasets utilized. We also delve into the strengths and limitations of each approach and include a taxonomy diagram and table summarizing datasets, models, and critical points of each prompting technique. This systematic analysis enables a better understanding of this rapidly developing field and facilitates future research by illuminating open challenges and opportunities for prompt engineering.&quot;,&quot;container-title-short&quot;:&quot;&quot;},&quot;isTemporary&quot;:false,&quot;suppress-author&quot;:false,&quot;composite&quot;:false,&quot;author-only&quot;:false}]},{&quot;citationID&quot;:&quot;MENDELEY_CITATION_d5249e27-0f30-49fc-a8b9-e949d835c1f8&quot;,&quot;properties&quot;:{&quot;noteIndex&quot;:0},&quot;isEdited&quot;:false,&quot;manualOverride&quot;:{&quot;isManuallyOverridden&quot;:false,&quot;citeprocText&quot;:&quot;[44]&quot;,&quot;manualOverrideText&quot;:&quot;&quot;},&quot;citationTag&quot;:&quot;MENDELEY_CITATION_v3_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&quot;,&quot;citationItems&quot;:[{&quot;id&quot;:&quot;18a0d745-1c3c-3d60-b8f0-06aef3cf0f37&quot;,&quot;itemData&quot;:{&quot;type&quot;:&quot;article-journal&quot;,&quot;id&quot;:&quot;18a0d745-1c3c-3d60-b8f0-06aef3cf0f37&quot;,&quot;title&quot;:&quot;Interface design: A neglected issue in educational software&quot;,&quot;author&quot;:[{&quot;family&quot;:&quot;Frye&quot;,&quot;given&quot;:&quot;D&quot;,&quot;parse-names&quot;:false,&quot;dropping-particle&quot;:&quot;&quot;,&quot;non-dropping-particle&quot;:&quot;&quot;},{&quot;family&quot;:&quot;Bulletin&quot;,&quot;given&quot;:&quot;E Soloway - ACM SIGCHI&quot;,&quot;parse-names&quot;:false,&quot;dropping-particle&quot;:&quot;&quot;,&quot;non-dropping-particle&quot;:&quot;&quot;},{&quot;family&quot;:&quot;1986&quot;,&quot;given&quot;:&quot;undefined&quot;,&quot;parse-names&quot;:false,&quot;dropping-particle&quot;:&quot;&quot;,&quot;non-dropping-particle&quot;:&quot;&quot;}],&quot;container-title&quot;:&quot;dl.acm.org&quot;,&quot;accessed&quot;:{&quot;date-parts&quot;:[[2025,9,13]]},&quot;DOI&quot;:&quot;10.1145/30851.30865&quot;,&quot;ISSN&quot;:&quot;0736-6906&quot;,&quot;URL&quot;:&quot;https://dl.acm.org/doi/abs/10.1145/30851.30865&quot;,&quot;issued&quot;:{&quot;date-parts&quot;:[[1986,5]]},&quot;page&quot;:&quot;93-97&quot;,&quot;abstract&quot;:&quot;The user interface is particularly important for educational software because 1) it must provide an entry to the content domain of the program rather than vice versa and 2) it must be sensitive to the general skill and/or developmental level of the user. In spite of these special characteristics, interface design for educational software has been given little attention. This study evaluates a representative interface from arithmetic software now used in the schools. It was found that the interface caused students a large number of difficulties. These difficulties were sufficient to interfere with the instructional effectiveness of the software. Designing interfaces that will benefit educational software will require careful study of the users of these programs along with an in-depth understanding of the domains being taught.&quot;,&quot;publisher&quot;:&quot;Association for Computing Machinery (ACM)&quot;,&quot;issue&quot;:&quot;SI&quot;,&quot;volume&quot;:&quot;17&quot;,&quot;container-title-short&quot;:&quot;&quot;},&quot;isTemporary&quot;:false,&quot;suppress-author&quot;:false,&quot;composite&quot;:false,&quot;author-only&quot;:false}]},{&quot;citationID&quot;:&quot;MENDELEY_CITATION_5c86261a-075e-4d15-aef7-fd16ba99cc01&quot;,&quot;properties&quot;:{&quot;noteIndex&quot;:0},&quot;isEdited&quot;:false,&quot;manualOverride&quot;:{&quot;isManuallyOverridden&quot;:false,&quot;citeprocText&quot;:&quot;[45]&quot;,&quot;manualOverrideText&quot;:&quot;&quot;},&quot;citationTag&quot;:&quot;MENDELEY_CITATION_v3_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&quot;,&quot;citationItems&quot;:[{&quot;id&quot;:&quot;68e91740-a484-31b2-a2fd-d41f257c2cd2&quot;,&quot;itemData&quot;:{&quot;type&quot;:&quot;article-journal&quot;,&quot;id&quot;:&quot;68e91740-a484-31b2-a2fd-d41f257c2cd2&quot;,&quot;title&quot;:&quot;AI literacy and its implications for prompt engineering strategies&quot;,&quot;author&quot;:[{&quot;family&quot;:&quot;Knoth&quot;,&quot;given&quot;:&quot;Nils&quot;,&quot;parse-names&quot;:false,&quot;dropping-particle&quot;:&quot;&quot;,&quot;non-dropping-particle&quot;:&quot;&quot;},{&quot;family&quot;:&quot;Tolzin&quot;,&quot;given&quot;:&quot;Antonia&quot;,&quot;parse-names&quot;:false,&quot;dropping-particle&quot;:&quot;&quot;,&quot;non-dropping-particle&quot;:&quot;&quot;},{&quot;family&quot;:&quot;Janson&quot;,&quot;given&quot;:&quot;Andreas&quot;,&quot;parse-names&quot;:false,&quot;dropping-particle&quot;:&quot;&quot;,&quot;non-dropping-particle&quot;:&quot;&quot;},{&quot;family&quot;:&quot;Leimeister&quot;,&quot;given&quot;:&quot;Jan Marco&quot;,&quot;parse-names&quot;:false,&quot;dropping-particle&quot;:&quot;&quot;,&quot;non-dropping-particle&quot;:&quot;&quot;}],&quot;container-title&quot;:&quot;Computers and Education: Artificial Intelligence&quot;,&quot;accessed&quot;:{&quot;date-parts&quot;:[[2025,8,11]]},&quot;DOI&quot;:&quot;10.1016/J.CAEAI.2024.100225&quot;,&quot;ISSN&quot;:&quot;2666-920X&quot;,&quot;URL&quot;:&quot;https://www.sciencedirect.com/science/article/pii/S2666920X24000262?via%3Dihub&quot;,&quot;issued&quot;:{&quot;date-parts&quot;:[[2024,6,1]]},&quot;page&quot;:&quot;100225&quot;,&quot;abstract&quot;:&quot;Artificial intelligence technologies are rapidly advancing. As part of this development, large language models (LLMs) are increasingly being used when humans interact with systems based on artificial intelligence (AI), posing both new opportunities and challenges. When interacting with LLM-based AI system in a goal-directed manner, prompt engineering has evolved as a skill of formulating precise and well-structured instructions to elicit desired responses or information from the LLM, optimizing the effectiveness of the interaction. However, research on the perspectives of non-experts using LLM-based AI systems through prompt engineering and on how AI literacy affects prompting behavior is lacking. This aspect is particularly important when considering the implications of LLMs in the context of higher education. In this present study, we address this issue, introduce a skill-based approach to prompt engineering, and explicitly consider the role of non-experts' AI literacy (students) in their prompt engineering skills. We also provide qualitative insights into students’ intuitive behaviors towards LLM-based AI systems. The results show that higher-quality prompt engineering skills predict the quality of LLM output, suggesting that prompt engineering is indeed a required skill for the goal-directed use of generative AI tools. In addition, the results show that certain aspects of AI literacy can play a role in higher quality prompt engineering and targeted adaptation of LLMs within education. We, therefore, argue for the integration of AI educational content into current curricula to enable a hybrid intelligent society in which students can effectively use generative AI tools such as ChatGPT.&quot;,&quot;publisher&quot;:&quot;Elsevier&quot;,&quot;volume&quot;:&quot;6&quot;,&quot;container-title-short&quot;:&quot;&quot;},&quot;isTemporary&quot;:false,&quot;suppress-author&quot;:false,&quot;composite&quot;:false,&quot;author-only&quot;:false}]},{&quot;citationID&quot;:&quot;MENDELEY_CITATION_0d085d9a-e987-4e62-86d1-7b5acd17fd2f&quot;,&quot;properties&quot;:{&quot;noteIndex&quot;:0},&quot;isEdited&quot;:false,&quot;manualOverride&quot;:{&quot;isManuallyOverridden&quot;:false,&quot;citeprocText&quot;:&quot;[46]&quot;,&quot;manualOverrideText&quot;:&quot;&quot;},&quot;citationTag&quot;:&quot;MENDELEY_CITATION_v3_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&quot;,&quot;citationItems&quot;:[{&quot;id&quot;:&quot;7161ae98-ae72-3870-9ed7-1aa77800d86c&quot;,&quot;itemData&quot;:{&quot;type&quot;:&quot;article-journal&quot;,&quot;id&quot;:&quot;7161ae98-ae72-3870-9ed7-1aa77800d86c&quot;,&quot;title&quot;:&quot;Scaffolding Technique Framing the Issue&quot;,&quot;author&quot;:[{&quot;family&quot;:&quot;Gonulal&quot;,&quot;given&quot;:&quot;Talip&quot;,&quot;parse-names&quot;:false,&quot;dropping-particle&quot;:&quot;&quot;,&quot;non-dropping-particle&quot;:&quot;&quot;},{&quot;family&quot;:&quot;Loewen&quot;,&quot;given&quot;:&quot;Shawn&quot;,&quot;parse-names&quot;:false,&quot;dropping-particle&quot;:&quot;&quot;,&quot;non-dropping-particle&quot;:&quot;&quot;}],&quot;accessed&quot;:{&quot;date-parts&quot;:[[2025,8,28]]},&quot;DOI&quot;:&quot;10.1002/9781118784235.eelt0180&quot;,&quot;URL&quot;:&quot;https://talipgonulal.wordpress.com/wp-content/uploads/2018/02/gonulal-loewen-2018.pdf&quot;,&quot;issued&quot;:{&quot;date-parts&quot;:[[2018]]},&quot;container-title-short&quot;:&quot;&quot;},&quot;isTemporary&quot;:false,&quot;suppress-author&quot;:false,&quot;composite&quot;:false,&quot;author-only&quot;:false}]},{&quot;citationID&quot;:&quot;MENDELEY_CITATION_504b3955-6ea7-41bb-b994-f8451ab7b5af&quot;,&quot;properties&quot;:{&quot;noteIndex&quot;:0},&quot;isEdited&quot;:false,&quot;manualOverride&quot;:{&quot;isManuallyOverridden&quot;:false,&quot;citeprocText&quot;:&quot;[47]&quot;,&quot;manualOverrideText&quot;:&quot;&quot;},&quot;citationTag&quot;:&quot;MENDELEY_CITATION_v3_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&quot;,&quot;citationItems&quot;:[{&quot;id&quot;:&quot;6a79146b-a49c-3c45-b015-f73e43230afe&quot;,&quot;itemData&quot;:{&quot;type&quot;:&quot;article-journal&quot;,&quot;id&quot;:&quot;6a79146b-a49c-3c45-b015-f73e43230afe&quot;,&quot;title&quot;:&quot;FRAMEWORK KARANGTURI UNTUK PROMPT ENGINEERING: ANALISIS KOMPARATIF DENGAN RTF, COT, DAN REACT PADA MODEL AI GENERATIF&quot;,&quot;author&quot;:[{&quot;family&quot;:&quot;Pangan&quot;,&quot;given&quot;:&quot;Teknologi&quot;,&quot;parse-names&quot;:false,&quot;dropping-particle&quot;:&quot;&quot;,&quot;non-dropping-particle&quot;:&quot;&quot;},{&quot;family&quot;:&quot;Sains Dan Teknologi&quot;,&quot;given&quot;:&quot;Fakultas&quot;,&quot;parse-names&quot;:false,&quot;dropping-particle&quot;:&quot;&quot;,&quot;non-dropping-particle&quot;:&quot;&quot;}],&quot;container-title&quot;:&quot;Science Technology and Management Journal&quot;,&quot;accessed&quot;:{&quot;date-parts&quot;:[[2025,9,14]]},&quot;DOI&quot;:&quot;10.53416/STMJ.V5I2.353&quot;,&quot;ISSN&quot;:&quot;2807-7865&quot;,&quot;URL&quot;:&quot;https://unkartur.ac.id/journal/index.php/stmj/article/view/353&quot;,&quot;issued&quot;:{&quot;date-parts&quot;:[[2025,8,28]]},&quot;page&quot;:&quot;133-138&quot;,&quot;abstract&quot;:&quot;This study aims to perform a comparative analysis of four prompt engineering frameworks: KARANGTURI, RTF (Role-Task-Format), CoT (Chain-of-Thought), and ReAct. These frameworks play a crucial role in assisting users in designing effective instructions for Large Language Models (LLMs). A descriptive-comparative approach is employed to examine each framework in terms of structure, focus, complexity, strengths, limitations, and practical application. KARANGTURI, a locally developed framework, consists of four key elements: Character, Summary, Goal, and Constraint. RTF offers a simple structure based on three core components, making it suitable for straightforward tasks. CoT emphasizes step-by-step reasoning and is effective for complex and logical challenges. ReAct integrates reasoning with actions and supports interaction with external tools for advanced tasks. The analysis reveals that the choice of framework depends on task type, complexity level, and the need for reasoning or access to external information. KARANGTURI is viewed as a comprehensive and flexible approach with promising potential, though it requires further empirical validation. The findings are expected to help AI practitioners select the most appropriate prompting strategy based on their specific needs.&quot;,&quot;issue&quot;:&quot;2&quot;,&quot;volume&quot;:&quot;5&quot;,&quot;container-title-short&quot;:&quot;&quot;},&quot;isTemporary&quot;:false,&quot;suppress-author&quot;:false,&quot;composite&quot;:false,&quot;author-only&quot;:false}]}]"/>
     <we:property name="MENDELEY_CITATIONS_STYLE" value="{&quot;id&quot;:&quot;https://www.zotero.org/styles/ieee&quot;,&quot;title&quot;:&quot;IEEE&quot;,&quot;format&quot;:&quot;numeric&quot;,&quot;defaultLocale&quot;:null,&quot;isLocaleCodeValid&quot;:true}"/>
   </we:properties>
   <we:bindings/>

--- a/DESARROLLO DE TITULACIÓN II/TESIS/ARCHIVO/Kushiro_Proyecto_de_Investigación.docx
+++ b/DESARROLLO DE TITULACIÓN II/TESIS/ARCHIVO/Kushiro_Proyecto_de_Investigación.docx
@@ -1032,7 +1032,7 @@
       <w:pPr>
         <w:pStyle w:val="Ttulo1"/>
       </w:pPr>
-      <w:bookmarkStart w:id="2" w:name="_Toc209618402"/>
+      <w:bookmarkStart w:id="2" w:name="_Toc209886257"/>
       <w:r>
         <w:t>RESUMEN Y PALABRAS CLAVE</w:t>
       </w:r>
@@ -1132,7 +1132,7 @@
           <w:lang w:val="en-US"/>
         </w:rPr>
       </w:pPr>
-      <w:bookmarkStart w:id="3" w:name="_Toc209618403"/>
+      <w:bookmarkStart w:id="3" w:name="_Toc209886258"/>
       <w:r>
         <w:rPr>
           <w:lang w:val="en-US"/>
@@ -3173,7 +3173,7 @@
             </w:rPr>
             <w:fldChar w:fldCharType="separate"/>
           </w:r>
-          <w:hyperlink w:anchor="_Toc209618402" w:history="1">
+          <w:hyperlink w:anchor="_Toc209886257" w:history="1">
             <w:r>
               <w:rPr>
                 <w:rStyle w:val="Hipervnculo"/>
@@ -3200,7 +3200,7 @@
                 <w:noProof/>
                 <w:webHidden/>
               </w:rPr>
-              <w:instrText xml:space="preserve"> PAGEREF _Toc209618402 \h </w:instrText>
+              <w:instrText xml:space="preserve"> PAGEREF _Toc209886257 \h </w:instrText>
             </w:r>
             <w:r>
               <w:rPr>
@@ -3241,7 +3241,7 @@
               <w:lang w:eastAsia="es-EC"/>
             </w:rPr>
           </w:pPr>
-          <w:hyperlink w:anchor="_Toc209618403" w:history="1">
+          <w:hyperlink w:anchor="_Toc209886258" w:history="1">
             <w:r>
               <w:rPr>
                 <w:rStyle w:val="Hipervnculo"/>
@@ -3269,7 +3269,7 @@
                 <w:noProof/>
                 <w:webHidden/>
               </w:rPr>
-              <w:instrText xml:space="preserve"> PAGEREF _Toc209618403 \h </w:instrText>
+              <w:instrText xml:space="preserve"> PAGEREF _Toc209886258 \h </w:instrText>
             </w:r>
             <w:r>
               <w:rPr>
@@ -3310,7 +3310,7 @@
               <w:lang w:eastAsia="es-EC"/>
             </w:rPr>
           </w:pPr>
-          <w:hyperlink w:anchor="_Toc209618404" w:history="1">
+          <w:hyperlink w:anchor="_Toc209886259" w:history="1">
             <w:r>
               <w:rPr>
                 <w:rStyle w:val="Hipervnculo"/>
@@ -3338,7 +3338,7 @@
                 <w:noProof/>
                 <w:webHidden/>
               </w:rPr>
-              <w:instrText xml:space="preserve"> PAGEREF _Toc209618404 \h </w:instrText>
+              <w:instrText xml:space="preserve"> PAGEREF _Toc209886259 \h </w:instrText>
             </w:r>
             <w:r>
               <w:rPr>
@@ -3379,7 +3379,7 @@
               <w:lang w:eastAsia="es-EC"/>
             </w:rPr>
           </w:pPr>
-          <w:hyperlink w:anchor="_Toc209618405" w:history="1">
+          <w:hyperlink w:anchor="_Toc209886260" w:history="1">
             <w:r>
               <w:rPr>
                 <w:rStyle w:val="Hipervnculo"/>
@@ -3407,7 +3407,7 @@
                 <w:noProof/>
                 <w:webHidden/>
               </w:rPr>
-              <w:instrText xml:space="preserve"> PAGEREF _Toc209618405 \h </w:instrText>
+              <w:instrText xml:space="preserve"> PAGEREF _Toc209886260 \h </w:instrText>
             </w:r>
             <w:r>
               <w:rPr>
@@ -3448,27 +3448,13 @@
               <w:lang w:eastAsia="es-EC"/>
             </w:rPr>
           </w:pPr>
-          <w:hyperlink w:anchor="_Toc209618406" w:history="1">
+          <w:hyperlink w:anchor="_Toc209886261" w:history="1">
             <w:r>
               <w:rPr>
                 <w:rStyle w:val="Hipervnculo"/>
                 <w:noProof/>
               </w:rPr>
-              <w:t>INT</w:t>
-            </w:r>
-            <w:r>
-              <w:rPr>
-                <w:rStyle w:val="Hipervnculo"/>
-                <w:noProof/>
-              </w:rPr>
-              <w:t>R</w:t>
-            </w:r>
-            <w:r>
-              <w:rPr>
-                <w:rStyle w:val="Hipervnculo"/>
-                <w:noProof/>
-              </w:rPr>
-              <w:t>ODUCCIÓN</w:t>
+              <w:t>INTRODUCCIÓN</w:t>
             </w:r>
             <w:r>
               <w:rPr>
@@ -3489,7 +3475,7 @@
                 <w:noProof/>
                 <w:webHidden/>
               </w:rPr>
-              <w:instrText xml:space="preserve"> PAGEREF _Toc209618406 \h </w:instrText>
+              <w:instrText xml:space="preserve"> PAGEREF _Toc209886261 \h </w:instrText>
             </w:r>
             <w:r>
               <w:rPr>
@@ -3530,7 +3516,7 @@
               <w:lang w:eastAsia="es-EC"/>
             </w:rPr>
           </w:pPr>
-          <w:hyperlink w:anchor="_Toc209618407" w:history="1">
+          <w:hyperlink w:anchor="_Toc209886262" w:history="1">
             <w:r>
               <w:rPr>
                 <w:rStyle w:val="Hipervnculo"/>
@@ -3557,7 +3543,7 @@
                 <w:noProof/>
                 <w:webHidden/>
               </w:rPr>
-              <w:instrText xml:space="preserve"> PAGEREF _Toc209618407 \h </w:instrText>
+              <w:instrText xml:space="preserve"> PAGEREF _Toc209886262 \h </w:instrText>
             </w:r>
             <w:r>
               <w:rPr>
@@ -3598,7 +3584,7 @@
               <w:lang w:eastAsia="es-EC"/>
             </w:rPr>
           </w:pPr>
-          <w:hyperlink w:anchor="_Toc209618408" w:history="1">
+          <w:hyperlink w:anchor="_Toc209886263" w:history="1">
             <w:r>
               <w:rPr>
                 <w:rStyle w:val="Hipervnculo"/>
@@ -3625,7 +3611,7 @@
                 <w:noProof/>
                 <w:webHidden/>
               </w:rPr>
-              <w:instrText xml:space="preserve"> PAGEREF _Toc209618408 \h </w:instrText>
+              <w:instrText xml:space="preserve"> PAGEREF _Toc209886263 \h </w:instrText>
             </w:r>
             <w:r>
               <w:rPr>
@@ -3670,7 +3656,7 @@
               <w:lang w:eastAsia="es-EC"/>
             </w:rPr>
           </w:pPr>
-          <w:hyperlink w:anchor="_Toc209618409" w:history="1">
+          <w:hyperlink w:anchor="_Toc209886264" w:history="1">
             <w:r>
               <w:rPr>
                 <w:rStyle w:val="Hipervnculo"/>
@@ -3713,7 +3699,7 @@
                 <w:noProof/>
                 <w:webHidden/>
               </w:rPr>
-              <w:instrText xml:space="preserve"> PAGEREF _Toc209618409 \h </w:instrText>
+              <w:instrText xml:space="preserve"> PAGEREF _Toc209886264 \h </w:instrText>
             </w:r>
             <w:r>
               <w:rPr>
@@ -3758,7 +3744,7 @@
               <w:lang w:eastAsia="es-EC"/>
             </w:rPr>
           </w:pPr>
-          <w:hyperlink w:anchor="_Toc209618410" w:history="1">
+          <w:hyperlink w:anchor="_Toc209886265" w:history="1">
             <w:r>
               <w:rPr>
                 <w:rStyle w:val="Hipervnculo"/>
@@ -3801,7 +3787,7 @@
                 <w:noProof/>
                 <w:webHidden/>
               </w:rPr>
-              <w:instrText xml:space="preserve"> PAGEREF _Toc209618410 \h </w:instrText>
+              <w:instrText xml:space="preserve"> PAGEREF _Toc209886265 \h </w:instrText>
             </w:r>
             <w:r>
               <w:rPr>
@@ -3846,7 +3832,7 @@
               <w:lang w:eastAsia="es-EC"/>
             </w:rPr>
           </w:pPr>
-          <w:hyperlink w:anchor="_Toc209618411" w:history="1">
+          <w:hyperlink w:anchor="_Toc209886266" w:history="1">
             <w:r>
               <w:rPr>
                 <w:rStyle w:val="Hipervnculo"/>
@@ -3889,7 +3875,7 @@
                 <w:noProof/>
                 <w:webHidden/>
               </w:rPr>
-              <w:instrText xml:space="preserve"> PAGEREF _Toc209618411 \h </w:instrText>
+              <w:instrText xml:space="preserve"> PAGEREF _Toc209886266 \h </w:instrText>
             </w:r>
             <w:r>
               <w:rPr>
@@ -3934,7 +3920,7 @@
               <w:lang w:eastAsia="es-EC"/>
             </w:rPr>
           </w:pPr>
-          <w:hyperlink w:anchor="_Toc209618412" w:history="1">
+          <w:hyperlink w:anchor="_Toc209886267" w:history="1">
             <w:r>
               <w:rPr>
                 <w:rStyle w:val="Hipervnculo"/>
@@ -3977,7 +3963,7 @@
                 <w:noProof/>
                 <w:webHidden/>
               </w:rPr>
-              <w:instrText xml:space="preserve"> PAGEREF _Toc209618412 \h </w:instrText>
+              <w:instrText xml:space="preserve"> PAGEREF _Toc209886267 \h </w:instrText>
             </w:r>
             <w:r>
               <w:rPr>
@@ -4022,7 +4008,7 @@
               <w:lang w:eastAsia="es-EC"/>
             </w:rPr>
           </w:pPr>
-          <w:hyperlink w:anchor="_Toc209618413" w:history="1">
+          <w:hyperlink w:anchor="_Toc209886268" w:history="1">
             <w:r>
               <w:rPr>
                 <w:rStyle w:val="Hipervnculo"/>
@@ -4065,7 +4051,7 @@
                 <w:noProof/>
                 <w:webHidden/>
               </w:rPr>
-              <w:instrText xml:space="preserve"> PAGEREF _Toc209618413 \h </w:instrText>
+              <w:instrText xml:space="preserve"> PAGEREF _Toc209886268 \h </w:instrText>
             </w:r>
             <w:r>
               <w:rPr>
@@ -4110,7 +4096,7 @@
               <w:lang w:eastAsia="es-EC"/>
             </w:rPr>
           </w:pPr>
-          <w:hyperlink w:anchor="_Toc209618414" w:history="1">
+          <w:hyperlink w:anchor="_Toc209886269" w:history="1">
             <w:r>
               <w:rPr>
                 <w:rStyle w:val="Hipervnculo"/>
@@ -4153,7 +4139,7 @@
                 <w:noProof/>
                 <w:webHidden/>
               </w:rPr>
-              <w:instrText xml:space="preserve"> PAGEREF _Toc209618414 \h </w:instrText>
+              <w:instrText xml:space="preserve"> PAGEREF _Toc209886269 \h </w:instrText>
             </w:r>
             <w:r>
               <w:rPr>
@@ -4198,7 +4184,7 @@
               <w:lang w:eastAsia="es-EC"/>
             </w:rPr>
           </w:pPr>
-          <w:hyperlink w:anchor="_Toc209618415" w:history="1">
+          <w:hyperlink w:anchor="_Toc209886270" w:history="1">
             <w:r>
               <w:rPr>
                 <w:rStyle w:val="Hipervnculo"/>
@@ -4241,7 +4227,7 @@
                 <w:noProof/>
                 <w:webHidden/>
               </w:rPr>
-              <w:instrText xml:space="preserve"> PAGEREF _Toc209618415 \h </w:instrText>
+              <w:instrText xml:space="preserve"> PAGEREF _Toc209886270 \h </w:instrText>
             </w:r>
             <w:r>
               <w:rPr>
@@ -4286,7 +4272,7 @@
               <w:lang w:eastAsia="es-EC"/>
             </w:rPr>
           </w:pPr>
-          <w:hyperlink w:anchor="_Toc209618416" w:history="1">
+          <w:hyperlink w:anchor="_Toc209886271" w:history="1">
             <w:r>
               <w:rPr>
                 <w:rStyle w:val="Hipervnculo"/>
@@ -4329,7 +4315,7 @@
                 <w:noProof/>
                 <w:webHidden/>
               </w:rPr>
-              <w:instrText xml:space="preserve"> PAGEREF _Toc209618416 \h </w:instrText>
+              <w:instrText xml:space="preserve"> PAGEREF _Toc209886271 \h </w:instrText>
             </w:r>
             <w:r>
               <w:rPr>
@@ -4374,7 +4360,7 @@
               <w:lang w:eastAsia="es-EC"/>
             </w:rPr>
           </w:pPr>
-          <w:hyperlink w:anchor="_Toc209618417" w:history="1">
+          <w:hyperlink w:anchor="_Toc209886272" w:history="1">
             <w:r>
               <w:rPr>
                 <w:rStyle w:val="Hipervnculo"/>
@@ -4417,7 +4403,7 @@
                 <w:noProof/>
                 <w:webHidden/>
               </w:rPr>
-              <w:instrText xml:space="preserve"> PAGEREF _Toc209618417 \h </w:instrText>
+              <w:instrText xml:space="preserve"> PAGEREF _Toc209886272 \h </w:instrText>
             </w:r>
             <w:r>
               <w:rPr>
@@ -4462,7 +4448,7 @@
               <w:lang w:eastAsia="es-EC"/>
             </w:rPr>
           </w:pPr>
-          <w:hyperlink w:anchor="_Toc209618418" w:history="1">
+          <w:hyperlink w:anchor="_Toc209886273" w:history="1">
             <w:r>
               <w:rPr>
                 <w:rStyle w:val="Hipervnculo"/>
@@ -4505,7 +4491,7 @@
                 <w:noProof/>
                 <w:webHidden/>
               </w:rPr>
-              <w:instrText xml:space="preserve"> PAGEREF _Toc209618418 \h </w:instrText>
+              <w:instrText xml:space="preserve"> PAGEREF _Toc209886273 \h </w:instrText>
             </w:r>
             <w:r>
               <w:rPr>
@@ -4546,7 +4532,7 @@
               <w:lang w:eastAsia="es-EC"/>
             </w:rPr>
           </w:pPr>
-          <w:hyperlink w:anchor="_Toc209618419" w:history="1">
+          <w:hyperlink w:anchor="_Toc209886274" w:history="1">
             <w:r>
               <w:rPr>
                 <w:rStyle w:val="Hipervnculo"/>
@@ -4573,7 +4559,7 @@
                 <w:noProof/>
                 <w:webHidden/>
               </w:rPr>
-              <w:instrText xml:space="preserve"> PAGEREF _Toc209618419 \h </w:instrText>
+              <w:instrText xml:space="preserve"> PAGEREF _Toc209886274 \h </w:instrText>
             </w:r>
             <w:r>
               <w:rPr>
@@ -4614,7 +4600,7 @@
               <w:lang w:eastAsia="es-EC"/>
             </w:rPr>
           </w:pPr>
-          <w:hyperlink w:anchor="_Toc209618420" w:history="1">
+          <w:hyperlink w:anchor="_Toc209886275" w:history="1">
             <w:r>
               <w:rPr>
                 <w:rStyle w:val="Hipervnculo"/>
@@ -4641,7 +4627,7 @@
                 <w:noProof/>
                 <w:webHidden/>
               </w:rPr>
-              <w:instrText xml:space="preserve"> PAGEREF _Toc209618420 \h </w:instrText>
+              <w:instrText xml:space="preserve"> PAGEREF _Toc209886275 \h </w:instrText>
             </w:r>
             <w:r>
               <w:rPr>
@@ -4685,7 +4671,7 @@
               <w:lang w:eastAsia="es-EC"/>
             </w:rPr>
           </w:pPr>
-          <w:hyperlink w:anchor="_Toc209618421" w:history="1">
+          <w:hyperlink w:anchor="_Toc209886276" w:history="1">
             <w:r>
               <w:rPr>
                 <w:rStyle w:val="Hipervnculo"/>
@@ -4712,7 +4698,7 @@
                 <w:noProof/>
                 <w:webHidden/>
               </w:rPr>
-              <w:instrText xml:space="preserve"> PAGEREF _Toc209618421 \h </w:instrText>
+              <w:instrText xml:space="preserve"> PAGEREF _Toc209886276 \h </w:instrText>
             </w:r>
             <w:r>
               <w:rPr>
@@ -4756,7 +4742,7 @@
               <w:lang w:eastAsia="es-EC"/>
             </w:rPr>
           </w:pPr>
-          <w:hyperlink w:anchor="_Toc209618422" w:history="1">
+          <w:hyperlink w:anchor="_Toc209886277" w:history="1">
             <w:r>
               <w:rPr>
                 <w:rStyle w:val="Hipervnculo"/>
@@ -4783,7 +4769,7 @@
                 <w:noProof/>
                 <w:webHidden/>
               </w:rPr>
-              <w:instrText xml:space="preserve"> PAGEREF _Toc209618422 \h </w:instrText>
+              <w:instrText xml:space="preserve"> PAGEREF _Toc209886277 \h </w:instrText>
             </w:r>
             <w:r>
               <w:rPr>
@@ -4827,7 +4813,7 @@
               <w:lang w:eastAsia="es-EC"/>
             </w:rPr>
           </w:pPr>
-          <w:hyperlink w:anchor="_Toc209618423" w:history="1">
+          <w:hyperlink w:anchor="_Toc209886278" w:history="1">
             <w:r>
               <w:rPr>
                 <w:rStyle w:val="Hipervnculo"/>
@@ -4854,7 +4840,7 @@
                 <w:noProof/>
                 <w:webHidden/>
               </w:rPr>
-              <w:instrText xml:space="preserve"> PAGEREF _Toc209618423 \h </w:instrText>
+              <w:instrText xml:space="preserve"> PAGEREF _Toc209886278 \h </w:instrText>
             </w:r>
             <w:r>
               <w:rPr>
@@ -4898,7 +4884,7 @@
               <w:lang w:eastAsia="es-EC"/>
             </w:rPr>
           </w:pPr>
-          <w:hyperlink w:anchor="_Toc209618424" w:history="1">
+          <w:hyperlink w:anchor="_Toc209886279" w:history="1">
             <w:r>
               <w:rPr>
                 <w:rStyle w:val="Hipervnculo"/>
@@ -4925,7 +4911,7 @@
                 <w:noProof/>
                 <w:webHidden/>
               </w:rPr>
-              <w:instrText xml:space="preserve"> PAGEREF _Toc209618424 \h </w:instrText>
+              <w:instrText xml:space="preserve"> PAGEREF _Toc209886279 \h </w:instrText>
             </w:r>
             <w:r>
               <w:rPr>
@@ -4969,7 +4955,7 @@
               <w:lang w:eastAsia="es-EC"/>
             </w:rPr>
           </w:pPr>
-          <w:hyperlink w:anchor="_Toc209618425" w:history="1">
+          <w:hyperlink w:anchor="_Toc209886280" w:history="1">
             <w:r>
               <w:rPr>
                 <w:rStyle w:val="Hipervnculo"/>
@@ -4996,7 +4982,7 @@
                 <w:noProof/>
                 <w:webHidden/>
               </w:rPr>
-              <w:instrText xml:space="preserve"> PAGEREF _Toc209618425 \h </w:instrText>
+              <w:instrText xml:space="preserve"> PAGEREF _Toc209886280 \h </w:instrText>
             </w:r>
             <w:r>
               <w:rPr>
@@ -5040,7 +5026,7 @@
               <w:lang w:eastAsia="es-EC"/>
             </w:rPr>
           </w:pPr>
-          <w:hyperlink w:anchor="_Toc209618426" w:history="1">
+          <w:hyperlink w:anchor="_Toc209886281" w:history="1">
             <w:r>
               <w:rPr>
                 <w:rStyle w:val="Hipervnculo"/>
@@ -5067,7 +5053,7 @@
                 <w:noProof/>
                 <w:webHidden/>
               </w:rPr>
-              <w:instrText xml:space="preserve"> PAGEREF _Toc209618426 \h </w:instrText>
+              <w:instrText xml:space="preserve"> PAGEREF _Toc209886281 \h </w:instrText>
             </w:r>
             <w:r>
               <w:rPr>
@@ -5111,7 +5097,7 @@
               <w:lang w:eastAsia="es-EC"/>
             </w:rPr>
           </w:pPr>
-          <w:hyperlink w:anchor="_Toc209618427" w:history="1">
+          <w:hyperlink w:anchor="_Toc209886282" w:history="1">
             <w:r>
               <w:rPr>
                 <w:rStyle w:val="Hipervnculo"/>
@@ -5138,7 +5124,7 @@
                 <w:noProof/>
                 <w:webHidden/>
               </w:rPr>
-              <w:instrText xml:space="preserve"> PAGEREF _Toc209618427 \h </w:instrText>
+              <w:instrText xml:space="preserve"> PAGEREF _Toc209886282 \h </w:instrText>
             </w:r>
             <w:r>
               <w:rPr>
@@ -5182,7 +5168,7 @@
               <w:lang w:eastAsia="es-EC"/>
             </w:rPr>
           </w:pPr>
-          <w:hyperlink w:anchor="_Toc209618428" w:history="1">
+          <w:hyperlink w:anchor="_Toc209886283" w:history="1">
             <w:r>
               <w:rPr>
                 <w:rStyle w:val="Hipervnculo"/>
@@ -5209,7 +5195,7 @@
                 <w:noProof/>
                 <w:webHidden/>
               </w:rPr>
-              <w:instrText xml:space="preserve"> PAGEREF _Toc209618428 \h </w:instrText>
+              <w:instrText xml:space="preserve"> PAGEREF _Toc209886283 \h </w:instrText>
             </w:r>
             <w:r>
               <w:rPr>
@@ -5253,7 +5239,7 @@
               <w:lang w:eastAsia="es-EC"/>
             </w:rPr>
           </w:pPr>
-          <w:hyperlink w:anchor="_Toc209618429" w:history="1">
+          <w:hyperlink w:anchor="_Toc209886284" w:history="1">
             <w:r>
               <w:rPr>
                 <w:rStyle w:val="Hipervnculo"/>
@@ -5280,7 +5266,7 @@
                 <w:noProof/>
                 <w:webHidden/>
               </w:rPr>
-              <w:instrText xml:space="preserve"> PAGEREF _Toc209618429 \h </w:instrText>
+              <w:instrText xml:space="preserve"> PAGEREF _Toc209886284 \h </w:instrText>
             </w:r>
             <w:r>
               <w:rPr>
@@ -5324,7 +5310,7 @@
               <w:lang w:eastAsia="es-EC"/>
             </w:rPr>
           </w:pPr>
-          <w:hyperlink w:anchor="_Toc209618430" w:history="1">
+          <w:hyperlink w:anchor="_Toc209886285" w:history="1">
             <w:r>
               <w:rPr>
                 <w:rStyle w:val="Hipervnculo"/>
@@ -5351,7 +5337,7 @@
                 <w:noProof/>
                 <w:webHidden/>
               </w:rPr>
-              <w:instrText xml:space="preserve"> PAGEREF _Toc209618430 \h </w:instrText>
+              <w:instrText xml:space="preserve"> PAGEREF _Toc209886285 \h </w:instrText>
             </w:r>
             <w:r>
               <w:rPr>
@@ -5395,7 +5381,7 @@
               <w:lang w:eastAsia="es-EC"/>
             </w:rPr>
           </w:pPr>
-          <w:hyperlink w:anchor="_Toc209618431" w:history="1">
+          <w:hyperlink w:anchor="_Toc209886286" w:history="1">
             <w:r>
               <w:rPr>
                 <w:rStyle w:val="Hipervnculo"/>
@@ -5422,7 +5408,7 @@
                 <w:noProof/>
                 <w:webHidden/>
               </w:rPr>
-              <w:instrText xml:space="preserve"> PAGEREF _Toc209618431 \h </w:instrText>
+              <w:instrText xml:space="preserve"> PAGEREF _Toc209886286 \h </w:instrText>
             </w:r>
             <w:r>
               <w:rPr>
@@ -5466,7 +5452,7 @@
               <w:lang w:eastAsia="es-EC"/>
             </w:rPr>
           </w:pPr>
-          <w:hyperlink w:anchor="_Toc209618432" w:history="1">
+          <w:hyperlink w:anchor="_Toc209886287" w:history="1">
             <w:r>
               <w:rPr>
                 <w:rStyle w:val="Hipervnculo"/>
@@ -5493,7 +5479,7 @@
                 <w:noProof/>
                 <w:webHidden/>
               </w:rPr>
-              <w:instrText xml:space="preserve"> PAGEREF _Toc209618432 \h </w:instrText>
+              <w:instrText xml:space="preserve"> PAGEREF _Toc209886287 \h </w:instrText>
             </w:r>
             <w:r>
               <w:rPr>
@@ -5537,7 +5523,7 @@
               <w:lang w:eastAsia="es-EC"/>
             </w:rPr>
           </w:pPr>
-          <w:hyperlink w:anchor="_Toc209618433" w:history="1">
+          <w:hyperlink w:anchor="_Toc209886288" w:history="1">
             <w:r>
               <w:rPr>
                 <w:rStyle w:val="Hipervnculo"/>
@@ -5565,7 +5551,7 @@
                 <w:noProof/>
                 <w:webHidden/>
               </w:rPr>
-              <w:instrText xml:space="preserve"> PAGEREF _Toc209618433 \h </w:instrText>
+              <w:instrText xml:space="preserve"> PAGEREF _Toc209886288 \h </w:instrText>
             </w:r>
             <w:r>
               <w:rPr>
@@ -5609,7 +5595,7 @@
               <w:lang w:eastAsia="es-EC"/>
             </w:rPr>
           </w:pPr>
-          <w:hyperlink w:anchor="_Toc209618434" w:history="1">
+          <w:hyperlink w:anchor="_Toc209886289" w:history="1">
             <w:r>
               <w:rPr>
                 <w:rStyle w:val="Hipervnculo"/>
@@ -5636,7 +5622,7 @@
                 <w:noProof/>
                 <w:webHidden/>
               </w:rPr>
-              <w:instrText xml:space="preserve"> PAGEREF _Toc209618434 \h </w:instrText>
+              <w:instrText xml:space="preserve"> PAGEREF _Toc209886289 \h </w:instrText>
             </w:r>
             <w:r>
               <w:rPr>
@@ -5680,7 +5666,7 @@
               <w:lang w:eastAsia="es-EC"/>
             </w:rPr>
           </w:pPr>
-          <w:hyperlink w:anchor="_Toc209618435" w:history="1">
+          <w:hyperlink w:anchor="_Toc209886290" w:history="1">
             <w:r>
               <w:rPr>
                 <w:rStyle w:val="Hipervnculo"/>
@@ -5707,7 +5693,7 @@
                 <w:noProof/>
                 <w:webHidden/>
               </w:rPr>
-              <w:instrText xml:space="preserve"> PAGEREF _Toc209618435 \h </w:instrText>
+              <w:instrText xml:space="preserve"> PAGEREF _Toc209886290 \h </w:instrText>
             </w:r>
             <w:r>
               <w:rPr>
@@ -5751,7 +5737,7 @@
               <w:lang w:eastAsia="es-EC"/>
             </w:rPr>
           </w:pPr>
-          <w:hyperlink w:anchor="_Toc209618436" w:history="1">
+          <w:hyperlink w:anchor="_Toc209886291" w:history="1">
             <w:r>
               <w:rPr>
                 <w:rStyle w:val="Hipervnculo"/>
@@ -5778,7 +5764,7 @@
                 <w:noProof/>
                 <w:webHidden/>
               </w:rPr>
-              <w:instrText xml:space="preserve"> PAGEREF _Toc209618436 \h </w:instrText>
+              <w:instrText xml:space="preserve"> PAGEREF _Toc209886291 \h </w:instrText>
             </w:r>
             <w:r>
               <w:rPr>
@@ -5822,7 +5808,7 @@
               <w:lang w:eastAsia="es-EC"/>
             </w:rPr>
           </w:pPr>
-          <w:hyperlink w:anchor="_Toc209618437" w:history="1">
+          <w:hyperlink w:anchor="_Toc209886292" w:history="1">
             <w:r>
               <w:rPr>
                 <w:rStyle w:val="Hipervnculo"/>
@@ -5849,7 +5835,7 @@
                 <w:noProof/>
                 <w:webHidden/>
               </w:rPr>
-              <w:instrText xml:space="preserve"> PAGEREF _Toc209618437 \h </w:instrText>
+              <w:instrText xml:space="preserve"> PAGEREF _Toc209886292 \h </w:instrText>
             </w:r>
             <w:r>
               <w:rPr>
@@ -5893,7 +5879,7 @@
               <w:lang w:eastAsia="es-EC"/>
             </w:rPr>
           </w:pPr>
-          <w:hyperlink w:anchor="_Toc209618438" w:history="1">
+          <w:hyperlink w:anchor="_Toc209886293" w:history="1">
             <w:r>
               <w:rPr>
                 <w:rStyle w:val="Hipervnculo"/>
@@ -5920,7 +5906,7 @@
                 <w:noProof/>
                 <w:webHidden/>
               </w:rPr>
-              <w:instrText xml:space="preserve"> PAGEREF _Toc209618438 \h </w:instrText>
+              <w:instrText xml:space="preserve"> PAGEREF _Toc209886293 \h </w:instrText>
             </w:r>
             <w:r>
               <w:rPr>
@@ -5964,7 +5950,7 @@
               <w:lang w:eastAsia="es-EC"/>
             </w:rPr>
           </w:pPr>
-          <w:hyperlink w:anchor="_Toc209618439" w:history="1">
+          <w:hyperlink w:anchor="_Toc209886294" w:history="1">
             <w:r>
               <w:rPr>
                 <w:rStyle w:val="Hipervnculo"/>
@@ -5991,7 +5977,7 @@
                 <w:noProof/>
                 <w:webHidden/>
               </w:rPr>
-              <w:instrText xml:space="preserve"> PAGEREF _Toc209618439 \h </w:instrText>
+              <w:instrText xml:space="preserve"> PAGEREF _Toc209886294 \h </w:instrText>
             </w:r>
             <w:r>
               <w:rPr>
@@ -6035,7 +6021,7 @@
               <w:lang w:eastAsia="es-EC"/>
             </w:rPr>
           </w:pPr>
-          <w:hyperlink w:anchor="_Toc209618440" w:history="1">
+          <w:hyperlink w:anchor="_Toc209886295" w:history="1">
             <w:r>
               <w:rPr>
                 <w:rStyle w:val="Hipervnculo"/>
@@ -6062,7 +6048,7 @@
                 <w:noProof/>
                 <w:webHidden/>
               </w:rPr>
-              <w:instrText xml:space="preserve"> PAGEREF _Toc209618440 \h </w:instrText>
+              <w:instrText xml:space="preserve"> PAGEREF _Toc209886295 \h </w:instrText>
             </w:r>
             <w:r>
               <w:rPr>
@@ -6103,7 +6089,7 @@
               <w:lang w:eastAsia="es-EC"/>
             </w:rPr>
           </w:pPr>
-          <w:hyperlink w:anchor="_Toc209618441" w:history="1">
+          <w:hyperlink w:anchor="_Toc209886296" w:history="1">
             <w:r>
               <w:rPr>
                 <w:rStyle w:val="Hipervnculo"/>
@@ -6130,7 +6116,7 @@
                 <w:noProof/>
                 <w:webHidden/>
               </w:rPr>
-              <w:instrText xml:space="preserve"> PAGEREF _Toc209618441 \h </w:instrText>
+              <w:instrText xml:space="preserve"> PAGEREF _Toc209886296 \h </w:instrText>
             </w:r>
             <w:r>
               <w:rPr>
@@ -6171,7 +6157,7 @@
               <w:lang w:eastAsia="es-EC"/>
             </w:rPr>
           </w:pPr>
-          <w:hyperlink w:anchor="_Toc209618442" w:history="1">
+          <w:hyperlink w:anchor="_Toc209886297" w:history="1">
             <w:r>
               <w:rPr>
                 <w:rStyle w:val="Hipervnculo"/>
@@ -6198,7 +6184,7 @@
                 <w:noProof/>
                 <w:webHidden/>
               </w:rPr>
-              <w:instrText xml:space="preserve"> PAGEREF _Toc209618442 \h </w:instrText>
+              <w:instrText xml:space="preserve"> PAGEREF _Toc209886297 \h </w:instrText>
             </w:r>
             <w:r>
               <w:rPr>
@@ -6242,7 +6228,7 @@
               <w:lang w:eastAsia="es-EC"/>
             </w:rPr>
           </w:pPr>
-          <w:hyperlink w:anchor="_Toc209618443" w:history="1">
+          <w:hyperlink w:anchor="_Toc209886298" w:history="1">
             <w:r>
               <w:rPr>
                 <w:rStyle w:val="Hipervnculo"/>
@@ -6269,7 +6255,7 @@
                 <w:noProof/>
                 <w:webHidden/>
               </w:rPr>
-              <w:instrText xml:space="preserve"> PAGEREF _Toc209618443 \h </w:instrText>
+              <w:instrText xml:space="preserve"> PAGEREF _Toc209886298 \h </w:instrText>
             </w:r>
             <w:r>
               <w:rPr>
@@ -6313,7 +6299,7 @@
               <w:lang w:eastAsia="es-EC"/>
             </w:rPr>
           </w:pPr>
-          <w:hyperlink w:anchor="_Toc209618444" w:history="1">
+          <w:hyperlink w:anchor="_Toc209886299" w:history="1">
             <w:r>
               <w:rPr>
                 <w:rStyle w:val="Hipervnculo"/>
@@ -6340,7 +6326,7 @@
                 <w:noProof/>
                 <w:webHidden/>
               </w:rPr>
-              <w:instrText xml:space="preserve"> PAGEREF _Toc209618444 \h </w:instrText>
+              <w:instrText xml:space="preserve"> PAGEREF _Toc209886299 \h </w:instrText>
             </w:r>
             <w:r>
               <w:rPr>
@@ -6384,7 +6370,7 @@
               <w:lang w:eastAsia="es-EC"/>
             </w:rPr>
           </w:pPr>
-          <w:hyperlink w:anchor="_Toc209618445" w:history="1">
+          <w:hyperlink w:anchor="_Toc209886300" w:history="1">
             <w:r>
               <w:rPr>
                 <w:rStyle w:val="Hipervnculo"/>
@@ -6411,7 +6397,7 @@
                 <w:noProof/>
                 <w:webHidden/>
               </w:rPr>
-              <w:instrText xml:space="preserve"> PAGEREF _Toc209618445 \h </w:instrText>
+              <w:instrText xml:space="preserve"> PAGEREF _Toc209886300 \h </w:instrText>
             </w:r>
             <w:r>
               <w:rPr>
@@ -6455,7 +6441,7 @@
               <w:lang w:eastAsia="es-EC"/>
             </w:rPr>
           </w:pPr>
-          <w:hyperlink w:anchor="_Toc209618446" w:history="1">
+          <w:hyperlink w:anchor="_Toc209886301" w:history="1">
             <w:r>
               <w:rPr>
                 <w:rStyle w:val="Hipervnculo"/>
@@ -6482,7 +6468,7 @@
                 <w:noProof/>
                 <w:webHidden/>
               </w:rPr>
-              <w:instrText xml:space="preserve"> PAGEREF _Toc209618446 \h </w:instrText>
+              <w:instrText xml:space="preserve"> PAGEREF _Toc209886301 \h </w:instrText>
             </w:r>
             <w:r>
               <w:rPr>
@@ -6502,7 +6488,7 @@
                 <w:noProof/>
                 <w:webHidden/>
               </w:rPr>
-              <w:t>19</w:t>
+              <w:t>18</w:t>
             </w:r>
             <w:r>
               <w:rPr>
@@ -6526,7 +6512,7 @@
               <w:lang w:eastAsia="es-EC"/>
             </w:rPr>
           </w:pPr>
-          <w:hyperlink w:anchor="_Toc209618447" w:history="1">
+          <w:hyperlink w:anchor="_Toc209886302" w:history="1">
             <w:r>
               <w:rPr>
                 <w:rStyle w:val="Hipervnculo"/>
@@ -6553,7 +6539,7 @@
                 <w:noProof/>
                 <w:webHidden/>
               </w:rPr>
-              <w:instrText xml:space="preserve"> PAGEREF _Toc209618447 \h </w:instrText>
+              <w:instrText xml:space="preserve"> PAGEREF _Toc209886302 \h </w:instrText>
             </w:r>
             <w:r>
               <w:rPr>
@@ -6597,7 +6583,7 @@
               <w:lang w:eastAsia="es-EC"/>
             </w:rPr>
           </w:pPr>
-          <w:hyperlink w:anchor="_Toc209618448" w:history="1">
+          <w:hyperlink w:anchor="_Toc209886303" w:history="1">
             <w:r>
               <w:rPr>
                 <w:rStyle w:val="Hipervnculo"/>
@@ -6624,7 +6610,7 @@
                 <w:noProof/>
                 <w:webHidden/>
               </w:rPr>
-              <w:instrText xml:space="preserve"> PAGEREF _Toc209618448 \h </w:instrText>
+              <w:instrText xml:space="preserve"> PAGEREF _Toc209886303 \h </w:instrText>
             </w:r>
             <w:r>
               <w:rPr>
@@ -6668,7 +6654,7 @@
               <w:lang w:eastAsia="es-EC"/>
             </w:rPr>
           </w:pPr>
-          <w:hyperlink w:anchor="_Toc209618449" w:history="1">
+          <w:hyperlink w:anchor="_Toc209886304" w:history="1">
             <w:r>
               <w:rPr>
                 <w:rStyle w:val="Hipervnculo"/>
@@ -6695,7 +6681,7 @@
                 <w:noProof/>
                 <w:webHidden/>
               </w:rPr>
-              <w:instrText xml:space="preserve"> PAGEREF _Toc209618449 \h </w:instrText>
+              <w:instrText xml:space="preserve"> PAGEREF _Toc209886304 \h </w:instrText>
             </w:r>
             <w:r>
               <w:rPr>
@@ -6739,7 +6725,7 @@
               <w:lang w:eastAsia="es-EC"/>
             </w:rPr>
           </w:pPr>
-          <w:hyperlink w:anchor="_Toc209618450" w:history="1">
+          <w:hyperlink w:anchor="_Toc209886305" w:history="1">
             <w:r>
               <w:rPr>
                 <w:rStyle w:val="Hipervnculo"/>
@@ -6766,7 +6752,7 @@
                 <w:noProof/>
                 <w:webHidden/>
               </w:rPr>
-              <w:instrText xml:space="preserve"> PAGEREF _Toc209618450 \h </w:instrText>
+              <w:instrText xml:space="preserve"> PAGEREF _Toc209886305 \h </w:instrText>
             </w:r>
             <w:r>
               <w:rPr>
@@ -6810,7 +6796,7 @@
               <w:lang w:eastAsia="es-EC"/>
             </w:rPr>
           </w:pPr>
-          <w:hyperlink w:anchor="_Toc209618451" w:history="1">
+          <w:hyperlink w:anchor="_Toc209886306" w:history="1">
             <w:r>
               <w:rPr>
                 <w:rStyle w:val="Hipervnculo"/>
@@ -6837,7 +6823,7 @@
                 <w:noProof/>
                 <w:webHidden/>
               </w:rPr>
-              <w:instrText xml:space="preserve"> PAGEREF _Toc209618451 \h </w:instrText>
+              <w:instrText xml:space="preserve"> PAGEREF _Toc209886306 \h </w:instrText>
             </w:r>
             <w:r>
               <w:rPr>
@@ -6857,7 +6843,7 @@
                 <w:noProof/>
                 <w:webHidden/>
               </w:rPr>
-              <w:t>20</w:t>
+              <w:t>19</w:t>
             </w:r>
             <w:r>
               <w:rPr>
@@ -6881,7 +6867,7 @@
               <w:lang w:eastAsia="es-EC"/>
             </w:rPr>
           </w:pPr>
-          <w:hyperlink w:anchor="_Toc209618452" w:history="1">
+          <w:hyperlink w:anchor="_Toc209886307" w:history="1">
             <w:r>
               <w:rPr>
                 <w:rStyle w:val="Hipervnculo"/>
@@ -6908,7 +6894,7 @@
                 <w:noProof/>
                 <w:webHidden/>
               </w:rPr>
-              <w:instrText xml:space="preserve"> PAGEREF _Toc209618452 \h </w:instrText>
+              <w:instrText xml:space="preserve"> PAGEREF _Toc209886307 \h </w:instrText>
             </w:r>
             <w:r>
               <w:rPr>
@@ -6928,7 +6914,7 @@
                 <w:noProof/>
                 <w:webHidden/>
               </w:rPr>
-              <w:t>20</w:t>
+              <w:t>19</w:t>
             </w:r>
             <w:r>
               <w:rPr>
@@ -6952,7 +6938,7 @@
               <w:lang w:eastAsia="es-EC"/>
             </w:rPr>
           </w:pPr>
-          <w:hyperlink w:anchor="_Toc209618453" w:history="1">
+          <w:hyperlink w:anchor="_Toc209886308" w:history="1">
             <w:r>
               <w:rPr>
                 <w:rStyle w:val="Hipervnculo"/>
@@ -6979,7 +6965,7 @@
                 <w:noProof/>
                 <w:webHidden/>
               </w:rPr>
-              <w:instrText xml:space="preserve"> PAGEREF _Toc209618453 \h </w:instrText>
+              <w:instrText xml:space="preserve"> PAGEREF _Toc209886308 \h </w:instrText>
             </w:r>
             <w:r>
               <w:rPr>
@@ -7023,7 +7009,7 @@
               <w:lang w:eastAsia="es-EC"/>
             </w:rPr>
           </w:pPr>
-          <w:hyperlink w:anchor="_Toc209618454" w:history="1">
+          <w:hyperlink w:anchor="_Toc209886309" w:history="1">
             <w:r>
               <w:rPr>
                 <w:rStyle w:val="Hipervnculo"/>
@@ -7050,7 +7036,7 @@
                 <w:noProof/>
                 <w:webHidden/>
               </w:rPr>
-              <w:instrText xml:space="preserve"> PAGEREF _Toc209618454 \h </w:instrText>
+              <w:instrText xml:space="preserve"> PAGEREF _Toc209886309 \h </w:instrText>
             </w:r>
             <w:r>
               <w:rPr>
@@ -7094,7 +7080,7 @@
               <w:lang w:eastAsia="es-EC"/>
             </w:rPr>
           </w:pPr>
-          <w:hyperlink w:anchor="_Toc209618455" w:history="1">
+          <w:hyperlink w:anchor="_Toc209886310" w:history="1">
             <w:r>
               <w:rPr>
                 <w:rStyle w:val="Hipervnculo"/>
@@ -7121,7 +7107,7 @@
                 <w:noProof/>
                 <w:webHidden/>
               </w:rPr>
-              <w:instrText xml:space="preserve"> PAGEREF _Toc209618455 \h </w:instrText>
+              <w:instrText xml:space="preserve"> PAGEREF _Toc209886310 \h </w:instrText>
             </w:r>
             <w:r>
               <w:rPr>
@@ -7141,7 +7127,7 @@
                 <w:noProof/>
                 <w:webHidden/>
               </w:rPr>
-              <w:t>21</w:t>
+              <w:t>20</w:t>
             </w:r>
             <w:r>
               <w:rPr>
@@ -7165,7 +7151,7 @@
               <w:lang w:eastAsia="es-EC"/>
             </w:rPr>
           </w:pPr>
-          <w:hyperlink w:anchor="_Toc209618456" w:history="1">
+          <w:hyperlink w:anchor="_Toc209886311" w:history="1">
             <w:r>
               <w:rPr>
                 <w:rStyle w:val="Hipervnculo"/>
@@ -7192,7 +7178,7 @@
                 <w:noProof/>
                 <w:webHidden/>
               </w:rPr>
-              <w:instrText xml:space="preserve"> PAGEREF _Toc209618456 \h </w:instrText>
+              <w:instrText xml:space="preserve"> PAGEREF _Toc209886311 \h </w:instrText>
             </w:r>
             <w:r>
               <w:rPr>
@@ -7212,7 +7198,215 @@
                 <w:noProof/>
                 <w:webHidden/>
               </w:rPr>
-              <w:t>22</w:t>
+              <w:t>21</w:t>
+            </w:r>
+            <w:r>
+              <w:rPr>
+                <w:noProof/>
+                <w:webHidden/>
+              </w:rPr>
+              <w:fldChar w:fldCharType="end"/>
+            </w:r>
+          </w:hyperlink>
+        </w:p>
+        <w:p>
+          <w:pPr>
+            <w:pStyle w:val="TDC1"/>
+            <w:rPr>
+              <w:rFonts w:asciiTheme="minorHAnsi" w:eastAsiaTheme="minorEastAsia" w:hAnsiTheme="minorHAnsi"/>
+              <w:noProof/>
+              <w:color w:val="auto"/>
+              <w:lang w:eastAsia="es-EC"/>
+            </w:rPr>
+          </w:pPr>
+          <w:hyperlink w:anchor="_Toc209886312" w:history="1">
+            <w:r>
+              <w:rPr>
+                <w:rStyle w:val="Hipervnculo"/>
+                <w:noProof/>
+              </w:rPr>
+              <w:t>CAPÍTULO IV</w:t>
+            </w:r>
+            <w:r>
+              <w:rPr>
+                <w:noProof/>
+                <w:webHidden/>
+              </w:rPr>
+              <w:tab/>
+            </w:r>
+            <w:r>
+              <w:rPr>
+                <w:noProof/>
+                <w:webHidden/>
+              </w:rPr>
+              <w:fldChar w:fldCharType="begin"/>
+            </w:r>
+            <w:r>
+              <w:rPr>
+                <w:noProof/>
+                <w:webHidden/>
+              </w:rPr>
+              <w:instrText xml:space="preserve"> PAGEREF _Toc209886312 \h </w:instrText>
+            </w:r>
+            <w:r>
+              <w:rPr>
+                <w:noProof/>
+                <w:webHidden/>
+              </w:rPr>
+            </w:r>
+            <w:r>
+              <w:rPr>
+                <w:noProof/>
+                <w:webHidden/>
+              </w:rPr>
+              <w:fldChar w:fldCharType="separate"/>
+            </w:r>
+            <w:r>
+              <w:rPr>
+                <w:noProof/>
+                <w:webHidden/>
+              </w:rPr>
+              <w:t>23</w:t>
+            </w:r>
+            <w:r>
+              <w:rPr>
+                <w:noProof/>
+                <w:webHidden/>
+              </w:rPr>
+              <w:fldChar w:fldCharType="end"/>
+            </w:r>
+          </w:hyperlink>
+        </w:p>
+        <w:p>
+          <w:pPr>
+            <w:pStyle w:val="TDC1"/>
+            <w:rPr>
+              <w:rFonts w:asciiTheme="minorHAnsi" w:eastAsiaTheme="minorEastAsia" w:hAnsiTheme="minorHAnsi"/>
+              <w:noProof/>
+              <w:color w:val="auto"/>
+              <w:lang w:eastAsia="es-EC"/>
+            </w:rPr>
+          </w:pPr>
+          <w:hyperlink w:anchor="_Toc209886313" w:history="1">
+            <w:r>
+              <w:rPr>
+                <w:rStyle w:val="Hipervnculo"/>
+                <w:noProof/>
+              </w:rPr>
+              <w:t>RESULTADOS Y DISCUCIÓN</w:t>
+            </w:r>
+            <w:r>
+              <w:rPr>
+                <w:noProof/>
+                <w:webHidden/>
+              </w:rPr>
+              <w:tab/>
+            </w:r>
+            <w:r>
+              <w:rPr>
+                <w:noProof/>
+                <w:webHidden/>
+              </w:rPr>
+              <w:fldChar w:fldCharType="begin"/>
+            </w:r>
+            <w:r>
+              <w:rPr>
+                <w:noProof/>
+                <w:webHidden/>
+              </w:rPr>
+              <w:instrText xml:space="preserve"> PAGEREF _Toc209886313 \h </w:instrText>
+            </w:r>
+            <w:r>
+              <w:rPr>
+                <w:noProof/>
+                <w:webHidden/>
+              </w:rPr>
+            </w:r>
+            <w:r>
+              <w:rPr>
+                <w:noProof/>
+                <w:webHidden/>
+              </w:rPr>
+              <w:fldChar w:fldCharType="separate"/>
+            </w:r>
+            <w:r>
+              <w:rPr>
+                <w:noProof/>
+                <w:webHidden/>
+              </w:rPr>
+              <w:t>23</w:t>
+            </w:r>
+            <w:r>
+              <w:rPr>
+                <w:noProof/>
+                <w:webHidden/>
+              </w:rPr>
+              <w:fldChar w:fldCharType="end"/>
+            </w:r>
+          </w:hyperlink>
+        </w:p>
+        <w:p>
+          <w:pPr>
+            <w:pStyle w:val="TDC2"/>
+            <w:tabs>
+              <w:tab w:val="right" w:leader="dot" w:pos="9016"/>
+            </w:tabs>
+            <w:rPr>
+              <w:rFonts w:asciiTheme="minorHAnsi" w:eastAsiaTheme="minorEastAsia" w:hAnsiTheme="minorHAnsi"/>
+              <w:noProof/>
+              <w:color w:val="auto"/>
+              <w:lang w:eastAsia="es-EC"/>
+            </w:rPr>
+          </w:pPr>
+          <w:hyperlink w:anchor="_Toc209886314" w:history="1">
+            <w:r>
+              <w:rPr>
+                <w:rStyle w:val="Hipervnculo"/>
+                <w:bCs/>
+                <w:noProof/>
+              </w:rPr>
+              <w:t>4.1. Modelo cualitativo: una arquitectura para la interacción pedagógica con IA generativa</w:t>
+            </w:r>
+            <w:r>
+              <w:rPr>
+                <w:noProof/>
+                <w:webHidden/>
+              </w:rPr>
+              <w:tab/>
+            </w:r>
+            <w:r>
+              <w:rPr>
+                <w:noProof/>
+                <w:webHidden/>
+              </w:rPr>
+              <w:fldChar w:fldCharType="begin"/>
+            </w:r>
+            <w:r>
+              <w:rPr>
+                <w:noProof/>
+                <w:webHidden/>
+              </w:rPr>
+              <w:instrText xml:space="preserve"> PAGEREF _Toc209886314 \h </w:instrText>
+            </w:r>
+            <w:r>
+              <w:rPr>
+                <w:noProof/>
+                <w:webHidden/>
+              </w:rPr>
+            </w:r>
+            <w:r>
+              <w:rPr>
+                <w:noProof/>
+                <w:webHidden/>
+              </w:rPr>
+              <w:fldChar w:fldCharType="separate"/>
+            </w:r>
+            <w:r>
+              <w:rPr>
+                <w:noProof/>
+                <w:webHidden/>
+              </w:rPr>
+              <w:t>24</w:t>
             </w:r>
             <w:r>
               <w:rPr>
@@ -7236,13 +7430,13 @@
               <w:lang w:eastAsia="es-EC"/>
             </w:rPr>
           </w:pPr>
-          <w:hyperlink w:anchor="_Toc209618457" w:history="1">
+          <w:hyperlink w:anchor="_Toc209886315" w:history="1">
             <w:r>
               <w:rPr>
                 <w:rStyle w:val="Hipervnculo"/>
                 <w:noProof/>
               </w:rPr>
-              <w:t>3.6.1. Instrumento para la formulación del modelo cualitativo</w:t>
+              <w:t>4.1.1. Esbozo del modelo para interfaces educativas con IA</w:t>
             </w:r>
             <w:r>
               <w:rPr>
@@ -7263,7 +7457,13 @@
                 <w:noProof/>
                 <w:webHidden/>
               </w:rPr>
-              <w:instrText xml:space="preserve"> PAGEREF _Toc209618457 \h </w:instrText>
+              <w:instrText xml:space="preserve"> PAGEREF _Toc209886315 \h </w:instrText>
+            </w:r>
+            <w:r>
+              <w:rPr>
+                <w:noProof/>
+                <w:webHidden/>
+              </w:rPr>
             </w:r>
             <w:r>
               <w:rPr>
@@ -7274,13 +7474,10 @@
             </w:r>
             <w:r>
               <w:rPr>
-                <w:b/>
-                <w:bCs/>
-                <w:noProof/>
-                <w:webHidden/>
-                <w:lang w:val="es-ES"/>
-              </w:rPr>
-              <w:t>¡Error! Marcador no definido.</w:t>
+                <w:noProof/>
+                <w:webHidden/>
+              </w:rPr>
+              <w:t>24</w:t>
             </w:r>
             <w:r>
               <w:rPr>
@@ -7304,13 +7501,13 @@
               <w:lang w:eastAsia="es-EC"/>
             </w:rPr>
           </w:pPr>
-          <w:hyperlink w:anchor="_Toc209618458" w:history="1">
+          <w:hyperlink w:anchor="_Toc209886316" w:history="1">
             <w:r>
               <w:rPr>
                 <w:rStyle w:val="Hipervnculo"/>
                 <w:noProof/>
               </w:rPr>
-              <w:t>3.6.2. Herramientas para el desarrollo del artefacto tecnológico</w:t>
+              <w:t>4.1.2. Arquitectura y componentes del modelo</w:t>
             </w:r>
             <w:r>
               <w:rPr>
@@ -7331,7 +7528,13 @@
                 <w:noProof/>
                 <w:webHidden/>
               </w:rPr>
-              <w:instrText xml:space="preserve"> PAGEREF _Toc209618458 \h </w:instrText>
+              <w:instrText xml:space="preserve"> PAGEREF _Toc209886316 \h </w:instrText>
+            </w:r>
+            <w:r>
+              <w:rPr>
+                <w:noProof/>
+                <w:webHidden/>
+              </w:rPr>
             </w:r>
             <w:r>
               <w:rPr>
@@ -7342,13 +7545,81 @@
             </w:r>
             <w:r>
               <w:rPr>
-                <w:b/>
-                <w:bCs/>
-                <w:noProof/>
-                <w:webHidden/>
-                <w:lang w:val="es-ES"/>
-              </w:rPr>
-              <w:t>¡Error! Marcador no definido.</w:t>
+                <w:noProof/>
+                <w:webHidden/>
+              </w:rPr>
+              <w:t>26</w:t>
+            </w:r>
+            <w:r>
+              <w:rPr>
+                <w:noProof/>
+                <w:webHidden/>
+              </w:rPr>
+              <w:fldChar w:fldCharType="end"/>
+            </w:r>
+          </w:hyperlink>
+        </w:p>
+        <w:p>
+          <w:pPr>
+            <w:pStyle w:val="TDC2"/>
+            <w:tabs>
+              <w:tab w:val="right" w:leader="dot" w:pos="9016"/>
+            </w:tabs>
+            <w:rPr>
+              <w:rFonts w:asciiTheme="minorHAnsi" w:eastAsiaTheme="minorEastAsia" w:hAnsiTheme="minorHAnsi"/>
+              <w:noProof/>
+              <w:color w:val="auto"/>
+              <w:lang w:eastAsia="es-EC"/>
+            </w:rPr>
+          </w:pPr>
+          <w:hyperlink w:anchor="_Toc209886317" w:history="1">
+            <w:r>
+              <w:rPr>
+                <w:rStyle w:val="Hipervnculo"/>
+                <w:noProof/>
+              </w:rPr>
+              <w:t>4.2. Construcción de la aplicación web TrigTutor IA</w:t>
+            </w:r>
+            <w:r>
+              <w:rPr>
+                <w:noProof/>
+                <w:webHidden/>
+              </w:rPr>
+              <w:tab/>
+            </w:r>
+            <w:r>
+              <w:rPr>
+                <w:noProof/>
+                <w:webHidden/>
+              </w:rPr>
+              <w:fldChar w:fldCharType="begin"/>
+            </w:r>
+            <w:r>
+              <w:rPr>
+                <w:noProof/>
+                <w:webHidden/>
+              </w:rPr>
+              <w:instrText xml:space="preserve"> PAGEREF _Toc209886317 \h </w:instrText>
+            </w:r>
+            <w:r>
+              <w:rPr>
+                <w:noProof/>
+                <w:webHidden/>
+              </w:rPr>
+            </w:r>
+            <w:r>
+              <w:rPr>
+                <w:noProof/>
+                <w:webHidden/>
+              </w:rPr>
+              <w:fldChar w:fldCharType="separate"/>
+            </w:r>
+            <w:r>
+              <w:rPr>
+                <w:noProof/>
+                <w:webHidden/>
+              </w:rPr>
+              <w:t>32</w:t>
             </w:r>
             <w:r>
               <w:rPr>
@@ -7372,13 +7643,13 @@
               <w:lang w:eastAsia="es-EC"/>
             </w:rPr>
           </w:pPr>
-          <w:hyperlink w:anchor="_Toc209618459" w:history="1">
+          <w:hyperlink w:anchor="_Toc209886318" w:history="1">
             <w:r>
               <w:rPr>
                 <w:rStyle w:val="Hipervnculo"/>
                 <w:noProof/>
               </w:rPr>
-              <w:t>3.6.3. Instrumentos para la Validación Empírica:</w:t>
+              <w:t>4.2.1. Aplicación del flujo de interacción del modelo cualitativo</w:t>
             </w:r>
             <w:r>
               <w:rPr>
@@ -7399,7 +7670,13 @@
                 <w:noProof/>
                 <w:webHidden/>
               </w:rPr>
-              <w:instrText xml:space="preserve"> PAGEREF _Toc209618459 \h </w:instrText>
+              <w:instrText xml:space="preserve"> PAGEREF _Toc209886318 \h </w:instrText>
+            </w:r>
+            <w:r>
+              <w:rPr>
+                <w:noProof/>
+                <w:webHidden/>
+              </w:rPr>
             </w:r>
             <w:r>
               <w:rPr>
@@ -7410,13 +7687,10 @@
             </w:r>
             <w:r>
               <w:rPr>
-                <w:b/>
-                <w:bCs/>
-                <w:noProof/>
-                <w:webHidden/>
-                <w:lang w:val="es-ES"/>
-              </w:rPr>
-              <w:t>¡Error! Marcador no definido.</w:t>
+                <w:noProof/>
+                <w:webHidden/>
+              </w:rPr>
+              <w:t>37</w:t>
             </w:r>
             <w:r>
               <w:rPr>
@@ -7429,7 +7703,10 @@
         </w:p>
         <w:p>
           <w:pPr>
-            <w:pStyle w:val="TDC1"/>
+            <w:pStyle w:val="TDC3"/>
+            <w:tabs>
+              <w:tab w:val="right" w:leader="dot" w:pos="9016"/>
+            </w:tabs>
             <w:rPr>
               <w:rFonts w:asciiTheme="minorHAnsi" w:eastAsiaTheme="minorEastAsia" w:hAnsiTheme="minorHAnsi"/>
               <w:noProof/>
@@ -7437,13 +7714,27 @@
               <w:lang w:eastAsia="es-EC"/>
             </w:rPr>
           </w:pPr>
-          <w:hyperlink w:anchor="_Toc209618460" w:history="1">
+          <w:hyperlink w:anchor="_Toc209886319" w:history="1">
             <w:r>
               <w:rPr>
                 <w:rStyle w:val="Hipervnculo"/>
                 <w:noProof/>
               </w:rPr>
-              <w:t>CAPÍTULO IV</w:t>
+              <w:t>4.2.2. Implementación del Andami</w:t>
+            </w:r>
+            <w:r>
+              <w:rPr>
+                <w:rStyle w:val="Hipervnculo"/>
+                <w:noProof/>
+              </w:rPr>
+              <w:t>a</w:t>
+            </w:r>
+            <w:r>
+              <w:rPr>
+                <w:rStyle w:val="Hipervnculo"/>
+                <w:noProof/>
+              </w:rPr>
+              <w:t>je Pedagógico</w:t>
             </w:r>
             <w:r>
               <w:rPr>
@@ -7464,7 +7755,7 @@
                 <w:noProof/>
                 <w:webHidden/>
               </w:rPr>
-              <w:instrText xml:space="preserve"> PAGEREF _Toc209618460 \h </w:instrText>
+              <w:instrText xml:space="preserve"> PAGEREF _Toc209886319 \h </w:instrText>
             </w:r>
             <w:r>
               <w:rPr>
@@ -7484,7 +7775,7 @@
                 <w:noProof/>
                 <w:webHidden/>
               </w:rPr>
-              <w:t>23</w:t>
+              <w:t>39</w:t>
             </w:r>
             <w:r>
               <w:rPr>
@@ -7497,7 +7788,10 @@
         </w:p>
         <w:p>
           <w:pPr>
-            <w:pStyle w:val="TDC1"/>
+            <w:pStyle w:val="TDC3"/>
+            <w:tabs>
+              <w:tab w:val="right" w:leader="dot" w:pos="9016"/>
+            </w:tabs>
             <w:rPr>
               <w:rFonts w:asciiTheme="minorHAnsi" w:eastAsiaTheme="minorEastAsia" w:hAnsiTheme="minorHAnsi"/>
               <w:noProof/>
@@ -7505,13 +7799,13 @@
               <w:lang w:eastAsia="es-EC"/>
             </w:rPr>
           </w:pPr>
-          <w:hyperlink w:anchor="_Toc209618461" w:history="1">
+          <w:hyperlink w:anchor="_Toc209886320" w:history="1">
             <w:r>
               <w:rPr>
                 <w:rStyle w:val="Hipervnculo"/>
                 <w:noProof/>
               </w:rPr>
-              <w:t>RESULTADOS Y DISCUCIÓN</w:t>
+              <w:t>4.2.3. Módulos de Soporte al Aprendizaje</w:t>
             </w:r>
             <w:r>
               <w:rPr>
@@ -7532,7 +7826,7 @@
                 <w:noProof/>
                 <w:webHidden/>
               </w:rPr>
-              <w:instrText xml:space="preserve"> PAGEREF _Toc209618461 \h </w:instrText>
+              <w:instrText xml:space="preserve"> PAGEREF _Toc209886320 \h </w:instrText>
             </w:r>
             <w:r>
               <w:rPr>
@@ -7552,7 +7846,7 @@
                 <w:noProof/>
                 <w:webHidden/>
               </w:rPr>
-              <w:t>23</w:t>
+              <w:t>43</w:t>
             </w:r>
             <w:r>
               <w:rPr>
@@ -7576,30 +7870,13 @@
               <w:lang w:eastAsia="es-EC"/>
             </w:rPr>
           </w:pPr>
-          <w:hyperlink w:anchor="_Toc209618462" w:history="1">
+          <w:hyperlink w:anchor="_Toc209886321" w:history="1">
             <w:r>
               <w:rPr>
                 <w:rStyle w:val="Hipervnculo"/>
-                <w:bCs/>
-                <w:noProof/>
-              </w:rPr>
-              <w:t>4.1. E</w:t>
-            </w:r>
-            <w:r>
-              <w:rPr>
-                <w:rStyle w:val="Hipervnculo"/>
-                <w:bCs/>
-                <w:noProof/>
-              </w:rPr>
-              <w:t>s</w:t>
-            </w:r>
-            <w:r>
-              <w:rPr>
-                <w:rStyle w:val="Hipervnculo"/>
-                <w:bCs/>
-                <w:noProof/>
-              </w:rPr>
-              <w:t>bozo del modelo cualitativo: una arquitectura para la interacción pedagógica con IA generativa</w:t>
+                <w:noProof/>
+              </w:rPr>
+              <w:t>4.3. Validación del modelo</w:t>
             </w:r>
             <w:r>
               <w:rPr>
@@ -7620,7 +7897,7 @@
                 <w:noProof/>
                 <w:webHidden/>
               </w:rPr>
-              <w:instrText xml:space="preserve"> PAGEREF _Toc209618462 \h </w:instrText>
+              <w:instrText xml:space="preserve"> PAGEREF _Toc209886321 \h </w:instrText>
             </w:r>
             <w:r>
               <w:rPr>
@@ -7640,149 +7917,7 @@
                 <w:noProof/>
                 <w:webHidden/>
               </w:rPr>
-              <w:t>24</w:t>
-            </w:r>
-            <w:r>
-              <w:rPr>
-                <w:noProof/>
-                <w:webHidden/>
-              </w:rPr>
-              <w:fldChar w:fldCharType="end"/>
-            </w:r>
-          </w:hyperlink>
-        </w:p>
-        <w:p>
-          <w:pPr>
-            <w:pStyle w:val="TDC3"/>
-            <w:tabs>
-              <w:tab w:val="right" w:leader="dot" w:pos="9016"/>
-            </w:tabs>
-            <w:rPr>
-              <w:rFonts w:asciiTheme="minorHAnsi" w:eastAsiaTheme="minorEastAsia" w:hAnsiTheme="minorHAnsi"/>
-              <w:noProof/>
-              <w:color w:val="auto"/>
-              <w:lang w:eastAsia="es-EC"/>
-            </w:rPr>
-          </w:pPr>
-          <w:hyperlink w:anchor="_Toc209618463" w:history="1">
-            <w:r>
-              <w:rPr>
-                <w:rStyle w:val="Hipervnculo"/>
-                <w:noProof/>
-              </w:rPr>
-              <w:t>4.1.1. Fundamentación conceptual del modelo</w:t>
-            </w:r>
-            <w:r>
-              <w:rPr>
-                <w:noProof/>
-                <w:webHidden/>
-              </w:rPr>
-              <w:tab/>
-            </w:r>
-            <w:r>
-              <w:rPr>
-                <w:noProof/>
-                <w:webHidden/>
-              </w:rPr>
-              <w:fldChar w:fldCharType="begin"/>
-            </w:r>
-            <w:r>
-              <w:rPr>
-                <w:noProof/>
-                <w:webHidden/>
-              </w:rPr>
-              <w:instrText xml:space="preserve"> PAGEREF _Toc209618463 \h </w:instrText>
-            </w:r>
-            <w:r>
-              <w:rPr>
-                <w:noProof/>
-                <w:webHidden/>
-              </w:rPr>
-            </w:r>
-            <w:r>
-              <w:rPr>
-                <w:noProof/>
-                <w:webHidden/>
-              </w:rPr>
-              <w:fldChar w:fldCharType="separate"/>
-            </w:r>
-            <w:r>
-              <w:rPr>
-                <w:noProof/>
-                <w:webHidden/>
-              </w:rPr>
-              <w:t>24</w:t>
-            </w:r>
-            <w:r>
-              <w:rPr>
-                <w:noProof/>
-                <w:webHidden/>
-              </w:rPr>
-              <w:fldChar w:fldCharType="end"/>
-            </w:r>
-          </w:hyperlink>
-        </w:p>
-        <w:p>
-          <w:pPr>
-            <w:pStyle w:val="TDC3"/>
-            <w:tabs>
-              <w:tab w:val="right" w:leader="dot" w:pos="9016"/>
-            </w:tabs>
-            <w:rPr>
-              <w:rFonts w:asciiTheme="minorHAnsi" w:eastAsiaTheme="minorEastAsia" w:hAnsiTheme="minorHAnsi"/>
-              <w:noProof/>
-              <w:color w:val="auto"/>
-              <w:lang w:eastAsia="es-EC"/>
-            </w:rPr>
-          </w:pPr>
-          <w:hyperlink w:anchor="_Toc209618464" w:history="1">
-            <w:r>
-              <w:rPr>
-                <w:rStyle w:val="Hipervnculo"/>
-                <w:noProof/>
-              </w:rPr>
-              <w:t>4.1.2. Arquitectura y componentes del modelo</w:t>
-            </w:r>
-            <w:r>
-              <w:rPr>
-                <w:noProof/>
-                <w:webHidden/>
-              </w:rPr>
-              <w:tab/>
-            </w:r>
-            <w:r>
-              <w:rPr>
-                <w:noProof/>
-                <w:webHidden/>
-              </w:rPr>
-              <w:fldChar w:fldCharType="begin"/>
-            </w:r>
-            <w:r>
-              <w:rPr>
-                <w:noProof/>
-                <w:webHidden/>
-              </w:rPr>
-              <w:instrText xml:space="preserve"> PAGEREF _Toc209618464 \h </w:instrText>
-            </w:r>
-            <w:r>
-              <w:rPr>
-                <w:noProof/>
-                <w:webHidden/>
-              </w:rPr>
-            </w:r>
-            <w:r>
-              <w:rPr>
-                <w:noProof/>
-                <w:webHidden/>
-              </w:rPr>
-              <w:fldChar w:fldCharType="separate"/>
-            </w:r>
-            <w:r>
-              <w:rPr>
-                <w:noProof/>
-                <w:webHidden/>
-              </w:rPr>
-              <w:t>26</w:t>
+              <w:t>44</w:t>
             </w:r>
             <w:r>
               <w:rPr>
@@ -7806,13 +7941,13 @@
               <w:lang w:eastAsia="es-EC"/>
             </w:rPr>
           </w:pPr>
-          <w:hyperlink w:anchor="_Toc209618465" w:history="1">
+          <w:hyperlink w:anchor="_Toc209886322" w:history="1">
             <w:r>
               <w:rPr>
                 <w:rStyle w:val="Hipervnculo"/>
                 <w:noProof/>
               </w:rPr>
-              <w:t>4.2. Construcción de la aplicación web TrigTutor IA</w:t>
+              <w:t>4.4. Discusión</w:t>
             </w:r>
             <w:r>
               <w:rPr>
@@ -7833,7 +7968,7 @@
                 <w:noProof/>
                 <w:webHidden/>
               </w:rPr>
-              <w:instrText xml:space="preserve"> PAGEREF _Toc209618465 \h </w:instrText>
+              <w:instrText xml:space="preserve"> PAGEREF _Toc209886322 \h </w:instrText>
             </w:r>
             <w:r>
               <w:rPr>
@@ -7853,7 +7988,7 @@
                 <w:noProof/>
                 <w:webHidden/>
               </w:rPr>
-              <w:t>31</w:t>
+              <w:t>44</w:t>
             </w:r>
             <w:r>
               <w:rPr>
@@ -7866,10 +8001,7 @@
         </w:p>
         <w:p>
           <w:pPr>
-            <w:pStyle w:val="TDC3"/>
-            <w:tabs>
-              <w:tab w:val="right" w:leader="dot" w:pos="9016"/>
-            </w:tabs>
+            <w:pStyle w:val="TDC1"/>
             <w:rPr>
               <w:rFonts w:asciiTheme="minorHAnsi" w:eastAsiaTheme="minorEastAsia" w:hAnsiTheme="minorHAnsi"/>
               <w:noProof/>
@@ -7877,13 +8009,13 @@
               <w:lang w:eastAsia="es-EC"/>
             </w:rPr>
           </w:pPr>
-          <w:hyperlink w:anchor="_Toc209618466" w:history="1">
+          <w:hyperlink w:anchor="_Toc209886323" w:history="1">
             <w:r>
               <w:rPr>
                 <w:rStyle w:val="Hipervnculo"/>
                 <w:noProof/>
               </w:rPr>
-              <w:t>4.2.1. Aplicación del flujo de interacción del modelo cualitativo</w:t>
+              <w:t>CAPÍTULO V</w:t>
             </w:r>
             <w:r>
               <w:rPr>
@@ -7904,7 +8036,7 @@
                 <w:noProof/>
                 <w:webHidden/>
               </w:rPr>
-              <w:instrText xml:space="preserve"> PAGEREF _Toc209618466 \h </w:instrText>
+              <w:instrText xml:space="preserve"> PAGEREF _Toc209886323 \h </w:instrText>
             </w:r>
             <w:r>
               <w:rPr>
@@ -7924,7 +8056,7 @@
                 <w:noProof/>
                 <w:webHidden/>
               </w:rPr>
-              <w:t>31</w:t>
+              <w:t>47</w:t>
             </w:r>
             <w:r>
               <w:rPr>
@@ -7937,10 +8069,7 @@
         </w:p>
         <w:p>
           <w:pPr>
-            <w:pStyle w:val="TDC3"/>
-            <w:tabs>
-              <w:tab w:val="right" w:leader="dot" w:pos="9016"/>
-            </w:tabs>
+            <w:pStyle w:val="TDC1"/>
             <w:rPr>
               <w:rFonts w:asciiTheme="minorHAnsi" w:eastAsiaTheme="minorEastAsia" w:hAnsiTheme="minorHAnsi"/>
               <w:noProof/>
@@ -7948,13 +8077,13 @@
               <w:lang w:eastAsia="es-EC"/>
             </w:rPr>
           </w:pPr>
-          <w:hyperlink w:anchor="_Toc209618467" w:history="1">
+          <w:hyperlink w:anchor="_Toc209886324" w:history="1">
             <w:r>
               <w:rPr>
                 <w:rStyle w:val="Hipervnculo"/>
                 <w:noProof/>
               </w:rPr>
-              <w:t>4.2.2. Implementación del Andamiaje Pedagógico</w:t>
+              <w:t>CONCLUSIONES Y RECOMENDACIONES</w:t>
             </w:r>
             <w:r>
               <w:rPr>
@@ -7975,7 +8104,7 @@
                 <w:noProof/>
                 <w:webHidden/>
               </w:rPr>
-              <w:instrText xml:space="preserve"> PAGEREF _Toc209618467 \h </w:instrText>
+              <w:instrText xml:space="preserve"> PAGEREF _Toc209886324 \h </w:instrText>
             </w:r>
             <w:r>
               <w:rPr>
@@ -7995,78 +8124,7 @@
                 <w:noProof/>
                 <w:webHidden/>
               </w:rPr>
-              <w:t>33</w:t>
-            </w:r>
-            <w:r>
-              <w:rPr>
-                <w:noProof/>
-                <w:webHidden/>
-              </w:rPr>
-              <w:fldChar w:fldCharType="end"/>
-            </w:r>
-          </w:hyperlink>
-        </w:p>
-        <w:p>
-          <w:pPr>
-            <w:pStyle w:val="TDC3"/>
-            <w:tabs>
-              <w:tab w:val="right" w:leader="dot" w:pos="9016"/>
-            </w:tabs>
-            <w:rPr>
-              <w:rFonts w:asciiTheme="minorHAnsi" w:eastAsiaTheme="minorEastAsia" w:hAnsiTheme="minorHAnsi"/>
-              <w:noProof/>
-              <w:color w:val="auto"/>
-              <w:lang w:eastAsia="es-EC"/>
-            </w:rPr>
-          </w:pPr>
-          <w:hyperlink w:anchor="_Toc209618468" w:history="1">
-            <w:r>
-              <w:rPr>
-                <w:rStyle w:val="Hipervnculo"/>
-                <w:noProof/>
-              </w:rPr>
-              <w:t>4.2.3. Módulos de Soporte al Aprendizaje</w:t>
-            </w:r>
-            <w:r>
-              <w:rPr>
-                <w:noProof/>
-                <w:webHidden/>
-              </w:rPr>
-              <w:tab/>
-            </w:r>
-            <w:r>
-              <w:rPr>
-                <w:noProof/>
-                <w:webHidden/>
-              </w:rPr>
-              <w:fldChar w:fldCharType="begin"/>
-            </w:r>
-            <w:r>
-              <w:rPr>
-                <w:noProof/>
-                <w:webHidden/>
-              </w:rPr>
-              <w:instrText xml:space="preserve"> PAGEREF _Toc209618468 \h </w:instrText>
-            </w:r>
-            <w:r>
-              <w:rPr>
-                <w:noProof/>
-                <w:webHidden/>
-              </w:rPr>
-            </w:r>
-            <w:r>
-              <w:rPr>
-                <w:noProof/>
-                <w:webHidden/>
-              </w:rPr>
-              <w:fldChar w:fldCharType="separate"/>
-            </w:r>
-            <w:r>
-              <w:rPr>
-                <w:noProof/>
-                <w:webHidden/>
-              </w:rPr>
-              <w:t>37</w:t>
+              <w:t>47</w:t>
             </w:r>
             <w:r>
               <w:rPr>
@@ -8090,13 +8148,13 @@
               <w:lang w:eastAsia="es-EC"/>
             </w:rPr>
           </w:pPr>
-          <w:hyperlink w:anchor="_Toc209618469" w:history="1">
+          <w:hyperlink w:anchor="_Toc209886325" w:history="1">
             <w:r>
               <w:rPr>
                 <w:rStyle w:val="Hipervnculo"/>
                 <w:noProof/>
               </w:rPr>
-              <w:t>4.3. Validación del modelo</w:t>
+              <w:t>5.1. Conclusiones</w:t>
             </w:r>
             <w:r>
               <w:rPr>
@@ -8117,7 +8175,7 @@
                 <w:noProof/>
                 <w:webHidden/>
               </w:rPr>
-              <w:instrText xml:space="preserve"> PAGEREF _Toc209618469 \h </w:instrText>
+              <w:instrText xml:space="preserve"> PAGEREF _Toc209886325 \h </w:instrText>
             </w:r>
             <w:r>
               <w:rPr>
@@ -8137,7 +8195,7 @@
                 <w:noProof/>
                 <w:webHidden/>
               </w:rPr>
-              <w:t>38</w:t>
+              <w:t>48</w:t>
             </w:r>
             <w:r>
               <w:rPr>
@@ -8161,13 +8219,13 @@
               <w:lang w:eastAsia="es-EC"/>
             </w:rPr>
           </w:pPr>
-          <w:hyperlink w:anchor="_Toc209618470" w:history="1">
+          <w:hyperlink w:anchor="_Toc209886326" w:history="1">
             <w:r>
               <w:rPr>
                 <w:rStyle w:val="Hipervnculo"/>
                 <w:noProof/>
               </w:rPr>
-              <w:t>4.4. Discusión</w:t>
+              <w:t>5.2. Recomendaciones</w:t>
             </w:r>
             <w:r>
               <w:rPr>
@@ -8188,7 +8246,7 @@
                 <w:noProof/>
                 <w:webHidden/>
               </w:rPr>
-              <w:instrText xml:space="preserve"> PAGEREF _Toc209618470 \h </w:instrText>
+              <w:instrText xml:space="preserve"> PAGEREF _Toc209886326 \h </w:instrText>
             </w:r>
             <w:r>
               <w:rPr>
@@ -8208,7 +8266,7 @@
                 <w:noProof/>
                 <w:webHidden/>
               </w:rPr>
-              <w:t>38</w:t>
+              <w:t>48</w:t>
             </w:r>
             <w:r>
               <w:rPr>
@@ -8229,13 +8287,14 @@
               <w:lang w:eastAsia="es-EC"/>
             </w:rPr>
           </w:pPr>
-          <w:hyperlink w:anchor="_Toc209618471" w:history="1">
+          <w:hyperlink w:anchor="_Toc209886327" w:history="1">
             <w:r>
               <w:rPr>
                 <w:rStyle w:val="Hipervnculo"/>
                 <w:noProof/>
-              </w:rPr>
-              <w:t>CAPÍTULO V</w:t>
+                <w:lang w:val="en-US"/>
+              </w:rPr>
+              <w:t>CAPÍTULO VI  BIBLIOGRAFÍA</w:t>
             </w:r>
             <w:r>
               <w:rPr>
@@ -8256,7 +8315,7 @@
                 <w:noProof/>
                 <w:webHidden/>
               </w:rPr>
-              <w:instrText xml:space="preserve"> PAGEREF _Toc209618471 \h </w:instrText>
+              <w:instrText xml:space="preserve"> PAGEREF _Toc209886327 \h </w:instrText>
             </w:r>
             <w:r>
               <w:rPr>
@@ -8276,7 +8335,7 @@
                 <w:noProof/>
                 <w:webHidden/>
               </w:rPr>
-              <w:t>40</w:t>
+              <w:t>49</w:t>
             </w:r>
             <w:r>
               <w:rPr>
@@ -8297,13 +8356,13 @@
               <w:lang w:eastAsia="es-EC"/>
             </w:rPr>
           </w:pPr>
-          <w:hyperlink w:anchor="_Toc209618472" w:history="1">
+          <w:hyperlink w:anchor="_Toc209886328" w:history="1">
             <w:r>
               <w:rPr>
                 <w:rStyle w:val="Hipervnculo"/>
                 <w:noProof/>
               </w:rPr>
-              <w:t>CONCLUSIONES Y RECOMENDACIONES</w:t>
+              <w:t>CAPÍTULO VII</w:t>
             </w:r>
             <w:r>
               <w:rPr>
@@ -8324,7 +8383,7 @@
                 <w:noProof/>
                 <w:webHidden/>
               </w:rPr>
-              <w:instrText xml:space="preserve"> PAGEREF _Toc209618472 \h </w:instrText>
+              <w:instrText xml:space="preserve"> PAGEREF _Toc209886328 \h </w:instrText>
             </w:r>
             <w:r>
               <w:rPr>
@@ -8344,149 +8403,7 @@
                 <w:noProof/>
                 <w:webHidden/>
               </w:rPr>
-              <w:t>40</w:t>
-            </w:r>
-            <w:r>
-              <w:rPr>
-                <w:noProof/>
-                <w:webHidden/>
-              </w:rPr>
-              <w:fldChar w:fldCharType="end"/>
-            </w:r>
-          </w:hyperlink>
-        </w:p>
-        <w:p>
-          <w:pPr>
-            <w:pStyle w:val="TDC2"/>
-            <w:tabs>
-              <w:tab w:val="right" w:leader="dot" w:pos="9016"/>
-            </w:tabs>
-            <w:rPr>
-              <w:rFonts w:asciiTheme="minorHAnsi" w:eastAsiaTheme="minorEastAsia" w:hAnsiTheme="minorHAnsi"/>
-              <w:noProof/>
-              <w:color w:val="auto"/>
-              <w:lang w:eastAsia="es-EC"/>
-            </w:rPr>
-          </w:pPr>
-          <w:hyperlink w:anchor="_Toc209618473" w:history="1">
-            <w:r>
-              <w:rPr>
-                <w:rStyle w:val="Hipervnculo"/>
-                <w:noProof/>
-              </w:rPr>
-              <w:t>5.1. Conclusiones</w:t>
-            </w:r>
-            <w:r>
-              <w:rPr>
-                <w:noProof/>
-                <w:webHidden/>
-              </w:rPr>
-              <w:tab/>
-            </w:r>
-            <w:r>
-              <w:rPr>
-                <w:noProof/>
-                <w:webHidden/>
-              </w:rPr>
-              <w:fldChar w:fldCharType="begin"/>
-            </w:r>
-            <w:r>
-              <w:rPr>
-                <w:noProof/>
-                <w:webHidden/>
-              </w:rPr>
-              <w:instrText xml:space="preserve"> PAGEREF _Toc209618473 \h </w:instrText>
-            </w:r>
-            <w:r>
-              <w:rPr>
-                <w:noProof/>
-                <w:webHidden/>
-              </w:rPr>
-            </w:r>
-            <w:r>
-              <w:rPr>
-                <w:noProof/>
-                <w:webHidden/>
-              </w:rPr>
-              <w:fldChar w:fldCharType="separate"/>
-            </w:r>
-            <w:r>
-              <w:rPr>
-                <w:noProof/>
-                <w:webHidden/>
-              </w:rPr>
-              <w:t>41</w:t>
-            </w:r>
-            <w:r>
-              <w:rPr>
-                <w:noProof/>
-                <w:webHidden/>
-              </w:rPr>
-              <w:fldChar w:fldCharType="end"/>
-            </w:r>
-          </w:hyperlink>
-        </w:p>
-        <w:p>
-          <w:pPr>
-            <w:pStyle w:val="TDC2"/>
-            <w:tabs>
-              <w:tab w:val="right" w:leader="dot" w:pos="9016"/>
-            </w:tabs>
-            <w:rPr>
-              <w:rFonts w:asciiTheme="minorHAnsi" w:eastAsiaTheme="minorEastAsia" w:hAnsiTheme="minorHAnsi"/>
-              <w:noProof/>
-              <w:color w:val="auto"/>
-              <w:lang w:eastAsia="es-EC"/>
-            </w:rPr>
-          </w:pPr>
-          <w:hyperlink w:anchor="_Toc209618474" w:history="1">
-            <w:r>
-              <w:rPr>
-                <w:rStyle w:val="Hipervnculo"/>
-                <w:noProof/>
-              </w:rPr>
-              <w:t>5.2. Recomendaciones</w:t>
-            </w:r>
-            <w:r>
-              <w:rPr>
-                <w:noProof/>
-                <w:webHidden/>
-              </w:rPr>
-              <w:tab/>
-            </w:r>
-            <w:r>
-              <w:rPr>
-                <w:noProof/>
-                <w:webHidden/>
-              </w:rPr>
-              <w:fldChar w:fldCharType="begin"/>
-            </w:r>
-            <w:r>
-              <w:rPr>
-                <w:noProof/>
-                <w:webHidden/>
-              </w:rPr>
-              <w:instrText xml:space="preserve"> PAGEREF _Toc209618474 \h </w:instrText>
-            </w:r>
-            <w:r>
-              <w:rPr>
-                <w:noProof/>
-                <w:webHidden/>
-              </w:rPr>
-            </w:r>
-            <w:r>
-              <w:rPr>
-                <w:noProof/>
-                <w:webHidden/>
-              </w:rPr>
-              <w:fldChar w:fldCharType="separate"/>
-            </w:r>
-            <w:r>
-              <w:rPr>
-                <w:noProof/>
-                <w:webHidden/>
-              </w:rPr>
-              <w:t>41</w:t>
+              <w:t>56</w:t>
             </w:r>
             <w:r>
               <w:rPr>
@@ -8507,14 +8424,13 @@
               <w:lang w:eastAsia="es-EC"/>
             </w:rPr>
           </w:pPr>
-          <w:hyperlink w:anchor="_Toc209618475" w:history="1">
+          <w:hyperlink w:anchor="_Toc209886329" w:history="1">
             <w:r>
               <w:rPr>
                 <w:rStyle w:val="Hipervnculo"/>
                 <w:noProof/>
-                <w:lang w:val="en-US"/>
-              </w:rPr>
-              <w:t>CAPÍTULO VI  BIBLIOGRAFÍA</w:t>
+              </w:rPr>
+              <w:t>ANEXOS</w:t>
             </w:r>
             <w:r>
               <w:rPr>
@@ -8535,7 +8451,7 @@
                 <w:noProof/>
                 <w:webHidden/>
               </w:rPr>
-              <w:instrText xml:space="preserve"> PAGEREF _Toc209618475 \h </w:instrText>
+              <w:instrText xml:space="preserve"> PAGEREF _Toc209886329 \h </w:instrText>
             </w:r>
             <w:r>
               <w:rPr>
@@ -8555,143 +8471,7 @@
                 <w:noProof/>
                 <w:webHidden/>
               </w:rPr>
-              <w:t>42</w:t>
-            </w:r>
-            <w:r>
-              <w:rPr>
-                <w:noProof/>
-                <w:webHidden/>
-              </w:rPr>
-              <w:fldChar w:fldCharType="end"/>
-            </w:r>
-          </w:hyperlink>
-        </w:p>
-        <w:p>
-          <w:pPr>
-            <w:pStyle w:val="TDC1"/>
-            <w:rPr>
-              <w:rFonts w:asciiTheme="minorHAnsi" w:eastAsiaTheme="minorEastAsia" w:hAnsiTheme="minorHAnsi"/>
-              <w:noProof/>
-              <w:color w:val="auto"/>
-              <w:lang w:eastAsia="es-EC"/>
-            </w:rPr>
-          </w:pPr>
-          <w:hyperlink w:anchor="_Toc209618476" w:history="1">
-            <w:r>
-              <w:rPr>
-                <w:rStyle w:val="Hipervnculo"/>
-                <w:noProof/>
-              </w:rPr>
-              <w:t>CAPÍTULO VII</w:t>
-            </w:r>
-            <w:r>
-              <w:rPr>
-                <w:noProof/>
-                <w:webHidden/>
-              </w:rPr>
-              <w:tab/>
-            </w:r>
-            <w:r>
-              <w:rPr>
-                <w:noProof/>
-                <w:webHidden/>
-              </w:rPr>
-              <w:fldChar w:fldCharType="begin"/>
-            </w:r>
-            <w:r>
-              <w:rPr>
-                <w:noProof/>
-                <w:webHidden/>
-              </w:rPr>
-              <w:instrText xml:space="preserve"> PAGEREF _Toc209618476 \h </w:instrText>
-            </w:r>
-            <w:r>
-              <w:rPr>
-                <w:noProof/>
-                <w:webHidden/>
-              </w:rPr>
-            </w:r>
-            <w:r>
-              <w:rPr>
-                <w:noProof/>
-                <w:webHidden/>
-              </w:rPr>
-              <w:fldChar w:fldCharType="separate"/>
-            </w:r>
-            <w:r>
-              <w:rPr>
-                <w:noProof/>
-                <w:webHidden/>
-              </w:rPr>
-              <w:t>49</w:t>
-            </w:r>
-            <w:r>
-              <w:rPr>
-                <w:noProof/>
-                <w:webHidden/>
-              </w:rPr>
-              <w:fldChar w:fldCharType="end"/>
-            </w:r>
-          </w:hyperlink>
-        </w:p>
-        <w:p>
-          <w:pPr>
-            <w:pStyle w:val="TDC1"/>
-            <w:rPr>
-              <w:rFonts w:asciiTheme="minorHAnsi" w:eastAsiaTheme="minorEastAsia" w:hAnsiTheme="minorHAnsi"/>
-              <w:noProof/>
-              <w:color w:val="auto"/>
-              <w:lang w:eastAsia="es-EC"/>
-            </w:rPr>
-          </w:pPr>
-          <w:hyperlink w:anchor="_Toc209618477" w:history="1">
-            <w:r>
-              <w:rPr>
-                <w:rStyle w:val="Hipervnculo"/>
-                <w:noProof/>
-              </w:rPr>
-              <w:t>ANEXOS</w:t>
-            </w:r>
-            <w:r>
-              <w:rPr>
-                <w:noProof/>
-                <w:webHidden/>
-              </w:rPr>
-              <w:tab/>
-            </w:r>
-            <w:r>
-              <w:rPr>
-                <w:noProof/>
-                <w:webHidden/>
-              </w:rPr>
-              <w:fldChar w:fldCharType="begin"/>
-            </w:r>
-            <w:r>
-              <w:rPr>
-                <w:noProof/>
-                <w:webHidden/>
-              </w:rPr>
-              <w:instrText xml:space="preserve"> PAGEREF _Toc209618477 \h </w:instrText>
-            </w:r>
-            <w:r>
-              <w:rPr>
-                <w:noProof/>
-                <w:webHidden/>
-              </w:rPr>
-            </w:r>
-            <w:r>
-              <w:rPr>
-                <w:noProof/>
-                <w:webHidden/>
-              </w:rPr>
-              <w:fldChar w:fldCharType="separate"/>
-            </w:r>
-            <w:r>
-              <w:rPr>
-                <w:noProof/>
-                <w:webHidden/>
-              </w:rPr>
-              <w:t>49</w:t>
+              <w:t>56</w:t>
             </w:r>
             <w:r>
               <w:rPr>
@@ -8756,7 +8536,7 @@
           <w:noProof/>
         </w:rPr>
       </w:pPr>
-      <w:bookmarkStart w:id="4" w:name="_Toc209618404"/>
+      <w:bookmarkStart w:id="4" w:name="_Toc209886259"/>
       <w:r>
         <w:rPr>
           <w:lang w:val="es-ES"/>
@@ -8797,7 +8577,7 @@
           <w:lang w:eastAsia="es-EC"/>
         </w:rPr>
       </w:pPr>
-      <w:hyperlink w:anchor="_Toc209618497" w:history="1">
+      <w:hyperlink w:anchor="_Toc209886351" w:history="1">
         <w:r>
           <w:rPr>
             <w:rStyle w:val="Hipervnculo"/>
@@ -8833,7 +8613,7 @@
             <w:noProof/>
             <w:webHidden/>
           </w:rPr>
-          <w:instrText xml:space="preserve"> PAGEREF _Toc209618497 \h </w:instrText>
+          <w:instrText xml:space="preserve"> PAGEREF _Toc209886351 \h </w:instrText>
         </w:r>
         <w:r>
           <w:rPr>
@@ -8877,7 +8657,7 @@
           <w:lang w:eastAsia="es-EC"/>
         </w:rPr>
       </w:pPr>
-      <w:hyperlink w:anchor="_Toc209618498" w:history="1">
+      <w:hyperlink w:anchor="_Toc209886352" w:history="1">
         <w:r>
           <w:rPr>
             <w:rStyle w:val="Hipervnculo"/>
@@ -8913,7 +8693,7 @@
             <w:noProof/>
             <w:webHidden/>
           </w:rPr>
-          <w:instrText xml:space="preserve"> PAGEREF _Toc209618498 \h </w:instrText>
+          <w:instrText xml:space="preserve"> PAGEREF _Toc209886352 \h </w:instrText>
         </w:r>
         <w:r>
           <w:rPr>
@@ -8957,7 +8737,7 @@
           <w:lang w:eastAsia="es-EC"/>
         </w:rPr>
       </w:pPr>
-      <w:hyperlink w:anchor="_Toc209618499" w:history="1">
+      <w:hyperlink w:anchor="_Toc209886353" w:history="1">
         <w:r>
           <w:rPr>
             <w:rStyle w:val="Hipervnculo"/>
@@ -8993,7 +8773,7 @@
             <w:noProof/>
             <w:webHidden/>
           </w:rPr>
-          <w:instrText xml:space="preserve"> PAGEREF _Toc209618499 \h </w:instrText>
+          <w:instrText xml:space="preserve"> PAGEREF _Toc209886353 \h </w:instrText>
         </w:r>
         <w:r>
           <w:rPr>
@@ -9037,7 +8817,7 @@
           <w:lang w:eastAsia="es-EC"/>
         </w:rPr>
       </w:pPr>
-      <w:hyperlink w:anchor="_Toc209618500" w:history="1">
+      <w:hyperlink w:anchor="_Toc209886354" w:history="1">
         <w:r>
           <w:rPr>
             <w:rStyle w:val="Hipervnculo"/>
@@ -9073,7 +8853,7 @@
             <w:noProof/>
             <w:webHidden/>
           </w:rPr>
-          <w:instrText xml:space="preserve"> PAGEREF _Toc209618500 \h </w:instrText>
+          <w:instrText xml:space="preserve"> PAGEREF _To